--- a/electron/database/generate-document/templates/custom-invoice.docx
+++ b/electron/database/generate-document/templates/custom-invoice.docx
@@ -1709,15 +1709,16 @@
                 <w:right w:val="none" w:sz="0" w:space="0" w:color="auto"/>
                 <w:insideH w:val="none" w:sz="0" w:space="0" w:color="auto"/>
               </w:tblBorders>
+              <w:tblLayout w:type="fixed"/>
               <w:tblLook w:val="04A0" w:firstRow="1" w:lastRow="0" w:firstColumn="1" w:lastColumn="0" w:noHBand="0" w:noVBand="1"/>
             </w:tblPr>
             <w:tblGrid>
-              <w:gridCol w:w="5098"/>
-              <w:gridCol w:w="1357"/>
-              <w:gridCol w:w="1029"/>
-              <w:gridCol w:w="1260"/>
-              <w:gridCol w:w="836"/>
-              <w:gridCol w:w="1491"/>
+              <w:gridCol w:w="5450"/>
+              <w:gridCol w:w="1416"/>
+              <w:gridCol w:w="1020"/>
+              <w:gridCol w:w="1269"/>
+              <w:gridCol w:w="847"/>
+              <w:gridCol w:w="1069"/>
             </w:tblGrid>
             <w:tr>
               <w:trPr>
@@ -1725,13 +1726,17 @@
               </w:trPr>
               <w:tc>
                 <w:tcPr>
-                  <w:tcW w:w="5098" w:type="dxa"/>
+                  <w:tcW w:w="5450" w:type="dxa"/>
+                  <w:tcBorders>
+                    <w:right w:val="nil"/>
+                  </w:tcBorders>
                 </w:tcPr>
                 <w:p>
                   <w:pPr>
                     <w:pStyle w:val="NoSpacing"/>
                     <w:framePr w:hSpace="180" w:wrap="around" w:vAnchor="page" w:hAnchor="margin" w:y="481"/>
                     <w:spacing w:line="276" w:lineRule="auto"/>
+                    <w:jc w:val="center"/>
                     <w:rPr>
                       <w:rFonts w:cstheme="minorHAnsi"/>
                       <w:b/>
@@ -1740,7 +1745,6 @@
                       <w:szCs w:val="20"/>
                     </w:rPr>
                   </w:pPr>
-                  <w:proofErr w:type="gramStart"/>
                   <w:r>
                     <w:rPr>
                       <w:rFonts w:cstheme="minorHAnsi"/>
@@ -1749,9 +1753,8 @@
                       <w:sz w:val="20"/>
                       <w:szCs w:val="20"/>
                     </w:rPr>
-                    <w:t>Size(</w:t>
-                  </w:r>
-                  <w:proofErr w:type="gramEnd"/>
+                    <w:t>Size</w:t>
+                  </w:r>
                   <w:r>
                     <w:rPr>
                       <w:rFonts w:cstheme="minorHAnsi"/>
@@ -1760,19 +1763,23 @@
                       <w:sz w:val="20"/>
                       <w:szCs w:val="20"/>
                     </w:rPr>
-                    <w:t>MM)</w:t>
+                    <w:t>/Thickness</w:t>
                   </w:r>
                 </w:p>
               </w:tc>
               <w:tc>
                 <w:tcPr>
-                  <w:tcW w:w="1357" w:type="dxa"/>
+                  <w:tcW w:w="1416" w:type="dxa"/>
+                  <w:tcBorders>
+                    <w:left w:val="nil"/>
+                  </w:tcBorders>
                 </w:tcPr>
                 <w:p>
                   <w:pPr>
                     <w:pStyle w:val="NoSpacing"/>
                     <w:framePr w:hSpace="180" w:wrap="around" w:vAnchor="page" w:hAnchor="margin" w:y="481"/>
                     <w:spacing w:line="276" w:lineRule="auto"/>
+                    <w:jc w:val="center"/>
                     <w:rPr>
                       <w:rFonts w:cstheme="minorHAnsi"/>
                       <w:b/>
@@ -1796,13 +1803,14 @@
               </w:tc>
               <w:tc>
                 <w:tcPr>
-                  <w:tcW w:w="1029" w:type="dxa"/>
+                  <w:tcW w:w="1020" w:type="dxa"/>
                 </w:tcPr>
                 <w:p>
                   <w:pPr>
                     <w:pStyle w:val="NoSpacing"/>
                     <w:framePr w:hSpace="180" w:wrap="around" w:vAnchor="page" w:hAnchor="margin" w:y="481"/>
                     <w:spacing w:line="276" w:lineRule="auto"/>
+                    <w:jc w:val="center"/>
                     <w:rPr>
                       <w:rFonts w:cstheme="minorHAnsi"/>
                       <w:b/>
@@ -1825,13 +1833,14 @@
               </w:tc>
               <w:tc>
                 <w:tcPr>
-                  <w:tcW w:w="1260" w:type="dxa"/>
+                  <w:tcW w:w="1269" w:type="dxa"/>
                 </w:tcPr>
                 <w:p>
                   <w:pPr>
                     <w:pStyle w:val="NoSpacing"/>
                     <w:framePr w:hSpace="180" w:wrap="around" w:vAnchor="page" w:hAnchor="margin" w:y="481"/>
                     <w:spacing w:line="276" w:lineRule="auto"/>
+                    <w:jc w:val="center"/>
                     <w:rPr>
                       <w:rFonts w:cstheme="minorHAnsi"/>
                       <w:b/>
@@ -1868,13 +1877,14 @@
               </w:tc>
               <w:tc>
                 <w:tcPr>
-                  <w:tcW w:w="836" w:type="dxa"/>
+                  <w:tcW w:w="847" w:type="dxa"/>
                 </w:tcPr>
                 <w:p>
                   <w:pPr>
                     <w:pStyle w:val="NoSpacing"/>
                     <w:framePr w:hSpace="180" w:wrap="around" w:vAnchor="page" w:hAnchor="margin" w:y="481"/>
                     <w:spacing w:line="276" w:lineRule="auto"/>
+                    <w:jc w:val="center"/>
                     <w:rPr>
                       <w:rFonts w:cstheme="minorHAnsi"/>
                       <w:b/>
@@ -1891,19 +1901,45 @@
                       <w:sz w:val="20"/>
                       <w:szCs w:val="20"/>
                     </w:rPr>
-                    <w:t>Price (US $)</w:t>
+                    <w:t>Price</w:t>
+                  </w:r>
+                </w:p>
+                <w:p>
+                  <w:pPr>
+                    <w:pStyle w:val="NoSpacing"/>
+                    <w:framePr w:hSpace="180" w:wrap="around" w:vAnchor="page" w:hAnchor="margin" w:y="481"/>
+                    <w:spacing w:line="276" w:lineRule="auto"/>
+                    <w:jc w:val="center"/>
+                    <w:rPr>
+                      <w:rFonts w:cstheme="minorHAnsi"/>
+                      <w:b/>
+                      <w:bCs/>
+                      <w:sz w:val="20"/>
+                      <w:szCs w:val="20"/>
+                    </w:rPr>
+                  </w:pPr>
+                  <w:r>
+                    <w:rPr>
+                      <w:rFonts w:cstheme="minorHAnsi"/>
+                      <w:b/>
+                      <w:bCs/>
+                      <w:sz w:val="20"/>
+                      <w:szCs w:val="20"/>
+                    </w:rPr>
+                    <w:t>(US $)</w:t>
                   </w:r>
                 </w:p>
               </w:tc>
               <w:tc>
                 <w:tcPr>
-                  <w:tcW w:w="1491" w:type="dxa"/>
+                  <w:tcW w:w="1069" w:type="dxa"/>
                 </w:tcPr>
                 <w:p>
                   <w:pPr>
                     <w:pStyle w:val="NoSpacing"/>
                     <w:framePr w:hSpace="180" w:wrap="around" w:vAnchor="page" w:hAnchor="margin" w:y="481"/>
                     <w:spacing w:line="276" w:lineRule="auto"/>
+                    <w:jc w:val="center"/>
                     <w:rPr>
                       <w:rFonts w:cstheme="minorHAnsi"/>
                       <w:b/>
@@ -1920,7 +1956,32 @@
                       <w:sz w:val="20"/>
                       <w:szCs w:val="20"/>
                     </w:rPr>
-                    <w:t>Value (US $)</w:t>
+                    <w:t>Value</w:t>
+                  </w:r>
+                </w:p>
+                <w:p>
+                  <w:pPr>
+                    <w:pStyle w:val="NoSpacing"/>
+                    <w:framePr w:hSpace="180" w:wrap="around" w:vAnchor="page" w:hAnchor="margin" w:y="481"/>
+                    <w:spacing w:line="276" w:lineRule="auto"/>
+                    <w:jc w:val="center"/>
+                    <w:rPr>
+                      <w:rFonts w:cstheme="minorHAnsi"/>
+                      <w:b/>
+                      <w:bCs/>
+                      <w:sz w:val="20"/>
+                      <w:szCs w:val="20"/>
+                    </w:rPr>
+                  </w:pPr>
+                  <w:r>
+                    <w:rPr>
+                      <w:rFonts w:cstheme="minorHAnsi"/>
+                      <w:b/>
+                      <w:bCs/>
+                      <w:sz w:val="20"/>
+                      <w:szCs w:val="20"/>
+                    </w:rPr>
+                    <w:t>(US $)</w:t>
                   </w:r>
                 </w:p>
               </w:tc>
@@ -1931,7 +1992,11 @@
               </w:trPr>
               <w:tc>
                 <w:tcPr>
-                  <w:tcW w:w="5098" w:type="dxa"/>
+                  <w:tcW w:w="5450" w:type="dxa"/>
+                  <w:tcBorders>
+                    <w:bottom w:val="nil"/>
+                    <w:right w:val="nil"/>
+                  </w:tcBorders>
                 </w:tcPr>
                 <w:p>
                   <w:pPr>
@@ -1959,7 +2024,7 @@
                       <w:sz w:val="20"/>
                       <w:szCs w:val="20"/>
                     </w:rPr>
-                    <w:t>invoiceItems</w:t>
+                    <w:t>CIItems</w:t>
                   </w:r>
                   <w:r>
                     <w:rPr>
@@ -1994,7 +2059,37 @@
               </w:tc>
               <w:tc>
                 <w:tcPr>
-                  <w:tcW w:w="1357" w:type="dxa"/>
+                  <w:tcW w:w="1416" w:type="dxa"/>
+                  <w:tcBorders>
+                    <w:left w:val="nil"/>
+                    <w:bottom w:val="nil"/>
+                  </w:tcBorders>
+                  <w:vAlign w:val="bottom"/>
+                </w:tcPr>
+                <w:p>
+                  <w:pPr>
+                    <w:pStyle w:val="NoSpacing"/>
+                    <w:framePr w:hSpace="180" w:wrap="around" w:vAnchor="page" w:hAnchor="margin" w:y="481"/>
+                    <w:jc w:val="right"/>
+                    <w:rPr>
+                      <w:rFonts w:cstheme="minorHAnsi"/>
+                      <w:sz w:val="20"/>
+                      <w:szCs w:val="20"/>
+                    </w:rPr>
+                  </w:pPr>
+                  <w:r>
+                    <w:rPr>
+                      <w:rFonts w:cstheme="minorHAnsi"/>
+                      <w:sz w:val="20"/>
+                      <w:szCs w:val="20"/>
+                    </w:rPr>
+                    <w:t>As Per P/List</w:t>
+                  </w:r>
+                </w:p>
+              </w:tc>
+              <w:tc>
+                <w:tcPr>
+                  <w:tcW w:w="1020" w:type="dxa"/>
                 </w:tcPr>
                 <w:p>
                   <w:pPr>
@@ -2011,7 +2106,7 @@
               </w:tc>
               <w:tc>
                 <w:tcPr>
-                  <w:tcW w:w="1029" w:type="dxa"/>
+                  <w:tcW w:w="1269" w:type="dxa"/>
                 </w:tcPr>
                 <w:p>
                   <w:pPr>
@@ -2028,7 +2123,7 @@
               </w:tc>
               <w:tc>
                 <w:tcPr>
-                  <w:tcW w:w="1260" w:type="dxa"/>
+                  <w:tcW w:w="847" w:type="dxa"/>
                 </w:tcPr>
                 <w:p>
                   <w:pPr>
@@ -2045,24 +2140,7 @@
               </w:tc>
               <w:tc>
                 <w:tcPr>
-                  <w:tcW w:w="836" w:type="dxa"/>
-                </w:tcPr>
-                <w:p>
-                  <w:pPr>
-                    <w:pStyle w:val="NoSpacing"/>
-                    <w:framePr w:hSpace="180" w:wrap="around" w:vAnchor="page" w:hAnchor="margin" w:y="481"/>
-                    <w:spacing w:line="276" w:lineRule="auto"/>
-                    <w:rPr>
-                      <w:rFonts w:cstheme="minorHAnsi"/>
-                      <w:sz w:val="20"/>
-                      <w:szCs w:val="20"/>
-                    </w:rPr>
-                  </w:pPr>
-                </w:p>
-              </w:tc>
-              <w:tc>
-                <w:tcPr>
-                  <w:tcW w:w="1491" w:type="dxa"/>
+                  <w:tcW w:w="1069" w:type="dxa"/>
                 </w:tcPr>
                 <w:p>
                   <w:pPr>
@@ -2084,7 +2162,10 @@
               </w:trPr>
               <w:tc>
                 <w:tcPr>
-                  <w:tcW w:w="5098" w:type="dxa"/>
+                  <w:tcW w:w="5450" w:type="dxa"/>
+                  <w:tcBorders>
+                    <w:right w:val="nil"/>
+                  </w:tcBorders>
                 </w:tcPr>
                 <w:p>
                   <w:pPr>
@@ -2109,7 +2190,10 @@
               </w:tc>
               <w:tc>
                 <w:tcPr>
-                  <w:tcW w:w="1357" w:type="dxa"/>
+                  <w:tcW w:w="1416" w:type="dxa"/>
+                  <w:tcBorders>
+                    <w:left w:val="nil"/>
+                  </w:tcBorders>
                 </w:tcPr>
                 <w:p>
                   <w:pPr>
@@ -2126,7 +2210,7 @@
               </w:tc>
               <w:tc>
                 <w:tcPr>
-                  <w:tcW w:w="1029" w:type="dxa"/>
+                  <w:tcW w:w="1020" w:type="dxa"/>
                 </w:tcPr>
                 <w:p>
                   <w:pPr>
@@ -2168,7 +2252,7 @@
               </w:tc>
               <w:tc>
                 <w:tcPr>
-                  <w:tcW w:w="1260" w:type="dxa"/>
+                  <w:tcW w:w="1269" w:type="dxa"/>
                 </w:tcPr>
                 <w:p>
                   <w:pPr>
@@ -2197,7 +2281,7 @@
                       <w:sz w:val="20"/>
                       <w:szCs w:val="20"/>
                     </w:rPr>
-                    <w:t>totalSqMt</w:t>
+                    <w:t>totalSq</w:t>
                   </w:r>
                   <w:proofErr w:type="spellEnd"/>
                   <w:r>
@@ -2212,7 +2296,7 @@
               </w:tc>
               <w:tc>
                 <w:tcPr>
-                  <w:tcW w:w="836" w:type="dxa"/>
+                  <w:tcW w:w="847" w:type="dxa"/>
                 </w:tcPr>
                 <w:p>
                   <w:pPr>
@@ -2254,7 +2338,7 @@
               </w:tc>
               <w:tc>
                 <w:tcPr>
-                  <w:tcW w:w="1491" w:type="dxa"/>
+                  <w:tcW w:w="1069" w:type="dxa"/>
                 </w:tcPr>
                 <w:p>
                   <w:pPr>
@@ -2289,7 +2373,27 @@
                       <w:sz w:val="20"/>
                       <w:szCs w:val="20"/>
                     </w:rPr>
-                    <w:t>{/invoices} {/</w:t>
+                    <w:t xml:space="preserve">{/invoices} </w:t>
+                  </w:r>
+                </w:p>
+                <w:p>
+                  <w:pPr>
+                    <w:pStyle w:val="NoSpacing"/>
+                    <w:framePr w:hSpace="180" w:wrap="around" w:vAnchor="page" w:hAnchor="margin" w:y="481"/>
+                    <w:jc w:val="right"/>
+                    <w:rPr>
+                      <w:rFonts w:cstheme="minorHAnsi"/>
+                      <w:sz w:val="20"/>
+                      <w:szCs w:val="20"/>
+                    </w:rPr>
+                  </w:pPr>
+                  <w:r>
+                    <w:rPr>
+                      <w:rFonts w:cstheme="minorHAnsi"/>
+                      <w:sz w:val="20"/>
+                      <w:szCs w:val="20"/>
+                    </w:rPr>
+                    <w:t>{/</w:t>
                   </w:r>
                   <w:proofErr w:type="spellStart"/>
                   <w:r>
@@ -2298,7 +2402,7 @@
                       <w:sz w:val="20"/>
                       <w:szCs w:val="20"/>
                     </w:rPr>
-                    <w:t>invoiceItems</w:t>
+                    <w:t>CIItems</w:t>
                   </w:r>
                   <w:proofErr w:type="spellEnd"/>
                   <w:r>
@@ -2358,7 +2462,7 @@
               <w:rPr>
                 <w:rFonts w:cstheme="minorHAnsi"/>
               </w:rPr>
-              <w:t>totalAmount</w:t>
+              <w:t>additionSumAmount</w:t>
             </w:r>
             <w:proofErr w:type="spellEnd"/>
             <w:r>
@@ -2539,26 +2643,6 @@
                 <w:rFonts w:cstheme="minorHAnsi"/>
               </w:rPr>
             </w:pPr>
-            <w:r>
-              <w:rPr>
-                <w:rFonts w:cstheme="minorHAnsi"/>
-              </w:rPr>
-              <w:t>{</w:t>
-            </w:r>
-            <w:proofErr w:type="spellStart"/>
-            <w:r>
-              <w:rPr>
-                <w:rFonts w:cstheme="minorHAnsi"/>
-              </w:rPr>
-              <w:t>totalAddition</w:t>
-            </w:r>
-            <w:proofErr w:type="spellEnd"/>
-            <w:r>
-              <w:rPr>
-                <w:rFonts w:cstheme="minorHAnsi"/>
-              </w:rPr>
-              <w:t>}</w:t>
-            </w:r>
           </w:p>
           <w:p>
             <w:pPr>
@@ -2937,17 +3021,6 @@
               </w:rPr>
               <w:t>}</w:t>
             </w:r>
-          </w:p>
-          <w:p>
-            <w:pPr>
-              <w:pStyle w:val="NoSpacing"/>
-              <w:spacing w:line="276" w:lineRule="auto"/>
-              <w:rPr>
-                <w:rFonts w:cstheme="minorHAnsi"/>
-                <w:sz w:val="20"/>
-                <w:szCs w:val="20"/>
-              </w:rPr>
-            </w:pPr>
           </w:p>
         </w:tc>
       </w:tr>
@@ -3239,19 +3312,6 @@
                     <w:t xml:space="preserve"> MM</w:t>
                   </w:r>
                 </w:p>
-                <w:p>
-                  <w:pPr>
-                    <w:pStyle w:val="NoSpacing"/>
-                    <w:keepNext/>
-                    <w:framePr w:hSpace="180" w:wrap="around" w:vAnchor="page" w:hAnchor="margin" w:y="481"/>
-                    <w:spacing w:line="276" w:lineRule="auto"/>
-                    <w:rPr>
-                      <w:rFonts w:cstheme="minorHAnsi"/>
-                      <w:sz w:val="20"/>
-                      <w:szCs w:val="20"/>
-                    </w:rPr>
-                  </w:pPr>
-                </w:p>
               </w:tc>
             </w:tr>
           </w:tbl>
@@ -3283,6 +3343,17 @@
               <w:right w:val="nil"/>
             </w:tcBorders>
           </w:tcPr>
+          <w:p>
+            <w:pPr>
+              <w:pStyle w:val="NoSpacing"/>
+              <w:spacing w:line="276" w:lineRule="auto"/>
+              <w:rPr>
+                <w:rFonts w:cstheme="minorHAnsi"/>
+                <w:sz w:val="20"/>
+                <w:szCs w:val="20"/>
+              </w:rPr>
+            </w:pPr>
+          </w:p>
           <w:tbl>
             <w:tblPr>
               <w:tblStyle w:val="TableGrid"/>
@@ -3330,23 +3401,7 @@
                       <w:sz w:val="20"/>
                       <w:szCs w:val="20"/>
                     </w:rPr>
-                    <w:t>Avg</w:t>
-                  </w:r>
-                  <w:r>
-                    <w:rPr>
-                      <w:rFonts w:cstheme="minorHAnsi"/>
-                      <w:sz w:val="20"/>
-                      <w:szCs w:val="20"/>
-                    </w:rPr>
-                    <w:t>.</w:t>
-                  </w:r>
-                  <w:r>
-                    <w:rPr>
-                      <w:rFonts w:cstheme="minorHAnsi"/>
-                      <w:sz w:val="20"/>
-                      <w:szCs w:val="20"/>
-                    </w:rPr>
-                    <w:t>/</w:t>
+                    <w:t>Avg./</w:t>
                   </w:r>
                   <w:proofErr w:type="gramStart"/>
                   <w:r>
@@ -3355,15 +3410,7 @@
                       <w:sz w:val="20"/>
                       <w:szCs w:val="20"/>
                     </w:rPr>
-                    <w:t>Wt.</w:t>
-                  </w:r>
-                  <w:r>
-                    <w:rPr>
-                      <w:rFonts w:cstheme="minorHAnsi"/>
-                      <w:sz w:val="20"/>
-                      <w:szCs w:val="20"/>
-                    </w:rPr>
-                    <w:t>(</w:t>
+                    <w:t>Wt.(</w:t>
                   </w:r>
                   <w:proofErr w:type="gramEnd"/>
                   <w:r>
@@ -3398,23 +3445,7 @@
                       <w:sz w:val="20"/>
                       <w:szCs w:val="20"/>
                     </w:rPr>
-                    <w:t xml:space="preserve">Total </w:t>
-                  </w:r>
-                  <w:r>
-                    <w:rPr>
-                      <w:rFonts w:cstheme="minorHAnsi"/>
-                      <w:sz w:val="20"/>
-                      <w:szCs w:val="20"/>
-                    </w:rPr>
-                    <w:t>Sq.</w:t>
-                  </w:r>
-                  <w:r>
-                    <w:rPr>
-                      <w:rFonts w:cstheme="minorHAnsi"/>
-                      <w:sz w:val="20"/>
-                      <w:szCs w:val="20"/>
-                    </w:rPr>
-                    <w:t xml:space="preserve"> MT</w:t>
+                    <w:t>Total Sq. MT</w:t>
                   </w:r>
                 </w:p>
               </w:tc>
@@ -3632,15 +3663,7 @@
                       <w:sz w:val="20"/>
                       <w:szCs w:val="20"/>
                     </w:rPr>
-                    <w:t>} MM</w:t>
-                  </w:r>
-                  <w:r>
-                    <w:rPr>
-                      <w:rFonts w:cstheme="minorHAnsi"/>
-                      <w:sz w:val="20"/>
-                      <w:szCs w:val="20"/>
-                    </w:rPr>
-                    <w:t>{/</w:t>
+                    <w:t>} MM{/</w:t>
                   </w:r>
                   <w:proofErr w:type="spellStart"/>
                   <w:r>
@@ -3693,401 +3716,6 @@
               <w:right w:val="nil"/>
             </w:tcBorders>
           </w:tcPr>
-          <w:tbl>
-            <w:tblPr>
-              <w:tblStyle w:val="TableGrid"/>
-              <w:tblW w:w="0" w:type="auto"/>
-              <w:tblInd w:w="1" w:type="dxa"/>
-              <w:tblBorders>
-                <w:top w:val="none" w:sz="0" w:space="0" w:color="auto"/>
-                <w:left w:val="none" w:sz="0" w:space="0" w:color="auto"/>
-                <w:bottom w:val="none" w:sz="0" w:space="0" w:color="auto"/>
-                <w:right w:val="none" w:sz="0" w:space="0" w:color="auto"/>
-                <w:insideH w:val="none" w:sz="0" w:space="0" w:color="auto"/>
-                <w:insideV w:val="none" w:sz="0" w:space="0" w:color="auto"/>
-              </w:tblBorders>
-              <w:tblLook w:val="04A0" w:firstRow="1" w:lastRow="0" w:firstColumn="1" w:lastColumn="0" w:noHBand="0" w:noVBand="1"/>
-            </w:tblPr>
-            <w:tblGrid>
-              <w:gridCol w:w="1565"/>
-              <w:gridCol w:w="7846"/>
-            </w:tblGrid>
-            <w:tr>
-              <w:trPr>
-                <w:cantSplit/>
-                <w:trHeight w:val="296"/>
-              </w:trPr>
-              <w:tc>
-                <w:tcPr>
-                  <w:tcW w:w="1565" w:type="dxa"/>
-                </w:tcPr>
-                <w:p>
-                  <w:pPr>
-                    <w:pStyle w:val="NoSpacing"/>
-                    <w:keepNext/>
-                    <w:framePr w:hSpace="180" w:wrap="around" w:vAnchor="page" w:hAnchor="margin" w:y="481"/>
-                    <w:spacing w:line="276" w:lineRule="auto"/>
-                    <w:rPr>
-                      <w:rFonts w:cstheme="minorHAnsi"/>
-                    </w:rPr>
-                  </w:pPr>
-                </w:p>
-              </w:tc>
-              <w:tc>
-                <w:tcPr>
-                  <w:tcW w:w="7846" w:type="dxa"/>
-                </w:tcPr>
-                <w:p>
-                  <w:pPr>
-                    <w:pStyle w:val="NoSpacing"/>
-                    <w:keepNext/>
-                    <w:framePr w:hSpace="180" w:wrap="around" w:vAnchor="page" w:hAnchor="margin" w:y="481"/>
-                    <w:tabs>
-                      <w:tab w:val="left" w:pos="5242"/>
-                      <w:tab w:val="left" w:pos="5837"/>
-                    </w:tabs>
-                    <w:spacing w:line="276" w:lineRule="auto"/>
-                    <w:rPr>
-                      <w:rFonts w:cstheme="minorHAnsi"/>
-                    </w:rPr>
-                  </w:pPr>
-                  <w:r>
-                    <w:rPr>
-                      <w:rFonts w:cstheme="minorHAnsi"/>
-                    </w:rPr>
-                    <w:tab/>
-                  </w:r>
-                  <w:r>
-                    <w:rPr>
-                      <w:rFonts w:cstheme="minorHAnsi"/>
-                    </w:rPr>
-                    <w:tab/>
-                  </w:r>
-                </w:p>
-              </w:tc>
-            </w:tr>
-            <w:tr>
-              <w:trPr>
-                <w:cantSplit/>
-                <w:trHeight w:val="296"/>
-              </w:trPr>
-              <w:tc>
-                <w:tcPr>
-                  <w:tcW w:w="1565" w:type="dxa"/>
-                </w:tcPr>
-                <w:p>
-                  <w:pPr>
-                    <w:pStyle w:val="NoSpacing"/>
-                    <w:keepNext/>
-                    <w:framePr w:hSpace="180" w:wrap="around" w:vAnchor="page" w:hAnchor="margin" w:y="481"/>
-                    <w:spacing w:line="276" w:lineRule="auto"/>
-                    <w:rPr>
-                      <w:rFonts w:cstheme="minorHAnsi"/>
-                    </w:rPr>
-                  </w:pPr>
-                  <w:r>
-                    <w:rPr>
-                      <w:rFonts w:cstheme="minorHAnsi"/>
-                    </w:rPr>
-                    <w:lastRenderedPageBreak/>
-                    <w:t>Pan No:</w:t>
-                  </w:r>
-                </w:p>
-              </w:tc>
-              <w:tc>
-                <w:tcPr>
-                  <w:tcW w:w="7846" w:type="dxa"/>
-                </w:tcPr>
-                <w:p>
-                  <w:pPr>
-                    <w:pStyle w:val="NoSpacing"/>
-                    <w:keepNext/>
-                    <w:framePr w:hSpace="180" w:wrap="around" w:vAnchor="page" w:hAnchor="margin" w:y="481"/>
-                    <w:spacing w:line="276" w:lineRule="auto"/>
-                    <w:rPr>
-                      <w:rFonts w:cstheme="minorHAnsi"/>
-                    </w:rPr>
-                  </w:pPr>
-                  <w:r>
-                    <w:rPr>
-                      <w:rFonts w:cstheme="minorHAnsi"/>
-                    </w:rPr>
-                    <w:t>{</w:t>
-                  </w:r>
-                  <w:proofErr w:type="spellStart"/>
-                  <w:r>
-                    <w:rPr>
-                      <w:rFonts w:cstheme="minorHAnsi"/>
-                    </w:rPr>
-                    <w:t>panNo</w:t>
-                  </w:r>
-                  <w:proofErr w:type="spellEnd"/>
-                  <w:r>
-                    <w:rPr>
-                      <w:rFonts w:cstheme="minorHAnsi"/>
-                    </w:rPr>
-                    <w:t>}</w:t>
-                  </w:r>
-                </w:p>
-              </w:tc>
-            </w:tr>
-            <w:tr>
-              <w:trPr>
-                <w:cantSplit/>
-                <w:trHeight w:val="296"/>
-              </w:trPr>
-              <w:tc>
-                <w:tcPr>
-                  <w:tcW w:w="1565" w:type="dxa"/>
-                </w:tcPr>
-                <w:p>
-                  <w:pPr>
-                    <w:pStyle w:val="NoSpacing"/>
-                    <w:keepNext/>
-                    <w:framePr w:hSpace="180" w:wrap="around" w:vAnchor="page" w:hAnchor="margin" w:y="481"/>
-                    <w:spacing w:line="276" w:lineRule="auto"/>
-                    <w:rPr>
-                      <w:rFonts w:cstheme="minorHAnsi"/>
-                    </w:rPr>
-                  </w:pPr>
-                  <w:r>
-                    <w:rPr>
-                      <w:rFonts w:cstheme="minorHAnsi"/>
-                    </w:rPr>
-                    <w:t>Bank Name:</w:t>
-                  </w:r>
-                </w:p>
-              </w:tc>
-              <w:tc>
-                <w:tcPr>
-                  <w:tcW w:w="7846" w:type="dxa"/>
-                </w:tcPr>
-                <w:p>
-                  <w:pPr>
-                    <w:pStyle w:val="NoSpacing"/>
-                    <w:keepNext/>
-                    <w:framePr w:hSpace="180" w:wrap="around" w:vAnchor="page" w:hAnchor="margin" w:y="481"/>
-                    <w:spacing w:line="276" w:lineRule="auto"/>
-                    <w:rPr>
-                      <w:rFonts w:cstheme="minorHAnsi"/>
-                    </w:rPr>
-                  </w:pPr>
-                  <w:r>
-                    <w:rPr>
-                      <w:rFonts w:cstheme="minorHAnsi"/>
-                    </w:rPr>
-                    <w:t>{</w:t>
-                  </w:r>
-                  <w:proofErr w:type="spellStart"/>
-                  <w:r>
-                    <w:rPr>
-                      <w:rFonts w:cstheme="minorHAnsi"/>
-                    </w:rPr>
-                    <w:t>bankName</w:t>
-                  </w:r>
-                  <w:proofErr w:type="spellEnd"/>
-                  <w:r>
-                    <w:rPr>
-                      <w:rFonts w:cstheme="minorHAnsi"/>
-                    </w:rPr>
-                    <w:t>}</w:t>
-                  </w:r>
-                </w:p>
-              </w:tc>
-            </w:tr>
-            <w:tr>
-              <w:trPr>
-                <w:cantSplit/>
-                <w:trHeight w:val="296"/>
-              </w:trPr>
-              <w:tc>
-                <w:tcPr>
-                  <w:tcW w:w="1565" w:type="dxa"/>
-                </w:tcPr>
-                <w:p>
-                  <w:pPr>
-                    <w:pStyle w:val="NoSpacing"/>
-                    <w:keepNext/>
-                    <w:framePr w:hSpace="180" w:wrap="around" w:vAnchor="page" w:hAnchor="margin" w:y="481"/>
-                    <w:spacing w:line="276" w:lineRule="auto"/>
-                    <w:rPr>
-                      <w:rFonts w:cstheme="minorHAnsi"/>
-                    </w:rPr>
-                  </w:pPr>
-                  <w:r>
-                    <w:rPr>
-                      <w:rFonts w:cstheme="minorHAnsi"/>
-                    </w:rPr>
-                    <w:t xml:space="preserve">AD Code: </w:t>
-                  </w:r>
-                </w:p>
-              </w:tc>
-              <w:tc>
-                <w:tcPr>
-                  <w:tcW w:w="7846" w:type="dxa"/>
-                </w:tcPr>
-                <w:p>
-                  <w:pPr>
-                    <w:pStyle w:val="NoSpacing"/>
-                    <w:keepNext/>
-                    <w:framePr w:hSpace="180" w:wrap="around" w:vAnchor="page" w:hAnchor="margin" w:y="481"/>
-                    <w:spacing w:line="276" w:lineRule="auto"/>
-                    <w:rPr>
-                      <w:rFonts w:cstheme="minorHAnsi"/>
-                    </w:rPr>
-                  </w:pPr>
-                  <w:r>
-                    <w:rPr>
-                      <w:rFonts w:cstheme="minorHAnsi"/>
-                    </w:rPr>
-                    <w:t>{</w:t>
-                  </w:r>
-                  <w:proofErr w:type="spellStart"/>
-                  <w:r>
-                    <w:rPr>
-                      <w:rFonts w:cstheme="minorHAnsi"/>
-                    </w:rPr>
-                    <w:t>adCode</w:t>
-                  </w:r>
-                  <w:proofErr w:type="spellEnd"/>
-                  <w:r>
-                    <w:rPr>
-                      <w:rFonts w:cstheme="minorHAnsi"/>
-                    </w:rPr>
-                    <w:t>}</w:t>
-                  </w:r>
-                </w:p>
-              </w:tc>
-            </w:tr>
-            <w:tr>
-              <w:trPr>
-                <w:cantSplit/>
-                <w:trHeight w:val="296"/>
-              </w:trPr>
-              <w:tc>
-                <w:tcPr>
-                  <w:tcW w:w="1565" w:type="dxa"/>
-                </w:tcPr>
-                <w:p>
-                  <w:pPr>
-                    <w:pStyle w:val="NoSpacing"/>
-                    <w:keepNext/>
-                    <w:framePr w:hSpace="180" w:wrap="around" w:vAnchor="page" w:hAnchor="margin" w:y="481"/>
-                    <w:spacing w:line="276" w:lineRule="auto"/>
-                    <w:rPr>
-                      <w:rFonts w:cstheme="minorHAnsi"/>
-                    </w:rPr>
-                  </w:pPr>
-                  <w:r>
-                    <w:rPr>
-                      <w:rFonts w:cstheme="minorHAnsi"/>
-                    </w:rPr>
-                    <w:t xml:space="preserve">Account No: </w:t>
-                  </w:r>
-                </w:p>
-              </w:tc>
-              <w:tc>
-                <w:tcPr>
-                  <w:tcW w:w="7846" w:type="dxa"/>
-                </w:tcPr>
-                <w:p>
-                  <w:pPr>
-                    <w:pStyle w:val="NoSpacing"/>
-                    <w:keepNext/>
-                    <w:framePr w:hSpace="180" w:wrap="around" w:vAnchor="page" w:hAnchor="margin" w:y="481"/>
-                    <w:spacing w:line="276" w:lineRule="auto"/>
-                    <w:rPr>
-                      <w:rFonts w:cstheme="minorHAnsi"/>
-                    </w:rPr>
-                  </w:pPr>
-                  <w:r>
-                    <w:rPr>
-                      <w:rFonts w:cstheme="minorHAnsi"/>
-                    </w:rPr>
-                    <w:t>{</w:t>
-                  </w:r>
-                  <w:proofErr w:type="spellStart"/>
-                  <w:r>
-                    <w:rPr>
-                      <w:rFonts w:cstheme="minorHAnsi"/>
-                    </w:rPr>
-                    <w:t>acCode</w:t>
-                  </w:r>
-                  <w:proofErr w:type="spellEnd"/>
-                  <w:r>
-                    <w:rPr>
-                      <w:rFonts w:cstheme="minorHAnsi"/>
-                    </w:rPr>
-                    <w:t>}</w:t>
-                  </w:r>
-                </w:p>
-              </w:tc>
-            </w:tr>
-            <w:tr>
-              <w:trPr>
-                <w:cantSplit/>
-                <w:trHeight w:val="283"/>
-              </w:trPr>
-              <w:tc>
-                <w:tcPr>
-                  <w:tcW w:w="1565" w:type="dxa"/>
-                </w:tcPr>
-                <w:p>
-                  <w:pPr>
-                    <w:pStyle w:val="NoSpacing"/>
-                    <w:keepNext/>
-                    <w:framePr w:hSpace="180" w:wrap="around" w:vAnchor="page" w:hAnchor="margin" w:y="481"/>
-                    <w:spacing w:line="276" w:lineRule="auto"/>
-                    <w:rPr>
-                      <w:rFonts w:cstheme="minorHAnsi"/>
-                    </w:rPr>
-                  </w:pPr>
-                  <w:r>
-                    <w:rPr>
-                      <w:rFonts w:cstheme="minorHAnsi"/>
-                    </w:rPr>
-                    <w:t>IEC Code No:</w:t>
-                  </w:r>
-                </w:p>
-              </w:tc>
-              <w:tc>
-                <w:tcPr>
-                  <w:tcW w:w="7846" w:type="dxa"/>
-                </w:tcPr>
-                <w:p>
-                  <w:pPr>
-                    <w:pStyle w:val="NoSpacing"/>
-                    <w:keepNext/>
-                    <w:framePr w:hSpace="180" w:wrap="around" w:vAnchor="page" w:hAnchor="margin" w:y="481"/>
-                    <w:spacing w:line="276" w:lineRule="auto"/>
-                    <w:rPr>
-                      <w:rFonts w:cstheme="minorHAnsi"/>
-                    </w:rPr>
-                  </w:pPr>
-                  <w:r>
-                    <w:rPr>
-                      <w:rFonts w:cstheme="minorHAnsi"/>
-                    </w:rPr>
-                    <w:t>{</w:t>
-                  </w:r>
-                  <w:proofErr w:type="spellStart"/>
-                  <w:r>
-                    <w:rPr>
-                      <w:rFonts w:cstheme="minorHAnsi"/>
-                    </w:rPr>
-                    <w:t>iec</w:t>
-                  </w:r>
-                  <w:proofErr w:type="spellEnd"/>
-                  <w:r>
-                    <w:rPr>
-                      <w:rFonts w:cstheme="minorHAnsi"/>
-                    </w:rPr>
-                    <w:t>}</w:t>
-                  </w:r>
-                </w:p>
-              </w:tc>
-            </w:tr>
-          </w:tbl>
           <w:p>
             <w:pPr>
               <w:pStyle w:val="NoSpacing"/>
@@ -4101,7 +3729,338 @@
           </w:p>
         </w:tc>
       </w:tr>
-      <w:bookmarkEnd w:id="0"/>
+    </w:tbl>
+    <w:tbl>
+      <w:tblPr>
+        <w:tblStyle w:val="TableGrid"/>
+        <w:tblW w:w="0" w:type="auto"/>
+        <w:tblInd w:w="1" w:type="dxa"/>
+        <w:tblBorders>
+          <w:top w:val="none" w:sz="0" w:space="0" w:color="auto"/>
+          <w:left w:val="none" w:sz="0" w:space="0" w:color="auto"/>
+          <w:bottom w:val="none" w:sz="0" w:space="0" w:color="auto"/>
+          <w:right w:val="none" w:sz="0" w:space="0" w:color="auto"/>
+          <w:insideH w:val="none" w:sz="0" w:space="0" w:color="auto"/>
+          <w:insideV w:val="none" w:sz="0" w:space="0" w:color="auto"/>
+        </w:tblBorders>
+        <w:tblLook w:val="04A0" w:firstRow="1" w:lastRow="0" w:firstColumn="1" w:lastColumn="0" w:noHBand="0" w:noVBand="1"/>
+      </w:tblPr>
+      <w:tblGrid>
+        <w:gridCol w:w="1565"/>
+        <w:gridCol w:w="7846"/>
+      </w:tblGrid>
+      <w:tr>
+        <w:trPr>
+          <w:cantSplit/>
+          <w:trHeight w:val="296"/>
+        </w:trPr>
+        <w:tc>
+          <w:tcPr>
+            <w:tcW w:w="1565" w:type="dxa"/>
+          </w:tcPr>
+          <w:bookmarkEnd w:id="0"/>
+          <w:p>
+            <w:pPr>
+              <w:pStyle w:val="NoSpacing"/>
+              <w:keepNext/>
+              <w:spacing w:line="276" w:lineRule="auto"/>
+              <w:rPr>
+                <w:rFonts w:cstheme="minorHAnsi"/>
+              </w:rPr>
+            </w:pPr>
+            <w:r>
+              <w:rPr>
+                <w:rFonts w:cstheme="minorHAnsi"/>
+              </w:rPr>
+              <w:lastRenderedPageBreak/>
+              <w:t>Pan No:</w:t>
+            </w:r>
+          </w:p>
+        </w:tc>
+        <w:tc>
+          <w:tcPr>
+            <w:tcW w:w="7846" w:type="dxa"/>
+          </w:tcPr>
+          <w:p>
+            <w:pPr>
+              <w:pStyle w:val="NoSpacing"/>
+              <w:keepNext/>
+              <w:spacing w:line="276" w:lineRule="auto"/>
+              <w:rPr>
+                <w:rFonts w:cstheme="minorHAnsi"/>
+              </w:rPr>
+            </w:pPr>
+            <w:r>
+              <w:rPr>
+                <w:rFonts w:cstheme="minorHAnsi"/>
+              </w:rPr>
+              <w:t>{</w:t>
+            </w:r>
+            <w:proofErr w:type="spellStart"/>
+            <w:r>
+              <w:rPr>
+                <w:rFonts w:cstheme="minorHAnsi"/>
+              </w:rPr>
+              <w:t>panNo</w:t>
+            </w:r>
+            <w:proofErr w:type="spellEnd"/>
+            <w:r>
+              <w:rPr>
+                <w:rFonts w:cstheme="minorHAnsi"/>
+              </w:rPr>
+              <w:t>}</w:t>
+            </w:r>
+          </w:p>
+        </w:tc>
+      </w:tr>
+      <w:tr>
+        <w:trPr>
+          <w:cantSplit/>
+          <w:trHeight w:val="296"/>
+        </w:trPr>
+        <w:tc>
+          <w:tcPr>
+            <w:tcW w:w="1565" w:type="dxa"/>
+          </w:tcPr>
+          <w:p>
+            <w:pPr>
+              <w:pStyle w:val="NoSpacing"/>
+              <w:keepNext/>
+              <w:spacing w:line="276" w:lineRule="auto"/>
+              <w:rPr>
+                <w:rFonts w:cstheme="minorHAnsi"/>
+              </w:rPr>
+            </w:pPr>
+            <w:r>
+              <w:rPr>
+                <w:rFonts w:cstheme="minorHAnsi"/>
+              </w:rPr>
+              <w:t>Bank Name:</w:t>
+            </w:r>
+          </w:p>
+        </w:tc>
+        <w:tc>
+          <w:tcPr>
+            <w:tcW w:w="7846" w:type="dxa"/>
+          </w:tcPr>
+          <w:p>
+            <w:pPr>
+              <w:pStyle w:val="NoSpacing"/>
+              <w:keepNext/>
+              <w:spacing w:line="276" w:lineRule="auto"/>
+              <w:rPr>
+                <w:rFonts w:cstheme="minorHAnsi"/>
+              </w:rPr>
+            </w:pPr>
+            <w:r>
+              <w:rPr>
+                <w:rFonts w:cstheme="minorHAnsi"/>
+              </w:rPr>
+              <w:t>{</w:t>
+            </w:r>
+            <w:proofErr w:type="spellStart"/>
+            <w:r>
+              <w:rPr>
+                <w:rFonts w:cstheme="minorHAnsi"/>
+              </w:rPr>
+              <w:t>bankName</w:t>
+            </w:r>
+            <w:proofErr w:type="spellEnd"/>
+            <w:r>
+              <w:rPr>
+                <w:rFonts w:cstheme="minorHAnsi"/>
+              </w:rPr>
+              <w:t>}</w:t>
+            </w:r>
+          </w:p>
+        </w:tc>
+      </w:tr>
+      <w:tr>
+        <w:trPr>
+          <w:cantSplit/>
+          <w:trHeight w:val="296"/>
+        </w:trPr>
+        <w:tc>
+          <w:tcPr>
+            <w:tcW w:w="1565" w:type="dxa"/>
+          </w:tcPr>
+          <w:p>
+            <w:pPr>
+              <w:pStyle w:val="NoSpacing"/>
+              <w:keepNext/>
+              <w:spacing w:line="276" w:lineRule="auto"/>
+              <w:rPr>
+                <w:rFonts w:cstheme="minorHAnsi"/>
+              </w:rPr>
+            </w:pPr>
+            <w:r>
+              <w:rPr>
+                <w:rFonts w:cstheme="minorHAnsi"/>
+              </w:rPr>
+              <w:t xml:space="preserve">AD Code: </w:t>
+            </w:r>
+          </w:p>
+        </w:tc>
+        <w:tc>
+          <w:tcPr>
+            <w:tcW w:w="7846" w:type="dxa"/>
+          </w:tcPr>
+          <w:p>
+            <w:pPr>
+              <w:pStyle w:val="NoSpacing"/>
+              <w:keepNext/>
+              <w:spacing w:line="276" w:lineRule="auto"/>
+              <w:rPr>
+                <w:rFonts w:cstheme="minorHAnsi"/>
+              </w:rPr>
+            </w:pPr>
+            <w:r>
+              <w:rPr>
+                <w:rFonts w:cstheme="minorHAnsi"/>
+              </w:rPr>
+              <w:t>{</w:t>
+            </w:r>
+            <w:proofErr w:type="spellStart"/>
+            <w:r>
+              <w:rPr>
+                <w:rFonts w:cstheme="minorHAnsi"/>
+              </w:rPr>
+              <w:t>adCode</w:t>
+            </w:r>
+            <w:proofErr w:type="spellEnd"/>
+            <w:r>
+              <w:rPr>
+                <w:rFonts w:cstheme="minorHAnsi"/>
+              </w:rPr>
+              <w:t>}</w:t>
+            </w:r>
+          </w:p>
+        </w:tc>
+      </w:tr>
+      <w:tr>
+        <w:trPr>
+          <w:cantSplit/>
+          <w:trHeight w:val="296"/>
+        </w:trPr>
+        <w:tc>
+          <w:tcPr>
+            <w:tcW w:w="1565" w:type="dxa"/>
+          </w:tcPr>
+          <w:p>
+            <w:pPr>
+              <w:pStyle w:val="NoSpacing"/>
+              <w:keepNext/>
+              <w:spacing w:line="276" w:lineRule="auto"/>
+              <w:rPr>
+                <w:rFonts w:cstheme="minorHAnsi"/>
+              </w:rPr>
+            </w:pPr>
+            <w:r>
+              <w:rPr>
+                <w:rFonts w:cstheme="minorHAnsi"/>
+              </w:rPr>
+              <w:t xml:space="preserve">Account No: </w:t>
+            </w:r>
+          </w:p>
+        </w:tc>
+        <w:tc>
+          <w:tcPr>
+            <w:tcW w:w="7846" w:type="dxa"/>
+          </w:tcPr>
+          <w:p>
+            <w:pPr>
+              <w:pStyle w:val="NoSpacing"/>
+              <w:keepNext/>
+              <w:spacing w:line="276" w:lineRule="auto"/>
+              <w:rPr>
+                <w:rFonts w:cstheme="minorHAnsi"/>
+              </w:rPr>
+            </w:pPr>
+            <w:r>
+              <w:rPr>
+                <w:rFonts w:cstheme="minorHAnsi"/>
+              </w:rPr>
+              <w:t>{</w:t>
+            </w:r>
+            <w:proofErr w:type="spellStart"/>
+            <w:r>
+              <w:rPr>
+                <w:rFonts w:cstheme="minorHAnsi"/>
+              </w:rPr>
+              <w:t>acCode</w:t>
+            </w:r>
+            <w:proofErr w:type="spellEnd"/>
+            <w:r>
+              <w:rPr>
+                <w:rFonts w:cstheme="minorHAnsi"/>
+              </w:rPr>
+              <w:t>}</w:t>
+            </w:r>
+          </w:p>
+        </w:tc>
+      </w:tr>
+      <w:tr>
+        <w:trPr>
+          <w:cantSplit/>
+          <w:trHeight w:val="283"/>
+        </w:trPr>
+        <w:tc>
+          <w:tcPr>
+            <w:tcW w:w="1565" w:type="dxa"/>
+          </w:tcPr>
+          <w:p>
+            <w:pPr>
+              <w:pStyle w:val="NoSpacing"/>
+              <w:keepNext/>
+              <w:spacing w:line="276" w:lineRule="auto"/>
+              <w:rPr>
+                <w:rFonts w:cstheme="minorHAnsi"/>
+              </w:rPr>
+            </w:pPr>
+            <w:r>
+              <w:rPr>
+                <w:rFonts w:cstheme="minorHAnsi"/>
+              </w:rPr>
+              <w:t>IEC Code No:</w:t>
+            </w:r>
+          </w:p>
+        </w:tc>
+        <w:tc>
+          <w:tcPr>
+            <w:tcW w:w="7846" w:type="dxa"/>
+          </w:tcPr>
+          <w:p>
+            <w:pPr>
+              <w:pStyle w:val="NoSpacing"/>
+              <w:keepNext/>
+              <w:spacing w:line="276" w:lineRule="auto"/>
+              <w:rPr>
+                <w:rFonts w:cstheme="minorHAnsi"/>
+              </w:rPr>
+            </w:pPr>
+            <w:r>
+              <w:rPr>
+                <w:rFonts w:cstheme="minorHAnsi"/>
+              </w:rPr>
+              <w:t>{</w:t>
+            </w:r>
+            <w:proofErr w:type="spellStart"/>
+            <w:r>
+              <w:rPr>
+                <w:rFonts w:cstheme="minorHAnsi"/>
+              </w:rPr>
+              <w:t>iec</w:t>
+            </w:r>
+            <w:proofErr w:type="spellEnd"/>
+            <w:r>
+              <w:rPr>
+                <w:rFonts w:cstheme="minorHAnsi"/>
+              </w:rPr>
+              <w:t>}</w:t>
+            </w:r>
+          </w:p>
+        </w:tc>
+      </w:tr>
     </w:tbl>
     <w:p>
       <w:pPr>

--- a/electron/database/generate-document/templates/custom-invoice.docx
+++ b/electron/database/generate-document/templates/custom-invoice.docx
@@ -11,15 +11,15 @@
       </w:tblPr>
       <w:tblGrid>
         <w:gridCol w:w="2509"/>
-        <w:gridCol w:w="337"/>
+        <w:gridCol w:w="338"/>
         <w:gridCol w:w="880"/>
         <w:gridCol w:w="1401"/>
         <w:gridCol w:w="363"/>
         <w:gridCol w:w="1712"/>
         <w:gridCol w:w="1061"/>
         <w:gridCol w:w="216"/>
-        <w:gridCol w:w="640"/>
-        <w:gridCol w:w="1987"/>
+        <w:gridCol w:w="753"/>
+        <w:gridCol w:w="1873"/>
       </w:tblGrid>
       <w:tr>
         <w:trPr>
@@ -2653,26 +2653,6 @@
                 <w:rFonts w:cstheme="minorHAnsi"/>
               </w:rPr>
             </w:pPr>
-            <w:r>
-              <w:rPr>
-                <w:rFonts w:cstheme="minorHAnsi"/>
-              </w:rPr>
-              <w:t>{</w:t>
-            </w:r>
-            <w:proofErr w:type="spellStart"/>
-            <w:r>
-              <w:rPr>
-                <w:rFonts w:cstheme="minorHAnsi"/>
-              </w:rPr>
-              <w:t>totalDiscount</w:t>
-            </w:r>
-            <w:proofErr w:type="spellEnd"/>
-            <w:r>
-              <w:rPr>
-                <w:rFonts w:cstheme="minorHAnsi"/>
-              </w:rPr>
-              <w:t>}</w:t>
-            </w:r>
           </w:p>
           <w:p>
             <w:pPr>

--- a/electron/database/generate-document/templates/custom-invoice.docx
+++ b/electron/database/generate-document/templates/custom-invoice.docx
@@ -220,14 +220,12 @@
               </w:rPr>
               <w:t>{</w:t>
             </w:r>
-            <w:proofErr w:type="spellStart"/>
             <w:r>
               <w:rPr>
                 <w:rFonts w:cstheme="minorHAnsi"/>
               </w:rPr>
               <w:t>invoiceNo</w:t>
             </w:r>
-            <w:proofErr w:type="spellEnd"/>
             <w:r>
               <w:rPr>
                 <w:rFonts w:cstheme="minorHAnsi"/>
@@ -269,14 +267,12 @@
               </w:rPr>
               <w:t>{</w:t>
             </w:r>
-            <w:proofErr w:type="spellStart"/>
             <w:r>
               <w:rPr>
                 <w:rFonts w:cstheme="minorHAnsi"/>
               </w:rPr>
               <w:t>invoiceDate</w:t>
             </w:r>
-            <w:proofErr w:type="spellEnd"/>
             <w:r>
               <w:rPr>
                 <w:rFonts w:cstheme="minorHAnsi"/>
@@ -340,14 +336,12 @@
               </w:rPr>
               <w:t>{</w:t>
             </w:r>
-            <w:proofErr w:type="spellStart"/>
             <w:r>
               <w:rPr>
                 <w:rFonts w:cstheme="minorHAnsi"/>
               </w:rPr>
               <w:t>buyersOrderNo</w:t>
             </w:r>
-            <w:proofErr w:type="spellEnd"/>
             <w:r>
               <w:rPr>
                 <w:rFonts w:cstheme="minorHAnsi"/>
@@ -390,14 +384,12 @@
               </w:rPr>
               <w:t>{</w:t>
             </w:r>
-            <w:proofErr w:type="spellStart"/>
             <w:r>
               <w:rPr>
                 <w:rFonts w:cstheme="minorHAnsi"/>
               </w:rPr>
               <w:t>orderDate</w:t>
             </w:r>
-            <w:proofErr w:type="spellEnd"/>
             <w:r>
               <w:rPr>
                 <w:rFonts w:cstheme="minorHAnsi"/>
@@ -454,7 +446,6 @@
               </w:rPr>
               <w:t>{</w:t>
             </w:r>
-            <w:proofErr w:type="spellStart"/>
             <w:r>
               <w:rPr>
                 <w:rFonts w:cstheme="minorHAnsi"/>
@@ -463,7 +454,6 @@
               </w:rPr>
               <w:t>consigneeCountry</w:t>
             </w:r>
-            <w:proofErr w:type="spellEnd"/>
             <w:r>
               <w:rPr>
                 <w:rFonts w:cstheme="minorHAnsi"/>
@@ -532,7 +522,6 @@
               </w:rPr>
               <w:t>{</w:t>
             </w:r>
-            <w:proofErr w:type="spellStart"/>
             <w:r>
               <w:rPr>
                 <w:rFonts w:cstheme="minorHAnsi"/>
@@ -541,7 +530,6 @@
               </w:rPr>
               <w:t>consigneeName</w:t>
             </w:r>
-            <w:proofErr w:type="spellEnd"/>
             <w:r>
               <w:rPr>
                 <w:rFonts w:cstheme="minorHAnsi"/>
@@ -567,7 +555,6 @@
               </w:rPr>
               <w:t>{</w:t>
             </w:r>
-            <w:proofErr w:type="spellStart"/>
             <w:r>
               <w:rPr>
                 <w:rFonts w:cstheme="minorHAnsi"/>
@@ -576,7 +563,6 @@
               </w:rPr>
               <w:t>consigneeAddress</w:t>
             </w:r>
-            <w:proofErr w:type="spellEnd"/>
             <w:r>
               <w:rPr>
                 <w:rFonts w:cstheme="minorHAnsi"/>
@@ -585,7 +571,6 @@
               </w:rPr>
               <w:t>} {</w:t>
             </w:r>
-            <w:proofErr w:type="spellStart"/>
             <w:r>
               <w:rPr>
                 <w:rFonts w:cstheme="minorHAnsi"/>
@@ -594,7 +579,6 @@
               </w:rPr>
               <w:t>consigneeCity</w:t>
             </w:r>
-            <w:proofErr w:type="spellEnd"/>
             <w:r>
               <w:rPr>
                 <w:rFonts w:cstheme="minorHAnsi"/>
@@ -603,7 +587,6 @@
               </w:rPr>
               <w:t>} {</w:t>
             </w:r>
-            <w:proofErr w:type="spellStart"/>
             <w:r>
               <w:rPr>
                 <w:rFonts w:cstheme="minorHAnsi"/>
@@ -612,7 +595,6 @@
               </w:rPr>
               <w:t>consigneeState</w:t>
             </w:r>
-            <w:proofErr w:type="spellEnd"/>
             <w:r>
               <w:rPr>
                 <w:rFonts w:cstheme="minorHAnsi"/>
@@ -638,7 +620,6 @@
               </w:rPr>
               <w:t>{</w:t>
             </w:r>
-            <w:proofErr w:type="spellStart"/>
             <w:r>
               <w:rPr>
                 <w:rFonts w:cstheme="minorHAnsi"/>
@@ -647,7 +628,6 @@
               </w:rPr>
               <w:t>consigneeCountry</w:t>
             </w:r>
-            <w:proofErr w:type="spellEnd"/>
             <w:r>
               <w:rPr>
                 <w:rFonts w:cstheme="minorHAnsi"/>
@@ -656,7 +636,6 @@
               </w:rPr>
               <w:t>} {</w:t>
             </w:r>
-            <w:proofErr w:type="spellStart"/>
             <w:r>
               <w:rPr>
                 <w:rFonts w:cstheme="minorHAnsi"/>
@@ -665,7 +644,6 @@
               </w:rPr>
               <w:t>consigneeZip</w:t>
             </w:r>
-            <w:proofErr w:type="spellEnd"/>
             <w:r>
               <w:rPr>
                 <w:rFonts w:cstheme="minorHAnsi"/>
@@ -718,7 +696,6 @@
               </w:rPr>
               <w:t>{</w:t>
             </w:r>
-            <w:proofErr w:type="spellStart"/>
             <w:r>
               <w:rPr>
                 <w:rFonts w:cstheme="minorHAnsi"/>
@@ -727,7 +704,6 @@
               </w:rPr>
               <w:t>buyerName</w:t>
             </w:r>
-            <w:proofErr w:type="spellEnd"/>
             <w:r>
               <w:rPr>
                 <w:rFonts w:cstheme="minorHAnsi"/>
@@ -753,7 +729,6 @@
               </w:rPr>
               <w:t>{</w:t>
             </w:r>
-            <w:proofErr w:type="spellStart"/>
             <w:r>
               <w:rPr>
                 <w:rFonts w:cstheme="minorHAnsi"/>
@@ -762,7 +737,6 @@
               </w:rPr>
               <w:t>buyerAddress</w:t>
             </w:r>
-            <w:proofErr w:type="spellEnd"/>
             <w:r>
               <w:rPr>
                 <w:rFonts w:cstheme="minorHAnsi"/>
@@ -771,7 +745,6 @@
               </w:rPr>
               <w:t>} {</w:t>
             </w:r>
-            <w:proofErr w:type="spellStart"/>
             <w:r>
               <w:rPr>
                 <w:rFonts w:cstheme="minorHAnsi"/>
@@ -780,7 +753,6 @@
               </w:rPr>
               <w:t>buyerCity</w:t>
             </w:r>
-            <w:proofErr w:type="spellEnd"/>
             <w:r>
               <w:rPr>
                 <w:rFonts w:cstheme="minorHAnsi"/>
@@ -789,7 +761,6 @@
               </w:rPr>
               <w:t>} {</w:t>
             </w:r>
-            <w:proofErr w:type="spellStart"/>
             <w:r>
               <w:rPr>
                 <w:rFonts w:cstheme="minorHAnsi"/>
@@ -798,7 +769,6 @@
               </w:rPr>
               <w:t>buyerState</w:t>
             </w:r>
-            <w:proofErr w:type="spellEnd"/>
             <w:r>
               <w:rPr>
                 <w:rFonts w:cstheme="minorHAnsi"/>
@@ -824,7 +794,6 @@
               </w:rPr>
               <w:t>{</w:t>
             </w:r>
-            <w:proofErr w:type="spellStart"/>
             <w:r>
               <w:rPr>
                 <w:rFonts w:cstheme="minorHAnsi"/>
@@ -833,7 +802,6 @@
               </w:rPr>
               <w:t>buyerCountry</w:t>
             </w:r>
-            <w:proofErr w:type="spellEnd"/>
             <w:r>
               <w:rPr>
                 <w:rFonts w:cstheme="minorHAnsi"/>
@@ -842,7 +810,6 @@
               </w:rPr>
               <w:t>} {</w:t>
             </w:r>
-            <w:proofErr w:type="spellStart"/>
             <w:r>
               <w:rPr>
                 <w:rFonts w:cstheme="minorHAnsi"/>
@@ -851,7 +818,6 @@
               </w:rPr>
               <w:t>buyerZip</w:t>
             </w:r>
-            <w:proofErr w:type="spellEnd"/>
             <w:r>
               <w:rPr>
                 <w:rFonts w:cstheme="minorHAnsi"/>
@@ -924,7 +890,6 @@
               </w:rPr>
               <w:t>{</w:t>
             </w:r>
-            <w:proofErr w:type="spellStart"/>
             <w:r>
               <w:rPr>
                 <w:rFonts w:cstheme="minorHAnsi"/>
@@ -933,7 +898,6 @@
               </w:rPr>
               <w:t>originOfGoods</w:t>
             </w:r>
-            <w:proofErr w:type="spellEnd"/>
             <w:r>
               <w:rPr>
                 <w:rFonts w:cstheme="minorHAnsi"/>
@@ -985,7 +949,6 @@
               </w:rPr>
               <w:t>{</w:t>
             </w:r>
-            <w:proofErr w:type="spellStart"/>
             <w:r>
               <w:rPr>
                 <w:rFonts w:cstheme="minorHAnsi"/>
@@ -994,7 +957,6 @@
               </w:rPr>
               <w:t>finalDestination</w:t>
             </w:r>
-            <w:proofErr w:type="spellEnd"/>
             <w:r>
               <w:rPr>
                 <w:rFonts w:cstheme="minorHAnsi"/>
@@ -1088,7 +1050,6 @@
               </w:rPr>
               <w:t>{</w:t>
             </w:r>
-            <w:proofErr w:type="spellStart"/>
             <w:r>
               <w:rPr>
                 <w:rFonts w:cstheme="minorHAnsi"/>
@@ -1097,7 +1058,6 @@
               </w:rPr>
               <w:t>termOfDeliveryAndPayment</w:t>
             </w:r>
-            <w:proofErr w:type="spellEnd"/>
             <w:r>
               <w:rPr>
                 <w:rFonts w:cstheme="minorHAnsi"/>
@@ -1134,7 +1094,6 @@
                 <w:szCs w:val="20"/>
               </w:rPr>
             </w:pPr>
-            <w:proofErr w:type="spellStart"/>
             <w:r>
               <w:rPr>
                 <w:rFonts w:ascii="SansSerif" w:hAnsi="SansSerif" w:cs="SansSerif"/>
@@ -1142,17 +1101,7 @@
                 <w:sz w:val="20"/>
                 <w:szCs w:val="20"/>
               </w:rPr>
-              <w:t>Precarriage</w:t>
-            </w:r>
-            <w:proofErr w:type="spellEnd"/>
-            <w:r>
-              <w:rPr>
-                <w:rFonts w:ascii="SansSerif" w:hAnsi="SansSerif" w:cs="SansSerif"/>
-                <w:color w:val="000000"/>
-                <w:sz w:val="20"/>
-                <w:szCs w:val="20"/>
-              </w:rPr>
-              <w:t xml:space="preserve"> by:</w:t>
+              <w:t>Precarriage by:</w:t>
             </w:r>
           </w:p>
           <w:p>
@@ -1172,7 +1121,6 @@
               </w:rPr>
               <w:t>{</w:t>
             </w:r>
-            <w:proofErr w:type="spellStart"/>
             <w:r>
               <w:rPr>
                 <w:rFonts w:cstheme="minorHAnsi"/>
@@ -1181,7 +1129,6 @@
               </w:rPr>
               <w:t>precarriageBy</w:t>
             </w:r>
-            <w:proofErr w:type="spellEnd"/>
             <w:r>
               <w:rPr>
                 <w:rFonts w:cstheme="minorHAnsi"/>
@@ -1243,7 +1190,6 @@
               </w:rPr>
               <w:t>{</w:t>
             </w:r>
-            <w:proofErr w:type="spellStart"/>
             <w:r>
               <w:rPr>
                 <w:rFonts w:ascii="SansSerif" w:hAnsi="SansSerif" w:cs="SansSerif"/>
@@ -1253,7 +1199,6 @@
               </w:rPr>
               <w:t>placeOfReceipt</w:t>
             </w:r>
-            <w:proofErr w:type="spellEnd"/>
             <w:r>
               <w:rPr>
                 <w:rFonts w:ascii="SansSerif" w:hAnsi="SansSerif" w:cs="SansSerif"/>
@@ -1344,7 +1289,6 @@
               </w:rPr>
               <w:t>{</w:t>
             </w:r>
-            <w:proofErr w:type="spellStart"/>
             <w:r>
               <w:rPr>
                 <w:rFonts w:ascii="SansSerif" w:hAnsi="SansSerif" w:cs="SansSerif"/>
@@ -1354,7 +1298,6 @@
               </w:rPr>
               <w:t>vesselNo</w:t>
             </w:r>
-            <w:proofErr w:type="spellEnd"/>
             <w:r>
               <w:rPr>
                 <w:rFonts w:ascii="SansSerif" w:hAnsi="SansSerif" w:cs="SansSerif"/>
@@ -1417,7 +1360,6 @@
               </w:rPr>
               <w:t>{</w:t>
             </w:r>
-            <w:proofErr w:type="spellStart"/>
             <w:r>
               <w:rPr>
                 <w:rFonts w:ascii="SansSerif" w:hAnsi="SansSerif" w:cs="SansSerif"/>
@@ -1427,7 +1369,6 @@
               </w:rPr>
               <w:t>portOfLoading</w:t>
             </w:r>
-            <w:proofErr w:type="spellEnd"/>
             <w:r>
               <w:rPr>
                 <w:rFonts w:ascii="SansSerif" w:hAnsi="SansSerif" w:cs="SansSerif"/>
@@ -1513,7 +1454,6 @@
               </w:rPr>
               <w:t>{</w:t>
             </w:r>
-            <w:proofErr w:type="spellStart"/>
             <w:r>
               <w:rPr>
                 <w:rFonts w:ascii="SansSerif" w:hAnsi="SansSerif" w:cs="SansSerif"/>
@@ -1523,7 +1463,6 @@
               </w:rPr>
               <w:t>portOfDischarge</w:t>
             </w:r>
-            <w:proofErr w:type="spellEnd"/>
             <w:r>
               <w:rPr>
                 <w:rFonts w:ascii="SansSerif" w:hAnsi="SansSerif" w:cs="SansSerif"/>
@@ -1582,7 +1521,6 @@
               </w:rPr>
               <w:t>{</w:t>
             </w:r>
-            <w:proofErr w:type="spellStart"/>
             <w:r>
               <w:rPr>
                 <w:rFonts w:ascii="SansSerif" w:hAnsi="SansSerif" w:cs="SansSerif"/>
@@ -1592,7 +1530,6 @@
               </w:rPr>
               <w:t>finalDestination</w:t>
             </w:r>
-            <w:proofErr w:type="spellEnd"/>
             <w:r>
               <w:rPr>
                 <w:rFonts w:ascii="SansSerif" w:hAnsi="SansSerif" w:cs="SansSerif"/>
@@ -1663,7 +1600,6 @@
               </w:rPr>
               <w:t>{</w:t>
             </w:r>
-            <w:proofErr w:type="spellStart"/>
             <w:r>
               <w:rPr>
                 <w:rFonts w:cstheme="minorHAnsi"/>
@@ -1672,7 +1608,6 @@
               </w:rPr>
               <w:t>privateRemark</w:t>
             </w:r>
-            <w:proofErr w:type="spellEnd"/>
             <w:r>
               <w:rPr>
                 <w:rFonts w:cstheme="minorHAnsi"/>
@@ -1857,22 +1792,8 @@
                       <w:sz w:val="20"/>
                       <w:szCs w:val="20"/>
                     </w:rPr>
-                    <w:t xml:space="preserve">Total </w:t>
-                  </w:r>
-                  <w:proofErr w:type="spellStart"/>
-                  <w:proofErr w:type="gramStart"/>
-                  <w:r>
-                    <w:rPr>
-                      <w:rFonts w:cstheme="minorHAnsi"/>
-                      <w:b/>
-                      <w:bCs/>
-                      <w:sz w:val="20"/>
-                      <w:szCs w:val="20"/>
-                    </w:rPr>
-                    <w:t>Sq.Mt</w:t>
-                  </w:r>
-                  <w:proofErr w:type="spellEnd"/>
-                  <w:proofErr w:type="gramEnd"/>
+                    <w:t>Total Sq.Mt</w:t>
+                  </w:r>
                 </w:p>
               </w:tc>
               <w:tc>
@@ -2017,7 +1938,6 @@
                     </w:rPr>
                     <w:t>{#</w:t>
                   </w:r>
-                  <w:proofErr w:type="gramStart"/>
                   <w:r>
                     <w:rPr>
                       <w:rFonts w:cstheme="minorHAnsi"/>
@@ -2042,18 +1962,7 @@
                       <w:sz w:val="20"/>
                       <w:szCs w:val="20"/>
                     </w:rPr>
-                    <w:t>{</w:t>
-                  </w:r>
-                  <w:proofErr w:type="gramEnd"/>
-                  <w:r>
-                    <w:rPr>
-                      <w:rFonts w:cstheme="minorHAnsi"/>
-                      <w:b/>
-                      <w:bCs/>
-                      <w:sz w:val="20"/>
-                      <w:szCs w:val="20"/>
-                    </w:rPr>
-                    <w:t>length} X {width} X {height} MM</w:t>
+                    <w:t>{length} X {width} X {height} MM</w:t>
                   </w:r>
                 </w:p>
               </w:tc>
@@ -2274,7 +2183,6 @@
                     </w:rPr>
                     <w:t>{</w:t>
                   </w:r>
-                  <w:proofErr w:type="spellStart"/>
                   <w:r>
                     <w:rPr>
                       <w:rFonts w:cstheme="minorHAnsi"/>
@@ -2283,7 +2191,6 @@
                     </w:rPr>
                     <w:t>totalSq</w:t>
                   </w:r>
-                  <w:proofErr w:type="spellEnd"/>
                   <w:r>
                     <w:rPr>
                       <w:rFonts w:cstheme="minorHAnsi"/>
@@ -2395,7 +2302,6 @@
                     </w:rPr>
                     <w:t>{/</w:t>
                   </w:r>
-                  <w:proofErr w:type="spellStart"/>
                   <w:r>
                     <w:rPr>
                       <w:rFonts w:cstheme="minorHAnsi"/>
@@ -2404,7 +2310,6 @@
                     </w:rPr>
                     <w:t>CIItems</w:t>
                   </w:r>
-                  <w:proofErr w:type="spellEnd"/>
                   <w:r>
                     <w:rPr>
                       <w:rFonts w:cstheme="minorHAnsi"/>
@@ -2457,14 +2362,12 @@
               </w:rPr>
               <w:t>{</w:t>
             </w:r>
-            <w:proofErr w:type="spellStart"/>
             <w:r>
               <w:rPr>
                 <w:rFonts w:cstheme="minorHAnsi"/>
               </w:rPr>
               <w:t>additionSumAmount</w:t>
             </w:r>
-            <w:proofErr w:type="spellEnd"/>
             <w:r>
               <w:rPr>
                 <w:rFonts w:cstheme="minorHAnsi"/>
@@ -2718,14 +2621,12 @@
               </w:rPr>
               <w:t>{</w:t>
             </w:r>
-            <w:proofErr w:type="spellStart"/>
             <w:r>
               <w:rPr>
                 <w:rFonts w:cstheme="minorHAnsi"/>
               </w:rPr>
               <w:t>currencyChar</w:t>
             </w:r>
-            <w:proofErr w:type="spellEnd"/>
             <w:r>
               <w:rPr>
                 <w:rFonts w:cstheme="minorHAnsi"/>
@@ -2744,14 +2645,12 @@
               </w:rPr>
               <w:t>{</w:t>
             </w:r>
-            <w:proofErr w:type="spellStart"/>
             <w:r>
               <w:rPr>
                 <w:rFonts w:cstheme="minorHAnsi"/>
               </w:rPr>
               <w:t>netAmountWords</w:t>
             </w:r>
-            <w:proofErr w:type="spellEnd"/>
             <w:r>
               <w:rPr>
                 <w:rFonts w:cstheme="minorHAnsi"/>
@@ -2785,14 +2684,12 @@
               </w:rPr>
               <w:t>{</w:t>
             </w:r>
-            <w:proofErr w:type="spellStart"/>
             <w:r>
               <w:rPr>
                 <w:rFonts w:cstheme="minorHAnsi"/>
               </w:rPr>
               <w:t>netAmount</w:t>
             </w:r>
-            <w:proofErr w:type="spellEnd"/>
             <w:r>
               <w:rPr>
                 <w:rFonts w:cstheme="minorHAnsi"/>
@@ -2834,7 +2731,6 @@
               </w:rPr>
               <w:t>{#</w:t>
             </w:r>
-            <w:proofErr w:type="gramStart"/>
             <w:r>
               <w:rPr>
                 <w:rFonts w:cstheme="minorHAnsi"/>
@@ -2859,7 +2755,6 @@
               </w:rPr>
               <w:t>}{</w:t>
             </w:r>
-            <w:proofErr w:type="gramEnd"/>
             <w:r>
               <w:rPr>
                 <w:rFonts w:cstheme="minorHAnsi"/>
@@ -2895,7 +2790,6 @@
               </w:rPr>
               <w:t>{/</w:t>
             </w:r>
-            <w:proofErr w:type="spellStart"/>
             <w:r>
               <w:rPr>
                 <w:rFonts w:cstheme="minorHAnsi"/>
@@ -2912,7 +2806,6 @@
               </w:rPr>
               <w:t>s</w:t>
             </w:r>
-            <w:proofErr w:type="spellEnd"/>
             <w:r>
               <w:rPr>
                 <w:rFonts w:cstheme="minorHAnsi"/>
@@ -2962,7 +2855,7 @@
                 <w:sz w:val="20"/>
                 <w:szCs w:val="20"/>
               </w:rPr>
-              <w:t xml:space="preserve"> {.}</w:t>
+              <w:t>{.}</w:t>
             </w:r>
           </w:p>
           <w:p>
@@ -2983,7 +2876,6 @@
               </w:rPr>
               <w:t>{/</w:t>
             </w:r>
-            <w:proofErr w:type="spellStart"/>
             <w:r>
               <w:rPr>
                 <w:rFonts w:cstheme="minorHAnsi"/>
@@ -2992,7 +2884,6 @@
               </w:rPr>
               <w:t>invoiceInstructions</w:t>
             </w:r>
-            <w:proofErr w:type="spellEnd"/>
             <w:r>
               <w:rPr>
                 <w:rFonts w:cstheme="minorHAnsi"/>
@@ -3093,7 +2984,6 @@
                     </w:rPr>
                     <w:t>{</w:t>
                   </w:r>
-                  <w:proofErr w:type="spellStart"/>
                   <w:r>
                     <w:rPr>
                       <w:rFonts w:cstheme="minorHAnsi"/>
@@ -3102,7 +2992,6 @@
                     </w:rPr>
                     <w:t>totalQuantity</w:t>
                   </w:r>
-                  <w:proofErr w:type="spellEnd"/>
                   <w:r>
                     <w:rPr>
                       <w:rFonts w:cstheme="minorHAnsi"/>
@@ -3169,7 +3058,6 @@
                     </w:rPr>
                     <w:t>{</w:t>
                   </w:r>
-                  <w:proofErr w:type="spellStart"/>
                   <w:r>
                     <w:rPr>
                       <w:rFonts w:cstheme="minorHAnsi"/>
@@ -3178,7 +3066,6 @@
                     </w:rPr>
                     <w:t>totalBox</w:t>
                   </w:r>
-                  <w:proofErr w:type="spellEnd"/>
                   <w:r>
                     <w:rPr>
                       <w:rFonts w:cstheme="minorHAnsi"/>
@@ -3217,27 +3104,7 @@
                       <w:sz w:val="20"/>
                       <w:szCs w:val="20"/>
                     </w:rPr>
-                    <w:t xml:space="preserve">Total </w:t>
-                  </w:r>
-                  <w:proofErr w:type="spellStart"/>
-                  <w:proofErr w:type="gramStart"/>
-                  <w:r>
-                    <w:rPr>
-                      <w:rFonts w:cstheme="minorHAnsi"/>
-                      <w:sz w:val="20"/>
-                      <w:szCs w:val="20"/>
-                    </w:rPr>
-                    <w:t>Sq.Meter</w:t>
-                  </w:r>
-                  <w:proofErr w:type="spellEnd"/>
-                  <w:proofErr w:type="gramEnd"/>
-                  <w:r>
-                    <w:rPr>
-                      <w:rFonts w:cstheme="minorHAnsi"/>
-                      <w:sz w:val="20"/>
-                      <w:szCs w:val="20"/>
-                    </w:rPr>
-                    <w:t>:</w:t>
+                    <w:t>Total Sq.Meter:</w:t>
                   </w:r>
                 </w:p>
               </w:tc>
@@ -3265,7 +3132,6 @@
                     </w:rPr>
                     <w:t>{</w:t>
                   </w:r>
-                  <w:proofErr w:type="spellStart"/>
                   <w:r>
                     <w:rPr>
                       <w:rFonts w:cstheme="minorHAnsi"/>
@@ -3274,7 +3140,6 @@
                     </w:rPr>
                     <w:t>totalSqMt</w:t>
                   </w:r>
-                  <w:proofErr w:type="spellEnd"/>
                   <w:r>
                     <w:rPr>
                       <w:rFonts w:cstheme="minorHAnsi"/>
@@ -3381,25 +3246,7 @@
                       <w:sz w:val="20"/>
                       <w:szCs w:val="20"/>
                     </w:rPr>
-                    <w:t>Avg./</w:t>
-                  </w:r>
-                  <w:proofErr w:type="gramStart"/>
-                  <w:r>
-                    <w:rPr>
-                      <w:rFonts w:cstheme="minorHAnsi"/>
-                      <w:sz w:val="20"/>
-                      <w:szCs w:val="20"/>
-                    </w:rPr>
-                    <w:t>Wt.(</w:t>
-                  </w:r>
-                  <w:proofErr w:type="gramEnd"/>
-                  <w:r>
-                    <w:rPr>
-                      <w:rFonts w:cstheme="minorHAnsi"/>
-                      <w:sz w:val="20"/>
-                      <w:szCs w:val="20"/>
-                    </w:rPr>
-                    <w:t>Kg)</w:t>
+                    <w:t>Avg./Wt.(Kg)</w:t>
                   </w:r>
                 </w:p>
               </w:tc>
@@ -3485,7 +3332,6 @@
                     </w:rPr>
                     <w:t>{#</w:t>
                   </w:r>
-                  <w:proofErr w:type="gramStart"/>
                   <w:r>
                     <w:rPr>
                       <w:rFonts w:cstheme="minorHAnsi"/>
@@ -3502,7 +3348,6 @@
                     </w:rPr>
                     <w:t>}{</w:t>
                   </w:r>
-                  <w:proofErr w:type="gramEnd"/>
                   <w:r>
                     <w:rPr>
                       <w:rFonts w:cstheme="minorHAnsi"/>
@@ -3545,7 +3390,6 @@
                     </w:rPr>
                     <w:t>{</w:t>
                   </w:r>
-                  <w:proofErr w:type="spellStart"/>
                   <w:r>
                     <w:rPr>
                       <w:rFonts w:cstheme="minorHAnsi"/>
@@ -3554,7 +3398,6 @@
                     </w:rPr>
                     <w:t>totalSqMtPerType</w:t>
                   </w:r>
-                  <w:proofErr w:type="spellEnd"/>
                   <w:r>
                     <w:rPr>
                       <w:rFonts w:cstheme="minorHAnsi"/>
@@ -3645,7 +3488,6 @@
                     </w:rPr>
                     <w:t>} MM{/</w:t>
                   </w:r>
-                  <w:proofErr w:type="spellStart"/>
                   <w:r>
                     <w:rPr>
                       <w:rFonts w:cstheme="minorHAnsi"/>
@@ -3654,7 +3496,6 @@
                     </w:rPr>
                     <w:t>containerSummary</w:t>
                   </w:r>
-                  <w:proofErr w:type="spellEnd"/>
                   <w:r>
                     <w:rPr>
                       <w:rFonts w:cstheme="minorHAnsi"/>
@@ -3776,14 +3617,12 @@
               </w:rPr>
               <w:t>{</w:t>
             </w:r>
-            <w:proofErr w:type="spellStart"/>
             <w:r>
               <w:rPr>
                 <w:rFonts w:cstheme="minorHAnsi"/>
               </w:rPr>
               <w:t>panNo</w:t>
             </w:r>
-            <w:proofErr w:type="spellEnd"/>
             <w:r>
               <w:rPr>
                 <w:rFonts w:cstheme="minorHAnsi"/>
@@ -3838,14 +3677,12 @@
               </w:rPr>
               <w:t>{</w:t>
             </w:r>
-            <w:proofErr w:type="spellStart"/>
             <w:r>
               <w:rPr>
                 <w:rFonts w:cstheme="minorHAnsi"/>
               </w:rPr>
               <w:t>bankName</w:t>
             </w:r>
-            <w:proofErr w:type="spellEnd"/>
             <w:r>
               <w:rPr>
                 <w:rFonts w:cstheme="minorHAnsi"/>
@@ -3900,14 +3737,12 @@
               </w:rPr>
               <w:t>{</w:t>
             </w:r>
-            <w:proofErr w:type="spellStart"/>
             <w:r>
               <w:rPr>
                 <w:rFonts w:cstheme="minorHAnsi"/>
               </w:rPr>
               <w:t>adCode</w:t>
             </w:r>
-            <w:proofErr w:type="spellEnd"/>
             <w:r>
               <w:rPr>
                 <w:rFonts w:cstheme="minorHAnsi"/>
@@ -3962,14 +3797,12 @@
               </w:rPr>
               <w:t>{</w:t>
             </w:r>
-            <w:proofErr w:type="spellStart"/>
             <w:r>
               <w:rPr>
                 <w:rFonts w:cstheme="minorHAnsi"/>
               </w:rPr>
               <w:t>acCode</w:t>
             </w:r>
-            <w:proofErr w:type="spellEnd"/>
             <w:r>
               <w:rPr>
                 <w:rFonts w:cstheme="minorHAnsi"/>
@@ -4024,14 +3857,12 @@
               </w:rPr>
               <w:t>{</w:t>
             </w:r>
-            <w:proofErr w:type="spellStart"/>
             <w:r>
               <w:rPr>
                 <w:rFonts w:cstheme="minorHAnsi"/>
               </w:rPr>
               <w:t>iec</w:t>
             </w:r>
-            <w:proofErr w:type="spellEnd"/>
             <w:r>
               <w:rPr>
                 <w:rFonts w:cstheme="minorHAnsi"/>

--- a/electron/database/generate-document/templates/custom-invoice.docx
+++ b/electron/database/generate-document/templates/custom-invoice.docx
@@ -7,19 +7,20 @@
         <w:tblStyle w:val="TableGrid"/>
         <w:tblpPr w:leftFromText="180" w:rightFromText="180" w:vertAnchor="page" w:horzAnchor="margin" w:tblpY="481"/>
         <w:tblW w:w="11096" w:type="dxa"/>
+        <w:tblLayout w:type="fixed"/>
         <w:tblLook w:val="04A0" w:firstRow="1" w:lastRow="0" w:firstColumn="1" w:lastColumn="0" w:noHBand="0" w:noVBand="1"/>
       </w:tblPr>
       <w:tblGrid>
-        <w:gridCol w:w="2509"/>
-        <w:gridCol w:w="338"/>
-        <w:gridCol w:w="880"/>
-        <w:gridCol w:w="1401"/>
-        <w:gridCol w:w="363"/>
-        <w:gridCol w:w="1712"/>
-        <w:gridCol w:w="1061"/>
+        <w:gridCol w:w="2481"/>
+        <w:gridCol w:w="360"/>
+        <w:gridCol w:w="872"/>
+        <w:gridCol w:w="1386"/>
+        <w:gridCol w:w="352"/>
+        <w:gridCol w:w="1541"/>
+        <w:gridCol w:w="1177"/>
         <w:gridCol w:w="216"/>
-        <w:gridCol w:w="753"/>
-        <w:gridCol w:w="1873"/>
+        <w:gridCol w:w="1108"/>
+        <w:gridCol w:w="1603"/>
       </w:tblGrid>
       <w:tr>
         <w:trPr>
@@ -220,12 +221,14 @@
               </w:rPr>
               <w:t>{</w:t>
             </w:r>
+            <w:proofErr w:type="spellStart"/>
             <w:r>
               <w:rPr>
                 <w:rFonts w:cstheme="minorHAnsi"/>
               </w:rPr>
               <w:t>invoiceNo</w:t>
             </w:r>
+            <w:proofErr w:type="spellEnd"/>
             <w:r>
               <w:rPr>
                 <w:rFonts w:cstheme="minorHAnsi"/>
@@ -267,12 +270,14 @@
               </w:rPr>
               <w:t>{</w:t>
             </w:r>
+            <w:proofErr w:type="spellStart"/>
             <w:r>
               <w:rPr>
                 <w:rFonts w:cstheme="minorHAnsi"/>
               </w:rPr>
               <w:t>invoiceDate</w:t>
             </w:r>
+            <w:proofErr w:type="spellEnd"/>
             <w:r>
               <w:rPr>
                 <w:rFonts w:cstheme="minorHAnsi"/>
@@ -336,12 +341,14 @@
               </w:rPr>
               <w:t>{</w:t>
             </w:r>
+            <w:proofErr w:type="spellStart"/>
             <w:r>
               <w:rPr>
                 <w:rFonts w:cstheme="minorHAnsi"/>
               </w:rPr>
               <w:t>buyersOrderNo</w:t>
             </w:r>
+            <w:proofErr w:type="spellEnd"/>
             <w:r>
               <w:rPr>
                 <w:rFonts w:cstheme="minorHAnsi"/>
@@ -384,12 +391,14 @@
               </w:rPr>
               <w:t>{</w:t>
             </w:r>
+            <w:proofErr w:type="spellStart"/>
             <w:r>
               <w:rPr>
                 <w:rFonts w:cstheme="minorHAnsi"/>
               </w:rPr>
               <w:t>orderDate</w:t>
             </w:r>
+            <w:proofErr w:type="spellEnd"/>
             <w:r>
               <w:rPr>
                 <w:rFonts w:cstheme="minorHAnsi"/>
@@ -446,6 +455,7 @@
               </w:rPr>
               <w:t>{</w:t>
             </w:r>
+            <w:proofErr w:type="spellStart"/>
             <w:r>
               <w:rPr>
                 <w:rFonts w:cstheme="minorHAnsi"/>
@@ -454,6 +464,7 @@
               </w:rPr>
               <w:t>consigneeCountry</w:t>
             </w:r>
+            <w:proofErr w:type="spellEnd"/>
             <w:r>
               <w:rPr>
                 <w:rFonts w:cstheme="minorHAnsi"/>
@@ -522,6 +533,7 @@
               </w:rPr>
               <w:t>{</w:t>
             </w:r>
+            <w:proofErr w:type="spellStart"/>
             <w:r>
               <w:rPr>
                 <w:rFonts w:cstheme="minorHAnsi"/>
@@ -530,6 +542,7 @@
               </w:rPr>
               <w:t>consigneeName</w:t>
             </w:r>
+            <w:proofErr w:type="spellEnd"/>
             <w:r>
               <w:rPr>
                 <w:rFonts w:cstheme="minorHAnsi"/>
@@ -555,6 +568,7 @@
               </w:rPr>
               <w:t>{</w:t>
             </w:r>
+            <w:proofErr w:type="spellStart"/>
             <w:r>
               <w:rPr>
                 <w:rFonts w:cstheme="minorHAnsi"/>
@@ -563,6 +577,7 @@
               </w:rPr>
               <w:t>consigneeAddress</w:t>
             </w:r>
+            <w:proofErr w:type="spellEnd"/>
             <w:r>
               <w:rPr>
                 <w:rFonts w:cstheme="minorHAnsi"/>
@@ -571,6 +586,7 @@
               </w:rPr>
               <w:t>} {</w:t>
             </w:r>
+            <w:proofErr w:type="spellStart"/>
             <w:r>
               <w:rPr>
                 <w:rFonts w:cstheme="minorHAnsi"/>
@@ -579,6 +595,7 @@
               </w:rPr>
               <w:t>consigneeCity</w:t>
             </w:r>
+            <w:proofErr w:type="spellEnd"/>
             <w:r>
               <w:rPr>
                 <w:rFonts w:cstheme="minorHAnsi"/>
@@ -587,6 +604,7 @@
               </w:rPr>
               <w:t>} {</w:t>
             </w:r>
+            <w:proofErr w:type="spellStart"/>
             <w:r>
               <w:rPr>
                 <w:rFonts w:cstheme="minorHAnsi"/>
@@ -595,6 +613,7 @@
               </w:rPr>
               <w:t>consigneeState</w:t>
             </w:r>
+            <w:proofErr w:type="spellEnd"/>
             <w:r>
               <w:rPr>
                 <w:rFonts w:cstheme="minorHAnsi"/>
@@ -620,6 +639,7 @@
               </w:rPr>
               <w:t>{</w:t>
             </w:r>
+            <w:proofErr w:type="spellStart"/>
             <w:r>
               <w:rPr>
                 <w:rFonts w:cstheme="minorHAnsi"/>
@@ -628,6 +648,7 @@
               </w:rPr>
               <w:t>consigneeCountry</w:t>
             </w:r>
+            <w:proofErr w:type="spellEnd"/>
             <w:r>
               <w:rPr>
                 <w:rFonts w:cstheme="minorHAnsi"/>
@@ -636,6 +657,7 @@
               </w:rPr>
               <w:t>} {</w:t>
             </w:r>
+            <w:proofErr w:type="spellStart"/>
             <w:r>
               <w:rPr>
                 <w:rFonts w:cstheme="minorHAnsi"/>
@@ -644,6 +666,7 @@
               </w:rPr>
               <w:t>consigneeZip</w:t>
             </w:r>
+            <w:proofErr w:type="spellEnd"/>
             <w:r>
               <w:rPr>
                 <w:rFonts w:cstheme="minorHAnsi"/>
@@ -696,6 +719,7 @@
               </w:rPr>
               <w:t>{</w:t>
             </w:r>
+            <w:proofErr w:type="spellStart"/>
             <w:r>
               <w:rPr>
                 <w:rFonts w:cstheme="minorHAnsi"/>
@@ -704,6 +728,7 @@
               </w:rPr>
               <w:t>buyerName</w:t>
             </w:r>
+            <w:proofErr w:type="spellEnd"/>
             <w:r>
               <w:rPr>
                 <w:rFonts w:cstheme="minorHAnsi"/>
@@ -729,6 +754,7 @@
               </w:rPr>
               <w:t>{</w:t>
             </w:r>
+            <w:proofErr w:type="spellStart"/>
             <w:r>
               <w:rPr>
                 <w:rFonts w:cstheme="minorHAnsi"/>
@@ -737,6 +763,7 @@
               </w:rPr>
               <w:t>buyerAddress</w:t>
             </w:r>
+            <w:proofErr w:type="spellEnd"/>
             <w:r>
               <w:rPr>
                 <w:rFonts w:cstheme="minorHAnsi"/>
@@ -745,6 +772,7 @@
               </w:rPr>
               <w:t>} {</w:t>
             </w:r>
+            <w:proofErr w:type="spellStart"/>
             <w:r>
               <w:rPr>
                 <w:rFonts w:cstheme="minorHAnsi"/>
@@ -753,6 +781,7 @@
               </w:rPr>
               <w:t>buyerCity</w:t>
             </w:r>
+            <w:proofErr w:type="spellEnd"/>
             <w:r>
               <w:rPr>
                 <w:rFonts w:cstheme="minorHAnsi"/>
@@ -761,6 +790,7 @@
               </w:rPr>
               <w:t>} {</w:t>
             </w:r>
+            <w:proofErr w:type="spellStart"/>
             <w:r>
               <w:rPr>
                 <w:rFonts w:cstheme="minorHAnsi"/>
@@ -769,6 +799,7 @@
               </w:rPr>
               <w:t>buyerState</w:t>
             </w:r>
+            <w:proofErr w:type="spellEnd"/>
             <w:r>
               <w:rPr>
                 <w:rFonts w:cstheme="minorHAnsi"/>
@@ -794,6 +825,7 @@
               </w:rPr>
               <w:t>{</w:t>
             </w:r>
+            <w:proofErr w:type="spellStart"/>
             <w:r>
               <w:rPr>
                 <w:rFonts w:cstheme="minorHAnsi"/>
@@ -802,6 +834,7 @@
               </w:rPr>
               <w:t>buyerCountry</w:t>
             </w:r>
+            <w:proofErr w:type="spellEnd"/>
             <w:r>
               <w:rPr>
                 <w:rFonts w:cstheme="minorHAnsi"/>
@@ -810,6 +843,7 @@
               </w:rPr>
               <w:t>} {</w:t>
             </w:r>
+            <w:proofErr w:type="spellStart"/>
             <w:r>
               <w:rPr>
                 <w:rFonts w:cstheme="minorHAnsi"/>
@@ -818,6 +852,7 @@
               </w:rPr>
               <w:t>buyerZip</w:t>
             </w:r>
+            <w:proofErr w:type="spellEnd"/>
             <w:r>
               <w:rPr>
                 <w:rFonts w:cstheme="minorHAnsi"/>
@@ -890,6 +925,7 @@
               </w:rPr>
               <w:t>{</w:t>
             </w:r>
+            <w:proofErr w:type="spellStart"/>
             <w:r>
               <w:rPr>
                 <w:rFonts w:cstheme="minorHAnsi"/>
@@ -898,6 +934,7 @@
               </w:rPr>
               <w:t>originOfGoods</w:t>
             </w:r>
+            <w:proofErr w:type="spellEnd"/>
             <w:r>
               <w:rPr>
                 <w:rFonts w:cstheme="minorHAnsi"/>
@@ -949,6 +986,7 @@
               </w:rPr>
               <w:t>{</w:t>
             </w:r>
+            <w:proofErr w:type="spellStart"/>
             <w:r>
               <w:rPr>
                 <w:rFonts w:cstheme="minorHAnsi"/>
@@ -957,6 +995,7 @@
               </w:rPr>
               <w:t>finalDestination</w:t>
             </w:r>
+            <w:proofErr w:type="spellEnd"/>
             <w:r>
               <w:rPr>
                 <w:rFonts w:cstheme="minorHAnsi"/>
@@ -1050,6 +1089,7 @@
               </w:rPr>
               <w:t>{</w:t>
             </w:r>
+            <w:proofErr w:type="spellStart"/>
             <w:r>
               <w:rPr>
                 <w:rFonts w:cstheme="minorHAnsi"/>
@@ -1058,6 +1098,7 @@
               </w:rPr>
               <w:t>termOfDeliveryAndPayment</w:t>
             </w:r>
+            <w:proofErr w:type="spellEnd"/>
             <w:r>
               <w:rPr>
                 <w:rFonts w:cstheme="minorHAnsi"/>
@@ -1094,6 +1135,7 @@
                 <w:szCs w:val="20"/>
               </w:rPr>
             </w:pPr>
+            <w:proofErr w:type="spellStart"/>
             <w:r>
               <w:rPr>
                 <w:rFonts w:ascii="SansSerif" w:hAnsi="SansSerif" w:cs="SansSerif"/>
@@ -1101,7 +1143,17 @@
                 <w:sz w:val="20"/>
                 <w:szCs w:val="20"/>
               </w:rPr>
-              <w:t>Precarriage by:</w:t>
+              <w:t>Precarriage</w:t>
+            </w:r>
+            <w:proofErr w:type="spellEnd"/>
+            <w:r>
+              <w:rPr>
+                <w:rFonts w:ascii="SansSerif" w:hAnsi="SansSerif" w:cs="SansSerif"/>
+                <w:color w:val="000000"/>
+                <w:sz w:val="20"/>
+                <w:szCs w:val="20"/>
+              </w:rPr>
+              <w:t xml:space="preserve"> by:</w:t>
             </w:r>
           </w:p>
           <w:p>
@@ -1121,6 +1173,7 @@
               </w:rPr>
               <w:t>{</w:t>
             </w:r>
+            <w:proofErr w:type="spellStart"/>
             <w:r>
               <w:rPr>
                 <w:rFonts w:cstheme="minorHAnsi"/>
@@ -1129,6 +1182,7 @@
               </w:rPr>
               <w:t>precarriageBy</w:t>
             </w:r>
+            <w:proofErr w:type="spellEnd"/>
             <w:r>
               <w:rPr>
                 <w:rFonts w:cstheme="minorHAnsi"/>
@@ -1190,6 +1244,7 @@
               </w:rPr>
               <w:t>{</w:t>
             </w:r>
+            <w:proofErr w:type="spellStart"/>
             <w:r>
               <w:rPr>
                 <w:rFonts w:ascii="SansSerif" w:hAnsi="SansSerif" w:cs="SansSerif"/>
@@ -1199,6 +1254,7 @@
               </w:rPr>
               <w:t>placeOfReceipt</w:t>
             </w:r>
+            <w:proofErr w:type="spellEnd"/>
             <w:r>
               <w:rPr>
                 <w:rFonts w:ascii="SansSerif" w:hAnsi="SansSerif" w:cs="SansSerif"/>
@@ -1289,6 +1345,7 @@
               </w:rPr>
               <w:t>{</w:t>
             </w:r>
+            <w:proofErr w:type="spellStart"/>
             <w:r>
               <w:rPr>
                 <w:rFonts w:ascii="SansSerif" w:hAnsi="SansSerif" w:cs="SansSerif"/>
@@ -1298,6 +1355,7 @@
               </w:rPr>
               <w:t>vesselNo</w:t>
             </w:r>
+            <w:proofErr w:type="spellEnd"/>
             <w:r>
               <w:rPr>
                 <w:rFonts w:ascii="SansSerif" w:hAnsi="SansSerif" w:cs="SansSerif"/>
@@ -1360,6 +1418,7 @@
               </w:rPr>
               <w:t>{</w:t>
             </w:r>
+            <w:proofErr w:type="spellStart"/>
             <w:r>
               <w:rPr>
                 <w:rFonts w:ascii="SansSerif" w:hAnsi="SansSerif" w:cs="SansSerif"/>
@@ -1369,6 +1428,7 @@
               </w:rPr>
               <w:t>portOfLoading</w:t>
             </w:r>
+            <w:proofErr w:type="spellEnd"/>
             <w:r>
               <w:rPr>
                 <w:rFonts w:ascii="SansSerif" w:hAnsi="SansSerif" w:cs="SansSerif"/>
@@ -1454,6 +1514,7 @@
               </w:rPr>
               <w:t>{</w:t>
             </w:r>
+            <w:proofErr w:type="spellStart"/>
             <w:r>
               <w:rPr>
                 <w:rFonts w:ascii="SansSerif" w:hAnsi="SansSerif" w:cs="SansSerif"/>
@@ -1463,6 +1524,7 @@
               </w:rPr>
               <w:t>portOfDischarge</w:t>
             </w:r>
+            <w:proofErr w:type="spellEnd"/>
             <w:r>
               <w:rPr>
                 <w:rFonts w:ascii="SansSerif" w:hAnsi="SansSerif" w:cs="SansSerif"/>
@@ -1521,6 +1583,7 @@
               </w:rPr>
               <w:t>{</w:t>
             </w:r>
+            <w:proofErr w:type="spellStart"/>
             <w:r>
               <w:rPr>
                 <w:rFonts w:ascii="SansSerif" w:hAnsi="SansSerif" w:cs="SansSerif"/>
@@ -1530,6 +1593,7 @@
               </w:rPr>
               <w:t>finalDestination</w:t>
             </w:r>
+            <w:proofErr w:type="spellEnd"/>
             <w:r>
               <w:rPr>
                 <w:rFonts w:ascii="SansSerif" w:hAnsi="SansSerif" w:cs="SansSerif"/>
@@ -1600,6 +1664,7 @@
               </w:rPr>
               <w:t>{</w:t>
             </w:r>
+            <w:proofErr w:type="spellStart"/>
             <w:r>
               <w:rPr>
                 <w:rFonts w:cstheme="minorHAnsi"/>
@@ -1608,6 +1673,7 @@
               </w:rPr>
               <w:t>privateRemark</w:t>
             </w:r>
+            <w:proofErr w:type="spellEnd"/>
             <w:r>
               <w:rPr>
                 <w:rFonts w:cstheme="minorHAnsi"/>
@@ -1635,7 +1701,7 @@
           <w:tbl>
             <w:tblPr>
               <w:tblStyle w:val="TableGrid"/>
-              <w:tblW w:w="11071" w:type="dxa"/>
+              <w:tblW w:w="11082" w:type="dxa"/>
               <w:tblInd w:w="1" w:type="dxa"/>
               <w:tblBorders>
                 <w:top w:val="none" w:sz="0" w:space="0" w:color="auto"/>
@@ -1648,12 +1714,12 @@
               <w:tblLook w:val="04A0" w:firstRow="1" w:lastRow="0" w:firstColumn="1" w:lastColumn="0" w:noHBand="0" w:noVBand="1"/>
             </w:tblPr>
             <w:tblGrid>
-              <w:gridCol w:w="5450"/>
-              <w:gridCol w:w="1416"/>
-              <w:gridCol w:w="1020"/>
-              <w:gridCol w:w="1269"/>
-              <w:gridCol w:w="847"/>
-              <w:gridCol w:w="1069"/>
+              <w:gridCol w:w="5244"/>
+              <w:gridCol w:w="1418"/>
+              <w:gridCol w:w="992"/>
+              <w:gridCol w:w="1134"/>
+              <w:gridCol w:w="992"/>
+              <w:gridCol w:w="1302"/>
             </w:tblGrid>
             <w:tr>
               <w:trPr>
@@ -1661,7 +1727,7 @@
               </w:trPr>
               <w:tc>
                 <w:tcPr>
-                  <w:tcW w:w="5450" w:type="dxa"/>
+                  <w:tcW w:w="5244" w:type="dxa"/>
                   <w:tcBorders>
                     <w:right w:val="nil"/>
                   </w:tcBorders>
@@ -1704,7 +1770,7 @@
               </w:tc>
               <w:tc>
                 <w:tcPr>
-                  <w:tcW w:w="1416" w:type="dxa"/>
+                  <w:tcW w:w="1418" w:type="dxa"/>
                   <w:tcBorders>
                     <w:left w:val="nil"/>
                   </w:tcBorders>
@@ -1738,7 +1804,7 @@
               </w:tc>
               <w:tc>
                 <w:tcPr>
-                  <w:tcW w:w="1020" w:type="dxa"/>
+                  <w:tcW w:w="992" w:type="dxa"/>
                 </w:tcPr>
                 <w:p>
                   <w:pPr>
@@ -1768,7 +1834,7 @@
               </w:tc>
               <w:tc>
                 <w:tcPr>
-                  <w:tcW w:w="1269" w:type="dxa"/>
+                  <w:tcW w:w="1134" w:type="dxa"/>
                 </w:tcPr>
                 <w:p>
                   <w:pPr>
@@ -1792,13 +1858,27 @@
                       <w:sz w:val="20"/>
                       <w:szCs w:val="20"/>
                     </w:rPr>
-                    <w:t>Total Sq.Mt</w:t>
-                  </w:r>
+                    <w:t xml:space="preserve">Total </w:t>
+                  </w:r>
+                  <w:proofErr w:type="spellStart"/>
+                  <w:proofErr w:type="gramStart"/>
+                  <w:r>
+                    <w:rPr>
+                      <w:rFonts w:cstheme="minorHAnsi"/>
+                      <w:b/>
+                      <w:bCs/>
+                      <w:sz w:val="20"/>
+                      <w:szCs w:val="20"/>
+                    </w:rPr>
+                    <w:t>Sq.Mt</w:t>
+                  </w:r>
+                  <w:proofErr w:type="spellEnd"/>
+                  <w:proofErr w:type="gramEnd"/>
                 </w:p>
               </w:tc>
               <w:tc>
                 <w:tcPr>
-                  <w:tcW w:w="847" w:type="dxa"/>
+                  <w:tcW w:w="992" w:type="dxa"/>
                 </w:tcPr>
                 <w:p>
                   <w:pPr>
@@ -1835,8 +1915,8 @@
                       <w:rFonts w:cstheme="minorHAnsi"/>
                       <w:b/>
                       <w:bCs/>
-                      <w:sz w:val="20"/>
-                      <w:szCs w:val="20"/>
+                      <w:sz w:val="18"/>
+                      <w:szCs w:val="18"/>
                     </w:rPr>
                   </w:pPr>
                   <w:r>
@@ -1844,16 +1924,38 @@
                       <w:rFonts w:cstheme="minorHAnsi"/>
                       <w:b/>
                       <w:bCs/>
-                      <w:sz w:val="20"/>
-                      <w:szCs w:val="20"/>
-                    </w:rPr>
-                    <w:t>(US $)</w:t>
+                      <w:sz w:val="18"/>
+                      <w:szCs w:val="18"/>
+                    </w:rPr>
+                    <w:t>{</w:t>
+                  </w:r>
+                  <w:proofErr w:type="spellStart"/>
+                  <w:r>
+                    <w:rPr>
+                      <w:rFonts w:cstheme="minorHAnsi"/>
+                      <w:b/>
+                      <w:bCs/>
+                      <w:sz w:val="18"/>
+                      <w:szCs w:val="18"/>
+                    </w:rPr>
+                    <w:t>currencyChar</w:t>
+                  </w:r>
+                  <w:proofErr w:type="spellEnd"/>
+                  <w:r>
+                    <w:rPr>
+                      <w:rFonts w:cstheme="minorHAnsi"/>
+                      <w:b/>
+                      <w:bCs/>
+                      <w:sz w:val="18"/>
+                      <w:szCs w:val="18"/>
+                    </w:rPr>
+                    <w:t>}</w:t>
                   </w:r>
                 </w:p>
               </w:tc>
               <w:tc>
                 <w:tcPr>
-                  <w:tcW w:w="1069" w:type="dxa"/>
+                  <w:tcW w:w="1302" w:type="dxa"/>
                 </w:tcPr>
                 <w:p>
                   <w:pPr>
@@ -1899,10 +2001,32 @@
                       <w:rFonts w:cstheme="minorHAnsi"/>
                       <w:b/>
                       <w:bCs/>
-                      <w:sz w:val="20"/>
-                      <w:szCs w:val="20"/>
-                    </w:rPr>
-                    <w:t>(US $)</w:t>
+                      <w:sz w:val="18"/>
+                      <w:szCs w:val="18"/>
+                    </w:rPr>
+                    <w:t>{</w:t>
+                  </w:r>
+                  <w:proofErr w:type="spellStart"/>
+                  <w:r>
+                    <w:rPr>
+                      <w:rFonts w:cstheme="minorHAnsi"/>
+                      <w:b/>
+                      <w:bCs/>
+                      <w:sz w:val="18"/>
+                      <w:szCs w:val="18"/>
+                    </w:rPr>
+                    <w:t>currencyChar</w:t>
+                  </w:r>
+                  <w:proofErr w:type="spellEnd"/>
+                  <w:r>
+                    <w:rPr>
+                      <w:rFonts w:cstheme="minorHAnsi"/>
+                      <w:b/>
+                      <w:bCs/>
+                      <w:sz w:val="18"/>
+                      <w:szCs w:val="18"/>
+                    </w:rPr>
+                    <w:t>}</w:t>
                   </w:r>
                 </w:p>
               </w:tc>
@@ -1913,7 +2037,7 @@
               </w:trPr>
               <w:tc>
                 <w:tcPr>
-                  <w:tcW w:w="5450" w:type="dxa"/>
+                  <w:tcW w:w="5244" w:type="dxa"/>
                   <w:tcBorders>
                     <w:bottom w:val="nil"/>
                     <w:right w:val="nil"/>
@@ -1938,6 +2062,7 @@
                     </w:rPr>
                     <w:t>{#</w:t>
                   </w:r>
+                  <w:proofErr w:type="gramStart"/>
                   <w:r>
                     <w:rPr>
                       <w:rFonts w:cstheme="minorHAnsi"/>
@@ -1962,13 +2087,24 @@
                       <w:sz w:val="20"/>
                       <w:szCs w:val="20"/>
                     </w:rPr>
-                    <w:t>{length} X {width} X {height} MM</w:t>
+                    <w:t>{</w:t>
+                  </w:r>
+                  <w:proofErr w:type="gramEnd"/>
+                  <w:r>
+                    <w:rPr>
+                      <w:rFonts w:cstheme="minorHAnsi"/>
+                      <w:b/>
+                      <w:bCs/>
+                      <w:sz w:val="20"/>
+                      <w:szCs w:val="20"/>
+                    </w:rPr>
+                    <w:t>length} X {width} X {height} MM</w:t>
                   </w:r>
                 </w:p>
               </w:tc>
               <w:tc>
                 <w:tcPr>
-                  <w:tcW w:w="1416" w:type="dxa"/>
+                  <w:tcW w:w="1418" w:type="dxa"/>
                   <w:tcBorders>
                     <w:left w:val="nil"/>
                     <w:bottom w:val="nil"/>
@@ -1998,7 +2134,7 @@
               </w:tc>
               <w:tc>
                 <w:tcPr>
-                  <w:tcW w:w="1020" w:type="dxa"/>
+                  <w:tcW w:w="992" w:type="dxa"/>
                 </w:tcPr>
                 <w:p>
                   <w:pPr>
@@ -2015,7 +2151,7 @@
               </w:tc>
               <w:tc>
                 <w:tcPr>
-                  <w:tcW w:w="1269" w:type="dxa"/>
+                  <w:tcW w:w="1134" w:type="dxa"/>
                 </w:tcPr>
                 <w:p>
                   <w:pPr>
@@ -2032,7 +2168,7 @@
               </w:tc>
               <w:tc>
                 <w:tcPr>
-                  <w:tcW w:w="847" w:type="dxa"/>
+                  <w:tcW w:w="992" w:type="dxa"/>
                 </w:tcPr>
                 <w:p>
                   <w:pPr>
@@ -2049,7 +2185,7 @@
               </w:tc>
               <w:tc>
                 <w:tcPr>
-                  <w:tcW w:w="1069" w:type="dxa"/>
+                  <w:tcW w:w="1302" w:type="dxa"/>
                 </w:tcPr>
                 <w:p>
                   <w:pPr>
@@ -2071,7 +2207,7 @@
               </w:trPr>
               <w:tc>
                 <w:tcPr>
-                  <w:tcW w:w="5450" w:type="dxa"/>
+                  <w:tcW w:w="5244" w:type="dxa"/>
                   <w:tcBorders>
                     <w:right w:val="nil"/>
                   </w:tcBorders>
@@ -2099,7 +2235,7 @@
               </w:tc>
               <w:tc>
                 <w:tcPr>
-                  <w:tcW w:w="1416" w:type="dxa"/>
+                  <w:tcW w:w="1418" w:type="dxa"/>
                   <w:tcBorders>
                     <w:left w:val="nil"/>
                   </w:tcBorders>
@@ -2119,7 +2255,7 @@
               </w:tc>
               <w:tc>
                 <w:tcPr>
-                  <w:tcW w:w="1020" w:type="dxa"/>
+                  <w:tcW w:w="992" w:type="dxa"/>
                 </w:tcPr>
                 <w:p>
                   <w:pPr>
@@ -2161,7 +2297,7 @@
               </w:tc>
               <w:tc>
                 <w:tcPr>
-                  <w:tcW w:w="1269" w:type="dxa"/>
+                  <w:tcW w:w="1134" w:type="dxa"/>
                 </w:tcPr>
                 <w:p>
                   <w:pPr>
@@ -2183,6 +2319,7 @@
                     </w:rPr>
                     <w:t>{</w:t>
                   </w:r>
+                  <w:proofErr w:type="spellStart"/>
                   <w:r>
                     <w:rPr>
                       <w:rFonts w:cstheme="minorHAnsi"/>
@@ -2191,6 +2328,7 @@
                     </w:rPr>
                     <w:t>totalSq</w:t>
                   </w:r>
+                  <w:proofErr w:type="spellEnd"/>
                   <w:r>
                     <w:rPr>
                       <w:rFonts w:cstheme="minorHAnsi"/>
@@ -2203,7 +2341,7 @@
               </w:tc>
               <w:tc>
                 <w:tcPr>
-                  <w:tcW w:w="847" w:type="dxa"/>
+                  <w:tcW w:w="992" w:type="dxa"/>
                 </w:tcPr>
                 <w:p>
                   <w:pPr>
@@ -2245,7 +2383,7 @@
               </w:tc>
               <w:tc>
                 <w:tcPr>
-                  <w:tcW w:w="1069" w:type="dxa"/>
+                  <w:tcW w:w="1302" w:type="dxa"/>
                 </w:tcPr>
                 <w:p>
                   <w:pPr>
@@ -2302,6 +2440,7 @@
                     </w:rPr>
                     <w:t>{/</w:t>
                   </w:r>
+                  <w:proofErr w:type="spellStart"/>
                   <w:r>
                     <w:rPr>
                       <w:rFonts w:cstheme="minorHAnsi"/>
@@ -2310,6 +2449,7 @@
                     </w:rPr>
                     <w:t>CIItems</w:t>
                   </w:r>
+                  <w:proofErr w:type="spellEnd"/>
                   <w:r>
                     <w:rPr>
                       <w:rFonts w:cstheme="minorHAnsi"/>
@@ -2362,12 +2502,14 @@
               </w:rPr>
               <w:t>{</w:t>
             </w:r>
+            <w:proofErr w:type="spellStart"/>
             <w:r>
               <w:rPr>
                 <w:rFonts w:cstheme="minorHAnsi"/>
               </w:rPr>
               <w:t>additionSumAmount</w:t>
             </w:r>
+            <w:proofErr w:type="spellEnd"/>
             <w:r>
               <w:rPr>
                 <w:rFonts w:cstheme="minorHAnsi"/>
@@ -2621,12 +2763,14 @@
               </w:rPr>
               <w:t>{</w:t>
             </w:r>
+            <w:proofErr w:type="spellStart"/>
             <w:r>
               <w:rPr>
                 <w:rFonts w:cstheme="minorHAnsi"/>
               </w:rPr>
               <w:t>currencyChar</w:t>
             </w:r>
+            <w:proofErr w:type="spellEnd"/>
             <w:r>
               <w:rPr>
                 <w:rFonts w:cstheme="minorHAnsi"/>
@@ -2645,12 +2789,14 @@
               </w:rPr>
               <w:t>{</w:t>
             </w:r>
+            <w:proofErr w:type="spellStart"/>
             <w:r>
               <w:rPr>
                 <w:rFonts w:cstheme="minorHAnsi"/>
               </w:rPr>
               <w:t>netAmountWords</w:t>
             </w:r>
+            <w:proofErr w:type="spellEnd"/>
             <w:r>
               <w:rPr>
                 <w:rFonts w:cstheme="minorHAnsi"/>
@@ -2684,12 +2830,14 @@
               </w:rPr>
               <w:t>{</w:t>
             </w:r>
+            <w:proofErr w:type="spellStart"/>
             <w:r>
               <w:rPr>
                 <w:rFonts w:cstheme="minorHAnsi"/>
               </w:rPr>
               <w:t>netAmount</w:t>
             </w:r>
+            <w:proofErr w:type="spellEnd"/>
             <w:r>
               <w:rPr>
                 <w:rFonts w:cstheme="minorHAnsi"/>
@@ -2731,6 +2879,7 @@
               </w:rPr>
               <w:t>{#</w:t>
             </w:r>
+            <w:proofErr w:type="gramStart"/>
             <w:r>
               <w:rPr>
                 <w:rFonts w:cstheme="minorHAnsi"/>
@@ -2755,6 +2904,7 @@
               </w:rPr>
               <w:t>}{</w:t>
             </w:r>
+            <w:proofErr w:type="gramEnd"/>
             <w:r>
               <w:rPr>
                 <w:rFonts w:cstheme="minorHAnsi"/>
@@ -2790,6 +2940,7 @@
               </w:rPr>
               <w:t>{/</w:t>
             </w:r>
+            <w:proofErr w:type="spellStart"/>
             <w:r>
               <w:rPr>
                 <w:rFonts w:cstheme="minorHAnsi"/>
@@ -2806,6 +2957,7 @@
               </w:rPr>
               <w:t>s</w:t>
             </w:r>
+            <w:proofErr w:type="spellEnd"/>
             <w:r>
               <w:rPr>
                 <w:rFonts w:cstheme="minorHAnsi"/>
@@ -2833,6 +2985,7 @@
               </w:rPr>
               <w:t>{#</w:t>
             </w:r>
+            <w:proofErr w:type="gramStart"/>
             <w:r>
               <w:rPr>
                 <w:rFonts w:cstheme="minorHAnsi"/>
@@ -2857,6 +3010,7 @@
               </w:rPr>
               <w:t>{.}</w:t>
             </w:r>
+            <w:proofErr w:type="gramEnd"/>
           </w:p>
           <w:p>
             <w:pPr>
@@ -2876,6 +3030,7 @@
               </w:rPr>
               <w:t>{/</w:t>
             </w:r>
+            <w:proofErr w:type="spellStart"/>
             <w:r>
               <w:rPr>
                 <w:rFonts w:cstheme="minorHAnsi"/>
@@ -2884,6 +3039,7 @@
               </w:rPr>
               <w:t>invoiceInstructions</w:t>
             </w:r>
+            <w:proofErr w:type="spellEnd"/>
             <w:r>
               <w:rPr>
                 <w:rFonts w:cstheme="minorHAnsi"/>
@@ -2923,6 +3079,7 @@
                 <w:insideH w:val="none" w:sz="0" w:space="0" w:color="auto"/>
                 <w:insideV w:val="none" w:sz="0" w:space="0" w:color="auto"/>
               </w:tblBorders>
+              <w:tblLayout w:type="fixed"/>
               <w:tblLook w:val="04A0" w:firstRow="1" w:lastRow="0" w:firstColumn="1" w:lastColumn="0" w:noHBand="0" w:noVBand="1"/>
             </w:tblPr>
             <w:tblGrid>
@@ -2984,6 +3141,7 @@
                     </w:rPr>
                     <w:t>{</w:t>
                   </w:r>
+                  <w:proofErr w:type="spellStart"/>
                   <w:r>
                     <w:rPr>
                       <w:rFonts w:cstheme="minorHAnsi"/>
@@ -2992,6 +3150,7 @@
                     </w:rPr>
                     <w:t>totalQuantity</w:t>
                   </w:r>
+                  <w:proofErr w:type="spellEnd"/>
                   <w:r>
                     <w:rPr>
                       <w:rFonts w:cstheme="minorHAnsi"/>
@@ -3058,6 +3217,7 @@
                     </w:rPr>
                     <w:t>{</w:t>
                   </w:r>
+                  <w:proofErr w:type="spellStart"/>
                   <w:r>
                     <w:rPr>
                       <w:rFonts w:cstheme="minorHAnsi"/>
@@ -3066,6 +3226,7 @@
                     </w:rPr>
                     <w:t>totalBox</w:t>
                   </w:r>
+                  <w:proofErr w:type="spellEnd"/>
                   <w:r>
                     <w:rPr>
                       <w:rFonts w:cstheme="minorHAnsi"/>
@@ -3104,7 +3265,27 @@
                       <w:sz w:val="20"/>
                       <w:szCs w:val="20"/>
                     </w:rPr>
-                    <w:t>Total Sq.Meter:</w:t>
+                    <w:t xml:space="preserve">Total </w:t>
+                  </w:r>
+                  <w:proofErr w:type="spellStart"/>
+                  <w:proofErr w:type="gramStart"/>
+                  <w:r>
+                    <w:rPr>
+                      <w:rFonts w:cstheme="minorHAnsi"/>
+                      <w:sz w:val="20"/>
+                      <w:szCs w:val="20"/>
+                    </w:rPr>
+                    <w:t>Sq.Meter</w:t>
+                  </w:r>
+                  <w:proofErr w:type="spellEnd"/>
+                  <w:proofErr w:type="gramEnd"/>
+                  <w:r>
+                    <w:rPr>
+                      <w:rFonts w:cstheme="minorHAnsi"/>
+                      <w:sz w:val="20"/>
+                      <w:szCs w:val="20"/>
+                    </w:rPr>
+                    <w:t>:</w:t>
                   </w:r>
                 </w:p>
               </w:tc>
@@ -3132,6 +3313,7 @@
                     </w:rPr>
                     <w:t>{</w:t>
                   </w:r>
+                  <w:proofErr w:type="spellStart"/>
                   <w:r>
                     <w:rPr>
                       <w:rFonts w:cstheme="minorHAnsi"/>
@@ -3140,6 +3322,7 @@
                     </w:rPr>
                     <w:t>totalSqMt</w:t>
                   </w:r>
+                  <w:proofErr w:type="spellEnd"/>
                   <w:r>
                     <w:rPr>
                       <w:rFonts w:cstheme="minorHAnsi"/>
@@ -3212,6 +3395,7 @@
                 <w:insideH w:val="none" w:sz="0" w:space="0" w:color="auto"/>
                 <w:insideV w:val="none" w:sz="0" w:space="0" w:color="auto"/>
               </w:tblBorders>
+              <w:tblLayout w:type="fixed"/>
               <w:tblLook w:val="04A0" w:firstRow="1" w:lastRow="0" w:firstColumn="1" w:lastColumn="0" w:noHBand="0" w:noVBand="1"/>
             </w:tblPr>
             <w:tblGrid>
@@ -3246,7 +3430,25 @@
                       <w:sz w:val="20"/>
                       <w:szCs w:val="20"/>
                     </w:rPr>
-                    <w:t>Avg./Wt.(Kg)</w:t>
+                    <w:t>Avg./</w:t>
+                  </w:r>
+                  <w:proofErr w:type="gramStart"/>
+                  <w:r>
+                    <w:rPr>
+                      <w:rFonts w:cstheme="minorHAnsi"/>
+                      <w:sz w:val="20"/>
+                      <w:szCs w:val="20"/>
+                    </w:rPr>
+                    <w:t>Wt.(</w:t>
+                  </w:r>
+                  <w:proofErr w:type="gramEnd"/>
+                  <w:r>
+                    <w:rPr>
+                      <w:rFonts w:cstheme="minorHAnsi"/>
+                      <w:sz w:val="20"/>
+                      <w:szCs w:val="20"/>
+                    </w:rPr>
+                    <w:t>Kg)</w:t>
                   </w:r>
                 </w:p>
               </w:tc>
@@ -3332,6 +3534,7 @@
                     </w:rPr>
                     <w:t>{#</w:t>
                   </w:r>
+                  <w:proofErr w:type="gramStart"/>
                   <w:r>
                     <w:rPr>
                       <w:rFonts w:cstheme="minorHAnsi"/>
@@ -3348,6 +3551,7 @@
                     </w:rPr>
                     <w:t>}{</w:t>
                   </w:r>
+                  <w:proofErr w:type="gramEnd"/>
                   <w:r>
                     <w:rPr>
                       <w:rFonts w:cstheme="minorHAnsi"/>
@@ -3390,6 +3594,7 @@
                     </w:rPr>
                     <w:t>{</w:t>
                   </w:r>
+                  <w:proofErr w:type="spellStart"/>
                   <w:r>
                     <w:rPr>
                       <w:rFonts w:cstheme="minorHAnsi"/>
@@ -3398,6 +3603,7 @@
                     </w:rPr>
                     <w:t>totalSqMtPerType</w:t>
                   </w:r>
+                  <w:proofErr w:type="spellEnd"/>
                   <w:r>
                     <w:rPr>
                       <w:rFonts w:cstheme="minorHAnsi"/>
@@ -3488,6 +3694,7 @@
                     </w:rPr>
                     <w:t>} MM{/</w:t>
                   </w:r>
+                  <w:proofErr w:type="spellStart"/>
                   <w:r>
                     <w:rPr>
                       <w:rFonts w:cstheme="minorHAnsi"/>
@@ -3496,6 +3703,7 @@
                     </w:rPr>
                     <w:t>containerSummary</w:t>
                   </w:r>
+                  <w:proofErr w:type="spellEnd"/>
                   <w:r>
                     <w:rPr>
                       <w:rFonts w:cstheme="minorHAnsi"/>
@@ -3617,12 +3825,14 @@
               </w:rPr>
               <w:t>{</w:t>
             </w:r>
+            <w:proofErr w:type="spellStart"/>
             <w:r>
               <w:rPr>
                 <w:rFonts w:cstheme="minorHAnsi"/>
               </w:rPr>
               <w:t>panNo</w:t>
             </w:r>
+            <w:proofErr w:type="spellEnd"/>
             <w:r>
               <w:rPr>
                 <w:rFonts w:cstheme="minorHAnsi"/>
@@ -3677,12 +3887,14 @@
               </w:rPr>
               <w:t>{</w:t>
             </w:r>
+            <w:proofErr w:type="spellStart"/>
             <w:r>
               <w:rPr>
                 <w:rFonts w:cstheme="minorHAnsi"/>
               </w:rPr>
               <w:t>bankName</w:t>
             </w:r>
+            <w:proofErr w:type="spellEnd"/>
             <w:r>
               <w:rPr>
                 <w:rFonts w:cstheme="minorHAnsi"/>
@@ -3737,12 +3949,14 @@
               </w:rPr>
               <w:t>{</w:t>
             </w:r>
+            <w:proofErr w:type="spellStart"/>
             <w:r>
               <w:rPr>
                 <w:rFonts w:cstheme="minorHAnsi"/>
               </w:rPr>
               <w:t>adCode</w:t>
             </w:r>
+            <w:proofErr w:type="spellEnd"/>
             <w:r>
               <w:rPr>
                 <w:rFonts w:cstheme="minorHAnsi"/>
@@ -3797,12 +4011,14 @@
               </w:rPr>
               <w:t>{</w:t>
             </w:r>
+            <w:proofErr w:type="spellStart"/>
             <w:r>
               <w:rPr>
                 <w:rFonts w:cstheme="minorHAnsi"/>
               </w:rPr>
               <w:t>acCode</w:t>
             </w:r>
+            <w:proofErr w:type="spellEnd"/>
             <w:r>
               <w:rPr>
                 <w:rFonts w:cstheme="minorHAnsi"/>
@@ -3857,12 +4073,14 @@
               </w:rPr>
               <w:t>{</w:t>
             </w:r>
+            <w:proofErr w:type="spellStart"/>
             <w:r>
               <w:rPr>
                 <w:rFonts w:cstheme="minorHAnsi"/>
               </w:rPr>
               <w:t>iec</w:t>
             </w:r>
+            <w:proofErr w:type="spellEnd"/>
             <w:r>
               <w:rPr>
                 <w:rFonts w:cstheme="minorHAnsi"/>

--- a/electron/database/generate-document/templates/custom-invoice.docx
+++ b/electron/database/generate-document/templates/custom-invoice.docx
@@ -10,16 +10,16 @@
         <w:tblLook w:val="04A0" w:firstRow="1" w:lastRow="0" w:firstColumn="1" w:lastColumn="0" w:noHBand="0" w:noVBand="1"/>
       </w:tblPr>
       <w:tblGrid>
-        <w:gridCol w:w="2509"/>
-        <w:gridCol w:w="338"/>
-        <w:gridCol w:w="880"/>
-        <w:gridCol w:w="1401"/>
-        <w:gridCol w:w="363"/>
-        <w:gridCol w:w="1712"/>
-        <w:gridCol w:w="1061"/>
-        <w:gridCol w:w="216"/>
-        <w:gridCol w:w="753"/>
-        <w:gridCol w:w="1873"/>
+        <w:gridCol w:w="2617"/>
+        <w:gridCol w:w="354"/>
+        <w:gridCol w:w="872"/>
+        <w:gridCol w:w="1368"/>
+        <w:gridCol w:w="379"/>
+        <w:gridCol w:w="1665"/>
+        <w:gridCol w:w="1044"/>
+        <w:gridCol w:w="203"/>
+        <w:gridCol w:w="786"/>
+        <w:gridCol w:w="1818"/>
       </w:tblGrid>
       <w:tr>
         <w:trPr>
@@ -220,12 +220,14 @@
               </w:rPr>
               <w:t>{</w:t>
             </w:r>
+            <w:proofErr w:type="spellStart"/>
             <w:r>
               <w:rPr>
                 <w:rFonts w:cstheme="minorHAnsi"/>
               </w:rPr>
               <w:t>invoiceNo</w:t>
             </w:r>
+            <w:proofErr w:type="spellEnd"/>
             <w:r>
               <w:rPr>
                 <w:rFonts w:cstheme="minorHAnsi"/>
@@ -267,12 +269,14 @@
               </w:rPr>
               <w:t>{</w:t>
             </w:r>
+            <w:proofErr w:type="spellStart"/>
             <w:r>
               <w:rPr>
                 <w:rFonts w:cstheme="minorHAnsi"/>
               </w:rPr>
               <w:t>invoiceDate</w:t>
             </w:r>
+            <w:proofErr w:type="spellEnd"/>
             <w:r>
               <w:rPr>
                 <w:rFonts w:cstheme="minorHAnsi"/>
@@ -336,12 +340,14 @@
               </w:rPr>
               <w:t>{</w:t>
             </w:r>
+            <w:proofErr w:type="spellStart"/>
             <w:r>
               <w:rPr>
                 <w:rFonts w:cstheme="minorHAnsi"/>
               </w:rPr>
               <w:t>buyersOrderNo</w:t>
             </w:r>
+            <w:proofErr w:type="spellEnd"/>
             <w:r>
               <w:rPr>
                 <w:rFonts w:cstheme="minorHAnsi"/>
@@ -384,12 +390,14 @@
               </w:rPr>
               <w:t>{</w:t>
             </w:r>
+            <w:proofErr w:type="spellStart"/>
             <w:r>
               <w:rPr>
                 <w:rFonts w:cstheme="minorHAnsi"/>
               </w:rPr>
               <w:t>orderDate</w:t>
             </w:r>
+            <w:proofErr w:type="spellEnd"/>
             <w:r>
               <w:rPr>
                 <w:rFonts w:cstheme="minorHAnsi"/>
@@ -446,6 +454,7 @@
               </w:rPr>
               <w:t>{</w:t>
             </w:r>
+            <w:proofErr w:type="spellStart"/>
             <w:r>
               <w:rPr>
                 <w:rFonts w:cstheme="minorHAnsi"/>
@@ -454,6 +463,7 @@
               </w:rPr>
               <w:t>consigneeCountry</w:t>
             </w:r>
+            <w:proofErr w:type="spellEnd"/>
             <w:r>
               <w:rPr>
                 <w:rFonts w:cstheme="minorHAnsi"/>
@@ -522,6 +532,7 @@
               </w:rPr>
               <w:t>{</w:t>
             </w:r>
+            <w:proofErr w:type="spellStart"/>
             <w:r>
               <w:rPr>
                 <w:rFonts w:cstheme="minorHAnsi"/>
@@ -530,6 +541,7 @@
               </w:rPr>
               <w:t>consigneeName</w:t>
             </w:r>
+            <w:proofErr w:type="spellEnd"/>
             <w:r>
               <w:rPr>
                 <w:rFonts w:cstheme="minorHAnsi"/>
@@ -555,6 +567,7 @@
               </w:rPr>
               <w:t>{</w:t>
             </w:r>
+            <w:proofErr w:type="spellStart"/>
             <w:r>
               <w:rPr>
                 <w:rFonts w:cstheme="minorHAnsi"/>
@@ -563,6 +576,7 @@
               </w:rPr>
               <w:t>consigneeAddress</w:t>
             </w:r>
+            <w:proofErr w:type="spellEnd"/>
             <w:r>
               <w:rPr>
                 <w:rFonts w:cstheme="minorHAnsi"/>
@@ -571,6 +585,7 @@
               </w:rPr>
               <w:t>} {</w:t>
             </w:r>
+            <w:proofErr w:type="spellStart"/>
             <w:r>
               <w:rPr>
                 <w:rFonts w:cstheme="minorHAnsi"/>
@@ -579,6 +594,7 @@
               </w:rPr>
               <w:t>consigneeCity</w:t>
             </w:r>
+            <w:proofErr w:type="spellEnd"/>
             <w:r>
               <w:rPr>
                 <w:rFonts w:cstheme="minorHAnsi"/>
@@ -587,6 +603,7 @@
               </w:rPr>
               <w:t>} {</w:t>
             </w:r>
+            <w:proofErr w:type="spellStart"/>
             <w:r>
               <w:rPr>
                 <w:rFonts w:cstheme="minorHAnsi"/>
@@ -595,6 +612,7 @@
               </w:rPr>
               <w:t>consigneeState</w:t>
             </w:r>
+            <w:proofErr w:type="spellEnd"/>
             <w:r>
               <w:rPr>
                 <w:rFonts w:cstheme="minorHAnsi"/>
@@ -620,6 +638,7 @@
               </w:rPr>
               <w:t>{</w:t>
             </w:r>
+            <w:proofErr w:type="spellStart"/>
             <w:r>
               <w:rPr>
                 <w:rFonts w:cstheme="minorHAnsi"/>
@@ -628,6 +647,7 @@
               </w:rPr>
               <w:t>consigneeCountry</w:t>
             </w:r>
+            <w:proofErr w:type="spellEnd"/>
             <w:r>
               <w:rPr>
                 <w:rFonts w:cstheme="minorHAnsi"/>
@@ -636,6 +656,7 @@
               </w:rPr>
               <w:t>} {</w:t>
             </w:r>
+            <w:proofErr w:type="spellStart"/>
             <w:r>
               <w:rPr>
                 <w:rFonts w:cstheme="minorHAnsi"/>
@@ -644,6 +665,7 @@
               </w:rPr>
               <w:t>consigneeZip</w:t>
             </w:r>
+            <w:proofErr w:type="spellEnd"/>
             <w:r>
               <w:rPr>
                 <w:rFonts w:cstheme="minorHAnsi"/>
@@ -696,6 +718,7 @@
               </w:rPr>
               <w:t>{</w:t>
             </w:r>
+            <w:proofErr w:type="spellStart"/>
             <w:r>
               <w:rPr>
                 <w:rFonts w:cstheme="minorHAnsi"/>
@@ -704,6 +727,7 @@
               </w:rPr>
               <w:t>buyerName</w:t>
             </w:r>
+            <w:proofErr w:type="spellEnd"/>
             <w:r>
               <w:rPr>
                 <w:rFonts w:cstheme="minorHAnsi"/>
@@ -729,6 +753,7 @@
               </w:rPr>
               <w:t>{</w:t>
             </w:r>
+            <w:proofErr w:type="spellStart"/>
             <w:r>
               <w:rPr>
                 <w:rFonts w:cstheme="minorHAnsi"/>
@@ -737,6 +762,7 @@
               </w:rPr>
               <w:t>buyerAddress</w:t>
             </w:r>
+            <w:proofErr w:type="spellEnd"/>
             <w:r>
               <w:rPr>
                 <w:rFonts w:cstheme="minorHAnsi"/>
@@ -745,6 +771,7 @@
               </w:rPr>
               <w:t>} {</w:t>
             </w:r>
+            <w:proofErr w:type="spellStart"/>
             <w:r>
               <w:rPr>
                 <w:rFonts w:cstheme="minorHAnsi"/>
@@ -753,6 +780,7 @@
               </w:rPr>
               <w:t>buyerCity</w:t>
             </w:r>
+            <w:proofErr w:type="spellEnd"/>
             <w:r>
               <w:rPr>
                 <w:rFonts w:cstheme="minorHAnsi"/>
@@ -761,6 +789,7 @@
               </w:rPr>
               <w:t>} {</w:t>
             </w:r>
+            <w:proofErr w:type="spellStart"/>
             <w:r>
               <w:rPr>
                 <w:rFonts w:cstheme="minorHAnsi"/>
@@ -769,6 +798,7 @@
               </w:rPr>
               <w:t>buyerState</w:t>
             </w:r>
+            <w:proofErr w:type="spellEnd"/>
             <w:r>
               <w:rPr>
                 <w:rFonts w:cstheme="minorHAnsi"/>
@@ -794,6 +824,7 @@
               </w:rPr>
               <w:t>{</w:t>
             </w:r>
+            <w:proofErr w:type="spellStart"/>
             <w:r>
               <w:rPr>
                 <w:rFonts w:cstheme="minorHAnsi"/>
@@ -802,6 +833,7 @@
               </w:rPr>
               <w:t>buyerCountry</w:t>
             </w:r>
+            <w:proofErr w:type="spellEnd"/>
             <w:r>
               <w:rPr>
                 <w:rFonts w:cstheme="minorHAnsi"/>
@@ -810,6 +842,7 @@
               </w:rPr>
               <w:t>} {</w:t>
             </w:r>
+            <w:proofErr w:type="spellStart"/>
             <w:r>
               <w:rPr>
                 <w:rFonts w:cstheme="minorHAnsi"/>
@@ -818,6 +851,7 @@
               </w:rPr>
               <w:t>buyerZip</w:t>
             </w:r>
+            <w:proofErr w:type="spellEnd"/>
             <w:r>
               <w:rPr>
                 <w:rFonts w:cstheme="minorHAnsi"/>
@@ -890,6 +924,7 @@
               </w:rPr>
               <w:t>{</w:t>
             </w:r>
+            <w:proofErr w:type="spellStart"/>
             <w:r>
               <w:rPr>
                 <w:rFonts w:cstheme="minorHAnsi"/>
@@ -898,6 +933,7 @@
               </w:rPr>
               <w:t>originOfGoods</w:t>
             </w:r>
+            <w:proofErr w:type="spellEnd"/>
             <w:r>
               <w:rPr>
                 <w:rFonts w:cstheme="minorHAnsi"/>
@@ -949,6 +985,7 @@
               </w:rPr>
               <w:t>{</w:t>
             </w:r>
+            <w:proofErr w:type="spellStart"/>
             <w:r>
               <w:rPr>
                 <w:rFonts w:cstheme="minorHAnsi"/>
@@ -957,6 +994,7 @@
               </w:rPr>
               <w:t>finalDestination</w:t>
             </w:r>
+            <w:proofErr w:type="spellEnd"/>
             <w:r>
               <w:rPr>
                 <w:rFonts w:cstheme="minorHAnsi"/>
@@ -1031,25 +1069,9 @@
                 <w:sz w:val="20"/>
                 <w:szCs w:val="20"/>
               </w:rPr>
-              <w:t>BY T.T.</w:t>
-            </w:r>
-          </w:p>
-          <w:p>
-            <w:pPr>
-              <w:rPr>
-                <w:rFonts w:cstheme="minorHAnsi"/>
-                <w:sz w:val="20"/>
-                <w:szCs w:val="20"/>
-              </w:rPr>
-            </w:pPr>
-            <w:r>
-              <w:rPr>
-                <w:rFonts w:cstheme="minorHAnsi"/>
-                <w:sz w:val="20"/>
-                <w:szCs w:val="20"/>
-              </w:rPr>
               <w:t>{</w:t>
             </w:r>
+            <w:proofErr w:type="spellStart"/>
             <w:r>
               <w:rPr>
                 <w:rFonts w:cstheme="minorHAnsi"/>
@@ -1058,6 +1080,7 @@
               </w:rPr>
               <w:t>termOfDeliveryAndPayment</w:t>
             </w:r>
+            <w:proofErr w:type="spellEnd"/>
             <w:r>
               <w:rPr>
                 <w:rFonts w:cstheme="minorHAnsi"/>
@@ -1094,6 +1117,7 @@
                 <w:szCs w:val="20"/>
               </w:rPr>
             </w:pPr>
+            <w:proofErr w:type="spellStart"/>
             <w:r>
               <w:rPr>
                 <w:rFonts w:ascii="SansSerif" w:hAnsi="SansSerif" w:cs="SansSerif"/>
@@ -1101,7 +1125,17 @@
                 <w:sz w:val="20"/>
                 <w:szCs w:val="20"/>
               </w:rPr>
-              <w:t>Precarriage by:</w:t>
+              <w:t>Precarriage</w:t>
+            </w:r>
+            <w:proofErr w:type="spellEnd"/>
+            <w:r>
+              <w:rPr>
+                <w:rFonts w:ascii="SansSerif" w:hAnsi="SansSerif" w:cs="SansSerif"/>
+                <w:color w:val="000000"/>
+                <w:sz w:val="20"/>
+                <w:szCs w:val="20"/>
+              </w:rPr>
+              <w:t xml:space="preserve"> by:</w:t>
             </w:r>
           </w:p>
           <w:p>
@@ -1121,6 +1155,7 @@
               </w:rPr>
               <w:t>{</w:t>
             </w:r>
+            <w:proofErr w:type="spellStart"/>
             <w:r>
               <w:rPr>
                 <w:rFonts w:cstheme="minorHAnsi"/>
@@ -1129,6 +1164,7 @@
               </w:rPr>
               <w:t>precarriageBy</w:t>
             </w:r>
+            <w:proofErr w:type="spellEnd"/>
             <w:r>
               <w:rPr>
                 <w:rFonts w:cstheme="minorHAnsi"/>
@@ -1190,6 +1226,7 @@
               </w:rPr>
               <w:t>{</w:t>
             </w:r>
+            <w:proofErr w:type="spellStart"/>
             <w:r>
               <w:rPr>
                 <w:rFonts w:ascii="SansSerif" w:hAnsi="SansSerif" w:cs="SansSerif"/>
@@ -1199,6 +1236,7 @@
               </w:rPr>
               <w:t>placeOfReceipt</w:t>
             </w:r>
+            <w:proofErr w:type="spellEnd"/>
             <w:r>
               <w:rPr>
                 <w:rFonts w:ascii="SansSerif" w:hAnsi="SansSerif" w:cs="SansSerif"/>
@@ -1289,6 +1327,7 @@
               </w:rPr>
               <w:t>{</w:t>
             </w:r>
+            <w:proofErr w:type="spellStart"/>
             <w:r>
               <w:rPr>
                 <w:rFonts w:ascii="SansSerif" w:hAnsi="SansSerif" w:cs="SansSerif"/>
@@ -1298,6 +1337,7 @@
               </w:rPr>
               <w:t>vesselNo</w:t>
             </w:r>
+            <w:proofErr w:type="spellEnd"/>
             <w:r>
               <w:rPr>
                 <w:rFonts w:ascii="SansSerif" w:hAnsi="SansSerif" w:cs="SansSerif"/>
@@ -1360,6 +1400,7 @@
               </w:rPr>
               <w:t>{</w:t>
             </w:r>
+            <w:proofErr w:type="spellStart"/>
             <w:r>
               <w:rPr>
                 <w:rFonts w:ascii="SansSerif" w:hAnsi="SansSerif" w:cs="SansSerif"/>
@@ -1369,6 +1410,7 @@
               </w:rPr>
               <w:t>portOfLoading</w:t>
             </w:r>
+            <w:proofErr w:type="spellEnd"/>
             <w:r>
               <w:rPr>
                 <w:rFonts w:ascii="SansSerif" w:hAnsi="SansSerif" w:cs="SansSerif"/>
@@ -1454,6 +1496,7 @@
               </w:rPr>
               <w:t>{</w:t>
             </w:r>
+            <w:proofErr w:type="spellStart"/>
             <w:r>
               <w:rPr>
                 <w:rFonts w:ascii="SansSerif" w:hAnsi="SansSerif" w:cs="SansSerif"/>
@@ -1463,6 +1506,7 @@
               </w:rPr>
               <w:t>portOfDischarge</w:t>
             </w:r>
+            <w:proofErr w:type="spellEnd"/>
             <w:r>
               <w:rPr>
                 <w:rFonts w:ascii="SansSerif" w:hAnsi="SansSerif" w:cs="SansSerif"/>
@@ -1521,6 +1565,7 @@
               </w:rPr>
               <w:t>{</w:t>
             </w:r>
+            <w:proofErr w:type="spellStart"/>
             <w:r>
               <w:rPr>
                 <w:rFonts w:ascii="SansSerif" w:hAnsi="SansSerif" w:cs="SansSerif"/>
@@ -1530,6 +1575,7 @@
               </w:rPr>
               <w:t>finalDestination</w:t>
             </w:r>
+            <w:proofErr w:type="spellEnd"/>
             <w:r>
               <w:rPr>
                 <w:rFonts w:ascii="SansSerif" w:hAnsi="SansSerif" w:cs="SansSerif"/>
@@ -1563,7 +1609,7 @@
       </w:tr>
       <w:tr>
         <w:trPr>
-          <w:trHeight w:val="478"/>
+          <w:trHeight w:val="302"/>
         </w:trPr>
         <w:tc>
           <w:tcPr>
@@ -1577,7 +1623,6 @@
           <w:p>
             <w:pPr>
               <w:pStyle w:val="NoSpacing"/>
-              <w:spacing w:line="276" w:lineRule="auto"/>
               <w:rPr>
                 <w:rFonts w:cstheme="minorHAnsi"/>
                 <w:sz w:val="20"/>
@@ -1600,6 +1645,7 @@
               </w:rPr>
               <w:t>{</w:t>
             </w:r>
+            <w:proofErr w:type="spellStart"/>
             <w:r>
               <w:rPr>
                 <w:rFonts w:cstheme="minorHAnsi"/>
@@ -1608,6 +1654,7 @@
               </w:rPr>
               <w:t>privateRemark</w:t>
             </w:r>
+            <w:proofErr w:type="spellEnd"/>
             <w:r>
               <w:rPr>
                 <w:rFonts w:cstheme="minorHAnsi"/>
@@ -1648,12 +1695,12 @@
               <w:tblLook w:val="04A0" w:firstRow="1" w:lastRow="0" w:firstColumn="1" w:lastColumn="0" w:noHBand="0" w:noVBand="1"/>
             </w:tblPr>
             <w:tblGrid>
-              <w:gridCol w:w="5450"/>
-              <w:gridCol w:w="1416"/>
-              <w:gridCol w:w="1020"/>
-              <w:gridCol w:w="1269"/>
-              <w:gridCol w:w="847"/>
-              <w:gridCol w:w="1069"/>
+              <w:gridCol w:w="4580"/>
+              <w:gridCol w:w="1184"/>
+              <w:gridCol w:w="906"/>
+              <w:gridCol w:w="816"/>
+              <w:gridCol w:w="1278"/>
+              <w:gridCol w:w="2125"/>
             </w:tblGrid>
             <w:tr>
               <w:trPr>
@@ -1792,8 +1839,22 @@
                       <w:sz w:val="20"/>
                       <w:szCs w:val="20"/>
                     </w:rPr>
-                    <w:t>Total Sq.Mt</w:t>
-                  </w:r>
+                    <w:t xml:space="preserve">Total </w:t>
+                  </w:r>
+                  <w:proofErr w:type="spellStart"/>
+                  <w:proofErr w:type="gramStart"/>
+                  <w:r>
+                    <w:rPr>
+                      <w:rFonts w:cstheme="minorHAnsi"/>
+                      <w:b/>
+                      <w:bCs/>
+                      <w:sz w:val="20"/>
+                      <w:szCs w:val="20"/>
+                    </w:rPr>
+                    <w:t>Sq.Mt</w:t>
+                  </w:r>
+                  <w:proofErr w:type="spellEnd"/>
+                  <w:proofErr w:type="gramEnd"/>
                 </w:p>
               </w:tc>
               <w:tc>
@@ -1847,7 +1908,37 @@
                       <w:sz w:val="20"/>
                       <w:szCs w:val="20"/>
                     </w:rPr>
-                    <w:t>(US $)</w:t>
+                    <w:t>{</w:t>
+                  </w:r>
+                  <w:proofErr w:type="spellStart"/>
+                  <w:r>
+                    <w:rPr>
+                      <w:rFonts w:cstheme="minorHAnsi"/>
+                      <w:b/>
+                      <w:bCs/>
+                      <w:sz w:val="20"/>
+                      <w:szCs w:val="20"/>
+                    </w:rPr>
+                    <w:t>currencyChar</w:t>
+                  </w:r>
+                  <w:proofErr w:type="spellEnd"/>
+                  <w:r>
+                    <w:rPr>
+                      <w:rFonts w:cstheme="minorHAnsi"/>
+                      <w:b/>
+                      <w:bCs/>
+                      <w:sz w:val="20"/>
+                      <w:szCs w:val="20"/>
+                    </w:rPr>
+                    <w:t>}</w:t>
+                  </w:r>
+                  <w:r>
+                    <w:rPr>
+                      <w:rFonts w:cstheme="minorHAnsi"/>
+                      <w:sz w:val="20"/>
+                      <w:szCs w:val="20"/>
+                    </w:rPr>
+                    <w:t xml:space="preserve"> </w:t>
                   </w:r>
                 </w:p>
               </w:tc>
@@ -1902,8 +1993,171 @@
                       <w:sz w:val="20"/>
                       <w:szCs w:val="20"/>
                     </w:rPr>
-                    <w:t>(US $)</w:t>
-                  </w:r>
+                    <w:t>{</w:t>
+                  </w:r>
+                  <w:proofErr w:type="spellStart"/>
+                  <w:r>
+                    <w:rPr>
+                      <w:rFonts w:cstheme="minorHAnsi"/>
+                      <w:b/>
+                      <w:bCs/>
+                      <w:sz w:val="20"/>
+                      <w:szCs w:val="20"/>
+                    </w:rPr>
+                    <w:t>currencyChar</w:t>
+                  </w:r>
+                  <w:proofErr w:type="spellEnd"/>
+                  <w:r>
+                    <w:rPr>
+                      <w:rFonts w:cstheme="minorHAnsi"/>
+                      <w:b/>
+                      <w:bCs/>
+                      <w:sz w:val="20"/>
+                      <w:szCs w:val="20"/>
+                    </w:rPr>
+                    <w:t>}</w:t>
+                  </w:r>
+                </w:p>
+              </w:tc>
+            </w:tr>
+            <w:tr>
+              <w:trPr>
+                <w:trHeight w:val="112"/>
+              </w:trPr>
+              <w:tc>
+                <w:tcPr>
+                  <w:tcW w:w="5450" w:type="dxa"/>
+                  <w:tcBorders>
+                    <w:right w:val="nil"/>
+                  </w:tcBorders>
+                </w:tcPr>
+                <w:p>
+                  <w:pPr>
+                    <w:pStyle w:val="NoSpacing"/>
+                    <w:framePr w:hSpace="180" w:wrap="around" w:vAnchor="page" w:hAnchor="margin" w:y="481"/>
+                    <w:spacing w:line="276" w:lineRule="auto"/>
+                    <w:rPr>
+                      <w:rFonts w:cstheme="minorHAnsi"/>
+                      <w:b/>
+                      <w:bCs/>
+                      <w:sz w:val="20"/>
+                      <w:szCs w:val="20"/>
+                    </w:rPr>
+                  </w:pPr>
+                  <w:r>
+                    <w:rPr>
+                      <w:rFonts w:cstheme="minorHAnsi"/>
+                      <w:b/>
+                      <w:bCs/>
+                      <w:sz w:val="20"/>
+                      <w:szCs w:val="20"/>
+                    </w:rPr>
+                    <w:t>DECORATIVE LAMINATES -</w:t>
+                  </w:r>
+                </w:p>
+              </w:tc>
+              <w:tc>
+                <w:tcPr>
+                  <w:tcW w:w="1416" w:type="dxa"/>
+                  <w:tcBorders>
+                    <w:left w:val="nil"/>
+                  </w:tcBorders>
+                </w:tcPr>
+                <w:p>
+                  <w:pPr>
+                    <w:pStyle w:val="NoSpacing"/>
+                    <w:framePr w:hSpace="180" w:wrap="around" w:vAnchor="page" w:hAnchor="margin" w:y="481"/>
+                    <w:spacing w:line="276" w:lineRule="auto"/>
+                    <w:jc w:val="center"/>
+                    <w:rPr>
+                      <w:rFonts w:cstheme="minorHAnsi"/>
+                      <w:b/>
+                      <w:bCs/>
+                      <w:color w:val="000000"/>
+                      <w:sz w:val="20"/>
+                      <w:szCs w:val="20"/>
+                    </w:rPr>
+                  </w:pPr>
+                </w:p>
+              </w:tc>
+              <w:tc>
+                <w:tcPr>
+                  <w:tcW w:w="1020" w:type="dxa"/>
+                </w:tcPr>
+                <w:p>
+                  <w:pPr>
+                    <w:pStyle w:val="NoSpacing"/>
+                    <w:framePr w:hSpace="180" w:wrap="around" w:vAnchor="page" w:hAnchor="margin" w:y="481"/>
+                    <w:spacing w:line="276" w:lineRule="auto"/>
+                    <w:jc w:val="center"/>
+                    <w:rPr>
+                      <w:rFonts w:cstheme="minorHAnsi"/>
+                      <w:b/>
+                      <w:bCs/>
+                      <w:sz w:val="20"/>
+                      <w:szCs w:val="20"/>
+                    </w:rPr>
+                  </w:pPr>
+                </w:p>
+              </w:tc>
+              <w:tc>
+                <w:tcPr>
+                  <w:tcW w:w="1269" w:type="dxa"/>
+                </w:tcPr>
+                <w:p>
+                  <w:pPr>
+                    <w:pStyle w:val="NoSpacing"/>
+                    <w:framePr w:hSpace="180" w:wrap="around" w:vAnchor="page" w:hAnchor="margin" w:y="481"/>
+                    <w:spacing w:line="276" w:lineRule="auto"/>
+                    <w:jc w:val="center"/>
+                    <w:rPr>
+                      <w:rFonts w:cstheme="minorHAnsi"/>
+                      <w:b/>
+                      <w:bCs/>
+                      <w:sz w:val="20"/>
+                      <w:szCs w:val="20"/>
+                    </w:rPr>
+                  </w:pPr>
+                </w:p>
+              </w:tc>
+              <w:tc>
+                <w:tcPr>
+                  <w:tcW w:w="847" w:type="dxa"/>
+                </w:tcPr>
+                <w:p>
+                  <w:pPr>
+                    <w:pStyle w:val="NoSpacing"/>
+                    <w:framePr w:hSpace="180" w:wrap="around" w:vAnchor="page" w:hAnchor="margin" w:y="481"/>
+                    <w:spacing w:line="276" w:lineRule="auto"/>
+                    <w:jc w:val="center"/>
+                    <w:rPr>
+                      <w:rFonts w:cstheme="minorHAnsi"/>
+                      <w:b/>
+                      <w:bCs/>
+                      <w:sz w:val="20"/>
+                      <w:szCs w:val="20"/>
+                    </w:rPr>
+                  </w:pPr>
+                </w:p>
+              </w:tc>
+              <w:tc>
+                <w:tcPr>
+                  <w:tcW w:w="1069" w:type="dxa"/>
+                </w:tcPr>
+                <w:p>
+                  <w:pPr>
+                    <w:pStyle w:val="NoSpacing"/>
+                    <w:framePr w:hSpace="180" w:wrap="around" w:vAnchor="page" w:hAnchor="margin" w:y="481"/>
+                    <w:spacing w:line="276" w:lineRule="auto"/>
+                    <w:jc w:val="center"/>
+                    <w:rPr>
+                      <w:rFonts w:cstheme="minorHAnsi"/>
+                      <w:b/>
+                      <w:bCs/>
+                      <w:sz w:val="20"/>
+                      <w:szCs w:val="20"/>
+                    </w:rPr>
+                  </w:pPr>
                 </w:p>
               </w:tc>
             </w:tr>
@@ -1923,7 +2177,6 @@
                   <w:pPr>
                     <w:pStyle w:val="NoSpacing"/>
                     <w:framePr w:hSpace="180" w:wrap="around" w:vAnchor="page" w:hAnchor="margin" w:y="481"/>
-                    <w:spacing w:before="120" w:after="100" w:afterAutospacing="1"/>
                     <w:rPr>
                       <w:rFonts w:cstheme="minorHAnsi"/>
                       <w:sz w:val="20"/>
@@ -1938,6 +2191,7 @@
                     </w:rPr>
                     <w:t>{#</w:t>
                   </w:r>
+                  <w:proofErr w:type="gramStart"/>
                   <w:r>
                     <w:rPr>
                       <w:rFonts w:cstheme="minorHAnsi"/>
@@ -1945,6 +2199,40 @@
                       <w:szCs w:val="20"/>
                     </w:rPr>
                     <w:t>CIItems</w:t>
+                  </w:r>
+                  <w:r>
+                    <w:rPr>
+                      <w:rFonts w:cstheme="minorHAnsi"/>
+                      <w:sz w:val="20"/>
+                      <w:szCs w:val="20"/>
+                    </w:rPr>
+                    <w:t>}</w:t>
+                  </w:r>
+                  <w:r>
+                    <w:rPr>
+                      <w:rFonts w:cstheme="minorHAnsi"/>
+                      <w:sz w:val="20"/>
+                      <w:szCs w:val="20"/>
+                    </w:rPr>
+                    <w:t>{</w:t>
+                  </w:r>
+                  <w:proofErr w:type="gramEnd"/>
+                  <w:r>
+                    <w:rPr>
+                      <w:rFonts w:cstheme="minorHAnsi"/>
+                      <w:sz w:val="20"/>
+                      <w:szCs w:val="20"/>
+                    </w:rPr>
+                    <w:t>#</w:t>
+                  </w:r>
+                  <w:proofErr w:type="gramStart"/>
+                  <w:r>
+                    <w:rPr>
+                      <w:rFonts w:cstheme="minorHAnsi"/>
+                      <w:sz w:val="20"/>
+                      <w:szCs w:val="20"/>
+                    </w:rPr>
+                    <w:t>showThickness</w:t>
                   </w:r>
                   <w:r>
                     <w:rPr>
@@ -1962,7 +2250,75 @@
                       <w:sz w:val="20"/>
                       <w:szCs w:val="20"/>
                     </w:rPr>
-                    <w:t>{length} X {width} X {height} MM</w:t>
+                    <w:t>{</w:t>
+                  </w:r>
+                  <w:proofErr w:type="gramEnd"/>
+                  <w:r>
+                    <w:rPr>
+                      <w:rFonts w:cstheme="minorHAnsi"/>
+                      <w:b/>
+                      <w:bCs/>
+                      <w:sz w:val="20"/>
+                      <w:szCs w:val="20"/>
+                    </w:rPr>
+                    <w:t>thic</w:t>
+                  </w:r>
+                  <w:r>
+                    <w:rPr>
+                      <w:rFonts w:cstheme="minorHAnsi"/>
+                      <w:b/>
+                      <w:bCs/>
+                      <w:sz w:val="20"/>
+                      <w:szCs w:val="20"/>
+                    </w:rPr>
+                    <w:t>knessDetail</w:t>
+                  </w:r>
+                  <w:r>
+                    <w:rPr>
+                      <w:rFonts w:cstheme="minorHAnsi"/>
+                      <w:sz w:val="20"/>
+                      <w:szCs w:val="20"/>
+                    </w:rPr>
+                    <w:t>}</w:t>
+                  </w:r>
+                  <w:r>
+                    <w:rPr>
+                      <w:rFonts w:cstheme="minorHAnsi"/>
+                      <w:sz w:val="20"/>
+                      <w:szCs w:val="20"/>
+                    </w:rPr>
+                    <w:t>{/showThickness}</w:t>
+                  </w:r>
+                </w:p>
+                <w:p>
+                  <w:pPr>
+                    <w:pStyle w:val="NoSpacing"/>
+                    <w:framePr w:hSpace="180" w:wrap="around" w:vAnchor="page" w:hAnchor="margin" w:y="481"/>
+                    <w:rPr>
+                      <w:rFonts w:cstheme="minorHAnsi"/>
+                      <w:sz w:val="20"/>
+                      <w:szCs w:val="20"/>
+                    </w:rPr>
+                  </w:pPr>
+                  <w:r>
+                    <w:rPr>
+                      <w:rFonts w:cstheme="minorHAnsi"/>
+                      <w:b/>
+                      <w:bCs/>
+                      <w:sz w:val="20"/>
+                      <w:szCs w:val="20"/>
+                    </w:rPr>
+                    <w:t>{length</w:t>
+                  </w:r>
+                  <w:r>
+                    <w:rPr>
+                      <w:rFonts w:cstheme="minorHAnsi"/>
+                      <w:b/>
+                      <w:bCs/>
+                      <w:sz w:val="20"/>
+                      <w:szCs w:val="20"/>
+                    </w:rPr>
+                    <w:t>} X {width} X {height} MM</w:t>
                   </w:r>
                 </w:p>
               </w:tc>
@@ -2183,6 +2539,7 @@
                     </w:rPr>
                     <w:t>{</w:t>
                   </w:r>
+                  <w:proofErr w:type="spellStart"/>
                   <w:r>
                     <w:rPr>
                       <w:rFonts w:cstheme="minorHAnsi"/>
@@ -2191,6 +2548,7 @@
                     </w:rPr>
                     <w:t>totalSq</w:t>
                   </w:r>
+                  <w:proofErr w:type="spellEnd"/>
                   <w:r>
                     <w:rPr>
                       <w:rFonts w:cstheme="minorHAnsi"/>
@@ -2272,36 +2630,27 @@
                       <w:sz w:val="20"/>
                       <w:szCs w:val="20"/>
                     </w:rPr>
-                    <w:t xml:space="preserve"> </w:t>
-                  </w:r>
-                  <w:r>
-                    <w:rPr>
-                      <w:rFonts w:cstheme="minorHAnsi"/>
-                      <w:sz w:val="20"/>
-                      <w:szCs w:val="20"/>
-                    </w:rPr>
-                    <w:t xml:space="preserve">{/invoices} </w:t>
-                  </w:r>
-                </w:p>
-                <w:p>
-                  <w:pPr>
-                    <w:pStyle w:val="NoSpacing"/>
-                    <w:framePr w:hSpace="180" w:wrap="around" w:vAnchor="page" w:hAnchor="margin" w:y="481"/>
-                    <w:jc w:val="right"/>
-                    <w:rPr>
-                      <w:rFonts w:cstheme="minorHAnsi"/>
-                      <w:sz w:val="20"/>
-                      <w:szCs w:val="20"/>
-                    </w:rPr>
-                  </w:pPr>
-                  <w:r>
-                    <w:rPr>
-                      <w:rFonts w:cstheme="minorHAnsi"/>
-                      <w:sz w:val="20"/>
-                      <w:szCs w:val="20"/>
-                    </w:rPr>
                     <w:t>{/</w:t>
                   </w:r>
+                  <w:proofErr w:type="gramStart"/>
+                  <w:r>
+                    <w:rPr>
+                      <w:rFonts w:cstheme="minorHAnsi"/>
+                      <w:sz w:val="20"/>
+                      <w:szCs w:val="20"/>
+                    </w:rPr>
+                    <w:t>invoices}{</w:t>
+                  </w:r>
+                  <w:proofErr w:type="gramEnd"/>
+                  <w:r>
+                    <w:rPr>
+                      <w:rFonts w:cstheme="minorHAnsi"/>
+                      <w:sz w:val="20"/>
+                      <w:szCs w:val="20"/>
+                    </w:rPr>
+                    <w:t>/</w:t>
+                  </w:r>
+                  <w:proofErr w:type="spellStart"/>
                   <w:r>
                     <w:rPr>
                       <w:rFonts w:cstheme="minorHAnsi"/>
@@ -2310,6 +2659,7 @@
                     </w:rPr>
                     <w:t>CIItems</w:t>
                   </w:r>
+                  <w:proofErr w:type="spellEnd"/>
                   <w:r>
                     <w:rPr>
                       <w:rFonts w:cstheme="minorHAnsi"/>
@@ -2362,12 +2712,14 @@
               </w:rPr>
               <w:t>{</w:t>
             </w:r>
+            <w:proofErr w:type="spellStart"/>
             <w:r>
               <w:rPr>
                 <w:rFonts w:cstheme="minorHAnsi"/>
               </w:rPr>
               <w:t>additionSumAmount</w:t>
             </w:r>
+            <w:proofErr w:type="spellEnd"/>
             <w:r>
               <w:rPr>
                 <w:rFonts w:cstheme="minorHAnsi"/>
@@ -2613,7 +2965,13 @@
               <w:rPr>
                 <w:rFonts w:cstheme="minorHAnsi"/>
               </w:rPr>
-              <w:t xml:space="preserve">Total </w:t>
+              <w:t>Total</w:t>
+            </w:r>
+            <w:r>
+              <w:rPr>
+                <w:rFonts w:cstheme="minorHAnsi"/>
+              </w:rPr>
+              <w:t xml:space="preserve"> </w:t>
             </w:r>
             <w:r>
               <w:rPr>
@@ -2621,12 +2979,82 @@
               </w:rPr>
               <w:t>{</w:t>
             </w:r>
+            <w:proofErr w:type="spellStart"/>
+            <w:r>
+              <w:rPr>
+                <w:rFonts w:cstheme="minorHAnsi"/>
+              </w:rPr>
+              <w:t>deliveryTerms</w:t>
+            </w:r>
+            <w:proofErr w:type="spellEnd"/>
+            <w:r>
+              <w:rPr>
+                <w:rFonts w:cstheme="minorHAnsi"/>
+              </w:rPr>
+              <w:t>}</w:t>
+            </w:r>
+            <w:r>
+              <w:rPr>
+                <w:rFonts w:cstheme="minorHAnsi"/>
+              </w:rPr>
+              <w:t xml:space="preserve"> {</w:t>
+            </w:r>
+            <w:proofErr w:type="spellStart"/>
+            <w:r>
+              <w:rPr>
+                <w:rFonts w:cstheme="minorHAnsi"/>
+              </w:rPr>
+              <w:t>portOfDischarge</w:t>
+            </w:r>
+            <w:proofErr w:type="spellEnd"/>
+            <w:r>
+              <w:rPr>
+                <w:rFonts w:cstheme="minorHAnsi"/>
+              </w:rPr>
+              <w:t>} ({</w:t>
+            </w:r>
+            <w:proofErr w:type="spellStart"/>
+            <w:r>
+              <w:rPr>
+                <w:rFonts w:cstheme="minorHAnsi"/>
+              </w:rPr>
+              <w:t>finalDestination</w:t>
+            </w:r>
+            <w:proofErr w:type="spellEnd"/>
+            <w:proofErr w:type="gramStart"/>
+            <w:r>
+              <w:rPr>
+                <w:rFonts w:cstheme="minorHAnsi"/>
+              </w:rPr>
+              <w:t xml:space="preserve">}) </w:t>
+            </w:r>
+            <w:r>
+              <w:rPr>
+                <w:rFonts w:cstheme="minorHAnsi"/>
+              </w:rPr>
+              <w:t xml:space="preserve">  </w:t>
+            </w:r>
+            <w:proofErr w:type="gramEnd"/>
+            <w:r>
+              <w:rPr>
+                <w:rFonts w:cstheme="minorHAnsi"/>
+              </w:rPr>
+              <w:t xml:space="preserve"> </w:t>
+            </w:r>
+            <w:r>
+              <w:rPr>
+                <w:rFonts w:cstheme="minorHAnsi"/>
+              </w:rPr>
+              <w:t>{</w:t>
+            </w:r>
+            <w:proofErr w:type="spellStart"/>
             <w:r>
               <w:rPr>
                 <w:rFonts w:cstheme="minorHAnsi"/>
               </w:rPr>
               <w:t>currencyChar</w:t>
             </w:r>
+            <w:proofErr w:type="spellEnd"/>
             <w:r>
               <w:rPr>
                 <w:rFonts w:cstheme="minorHAnsi"/>
@@ -2645,12 +3073,14 @@
               </w:rPr>
               <w:t>{</w:t>
             </w:r>
+            <w:proofErr w:type="spellStart"/>
             <w:r>
               <w:rPr>
                 <w:rFonts w:cstheme="minorHAnsi"/>
               </w:rPr>
               <w:t>netAmountWords</w:t>
             </w:r>
+            <w:proofErr w:type="spellEnd"/>
             <w:r>
               <w:rPr>
                 <w:rFonts w:cstheme="minorHAnsi"/>
@@ -2684,12 +3114,14 @@
               </w:rPr>
               <w:t>{</w:t>
             </w:r>
+            <w:proofErr w:type="spellStart"/>
             <w:r>
               <w:rPr>
                 <w:rFonts w:cstheme="minorHAnsi"/>
               </w:rPr>
               <w:t>netAmount</w:t>
             </w:r>
+            <w:proofErr w:type="spellEnd"/>
             <w:r>
               <w:rPr>
                 <w:rFonts w:cstheme="minorHAnsi"/>
@@ -2716,7 +3148,6 @@
           <w:p>
             <w:pPr>
               <w:pStyle w:val="NoSpacing"/>
-              <w:spacing w:line="276" w:lineRule="auto"/>
               <w:rPr>
                 <w:rFonts w:cstheme="minorHAnsi"/>
                 <w:sz w:val="20"/>
@@ -2731,6 +3162,7 @@
               </w:rPr>
               <w:t>{#</w:t>
             </w:r>
+            <w:proofErr w:type="gramStart"/>
             <w:r>
               <w:rPr>
                 <w:rFonts w:cstheme="minorHAnsi"/>
@@ -2755,6 +3187,7 @@
               </w:rPr>
               <w:t>}{</w:t>
             </w:r>
+            <w:proofErr w:type="gramEnd"/>
             <w:r>
               <w:rPr>
                 <w:rFonts w:cstheme="minorHAnsi"/>
@@ -2775,7 +3208,6 @@
           <w:p>
             <w:pPr>
               <w:pStyle w:val="NoSpacing"/>
-              <w:spacing w:line="276" w:lineRule="auto"/>
               <w:rPr>
                 <w:rFonts w:cstheme="minorHAnsi"/>
                 <w:sz w:val="20"/>
@@ -2790,6 +3222,7 @@
               </w:rPr>
               <w:t>{/</w:t>
             </w:r>
+            <w:proofErr w:type="spellStart"/>
             <w:r>
               <w:rPr>
                 <w:rFonts w:cstheme="minorHAnsi"/>
@@ -2806,84 +3239,7 @@
               </w:rPr>
               <w:t>s</w:t>
             </w:r>
-            <w:r>
-              <w:rPr>
-                <w:rFonts w:cstheme="minorHAnsi"/>
-                <w:sz w:val="20"/>
-                <w:szCs w:val="20"/>
-              </w:rPr>
-              <w:t>}</w:t>
-            </w:r>
-          </w:p>
-          <w:p>
-            <w:pPr>
-              <w:pStyle w:val="NoSpacing"/>
-              <w:spacing w:line="276" w:lineRule="auto"/>
-              <w:rPr>
-                <w:rFonts w:cstheme="minorHAnsi"/>
-                <w:sz w:val="20"/>
-                <w:szCs w:val="20"/>
-              </w:rPr>
-            </w:pPr>
-            <w:r>
-              <w:rPr>
-                <w:rFonts w:cstheme="minorHAnsi"/>
-                <w:sz w:val="20"/>
-                <w:szCs w:val="20"/>
-              </w:rPr>
-              <w:t>{#</w:t>
-            </w:r>
-            <w:r>
-              <w:rPr>
-                <w:rFonts w:cstheme="minorHAnsi"/>
-                <w:sz w:val="20"/>
-                <w:szCs w:val="20"/>
-              </w:rPr>
-              <w:t>invoiceInstructions</w:t>
-            </w:r>
-            <w:r>
-              <w:rPr>
-                <w:rFonts w:cstheme="minorHAnsi"/>
-                <w:sz w:val="20"/>
-                <w:szCs w:val="20"/>
-              </w:rPr>
-              <w:t>}</w:t>
-            </w:r>
-            <w:r>
-              <w:rPr>
-                <w:rFonts w:cstheme="minorHAnsi"/>
-                <w:sz w:val="20"/>
-                <w:szCs w:val="20"/>
-              </w:rPr>
-              <w:t>{.}</w:t>
-            </w:r>
-          </w:p>
-          <w:p>
-            <w:pPr>
-              <w:pStyle w:val="NoSpacing"/>
-              <w:spacing w:line="276" w:lineRule="auto"/>
-              <w:rPr>
-                <w:rFonts w:cstheme="minorHAnsi"/>
-                <w:sz w:val="20"/>
-                <w:szCs w:val="20"/>
-              </w:rPr>
-            </w:pPr>
-            <w:r>
-              <w:rPr>
-                <w:rFonts w:cstheme="minorHAnsi"/>
-                <w:sz w:val="20"/>
-                <w:szCs w:val="20"/>
-              </w:rPr>
-              <w:t>{/</w:t>
-            </w:r>
-            <w:r>
-              <w:rPr>
-                <w:rFonts w:cstheme="minorHAnsi"/>
-                <w:sz w:val="20"/>
-                <w:szCs w:val="20"/>
-              </w:rPr>
-              <w:t>invoiceInstructions</w:t>
-            </w:r>
+            <w:proofErr w:type="spellEnd"/>
             <w:r>
               <w:rPr>
                 <w:rFonts w:cstheme="minorHAnsi"/>
@@ -2943,7 +3299,6 @@
                     <w:pStyle w:val="NoSpacing"/>
                     <w:keepNext/>
                     <w:framePr w:hSpace="180" w:wrap="around" w:vAnchor="page" w:hAnchor="margin" w:y="481"/>
-                    <w:spacing w:line="276" w:lineRule="auto"/>
                     <w:rPr>
                       <w:rFonts w:cstheme="minorHAnsi"/>
                       <w:sz w:val="20"/>
@@ -2969,7 +3324,6 @@
                     <w:pStyle w:val="NoSpacing"/>
                     <w:keepNext/>
                     <w:framePr w:hSpace="180" w:wrap="around" w:vAnchor="page" w:hAnchor="margin" w:y="481"/>
-                    <w:spacing w:line="276" w:lineRule="auto"/>
                     <w:rPr>
                       <w:rFonts w:cstheme="minorHAnsi"/>
                       <w:sz w:val="20"/>
@@ -2984,6 +3338,7 @@
                     </w:rPr>
                     <w:t>{</w:t>
                   </w:r>
+                  <w:proofErr w:type="spellStart"/>
                   <w:r>
                     <w:rPr>
                       <w:rFonts w:cstheme="minorHAnsi"/>
@@ -2992,6 +3347,7 @@
                     </w:rPr>
                     <w:t>totalQuantity</w:t>
                   </w:r>
+                  <w:proofErr w:type="spellEnd"/>
                   <w:r>
                     <w:rPr>
                       <w:rFonts w:cstheme="minorHAnsi"/>
@@ -3017,7 +3373,6 @@
                     <w:pStyle w:val="NoSpacing"/>
                     <w:keepNext/>
                     <w:framePr w:hSpace="180" w:wrap="around" w:vAnchor="page" w:hAnchor="margin" w:y="481"/>
-                    <w:spacing w:line="276" w:lineRule="auto"/>
                     <w:rPr>
                       <w:rFonts w:cstheme="minorHAnsi"/>
                       <w:sz w:val="20"/>
@@ -3043,7 +3398,6 @@
                     <w:pStyle w:val="NoSpacing"/>
                     <w:keepNext/>
                     <w:framePr w:hSpace="180" w:wrap="around" w:vAnchor="page" w:hAnchor="margin" w:y="481"/>
-                    <w:spacing w:line="276" w:lineRule="auto"/>
                     <w:rPr>
                       <w:rFonts w:cstheme="minorHAnsi"/>
                       <w:sz w:val="20"/>
@@ -3058,6 +3412,7 @@
                     </w:rPr>
                     <w:t>{</w:t>
                   </w:r>
+                  <w:proofErr w:type="spellStart"/>
                   <w:r>
                     <w:rPr>
                       <w:rFonts w:cstheme="minorHAnsi"/>
@@ -3066,6 +3421,7 @@
                     </w:rPr>
                     <w:t>totalBox</w:t>
                   </w:r>
+                  <w:proofErr w:type="spellEnd"/>
                   <w:r>
                     <w:rPr>
                       <w:rFonts w:cstheme="minorHAnsi"/>
@@ -3091,7 +3447,6 @@
                     <w:pStyle w:val="NoSpacing"/>
                     <w:keepNext/>
                     <w:framePr w:hSpace="180" w:wrap="around" w:vAnchor="page" w:hAnchor="margin" w:y="481"/>
-                    <w:spacing w:line="276" w:lineRule="auto"/>
                     <w:rPr>
                       <w:rFonts w:cstheme="minorHAnsi"/>
                       <w:sz w:val="20"/>
@@ -3104,7 +3459,27 @@
                       <w:sz w:val="20"/>
                       <w:szCs w:val="20"/>
                     </w:rPr>
-                    <w:t>Total Sq.Meter:</w:t>
+                    <w:t xml:space="preserve">Total </w:t>
+                  </w:r>
+                  <w:proofErr w:type="spellStart"/>
+                  <w:proofErr w:type="gramStart"/>
+                  <w:r>
+                    <w:rPr>
+                      <w:rFonts w:cstheme="minorHAnsi"/>
+                      <w:sz w:val="20"/>
+                      <w:szCs w:val="20"/>
+                    </w:rPr>
+                    <w:t>Sq.Meter</w:t>
+                  </w:r>
+                  <w:proofErr w:type="spellEnd"/>
+                  <w:proofErr w:type="gramEnd"/>
+                  <w:r>
+                    <w:rPr>
+                      <w:rFonts w:cstheme="minorHAnsi"/>
+                      <w:sz w:val="20"/>
+                      <w:szCs w:val="20"/>
+                    </w:rPr>
+                    <w:t>:</w:t>
                   </w:r>
                 </w:p>
               </w:tc>
@@ -3117,7 +3492,6 @@
                     <w:pStyle w:val="NoSpacing"/>
                     <w:keepNext/>
                     <w:framePr w:hSpace="180" w:wrap="around" w:vAnchor="page" w:hAnchor="margin" w:y="481"/>
-                    <w:spacing w:line="276" w:lineRule="auto"/>
                     <w:rPr>
                       <w:rFonts w:cstheme="minorHAnsi"/>
                       <w:sz w:val="20"/>
@@ -3132,6 +3506,7 @@
                     </w:rPr>
                     <w:t>{</w:t>
                   </w:r>
+                  <w:proofErr w:type="spellStart"/>
                   <w:r>
                     <w:rPr>
                       <w:rFonts w:cstheme="minorHAnsi"/>
@@ -3140,6 +3515,7 @@
                     </w:rPr>
                     <w:t>totalSqMt</w:t>
                   </w:r>
+                  <w:proofErr w:type="spellEnd"/>
                   <w:r>
                     <w:rPr>
                       <w:rFonts w:cstheme="minorHAnsi"/>
@@ -3163,7 +3539,6 @@
           <w:p>
             <w:pPr>
               <w:pStyle w:val="NoSpacing"/>
-              <w:spacing w:line="276" w:lineRule="auto"/>
               <w:rPr>
                 <w:rFonts w:cstheme="minorHAnsi"/>
                 <w:sz w:val="20"/>
@@ -3233,7 +3608,6 @@
                     <w:pStyle w:val="NoSpacing"/>
                     <w:keepNext/>
                     <w:framePr w:hSpace="180" w:wrap="around" w:vAnchor="page" w:hAnchor="margin" w:y="481"/>
-                    <w:spacing w:line="276" w:lineRule="auto"/>
                     <w:rPr>
                       <w:rFonts w:cstheme="minorHAnsi"/>
                       <w:sz w:val="20"/>
@@ -3246,7 +3620,25 @@
                       <w:sz w:val="20"/>
                       <w:szCs w:val="20"/>
                     </w:rPr>
-                    <w:t>Avg./Wt.(Kg)</w:t>
+                    <w:t>Avg./</w:t>
+                  </w:r>
+                  <w:proofErr w:type="gramStart"/>
+                  <w:r>
+                    <w:rPr>
+                      <w:rFonts w:cstheme="minorHAnsi"/>
+                      <w:sz w:val="20"/>
+                      <w:szCs w:val="20"/>
+                    </w:rPr>
+                    <w:t>Wt.(</w:t>
+                  </w:r>
+                  <w:proofErr w:type="gramEnd"/>
+                  <w:r>
+                    <w:rPr>
+                      <w:rFonts w:cstheme="minorHAnsi"/>
+                      <w:sz w:val="20"/>
+                      <w:szCs w:val="20"/>
+                    </w:rPr>
+                    <w:t>Kg)</w:t>
                   </w:r>
                 </w:p>
               </w:tc>
@@ -3259,7 +3651,6 @@
                     <w:pStyle w:val="NoSpacing"/>
                     <w:keepNext/>
                     <w:framePr w:hSpace="180" w:wrap="around" w:vAnchor="page" w:hAnchor="margin" w:y="481"/>
-                    <w:spacing w:line="276" w:lineRule="auto"/>
                     <w:rPr>
                       <w:rFonts w:cstheme="minorHAnsi"/>
                       <w:sz w:val="20"/>
@@ -3285,7 +3676,6 @@
                     <w:pStyle w:val="NoSpacing"/>
                     <w:keepNext/>
                     <w:framePr w:hSpace="180" w:wrap="around" w:vAnchor="page" w:hAnchor="margin" w:y="481"/>
-                    <w:spacing w:line="276" w:lineRule="auto"/>
                     <w:rPr>
                       <w:rFonts w:cstheme="minorHAnsi"/>
                       <w:sz w:val="20"/>
@@ -3317,7 +3707,6 @@
                     <w:pStyle w:val="NoSpacing"/>
                     <w:keepNext/>
                     <w:framePr w:hSpace="180" w:wrap="around" w:vAnchor="page" w:hAnchor="margin" w:y="481"/>
-                    <w:spacing w:line="276" w:lineRule="auto"/>
                     <w:rPr>
                       <w:rFonts w:cstheme="minorHAnsi"/>
                       <w:sz w:val="20"/>
@@ -3332,6 +3721,7 @@
                     </w:rPr>
                     <w:t>{#</w:t>
                   </w:r>
+                  <w:proofErr w:type="gramStart"/>
                   <w:r>
                     <w:rPr>
                       <w:rFonts w:cstheme="minorHAnsi"/>
@@ -3348,6 +3738,7 @@
                     </w:rPr>
                     <w:t>}{</w:t>
                   </w:r>
+                  <w:proofErr w:type="gramEnd"/>
                   <w:r>
                     <w:rPr>
                       <w:rFonts w:cstheme="minorHAnsi"/>
@@ -3375,7 +3766,6 @@
                     <w:pStyle w:val="NoSpacing"/>
                     <w:keepNext/>
                     <w:framePr w:hSpace="180" w:wrap="around" w:vAnchor="page" w:hAnchor="margin" w:y="481"/>
-                    <w:spacing w:line="276" w:lineRule="auto"/>
                     <w:rPr>
                       <w:rFonts w:cstheme="minorHAnsi"/>
                       <w:sz w:val="20"/>
@@ -3390,6 +3780,7 @@
                     </w:rPr>
                     <w:t>{</w:t>
                   </w:r>
+                  <w:proofErr w:type="spellStart"/>
                   <w:r>
                     <w:rPr>
                       <w:rFonts w:cstheme="minorHAnsi"/>
@@ -3398,6 +3789,7 @@
                     </w:rPr>
                     <w:t>totalSqMtPerType</w:t>
                   </w:r>
+                  <w:proofErr w:type="spellEnd"/>
                   <w:r>
                     <w:rPr>
                       <w:rFonts w:cstheme="minorHAnsi"/>
@@ -3417,7 +3809,6 @@
                     <w:pStyle w:val="NoSpacing"/>
                     <w:keepNext/>
                     <w:framePr w:hSpace="180" w:wrap="around" w:vAnchor="page" w:hAnchor="margin" w:y="481"/>
-                    <w:spacing w:line="276" w:lineRule="auto"/>
                     <w:rPr>
                       <w:rFonts w:cstheme="minorHAnsi"/>
                       <w:sz w:val="20"/>
@@ -3488,6 +3879,7 @@
                     </w:rPr>
                     <w:t>} MM{/</w:t>
                   </w:r>
+                  <w:proofErr w:type="spellStart"/>
                   <w:r>
                     <w:rPr>
                       <w:rFonts w:cstheme="minorHAnsi"/>
@@ -3496,6 +3888,7 @@
                     </w:rPr>
                     <w:t>containerSummary</w:t>
                   </w:r>
+                  <w:proofErr w:type="spellEnd"/>
                   <w:r>
                     <w:rPr>
                       <w:rFonts w:cstheme="minorHAnsi"/>
@@ -3584,7 +3977,6 @@
             <w:pPr>
               <w:pStyle w:val="NoSpacing"/>
               <w:keepNext/>
-              <w:spacing w:line="276" w:lineRule="auto"/>
               <w:rPr>
                 <w:rFonts w:cstheme="minorHAnsi"/>
               </w:rPr>
@@ -3606,7 +3998,6 @@
             <w:pPr>
               <w:pStyle w:val="NoSpacing"/>
               <w:keepNext/>
-              <w:spacing w:line="276" w:lineRule="auto"/>
               <w:rPr>
                 <w:rFonts w:cstheme="minorHAnsi"/>
               </w:rPr>
@@ -3617,12 +4008,14 @@
               </w:rPr>
               <w:t>{</w:t>
             </w:r>
+            <w:proofErr w:type="spellStart"/>
             <w:r>
               <w:rPr>
                 <w:rFonts w:cstheme="minorHAnsi"/>
               </w:rPr>
               <w:t>panNo</w:t>
             </w:r>
+            <w:proofErr w:type="spellEnd"/>
             <w:r>
               <w:rPr>
                 <w:rFonts w:cstheme="minorHAnsi"/>
@@ -3645,7 +4038,6 @@
             <w:pPr>
               <w:pStyle w:val="NoSpacing"/>
               <w:keepNext/>
-              <w:spacing w:line="276" w:lineRule="auto"/>
               <w:rPr>
                 <w:rFonts w:cstheme="minorHAnsi"/>
               </w:rPr>
@@ -3666,7 +4058,6 @@
             <w:pPr>
               <w:pStyle w:val="NoSpacing"/>
               <w:keepNext/>
-              <w:spacing w:line="276" w:lineRule="auto"/>
               <w:rPr>
                 <w:rFonts w:cstheme="minorHAnsi"/>
               </w:rPr>
@@ -3677,12 +4068,14 @@
               </w:rPr>
               <w:t>{</w:t>
             </w:r>
+            <w:proofErr w:type="spellStart"/>
             <w:r>
               <w:rPr>
                 <w:rFonts w:cstheme="minorHAnsi"/>
               </w:rPr>
               <w:t>bankName</w:t>
             </w:r>
+            <w:proofErr w:type="spellEnd"/>
             <w:r>
               <w:rPr>
                 <w:rFonts w:cstheme="minorHAnsi"/>
@@ -3705,7 +4098,6 @@
             <w:pPr>
               <w:pStyle w:val="NoSpacing"/>
               <w:keepNext/>
-              <w:spacing w:line="276" w:lineRule="auto"/>
               <w:rPr>
                 <w:rFonts w:cstheme="minorHAnsi"/>
               </w:rPr>
@@ -3726,7 +4118,6 @@
             <w:pPr>
               <w:pStyle w:val="NoSpacing"/>
               <w:keepNext/>
-              <w:spacing w:line="276" w:lineRule="auto"/>
               <w:rPr>
                 <w:rFonts w:cstheme="minorHAnsi"/>
               </w:rPr>
@@ -3737,12 +4128,14 @@
               </w:rPr>
               <w:t>{</w:t>
             </w:r>
+            <w:proofErr w:type="spellStart"/>
             <w:r>
               <w:rPr>
                 <w:rFonts w:cstheme="minorHAnsi"/>
               </w:rPr>
               <w:t>adCode</w:t>
             </w:r>
+            <w:proofErr w:type="spellEnd"/>
             <w:r>
               <w:rPr>
                 <w:rFonts w:cstheme="minorHAnsi"/>
@@ -3765,7 +4158,6 @@
             <w:pPr>
               <w:pStyle w:val="NoSpacing"/>
               <w:keepNext/>
-              <w:spacing w:line="276" w:lineRule="auto"/>
               <w:rPr>
                 <w:rFonts w:cstheme="minorHAnsi"/>
               </w:rPr>
@@ -3786,7 +4178,6 @@
             <w:pPr>
               <w:pStyle w:val="NoSpacing"/>
               <w:keepNext/>
-              <w:spacing w:line="276" w:lineRule="auto"/>
               <w:rPr>
                 <w:rFonts w:cstheme="minorHAnsi"/>
               </w:rPr>
@@ -3797,12 +4188,14 @@
               </w:rPr>
               <w:t>{</w:t>
             </w:r>
+            <w:proofErr w:type="spellStart"/>
             <w:r>
               <w:rPr>
                 <w:rFonts w:cstheme="minorHAnsi"/>
               </w:rPr>
               <w:t>acCode</w:t>
             </w:r>
+            <w:proofErr w:type="spellEnd"/>
             <w:r>
               <w:rPr>
                 <w:rFonts w:cstheme="minorHAnsi"/>
@@ -3825,7 +4218,6 @@
             <w:pPr>
               <w:pStyle w:val="NoSpacing"/>
               <w:keepNext/>
-              <w:spacing w:line="276" w:lineRule="auto"/>
               <w:rPr>
                 <w:rFonts w:cstheme="minorHAnsi"/>
               </w:rPr>
@@ -3846,7 +4238,6 @@
             <w:pPr>
               <w:pStyle w:val="NoSpacing"/>
               <w:keepNext/>
-              <w:spacing w:line="276" w:lineRule="auto"/>
               <w:rPr>
                 <w:rFonts w:cstheme="minorHAnsi"/>
               </w:rPr>
@@ -3857,12 +4248,14 @@
               </w:rPr>
               <w:t>{</w:t>
             </w:r>
+            <w:proofErr w:type="spellStart"/>
             <w:r>
               <w:rPr>
                 <w:rFonts w:cstheme="minorHAnsi"/>
               </w:rPr>
               <w:t>iec</w:t>
             </w:r>
+            <w:proofErr w:type="spellEnd"/>
             <w:r>
               <w:rPr>
                 <w:rFonts w:cstheme="minorHAnsi"/>

--- a/electron/database/generate-document/templates/custom-invoice.docx
+++ b/electron/database/generate-document/templates/custom-invoice.docx
@@ -10,16 +10,16 @@
         <w:tblLook w:val="04A0" w:firstRow="1" w:lastRow="0" w:firstColumn="1" w:lastColumn="0" w:noHBand="0" w:noVBand="1"/>
       </w:tblPr>
       <w:tblGrid>
-        <w:gridCol w:w="2617"/>
-        <w:gridCol w:w="354"/>
-        <w:gridCol w:w="872"/>
-        <w:gridCol w:w="1368"/>
-        <w:gridCol w:w="379"/>
-        <w:gridCol w:w="1665"/>
-        <w:gridCol w:w="1044"/>
-        <w:gridCol w:w="203"/>
-        <w:gridCol w:w="786"/>
-        <w:gridCol w:w="1818"/>
+        <w:gridCol w:w="2655"/>
+        <w:gridCol w:w="359"/>
+        <w:gridCol w:w="869"/>
+        <w:gridCol w:w="1357"/>
+        <w:gridCol w:w="384"/>
+        <w:gridCol w:w="1649"/>
+        <w:gridCol w:w="1038"/>
+        <w:gridCol w:w="211"/>
+        <w:gridCol w:w="785"/>
+        <w:gridCol w:w="1799"/>
       </w:tblGrid>
       <w:tr>
         <w:trPr>
@@ -1695,12 +1695,12 @@
               <w:tblLook w:val="04A0" w:firstRow="1" w:lastRow="0" w:firstColumn="1" w:lastColumn="0" w:noHBand="0" w:noVBand="1"/>
             </w:tblPr>
             <w:tblGrid>
-              <w:gridCol w:w="4580"/>
-              <w:gridCol w:w="1184"/>
-              <w:gridCol w:w="906"/>
-              <w:gridCol w:w="816"/>
-              <w:gridCol w:w="1278"/>
-              <w:gridCol w:w="2125"/>
+              <w:gridCol w:w="4361"/>
+              <w:gridCol w:w="1616"/>
+              <w:gridCol w:w="871"/>
+              <w:gridCol w:w="786"/>
+              <w:gridCol w:w="1225"/>
+              <w:gridCol w:w="2030"/>
             </w:tblGrid>
             <w:tr>
               <w:trPr>
@@ -2471,6 +2471,80 @@
                       <w:szCs w:val="20"/>
                     </w:rPr>
                   </w:pPr>
+                  <w:r>
+                    <w:rPr>
+                      <w:rFonts w:cstheme="minorHAnsi"/>
+                      <w:sz w:val="20"/>
+                      <w:szCs w:val="20"/>
+                    </w:rPr>
+                    <w:t>{#</w:t>
+                  </w:r>
+                  <w:proofErr w:type="gramStart"/>
+                  <w:r>
+                    <w:rPr>
+                      <w:rFonts w:cstheme="minorHAnsi"/>
+                      <w:sz w:val="20"/>
+                      <w:szCs w:val="20"/>
+                    </w:rPr>
+                    <w:t>isFirst</w:t>
+                  </w:r>
+                  <w:r>
+                    <w:rPr>
+                      <w:rFonts w:cstheme="minorHAnsi"/>
+                      <w:sz w:val="20"/>
+                      <w:szCs w:val="20"/>
+                    </w:rPr>
+                    <w:t>}</w:t>
+                  </w:r>
+                  <w:r>
+                    <w:rPr>
+                      <w:rFonts w:cstheme="minorHAnsi"/>
+                      <w:sz w:val="20"/>
+                      <w:szCs w:val="20"/>
+                    </w:rPr>
+                    <w:t>{</w:t>
+                  </w:r>
+                  <w:proofErr w:type="gramEnd"/>
+                  <w:r>
+                    <w:rPr>
+                      <w:rFonts w:cstheme="minorHAnsi"/>
+                      <w:sz w:val="20"/>
+                      <w:szCs w:val="20"/>
+                    </w:rPr>
+                    <w:t>fsc</w:t>
+                  </w:r>
+                  <w:r>
+                    <w:rPr>
+                      <w:rFonts w:cstheme="minorHAnsi"/>
+                      <w:sz w:val="20"/>
+                      <w:szCs w:val="20"/>
+                    </w:rPr>
+                    <w:t>}</w:t>
+                  </w:r>
+                  <w:r>
+                    <w:rPr>
+                      <w:rFonts w:cstheme="minorHAnsi"/>
+                      <w:sz w:val="20"/>
+                      <w:szCs w:val="20"/>
+                    </w:rPr>
+                    <w:t>{/</w:t>
+                  </w:r>
+                  <w:r>
+                    <w:rPr>
+                      <w:rFonts w:cstheme="minorHAnsi"/>
+                      <w:sz w:val="20"/>
+                      <w:szCs w:val="20"/>
+                    </w:rPr>
+                    <w:t>isFirst</w:t>
+                  </w:r>
+                  <w:r>
+                    <w:rPr>
+                      <w:rFonts w:cstheme="minorHAnsi"/>
+                      <w:sz w:val="20"/>
+                      <w:szCs w:val="20"/>
+                    </w:rPr>
+                    <w:t>}</w:t>
+                  </w:r>
                 </w:p>
               </w:tc>
               <w:tc>
@@ -5207,7 +5281,6 @@
   <w:style w:type="character" w:default="1" w:styleId="DefaultParagraphFont">
     <w:name w:val="Default Paragraph Font"/>
     <w:uiPriority w:val="1"/>
-    <w:semiHidden/>
     <w:unhideWhenUsed/>
   </w:style>
   <w:style w:type="table" w:default="1" w:styleId="TableNormal">

--- a/electron/database/generate-document/templates/custom-invoice.docx
+++ b/electron/database/generate-document/templates/custom-invoice.docx
@@ -1682,7 +1682,7 @@
           <w:tbl>
             <w:tblPr>
               <w:tblStyle w:val="TableGrid"/>
-              <w:tblW w:w="11071" w:type="dxa"/>
+              <w:tblW w:w="10889" w:type="dxa"/>
               <w:tblInd w:w="1" w:type="dxa"/>
               <w:tblBorders>
                 <w:top w:val="none" w:sz="0" w:space="0" w:color="auto"/>
@@ -1708,7 +1708,7 @@
               </w:trPr>
               <w:tc>
                 <w:tcPr>
-                  <w:tcW w:w="5450" w:type="dxa"/>
+                  <w:tcW w:w="4361" w:type="dxa"/>
                   <w:tcBorders>
                     <w:right w:val="nil"/>
                   </w:tcBorders>
@@ -1751,7 +1751,7 @@
               </w:tc>
               <w:tc>
                 <w:tcPr>
-                  <w:tcW w:w="1416" w:type="dxa"/>
+                  <w:tcW w:w="1616" w:type="dxa"/>
                   <w:tcBorders>
                     <w:left w:val="nil"/>
                   </w:tcBorders>
@@ -1785,7 +1785,7 @@
               </w:tc>
               <w:tc>
                 <w:tcPr>
-                  <w:tcW w:w="1020" w:type="dxa"/>
+                  <w:tcW w:w="871" w:type="dxa"/>
                 </w:tcPr>
                 <w:p>
                   <w:pPr>
@@ -1815,7 +1815,7 @@
               </w:tc>
               <w:tc>
                 <w:tcPr>
-                  <w:tcW w:w="1269" w:type="dxa"/>
+                  <w:tcW w:w="786" w:type="dxa"/>
                 </w:tcPr>
                 <w:p>
                   <w:pPr>
@@ -1859,7 +1859,7 @@
               </w:tc>
               <w:tc>
                 <w:tcPr>
-                  <w:tcW w:w="847" w:type="dxa"/>
+                  <w:tcW w:w="1225" w:type="dxa"/>
                 </w:tcPr>
                 <w:p>
                   <w:pPr>
@@ -1944,7 +1944,7 @@
               </w:tc>
               <w:tc>
                 <w:tcPr>
-                  <w:tcW w:w="1069" w:type="dxa"/>
+                  <w:tcW w:w="2030" w:type="dxa"/>
                 </w:tcPr>
                 <w:p>
                   <w:pPr>
@@ -2026,7 +2026,7 @@
               </w:trPr>
               <w:tc>
                 <w:tcPr>
-                  <w:tcW w:w="5450" w:type="dxa"/>
+                  <w:tcW w:w="4361" w:type="dxa"/>
                   <w:tcBorders>
                     <w:right w:val="nil"/>
                   </w:tcBorders>
@@ -2058,7 +2058,7 @@
               </w:tc>
               <w:tc>
                 <w:tcPr>
-                  <w:tcW w:w="1416" w:type="dxa"/>
+                  <w:tcW w:w="1616" w:type="dxa"/>
                   <w:tcBorders>
                     <w:left w:val="nil"/>
                   </w:tcBorders>
@@ -2082,7 +2082,7 @@
               </w:tc>
               <w:tc>
                 <w:tcPr>
-                  <w:tcW w:w="1020" w:type="dxa"/>
+                  <w:tcW w:w="871" w:type="dxa"/>
                 </w:tcPr>
                 <w:p>
                   <w:pPr>
@@ -2102,7 +2102,7 @@
               </w:tc>
               <w:tc>
                 <w:tcPr>
-                  <w:tcW w:w="1269" w:type="dxa"/>
+                  <w:tcW w:w="786" w:type="dxa"/>
                 </w:tcPr>
                 <w:p>
                   <w:pPr>
@@ -2122,7 +2122,7 @@
               </w:tc>
               <w:tc>
                 <w:tcPr>
-                  <w:tcW w:w="847" w:type="dxa"/>
+                  <w:tcW w:w="1225" w:type="dxa"/>
                 </w:tcPr>
                 <w:p>
                   <w:pPr>
@@ -2142,7 +2142,7 @@
               </w:tc>
               <w:tc>
                 <w:tcPr>
-                  <w:tcW w:w="1069" w:type="dxa"/>
+                  <w:tcW w:w="2030" w:type="dxa"/>
                 </w:tcPr>
                 <w:p>
                   <w:pPr>
@@ -2167,7 +2167,7 @@
               </w:trPr>
               <w:tc>
                 <w:tcPr>
-                  <w:tcW w:w="5450" w:type="dxa"/>
+                  <w:tcW w:w="4361" w:type="dxa"/>
                   <w:tcBorders>
                     <w:bottom w:val="nil"/>
                     <w:right w:val="nil"/>
@@ -2324,7 +2324,7 @@
               </w:tc>
               <w:tc>
                 <w:tcPr>
-                  <w:tcW w:w="1416" w:type="dxa"/>
+                  <w:tcW w:w="1616" w:type="dxa"/>
                   <w:tcBorders>
                     <w:left w:val="nil"/>
                     <w:bottom w:val="nil"/>
@@ -2354,7 +2354,7 @@
               </w:tc>
               <w:tc>
                 <w:tcPr>
-                  <w:tcW w:w="1020" w:type="dxa"/>
+                  <w:tcW w:w="871" w:type="dxa"/>
                 </w:tcPr>
                 <w:p>
                   <w:pPr>
@@ -2371,7 +2371,7 @@
               </w:tc>
               <w:tc>
                 <w:tcPr>
-                  <w:tcW w:w="1269" w:type="dxa"/>
+                  <w:tcW w:w="786" w:type="dxa"/>
                 </w:tcPr>
                 <w:p>
                   <w:pPr>
@@ -2388,7 +2388,7 @@
               </w:tc>
               <w:tc>
                 <w:tcPr>
-                  <w:tcW w:w="847" w:type="dxa"/>
+                  <w:tcW w:w="1225" w:type="dxa"/>
                 </w:tcPr>
                 <w:p>
                   <w:pPr>
@@ -2405,7 +2405,7 @@
               </w:tc>
               <w:tc>
                 <w:tcPr>
-                  <w:tcW w:w="1069" w:type="dxa"/>
+                  <w:tcW w:w="2030" w:type="dxa"/>
                 </w:tcPr>
                 <w:p>
                   <w:pPr>
@@ -2427,7 +2427,7 @@
               </w:trPr>
               <w:tc>
                 <w:tcPr>
-                  <w:tcW w:w="5450" w:type="dxa"/>
+                  <w:tcW w:w="4361" w:type="dxa"/>
                   <w:tcBorders>
                     <w:right w:val="nil"/>
                   </w:tcBorders>
@@ -2455,7 +2455,7 @@
               </w:tc>
               <w:tc>
                 <w:tcPr>
-                  <w:tcW w:w="1416" w:type="dxa"/>
+                  <w:tcW w:w="1616" w:type="dxa"/>
                   <w:tcBorders>
                     <w:left w:val="nil"/>
                   </w:tcBorders>
@@ -2549,7 +2549,7 @@
               </w:tc>
               <w:tc>
                 <w:tcPr>
-                  <w:tcW w:w="1020" w:type="dxa"/>
+                  <w:tcW w:w="871" w:type="dxa"/>
                 </w:tcPr>
                 <w:p>
                   <w:pPr>
@@ -2591,7 +2591,7 @@
               </w:tc>
               <w:tc>
                 <w:tcPr>
-                  <w:tcW w:w="1269" w:type="dxa"/>
+                  <w:tcW w:w="786" w:type="dxa"/>
                 </w:tcPr>
                 <w:p>
                   <w:pPr>
@@ -2635,7 +2635,7 @@
               </w:tc>
               <w:tc>
                 <w:tcPr>
-                  <w:tcW w:w="847" w:type="dxa"/>
+                  <w:tcW w:w="1225" w:type="dxa"/>
                 </w:tcPr>
                 <w:p>
                   <w:pPr>
@@ -2677,7 +2677,7 @@
               </w:tc>
               <w:tc>
                 <w:tcPr>
-                  <w:tcW w:w="1069" w:type="dxa"/>
+                  <w:tcW w:w="2030" w:type="dxa"/>
                 </w:tcPr>
                 <w:p>
                   <w:pPr>
@@ -3219,6 +3219,16 @@
               <w:right w:val="nil"/>
             </w:tcBorders>
           </w:tcPr>
+          <w:p>
+            <w:pPr>
+              <w:pStyle w:val="NoSpacing"/>
+              <w:rPr>
+                <w:rFonts w:cstheme="minorHAnsi"/>
+                <w:sz w:val="20"/>
+                <w:szCs w:val="20"/>
+              </w:rPr>
+            </w:pPr>
+          </w:p>
           <w:p>
             <w:pPr>
               <w:pStyle w:val="NoSpacing"/>
@@ -3340,6 +3350,7 @@
               <w:right w:val="nil"/>
             </w:tcBorders>
           </w:tcPr>
+          <w:p/>
           <w:tbl>
             <w:tblPr>
               <w:tblStyle w:val="TableGrid"/>
@@ -4059,7 +4070,6 @@
               <w:rPr>
                 <w:rFonts w:cstheme="minorHAnsi"/>
               </w:rPr>
-              <w:lastRenderedPageBreak/>
               <w:t>Pan No:</w:t>
             </w:r>
           </w:p>
@@ -4353,7 +4363,7 @@
       <w:headerReference w:type="default" r:id="rId8"/>
       <w:footerReference w:type="default" r:id="rId9"/>
       <w:pgSz w:w="12240" w:h="15840" w:code="1"/>
-      <w:pgMar w:top="567" w:right="567" w:bottom="1701" w:left="567" w:header="113" w:footer="510" w:gutter="0"/>
+      <w:pgMar w:top="482" w:right="567" w:bottom="1701" w:left="567" w:header="113" w:footer="510" w:gutter="0"/>
       <w:pgBorders w:offsetFrom="page">
         <w:top w:val="single" w:sz="4" w:space="24" w:color="auto"/>
         <w:left w:val="single" w:sz="4" w:space="28" w:color="auto"/>
@@ -5281,6 +5291,7 @@
   <w:style w:type="character" w:default="1" w:styleId="DefaultParagraphFont">
     <w:name w:val="Default Paragraph Font"/>
     <w:uiPriority w:val="1"/>
+    <w:semiHidden/>
     <w:unhideWhenUsed/>
   </w:style>
   <w:style w:type="table" w:default="1" w:styleId="TableNormal">

--- a/electron/database/generate-document/templates/custom-invoice.docx
+++ b/electron/database/generate-document/templates/custom-invoice.docx
@@ -7,19 +7,20 @@
         <w:tblStyle w:val="TableGrid"/>
         <w:tblpPr w:leftFromText="180" w:rightFromText="180" w:vertAnchor="page" w:horzAnchor="margin" w:tblpY="481"/>
         <w:tblW w:w="11096" w:type="dxa"/>
+        <w:tblLayout w:type="fixed"/>
         <w:tblLook w:val="04A0" w:firstRow="1" w:lastRow="0" w:firstColumn="1" w:lastColumn="0" w:noHBand="0" w:noVBand="1"/>
       </w:tblPr>
       <w:tblGrid>
-        <w:gridCol w:w="2655"/>
-        <w:gridCol w:w="359"/>
-        <w:gridCol w:w="869"/>
-        <w:gridCol w:w="1357"/>
-        <w:gridCol w:w="384"/>
-        <w:gridCol w:w="1649"/>
-        <w:gridCol w:w="1038"/>
-        <w:gridCol w:w="211"/>
-        <w:gridCol w:w="785"/>
-        <w:gridCol w:w="1799"/>
+        <w:gridCol w:w="2481"/>
+        <w:gridCol w:w="360"/>
+        <w:gridCol w:w="872"/>
+        <w:gridCol w:w="1386"/>
+        <w:gridCol w:w="352"/>
+        <w:gridCol w:w="1541"/>
+        <w:gridCol w:w="1177"/>
+        <w:gridCol w:w="216"/>
+        <w:gridCol w:w="1108"/>
+        <w:gridCol w:w="1603"/>
       </w:tblGrid>
       <w:tr>
         <w:trPr>
@@ -42,7 +43,6 @@
                 <w:szCs w:val="20"/>
               </w:rPr>
             </w:pPr>
-            <w:bookmarkStart w:id="0" w:name="_Hlk193468052"/>
             <w:r>
               <w:rPr>
                 <w:rFonts w:cstheme="minorHAnsi"/>
@@ -220,14 +220,12 @@
               </w:rPr>
               <w:t>{</w:t>
             </w:r>
-            <w:proofErr w:type="spellStart"/>
             <w:r>
               <w:rPr>
                 <w:rFonts w:cstheme="minorHAnsi"/>
               </w:rPr>
               <w:t>invoiceNo</w:t>
             </w:r>
-            <w:proofErr w:type="spellEnd"/>
             <w:r>
               <w:rPr>
                 <w:rFonts w:cstheme="minorHAnsi"/>
@@ -269,14 +267,12 @@
               </w:rPr>
               <w:t>{</w:t>
             </w:r>
-            <w:proofErr w:type="spellStart"/>
             <w:r>
               <w:rPr>
                 <w:rFonts w:cstheme="minorHAnsi"/>
               </w:rPr>
               <w:t>invoiceDate</w:t>
             </w:r>
-            <w:proofErr w:type="spellEnd"/>
             <w:r>
               <w:rPr>
                 <w:rFonts w:cstheme="minorHAnsi"/>
@@ -340,14 +336,12 @@
               </w:rPr>
               <w:t>{</w:t>
             </w:r>
-            <w:proofErr w:type="spellStart"/>
             <w:r>
               <w:rPr>
                 <w:rFonts w:cstheme="minorHAnsi"/>
               </w:rPr>
               <w:t>buyersOrderNo</w:t>
             </w:r>
-            <w:proofErr w:type="spellEnd"/>
             <w:r>
               <w:rPr>
                 <w:rFonts w:cstheme="minorHAnsi"/>
@@ -390,14 +384,12 @@
               </w:rPr>
               <w:t>{</w:t>
             </w:r>
-            <w:proofErr w:type="spellStart"/>
             <w:r>
               <w:rPr>
                 <w:rFonts w:cstheme="minorHAnsi"/>
               </w:rPr>
               <w:t>orderDate</w:t>
             </w:r>
-            <w:proofErr w:type="spellEnd"/>
             <w:r>
               <w:rPr>
                 <w:rFonts w:cstheme="minorHAnsi"/>
@@ -454,7 +446,6 @@
               </w:rPr>
               <w:t>{</w:t>
             </w:r>
-            <w:proofErr w:type="spellStart"/>
             <w:r>
               <w:rPr>
                 <w:rFonts w:cstheme="minorHAnsi"/>
@@ -463,7 +454,6 @@
               </w:rPr>
               <w:t>consigneeCountry</w:t>
             </w:r>
-            <w:proofErr w:type="spellEnd"/>
             <w:r>
               <w:rPr>
                 <w:rFonts w:cstheme="minorHAnsi"/>
@@ -532,7 +522,6 @@
               </w:rPr>
               <w:t>{</w:t>
             </w:r>
-            <w:proofErr w:type="spellStart"/>
             <w:r>
               <w:rPr>
                 <w:rFonts w:cstheme="minorHAnsi"/>
@@ -541,7 +530,6 @@
               </w:rPr>
               <w:t>consigneeName</w:t>
             </w:r>
-            <w:proofErr w:type="spellEnd"/>
             <w:r>
               <w:rPr>
                 <w:rFonts w:cstheme="minorHAnsi"/>
@@ -567,7 +555,6 @@
               </w:rPr>
               <w:t>{</w:t>
             </w:r>
-            <w:proofErr w:type="spellStart"/>
             <w:r>
               <w:rPr>
                 <w:rFonts w:cstheme="minorHAnsi"/>
@@ -576,7 +563,6 @@
               </w:rPr>
               <w:t>consigneeAddress</w:t>
             </w:r>
-            <w:proofErr w:type="spellEnd"/>
             <w:r>
               <w:rPr>
                 <w:rFonts w:cstheme="minorHAnsi"/>
@@ -585,7 +571,6 @@
               </w:rPr>
               <w:t>} {</w:t>
             </w:r>
-            <w:proofErr w:type="spellStart"/>
             <w:r>
               <w:rPr>
                 <w:rFonts w:cstheme="minorHAnsi"/>
@@ -594,7 +579,6 @@
               </w:rPr>
               <w:t>consigneeCity</w:t>
             </w:r>
-            <w:proofErr w:type="spellEnd"/>
             <w:r>
               <w:rPr>
                 <w:rFonts w:cstheme="minorHAnsi"/>
@@ -603,7 +587,6 @@
               </w:rPr>
               <w:t>} {</w:t>
             </w:r>
-            <w:proofErr w:type="spellStart"/>
             <w:r>
               <w:rPr>
                 <w:rFonts w:cstheme="minorHAnsi"/>
@@ -612,7 +595,6 @@
               </w:rPr>
               <w:t>consigneeState</w:t>
             </w:r>
-            <w:proofErr w:type="spellEnd"/>
             <w:r>
               <w:rPr>
                 <w:rFonts w:cstheme="minorHAnsi"/>
@@ -638,7 +620,6 @@
               </w:rPr>
               <w:t>{</w:t>
             </w:r>
-            <w:proofErr w:type="spellStart"/>
             <w:r>
               <w:rPr>
                 <w:rFonts w:cstheme="minorHAnsi"/>
@@ -647,7 +628,6 @@
               </w:rPr>
               <w:t>consigneeCountry</w:t>
             </w:r>
-            <w:proofErr w:type="spellEnd"/>
             <w:r>
               <w:rPr>
                 <w:rFonts w:cstheme="minorHAnsi"/>
@@ -656,7 +636,6 @@
               </w:rPr>
               <w:t>} {</w:t>
             </w:r>
-            <w:proofErr w:type="spellStart"/>
             <w:r>
               <w:rPr>
                 <w:rFonts w:cstheme="minorHAnsi"/>
@@ -665,7 +644,6 @@
               </w:rPr>
               <w:t>consigneeZip</w:t>
             </w:r>
-            <w:proofErr w:type="spellEnd"/>
             <w:r>
               <w:rPr>
                 <w:rFonts w:cstheme="minorHAnsi"/>
@@ -718,7 +696,6 @@
               </w:rPr>
               <w:t>{</w:t>
             </w:r>
-            <w:proofErr w:type="spellStart"/>
             <w:r>
               <w:rPr>
                 <w:rFonts w:cstheme="minorHAnsi"/>
@@ -727,7 +704,6 @@
               </w:rPr>
               <w:t>buyerName</w:t>
             </w:r>
-            <w:proofErr w:type="spellEnd"/>
             <w:r>
               <w:rPr>
                 <w:rFonts w:cstheme="minorHAnsi"/>
@@ -753,7 +729,6 @@
               </w:rPr>
               <w:t>{</w:t>
             </w:r>
-            <w:proofErr w:type="spellStart"/>
             <w:r>
               <w:rPr>
                 <w:rFonts w:cstheme="minorHAnsi"/>
@@ -762,7 +737,6 @@
               </w:rPr>
               <w:t>buyerAddress</w:t>
             </w:r>
-            <w:proofErr w:type="spellEnd"/>
             <w:r>
               <w:rPr>
                 <w:rFonts w:cstheme="minorHAnsi"/>
@@ -771,7 +745,6 @@
               </w:rPr>
               <w:t>} {</w:t>
             </w:r>
-            <w:proofErr w:type="spellStart"/>
             <w:r>
               <w:rPr>
                 <w:rFonts w:cstheme="minorHAnsi"/>
@@ -780,7 +753,6 @@
               </w:rPr>
               <w:t>buyerCity</w:t>
             </w:r>
-            <w:proofErr w:type="spellEnd"/>
             <w:r>
               <w:rPr>
                 <w:rFonts w:cstheme="minorHAnsi"/>
@@ -789,7 +761,6 @@
               </w:rPr>
               <w:t>} {</w:t>
             </w:r>
-            <w:proofErr w:type="spellStart"/>
             <w:r>
               <w:rPr>
                 <w:rFonts w:cstheme="minorHAnsi"/>
@@ -798,7 +769,6 @@
               </w:rPr>
               <w:t>buyerState</w:t>
             </w:r>
-            <w:proofErr w:type="spellEnd"/>
             <w:r>
               <w:rPr>
                 <w:rFonts w:cstheme="minorHAnsi"/>
@@ -824,7 +794,6 @@
               </w:rPr>
               <w:t>{</w:t>
             </w:r>
-            <w:proofErr w:type="spellStart"/>
             <w:r>
               <w:rPr>
                 <w:rFonts w:cstheme="minorHAnsi"/>
@@ -833,7 +802,6 @@
               </w:rPr>
               <w:t>buyerCountry</w:t>
             </w:r>
-            <w:proofErr w:type="spellEnd"/>
             <w:r>
               <w:rPr>
                 <w:rFonts w:cstheme="minorHAnsi"/>
@@ -842,7 +810,6 @@
               </w:rPr>
               <w:t>} {</w:t>
             </w:r>
-            <w:proofErr w:type="spellStart"/>
             <w:r>
               <w:rPr>
                 <w:rFonts w:cstheme="minorHAnsi"/>
@@ -851,7 +818,6 @@
               </w:rPr>
               <w:t>buyerZip</w:t>
             </w:r>
-            <w:proofErr w:type="spellEnd"/>
             <w:r>
               <w:rPr>
                 <w:rFonts w:cstheme="minorHAnsi"/>
@@ -924,7 +890,6 @@
               </w:rPr>
               <w:t>{</w:t>
             </w:r>
-            <w:proofErr w:type="spellStart"/>
             <w:r>
               <w:rPr>
                 <w:rFonts w:cstheme="minorHAnsi"/>
@@ -933,7 +898,6 @@
               </w:rPr>
               <w:t>originOfGoods</w:t>
             </w:r>
-            <w:proofErr w:type="spellEnd"/>
             <w:r>
               <w:rPr>
                 <w:rFonts w:cstheme="minorHAnsi"/>
@@ -985,7 +949,6 @@
               </w:rPr>
               <w:t>{</w:t>
             </w:r>
-            <w:proofErr w:type="spellStart"/>
             <w:r>
               <w:rPr>
                 <w:rFonts w:cstheme="minorHAnsi"/>
@@ -994,7 +957,6 @@
               </w:rPr>
               <w:t>finalDestination</w:t>
             </w:r>
-            <w:proofErr w:type="spellEnd"/>
             <w:r>
               <w:rPr>
                 <w:rFonts w:cstheme="minorHAnsi"/>
@@ -1071,7 +1033,6 @@
               </w:rPr>
               <w:t>{</w:t>
             </w:r>
-            <w:proofErr w:type="spellStart"/>
             <w:r>
               <w:rPr>
                 <w:rFonts w:cstheme="minorHAnsi"/>
@@ -1080,7 +1041,6 @@
               </w:rPr>
               <w:t>termOfDeliveryAndPayment</w:t>
             </w:r>
-            <w:proofErr w:type="spellEnd"/>
             <w:r>
               <w:rPr>
                 <w:rFonts w:cstheme="minorHAnsi"/>
@@ -1117,7 +1077,6 @@
                 <w:szCs w:val="20"/>
               </w:rPr>
             </w:pPr>
-            <w:proofErr w:type="spellStart"/>
             <w:r>
               <w:rPr>
                 <w:rFonts w:ascii="SansSerif" w:hAnsi="SansSerif" w:cs="SansSerif"/>
@@ -1125,17 +1084,7 @@
                 <w:sz w:val="20"/>
                 <w:szCs w:val="20"/>
               </w:rPr>
-              <w:t>Precarriage</w:t>
-            </w:r>
-            <w:proofErr w:type="spellEnd"/>
-            <w:r>
-              <w:rPr>
-                <w:rFonts w:ascii="SansSerif" w:hAnsi="SansSerif" w:cs="SansSerif"/>
-                <w:color w:val="000000"/>
-                <w:sz w:val="20"/>
-                <w:szCs w:val="20"/>
-              </w:rPr>
-              <w:t xml:space="preserve"> by:</w:t>
+              <w:t>Precarriage by:</w:t>
             </w:r>
           </w:p>
           <w:p>
@@ -1155,7 +1104,6 @@
               </w:rPr>
               <w:t>{</w:t>
             </w:r>
-            <w:proofErr w:type="spellStart"/>
             <w:r>
               <w:rPr>
                 <w:rFonts w:cstheme="minorHAnsi"/>
@@ -1164,7 +1112,6 @@
               </w:rPr>
               <w:t>precarriageBy</w:t>
             </w:r>
-            <w:proofErr w:type="spellEnd"/>
             <w:r>
               <w:rPr>
                 <w:rFonts w:cstheme="minorHAnsi"/>
@@ -1226,7 +1173,6 @@
               </w:rPr>
               <w:t>{</w:t>
             </w:r>
-            <w:proofErr w:type="spellStart"/>
             <w:r>
               <w:rPr>
                 <w:rFonts w:ascii="SansSerif" w:hAnsi="SansSerif" w:cs="SansSerif"/>
@@ -1236,7 +1182,6 @@
               </w:rPr>
               <w:t>placeOfReceipt</w:t>
             </w:r>
-            <w:proofErr w:type="spellEnd"/>
             <w:r>
               <w:rPr>
                 <w:rFonts w:ascii="SansSerif" w:hAnsi="SansSerif" w:cs="SansSerif"/>
@@ -1327,7 +1272,6 @@
               </w:rPr>
               <w:t>{</w:t>
             </w:r>
-            <w:proofErr w:type="spellStart"/>
             <w:r>
               <w:rPr>
                 <w:rFonts w:ascii="SansSerif" w:hAnsi="SansSerif" w:cs="SansSerif"/>
@@ -1337,7 +1281,6 @@
               </w:rPr>
               <w:t>vesselNo</w:t>
             </w:r>
-            <w:proofErr w:type="spellEnd"/>
             <w:r>
               <w:rPr>
                 <w:rFonts w:ascii="SansSerif" w:hAnsi="SansSerif" w:cs="SansSerif"/>
@@ -1400,7 +1343,6 @@
               </w:rPr>
               <w:t>{</w:t>
             </w:r>
-            <w:proofErr w:type="spellStart"/>
             <w:r>
               <w:rPr>
                 <w:rFonts w:ascii="SansSerif" w:hAnsi="SansSerif" w:cs="SansSerif"/>
@@ -1410,7 +1352,6 @@
               </w:rPr>
               <w:t>portOfLoading</w:t>
             </w:r>
-            <w:proofErr w:type="spellEnd"/>
             <w:r>
               <w:rPr>
                 <w:rFonts w:ascii="SansSerif" w:hAnsi="SansSerif" w:cs="SansSerif"/>
@@ -1496,7 +1437,6 @@
               </w:rPr>
               <w:t>{</w:t>
             </w:r>
-            <w:proofErr w:type="spellStart"/>
             <w:r>
               <w:rPr>
                 <w:rFonts w:ascii="SansSerif" w:hAnsi="SansSerif" w:cs="SansSerif"/>
@@ -1506,7 +1446,6 @@
               </w:rPr>
               <w:t>portOfDischarge</w:t>
             </w:r>
-            <w:proofErr w:type="spellEnd"/>
             <w:r>
               <w:rPr>
                 <w:rFonts w:ascii="SansSerif" w:hAnsi="SansSerif" w:cs="SansSerif"/>
@@ -1565,7 +1504,6 @@
               </w:rPr>
               <w:t>{</w:t>
             </w:r>
-            <w:proofErr w:type="spellStart"/>
             <w:r>
               <w:rPr>
                 <w:rFonts w:ascii="SansSerif" w:hAnsi="SansSerif" w:cs="SansSerif"/>
@@ -1575,7 +1513,6 @@
               </w:rPr>
               <w:t>finalDestination</w:t>
             </w:r>
-            <w:proofErr w:type="spellEnd"/>
             <w:r>
               <w:rPr>
                 <w:rFonts w:ascii="SansSerif" w:hAnsi="SansSerif" w:cs="SansSerif"/>
@@ -1645,7 +1582,6 @@
               </w:rPr>
               <w:t>{</w:t>
             </w:r>
-            <w:proofErr w:type="spellStart"/>
             <w:r>
               <w:rPr>
                 <w:rFonts w:cstheme="minorHAnsi"/>
@@ -1654,7 +1590,6 @@
               </w:rPr>
               <w:t>privateRemark</w:t>
             </w:r>
-            <w:proofErr w:type="spellEnd"/>
             <w:r>
               <w:rPr>
                 <w:rFonts w:cstheme="minorHAnsi"/>
@@ -1682,7 +1617,7 @@
           <w:tbl>
             <w:tblPr>
               <w:tblStyle w:val="TableGrid"/>
-              <w:tblW w:w="10889" w:type="dxa"/>
+              <w:tblW w:w="0" w:type="auto"/>
               <w:tblInd w:w="1" w:type="dxa"/>
               <w:tblBorders>
                 <w:top w:val="none" w:sz="0" w:space="0" w:color="auto"/>
@@ -1695,20 +1630,20 @@
               <w:tblLook w:val="04A0" w:firstRow="1" w:lastRow="0" w:firstColumn="1" w:lastColumn="0" w:noHBand="0" w:noVBand="1"/>
             </w:tblPr>
             <w:tblGrid>
-              <w:gridCol w:w="4361"/>
-              <w:gridCol w:w="1616"/>
-              <w:gridCol w:w="871"/>
-              <w:gridCol w:w="786"/>
-              <w:gridCol w:w="1225"/>
-              <w:gridCol w:w="2030"/>
+              <w:gridCol w:w="2900"/>
+              <w:gridCol w:w="3620"/>
+              <w:gridCol w:w="992"/>
+              <w:gridCol w:w="1134"/>
+              <w:gridCol w:w="992"/>
+              <w:gridCol w:w="1241"/>
             </w:tblGrid>
             <w:tr>
               <w:trPr>
-                <w:trHeight w:val="112"/>
+                <w:trHeight w:val="114"/>
               </w:trPr>
               <w:tc>
                 <w:tcPr>
-                  <w:tcW w:w="4361" w:type="dxa"/>
+                  <w:tcW w:w="2900" w:type="dxa"/>
                   <w:tcBorders>
                     <w:right w:val="nil"/>
                   </w:tcBorders>
@@ -1751,7 +1686,7 @@
               </w:tc>
               <w:tc>
                 <w:tcPr>
-                  <w:tcW w:w="1616" w:type="dxa"/>
+                  <w:tcW w:w="3620" w:type="dxa"/>
                   <w:tcBorders>
                     <w:left w:val="nil"/>
                   </w:tcBorders>
@@ -1785,7 +1720,7 @@
               </w:tc>
               <w:tc>
                 <w:tcPr>
-                  <w:tcW w:w="871" w:type="dxa"/>
+                  <w:tcW w:w="992" w:type="dxa"/>
                 </w:tcPr>
                 <w:p>
                   <w:pPr>
@@ -1815,7 +1750,7 @@
               </w:tc>
               <w:tc>
                 <w:tcPr>
-                  <w:tcW w:w="786" w:type="dxa"/>
+                  <w:tcW w:w="1134" w:type="dxa"/>
                 </w:tcPr>
                 <w:p>
                   <w:pPr>
@@ -1839,27 +1774,13 @@
                       <w:sz w:val="20"/>
                       <w:szCs w:val="20"/>
                     </w:rPr>
-                    <w:t xml:space="preserve">Total </w:t>
+                    <w:t>Total Sq.Mt</w:t>
                   </w:r>
-                  <w:proofErr w:type="spellStart"/>
-                  <w:proofErr w:type="gramStart"/>
-                  <w:r>
-                    <w:rPr>
-                      <w:rFonts w:cstheme="minorHAnsi"/>
-                      <w:b/>
-                      <w:bCs/>
-                      <w:sz w:val="20"/>
-                      <w:szCs w:val="20"/>
-                    </w:rPr>
-                    <w:t>Sq.Mt</w:t>
-                  </w:r>
-                  <w:proofErr w:type="spellEnd"/>
-                  <w:proofErr w:type="gramEnd"/>
                 </w:p>
               </w:tc>
               <w:tc>
                 <w:tcPr>
-                  <w:tcW w:w="1225" w:type="dxa"/>
+                  <w:tcW w:w="992" w:type="dxa"/>
                 </w:tcPr>
                 <w:p>
                   <w:pPr>
@@ -1869,21 +1790,27 @@
                     <w:jc w:val="center"/>
                     <w:rPr>
                       <w:rFonts w:cstheme="minorHAnsi"/>
+                      <w:sz w:val="20"/>
+                      <w:szCs w:val="20"/>
+                    </w:rPr>
+                  </w:pPr>
+                  <w:r>
+                    <w:rPr>
+                      <w:rFonts w:cstheme="minorHAnsi"/>
                       <w:b/>
                       <w:bCs/>
                       <w:sz w:val="20"/>
                       <w:szCs w:val="20"/>
                     </w:rPr>
-                  </w:pPr>
+                    <w:t>Price</w:t>
+                  </w:r>
                   <w:r>
                     <w:rPr>
                       <w:rFonts w:cstheme="minorHAnsi"/>
-                      <w:b/>
-                      <w:bCs/>
-                      <w:sz w:val="20"/>
-                      <w:szCs w:val="20"/>
-                    </w:rPr>
-                    <w:t>Price</w:t>
+                      <w:sz w:val="20"/>
+                      <w:szCs w:val="20"/>
+                    </w:rPr>
+                    <w:t xml:space="preserve"> </w:t>
                   </w:r>
                 </w:p>
                 <w:p>
@@ -1908,43 +1835,13 @@
                       <w:sz w:val="20"/>
                       <w:szCs w:val="20"/>
                     </w:rPr>
-                    <w:t>{</w:t>
-                  </w:r>
-                  <w:proofErr w:type="spellStart"/>
-                  <w:r>
-                    <w:rPr>
-                      <w:rFonts w:cstheme="minorHAnsi"/>
-                      <w:b/>
-                      <w:bCs/>
-                      <w:sz w:val="20"/>
-                      <w:szCs w:val="20"/>
-                    </w:rPr>
-                    <w:t>currencyChar</w:t>
-                  </w:r>
-                  <w:proofErr w:type="spellEnd"/>
-                  <w:r>
-                    <w:rPr>
-                      <w:rFonts w:cstheme="minorHAnsi"/>
-                      <w:b/>
-                      <w:bCs/>
-                      <w:sz w:val="20"/>
-                      <w:szCs w:val="20"/>
-                    </w:rPr>
-                    <w:t>}</w:t>
-                  </w:r>
-                  <w:r>
-                    <w:rPr>
-                      <w:rFonts w:cstheme="minorHAnsi"/>
-                      <w:sz w:val="20"/>
-                      <w:szCs w:val="20"/>
-                    </w:rPr>
-                    <w:t xml:space="preserve"> </w:t>
+                    <w:t>{currencyChar}</w:t>
                   </w:r>
                 </w:p>
               </w:tc>
               <w:tc>
                 <w:tcPr>
-                  <w:tcW w:w="2030" w:type="dxa"/>
+                  <w:tcW w:w="1241" w:type="dxa"/>
                 </w:tcPr>
                 <w:p>
                   <w:pPr>
@@ -1993,43 +1890,20 @@
                       <w:sz w:val="20"/>
                       <w:szCs w:val="20"/>
                     </w:rPr>
-                    <w:t>{</w:t>
-                  </w:r>
-                  <w:proofErr w:type="spellStart"/>
-                  <w:r>
-                    <w:rPr>
-                      <w:rFonts w:cstheme="minorHAnsi"/>
-                      <w:b/>
-                      <w:bCs/>
-                      <w:sz w:val="20"/>
-                      <w:szCs w:val="20"/>
-                    </w:rPr>
-                    <w:t>currencyChar</w:t>
-                  </w:r>
-                  <w:proofErr w:type="spellEnd"/>
-                  <w:r>
-                    <w:rPr>
-                      <w:rFonts w:cstheme="minorHAnsi"/>
-                      <w:b/>
-                      <w:bCs/>
-                      <w:sz w:val="20"/>
-                      <w:szCs w:val="20"/>
-                    </w:rPr>
-                    <w:t>}</w:t>
+                    <w:t>{currencyChar}</w:t>
                   </w:r>
                 </w:p>
               </w:tc>
             </w:tr>
             <w:tr>
               <w:trPr>
-                <w:trHeight w:val="112"/>
+                <w:trHeight w:val="114"/>
               </w:trPr>
               <w:tc>
                 <w:tcPr>
-                  <w:tcW w:w="4361" w:type="dxa"/>
-                  <w:tcBorders>
-                    <w:right w:val="nil"/>
-                  </w:tcBorders>
+                  <w:tcW w:w="6520" w:type="dxa"/>
+                  <w:gridSpan w:val="2"/>
+                  <w:vAlign w:val="center"/>
                 </w:tcPr>
                 <w:p>
                   <w:pPr>
@@ -2040,8 +1914,8 @@
                       <w:rFonts w:cstheme="minorHAnsi"/>
                       <w:b/>
                       <w:bCs/>
-                      <w:sz w:val="20"/>
-                      <w:szCs w:val="20"/>
+                      <w:sz w:val="18"/>
+                      <w:szCs w:val="18"/>
                     </w:rPr>
                   </w:pPr>
                   <w:r>
@@ -2049,19 +1923,53 @@
                       <w:rFonts w:cstheme="minorHAnsi"/>
                       <w:b/>
                       <w:bCs/>
-                      <w:sz w:val="20"/>
-                      <w:szCs w:val="20"/>
-                    </w:rPr>
-                    <w:t>DECORATIVE LAMINATES -</w:t>
+                      <w:sz w:val="18"/>
+                      <w:szCs w:val="18"/>
+                    </w:rPr>
+                    <w:t xml:space="preserve">DECORATIVE LAMINATES – </w:t>
+                  </w:r>
+                </w:p>
+                <w:p>
+                  <w:pPr>
+                    <w:pStyle w:val="NoSpacing"/>
+                    <w:framePr w:hSpace="180" w:wrap="around" w:vAnchor="page" w:hAnchor="margin" w:y="481"/>
+                    <w:rPr>
+                      <w:rFonts w:cstheme="minorHAnsi"/>
+                      <w:sz w:val="18"/>
+                      <w:szCs w:val="18"/>
+                    </w:rPr>
+                  </w:pPr>
+                  <w:r>
+                    <w:rPr>
+                      <w:rFonts w:cstheme="minorHAnsi"/>
+                      <w:sz w:val="18"/>
+                      <w:szCs w:val="18"/>
+                    </w:rPr>
+                    <w:t>{#CIItems}{#showThickness}</w:t>
+                  </w:r>
+                  <w:r>
+                    <w:rPr>
+                      <w:rFonts w:cstheme="minorHAnsi"/>
+                      <w:b/>
+                      <w:bCs/>
+                      <w:sz w:val="18"/>
+                      <w:szCs w:val="18"/>
+                    </w:rPr>
+                    <w:t>{thicknessDetail</w:t>
+                  </w:r>
+                  <w:r>
+                    <w:rPr>
+                      <w:rFonts w:cstheme="minorHAnsi"/>
+                      <w:sz w:val="18"/>
+                      <w:szCs w:val="18"/>
+                    </w:rPr>
+                    <w:t>}{/showThickness}</w:t>
                   </w:r>
                 </w:p>
               </w:tc>
               <w:tc>
                 <w:tcPr>
-                  <w:tcW w:w="1616" w:type="dxa"/>
-                  <w:tcBorders>
-                    <w:left w:val="nil"/>
-                  </w:tcBorders>
+                  <w:tcW w:w="992" w:type="dxa"/>
                 </w:tcPr>
                 <w:p>
                   <w:pPr>
@@ -2073,16 +1981,15 @@
                       <w:rFonts w:cstheme="minorHAnsi"/>
                       <w:b/>
                       <w:bCs/>
-                      <w:color w:val="000000"/>
-                      <w:sz w:val="20"/>
-                      <w:szCs w:val="20"/>
+                      <w:sz w:val="18"/>
+                      <w:szCs w:val="18"/>
                     </w:rPr>
                   </w:pPr>
                 </w:p>
               </w:tc>
               <w:tc>
                 <w:tcPr>
-                  <w:tcW w:w="871" w:type="dxa"/>
+                  <w:tcW w:w="1134" w:type="dxa"/>
                 </w:tcPr>
                 <w:p>
                   <w:pPr>
@@ -2094,15 +2001,15 @@
                       <w:rFonts w:cstheme="minorHAnsi"/>
                       <w:b/>
                       <w:bCs/>
-                      <w:sz w:val="20"/>
-                      <w:szCs w:val="20"/>
+                      <w:sz w:val="18"/>
+                      <w:szCs w:val="18"/>
                     </w:rPr>
                   </w:pPr>
                 </w:p>
               </w:tc>
               <w:tc>
                 <w:tcPr>
-                  <w:tcW w:w="786" w:type="dxa"/>
+                  <w:tcW w:w="992" w:type="dxa"/>
                 </w:tcPr>
                 <w:p>
                   <w:pPr>
@@ -2114,15 +2021,15 @@
                       <w:rFonts w:cstheme="minorHAnsi"/>
                       <w:b/>
                       <w:bCs/>
-                      <w:sz w:val="20"/>
-                      <w:szCs w:val="20"/>
+                      <w:sz w:val="18"/>
+                      <w:szCs w:val="18"/>
                     </w:rPr>
                   </w:pPr>
                 </w:p>
               </w:tc>
               <w:tc>
                 <w:tcPr>
-                  <w:tcW w:w="1225" w:type="dxa"/>
+                  <w:tcW w:w="1241" w:type="dxa"/>
                 </w:tcPr>
                 <w:p>
                   <w:pPr>
@@ -2134,28 +2041,8 @@
                       <w:rFonts w:cstheme="minorHAnsi"/>
                       <w:b/>
                       <w:bCs/>
-                      <w:sz w:val="20"/>
-                      <w:szCs w:val="20"/>
-                    </w:rPr>
-                  </w:pPr>
-                </w:p>
-              </w:tc>
-              <w:tc>
-                <w:tcPr>
-                  <w:tcW w:w="2030" w:type="dxa"/>
-                </w:tcPr>
-                <w:p>
-                  <w:pPr>
-                    <w:pStyle w:val="NoSpacing"/>
-                    <w:framePr w:hSpace="180" w:wrap="around" w:vAnchor="page" w:hAnchor="margin" w:y="481"/>
-                    <w:spacing w:line="276" w:lineRule="auto"/>
-                    <w:jc w:val="center"/>
-                    <w:rPr>
-                      <w:rFonts w:cstheme="minorHAnsi"/>
-                      <w:b/>
-                      <w:bCs/>
-                      <w:sz w:val="20"/>
-                      <w:szCs w:val="20"/>
+                      <w:sz w:val="18"/>
+                      <w:szCs w:val="18"/>
                     </w:rPr>
                   </w:pPr>
                 </w:p>
@@ -2163,11 +2050,11 @@
             </w:tr>
             <w:tr>
               <w:trPr>
-                <w:trHeight w:val="68"/>
+                <w:trHeight w:val="69"/>
               </w:trPr>
               <w:tc>
                 <w:tcPr>
-                  <w:tcW w:w="4361" w:type="dxa"/>
+                  <w:tcW w:w="2900" w:type="dxa"/>
                   <w:tcBorders>
                     <w:bottom w:val="nil"/>
                     <w:right w:val="nil"/>
@@ -2179,152 +2066,25 @@
                     <w:framePr w:hSpace="180" w:wrap="around" w:vAnchor="page" w:hAnchor="margin" w:y="481"/>
                     <w:rPr>
                       <w:rFonts w:cstheme="minorHAnsi"/>
-                      <w:sz w:val="20"/>
-                      <w:szCs w:val="20"/>
+                      <w:sz w:val="18"/>
+                      <w:szCs w:val="18"/>
                     </w:rPr>
                   </w:pPr>
                   <w:r>
                     <w:rPr>
                       <w:rFonts w:cstheme="minorHAnsi"/>
-                      <w:sz w:val="20"/>
-                      <w:szCs w:val="20"/>
-                    </w:rPr>
-                    <w:t>{#</w:t>
-                  </w:r>
-                  <w:proofErr w:type="gramStart"/>
-                  <w:r>
-                    <w:rPr>
-                      <w:rFonts w:cstheme="minorHAnsi"/>
-                      <w:sz w:val="20"/>
-                      <w:szCs w:val="20"/>
-                    </w:rPr>
-                    <w:t>CIItems</w:t>
-                  </w:r>
-                  <w:r>
-                    <w:rPr>
-                      <w:rFonts w:cstheme="minorHAnsi"/>
-                      <w:sz w:val="20"/>
-                      <w:szCs w:val="20"/>
-                    </w:rPr>
-                    <w:t>}</w:t>
-                  </w:r>
-                  <w:r>
-                    <w:rPr>
-                      <w:rFonts w:cstheme="minorHAnsi"/>
-                      <w:sz w:val="20"/>
-                      <w:szCs w:val="20"/>
-                    </w:rPr>
-                    <w:t>{</w:t>
-                  </w:r>
-                  <w:proofErr w:type="gramEnd"/>
-                  <w:r>
-                    <w:rPr>
-                      <w:rFonts w:cstheme="minorHAnsi"/>
-                      <w:sz w:val="20"/>
-                      <w:szCs w:val="20"/>
-                    </w:rPr>
-                    <w:t>#</w:t>
-                  </w:r>
-                  <w:proofErr w:type="gramStart"/>
-                  <w:r>
-                    <w:rPr>
-                      <w:rFonts w:cstheme="minorHAnsi"/>
-                      <w:sz w:val="20"/>
-                      <w:szCs w:val="20"/>
-                    </w:rPr>
-                    <w:t>showThickness</w:t>
-                  </w:r>
-                  <w:r>
-                    <w:rPr>
-                      <w:rFonts w:cstheme="minorHAnsi"/>
-                      <w:sz w:val="20"/>
-                      <w:szCs w:val="20"/>
-                    </w:rPr>
-                    <w:t>}</w:t>
-                  </w:r>
-                  <w:r>
-                    <w:rPr>
-                      <w:rFonts w:cstheme="minorHAnsi"/>
                       <w:b/>
                       <w:bCs/>
-                      <w:sz w:val="20"/>
-                      <w:szCs w:val="20"/>
-                    </w:rPr>
-                    <w:t>{</w:t>
-                  </w:r>
-                  <w:proofErr w:type="gramEnd"/>
-                  <w:r>
-                    <w:rPr>
-                      <w:rFonts w:cstheme="minorHAnsi"/>
-                      <w:b/>
-                      <w:bCs/>
-                      <w:sz w:val="20"/>
-                      <w:szCs w:val="20"/>
-                    </w:rPr>
-                    <w:t>thic</w:t>
-                  </w:r>
-                  <w:r>
-                    <w:rPr>
-                      <w:rFonts w:cstheme="minorHAnsi"/>
-                      <w:b/>
-                      <w:bCs/>
-                      <w:sz w:val="20"/>
-                      <w:szCs w:val="20"/>
-                    </w:rPr>
-                    <w:t>knessDetail</w:t>
-                  </w:r>
-                  <w:r>
-                    <w:rPr>
-                      <w:rFonts w:cstheme="minorHAnsi"/>
-                      <w:sz w:val="20"/>
-                      <w:szCs w:val="20"/>
-                    </w:rPr>
-                    <w:t>}</w:t>
-                  </w:r>
-                  <w:r>
-                    <w:rPr>
-                      <w:rFonts w:cstheme="minorHAnsi"/>
-                      <w:sz w:val="20"/>
-                      <w:szCs w:val="20"/>
-                    </w:rPr>
-                    <w:t>{/showThickness}</w:t>
-                  </w:r>
-                </w:p>
-                <w:p>
-                  <w:pPr>
-                    <w:pStyle w:val="NoSpacing"/>
-                    <w:framePr w:hSpace="180" w:wrap="around" w:vAnchor="page" w:hAnchor="margin" w:y="481"/>
-                    <w:rPr>
-                      <w:rFonts w:cstheme="minorHAnsi"/>
-                      <w:sz w:val="20"/>
-                      <w:szCs w:val="20"/>
-                    </w:rPr>
-                  </w:pPr>
-                  <w:r>
-                    <w:rPr>
-                      <w:rFonts w:cstheme="minorHAnsi"/>
-                      <w:b/>
-                      <w:bCs/>
-                      <w:sz w:val="20"/>
-                      <w:szCs w:val="20"/>
-                    </w:rPr>
-                    <w:t>{length</w:t>
-                  </w:r>
-                  <w:r>
-                    <w:rPr>
-                      <w:rFonts w:cstheme="minorHAnsi"/>
-                      <w:b/>
-                      <w:bCs/>
-                      <w:sz w:val="20"/>
-                      <w:szCs w:val="20"/>
-                    </w:rPr>
-                    <w:t>} X {width} X {height} MM</w:t>
+                      <w:sz w:val="18"/>
+                      <w:szCs w:val="18"/>
+                    </w:rPr>
+                    <w:t>{length} X {width} X {height} MM</w:t>
                   </w:r>
                 </w:p>
               </w:tc>
               <w:tc>
                 <w:tcPr>
-                  <w:tcW w:w="1616" w:type="dxa"/>
+                  <w:tcW w:w="3620" w:type="dxa"/>
                   <w:tcBorders>
                     <w:left w:val="nil"/>
                     <w:bottom w:val="nil"/>
@@ -2335,18 +2095,18 @@
                   <w:pPr>
                     <w:pStyle w:val="NoSpacing"/>
                     <w:framePr w:hSpace="180" w:wrap="around" w:vAnchor="page" w:hAnchor="margin" w:y="481"/>
-                    <w:jc w:val="right"/>
-                    <w:rPr>
-                      <w:rFonts w:cstheme="minorHAnsi"/>
-                      <w:sz w:val="20"/>
-                      <w:szCs w:val="20"/>
+                    <w:jc w:val="center"/>
+                    <w:rPr>
+                      <w:rFonts w:cstheme="minorHAnsi"/>
+                      <w:sz w:val="18"/>
+                      <w:szCs w:val="18"/>
                     </w:rPr>
                   </w:pPr>
                   <w:r>
                     <w:rPr>
                       <w:rFonts w:cstheme="minorHAnsi"/>
-                      <w:sz w:val="20"/>
-                      <w:szCs w:val="20"/>
+                      <w:sz w:val="18"/>
+                      <w:szCs w:val="18"/>
                     </w:rPr>
                     <w:t>As Per P/List</w:t>
                   </w:r>
@@ -2354,7 +2114,7 @@
               </w:tc>
               <w:tc>
                 <w:tcPr>
-                  <w:tcW w:w="871" w:type="dxa"/>
+                  <w:tcW w:w="992" w:type="dxa"/>
                 </w:tcPr>
                 <w:p>
                   <w:pPr>
@@ -2363,15 +2123,15 @@
                     <w:spacing w:line="276" w:lineRule="auto"/>
                     <w:rPr>
                       <w:rFonts w:cstheme="minorHAnsi"/>
-                      <w:sz w:val="20"/>
-                      <w:szCs w:val="20"/>
+                      <w:sz w:val="18"/>
+                      <w:szCs w:val="18"/>
                     </w:rPr>
                   </w:pPr>
                 </w:p>
               </w:tc>
               <w:tc>
                 <w:tcPr>
-                  <w:tcW w:w="786" w:type="dxa"/>
+                  <w:tcW w:w="1134" w:type="dxa"/>
                 </w:tcPr>
                 <w:p>
                   <w:pPr>
@@ -2380,15 +2140,15 @@
                     <w:spacing w:line="276" w:lineRule="auto"/>
                     <w:rPr>
                       <w:rFonts w:cstheme="minorHAnsi"/>
-                      <w:sz w:val="20"/>
-                      <w:szCs w:val="20"/>
+                      <w:sz w:val="18"/>
+                      <w:szCs w:val="18"/>
                     </w:rPr>
                   </w:pPr>
                 </w:p>
               </w:tc>
               <w:tc>
                 <w:tcPr>
-                  <w:tcW w:w="1225" w:type="dxa"/>
+                  <w:tcW w:w="992" w:type="dxa"/>
                 </w:tcPr>
                 <w:p>
                   <w:pPr>
@@ -2397,15 +2157,15 @@
                     <w:spacing w:line="276" w:lineRule="auto"/>
                     <w:rPr>
                       <w:rFonts w:cstheme="minorHAnsi"/>
-                      <w:sz w:val="20"/>
-                      <w:szCs w:val="20"/>
+                      <w:sz w:val="18"/>
+                      <w:szCs w:val="18"/>
                     </w:rPr>
                   </w:pPr>
                 </w:p>
               </w:tc>
               <w:tc>
                 <w:tcPr>
-                  <w:tcW w:w="2030" w:type="dxa"/>
+                  <w:tcW w:w="1241" w:type="dxa"/>
                 </w:tcPr>
                 <w:p>
                   <w:pPr>
@@ -2414,8 +2174,8 @@
                     <w:spacing w:line="276" w:lineRule="auto"/>
                     <w:rPr>
                       <w:rFonts w:cstheme="minorHAnsi"/>
-                      <w:sz w:val="20"/>
-                      <w:szCs w:val="20"/>
+                      <w:sz w:val="18"/>
+                      <w:szCs w:val="18"/>
                     </w:rPr>
                   </w:pPr>
                 </w:p>
@@ -2423,133 +2183,39 @@
             </w:tr>
             <w:tr>
               <w:trPr>
-                <w:trHeight w:val="251"/>
+                <w:trHeight w:val="255"/>
               </w:trPr>
               <w:tc>
                 <w:tcPr>
-                  <w:tcW w:w="4361" w:type="dxa"/>
-                  <w:tcBorders>
-                    <w:right w:val="nil"/>
-                  </w:tcBorders>
+                  <w:tcW w:w="6520" w:type="dxa"/>
+                  <w:gridSpan w:val="2"/>
+                  <w:vAlign w:val="center"/>
                 </w:tcPr>
                 <w:p>
                   <w:pPr>
                     <w:pStyle w:val="NoSpacing"/>
                     <w:framePr w:hSpace="180" w:wrap="around" w:vAnchor="page" w:hAnchor="margin" w:y="481"/>
                     <w:spacing w:line="276" w:lineRule="auto"/>
-                    <w:rPr>
-                      <w:rFonts w:cstheme="minorHAnsi"/>
-                      <w:sz w:val="20"/>
-                      <w:szCs w:val="20"/>
+                    <w:jc w:val="right"/>
+                    <w:rPr>
+                      <w:rFonts w:cstheme="minorHAnsi"/>
+                      <w:sz w:val="18"/>
+                      <w:szCs w:val="18"/>
                     </w:rPr>
                   </w:pPr>
                   <w:r>
                     <w:rPr>
                       <w:rFonts w:cstheme="minorHAnsi"/>
-                      <w:sz w:val="20"/>
-                      <w:szCs w:val="20"/>
-                    </w:rPr>
-                    <w:t>{#invoices}</w:t>
+                      <w:sz w:val="18"/>
+                      <w:szCs w:val="18"/>
+                    </w:rPr>
+                    <w:t>{#invoices} {#isFirst}{fsc}{/isFirst}</w:t>
                   </w:r>
                 </w:p>
               </w:tc>
               <w:tc>
                 <w:tcPr>
-                  <w:tcW w:w="1616" w:type="dxa"/>
-                  <w:tcBorders>
-                    <w:left w:val="nil"/>
-                  </w:tcBorders>
-                </w:tcPr>
-                <w:p>
-                  <w:pPr>
-                    <w:pStyle w:val="NoSpacing"/>
-                    <w:framePr w:hSpace="180" w:wrap="around" w:vAnchor="page" w:hAnchor="margin" w:y="481"/>
-                    <w:spacing w:line="276" w:lineRule="auto"/>
-                    <w:rPr>
-                      <w:rFonts w:cstheme="minorHAnsi"/>
-                      <w:sz w:val="20"/>
-                      <w:szCs w:val="20"/>
-                    </w:rPr>
-                  </w:pPr>
-                  <w:r>
-                    <w:rPr>
-                      <w:rFonts w:cstheme="minorHAnsi"/>
-                      <w:sz w:val="20"/>
-                      <w:szCs w:val="20"/>
-                    </w:rPr>
-                    <w:t>{#</w:t>
-                  </w:r>
-                  <w:proofErr w:type="gramStart"/>
-                  <w:r>
-                    <w:rPr>
-                      <w:rFonts w:cstheme="minorHAnsi"/>
-                      <w:sz w:val="20"/>
-                      <w:szCs w:val="20"/>
-                    </w:rPr>
-                    <w:t>isFirst</w:t>
-                  </w:r>
-                  <w:r>
-                    <w:rPr>
-                      <w:rFonts w:cstheme="minorHAnsi"/>
-                      <w:sz w:val="20"/>
-                      <w:szCs w:val="20"/>
-                    </w:rPr>
-                    <w:t>}</w:t>
-                  </w:r>
-                  <w:r>
-                    <w:rPr>
-                      <w:rFonts w:cstheme="minorHAnsi"/>
-                      <w:sz w:val="20"/>
-                      <w:szCs w:val="20"/>
-                    </w:rPr>
-                    <w:t>{</w:t>
-                  </w:r>
-                  <w:proofErr w:type="gramEnd"/>
-                  <w:r>
-                    <w:rPr>
-                      <w:rFonts w:cstheme="minorHAnsi"/>
-                      <w:sz w:val="20"/>
-                      <w:szCs w:val="20"/>
-                    </w:rPr>
-                    <w:t>fsc</w:t>
-                  </w:r>
-                  <w:r>
-                    <w:rPr>
-                      <w:rFonts w:cstheme="minorHAnsi"/>
-                      <w:sz w:val="20"/>
-                      <w:szCs w:val="20"/>
-                    </w:rPr>
-                    <w:t>}</w:t>
-                  </w:r>
-                  <w:r>
-                    <w:rPr>
-                      <w:rFonts w:cstheme="minorHAnsi"/>
-                      <w:sz w:val="20"/>
-                      <w:szCs w:val="20"/>
-                    </w:rPr>
-                    <w:t>{/</w:t>
-                  </w:r>
-                  <w:r>
-                    <w:rPr>
-                      <w:rFonts w:cstheme="minorHAnsi"/>
-                      <w:sz w:val="20"/>
-                      <w:szCs w:val="20"/>
-                    </w:rPr>
-                    <w:t>isFirst</w:t>
-                  </w:r>
-                  <w:r>
-                    <w:rPr>
-                      <w:rFonts w:cstheme="minorHAnsi"/>
-                      <w:sz w:val="20"/>
-                      <w:szCs w:val="20"/>
-                    </w:rPr>
-                    <w:t>}</w:t>
-                  </w:r>
-                </w:p>
-              </w:tc>
-              <w:tc>
-                <w:tcPr>
-                  <w:tcW w:w="871" w:type="dxa"/>
+                  <w:tcW w:w="992" w:type="dxa"/>
                 </w:tcPr>
                 <w:p>
                   <w:pPr>
@@ -2559,39 +2225,23 @@
                     <w:jc w:val="right"/>
                     <w:rPr>
                       <w:rFonts w:cstheme="minorHAnsi"/>
-                      <w:sz w:val="20"/>
-                      <w:szCs w:val="20"/>
+                      <w:sz w:val="18"/>
+                      <w:szCs w:val="18"/>
                     </w:rPr>
                   </w:pPr>
                   <w:r>
                     <w:rPr>
                       <w:rFonts w:cstheme="minorHAnsi"/>
-                      <w:sz w:val="20"/>
-                      <w:szCs w:val="20"/>
-                    </w:rPr>
-                    <w:t>{</w:t>
-                  </w:r>
-                  <w:r>
-                    <w:rPr>
-                      <w:rFonts w:cstheme="minorHAnsi"/>
-                      <w:sz w:val="20"/>
-                      <w:szCs w:val="20"/>
-                    </w:rPr>
-                    <w:t>quantity</w:t>
-                  </w:r>
-                  <w:r>
-                    <w:rPr>
-                      <w:rFonts w:cstheme="minorHAnsi"/>
-                      <w:sz w:val="20"/>
-                      <w:szCs w:val="20"/>
-                    </w:rPr>
-                    <w:t>}</w:t>
+                      <w:sz w:val="18"/>
+                      <w:szCs w:val="18"/>
+                    </w:rPr>
+                    <w:t>{quantity}</w:t>
                   </w:r>
                 </w:p>
               </w:tc>
               <w:tc>
                 <w:tcPr>
-                  <w:tcW w:w="786" w:type="dxa"/>
+                  <w:tcW w:w="1134" w:type="dxa"/>
                 </w:tcPr>
                 <w:p>
                   <w:pPr>
@@ -2601,41 +2251,23 @@
                     <w:jc w:val="right"/>
                     <w:rPr>
                       <w:rFonts w:cstheme="minorHAnsi"/>
-                      <w:sz w:val="20"/>
-                      <w:szCs w:val="20"/>
+                      <w:sz w:val="18"/>
+                      <w:szCs w:val="18"/>
                     </w:rPr>
                   </w:pPr>
                   <w:r>
                     <w:rPr>
                       <w:rFonts w:cstheme="minorHAnsi"/>
-                      <w:sz w:val="20"/>
-                      <w:szCs w:val="20"/>
-                    </w:rPr>
-                    <w:t>{</w:t>
-                  </w:r>
-                  <w:proofErr w:type="spellStart"/>
-                  <w:r>
-                    <w:rPr>
-                      <w:rFonts w:cstheme="minorHAnsi"/>
-                      <w:sz w:val="20"/>
-                      <w:szCs w:val="20"/>
-                    </w:rPr>
-                    <w:t>totalSq</w:t>
-                  </w:r>
-                  <w:proofErr w:type="spellEnd"/>
-                  <w:r>
-                    <w:rPr>
-                      <w:rFonts w:cstheme="minorHAnsi"/>
-                      <w:sz w:val="20"/>
-                      <w:szCs w:val="20"/>
-                    </w:rPr>
-                    <w:t>}</w:t>
+                      <w:sz w:val="18"/>
+                      <w:szCs w:val="18"/>
+                    </w:rPr>
+                    <w:t>{totalSq}</w:t>
                   </w:r>
                 </w:p>
               </w:tc>
               <w:tc>
                 <w:tcPr>
-                  <w:tcW w:w="1225" w:type="dxa"/>
+                  <w:tcW w:w="992" w:type="dxa"/>
                 </w:tcPr>
                 <w:p>
                   <w:pPr>
@@ -2645,39 +2277,23 @@
                     <w:jc w:val="right"/>
                     <w:rPr>
                       <w:rFonts w:cstheme="minorHAnsi"/>
-                      <w:sz w:val="20"/>
-                      <w:szCs w:val="20"/>
+                      <w:sz w:val="18"/>
+                      <w:szCs w:val="18"/>
                     </w:rPr>
                   </w:pPr>
                   <w:r>
                     <w:rPr>
                       <w:rFonts w:cstheme="minorHAnsi"/>
-                      <w:sz w:val="20"/>
-                      <w:szCs w:val="20"/>
-                    </w:rPr>
-                    <w:t>{</w:t>
-                  </w:r>
-                  <w:r>
-                    <w:rPr>
-                      <w:rFonts w:cstheme="minorHAnsi"/>
-                      <w:sz w:val="20"/>
-                      <w:szCs w:val="20"/>
-                    </w:rPr>
-                    <w:t>rate</w:t>
-                  </w:r>
-                  <w:r>
-                    <w:rPr>
-                      <w:rFonts w:cstheme="minorHAnsi"/>
-                      <w:sz w:val="20"/>
-                      <w:szCs w:val="20"/>
-                    </w:rPr>
-                    <w:t>}</w:t>
+                      <w:sz w:val="18"/>
+                      <w:szCs w:val="18"/>
+                    </w:rPr>
+                    <w:t>{rate}</w:t>
                   </w:r>
                 </w:p>
               </w:tc>
               <w:tc>
                 <w:tcPr>
-                  <w:tcW w:w="2030" w:type="dxa"/>
+                  <w:tcW w:w="1241" w:type="dxa"/>
                 </w:tcPr>
                 <w:p>
                   <w:pPr>
@@ -2686,61 +2302,17 @@
                     <w:jc w:val="right"/>
                     <w:rPr>
                       <w:rFonts w:cstheme="minorHAnsi"/>
-                      <w:sz w:val="20"/>
-                      <w:szCs w:val="20"/>
+                      <w:sz w:val="18"/>
+                      <w:szCs w:val="18"/>
                     </w:rPr>
                   </w:pPr>
                   <w:r>
                     <w:rPr>
                       <w:rFonts w:cstheme="minorHAnsi"/>
-                      <w:sz w:val="20"/>
-                      <w:szCs w:val="20"/>
-                    </w:rPr>
-                    <w:t>{value}</w:t>
-                  </w:r>
-                  <w:r>
-                    <w:rPr>
-                      <w:rFonts w:cstheme="minorHAnsi"/>
-                      <w:sz w:val="20"/>
-                      <w:szCs w:val="20"/>
-                    </w:rPr>
-                    <w:t>{/</w:t>
-                  </w:r>
-                  <w:proofErr w:type="gramStart"/>
-                  <w:r>
-                    <w:rPr>
-                      <w:rFonts w:cstheme="minorHAnsi"/>
-                      <w:sz w:val="20"/>
-                      <w:szCs w:val="20"/>
-                    </w:rPr>
-                    <w:t>invoices}{</w:t>
-                  </w:r>
-                  <w:proofErr w:type="gramEnd"/>
-                  <w:r>
-                    <w:rPr>
-                      <w:rFonts w:cstheme="minorHAnsi"/>
-                      <w:sz w:val="20"/>
-                      <w:szCs w:val="20"/>
-                    </w:rPr>
-                    <w:t>/</w:t>
-                  </w:r>
-                  <w:proofErr w:type="spellStart"/>
-                  <w:r>
-                    <w:rPr>
-                      <w:rFonts w:cstheme="minorHAnsi"/>
-                      <w:sz w:val="20"/>
-                      <w:szCs w:val="20"/>
-                    </w:rPr>
-                    <w:t>CIItems</w:t>
-                  </w:r>
-                  <w:proofErr w:type="spellEnd"/>
-                  <w:r>
-                    <w:rPr>
-                      <w:rFonts w:cstheme="minorHAnsi"/>
-                      <w:sz w:val="20"/>
-                      <w:szCs w:val="20"/>
-                    </w:rPr>
-                    <w:t>}</w:t>
+                      <w:sz w:val="18"/>
+                      <w:szCs w:val="18"/>
+                    </w:rPr>
+                    <w:t>{value} {/invoices} {/CIItems}</w:t>
                   </w:r>
                 </w:p>
               </w:tc>
@@ -2786,14 +2358,12 @@
               </w:rPr>
               <w:t>{</w:t>
             </w:r>
-            <w:proofErr w:type="spellStart"/>
             <w:r>
               <w:rPr>
                 <w:rFonts w:cstheme="minorHAnsi"/>
               </w:rPr>
               <w:t>additionSumAmount</w:t>
             </w:r>
-            <w:proofErr w:type="spellEnd"/>
             <w:r>
               <w:rPr>
                 <w:rFonts w:cstheme="minorHAnsi"/>
@@ -3053,14 +2623,12 @@
               </w:rPr>
               <w:t>{</w:t>
             </w:r>
-            <w:proofErr w:type="spellStart"/>
             <w:r>
               <w:rPr>
                 <w:rFonts w:cstheme="minorHAnsi"/>
               </w:rPr>
               <w:t>deliveryTerms</w:t>
             </w:r>
-            <w:proofErr w:type="spellEnd"/>
             <w:r>
               <w:rPr>
                 <w:rFonts w:cstheme="minorHAnsi"/>
@@ -3073,29 +2641,24 @@
               </w:rPr>
               <w:t xml:space="preserve"> {</w:t>
             </w:r>
-            <w:proofErr w:type="spellStart"/>
             <w:r>
               <w:rPr>
                 <w:rFonts w:cstheme="minorHAnsi"/>
               </w:rPr>
               <w:t>portOfDischarge</w:t>
             </w:r>
-            <w:proofErr w:type="spellEnd"/>
             <w:r>
               <w:rPr>
                 <w:rFonts w:cstheme="minorHAnsi"/>
               </w:rPr>
               <w:t>} ({</w:t>
             </w:r>
-            <w:proofErr w:type="spellStart"/>
             <w:r>
               <w:rPr>
                 <w:rFonts w:cstheme="minorHAnsi"/>
               </w:rPr>
               <w:t>finalDestination</w:t>
             </w:r>
-            <w:proofErr w:type="spellEnd"/>
-            <w:proofErr w:type="gramStart"/>
             <w:r>
               <w:rPr>
                 <w:rFonts w:cstheme="minorHAnsi"/>
@@ -3106,9 +2669,26 @@
               <w:rPr>
                 <w:rFonts w:cstheme="minorHAnsi"/>
               </w:rPr>
-              <w:t xml:space="preserve">  </w:t>
-            </w:r>
-            <w:proofErr w:type="gramEnd"/>
+              <w:t xml:space="preserve">   </w:t>
+            </w:r>
+            <w:r>
+              <w:rPr>
+                <w:rFonts w:cstheme="minorHAnsi"/>
+              </w:rPr>
+              <w:t>{</w:t>
+            </w:r>
+            <w:r>
+              <w:rPr>
+                <w:rFonts w:cstheme="minorHAnsi"/>
+              </w:rPr>
+              <w:t>currencyChar</w:t>
+            </w:r>
+            <w:r>
+              <w:rPr>
+                <w:rFonts w:cstheme="minorHAnsi"/>
+              </w:rPr>
+              <w:t>}</w:t>
+            </w:r>
             <w:r>
               <w:rPr>
                 <w:rFonts w:cstheme="minorHAnsi"/>
@@ -3121,40 +2701,12 @@
               </w:rPr>
               <w:t>{</w:t>
             </w:r>
-            <w:proofErr w:type="spellStart"/>
-            <w:r>
-              <w:rPr>
-                <w:rFonts w:cstheme="minorHAnsi"/>
-              </w:rPr>
-              <w:t>currencyChar</w:t>
-            </w:r>
-            <w:proofErr w:type="spellEnd"/>
-            <w:r>
-              <w:rPr>
-                <w:rFonts w:cstheme="minorHAnsi"/>
-              </w:rPr>
-              <w:t>}</w:t>
-            </w:r>
-            <w:r>
-              <w:rPr>
-                <w:rFonts w:cstheme="minorHAnsi"/>
-              </w:rPr>
-              <w:t xml:space="preserve"> </w:t>
-            </w:r>
-            <w:r>
-              <w:rPr>
-                <w:rFonts w:cstheme="minorHAnsi"/>
-              </w:rPr>
-              <w:t>{</w:t>
-            </w:r>
-            <w:proofErr w:type="spellStart"/>
             <w:r>
               <w:rPr>
                 <w:rFonts w:cstheme="minorHAnsi"/>
               </w:rPr>
               <w:t>netAmountWords</w:t>
             </w:r>
-            <w:proofErr w:type="spellEnd"/>
             <w:r>
               <w:rPr>
                 <w:rFonts w:cstheme="minorHAnsi"/>
@@ -3188,14 +2740,12 @@
               </w:rPr>
               <w:t>{</w:t>
             </w:r>
-            <w:proofErr w:type="spellStart"/>
             <w:r>
               <w:rPr>
                 <w:rFonts w:cstheme="minorHAnsi"/>
               </w:rPr>
               <w:t>netAmount</w:t>
             </w:r>
-            <w:proofErr w:type="spellEnd"/>
             <w:r>
               <w:rPr>
                 <w:rFonts w:cstheme="minorHAnsi"/>
@@ -3246,7 +2796,6 @@
               </w:rPr>
               <w:t>{#</w:t>
             </w:r>
-            <w:proofErr w:type="gramStart"/>
             <w:r>
               <w:rPr>
                 <w:rFonts w:cstheme="minorHAnsi"/>
@@ -3271,7 +2820,6 @@
               </w:rPr>
               <w:t>}{</w:t>
             </w:r>
-            <w:proofErr w:type="gramEnd"/>
             <w:r>
               <w:rPr>
                 <w:rFonts w:cstheme="minorHAnsi"/>
@@ -3306,7 +2854,6 @@
               </w:rPr>
               <w:t>{/</w:t>
             </w:r>
-            <w:proofErr w:type="spellStart"/>
             <w:r>
               <w:rPr>
                 <w:rFonts w:cstheme="minorHAnsi"/>
@@ -3323,7 +2870,6 @@
               </w:rPr>
               <w:t>s</w:t>
             </w:r>
-            <w:proofErr w:type="spellEnd"/>
             <w:r>
               <w:rPr>
                 <w:rFonts w:cstheme="minorHAnsi"/>
@@ -3364,6 +2910,7 @@
                 <w:insideH w:val="none" w:sz="0" w:space="0" w:color="auto"/>
                 <w:insideV w:val="none" w:sz="0" w:space="0" w:color="auto"/>
               </w:tblBorders>
+              <w:tblLayout w:type="fixed"/>
               <w:tblLook w:val="04A0" w:firstRow="1" w:lastRow="0" w:firstColumn="1" w:lastColumn="0" w:noHBand="0" w:noVBand="1"/>
             </w:tblPr>
             <w:tblGrid>
@@ -3423,7 +2970,6 @@
                     </w:rPr>
                     <w:t>{</w:t>
                   </w:r>
-                  <w:proofErr w:type="spellStart"/>
                   <w:r>
                     <w:rPr>
                       <w:rFonts w:cstheme="minorHAnsi"/>
@@ -3432,7 +2978,6 @@
                     </w:rPr>
                     <w:t>totalQuantity</w:t>
                   </w:r>
-                  <w:proofErr w:type="spellEnd"/>
                   <w:r>
                     <w:rPr>
                       <w:rFonts w:cstheme="minorHAnsi"/>
@@ -3497,7 +3042,6 @@
                     </w:rPr>
                     <w:t>{</w:t>
                   </w:r>
-                  <w:proofErr w:type="spellStart"/>
                   <w:r>
                     <w:rPr>
                       <w:rFonts w:cstheme="minorHAnsi"/>
@@ -3506,7 +3050,6 @@
                     </w:rPr>
                     <w:t>totalBox</w:t>
                   </w:r>
-                  <w:proofErr w:type="spellEnd"/>
                   <w:r>
                     <w:rPr>
                       <w:rFonts w:cstheme="minorHAnsi"/>
@@ -3544,27 +3087,7 @@
                       <w:sz w:val="20"/>
                       <w:szCs w:val="20"/>
                     </w:rPr>
-                    <w:t xml:space="preserve">Total </w:t>
-                  </w:r>
-                  <w:proofErr w:type="spellStart"/>
-                  <w:proofErr w:type="gramStart"/>
-                  <w:r>
-                    <w:rPr>
-                      <w:rFonts w:cstheme="minorHAnsi"/>
-                      <w:sz w:val="20"/>
-                      <w:szCs w:val="20"/>
-                    </w:rPr>
-                    <w:t>Sq.Meter</w:t>
-                  </w:r>
-                  <w:proofErr w:type="spellEnd"/>
-                  <w:proofErr w:type="gramEnd"/>
-                  <w:r>
-                    <w:rPr>
-                      <w:rFonts w:cstheme="minorHAnsi"/>
-                      <w:sz w:val="20"/>
-                      <w:szCs w:val="20"/>
-                    </w:rPr>
-                    <w:t>:</w:t>
+                    <w:t>Total Sq.Meter:</w:t>
                   </w:r>
                 </w:p>
               </w:tc>
@@ -3591,7 +3114,6 @@
                     </w:rPr>
                     <w:t>{</w:t>
                   </w:r>
-                  <w:proofErr w:type="spellStart"/>
                   <w:r>
                     <w:rPr>
                       <w:rFonts w:cstheme="minorHAnsi"/>
@@ -3600,7 +3122,6 @@
                     </w:rPr>
                     <w:t>totalSqMt</w:t>
                   </w:r>
-                  <w:proofErr w:type="spellEnd"/>
                   <w:r>
                     <w:rPr>
                       <w:rFonts w:cstheme="minorHAnsi"/>
@@ -3672,6 +3193,7 @@
                 <w:insideH w:val="none" w:sz="0" w:space="0" w:color="auto"/>
                 <w:insideV w:val="none" w:sz="0" w:space="0" w:color="auto"/>
               </w:tblBorders>
+              <w:tblLayout w:type="fixed"/>
               <w:tblLook w:val="04A0" w:firstRow="1" w:lastRow="0" w:firstColumn="1" w:lastColumn="0" w:noHBand="0" w:noVBand="1"/>
             </w:tblPr>
             <w:tblGrid>
@@ -3705,25 +3227,7 @@
                       <w:sz w:val="20"/>
                       <w:szCs w:val="20"/>
                     </w:rPr>
-                    <w:t>Avg./</w:t>
-                  </w:r>
-                  <w:proofErr w:type="gramStart"/>
-                  <w:r>
-                    <w:rPr>
-                      <w:rFonts w:cstheme="minorHAnsi"/>
-                      <w:sz w:val="20"/>
-                      <w:szCs w:val="20"/>
-                    </w:rPr>
-                    <w:t>Wt.(</w:t>
-                  </w:r>
-                  <w:proofErr w:type="gramEnd"/>
-                  <w:r>
-                    <w:rPr>
-                      <w:rFonts w:cstheme="minorHAnsi"/>
-                      <w:sz w:val="20"/>
-                      <w:szCs w:val="20"/>
-                    </w:rPr>
-                    <w:t>Kg)</w:t>
+                    <w:t>Avg./Wt.(Kg)</w:t>
                   </w:r>
                 </w:p>
               </w:tc>
@@ -3806,7 +3310,6 @@
                     </w:rPr>
                     <w:t>{#</w:t>
                   </w:r>
-                  <w:proofErr w:type="gramStart"/>
                   <w:r>
                     <w:rPr>
                       <w:rFonts w:cstheme="minorHAnsi"/>
@@ -3823,7 +3326,6 @@
                     </w:rPr>
                     <w:t>}{</w:t>
                   </w:r>
-                  <w:proofErr w:type="gramEnd"/>
                   <w:r>
                     <w:rPr>
                       <w:rFonts w:cstheme="minorHAnsi"/>
@@ -3865,7 +3367,6 @@
                     </w:rPr>
                     <w:t>{</w:t>
                   </w:r>
-                  <w:proofErr w:type="spellStart"/>
                   <w:r>
                     <w:rPr>
                       <w:rFonts w:cstheme="minorHAnsi"/>
@@ -3874,7 +3375,6 @@
                     </w:rPr>
                     <w:t>totalSqMtPerType</w:t>
                   </w:r>
-                  <w:proofErr w:type="spellEnd"/>
                   <w:r>
                     <w:rPr>
                       <w:rFonts w:cstheme="minorHAnsi"/>
@@ -3964,7 +3464,6 @@
                     </w:rPr>
                     <w:t>} MM{/</w:t>
                   </w:r>
-                  <w:proofErr w:type="spellStart"/>
                   <w:r>
                     <w:rPr>
                       <w:rFonts w:cstheme="minorHAnsi"/>
@@ -3973,7 +3472,6 @@
                     </w:rPr>
                     <w:t>containerSummary</w:t>
                   </w:r>
-                  <w:proofErr w:type="spellEnd"/>
                   <w:r>
                     <w:rPr>
                       <w:rFonts w:cstheme="minorHAnsi"/>
@@ -4057,7 +3555,6 @@
           <w:tcPr>
             <w:tcW w:w="1565" w:type="dxa"/>
           </w:tcPr>
-          <w:bookmarkEnd w:id="0"/>
           <w:p>
             <w:pPr>
               <w:pStyle w:val="NoSpacing"/>
@@ -4070,6 +3567,7 @@
               <w:rPr>
                 <w:rFonts w:cstheme="minorHAnsi"/>
               </w:rPr>
+              <w:lastRenderedPageBreak/>
               <w:t>Pan No:</w:t>
             </w:r>
           </w:p>
@@ -4092,14 +3590,12 @@
               </w:rPr>
               <w:t>{</w:t>
             </w:r>
-            <w:proofErr w:type="spellStart"/>
             <w:r>
               <w:rPr>
                 <w:rFonts w:cstheme="minorHAnsi"/>
               </w:rPr>
               <w:t>panNo</w:t>
             </w:r>
-            <w:proofErr w:type="spellEnd"/>
             <w:r>
               <w:rPr>
                 <w:rFonts w:cstheme="minorHAnsi"/>
@@ -4152,14 +3648,12 @@
               </w:rPr>
               <w:t>{</w:t>
             </w:r>
-            <w:proofErr w:type="spellStart"/>
             <w:r>
               <w:rPr>
                 <w:rFonts w:cstheme="minorHAnsi"/>
               </w:rPr>
               <w:t>bankName</w:t>
             </w:r>
-            <w:proofErr w:type="spellEnd"/>
             <w:r>
               <w:rPr>
                 <w:rFonts w:cstheme="minorHAnsi"/>
@@ -4212,14 +3706,12 @@
               </w:rPr>
               <w:t>{</w:t>
             </w:r>
-            <w:proofErr w:type="spellStart"/>
             <w:r>
               <w:rPr>
                 <w:rFonts w:cstheme="minorHAnsi"/>
               </w:rPr>
               <w:t>adCode</w:t>
             </w:r>
-            <w:proofErr w:type="spellEnd"/>
             <w:r>
               <w:rPr>
                 <w:rFonts w:cstheme="minorHAnsi"/>
@@ -4272,14 +3764,12 @@
               </w:rPr>
               <w:t>{</w:t>
             </w:r>
-            <w:proofErr w:type="spellStart"/>
             <w:r>
               <w:rPr>
                 <w:rFonts w:cstheme="minorHAnsi"/>
               </w:rPr>
               <w:t>acCode</w:t>
             </w:r>
-            <w:proofErr w:type="spellEnd"/>
             <w:r>
               <w:rPr>
                 <w:rFonts w:cstheme="minorHAnsi"/>
@@ -4332,14 +3822,12 @@
               </w:rPr>
               <w:t>{</w:t>
             </w:r>
-            <w:proofErr w:type="spellStart"/>
             <w:r>
               <w:rPr>
                 <w:rFonts w:cstheme="minorHAnsi"/>
               </w:rPr>
               <w:t>iec</w:t>
             </w:r>
-            <w:proofErr w:type="spellEnd"/>
             <w:r>
               <w:rPr>
                 <w:rFonts w:cstheme="minorHAnsi"/>
@@ -4350,6 +3838,42 @@
         </w:tc>
       </w:tr>
     </w:tbl>
+    <w:p>
+      <w:pPr>
+        <w:pStyle w:val="NoSpacing"/>
+        <w:spacing w:line="276" w:lineRule="auto"/>
+        <w:rPr>
+          <w:rFonts w:cstheme="minorHAnsi"/>
+        </w:rPr>
+      </w:pPr>
+    </w:p>
+    <w:p>
+      <w:pPr>
+        <w:pStyle w:val="NoSpacing"/>
+        <w:spacing w:line="276" w:lineRule="auto"/>
+        <w:rPr>
+          <w:rFonts w:cstheme="minorHAnsi"/>
+        </w:rPr>
+      </w:pPr>
+    </w:p>
+    <w:p>
+      <w:pPr>
+        <w:pStyle w:val="NoSpacing"/>
+        <w:spacing w:line="276" w:lineRule="auto"/>
+        <w:rPr>
+          <w:rFonts w:cstheme="minorHAnsi"/>
+        </w:rPr>
+      </w:pPr>
+    </w:p>
+    <w:p>
+      <w:pPr>
+        <w:pStyle w:val="NoSpacing"/>
+        <w:spacing w:line="276" w:lineRule="auto"/>
+        <w:rPr>
+          <w:rFonts w:cstheme="minorHAnsi"/>
+        </w:rPr>
+      </w:pPr>
+    </w:p>
     <w:p>
       <w:pPr>
         <w:pStyle w:val="NoSpacing"/>
@@ -5291,7 +4815,6 @@
   <w:style w:type="character" w:default="1" w:styleId="DefaultParagraphFont">
     <w:name w:val="Default Paragraph Font"/>
     <w:uiPriority w:val="1"/>
-    <w:semiHidden/>
     <w:unhideWhenUsed/>
   </w:style>
   <w:style w:type="table" w:default="1" w:styleId="TableNormal">

--- a/electron/database/generate-document/templates/custom-invoice.docx
+++ b/electron/database/generate-document/templates/custom-invoice.docx
@@ -651,6 +651,96 @@
                 <w:szCs w:val="20"/>
               </w:rPr>
               <w:t>}</w:t>
+            </w:r>
+          </w:p>
+          <w:p>
+            <w:pPr>
+              <w:rPr>
+                <w:rFonts w:cstheme="minorHAnsi"/>
+                <w:sz w:val="20"/>
+                <w:szCs w:val="20"/>
+              </w:rPr>
+            </w:pPr>
+            <w:r>
+              <w:rPr>
+                <w:rFonts w:cstheme="minorHAnsi"/>
+                <w:sz w:val="20"/>
+                <w:szCs w:val="20"/>
+              </w:rPr>
+              <w:t>{#isUK}</w:t>
+            </w:r>
+            <w:r>
+              <w:rPr>
+                <w:rFonts w:cstheme="minorHAnsi"/>
+                <w:sz w:val="20"/>
+                <w:szCs w:val="20"/>
+              </w:rPr>
+              <w:t>TELE: {</w:t>
+            </w:r>
+            <w:r>
+              <w:rPr>
+                <w:rFonts w:cstheme="minorHAnsi"/>
+                <w:sz w:val="20"/>
+                <w:szCs w:val="20"/>
+              </w:rPr>
+              <w:t>consigneePhone</w:t>
+            </w:r>
+            <w:r>
+              <w:rPr>
+                <w:rFonts w:cstheme="minorHAnsi"/>
+                <w:sz w:val="20"/>
+                <w:szCs w:val="20"/>
+              </w:rPr>
+              <w:t xml:space="preserve">} </w:t>
+            </w:r>
+          </w:p>
+          <w:p>
+            <w:pPr>
+              <w:rPr>
+                <w:rFonts w:cstheme="minorHAnsi"/>
+                <w:sz w:val="20"/>
+                <w:szCs w:val="20"/>
+              </w:rPr>
+            </w:pPr>
+            <w:r>
+              <w:rPr>
+                <w:rFonts w:cstheme="minorHAnsi"/>
+                <w:sz w:val="20"/>
+                <w:szCs w:val="20"/>
+              </w:rPr>
+              <w:t>EMAIL</w:t>
+            </w:r>
+            <w:r>
+              <w:rPr>
+                <w:rFonts w:cstheme="minorHAnsi"/>
+                <w:sz w:val="20"/>
+                <w:szCs w:val="20"/>
+              </w:rPr>
+              <w:t>: {</w:t>
+            </w:r>
+            <w:r>
+              <w:rPr>
+                <w:rFonts w:cstheme="minorHAnsi"/>
+                <w:sz w:val="20"/>
+                <w:szCs w:val="20"/>
+              </w:rPr>
+              <w:t>consigneeEmail</w:t>
+            </w:r>
+            <w:r>
+              <w:rPr>
+                <w:rFonts w:cstheme="minorHAnsi"/>
+                <w:sz w:val="20"/>
+                <w:szCs w:val="20"/>
+              </w:rPr>
+              <w:t>}</w:t>
+            </w:r>
+            <w:r>
+              <w:rPr>
+                <w:rFonts w:cstheme="minorHAnsi"/>
+                <w:sz w:val="20"/>
+                <w:szCs w:val="20"/>
+              </w:rPr>
+              <w:t>{/isUK}</w:t>
             </w:r>
           </w:p>
         </w:tc>

--- a/electron/database/generate-document/templates/custom-invoice.docx
+++ b/electron/database/generate-document/templates/custom-invoice.docx
@@ -220,12 +220,14 @@
               </w:rPr>
               <w:t>{</w:t>
             </w:r>
+            <w:proofErr w:type="spellStart"/>
             <w:r>
               <w:rPr>
                 <w:rFonts w:cstheme="minorHAnsi"/>
               </w:rPr>
               <w:t>invoiceNo</w:t>
             </w:r>
+            <w:proofErr w:type="spellEnd"/>
             <w:r>
               <w:rPr>
                 <w:rFonts w:cstheme="minorHAnsi"/>
@@ -267,12 +269,14 @@
               </w:rPr>
               <w:t>{</w:t>
             </w:r>
+            <w:proofErr w:type="spellStart"/>
             <w:r>
               <w:rPr>
                 <w:rFonts w:cstheme="minorHAnsi"/>
               </w:rPr>
               <w:t>invoiceDate</w:t>
             </w:r>
+            <w:proofErr w:type="spellEnd"/>
             <w:r>
               <w:rPr>
                 <w:rFonts w:cstheme="minorHAnsi"/>
@@ -336,12 +340,14 @@
               </w:rPr>
               <w:t>{</w:t>
             </w:r>
+            <w:proofErr w:type="spellStart"/>
             <w:r>
               <w:rPr>
                 <w:rFonts w:cstheme="minorHAnsi"/>
               </w:rPr>
               <w:t>buyersOrderNo</w:t>
             </w:r>
+            <w:proofErr w:type="spellEnd"/>
             <w:r>
               <w:rPr>
                 <w:rFonts w:cstheme="minorHAnsi"/>
@@ -384,12 +390,14 @@
               </w:rPr>
               <w:t>{</w:t>
             </w:r>
+            <w:proofErr w:type="spellStart"/>
             <w:r>
               <w:rPr>
                 <w:rFonts w:cstheme="minorHAnsi"/>
               </w:rPr>
               <w:t>orderDate</w:t>
             </w:r>
+            <w:proofErr w:type="spellEnd"/>
             <w:r>
               <w:rPr>
                 <w:rFonts w:cstheme="minorHAnsi"/>
@@ -446,6 +454,7 @@
               </w:rPr>
               <w:t>{</w:t>
             </w:r>
+            <w:proofErr w:type="spellStart"/>
             <w:r>
               <w:rPr>
                 <w:rFonts w:cstheme="minorHAnsi"/>
@@ -454,6 +463,7 @@
               </w:rPr>
               <w:t>consigneeCountry</w:t>
             </w:r>
+            <w:proofErr w:type="spellEnd"/>
             <w:r>
               <w:rPr>
                 <w:rFonts w:cstheme="minorHAnsi"/>
@@ -522,6 +532,7 @@
               </w:rPr>
               <w:t>{</w:t>
             </w:r>
+            <w:proofErr w:type="spellStart"/>
             <w:r>
               <w:rPr>
                 <w:rFonts w:cstheme="minorHAnsi"/>
@@ -530,6 +541,7 @@
               </w:rPr>
               <w:t>consigneeName</w:t>
             </w:r>
+            <w:proofErr w:type="spellEnd"/>
             <w:r>
               <w:rPr>
                 <w:rFonts w:cstheme="minorHAnsi"/>
@@ -555,6 +567,7 @@
               </w:rPr>
               <w:t>{</w:t>
             </w:r>
+            <w:proofErr w:type="spellStart"/>
             <w:r>
               <w:rPr>
                 <w:rFonts w:cstheme="minorHAnsi"/>
@@ -563,6 +576,7 @@
               </w:rPr>
               <w:t>consigneeAddress</w:t>
             </w:r>
+            <w:proofErr w:type="spellEnd"/>
             <w:r>
               <w:rPr>
                 <w:rFonts w:cstheme="minorHAnsi"/>
@@ -571,6 +585,7 @@
               </w:rPr>
               <w:t>} {</w:t>
             </w:r>
+            <w:proofErr w:type="spellStart"/>
             <w:r>
               <w:rPr>
                 <w:rFonts w:cstheme="minorHAnsi"/>
@@ -579,6 +594,7 @@
               </w:rPr>
               <w:t>consigneeCity</w:t>
             </w:r>
+            <w:proofErr w:type="spellEnd"/>
             <w:r>
               <w:rPr>
                 <w:rFonts w:cstheme="minorHAnsi"/>
@@ -587,6 +603,7 @@
               </w:rPr>
               <w:t>} {</w:t>
             </w:r>
+            <w:proofErr w:type="spellStart"/>
             <w:r>
               <w:rPr>
                 <w:rFonts w:cstheme="minorHAnsi"/>
@@ -595,6 +612,7 @@
               </w:rPr>
               <w:t>consigneeState</w:t>
             </w:r>
+            <w:proofErr w:type="spellEnd"/>
             <w:r>
               <w:rPr>
                 <w:rFonts w:cstheme="minorHAnsi"/>
@@ -620,6 +638,7 @@
               </w:rPr>
               <w:t>{</w:t>
             </w:r>
+            <w:proofErr w:type="spellStart"/>
             <w:r>
               <w:rPr>
                 <w:rFonts w:cstheme="minorHAnsi"/>
@@ -628,6 +647,7 @@
               </w:rPr>
               <w:t>consigneeCountry</w:t>
             </w:r>
+            <w:proofErr w:type="spellEnd"/>
             <w:r>
               <w:rPr>
                 <w:rFonts w:cstheme="minorHAnsi"/>
@@ -636,6 +656,7 @@
               </w:rPr>
               <w:t>} {</w:t>
             </w:r>
+            <w:proofErr w:type="spellStart"/>
             <w:r>
               <w:rPr>
                 <w:rFonts w:cstheme="minorHAnsi"/>
@@ -644,6 +665,7 @@
               </w:rPr>
               <w:t>consigneeZip</w:t>
             </w:r>
+            <w:proofErr w:type="spellEnd"/>
             <w:r>
               <w:rPr>
                 <w:rFonts w:cstheme="minorHAnsi"/>
@@ -667,16 +689,35 @@
                 <w:sz w:val="20"/>
                 <w:szCs w:val="20"/>
               </w:rPr>
-              <w:t>{#isUK}</w:t>
-            </w:r>
-            <w:r>
-              <w:rPr>
-                <w:rFonts w:cstheme="minorHAnsi"/>
-                <w:sz w:val="20"/>
-                <w:szCs w:val="20"/>
-              </w:rPr>
-              <w:t>TELE: {</w:t>
-            </w:r>
+              <w:t>{#</w:t>
+            </w:r>
+            <w:proofErr w:type="gramStart"/>
+            <w:r>
+              <w:rPr>
+                <w:rFonts w:cstheme="minorHAnsi"/>
+                <w:sz w:val="20"/>
+                <w:szCs w:val="20"/>
+              </w:rPr>
+              <w:t>isUK}</w:t>
+            </w:r>
+            <w:r>
+              <w:rPr>
+                <w:rFonts w:cstheme="minorHAnsi"/>
+                <w:sz w:val="20"/>
+                <w:szCs w:val="20"/>
+              </w:rPr>
+              <w:t>TELE</w:t>
+            </w:r>
+            <w:proofErr w:type="gramEnd"/>
+            <w:r>
+              <w:rPr>
+                <w:rFonts w:cstheme="minorHAnsi"/>
+                <w:sz w:val="20"/>
+                <w:szCs w:val="20"/>
+              </w:rPr>
+              <w:t>: {</w:t>
+            </w:r>
+            <w:proofErr w:type="spellStart"/>
             <w:r>
               <w:rPr>
                 <w:rFonts w:cstheme="minorHAnsi"/>
@@ -685,6 +726,7 @@
               </w:rPr>
               <w:t>consigneePhone</w:t>
             </w:r>
+            <w:proofErr w:type="spellEnd"/>
             <w:r>
               <w:rPr>
                 <w:rFonts w:cstheme="minorHAnsi"/>
@@ -718,6 +760,7 @@
               </w:rPr>
               <w:t>: {</w:t>
             </w:r>
+            <w:proofErr w:type="spellStart"/>
             <w:r>
               <w:rPr>
                 <w:rFonts w:cstheme="minorHAnsi"/>
@@ -726,6 +769,7 @@
               </w:rPr>
               <w:t>consigneeEmail</w:t>
             </w:r>
+            <w:proofErr w:type="spellEnd"/>
             <w:r>
               <w:rPr>
                 <w:rFonts w:cstheme="minorHAnsi"/>
@@ -740,7 +784,25 @@
                 <w:sz w:val="20"/>
                 <w:szCs w:val="20"/>
               </w:rPr>
-              <w:t>{/isUK}</w:t>
+              <w:t>{/</w:t>
+            </w:r>
+            <w:proofErr w:type="spellStart"/>
+            <w:r>
+              <w:rPr>
+                <w:rFonts w:cstheme="minorHAnsi"/>
+                <w:sz w:val="20"/>
+                <w:szCs w:val="20"/>
+              </w:rPr>
+              <w:t>isUK</w:t>
+            </w:r>
+            <w:proofErr w:type="spellEnd"/>
+            <w:r>
+              <w:rPr>
+                <w:rFonts w:cstheme="minorHAnsi"/>
+                <w:sz w:val="20"/>
+                <w:szCs w:val="20"/>
+              </w:rPr>
+              <w:t>}</w:t>
             </w:r>
           </w:p>
         </w:tc>
@@ -786,6 +848,7 @@
               </w:rPr>
               <w:t>{</w:t>
             </w:r>
+            <w:proofErr w:type="spellStart"/>
             <w:r>
               <w:rPr>
                 <w:rFonts w:cstheme="minorHAnsi"/>
@@ -794,6 +857,7 @@
               </w:rPr>
               <w:t>buyerName</w:t>
             </w:r>
+            <w:proofErr w:type="spellEnd"/>
             <w:r>
               <w:rPr>
                 <w:rFonts w:cstheme="minorHAnsi"/>
@@ -819,6 +883,7 @@
               </w:rPr>
               <w:t>{</w:t>
             </w:r>
+            <w:proofErr w:type="spellStart"/>
             <w:r>
               <w:rPr>
                 <w:rFonts w:cstheme="minorHAnsi"/>
@@ -827,6 +892,7 @@
               </w:rPr>
               <w:t>buyerAddress</w:t>
             </w:r>
+            <w:proofErr w:type="spellEnd"/>
             <w:r>
               <w:rPr>
                 <w:rFonts w:cstheme="minorHAnsi"/>
@@ -835,6 +901,7 @@
               </w:rPr>
               <w:t>} {</w:t>
             </w:r>
+            <w:proofErr w:type="spellStart"/>
             <w:r>
               <w:rPr>
                 <w:rFonts w:cstheme="minorHAnsi"/>
@@ -843,6 +910,7 @@
               </w:rPr>
               <w:t>buyerCity</w:t>
             </w:r>
+            <w:proofErr w:type="spellEnd"/>
             <w:r>
               <w:rPr>
                 <w:rFonts w:cstheme="minorHAnsi"/>
@@ -851,6 +919,7 @@
               </w:rPr>
               <w:t>} {</w:t>
             </w:r>
+            <w:proofErr w:type="spellStart"/>
             <w:r>
               <w:rPr>
                 <w:rFonts w:cstheme="minorHAnsi"/>
@@ -859,6 +928,7 @@
               </w:rPr>
               <w:t>buyerState</w:t>
             </w:r>
+            <w:proofErr w:type="spellEnd"/>
             <w:r>
               <w:rPr>
                 <w:rFonts w:cstheme="minorHAnsi"/>
@@ -884,6 +954,7 @@
               </w:rPr>
               <w:t>{</w:t>
             </w:r>
+            <w:proofErr w:type="spellStart"/>
             <w:r>
               <w:rPr>
                 <w:rFonts w:cstheme="minorHAnsi"/>
@@ -892,6 +963,7 @@
               </w:rPr>
               <w:t>buyerCountry</w:t>
             </w:r>
+            <w:proofErr w:type="spellEnd"/>
             <w:r>
               <w:rPr>
                 <w:rFonts w:cstheme="minorHAnsi"/>
@@ -900,6 +972,7 @@
               </w:rPr>
               <w:t>} {</w:t>
             </w:r>
+            <w:proofErr w:type="spellStart"/>
             <w:r>
               <w:rPr>
                 <w:rFonts w:cstheme="minorHAnsi"/>
@@ -908,6 +981,7 @@
               </w:rPr>
               <w:t>buyerZip</w:t>
             </w:r>
+            <w:proofErr w:type="spellEnd"/>
             <w:r>
               <w:rPr>
                 <w:rFonts w:cstheme="minorHAnsi"/>
@@ -980,6 +1054,7 @@
               </w:rPr>
               <w:t>{</w:t>
             </w:r>
+            <w:proofErr w:type="spellStart"/>
             <w:r>
               <w:rPr>
                 <w:rFonts w:cstheme="minorHAnsi"/>
@@ -988,6 +1063,7 @@
               </w:rPr>
               <w:t>originOfGoods</w:t>
             </w:r>
+            <w:proofErr w:type="spellEnd"/>
             <w:r>
               <w:rPr>
                 <w:rFonts w:cstheme="minorHAnsi"/>
@@ -1039,6 +1115,7 @@
               </w:rPr>
               <w:t>{</w:t>
             </w:r>
+            <w:proofErr w:type="spellStart"/>
             <w:r>
               <w:rPr>
                 <w:rFonts w:cstheme="minorHAnsi"/>
@@ -1047,6 +1124,7 @@
               </w:rPr>
               <w:t>finalDestination</w:t>
             </w:r>
+            <w:proofErr w:type="spellEnd"/>
             <w:r>
               <w:rPr>
                 <w:rFonts w:cstheme="minorHAnsi"/>
@@ -1123,6 +1201,7 @@
               </w:rPr>
               <w:t>{</w:t>
             </w:r>
+            <w:proofErr w:type="spellStart"/>
             <w:r>
               <w:rPr>
                 <w:rFonts w:cstheme="minorHAnsi"/>
@@ -1131,6 +1210,7 @@
               </w:rPr>
               <w:t>termOfDeliveryAndPayment</w:t>
             </w:r>
+            <w:proofErr w:type="spellEnd"/>
             <w:r>
               <w:rPr>
                 <w:rFonts w:cstheme="minorHAnsi"/>
@@ -1167,6 +1247,7 @@
                 <w:szCs w:val="20"/>
               </w:rPr>
             </w:pPr>
+            <w:proofErr w:type="spellStart"/>
             <w:r>
               <w:rPr>
                 <w:rFonts w:ascii="SansSerif" w:hAnsi="SansSerif" w:cs="SansSerif"/>
@@ -1174,7 +1255,17 @@
                 <w:sz w:val="20"/>
                 <w:szCs w:val="20"/>
               </w:rPr>
-              <w:t>Precarriage by:</w:t>
+              <w:t>Precarriage</w:t>
+            </w:r>
+            <w:proofErr w:type="spellEnd"/>
+            <w:r>
+              <w:rPr>
+                <w:rFonts w:ascii="SansSerif" w:hAnsi="SansSerif" w:cs="SansSerif"/>
+                <w:color w:val="000000"/>
+                <w:sz w:val="20"/>
+                <w:szCs w:val="20"/>
+              </w:rPr>
+              <w:t xml:space="preserve"> by:</w:t>
             </w:r>
           </w:p>
           <w:p>
@@ -1194,6 +1285,7 @@
               </w:rPr>
               <w:t>{</w:t>
             </w:r>
+            <w:proofErr w:type="spellStart"/>
             <w:r>
               <w:rPr>
                 <w:rFonts w:cstheme="minorHAnsi"/>
@@ -1202,6 +1294,7 @@
               </w:rPr>
               <w:t>precarriageBy</w:t>
             </w:r>
+            <w:proofErr w:type="spellEnd"/>
             <w:r>
               <w:rPr>
                 <w:rFonts w:cstheme="minorHAnsi"/>
@@ -1263,6 +1356,7 @@
               </w:rPr>
               <w:t>{</w:t>
             </w:r>
+            <w:proofErr w:type="spellStart"/>
             <w:r>
               <w:rPr>
                 <w:rFonts w:ascii="SansSerif" w:hAnsi="SansSerif" w:cs="SansSerif"/>
@@ -1272,6 +1366,7 @@
               </w:rPr>
               <w:t>placeOfReceipt</w:t>
             </w:r>
+            <w:proofErr w:type="spellEnd"/>
             <w:r>
               <w:rPr>
                 <w:rFonts w:ascii="SansSerif" w:hAnsi="SansSerif" w:cs="SansSerif"/>
@@ -1362,6 +1457,7 @@
               </w:rPr>
               <w:t>{</w:t>
             </w:r>
+            <w:proofErr w:type="spellStart"/>
             <w:r>
               <w:rPr>
                 <w:rFonts w:ascii="SansSerif" w:hAnsi="SansSerif" w:cs="SansSerif"/>
@@ -1371,6 +1467,7 @@
               </w:rPr>
               <w:t>vesselNo</w:t>
             </w:r>
+            <w:proofErr w:type="spellEnd"/>
             <w:r>
               <w:rPr>
                 <w:rFonts w:ascii="SansSerif" w:hAnsi="SansSerif" w:cs="SansSerif"/>
@@ -1433,6 +1530,7 @@
               </w:rPr>
               <w:t>{</w:t>
             </w:r>
+            <w:proofErr w:type="spellStart"/>
             <w:r>
               <w:rPr>
                 <w:rFonts w:ascii="SansSerif" w:hAnsi="SansSerif" w:cs="SansSerif"/>
@@ -1442,6 +1540,7 @@
               </w:rPr>
               <w:t>portOfLoading</w:t>
             </w:r>
+            <w:proofErr w:type="spellEnd"/>
             <w:r>
               <w:rPr>
                 <w:rFonts w:ascii="SansSerif" w:hAnsi="SansSerif" w:cs="SansSerif"/>
@@ -1527,6 +1626,7 @@
               </w:rPr>
               <w:t>{</w:t>
             </w:r>
+            <w:proofErr w:type="spellStart"/>
             <w:r>
               <w:rPr>
                 <w:rFonts w:ascii="SansSerif" w:hAnsi="SansSerif" w:cs="SansSerif"/>
@@ -1536,6 +1636,7 @@
               </w:rPr>
               <w:t>portOfDischarge</w:t>
             </w:r>
+            <w:proofErr w:type="spellEnd"/>
             <w:r>
               <w:rPr>
                 <w:rFonts w:ascii="SansSerif" w:hAnsi="SansSerif" w:cs="SansSerif"/>
@@ -1594,6 +1695,7 @@
               </w:rPr>
               <w:t>{</w:t>
             </w:r>
+            <w:proofErr w:type="spellStart"/>
             <w:r>
               <w:rPr>
                 <w:rFonts w:ascii="SansSerif" w:hAnsi="SansSerif" w:cs="SansSerif"/>
@@ -1603,6 +1705,7 @@
               </w:rPr>
               <w:t>finalDestination</w:t>
             </w:r>
+            <w:proofErr w:type="spellEnd"/>
             <w:r>
               <w:rPr>
                 <w:rFonts w:ascii="SansSerif" w:hAnsi="SansSerif" w:cs="SansSerif"/>
@@ -1672,6 +1775,7 @@
               </w:rPr>
               <w:t>{</w:t>
             </w:r>
+            <w:proofErr w:type="spellStart"/>
             <w:r>
               <w:rPr>
                 <w:rFonts w:cstheme="minorHAnsi"/>
@@ -1680,6 +1784,7 @@
               </w:rPr>
               <w:t>privateRemark</w:t>
             </w:r>
+            <w:proofErr w:type="spellEnd"/>
             <w:r>
               <w:rPr>
                 <w:rFonts w:cstheme="minorHAnsi"/>
@@ -1864,8 +1969,22 @@
                       <w:sz w:val="20"/>
                       <w:szCs w:val="20"/>
                     </w:rPr>
-                    <w:t>Total Sq.Mt</w:t>
-                  </w:r>
+                    <w:t xml:space="preserve">Total </w:t>
+                  </w:r>
+                  <w:proofErr w:type="spellStart"/>
+                  <w:proofErr w:type="gramStart"/>
+                  <w:r>
+                    <w:rPr>
+                      <w:rFonts w:cstheme="minorHAnsi"/>
+                      <w:b/>
+                      <w:bCs/>
+                      <w:sz w:val="20"/>
+                      <w:szCs w:val="20"/>
+                    </w:rPr>
+                    <w:t>Sq.Mt</w:t>
+                  </w:r>
+                  <w:proofErr w:type="spellEnd"/>
+                  <w:proofErr w:type="gramEnd"/>
                 </w:p>
               </w:tc>
               <w:tc>
@@ -1925,7 +2044,29 @@
                       <w:sz w:val="20"/>
                       <w:szCs w:val="20"/>
                     </w:rPr>
-                    <w:t>{currencyChar}</w:t>
+                    <w:t>{</w:t>
+                  </w:r>
+                  <w:proofErr w:type="spellStart"/>
+                  <w:r>
+                    <w:rPr>
+                      <w:rFonts w:cstheme="minorHAnsi"/>
+                      <w:b/>
+                      <w:bCs/>
+                      <w:sz w:val="20"/>
+                      <w:szCs w:val="20"/>
+                    </w:rPr>
+                    <w:t>currencyChar</w:t>
+                  </w:r>
+                  <w:proofErr w:type="spellEnd"/>
+                  <w:r>
+                    <w:rPr>
+                      <w:rFonts w:cstheme="minorHAnsi"/>
+                      <w:b/>
+                      <w:bCs/>
+                      <w:sz w:val="20"/>
+                      <w:szCs w:val="20"/>
+                    </w:rPr>
+                    <w:t>}</w:t>
                   </w:r>
                 </w:p>
               </w:tc>
@@ -1980,7 +2121,29 @@
                       <w:sz w:val="20"/>
                       <w:szCs w:val="20"/>
                     </w:rPr>
-                    <w:t>{currencyChar}</w:t>
+                    <w:t>{</w:t>
+                  </w:r>
+                  <w:proofErr w:type="spellStart"/>
+                  <w:r>
+                    <w:rPr>
+                      <w:rFonts w:cstheme="minorHAnsi"/>
+                      <w:b/>
+                      <w:bCs/>
+                      <w:sz w:val="20"/>
+                      <w:szCs w:val="20"/>
+                    </w:rPr>
+                    <w:t>currencyChar</w:t>
+                  </w:r>
+                  <w:proofErr w:type="spellEnd"/>
+                  <w:r>
+                    <w:rPr>
+                      <w:rFonts w:cstheme="minorHAnsi"/>
+                      <w:b/>
+                      <w:bCs/>
+                      <w:sz w:val="20"/>
+                      <w:szCs w:val="20"/>
+                    </w:rPr>
+                    <w:t>}</w:t>
                   </w:r>
                 </w:p>
               </w:tc>
@@ -2035,7 +2198,34 @@
                       <w:sz w:val="18"/>
                       <w:szCs w:val="18"/>
                     </w:rPr>
-                    <w:t>{#CIItems}{#showThickness}</w:t>
+                    <w:t>{#</w:t>
+                  </w:r>
+                  <w:proofErr w:type="gramStart"/>
+                  <w:r>
+                    <w:rPr>
+                      <w:rFonts w:cstheme="minorHAnsi"/>
+                      <w:sz w:val="18"/>
+                      <w:szCs w:val="18"/>
+                    </w:rPr>
+                    <w:t>CIItems}{</w:t>
+                  </w:r>
+                  <w:proofErr w:type="gramEnd"/>
+                  <w:r>
+                    <w:rPr>
+                      <w:rFonts w:cstheme="minorHAnsi"/>
+                      <w:sz w:val="18"/>
+                      <w:szCs w:val="18"/>
+                    </w:rPr>
+                    <w:t>#</w:t>
+                  </w:r>
+                  <w:proofErr w:type="gramStart"/>
+                  <w:r>
+                    <w:rPr>
+                      <w:rFonts w:cstheme="minorHAnsi"/>
+                      <w:sz w:val="18"/>
+                      <w:szCs w:val="18"/>
+                    </w:rPr>
+                    <w:t>showThickness}</w:t>
                   </w:r>
                   <w:r>
                     <w:rPr>
@@ -2045,7 +2235,18 @@
                       <w:sz w:val="18"/>
                       <w:szCs w:val="18"/>
                     </w:rPr>
-                    <w:t>{thicknessDetail</w:t>
+                    <w:t>{</w:t>
+                  </w:r>
+                  <w:proofErr w:type="gramEnd"/>
+                  <w:r>
+                    <w:rPr>
+                      <w:rFonts w:cstheme="minorHAnsi"/>
+                      <w:b/>
+                      <w:bCs/>
+                      <w:sz w:val="18"/>
+                      <w:szCs w:val="18"/>
+                    </w:rPr>
+                    <w:t>thicknessDetail</w:t>
                   </w:r>
                   <w:r>
                     <w:rPr>
@@ -2299,7 +2500,25 @@
                       <w:sz w:val="18"/>
                       <w:szCs w:val="18"/>
                     </w:rPr>
-                    <w:t>{#invoices} {#isFirst}{fsc}{/isFirst}</w:t>
+                    <w:t>{#invoices} {#</w:t>
+                  </w:r>
+                  <w:proofErr w:type="gramStart"/>
+                  <w:r>
+                    <w:rPr>
+                      <w:rFonts w:cstheme="minorHAnsi"/>
+                      <w:sz w:val="18"/>
+                      <w:szCs w:val="18"/>
+                    </w:rPr>
+                    <w:t>isFirst}{</w:t>
+                  </w:r>
+                  <w:proofErr w:type="gramEnd"/>
+                  <w:r>
+                    <w:rPr>
+                      <w:rFonts w:cstheme="minorHAnsi"/>
+                      <w:sz w:val="18"/>
+                      <w:szCs w:val="18"/>
+                    </w:rPr>
+                    <w:t>fsc}{/isFirst}</w:t>
                   </w:r>
                 </w:p>
               </w:tc>
@@ -2351,7 +2570,25 @@
                       <w:sz w:val="18"/>
                       <w:szCs w:val="18"/>
                     </w:rPr>
-                    <w:t>{totalSq}</w:t>
+                    <w:t>{</w:t>
+                  </w:r>
+                  <w:proofErr w:type="spellStart"/>
+                  <w:r>
+                    <w:rPr>
+                      <w:rFonts w:cstheme="minorHAnsi"/>
+                      <w:sz w:val="18"/>
+                      <w:szCs w:val="18"/>
+                    </w:rPr>
+                    <w:t>totalSq</w:t>
+                  </w:r>
+                  <w:proofErr w:type="spellEnd"/>
+                  <w:r>
+                    <w:rPr>
+                      <w:rFonts w:cstheme="minorHAnsi"/>
+                      <w:sz w:val="18"/>
+                      <w:szCs w:val="18"/>
+                    </w:rPr>
+                    <w:t>}</w:t>
                   </w:r>
                 </w:p>
               </w:tc>
@@ -2402,7 +2639,25 @@
                       <w:sz w:val="18"/>
                       <w:szCs w:val="18"/>
                     </w:rPr>
-                    <w:t>{value} {/invoices} {/CIItems}</w:t>
+                    <w:t>{value} {/invoices} {/</w:t>
+                  </w:r>
+                  <w:proofErr w:type="spellStart"/>
+                  <w:r>
+                    <w:rPr>
+                      <w:rFonts w:cstheme="minorHAnsi"/>
+                      <w:sz w:val="18"/>
+                      <w:szCs w:val="18"/>
+                    </w:rPr>
+                    <w:t>CIItems</w:t>
+                  </w:r>
+                  <w:proofErr w:type="spellEnd"/>
+                  <w:r>
+                    <w:rPr>
+                      <w:rFonts w:cstheme="minorHAnsi"/>
+                      <w:sz w:val="18"/>
+                      <w:szCs w:val="18"/>
+                    </w:rPr>
+                    <w:t>}</w:t>
                   </w:r>
                 </w:p>
               </w:tc>
@@ -2448,12 +2703,14 @@
               </w:rPr>
               <w:t>{</w:t>
             </w:r>
+            <w:proofErr w:type="spellStart"/>
             <w:r>
               <w:rPr>
                 <w:rFonts w:cstheme="minorHAnsi"/>
               </w:rPr>
               <w:t>additionSumAmount</w:t>
             </w:r>
+            <w:proofErr w:type="spellEnd"/>
             <w:r>
               <w:rPr>
                 <w:rFonts w:cstheme="minorHAnsi"/>
@@ -2713,12 +2970,14 @@
               </w:rPr>
               <w:t>{</w:t>
             </w:r>
+            <w:proofErr w:type="spellStart"/>
             <w:r>
               <w:rPr>
                 <w:rFonts w:cstheme="minorHAnsi"/>
               </w:rPr>
               <w:t>deliveryTerms</w:t>
             </w:r>
+            <w:proofErr w:type="spellEnd"/>
             <w:r>
               <w:rPr>
                 <w:rFonts w:cstheme="minorHAnsi"/>
@@ -2731,24 +2990,29 @@
               </w:rPr>
               <w:t xml:space="preserve"> {</w:t>
             </w:r>
+            <w:proofErr w:type="spellStart"/>
             <w:r>
               <w:rPr>
                 <w:rFonts w:cstheme="minorHAnsi"/>
               </w:rPr>
               <w:t>portOfDischarge</w:t>
             </w:r>
+            <w:proofErr w:type="spellEnd"/>
             <w:r>
               <w:rPr>
                 <w:rFonts w:cstheme="minorHAnsi"/>
               </w:rPr>
               <w:t>} ({</w:t>
             </w:r>
+            <w:proofErr w:type="spellStart"/>
             <w:r>
               <w:rPr>
                 <w:rFonts w:cstheme="minorHAnsi"/>
               </w:rPr>
               <w:t>finalDestination</w:t>
             </w:r>
+            <w:proofErr w:type="spellEnd"/>
+            <w:proofErr w:type="gramStart"/>
             <w:r>
               <w:rPr>
                 <w:rFonts w:cstheme="minorHAnsi"/>
@@ -2759,7 +3023,14 @@
               <w:rPr>
                 <w:rFonts w:cstheme="minorHAnsi"/>
               </w:rPr>
-              <w:t xml:space="preserve">   </w:t>
+              <w:t xml:space="preserve">  </w:t>
+            </w:r>
+            <w:proofErr w:type="gramEnd"/>
+            <w:r>
+              <w:rPr>
+                <w:rFonts w:cstheme="minorHAnsi"/>
+              </w:rPr>
+              <w:t xml:space="preserve"> </w:t>
             </w:r>
             <w:r>
               <w:rPr>
@@ -2767,12 +3038,14 @@
               </w:rPr>
               <w:t>{</w:t>
             </w:r>
+            <w:proofErr w:type="spellStart"/>
             <w:r>
               <w:rPr>
                 <w:rFonts w:cstheme="minorHAnsi"/>
               </w:rPr>
               <w:t>currencyChar</w:t>
             </w:r>
+            <w:proofErr w:type="spellEnd"/>
             <w:r>
               <w:rPr>
                 <w:rFonts w:cstheme="minorHAnsi"/>
@@ -2791,12 +3064,14 @@
               </w:rPr>
               <w:t>{</w:t>
             </w:r>
+            <w:proofErr w:type="spellStart"/>
             <w:r>
               <w:rPr>
                 <w:rFonts w:cstheme="minorHAnsi"/>
               </w:rPr>
               <w:t>netAmountWords</w:t>
             </w:r>
+            <w:proofErr w:type="spellEnd"/>
             <w:r>
               <w:rPr>
                 <w:rFonts w:cstheme="minorHAnsi"/>
@@ -2830,12 +3105,14 @@
               </w:rPr>
               <w:t>{</w:t>
             </w:r>
+            <w:proofErr w:type="spellStart"/>
             <w:r>
               <w:rPr>
                 <w:rFonts w:cstheme="minorHAnsi"/>
               </w:rPr>
               <w:t>netAmount</w:t>
             </w:r>
+            <w:proofErr w:type="spellEnd"/>
             <w:r>
               <w:rPr>
                 <w:rFonts w:cstheme="minorHAnsi"/>
@@ -2886,6 +3163,7 @@
               </w:rPr>
               <w:t>{#</w:t>
             </w:r>
+            <w:proofErr w:type="gramStart"/>
             <w:r>
               <w:rPr>
                 <w:rFonts w:cstheme="minorHAnsi"/>
@@ -2910,6 +3188,7 @@
               </w:rPr>
               <w:t>}{</w:t>
             </w:r>
+            <w:proofErr w:type="gramEnd"/>
             <w:r>
               <w:rPr>
                 <w:rFonts w:cstheme="minorHAnsi"/>
@@ -2944,6 +3223,7 @@
               </w:rPr>
               <w:t>{/</w:t>
             </w:r>
+            <w:proofErr w:type="spellStart"/>
             <w:r>
               <w:rPr>
                 <w:rFonts w:cstheme="minorHAnsi"/>
@@ -2960,6 +3240,7 @@
               </w:rPr>
               <w:t>s</w:t>
             </w:r>
+            <w:proofErr w:type="spellEnd"/>
             <w:r>
               <w:rPr>
                 <w:rFonts w:cstheme="minorHAnsi"/>
@@ -3060,6 +3341,7 @@
                     </w:rPr>
                     <w:t>{</w:t>
                   </w:r>
+                  <w:proofErr w:type="spellStart"/>
                   <w:r>
                     <w:rPr>
                       <w:rFonts w:cstheme="minorHAnsi"/>
@@ -3068,6 +3350,7 @@
                     </w:rPr>
                     <w:t>totalQuantity</w:t>
                   </w:r>
+                  <w:proofErr w:type="spellEnd"/>
                   <w:r>
                     <w:rPr>
                       <w:rFonts w:cstheme="minorHAnsi"/>
@@ -3132,6 +3415,7 @@
                     </w:rPr>
                     <w:t>{</w:t>
                   </w:r>
+                  <w:proofErr w:type="spellStart"/>
                   <w:r>
                     <w:rPr>
                       <w:rFonts w:cstheme="minorHAnsi"/>
@@ -3140,6 +3424,7 @@
                     </w:rPr>
                     <w:t>totalBox</w:t>
                   </w:r>
+                  <w:proofErr w:type="spellEnd"/>
                   <w:r>
                     <w:rPr>
                       <w:rFonts w:cstheme="minorHAnsi"/>
@@ -3177,7 +3462,27 @@
                       <w:sz w:val="20"/>
                       <w:szCs w:val="20"/>
                     </w:rPr>
-                    <w:t>Total Sq.Meter:</w:t>
+                    <w:t xml:space="preserve">Total </w:t>
+                  </w:r>
+                  <w:proofErr w:type="spellStart"/>
+                  <w:proofErr w:type="gramStart"/>
+                  <w:r>
+                    <w:rPr>
+                      <w:rFonts w:cstheme="minorHAnsi"/>
+                      <w:sz w:val="20"/>
+                      <w:szCs w:val="20"/>
+                    </w:rPr>
+                    <w:t>Sq.Meter</w:t>
+                  </w:r>
+                  <w:proofErr w:type="spellEnd"/>
+                  <w:proofErr w:type="gramEnd"/>
+                  <w:r>
+                    <w:rPr>
+                      <w:rFonts w:cstheme="minorHAnsi"/>
+                      <w:sz w:val="20"/>
+                      <w:szCs w:val="20"/>
+                    </w:rPr>
+                    <w:t>:</w:t>
                   </w:r>
                 </w:p>
               </w:tc>
@@ -3204,6 +3509,7 @@
                     </w:rPr>
                     <w:t>{</w:t>
                   </w:r>
+                  <w:proofErr w:type="spellStart"/>
                   <w:r>
                     <w:rPr>
                       <w:rFonts w:cstheme="minorHAnsi"/>
@@ -3212,6 +3518,7 @@
                     </w:rPr>
                     <w:t>totalSqMt</w:t>
                   </w:r>
+                  <w:proofErr w:type="spellEnd"/>
                   <w:r>
                     <w:rPr>
                       <w:rFonts w:cstheme="minorHAnsi"/>
@@ -3317,7 +3624,25 @@
                       <w:sz w:val="20"/>
                       <w:szCs w:val="20"/>
                     </w:rPr>
-                    <w:t>Avg./Wt.(Kg)</w:t>
+                    <w:t>Avg./</w:t>
+                  </w:r>
+                  <w:proofErr w:type="gramStart"/>
+                  <w:r>
+                    <w:rPr>
+                      <w:rFonts w:cstheme="minorHAnsi"/>
+                      <w:sz w:val="20"/>
+                      <w:szCs w:val="20"/>
+                    </w:rPr>
+                    <w:t>Wt.(</w:t>
+                  </w:r>
+                  <w:proofErr w:type="gramEnd"/>
+                  <w:r>
+                    <w:rPr>
+                      <w:rFonts w:cstheme="minorHAnsi"/>
+                      <w:sz w:val="20"/>
+                      <w:szCs w:val="20"/>
+                    </w:rPr>
+                    <w:t>Kg)</w:t>
                   </w:r>
                 </w:p>
               </w:tc>
@@ -3400,6 +3725,7 @@
                     </w:rPr>
                     <w:t>{#</w:t>
                   </w:r>
+                  <w:proofErr w:type="gramStart"/>
                   <w:r>
                     <w:rPr>
                       <w:rFonts w:cstheme="minorHAnsi"/>
@@ -3416,6 +3742,7 @@
                     </w:rPr>
                     <w:t>}{</w:t>
                   </w:r>
+                  <w:proofErr w:type="gramEnd"/>
                   <w:r>
                     <w:rPr>
                       <w:rFonts w:cstheme="minorHAnsi"/>
@@ -3457,6 +3784,7 @@
                     </w:rPr>
                     <w:t>{</w:t>
                   </w:r>
+                  <w:proofErr w:type="spellStart"/>
                   <w:r>
                     <w:rPr>
                       <w:rFonts w:cstheme="minorHAnsi"/>
@@ -3465,6 +3793,7 @@
                     </w:rPr>
                     <w:t>totalSqMtPerType</w:t>
                   </w:r>
+                  <w:proofErr w:type="spellEnd"/>
                   <w:r>
                     <w:rPr>
                       <w:rFonts w:cstheme="minorHAnsi"/>
@@ -3554,6 +3883,7 @@
                     </w:rPr>
                     <w:t>} MM{/</w:t>
                   </w:r>
+                  <w:proofErr w:type="spellStart"/>
                   <w:r>
                     <w:rPr>
                       <w:rFonts w:cstheme="minorHAnsi"/>
@@ -3562,6 +3892,7 @@
                     </w:rPr>
                     <w:t>containerSummary</w:t>
                   </w:r>
+                  <w:proofErr w:type="spellEnd"/>
                   <w:r>
                     <w:rPr>
                       <w:rFonts w:cstheme="minorHAnsi"/>
@@ -3680,12 +4011,14 @@
               </w:rPr>
               <w:t>{</w:t>
             </w:r>
+            <w:proofErr w:type="spellStart"/>
             <w:r>
               <w:rPr>
                 <w:rFonts w:cstheme="minorHAnsi"/>
               </w:rPr>
               <w:t>panNo</w:t>
             </w:r>
+            <w:proofErr w:type="spellEnd"/>
             <w:r>
               <w:rPr>
                 <w:rFonts w:cstheme="minorHAnsi"/>
@@ -3738,12 +4071,34 @@
               </w:rPr>
               <w:t>{</w:t>
             </w:r>
+            <w:proofErr w:type="spellStart"/>
             <w:r>
               <w:rPr>
                 <w:rFonts w:cstheme="minorHAnsi"/>
               </w:rPr>
               <w:t>bankName</w:t>
             </w:r>
+            <w:proofErr w:type="spellEnd"/>
+            <w:r>
+              <w:rPr>
+                <w:rFonts w:cstheme="minorHAnsi"/>
+              </w:rPr>
+              <w:t>}</w:t>
+            </w:r>
+            <w:r>
+              <w:rPr>
+                <w:rFonts w:cstheme="minorHAnsi"/>
+              </w:rPr>
+              <w:t xml:space="preserve"> {</w:t>
+            </w:r>
+            <w:proofErr w:type="spellStart"/>
+            <w:r>
+              <w:rPr>
+                <w:rFonts w:cstheme="minorHAnsi"/>
+              </w:rPr>
+              <w:t>bankBranch</w:t>
+            </w:r>
+            <w:proofErr w:type="spellEnd"/>
             <w:r>
               <w:rPr>
                 <w:rFonts w:cstheme="minorHAnsi"/>
@@ -3796,12 +4151,14 @@
               </w:rPr>
               <w:t>{</w:t>
             </w:r>
+            <w:proofErr w:type="spellStart"/>
             <w:r>
               <w:rPr>
                 <w:rFonts w:cstheme="minorHAnsi"/>
               </w:rPr>
               <w:t>adCode</w:t>
             </w:r>
+            <w:proofErr w:type="spellEnd"/>
             <w:r>
               <w:rPr>
                 <w:rFonts w:cstheme="minorHAnsi"/>
@@ -3854,12 +4211,14 @@
               </w:rPr>
               <w:t>{</w:t>
             </w:r>
+            <w:proofErr w:type="spellStart"/>
             <w:r>
               <w:rPr>
                 <w:rFonts w:cstheme="minorHAnsi"/>
               </w:rPr>
               <w:t>acCode</w:t>
             </w:r>
+            <w:proofErr w:type="spellEnd"/>
             <w:r>
               <w:rPr>
                 <w:rFonts w:cstheme="minorHAnsi"/>
@@ -3912,12 +4271,14 @@
               </w:rPr>
               <w:t>{</w:t>
             </w:r>
+            <w:proofErr w:type="spellStart"/>
             <w:r>
               <w:rPr>
                 <w:rFonts w:cstheme="minorHAnsi"/>
               </w:rPr>
               <w:t>iec</w:t>
             </w:r>
+            <w:proofErr w:type="spellEnd"/>
             <w:r>
               <w:rPr>
                 <w:rFonts w:cstheme="minorHAnsi"/>

--- a/electron/database/generate-document/templates/custom-invoice.docx
+++ b/electron/database/generate-document/templates/custom-invoice.docx
@@ -220,14 +220,12 @@
               </w:rPr>
               <w:t>{</w:t>
             </w:r>
-            <w:proofErr w:type="spellStart"/>
             <w:r>
               <w:rPr>
                 <w:rFonts w:cstheme="minorHAnsi"/>
               </w:rPr>
               <w:t>invoiceNo</w:t>
             </w:r>
-            <w:proofErr w:type="spellEnd"/>
             <w:r>
               <w:rPr>
                 <w:rFonts w:cstheme="minorHAnsi"/>
@@ -269,14 +267,12 @@
               </w:rPr>
               <w:t>{</w:t>
             </w:r>
-            <w:proofErr w:type="spellStart"/>
             <w:r>
               <w:rPr>
                 <w:rFonts w:cstheme="minorHAnsi"/>
               </w:rPr>
               <w:t>invoiceDate</w:t>
             </w:r>
-            <w:proofErr w:type="spellEnd"/>
             <w:r>
               <w:rPr>
                 <w:rFonts w:cstheme="minorHAnsi"/>
@@ -340,14 +336,12 @@
               </w:rPr>
               <w:t>{</w:t>
             </w:r>
-            <w:proofErr w:type="spellStart"/>
             <w:r>
               <w:rPr>
                 <w:rFonts w:cstheme="minorHAnsi"/>
               </w:rPr>
               <w:t>buyersOrderNo</w:t>
             </w:r>
-            <w:proofErr w:type="spellEnd"/>
             <w:r>
               <w:rPr>
                 <w:rFonts w:cstheme="minorHAnsi"/>
@@ -390,14 +384,12 @@
               </w:rPr>
               <w:t>{</w:t>
             </w:r>
-            <w:proofErr w:type="spellStart"/>
             <w:r>
               <w:rPr>
                 <w:rFonts w:cstheme="minorHAnsi"/>
               </w:rPr>
               <w:t>orderDate</w:t>
             </w:r>
-            <w:proofErr w:type="spellEnd"/>
             <w:r>
               <w:rPr>
                 <w:rFonts w:cstheme="minorHAnsi"/>
@@ -454,7 +446,6 @@
               </w:rPr>
               <w:t>{</w:t>
             </w:r>
-            <w:proofErr w:type="spellStart"/>
             <w:r>
               <w:rPr>
                 <w:rFonts w:cstheme="minorHAnsi"/>
@@ -463,7 +454,6 @@
               </w:rPr>
               <w:t>consigneeCountry</w:t>
             </w:r>
-            <w:proofErr w:type="spellEnd"/>
             <w:r>
               <w:rPr>
                 <w:rFonts w:cstheme="minorHAnsi"/>
@@ -532,7 +522,6 @@
               </w:rPr>
               <w:t>{</w:t>
             </w:r>
-            <w:proofErr w:type="spellStart"/>
             <w:r>
               <w:rPr>
                 <w:rFonts w:cstheme="minorHAnsi"/>
@@ -541,7 +530,6 @@
               </w:rPr>
               <w:t>consigneeName</w:t>
             </w:r>
-            <w:proofErr w:type="spellEnd"/>
             <w:r>
               <w:rPr>
                 <w:rFonts w:cstheme="minorHAnsi"/>
@@ -567,7 +555,6 @@
               </w:rPr>
               <w:t>{</w:t>
             </w:r>
-            <w:proofErr w:type="spellStart"/>
             <w:r>
               <w:rPr>
                 <w:rFonts w:cstheme="minorHAnsi"/>
@@ -576,7 +563,6 @@
               </w:rPr>
               <w:t>consigneeAddress</w:t>
             </w:r>
-            <w:proofErr w:type="spellEnd"/>
             <w:r>
               <w:rPr>
                 <w:rFonts w:cstheme="minorHAnsi"/>
@@ -585,7 +571,6 @@
               </w:rPr>
               <w:t>} {</w:t>
             </w:r>
-            <w:proofErr w:type="spellStart"/>
             <w:r>
               <w:rPr>
                 <w:rFonts w:cstheme="minorHAnsi"/>
@@ -594,7 +579,6 @@
               </w:rPr>
               <w:t>consigneeCity</w:t>
             </w:r>
-            <w:proofErr w:type="spellEnd"/>
             <w:r>
               <w:rPr>
                 <w:rFonts w:cstheme="minorHAnsi"/>
@@ -603,7 +587,6 @@
               </w:rPr>
               <w:t>} {</w:t>
             </w:r>
-            <w:proofErr w:type="spellStart"/>
             <w:r>
               <w:rPr>
                 <w:rFonts w:cstheme="minorHAnsi"/>
@@ -612,7 +595,6 @@
               </w:rPr>
               <w:t>consigneeState</w:t>
             </w:r>
-            <w:proofErr w:type="spellEnd"/>
             <w:r>
               <w:rPr>
                 <w:rFonts w:cstheme="minorHAnsi"/>
@@ -638,7 +620,6 @@
               </w:rPr>
               <w:t>{</w:t>
             </w:r>
-            <w:proofErr w:type="spellStart"/>
             <w:r>
               <w:rPr>
                 <w:rFonts w:cstheme="minorHAnsi"/>
@@ -647,7 +628,6 @@
               </w:rPr>
               <w:t>consigneeCountry</w:t>
             </w:r>
-            <w:proofErr w:type="spellEnd"/>
             <w:r>
               <w:rPr>
                 <w:rFonts w:cstheme="minorHAnsi"/>
@@ -656,7 +636,6 @@
               </w:rPr>
               <w:t>} {</w:t>
             </w:r>
-            <w:proofErr w:type="spellStart"/>
             <w:r>
               <w:rPr>
                 <w:rFonts w:cstheme="minorHAnsi"/>
@@ -665,7 +644,6 @@
               </w:rPr>
               <w:t>consigneeZip</w:t>
             </w:r>
-            <w:proofErr w:type="spellEnd"/>
             <w:r>
               <w:rPr>
                 <w:rFonts w:cstheme="minorHAnsi"/>
@@ -689,26 +667,49 @@
                 <w:sz w:val="20"/>
                 <w:szCs w:val="20"/>
               </w:rPr>
-              <w:t>{#</w:t>
-            </w:r>
-            <w:proofErr w:type="gramStart"/>
-            <w:r>
-              <w:rPr>
-                <w:rFonts w:cstheme="minorHAnsi"/>
-                <w:sz w:val="20"/>
-                <w:szCs w:val="20"/>
-              </w:rPr>
-              <w:t>isUK}</w:t>
-            </w:r>
-            <w:r>
-              <w:rPr>
-                <w:rFonts w:cstheme="minorHAnsi"/>
-                <w:sz w:val="20"/>
-                <w:szCs w:val="20"/>
-              </w:rPr>
-              <w:t>TELE</w:t>
-            </w:r>
-            <w:proofErr w:type="gramEnd"/>
+              <w:t>{#isUK}</w:t>
+            </w:r>
+            <w:r>
+              <w:rPr>
+                <w:rFonts w:cstheme="minorHAnsi"/>
+                <w:sz w:val="20"/>
+                <w:szCs w:val="20"/>
+              </w:rPr>
+              <w:t>TELE: {</w:t>
+            </w:r>
+            <w:r>
+              <w:rPr>
+                <w:rFonts w:cstheme="minorHAnsi"/>
+                <w:sz w:val="20"/>
+                <w:szCs w:val="20"/>
+              </w:rPr>
+              <w:t>consigneePhone</w:t>
+            </w:r>
+            <w:r>
+              <w:rPr>
+                <w:rFonts w:cstheme="minorHAnsi"/>
+                <w:sz w:val="20"/>
+                <w:szCs w:val="20"/>
+              </w:rPr>
+              <w:t xml:space="preserve">} </w:t>
+            </w:r>
+          </w:p>
+          <w:p>
+            <w:pPr>
+              <w:rPr>
+                <w:rFonts w:cstheme="minorHAnsi"/>
+                <w:sz w:val="20"/>
+                <w:szCs w:val="20"/>
+              </w:rPr>
+            </w:pPr>
+            <w:r>
+              <w:rPr>
+                <w:rFonts w:cstheme="minorHAnsi"/>
+                <w:sz w:val="20"/>
+                <w:szCs w:val="20"/>
+              </w:rPr>
+              <w:t>EMAIL</w:t>
+            </w:r>
             <w:r>
               <w:rPr>
                 <w:rFonts w:cstheme="minorHAnsi"/>
@@ -717,50 +718,6 @@
               </w:rPr>
               <w:t>: {</w:t>
             </w:r>
-            <w:proofErr w:type="spellStart"/>
-            <w:r>
-              <w:rPr>
-                <w:rFonts w:cstheme="minorHAnsi"/>
-                <w:sz w:val="20"/>
-                <w:szCs w:val="20"/>
-              </w:rPr>
-              <w:t>consigneePhone</w:t>
-            </w:r>
-            <w:proofErr w:type="spellEnd"/>
-            <w:r>
-              <w:rPr>
-                <w:rFonts w:cstheme="minorHAnsi"/>
-                <w:sz w:val="20"/>
-                <w:szCs w:val="20"/>
-              </w:rPr>
-              <w:t xml:space="preserve">} </w:t>
-            </w:r>
-          </w:p>
-          <w:p>
-            <w:pPr>
-              <w:rPr>
-                <w:rFonts w:cstheme="minorHAnsi"/>
-                <w:sz w:val="20"/>
-                <w:szCs w:val="20"/>
-              </w:rPr>
-            </w:pPr>
-            <w:r>
-              <w:rPr>
-                <w:rFonts w:cstheme="minorHAnsi"/>
-                <w:sz w:val="20"/>
-                <w:szCs w:val="20"/>
-              </w:rPr>
-              <w:t>EMAIL</w:t>
-            </w:r>
-            <w:r>
-              <w:rPr>
-                <w:rFonts w:cstheme="minorHAnsi"/>
-                <w:sz w:val="20"/>
-                <w:szCs w:val="20"/>
-              </w:rPr>
-              <w:t>: {</w:t>
-            </w:r>
-            <w:proofErr w:type="spellStart"/>
             <w:r>
               <w:rPr>
                 <w:rFonts w:cstheme="minorHAnsi"/>
@@ -769,7 +726,6 @@
               </w:rPr>
               <w:t>consigneeEmail</w:t>
             </w:r>
-            <w:proofErr w:type="spellEnd"/>
             <w:r>
               <w:rPr>
                 <w:rFonts w:cstheme="minorHAnsi"/>
@@ -784,25 +740,7 @@
                 <w:sz w:val="20"/>
                 <w:szCs w:val="20"/>
               </w:rPr>
-              <w:t>{/</w:t>
-            </w:r>
-            <w:proofErr w:type="spellStart"/>
-            <w:r>
-              <w:rPr>
-                <w:rFonts w:cstheme="minorHAnsi"/>
-                <w:sz w:val="20"/>
-                <w:szCs w:val="20"/>
-              </w:rPr>
-              <w:t>isUK</w:t>
-            </w:r>
-            <w:proofErr w:type="spellEnd"/>
-            <w:r>
-              <w:rPr>
-                <w:rFonts w:cstheme="minorHAnsi"/>
-                <w:sz w:val="20"/>
-                <w:szCs w:val="20"/>
-              </w:rPr>
-              <w:t>}</w:t>
+              <w:t>{/isUK}</w:t>
             </w:r>
           </w:p>
         </w:tc>
@@ -848,7 +786,6 @@
               </w:rPr>
               <w:t>{</w:t>
             </w:r>
-            <w:proofErr w:type="spellStart"/>
             <w:r>
               <w:rPr>
                 <w:rFonts w:cstheme="minorHAnsi"/>
@@ -857,7 +794,6 @@
               </w:rPr>
               <w:t>buyerName</w:t>
             </w:r>
-            <w:proofErr w:type="spellEnd"/>
             <w:r>
               <w:rPr>
                 <w:rFonts w:cstheme="minorHAnsi"/>
@@ -883,7 +819,6 @@
               </w:rPr>
               <w:t>{</w:t>
             </w:r>
-            <w:proofErr w:type="spellStart"/>
             <w:r>
               <w:rPr>
                 <w:rFonts w:cstheme="minorHAnsi"/>
@@ -892,7 +827,6 @@
               </w:rPr>
               <w:t>buyerAddress</w:t>
             </w:r>
-            <w:proofErr w:type="spellEnd"/>
             <w:r>
               <w:rPr>
                 <w:rFonts w:cstheme="minorHAnsi"/>
@@ -901,7 +835,6 @@
               </w:rPr>
               <w:t>} {</w:t>
             </w:r>
-            <w:proofErr w:type="spellStart"/>
             <w:r>
               <w:rPr>
                 <w:rFonts w:cstheme="minorHAnsi"/>
@@ -910,7 +843,6 @@
               </w:rPr>
               <w:t>buyerCity</w:t>
             </w:r>
-            <w:proofErr w:type="spellEnd"/>
             <w:r>
               <w:rPr>
                 <w:rFonts w:cstheme="minorHAnsi"/>
@@ -919,7 +851,6 @@
               </w:rPr>
               <w:t>} {</w:t>
             </w:r>
-            <w:proofErr w:type="spellStart"/>
             <w:r>
               <w:rPr>
                 <w:rFonts w:cstheme="minorHAnsi"/>
@@ -928,7 +859,6 @@
               </w:rPr>
               <w:t>buyerState</w:t>
             </w:r>
-            <w:proofErr w:type="spellEnd"/>
             <w:r>
               <w:rPr>
                 <w:rFonts w:cstheme="minorHAnsi"/>
@@ -954,7 +884,6 @@
               </w:rPr>
               <w:t>{</w:t>
             </w:r>
-            <w:proofErr w:type="spellStart"/>
             <w:r>
               <w:rPr>
                 <w:rFonts w:cstheme="minorHAnsi"/>
@@ -963,7 +892,6 @@
               </w:rPr>
               <w:t>buyerCountry</w:t>
             </w:r>
-            <w:proofErr w:type="spellEnd"/>
             <w:r>
               <w:rPr>
                 <w:rFonts w:cstheme="minorHAnsi"/>
@@ -972,7 +900,6 @@
               </w:rPr>
               <w:t>} {</w:t>
             </w:r>
-            <w:proofErr w:type="spellStart"/>
             <w:r>
               <w:rPr>
                 <w:rFonts w:cstheme="minorHAnsi"/>
@@ -981,7 +908,6 @@
               </w:rPr>
               <w:t>buyerZip</w:t>
             </w:r>
-            <w:proofErr w:type="spellEnd"/>
             <w:r>
               <w:rPr>
                 <w:rFonts w:cstheme="minorHAnsi"/>
@@ -1054,7 +980,6 @@
               </w:rPr>
               <w:t>{</w:t>
             </w:r>
-            <w:proofErr w:type="spellStart"/>
             <w:r>
               <w:rPr>
                 <w:rFonts w:cstheme="minorHAnsi"/>
@@ -1063,7 +988,6 @@
               </w:rPr>
               <w:t>originOfGoods</w:t>
             </w:r>
-            <w:proofErr w:type="spellEnd"/>
             <w:r>
               <w:rPr>
                 <w:rFonts w:cstheme="minorHAnsi"/>
@@ -1115,7 +1039,6 @@
               </w:rPr>
               <w:t>{</w:t>
             </w:r>
-            <w:proofErr w:type="spellStart"/>
             <w:r>
               <w:rPr>
                 <w:rFonts w:cstheme="minorHAnsi"/>
@@ -1124,7 +1047,6 @@
               </w:rPr>
               <w:t>finalDestination</w:t>
             </w:r>
-            <w:proofErr w:type="spellEnd"/>
             <w:r>
               <w:rPr>
                 <w:rFonts w:cstheme="minorHAnsi"/>
@@ -1201,7 +1123,6 @@
               </w:rPr>
               <w:t>{</w:t>
             </w:r>
-            <w:proofErr w:type="spellStart"/>
             <w:r>
               <w:rPr>
                 <w:rFonts w:cstheme="minorHAnsi"/>
@@ -1210,7 +1131,6 @@
               </w:rPr>
               <w:t>termOfDeliveryAndPayment</w:t>
             </w:r>
-            <w:proofErr w:type="spellEnd"/>
             <w:r>
               <w:rPr>
                 <w:rFonts w:cstheme="minorHAnsi"/>
@@ -1247,7 +1167,6 @@
                 <w:szCs w:val="20"/>
               </w:rPr>
             </w:pPr>
-            <w:proofErr w:type="spellStart"/>
             <w:r>
               <w:rPr>
                 <w:rFonts w:ascii="SansSerif" w:hAnsi="SansSerif" w:cs="SansSerif"/>
@@ -1255,17 +1174,7 @@
                 <w:sz w:val="20"/>
                 <w:szCs w:val="20"/>
               </w:rPr>
-              <w:t>Precarriage</w:t>
-            </w:r>
-            <w:proofErr w:type="spellEnd"/>
-            <w:r>
-              <w:rPr>
-                <w:rFonts w:ascii="SansSerif" w:hAnsi="SansSerif" w:cs="SansSerif"/>
-                <w:color w:val="000000"/>
-                <w:sz w:val="20"/>
-                <w:szCs w:val="20"/>
-              </w:rPr>
-              <w:t xml:space="preserve"> by:</w:t>
+              <w:t>Precarriage by:</w:t>
             </w:r>
           </w:p>
           <w:p>
@@ -1285,7 +1194,6 @@
               </w:rPr>
               <w:t>{</w:t>
             </w:r>
-            <w:proofErr w:type="spellStart"/>
             <w:r>
               <w:rPr>
                 <w:rFonts w:cstheme="minorHAnsi"/>
@@ -1294,7 +1202,6 @@
               </w:rPr>
               <w:t>precarriageBy</w:t>
             </w:r>
-            <w:proofErr w:type="spellEnd"/>
             <w:r>
               <w:rPr>
                 <w:rFonts w:cstheme="minorHAnsi"/>
@@ -1356,7 +1263,6 @@
               </w:rPr>
               <w:t>{</w:t>
             </w:r>
-            <w:proofErr w:type="spellStart"/>
             <w:r>
               <w:rPr>
                 <w:rFonts w:ascii="SansSerif" w:hAnsi="SansSerif" w:cs="SansSerif"/>
@@ -1366,7 +1272,6 @@
               </w:rPr>
               <w:t>placeOfReceipt</w:t>
             </w:r>
-            <w:proofErr w:type="spellEnd"/>
             <w:r>
               <w:rPr>
                 <w:rFonts w:ascii="SansSerif" w:hAnsi="SansSerif" w:cs="SansSerif"/>
@@ -1457,7 +1362,6 @@
               </w:rPr>
               <w:t>{</w:t>
             </w:r>
-            <w:proofErr w:type="spellStart"/>
             <w:r>
               <w:rPr>
                 <w:rFonts w:ascii="SansSerif" w:hAnsi="SansSerif" w:cs="SansSerif"/>
@@ -1467,7 +1371,6 @@
               </w:rPr>
               <w:t>vesselNo</w:t>
             </w:r>
-            <w:proofErr w:type="spellEnd"/>
             <w:r>
               <w:rPr>
                 <w:rFonts w:ascii="SansSerif" w:hAnsi="SansSerif" w:cs="SansSerif"/>
@@ -1530,7 +1433,6 @@
               </w:rPr>
               <w:t>{</w:t>
             </w:r>
-            <w:proofErr w:type="spellStart"/>
             <w:r>
               <w:rPr>
                 <w:rFonts w:ascii="SansSerif" w:hAnsi="SansSerif" w:cs="SansSerif"/>
@@ -1540,7 +1442,6 @@
               </w:rPr>
               <w:t>portOfLoading</w:t>
             </w:r>
-            <w:proofErr w:type="spellEnd"/>
             <w:r>
               <w:rPr>
                 <w:rFonts w:ascii="SansSerif" w:hAnsi="SansSerif" w:cs="SansSerif"/>
@@ -1626,7 +1527,6 @@
               </w:rPr>
               <w:t>{</w:t>
             </w:r>
-            <w:proofErr w:type="spellStart"/>
             <w:r>
               <w:rPr>
                 <w:rFonts w:ascii="SansSerif" w:hAnsi="SansSerif" w:cs="SansSerif"/>
@@ -1636,7 +1536,6 @@
               </w:rPr>
               <w:t>portOfDischarge</w:t>
             </w:r>
-            <w:proofErr w:type="spellEnd"/>
             <w:r>
               <w:rPr>
                 <w:rFonts w:ascii="SansSerif" w:hAnsi="SansSerif" w:cs="SansSerif"/>
@@ -1695,7 +1594,6 @@
               </w:rPr>
               <w:t>{</w:t>
             </w:r>
-            <w:proofErr w:type="spellStart"/>
             <w:r>
               <w:rPr>
                 <w:rFonts w:ascii="SansSerif" w:hAnsi="SansSerif" w:cs="SansSerif"/>
@@ -1705,7 +1603,6 @@
               </w:rPr>
               <w:t>finalDestination</w:t>
             </w:r>
-            <w:proofErr w:type="spellEnd"/>
             <w:r>
               <w:rPr>
                 <w:rFonts w:ascii="SansSerif" w:hAnsi="SansSerif" w:cs="SansSerif"/>
@@ -1775,7 +1672,6 @@
               </w:rPr>
               <w:t>{</w:t>
             </w:r>
-            <w:proofErr w:type="spellStart"/>
             <w:r>
               <w:rPr>
                 <w:rFonts w:cstheme="minorHAnsi"/>
@@ -1784,7 +1680,6 @@
               </w:rPr>
               <w:t>privateRemark</w:t>
             </w:r>
-            <w:proofErr w:type="spellEnd"/>
             <w:r>
               <w:rPr>
                 <w:rFonts w:cstheme="minorHAnsi"/>
@@ -1969,22 +1864,8 @@
                       <w:sz w:val="20"/>
                       <w:szCs w:val="20"/>
                     </w:rPr>
-                    <w:t xml:space="preserve">Total </w:t>
+                    <w:t>Total Sq.Mt</w:t>
                   </w:r>
-                  <w:proofErr w:type="spellStart"/>
-                  <w:proofErr w:type="gramStart"/>
-                  <w:r>
-                    <w:rPr>
-                      <w:rFonts w:cstheme="minorHAnsi"/>
-                      <w:b/>
-                      <w:bCs/>
-                      <w:sz w:val="20"/>
-                      <w:szCs w:val="20"/>
-                    </w:rPr>
-                    <w:t>Sq.Mt</w:t>
-                  </w:r>
-                  <w:proofErr w:type="spellEnd"/>
-                  <w:proofErr w:type="gramEnd"/>
                 </w:p>
               </w:tc>
               <w:tc>
@@ -2044,29 +1925,7 @@
                       <w:sz w:val="20"/>
                       <w:szCs w:val="20"/>
                     </w:rPr>
-                    <w:t>{</w:t>
-                  </w:r>
-                  <w:proofErr w:type="spellStart"/>
-                  <w:r>
-                    <w:rPr>
-                      <w:rFonts w:cstheme="minorHAnsi"/>
-                      <w:b/>
-                      <w:bCs/>
-                      <w:sz w:val="20"/>
-                      <w:szCs w:val="20"/>
-                    </w:rPr>
-                    <w:t>currencyChar</w:t>
-                  </w:r>
-                  <w:proofErr w:type="spellEnd"/>
-                  <w:r>
-                    <w:rPr>
-                      <w:rFonts w:cstheme="minorHAnsi"/>
-                      <w:b/>
-                      <w:bCs/>
-                      <w:sz w:val="20"/>
-                      <w:szCs w:val="20"/>
-                    </w:rPr>
-                    <w:t>}</w:t>
+                    <w:t>{currencyChar}</w:t>
                   </w:r>
                 </w:p>
               </w:tc>
@@ -2121,10 +1980,27 @@
                       <w:sz w:val="20"/>
                       <w:szCs w:val="20"/>
                     </w:rPr>
-                    <w:t>{</w:t>
+                    <w:t>{currencyChar}</w:t>
                   </w:r>
-                  <w:proofErr w:type="spellStart"/>
-                  <w:r>
+                </w:p>
+              </w:tc>
+            </w:tr>
+            <w:tr>
+              <w:trPr>
+                <w:trHeight w:val="114"/>
+              </w:trPr>
+              <w:tc>
+                <w:tcPr>
+                  <w:tcW w:w="2900" w:type="dxa"/>
+                  <w:tcBorders>
+                    <w:right w:val="nil"/>
+                  </w:tcBorders>
+                </w:tcPr>
+                <w:p>
+                  <w:pPr>
+                    <w:pStyle w:val="NoSpacing"/>
+                    <w:framePr w:hSpace="180" w:wrap="around" w:vAnchor="page" w:hAnchor="margin" w:y="481"/>
+                    <w:spacing w:line="276" w:lineRule="auto"/>
                     <w:rPr>
                       <w:rFonts w:cstheme="minorHAnsi"/>
                       <w:b/>
@@ -2132,19 +2008,121 @@
                       <w:sz w:val="20"/>
                       <w:szCs w:val="20"/>
                     </w:rPr>
-                    <w:t>currencyChar</w:t>
-                  </w:r>
-                  <w:proofErr w:type="spellEnd"/>
+                  </w:pPr>
                   <w:r>
                     <w:rPr>
                       <w:rFonts w:cstheme="minorHAnsi"/>
                       <w:b/>
                       <w:bCs/>
-                      <w:sz w:val="20"/>
-                      <w:szCs w:val="20"/>
-                    </w:rPr>
-                    <w:t>}</w:t>
+                      <w:sz w:val="18"/>
+                      <w:szCs w:val="18"/>
+                    </w:rPr>
+                    <w:t>DECORATIVE LAMINATES –</w:t>
                   </w:r>
+                </w:p>
+              </w:tc>
+              <w:tc>
+                <w:tcPr>
+                  <w:tcW w:w="3620" w:type="dxa"/>
+                  <w:tcBorders>
+                    <w:left w:val="nil"/>
+                  </w:tcBorders>
+                </w:tcPr>
+                <w:p>
+                  <w:pPr>
+                    <w:pStyle w:val="NoSpacing"/>
+                    <w:framePr w:hSpace="180" w:wrap="around" w:vAnchor="page" w:hAnchor="margin" w:y="481"/>
+                    <w:spacing w:line="276" w:lineRule="auto"/>
+                    <w:jc w:val="center"/>
+                    <w:rPr>
+                      <w:rFonts w:cstheme="minorHAnsi"/>
+                      <w:b/>
+                      <w:bCs/>
+                      <w:color w:val="000000"/>
+                      <w:sz w:val="20"/>
+                      <w:szCs w:val="20"/>
+                    </w:rPr>
+                  </w:pPr>
+                </w:p>
+              </w:tc>
+              <w:tc>
+                <w:tcPr>
+                  <w:tcW w:w="992" w:type="dxa"/>
+                </w:tcPr>
+                <w:p>
+                  <w:pPr>
+                    <w:pStyle w:val="NoSpacing"/>
+                    <w:framePr w:hSpace="180" w:wrap="around" w:vAnchor="page" w:hAnchor="margin" w:y="481"/>
+                    <w:spacing w:line="276" w:lineRule="auto"/>
+                    <w:jc w:val="center"/>
+                    <w:rPr>
+                      <w:rFonts w:cstheme="minorHAnsi"/>
+                      <w:b/>
+                      <w:bCs/>
+                      <w:sz w:val="20"/>
+                      <w:szCs w:val="20"/>
+                    </w:rPr>
+                  </w:pPr>
+                </w:p>
+              </w:tc>
+              <w:tc>
+                <w:tcPr>
+                  <w:tcW w:w="1134" w:type="dxa"/>
+                </w:tcPr>
+                <w:p>
+                  <w:pPr>
+                    <w:pStyle w:val="NoSpacing"/>
+                    <w:framePr w:hSpace="180" w:wrap="around" w:vAnchor="page" w:hAnchor="margin" w:y="481"/>
+                    <w:spacing w:line="276" w:lineRule="auto"/>
+                    <w:jc w:val="center"/>
+                    <w:rPr>
+                      <w:rFonts w:cstheme="minorHAnsi"/>
+                      <w:b/>
+                      <w:bCs/>
+                      <w:sz w:val="20"/>
+                      <w:szCs w:val="20"/>
+                    </w:rPr>
+                  </w:pPr>
+                </w:p>
+              </w:tc>
+              <w:tc>
+                <w:tcPr>
+                  <w:tcW w:w="992" w:type="dxa"/>
+                </w:tcPr>
+                <w:p>
+                  <w:pPr>
+                    <w:pStyle w:val="NoSpacing"/>
+                    <w:framePr w:hSpace="180" w:wrap="around" w:vAnchor="page" w:hAnchor="margin" w:y="481"/>
+                    <w:spacing w:line="276" w:lineRule="auto"/>
+                    <w:jc w:val="center"/>
+                    <w:rPr>
+                      <w:rFonts w:cstheme="minorHAnsi"/>
+                      <w:b/>
+                      <w:bCs/>
+                      <w:sz w:val="20"/>
+                      <w:szCs w:val="20"/>
+                    </w:rPr>
+                  </w:pPr>
+                </w:p>
+              </w:tc>
+              <w:tc>
+                <w:tcPr>
+                  <w:tcW w:w="1241" w:type="dxa"/>
+                </w:tcPr>
+                <w:p>
+                  <w:pPr>
+                    <w:pStyle w:val="NoSpacing"/>
+                    <w:framePr w:hSpace="180" w:wrap="around" w:vAnchor="page" w:hAnchor="margin" w:y="481"/>
+                    <w:spacing w:line="276" w:lineRule="auto"/>
+                    <w:jc w:val="center"/>
+                    <w:rPr>
+                      <w:rFonts w:cstheme="minorHAnsi"/>
+                      <w:b/>
+                      <w:bCs/>
+                      <w:sz w:val="20"/>
+                      <w:szCs w:val="20"/>
+                    </w:rPr>
+                  </w:pPr>
                 </w:p>
               </w:tc>
             </w:tr>
@@ -2162,7 +2140,21 @@
                   <w:pPr>
                     <w:pStyle w:val="NoSpacing"/>
                     <w:framePr w:hSpace="180" w:wrap="around" w:vAnchor="page" w:hAnchor="margin" w:y="481"/>
-                    <w:spacing w:line="276" w:lineRule="auto"/>
+                    <w:rPr>
+                      <w:rFonts w:cstheme="minorHAnsi"/>
+                      <w:sz w:val="18"/>
+                      <w:szCs w:val="18"/>
+                    </w:rPr>
+                  </w:pPr>
+                  <w:r>
+                    <w:rPr>
+                      <w:rFonts w:cstheme="minorHAnsi"/>
+                      <w:sz w:val="18"/>
+                      <w:szCs w:val="18"/>
+                    </w:rPr>
+                    <w:t>{#CIItems}{#showThickness}</w:t>
+                  </w:r>
+                  <w:r>
                     <w:rPr>
                       <w:rFonts w:cstheme="minorHAnsi"/>
                       <w:b/>
@@ -2170,83 +2162,7 @@
                       <w:sz w:val="18"/>
                       <w:szCs w:val="18"/>
                     </w:rPr>
-                  </w:pPr>
-                  <w:r>
-                    <w:rPr>
-                      <w:rFonts w:cstheme="minorHAnsi"/>
-                      <w:b/>
-                      <w:bCs/>
-                      <w:sz w:val="18"/>
-                      <w:szCs w:val="18"/>
-                    </w:rPr>
-                    <w:t xml:space="preserve">DECORATIVE LAMINATES – </w:t>
-                  </w:r>
-                </w:p>
-                <w:p>
-                  <w:pPr>
-                    <w:pStyle w:val="NoSpacing"/>
-                    <w:framePr w:hSpace="180" w:wrap="around" w:vAnchor="page" w:hAnchor="margin" w:y="481"/>
-                    <w:rPr>
-                      <w:rFonts w:cstheme="minorHAnsi"/>
-                      <w:sz w:val="18"/>
-                      <w:szCs w:val="18"/>
-                    </w:rPr>
-                  </w:pPr>
-                  <w:r>
-                    <w:rPr>
-                      <w:rFonts w:cstheme="minorHAnsi"/>
-                      <w:sz w:val="18"/>
-                      <w:szCs w:val="18"/>
-                    </w:rPr>
-                    <w:t>{#</w:t>
-                  </w:r>
-                  <w:proofErr w:type="gramStart"/>
-                  <w:r>
-                    <w:rPr>
-                      <w:rFonts w:cstheme="minorHAnsi"/>
-                      <w:sz w:val="18"/>
-                      <w:szCs w:val="18"/>
-                    </w:rPr>
-                    <w:t>CIItems}{</w:t>
-                  </w:r>
-                  <w:proofErr w:type="gramEnd"/>
-                  <w:r>
-                    <w:rPr>
-                      <w:rFonts w:cstheme="minorHAnsi"/>
-                      <w:sz w:val="18"/>
-                      <w:szCs w:val="18"/>
-                    </w:rPr>
-                    <w:t>#</w:t>
-                  </w:r>
-                  <w:proofErr w:type="gramStart"/>
-                  <w:r>
-                    <w:rPr>
-                      <w:rFonts w:cstheme="minorHAnsi"/>
-                      <w:sz w:val="18"/>
-                      <w:szCs w:val="18"/>
-                    </w:rPr>
-                    <w:t>showThickness}</w:t>
-                  </w:r>
-                  <w:r>
-                    <w:rPr>
-                      <w:rFonts w:cstheme="minorHAnsi"/>
-                      <w:b/>
-                      <w:bCs/>
-                      <w:sz w:val="18"/>
-                      <w:szCs w:val="18"/>
-                    </w:rPr>
-                    <w:t>{</w:t>
-                  </w:r>
-                  <w:proofErr w:type="gramEnd"/>
-                  <w:r>
-                    <w:rPr>
-                      <w:rFonts w:cstheme="minorHAnsi"/>
-                      <w:b/>
-                      <w:bCs/>
-                      <w:sz w:val="18"/>
-                      <w:szCs w:val="18"/>
-                    </w:rPr>
-                    <w:t>thicknessDetail</w:t>
+                    <w:t>{thicknessDetail</w:t>
                   </w:r>
                   <w:r>
                     <w:rPr>
@@ -2500,25 +2416,7 @@
                       <w:sz w:val="18"/>
                       <w:szCs w:val="18"/>
                     </w:rPr>
-                    <w:t>{#invoices} {#</w:t>
-                  </w:r>
-                  <w:proofErr w:type="gramStart"/>
-                  <w:r>
-                    <w:rPr>
-                      <w:rFonts w:cstheme="minorHAnsi"/>
-                      <w:sz w:val="18"/>
-                      <w:szCs w:val="18"/>
-                    </w:rPr>
-                    <w:t>isFirst}{</w:t>
-                  </w:r>
-                  <w:proofErr w:type="gramEnd"/>
-                  <w:r>
-                    <w:rPr>
-                      <w:rFonts w:cstheme="minorHAnsi"/>
-                      <w:sz w:val="18"/>
-                      <w:szCs w:val="18"/>
-                    </w:rPr>
-                    <w:t>fsc}{/isFirst}</w:t>
+                    <w:t>{#invoices} {#isFirst}{fsc}{/isFirst}</w:t>
                   </w:r>
                 </w:p>
               </w:tc>
@@ -2570,25 +2468,7 @@
                       <w:sz w:val="18"/>
                       <w:szCs w:val="18"/>
                     </w:rPr>
-                    <w:t>{</w:t>
-                  </w:r>
-                  <w:proofErr w:type="spellStart"/>
-                  <w:r>
-                    <w:rPr>
-                      <w:rFonts w:cstheme="minorHAnsi"/>
-                      <w:sz w:val="18"/>
-                      <w:szCs w:val="18"/>
-                    </w:rPr>
-                    <w:t>totalSq</w:t>
-                  </w:r>
-                  <w:proofErr w:type="spellEnd"/>
-                  <w:r>
-                    <w:rPr>
-                      <w:rFonts w:cstheme="minorHAnsi"/>
-                      <w:sz w:val="18"/>
-                      <w:szCs w:val="18"/>
-                    </w:rPr>
-                    <w:t>}</w:t>
+                    <w:t>{totalSq}</w:t>
                   </w:r>
                 </w:p>
               </w:tc>
@@ -2639,25 +2519,7 @@
                       <w:sz w:val="18"/>
                       <w:szCs w:val="18"/>
                     </w:rPr>
-                    <w:t>{value} {/invoices} {/</w:t>
-                  </w:r>
-                  <w:proofErr w:type="spellStart"/>
-                  <w:r>
-                    <w:rPr>
-                      <w:rFonts w:cstheme="minorHAnsi"/>
-                      <w:sz w:val="18"/>
-                      <w:szCs w:val="18"/>
-                    </w:rPr>
-                    <w:t>CIItems</w:t>
-                  </w:r>
-                  <w:proofErr w:type="spellEnd"/>
-                  <w:r>
-                    <w:rPr>
-                      <w:rFonts w:cstheme="minorHAnsi"/>
-                      <w:sz w:val="18"/>
-                      <w:szCs w:val="18"/>
-                    </w:rPr>
-                    <w:t>}</w:t>
+                    <w:t>{value} {/invoices} {/CIItems}</w:t>
                   </w:r>
                 </w:p>
               </w:tc>
@@ -2703,14 +2565,12 @@
               </w:rPr>
               <w:t>{</w:t>
             </w:r>
-            <w:proofErr w:type="spellStart"/>
             <w:r>
               <w:rPr>
                 <w:rFonts w:cstheme="minorHAnsi"/>
               </w:rPr>
               <w:t>additionSumAmount</w:t>
             </w:r>
-            <w:proofErr w:type="spellEnd"/>
             <w:r>
               <w:rPr>
                 <w:rFonts w:cstheme="minorHAnsi"/>
@@ -2970,14 +2830,12 @@
               </w:rPr>
               <w:t>{</w:t>
             </w:r>
-            <w:proofErr w:type="spellStart"/>
             <w:r>
               <w:rPr>
                 <w:rFonts w:cstheme="minorHAnsi"/>
               </w:rPr>
               <w:t>deliveryTerms</w:t>
             </w:r>
-            <w:proofErr w:type="spellEnd"/>
             <w:r>
               <w:rPr>
                 <w:rFonts w:cstheme="minorHAnsi"/>
@@ -2990,29 +2848,24 @@
               </w:rPr>
               <w:t xml:space="preserve"> {</w:t>
             </w:r>
-            <w:proofErr w:type="spellStart"/>
             <w:r>
               <w:rPr>
                 <w:rFonts w:cstheme="minorHAnsi"/>
               </w:rPr>
               <w:t>portOfDischarge</w:t>
             </w:r>
-            <w:proofErr w:type="spellEnd"/>
             <w:r>
               <w:rPr>
                 <w:rFonts w:cstheme="minorHAnsi"/>
               </w:rPr>
               <w:t>} ({</w:t>
             </w:r>
-            <w:proofErr w:type="spellStart"/>
             <w:r>
               <w:rPr>
                 <w:rFonts w:cstheme="minorHAnsi"/>
               </w:rPr>
               <w:t>finalDestination</w:t>
             </w:r>
-            <w:proofErr w:type="spellEnd"/>
-            <w:proofErr w:type="gramStart"/>
             <w:r>
               <w:rPr>
                 <w:rFonts w:cstheme="minorHAnsi"/>
@@ -3023,9 +2876,26 @@
               <w:rPr>
                 <w:rFonts w:cstheme="minorHAnsi"/>
               </w:rPr>
-              <w:t xml:space="preserve">  </w:t>
-            </w:r>
-            <w:proofErr w:type="gramEnd"/>
+              <w:t xml:space="preserve">   </w:t>
+            </w:r>
+            <w:r>
+              <w:rPr>
+                <w:rFonts w:cstheme="minorHAnsi"/>
+              </w:rPr>
+              <w:t>{</w:t>
+            </w:r>
+            <w:r>
+              <w:rPr>
+                <w:rFonts w:cstheme="minorHAnsi"/>
+              </w:rPr>
+              <w:t>currencyChar</w:t>
+            </w:r>
+            <w:r>
+              <w:rPr>
+                <w:rFonts w:cstheme="minorHAnsi"/>
+              </w:rPr>
+              <w:t>}</w:t>
+            </w:r>
             <w:r>
               <w:rPr>
                 <w:rFonts w:cstheme="minorHAnsi"/>
@@ -3038,40 +2908,12 @@
               </w:rPr>
               <w:t>{</w:t>
             </w:r>
-            <w:proofErr w:type="spellStart"/>
-            <w:r>
-              <w:rPr>
-                <w:rFonts w:cstheme="minorHAnsi"/>
-              </w:rPr>
-              <w:t>currencyChar</w:t>
-            </w:r>
-            <w:proofErr w:type="spellEnd"/>
-            <w:r>
-              <w:rPr>
-                <w:rFonts w:cstheme="minorHAnsi"/>
-              </w:rPr>
-              <w:t>}</w:t>
-            </w:r>
-            <w:r>
-              <w:rPr>
-                <w:rFonts w:cstheme="minorHAnsi"/>
-              </w:rPr>
-              <w:t xml:space="preserve"> </w:t>
-            </w:r>
-            <w:r>
-              <w:rPr>
-                <w:rFonts w:cstheme="minorHAnsi"/>
-              </w:rPr>
-              <w:t>{</w:t>
-            </w:r>
-            <w:proofErr w:type="spellStart"/>
             <w:r>
               <w:rPr>
                 <w:rFonts w:cstheme="minorHAnsi"/>
               </w:rPr>
               <w:t>netAmountWords</w:t>
             </w:r>
-            <w:proofErr w:type="spellEnd"/>
             <w:r>
               <w:rPr>
                 <w:rFonts w:cstheme="minorHAnsi"/>
@@ -3105,14 +2947,12 @@
               </w:rPr>
               <w:t>{</w:t>
             </w:r>
-            <w:proofErr w:type="spellStart"/>
             <w:r>
               <w:rPr>
                 <w:rFonts w:cstheme="minorHAnsi"/>
               </w:rPr>
               <w:t>netAmount</w:t>
             </w:r>
-            <w:proofErr w:type="spellEnd"/>
             <w:r>
               <w:rPr>
                 <w:rFonts w:cstheme="minorHAnsi"/>
@@ -3163,7 +3003,6 @@
               </w:rPr>
               <w:t>{#</w:t>
             </w:r>
-            <w:proofErr w:type="gramStart"/>
             <w:r>
               <w:rPr>
                 <w:rFonts w:cstheme="minorHAnsi"/>
@@ -3188,7 +3027,6 @@
               </w:rPr>
               <w:t>}{</w:t>
             </w:r>
-            <w:proofErr w:type="gramEnd"/>
             <w:r>
               <w:rPr>
                 <w:rFonts w:cstheme="minorHAnsi"/>
@@ -3223,7 +3061,6 @@
               </w:rPr>
               <w:t>{/</w:t>
             </w:r>
-            <w:proofErr w:type="spellStart"/>
             <w:r>
               <w:rPr>
                 <w:rFonts w:cstheme="minorHAnsi"/>
@@ -3240,7 +3077,6 @@
               </w:rPr>
               <w:t>s</w:t>
             </w:r>
-            <w:proofErr w:type="spellEnd"/>
             <w:r>
               <w:rPr>
                 <w:rFonts w:cstheme="minorHAnsi"/>
@@ -3341,7 +3177,6 @@
                     </w:rPr>
                     <w:t>{</w:t>
                   </w:r>
-                  <w:proofErr w:type="spellStart"/>
                   <w:r>
                     <w:rPr>
                       <w:rFonts w:cstheme="minorHAnsi"/>
@@ -3350,7 +3185,6 @@
                     </w:rPr>
                     <w:t>totalQuantity</w:t>
                   </w:r>
-                  <w:proofErr w:type="spellEnd"/>
                   <w:r>
                     <w:rPr>
                       <w:rFonts w:cstheme="minorHAnsi"/>
@@ -3415,7 +3249,6 @@
                     </w:rPr>
                     <w:t>{</w:t>
                   </w:r>
-                  <w:proofErr w:type="spellStart"/>
                   <w:r>
                     <w:rPr>
                       <w:rFonts w:cstheme="minorHAnsi"/>
@@ -3424,7 +3257,6 @@
                     </w:rPr>
                     <w:t>totalBox</w:t>
                   </w:r>
-                  <w:proofErr w:type="spellEnd"/>
                   <w:r>
                     <w:rPr>
                       <w:rFonts w:cstheme="minorHAnsi"/>
@@ -3462,27 +3294,7 @@
                       <w:sz w:val="20"/>
                       <w:szCs w:val="20"/>
                     </w:rPr>
-                    <w:t xml:space="preserve">Total </w:t>
-                  </w:r>
-                  <w:proofErr w:type="spellStart"/>
-                  <w:proofErr w:type="gramStart"/>
-                  <w:r>
-                    <w:rPr>
-                      <w:rFonts w:cstheme="minorHAnsi"/>
-                      <w:sz w:val="20"/>
-                      <w:szCs w:val="20"/>
-                    </w:rPr>
-                    <w:t>Sq.Meter</w:t>
-                  </w:r>
-                  <w:proofErr w:type="spellEnd"/>
-                  <w:proofErr w:type="gramEnd"/>
-                  <w:r>
-                    <w:rPr>
-                      <w:rFonts w:cstheme="minorHAnsi"/>
-                      <w:sz w:val="20"/>
-                      <w:szCs w:val="20"/>
-                    </w:rPr>
-                    <w:t>:</w:t>
+                    <w:t>Total Sq.Meter:</w:t>
                   </w:r>
                 </w:p>
               </w:tc>
@@ -3509,7 +3321,6 @@
                     </w:rPr>
                     <w:t>{</w:t>
                   </w:r>
-                  <w:proofErr w:type="spellStart"/>
                   <w:r>
                     <w:rPr>
                       <w:rFonts w:cstheme="minorHAnsi"/>
@@ -3518,7 +3329,6 @@
                     </w:rPr>
                     <w:t>totalSqMt</w:t>
                   </w:r>
-                  <w:proofErr w:type="spellEnd"/>
                   <w:r>
                     <w:rPr>
                       <w:rFonts w:cstheme="minorHAnsi"/>
@@ -3624,25 +3434,7 @@
                       <w:sz w:val="20"/>
                       <w:szCs w:val="20"/>
                     </w:rPr>
-                    <w:t>Avg./</w:t>
-                  </w:r>
-                  <w:proofErr w:type="gramStart"/>
-                  <w:r>
-                    <w:rPr>
-                      <w:rFonts w:cstheme="minorHAnsi"/>
-                      <w:sz w:val="20"/>
-                      <w:szCs w:val="20"/>
-                    </w:rPr>
-                    <w:t>Wt.(</w:t>
-                  </w:r>
-                  <w:proofErr w:type="gramEnd"/>
-                  <w:r>
-                    <w:rPr>
-                      <w:rFonts w:cstheme="minorHAnsi"/>
-                      <w:sz w:val="20"/>
-                      <w:szCs w:val="20"/>
-                    </w:rPr>
-                    <w:t>Kg)</w:t>
+                    <w:t>Avg./Wt.(Kg)</w:t>
                   </w:r>
                 </w:p>
               </w:tc>
@@ -3725,7 +3517,6 @@
                     </w:rPr>
                     <w:t>{#</w:t>
                   </w:r>
-                  <w:proofErr w:type="gramStart"/>
                   <w:r>
                     <w:rPr>
                       <w:rFonts w:cstheme="minorHAnsi"/>
@@ -3742,7 +3533,6 @@
                     </w:rPr>
                     <w:t>}{</w:t>
                   </w:r>
-                  <w:proofErr w:type="gramEnd"/>
                   <w:r>
                     <w:rPr>
                       <w:rFonts w:cstheme="minorHAnsi"/>
@@ -3784,7 +3574,6 @@
                     </w:rPr>
                     <w:t>{</w:t>
                   </w:r>
-                  <w:proofErr w:type="spellStart"/>
                   <w:r>
                     <w:rPr>
                       <w:rFonts w:cstheme="minorHAnsi"/>
@@ -3793,7 +3582,6 @@
                     </w:rPr>
                     <w:t>totalSqMtPerType</w:t>
                   </w:r>
-                  <w:proofErr w:type="spellEnd"/>
                   <w:r>
                     <w:rPr>
                       <w:rFonts w:cstheme="minorHAnsi"/>
@@ -3883,7 +3671,6 @@
                     </w:rPr>
                     <w:t>} MM{/</w:t>
                   </w:r>
-                  <w:proofErr w:type="spellStart"/>
                   <w:r>
                     <w:rPr>
                       <w:rFonts w:cstheme="minorHAnsi"/>
@@ -3892,7 +3679,6 @@
                     </w:rPr>
                     <w:t>containerSummary</w:t>
                   </w:r>
-                  <w:proofErr w:type="spellEnd"/>
                   <w:r>
                     <w:rPr>
                       <w:rFonts w:cstheme="minorHAnsi"/>
@@ -4011,14 +3797,12 @@
               </w:rPr>
               <w:t>{</w:t>
             </w:r>
-            <w:proofErr w:type="spellStart"/>
             <w:r>
               <w:rPr>
                 <w:rFonts w:cstheme="minorHAnsi"/>
               </w:rPr>
               <w:t>panNo</w:t>
             </w:r>
-            <w:proofErr w:type="spellEnd"/>
             <w:r>
               <w:rPr>
                 <w:rFonts w:cstheme="minorHAnsi"/>
@@ -4071,14 +3855,12 @@
               </w:rPr>
               <w:t>{</w:t>
             </w:r>
-            <w:proofErr w:type="spellStart"/>
             <w:r>
               <w:rPr>
                 <w:rFonts w:cstheme="minorHAnsi"/>
               </w:rPr>
               <w:t>bankName</w:t>
             </w:r>
-            <w:proofErr w:type="spellEnd"/>
             <w:r>
               <w:rPr>
                 <w:rFonts w:cstheme="minorHAnsi"/>
@@ -4091,14 +3873,12 @@
               </w:rPr>
               <w:t xml:space="preserve"> {</w:t>
             </w:r>
-            <w:proofErr w:type="spellStart"/>
             <w:r>
               <w:rPr>
                 <w:rFonts w:cstheme="minorHAnsi"/>
               </w:rPr>
               <w:t>bankBranch</w:t>
             </w:r>
-            <w:proofErr w:type="spellEnd"/>
             <w:r>
               <w:rPr>
                 <w:rFonts w:cstheme="minorHAnsi"/>
@@ -4151,14 +3931,12 @@
               </w:rPr>
               <w:t>{</w:t>
             </w:r>
-            <w:proofErr w:type="spellStart"/>
             <w:r>
               <w:rPr>
                 <w:rFonts w:cstheme="minorHAnsi"/>
               </w:rPr>
               <w:t>adCode</w:t>
             </w:r>
-            <w:proofErr w:type="spellEnd"/>
             <w:r>
               <w:rPr>
                 <w:rFonts w:cstheme="minorHAnsi"/>
@@ -4211,14 +3989,12 @@
               </w:rPr>
               <w:t>{</w:t>
             </w:r>
-            <w:proofErr w:type="spellStart"/>
             <w:r>
               <w:rPr>
                 <w:rFonts w:cstheme="minorHAnsi"/>
               </w:rPr>
               <w:t>acCode</w:t>
             </w:r>
-            <w:proofErr w:type="spellEnd"/>
             <w:r>
               <w:rPr>
                 <w:rFonts w:cstheme="minorHAnsi"/>
@@ -4271,14 +4047,12 @@
               </w:rPr>
               <w:t>{</w:t>
             </w:r>
-            <w:proofErr w:type="spellStart"/>
             <w:r>
               <w:rPr>
                 <w:rFonts w:cstheme="minorHAnsi"/>
               </w:rPr>
               <w:t>iec</w:t>
             </w:r>
-            <w:proofErr w:type="spellEnd"/>
             <w:r>
               <w:rPr>
                 <w:rFonts w:cstheme="minorHAnsi"/>
@@ -5266,6 +5040,7 @@
   <w:style w:type="character" w:default="1" w:styleId="DefaultParagraphFont">
     <w:name w:val="Default Paragraph Font"/>
     <w:uiPriority w:val="1"/>
+    <w:semiHidden/>
     <w:unhideWhenUsed/>
   </w:style>
   <w:style w:type="table" w:default="1" w:styleId="TableNormal">

--- a/electron/database/generate-document/templates/custom-invoice.docx
+++ b/electron/database/generate-document/templates/custom-invoice.docx
@@ -220,12 +220,14 @@
               </w:rPr>
               <w:t>{</w:t>
             </w:r>
-            <w:r>
-              <w:rPr>
-                <w:rFonts w:cstheme="minorHAnsi"/>
-              </w:rPr>
-              <w:t>invoiceNo</w:t>
-            </w:r>
+            <w:proofErr w:type="spellStart"/>
+            <w:r>
+              <w:rPr>
+                <w:rFonts w:cstheme="minorHAnsi"/>
+              </w:rPr>
+              <w:t>modifyInvNo</w:t>
+            </w:r>
+            <w:proofErr w:type="spellEnd"/>
             <w:r>
               <w:rPr>
                 <w:rFonts w:cstheme="minorHAnsi"/>
@@ -267,12 +269,14 @@
               </w:rPr>
               <w:t>{</w:t>
             </w:r>
+            <w:proofErr w:type="spellStart"/>
             <w:r>
               <w:rPr>
                 <w:rFonts w:cstheme="minorHAnsi"/>
               </w:rPr>
               <w:t>invoiceDate</w:t>
             </w:r>
+            <w:proofErr w:type="spellEnd"/>
             <w:r>
               <w:rPr>
                 <w:rFonts w:cstheme="minorHAnsi"/>
@@ -336,12 +340,14 @@
               </w:rPr>
               <w:t>{</w:t>
             </w:r>
+            <w:proofErr w:type="spellStart"/>
             <w:r>
               <w:rPr>
                 <w:rFonts w:cstheme="minorHAnsi"/>
               </w:rPr>
               <w:t>buyersOrderNo</w:t>
             </w:r>
+            <w:proofErr w:type="spellEnd"/>
             <w:r>
               <w:rPr>
                 <w:rFonts w:cstheme="minorHAnsi"/>
@@ -384,12 +390,14 @@
               </w:rPr>
               <w:t>{</w:t>
             </w:r>
+            <w:proofErr w:type="spellStart"/>
             <w:r>
               <w:rPr>
                 <w:rFonts w:cstheme="minorHAnsi"/>
               </w:rPr>
               <w:t>orderDate</w:t>
             </w:r>
+            <w:proofErr w:type="spellEnd"/>
             <w:r>
               <w:rPr>
                 <w:rFonts w:cstheme="minorHAnsi"/>
@@ -446,6 +454,7 @@
               </w:rPr>
               <w:t>{</w:t>
             </w:r>
+            <w:proofErr w:type="spellStart"/>
             <w:r>
               <w:rPr>
                 <w:rFonts w:cstheme="minorHAnsi"/>
@@ -454,6 +463,7 @@
               </w:rPr>
               <w:t>consigneeCountry</w:t>
             </w:r>
+            <w:proofErr w:type="spellEnd"/>
             <w:r>
               <w:rPr>
                 <w:rFonts w:cstheme="minorHAnsi"/>
@@ -522,6 +532,7 @@
               </w:rPr>
               <w:t>{</w:t>
             </w:r>
+            <w:proofErr w:type="spellStart"/>
             <w:r>
               <w:rPr>
                 <w:rFonts w:cstheme="minorHAnsi"/>
@@ -530,6 +541,7 @@
               </w:rPr>
               <w:t>consigneeName</w:t>
             </w:r>
+            <w:proofErr w:type="spellEnd"/>
             <w:r>
               <w:rPr>
                 <w:rFonts w:cstheme="minorHAnsi"/>
@@ -555,6 +567,7 @@
               </w:rPr>
               <w:t>{</w:t>
             </w:r>
+            <w:proofErr w:type="spellStart"/>
             <w:r>
               <w:rPr>
                 <w:rFonts w:cstheme="minorHAnsi"/>
@@ -563,6 +576,7 @@
               </w:rPr>
               <w:t>consigneeAddress</w:t>
             </w:r>
+            <w:proofErr w:type="spellEnd"/>
             <w:r>
               <w:rPr>
                 <w:rFonts w:cstheme="minorHAnsi"/>
@@ -571,6 +585,7 @@
               </w:rPr>
               <w:t>} {</w:t>
             </w:r>
+            <w:proofErr w:type="spellStart"/>
             <w:r>
               <w:rPr>
                 <w:rFonts w:cstheme="minorHAnsi"/>
@@ -579,6 +594,7 @@
               </w:rPr>
               <w:t>consigneeCity</w:t>
             </w:r>
+            <w:proofErr w:type="spellEnd"/>
             <w:r>
               <w:rPr>
                 <w:rFonts w:cstheme="minorHAnsi"/>
@@ -587,6 +603,7 @@
               </w:rPr>
               <w:t>} {</w:t>
             </w:r>
+            <w:proofErr w:type="spellStart"/>
             <w:r>
               <w:rPr>
                 <w:rFonts w:cstheme="minorHAnsi"/>
@@ -595,6 +612,7 @@
               </w:rPr>
               <w:t>consigneeState</w:t>
             </w:r>
+            <w:proofErr w:type="spellEnd"/>
             <w:r>
               <w:rPr>
                 <w:rFonts w:cstheme="minorHAnsi"/>
@@ -620,6 +638,7 @@
               </w:rPr>
               <w:t>{</w:t>
             </w:r>
+            <w:proofErr w:type="spellStart"/>
             <w:r>
               <w:rPr>
                 <w:rFonts w:cstheme="minorHAnsi"/>
@@ -628,6 +647,7 @@
               </w:rPr>
               <w:t>consigneeCountry</w:t>
             </w:r>
+            <w:proofErr w:type="spellEnd"/>
             <w:r>
               <w:rPr>
                 <w:rFonts w:cstheme="minorHAnsi"/>
@@ -636,6 +656,7 @@
               </w:rPr>
               <w:t>} {</w:t>
             </w:r>
+            <w:proofErr w:type="spellStart"/>
             <w:r>
               <w:rPr>
                 <w:rFonts w:cstheme="minorHAnsi"/>
@@ -644,6 +665,7 @@
               </w:rPr>
               <w:t>consigneeZip</w:t>
             </w:r>
+            <w:proofErr w:type="spellEnd"/>
             <w:r>
               <w:rPr>
                 <w:rFonts w:cstheme="minorHAnsi"/>
@@ -677,6 +699,7 @@
               </w:rPr>
               <w:t>TELE: {</w:t>
             </w:r>
+            <w:proofErr w:type="spellStart"/>
             <w:r>
               <w:rPr>
                 <w:rFonts w:cstheme="minorHAnsi"/>
@@ -685,6 +708,7 @@
               </w:rPr>
               <w:t>consigneePhone</w:t>
             </w:r>
+            <w:proofErr w:type="spellEnd"/>
             <w:r>
               <w:rPr>
                 <w:rFonts w:cstheme="minorHAnsi"/>
@@ -718,6 +742,7 @@
               </w:rPr>
               <w:t>: {</w:t>
             </w:r>
+            <w:proofErr w:type="spellStart"/>
             <w:r>
               <w:rPr>
                 <w:rFonts w:cstheme="minorHAnsi"/>
@@ -726,6 +751,7 @@
               </w:rPr>
               <w:t>consigneeEmail</w:t>
             </w:r>
+            <w:proofErr w:type="spellEnd"/>
             <w:r>
               <w:rPr>
                 <w:rFonts w:cstheme="minorHAnsi"/>
@@ -740,7 +766,25 @@
                 <w:sz w:val="20"/>
                 <w:szCs w:val="20"/>
               </w:rPr>
-              <w:t>{/isUK}</w:t>
+              <w:t>{/</w:t>
+            </w:r>
+            <w:proofErr w:type="spellStart"/>
+            <w:r>
+              <w:rPr>
+                <w:rFonts w:cstheme="minorHAnsi"/>
+                <w:sz w:val="20"/>
+                <w:szCs w:val="20"/>
+              </w:rPr>
+              <w:t>isUK</w:t>
+            </w:r>
+            <w:proofErr w:type="spellEnd"/>
+            <w:r>
+              <w:rPr>
+                <w:rFonts w:cstheme="minorHAnsi"/>
+                <w:sz w:val="20"/>
+                <w:szCs w:val="20"/>
+              </w:rPr>
+              <w:t>}</w:t>
             </w:r>
           </w:p>
         </w:tc>
@@ -786,6 +830,7 @@
               </w:rPr>
               <w:t>{</w:t>
             </w:r>
+            <w:proofErr w:type="spellStart"/>
             <w:r>
               <w:rPr>
                 <w:rFonts w:cstheme="minorHAnsi"/>
@@ -794,6 +839,7 @@
               </w:rPr>
               <w:t>buyerName</w:t>
             </w:r>
+            <w:proofErr w:type="spellEnd"/>
             <w:r>
               <w:rPr>
                 <w:rFonts w:cstheme="minorHAnsi"/>
@@ -819,6 +865,7 @@
               </w:rPr>
               <w:t>{</w:t>
             </w:r>
+            <w:proofErr w:type="spellStart"/>
             <w:r>
               <w:rPr>
                 <w:rFonts w:cstheme="minorHAnsi"/>
@@ -827,6 +874,7 @@
               </w:rPr>
               <w:t>buyerAddress</w:t>
             </w:r>
+            <w:proofErr w:type="spellEnd"/>
             <w:r>
               <w:rPr>
                 <w:rFonts w:cstheme="minorHAnsi"/>
@@ -835,6 +883,7 @@
               </w:rPr>
               <w:t>} {</w:t>
             </w:r>
+            <w:proofErr w:type="spellStart"/>
             <w:r>
               <w:rPr>
                 <w:rFonts w:cstheme="minorHAnsi"/>
@@ -843,6 +892,7 @@
               </w:rPr>
               <w:t>buyerCity</w:t>
             </w:r>
+            <w:proofErr w:type="spellEnd"/>
             <w:r>
               <w:rPr>
                 <w:rFonts w:cstheme="minorHAnsi"/>
@@ -851,6 +901,7 @@
               </w:rPr>
               <w:t>} {</w:t>
             </w:r>
+            <w:proofErr w:type="spellStart"/>
             <w:r>
               <w:rPr>
                 <w:rFonts w:cstheme="minorHAnsi"/>
@@ -859,6 +910,7 @@
               </w:rPr>
               <w:t>buyerState</w:t>
             </w:r>
+            <w:proofErr w:type="spellEnd"/>
             <w:r>
               <w:rPr>
                 <w:rFonts w:cstheme="minorHAnsi"/>
@@ -884,6 +936,7 @@
               </w:rPr>
               <w:t>{</w:t>
             </w:r>
+            <w:proofErr w:type="spellStart"/>
             <w:r>
               <w:rPr>
                 <w:rFonts w:cstheme="minorHAnsi"/>
@@ -892,6 +945,7 @@
               </w:rPr>
               <w:t>buyerCountry</w:t>
             </w:r>
+            <w:proofErr w:type="spellEnd"/>
             <w:r>
               <w:rPr>
                 <w:rFonts w:cstheme="minorHAnsi"/>
@@ -900,6 +954,7 @@
               </w:rPr>
               <w:t>} {</w:t>
             </w:r>
+            <w:proofErr w:type="spellStart"/>
             <w:r>
               <w:rPr>
                 <w:rFonts w:cstheme="minorHAnsi"/>
@@ -908,6 +963,7 @@
               </w:rPr>
               <w:t>buyerZip</w:t>
             </w:r>
+            <w:proofErr w:type="spellEnd"/>
             <w:r>
               <w:rPr>
                 <w:rFonts w:cstheme="minorHAnsi"/>
@@ -980,6 +1036,7 @@
               </w:rPr>
               <w:t>{</w:t>
             </w:r>
+            <w:proofErr w:type="spellStart"/>
             <w:r>
               <w:rPr>
                 <w:rFonts w:cstheme="minorHAnsi"/>
@@ -988,6 +1045,7 @@
               </w:rPr>
               <w:t>originOfGoods</w:t>
             </w:r>
+            <w:proofErr w:type="spellEnd"/>
             <w:r>
               <w:rPr>
                 <w:rFonts w:cstheme="minorHAnsi"/>
@@ -1039,6 +1097,7 @@
               </w:rPr>
               <w:t>{</w:t>
             </w:r>
+            <w:proofErr w:type="spellStart"/>
             <w:r>
               <w:rPr>
                 <w:rFonts w:cstheme="minorHAnsi"/>
@@ -1047,6 +1106,7 @@
               </w:rPr>
               <w:t>finalDestination</w:t>
             </w:r>
+            <w:proofErr w:type="spellEnd"/>
             <w:r>
               <w:rPr>
                 <w:rFonts w:cstheme="minorHAnsi"/>
@@ -1123,6 +1183,7 @@
               </w:rPr>
               <w:t>{</w:t>
             </w:r>
+            <w:proofErr w:type="spellStart"/>
             <w:r>
               <w:rPr>
                 <w:rFonts w:cstheme="minorHAnsi"/>
@@ -1131,6 +1192,7 @@
               </w:rPr>
               <w:t>termOfDeliveryAndPayment</w:t>
             </w:r>
+            <w:proofErr w:type="spellEnd"/>
             <w:r>
               <w:rPr>
                 <w:rFonts w:cstheme="minorHAnsi"/>
@@ -1162,11 +1224,12 @@
               <w:adjustRightInd w:val="0"/>
               <w:spacing w:before="20" w:line="276" w:lineRule="auto"/>
               <w:rPr>
-                <w:rFonts w:ascii="SansSerif" w:hAnsi="SansSerif"/>
-                <w:sz w:val="20"/>
-                <w:szCs w:val="20"/>
-              </w:rPr>
-            </w:pPr>
+                <w:rFonts w:cstheme="minorHAnsi"/>
+                <w:sz w:val="20"/>
+                <w:szCs w:val="20"/>
+              </w:rPr>
+            </w:pPr>
+            <w:proofErr w:type="spellStart"/>
             <w:r>
               <w:rPr>
                 <w:rFonts w:ascii="SansSerif" w:hAnsi="SansSerif" w:cs="SansSerif"/>
@@ -1174,41 +1237,17 @@
                 <w:sz w:val="20"/>
                 <w:szCs w:val="20"/>
               </w:rPr>
-              <w:t>Precarriage by:</w:t>
-            </w:r>
-          </w:p>
-          <w:p>
-            <w:pPr>
-              <w:spacing w:line="276" w:lineRule="auto"/>
-              <w:rPr>
-                <w:rFonts w:cstheme="minorHAnsi"/>
-                <w:sz w:val="20"/>
-                <w:szCs w:val="20"/>
-              </w:rPr>
-            </w:pPr>
-            <w:r>
-              <w:rPr>
-                <w:rFonts w:cstheme="minorHAnsi"/>
-                <w:sz w:val="20"/>
-                <w:szCs w:val="20"/>
-              </w:rPr>
-              <w:t>{</w:t>
-            </w:r>
-            <w:r>
-              <w:rPr>
-                <w:rFonts w:cstheme="minorHAnsi"/>
-                <w:sz w:val="20"/>
-                <w:szCs w:val="20"/>
-              </w:rPr>
-              <w:t>precarriageBy</w:t>
-            </w:r>
-            <w:r>
-              <w:rPr>
-                <w:rFonts w:cstheme="minorHAnsi"/>
-                <w:sz w:val="20"/>
-                <w:szCs w:val="20"/>
-              </w:rPr>
-              <w:t>}</w:t>
+              <w:t>Precarriage</w:t>
+            </w:r>
+            <w:proofErr w:type="spellEnd"/>
+            <w:r>
+              <w:rPr>
+                <w:rFonts w:ascii="SansSerif" w:hAnsi="SansSerif" w:cs="SansSerif"/>
+                <w:color w:val="000000"/>
+                <w:sz w:val="20"/>
+                <w:szCs w:val="20"/>
+              </w:rPr>
+              <w:t xml:space="preserve"> by:</w:t>
             </w:r>
           </w:p>
         </w:tc>
@@ -1263,6 +1302,7 @@
               </w:rPr>
               <w:t>{</w:t>
             </w:r>
+            <w:proofErr w:type="spellStart"/>
             <w:r>
               <w:rPr>
                 <w:rFonts w:ascii="SansSerif" w:hAnsi="SansSerif" w:cs="SansSerif"/>
@@ -1272,6 +1312,7 @@
               </w:rPr>
               <w:t>placeOfReceipt</w:t>
             </w:r>
+            <w:proofErr w:type="spellEnd"/>
             <w:r>
               <w:rPr>
                 <w:rFonts w:ascii="SansSerif" w:hAnsi="SansSerif" w:cs="SansSerif"/>
@@ -1353,33 +1394,6 @@
                 <w:szCs w:val="20"/>
               </w:rPr>
             </w:pPr>
-            <w:r>
-              <w:rPr>
-                <w:rFonts w:ascii="SansSerif" w:hAnsi="SansSerif" w:cs="SansSerif"/>
-                <w:color w:val="000000"/>
-                <w:sz w:val="20"/>
-                <w:szCs w:val="20"/>
-              </w:rPr>
-              <w:t>{</w:t>
-            </w:r>
-            <w:r>
-              <w:rPr>
-                <w:rFonts w:ascii="SansSerif" w:hAnsi="SansSerif" w:cs="SansSerif"/>
-                <w:color w:val="000000"/>
-                <w:sz w:val="20"/>
-                <w:szCs w:val="20"/>
-              </w:rPr>
-              <w:t>vesselNo</w:t>
-            </w:r>
-            <w:r>
-              <w:rPr>
-                <w:rFonts w:ascii="SansSerif" w:hAnsi="SansSerif" w:cs="SansSerif"/>
-                <w:color w:val="000000"/>
-                <w:sz w:val="20"/>
-                <w:szCs w:val="20"/>
-              </w:rPr>
-              <w:t>}</w:t>
-            </w:r>
           </w:p>
         </w:tc>
         <w:tc>
@@ -1433,6 +1447,7 @@
               </w:rPr>
               <w:t>{</w:t>
             </w:r>
+            <w:proofErr w:type="spellStart"/>
             <w:r>
               <w:rPr>
                 <w:rFonts w:ascii="SansSerif" w:hAnsi="SansSerif" w:cs="SansSerif"/>
@@ -1442,6 +1457,7 @@
               </w:rPr>
               <w:t>portOfLoading</w:t>
             </w:r>
+            <w:proofErr w:type="spellEnd"/>
             <w:r>
               <w:rPr>
                 <w:rFonts w:ascii="SansSerif" w:hAnsi="SansSerif" w:cs="SansSerif"/>
@@ -1527,6 +1543,7 @@
               </w:rPr>
               <w:t>{</w:t>
             </w:r>
+            <w:proofErr w:type="spellStart"/>
             <w:r>
               <w:rPr>
                 <w:rFonts w:ascii="SansSerif" w:hAnsi="SansSerif" w:cs="SansSerif"/>
@@ -1536,6 +1553,7 @@
               </w:rPr>
               <w:t>portOfDischarge</w:t>
             </w:r>
+            <w:proofErr w:type="spellEnd"/>
             <w:r>
               <w:rPr>
                 <w:rFonts w:ascii="SansSerif" w:hAnsi="SansSerif" w:cs="SansSerif"/>
@@ -1594,6 +1612,7 @@
               </w:rPr>
               <w:t>{</w:t>
             </w:r>
+            <w:proofErr w:type="spellStart"/>
             <w:r>
               <w:rPr>
                 <w:rFonts w:ascii="SansSerif" w:hAnsi="SansSerif" w:cs="SansSerif"/>
@@ -1603,6 +1622,7 @@
               </w:rPr>
               <w:t>finalDestination</w:t>
             </w:r>
+            <w:proofErr w:type="spellEnd"/>
             <w:r>
               <w:rPr>
                 <w:rFonts w:ascii="SansSerif" w:hAnsi="SansSerif" w:cs="SansSerif"/>
@@ -1672,6 +1692,7 @@
               </w:rPr>
               <w:t>{</w:t>
             </w:r>
+            <w:proofErr w:type="spellStart"/>
             <w:r>
               <w:rPr>
                 <w:rFonts w:cstheme="minorHAnsi"/>
@@ -1680,6 +1701,7 @@
               </w:rPr>
               <w:t>privateRemark</w:t>
             </w:r>
+            <w:proofErr w:type="spellEnd"/>
             <w:r>
               <w:rPr>
                 <w:rFonts w:cstheme="minorHAnsi"/>
@@ -1864,8 +1886,20 @@
                       <w:sz w:val="20"/>
                       <w:szCs w:val="20"/>
                     </w:rPr>
-                    <w:t>Total Sq.Mt</w:t>
-                  </w:r>
+                    <w:t xml:space="preserve">Total </w:t>
+                  </w:r>
+                  <w:proofErr w:type="spellStart"/>
+                  <w:r>
+                    <w:rPr>
+                      <w:rFonts w:cstheme="minorHAnsi"/>
+                      <w:b/>
+                      <w:bCs/>
+                      <w:sz w:val="20"/>
+                      <w:szCs w:val="20"/>
+                    </w:rPr>
+                    <w:t>Sq.Mt</w:t>
+                  </w:r>
+                  <w:proofErr w:type="spellEnd"/>
                 </w:p>
               </w:tc>
               <w:tc>
@@ -1925,7 +1959,29 @@
                       <w:sz w:val="20"/>
                       <w:szCs w:val="20"/>
                     </w:rPr>
-                    <w:t>{currencyChar}</w:t>
+                    <w:t>{</w:t>
+                  </w:r>
+                  <w:proofErr w:type="spellStart"/>
+                  <w:r>
+                    <w:rPr>
+                      <w:rFonts w:cstheme="minorHAnsi"/>
+                      <w:b/>
+                      <w:bCs/>
+                      <w:sz w:val="20"/>
+                      <w:szCs w:val="20"/>
+                    </w:rPr>
+                    <w:t>currencyChar</w:t>
+                  </w:r>
+                  <w:proofErr w:type="spellEnd"/>
+                  <w:r>
+                    <w:rPr>
+                      <w:rFonts w:cstheme="minorHAnsi"/>
+                      <w:b/>
+                      <w:bCs/>
+                      <w:sz w:val="20"/>
+                      <w:szCs w:val="20"/>
+                    </w:rPr>
+                    <w:t>}</w:t>
                   </w:r>
                 </w:p>
               </w:tc>
@@ -1980,7 +2036,29 @@
                       <w:sz w:val="20"/>
                       <w:szCs w:val="20"/>
                     </w:rPr>
-                    <w:t>{currencyChar}</w:t>
+                    <w:t>{</w:t>
+                  </w:r>
+                  <w:proofErr w:type="spellStart"/>
+                  <w:r>
+                    <w:rPr>
+                      <w:rFonts w:cstheme="minorHAnsi"/>
+                      <w:b/>
+                      <w:bCs/>
+                      <w:sz w:val="20"/>
+                      <w:szCs w:val="20"/>
+                    </w:rPr>
+                    <w:t>currencyChar</w:t>
+                  </w:r>
+                  <w:proofErr w:type="spellEnd"/>
+                  <w:r>
+                    <w:rPr>
+                      <w:rFonts w:cstheme="minorHAnsi"/>
+                      <w:b/>
+                      <w:bCs/>
+                      <w:sz w:val="20"/>
+                      <w:szCs w:val="20"/>
+                    </w:rPr>
+                    <w:t>}</w:t>
                   </w:r>
                 </w:p>
               </w:tc>
@@ -2468,7 +2546,25 @@
                       <w:sz w:val="18"/>
                       <w:szCs w:val="18"/>
                     </w:rPr>
-                    <w:t>{totalSq}</w:t>
+                    <w:t>{</w:t>
+                  </w:r>
+                  <w:proofErr w:type="spellStart"/>
+                  <w:r>
+                    <w:rPr>
+                      <w:rFonts w:cstheme="minorHAnsi"/>
+                      <w:sz w:val="18"/>
+                      <w:szCs w:val="18"/>
+                    </w:rPr>
+                    <w:t>totalSq</w:t>
+                  </w:r>
+                  <w:proofErr w:type="spellEnd"/>
+                  <w:r>
+                    <w:rPr>
+                      <w:rFonts w:cstheme="minorHAnsi"/>
+                      <w:sz w:val="18"/>
+                      <w:szCs w:val="18"/>
+                    </w:rPr>
+                    <w:t>}</w:t>
                   </w:r>
                 </w:p>
               </w:tc>
@@ -2519,7 +2615,25 @@
                       <w:sz w:val="18"/>
                       <w:szCs w:val="18"/>
                     </w:rPr>
-                    <w:t>{value} {/invoices} {/CIItems}</w:t>
+                    <w:t>{value} {/invoices} {/</w:t>
+                  </w:r>
+                  <w:proofErr w:type="spellStart"/>
+                  <w:r>
+                    <w:rPr>
+                      <w:rFonts w:cstheme="minorHAnsi"/>
+                      <w:sz w:val="18"/>
+                      <w:szCs w:val="18"/>
+                    </w:rPr>
+                    <w:t>CIItems</w:t>
+                  </w:r>
+                  <w:proofErr w:type="spellEnd"/>
+                  <w:r>
+                    <w:rPr>
+                      <w:rFonts w:cstheme="minorHAnsi"/>
+                      <w:sz w:val="18"/>
+                      <w:szCs w:val="18"/>
+                    </w:rPr>
+                    <w:t>}</w:t>
                   </w:r>
                 </w:p>
               </w:tc>
@@ -2565,12 +2679,14 @@
               </w:rPr>
               <w:t>{</w:t>
             </w:r>
+            <w:proofErr w:type="spellStart"/>
             <w:r>
               <w:rPr>
                 <w:rFonts w:cstheme="minorHAnsi"/>
               </w:rPr>
               <w:t>additionSumAmount</w:t>
             </w:r>
+            <w:proofErr w:type="spellEnd"/>
             <w:r>
               <w:rPr>
                 <w:rFonts w:cstheme="minorHAnsi"/>
@@ -2689,11 +2805,15 @@
               <w:jc w:val="right"/>
               <w:rPr>
                 <w:rFonts w:cstheme="minorHAnsi"/>
-              </w:rPr>
-            </w:pPr>
-            <w:r>
-              <w:rPr>
-                <w:rFonts w:cstheme="minorHAnsi"/>
+                <w:sz w:val="20"/>
+                <w:szCs w:val="20"/>
+              </w:rPr>
+            </w:pPr>
+            <w:r>
+              <w:rPr>
+                <w:rFonts w:cstheme="minorHAnsi"/>
+                <w:sz w:val="20"/>
+                <w:szCs w:val="20"/>
               </w:rPr>
               <w:t xml:space="preserve">Addition </w:t>
             </w:r>
@@ -2705,11 +2825,15 @@
               <w:jc w:val="right"/>
               <w:rPr>
                 <w:rFonts w:cstheme="minorHAnsi"/>
-              </w:rPr>
-            </w:pPr>
-            <w:r>
-              <w:rPr>
-                <w:rFonts w:cstheme="minorHAnsi"/>
+                <w:sz w:val="20"/>
+                <w:szCs w:val="20"/>
+              </w:rPr>
+            </w:pPr>
+            <w:r>
+              <w:rPr>
+                <w:rFonts w:cstheme="minorHAnsi"/>
+                <w:sz w:val="20"/>
+                <w:szCs w:val="20"/>
               </w:rPr>
               <w:t xml:space="preserve">Discount </w:t>
             </w:r>
@@ -2721,11 +2845,15 @@
               <w:jc w:val="right"/>
               <w:rPr>
                 <w:rFonts w:cstheme="minorHAnsi"/>
-              </w:rPr>
-            </w:pPr>
-            <w:r>
-              <w:rPr>
-                <w:rFonts w:cstheme="minorHAnsi"/>
+                <w:sz w:val="20"/>
+                <w:szCs w:val="20"/>
+              </w:rPr>
+            </w:pPr>
+            <w:r>
+              <w:rPr>
+                <w:rFonts w:cstheme="minorHAnsi"/>
+                <w:sz w:val="20"/>
+                <w:szCs w:val="20"/>
               </w:rPr>
               <w:t xml:space="preserve">Rounding                 </w:t>
             </w:r>
@@ -2747,6 +2875,8 @@
               <w:jc w:val="right"/>
               <w:rPr>
                 <w:rFonts w:cstheme="minorHAnsi"/>
+                <w:sz w:val="20"/>
+                <w:szCs w:val="20"/>
               </w:rPr>
             </w:pPr>
           </w:p>
@@ -2757,6 +2887,8 @@
               <w:jc w:val="right"/>
               <w:rPr>
                 <w:rFonts w:cstheme="minorHAnsi"/>
+                <w:sz w:val="20"/>
+                <w:szCs w:val="20"/>
               </w:rPr>
             </w:pPr>
           </w:p>
@@ -2767,25 +2899,17 @@
               <w:jc w:val="right"/>
               <w:rPr>
                 <w:rFonts w:cstheme="minorHAnsi"/>
-              </w:rPr>
-            </w:pPr>
-            <w:r>
-              <w:rPr>
-                <w:rFonts w:cstheme="minorHAnsi"/>
-              </w:rPr>
-              <w:t>{</w:t>
-            </w:r>
-            <w:r>
-              <w:rPr>
-                <w:rFonts w:cstheme="minorHAnsi"/>
-              </w:rPr>
-              <w:t>rounding</w:t>
-            </w:r>
-            <w:r>
-              <w:rPr>
-                <w:rFonts w:cstheme="minorHAnsi"/>
-              </w:rPr>
-              <w:t>}</w:t>
+                <w:sz w:val="20"/>
+                <w:szCs w:val="20"/>
+              </w:rPr>
+            </w:pPr>
+            <w:r>
+              <w:rPr>
+                <w:rFonts w:cstheme="minorHAnsi"/>
+                <w:sz w:val="20"/>
+                <w:szCs w:val="20"/>
+              </w:rPr>
+              <w:t>{rounding}</w:t>
             </w:r>
           </w:p>
         </w:tc>
@@ -2810,113 +2934,161 @@
               <w:spacing w:line="276" w:lineRule="auto"/>
               <w:rPr>
                 <w:rFonts w:cstheme="minorHAnsi"/>
-              </w:rPr>
-            </w:pPr>
-            <w:r>
-              <w:rPr>
-                <w:rFonts w:cstheme="minorHAnsi"/>
+                <w:sz w:val="20"/>
+                <w:szCs w:val="20"/>
+              </w:rPr>
+            </w:pPr>
+            <w:r>
+              <w:rPr>
+                <w:rFonts w:cstheme="minorHAnsi"/>
+                <w:sz w:val="20"/>
+                <w:szCs w:val="20"/>
               </w:rPr>
               <w:t>Total</w:t>
             </w:r>
             <w:r>
               <w:rPr>
                 <w:rFonts w:cstheme="minorHAnsi"/>
+                <w:sz w:val="20"/>
+                <w:szCs w:val="20"/>
               </w:rPr>
               <w:t xml:space="preserve"> </w:t>
             </w:r>
             <w:r>
               <w:rPr>
                 <w:rFonts w:cstheme="minorHAnsi"/>
+                <w:sz w:val="20"/>
+                <w:szCs w:val="20"/>
               </w:rPr>
               <w:t>{</w:t>
             </w:r>
-            <w:r>
-              <w:rPr>
-                <w:rFonts w:cstheme="minorHAnsi"/>
+            <w:proofErr w:type="spellStart"/>
+            <w:r>
+              <w:rPr>
+                <w:rFonts w:cstheme="minorHAnsi"/>
+                <w:sz w:val="20"/>
+                <w:szCs w:val="20"/>
               </w:rPr>
               <w:t>deliveryTerms</w:t>
             </w:r>
-            <w:r>
-              <w:rPr>
-                <w:rFonts w:cstheme="minorHAnsi"/>
+            <w:proofErr w:type="spellEnd"/>
+            <w:r>
+              <w:rPr>
+                <w:rFonts w:cstheme="minorHAnsi"/>
+                <w:sz w:val="20"/>
+                <w:szCs w:val="20"/>
               </w:rPr>
               <w:t>}</w:t>
             </w:r>
             <w:r>
               <w:rPr>
                 <w:rFonts w:cstheme="minorHAnsi"/>
+                <w:sz w:val="20"/>
+                <w:szCs w:val="20"/>
               </w:rPr>
               <w:t xml:space="preserve"> {</w:t>
             </w:r>
-            <w:r>
-              <w:rPr>
-                <w:rFonts w:cstheme="minorHAnsi"/>
+            <w:proofErr w:type="spellStart"/>
+            <w:r>
+              <w:rPr>
+                <w:rFonts w:cstheme="minorHAnsi"/>
+                <w:sz w:val="20"/>
+                <w:szCs w:val="20"/>
               </w:rPr>
               <w:t>portOfDischarge</w:t>
             </w:r>
-            <w:r>
-              <w:rPr>
-                <w:rFonts w:cstheme="minorHAnsi"/>
+            <w:proofErr w:type="spellEnd"/>
+            <w:r>
+              <w:rPr>
+                <w:rFonts w:cstheme="minorHAnsi"/>
+                <w:sz w:val="20"/>
+                <w:szCs w:val="20"/>
               </w:rPr>
               <w:t>} ({</w:t>
             </w:r>
-            <w:r>
-              <w:rPr>
-                <w:rFonts w:cstheme="minorHAnsi"/>
+            <w:proofErr w:type="spellStart"/>
+            <w:r>
+              <w:rPr>
+                <w:rFonts w:cstheme="minorHAnsi"/>
+                <w:sz w:val="20"/>
+                <w:szCs w:val="20"/>
               </w:rPr>
               <w:t>finalDestination</w:t>
             </w:r>
-            <w:r>
-              <w:rPr>
-                <w:rFonts w:cstheme="minorHAnsi"/>
+            <w:proofErr w:type="spellEnd"/>
+            <w:r>
+              <w:rPr>
+                <w:rFonts w:cstheme="minorHAnsi"/>
+                <w:sz w:val="20"/>
+                <w:szCs w:val="20"/>
               </w:rPr>
               <w:t xml:space="preserve">}) </w:t>
             </w:r>
             <w:r>
               <w:rPr>
                 <w:rFonts w:cstheme="minorHAnsi"/>
+                <w:sz w:val="20"/>
+                <w:szCs w:val="20"/>
               </w:rPr>
               <w:t xml:space="preserve">   </w:t>
             </w:r>
             <w:r>
               <w:rPr>
                 <w:rFonts w:cstheme="minorHAnsi"/>
+                <w:sz w:val="20"/>
+                <w:szCs w:val="20"/>
               </w:rPr>
               <w:t>{</w:t>
             </w:r>
-            <w:r>
-              <w:rPr>
-                <w:rFonts w:cstheme="minorHAnsi"/>
+            <w:proofErr w:type="spellStart"/>
+            <w:r>
+              <w:rPr>
+                <w:rFonts w:cstheme="minorHAnsi"/>
+                <w:sz w:val="20"/>
+                <w:szCs w:val="20"/>
               </w:rPr>
               <w:t>currencyChar</w:t>
             </w:r>
-            <w:r>
-              <w:rPr>
-                <w:rFonts w:cstheme="minorHAnsi"/>
+            <w:proofErr w:type="spellEnd"/>
+            <w:r>
+              <w:rPr>
+                <w:rFonts w:cstheme="minorHAnsi"/>
+                <w:sz w:val="20"/>
+                <w:szCs w:val="20"/>
               </w:rPr>
               <w:t>}</w:t>
             </w:r>
             <w:r>
               <w:rPr>
                 <w:rFonts w:cstheme="minorHAnsi"/>
+                <w:sz w:val="20"/>
+                <w:szCs w:val="20"/>
               </w:rPr>
               <w:t xml:space="preserve"> </w:t>
             </w:r>
             <w:r>
               <w:rPr>
                 <w:rFonts w:cstheme="minorHAnsi"/>
+                <w:sz w:val="20"/>
+                <w:szCs w:val="20"/>
               </w:rPr>
               <w:t>{</w:t>
             </w:r>
-            <w:r>
-              <w:rPr>
-                <w:rFonts w:cstheme="minorHAnsi"/>
+            <w:proofErr w:type="spellStart"/>
+            <w:r>
+              <w:rPr>
+                <w:rFonts w:cstheme="minorHAnsi"/>
+                <w:sz w:val="20"/>
+                <w:szCs w:val="20"/>
               </w:rPr>
               <w:t>netAmountWords</w:t>
             </w:r>
-            <w:r>
-              <w:rPr>
-                <w:rFonts w:cstheme="minorHAnsi"/>
+            <w:proofErr w:type="spellEnd"/>
+            <w:r>
+              <w:rPr>
+                <w:rFonts w:cstheme="minorHAnsi"/>
+                <w:sz w:val="20"/>
+                <w:szCs w:val="20"/>
               </w:rPr>
               <w:t>}</w:t>
             </w:r>
@@ -2939,23 +3111,33 @@
               <w:jc w:val="right"/>
               <w:rPr>
                 <w:rFonts w:cstheme="minorHAnsi"/>
-              </w:rPr>
-            </w:pPr>
-            <w:r>
-              <w:rPr>
-                <w:rFonts w:cstheme="minorHAnsi"/>
+                <w:sz w:val="20"/>
+                <w:szCs w:val="20"/>
+              </w:rPr>
+            </w:pPr>
+            <w:r>
+              <w:rPr>
+                <w:rFonts w:cstheme="minorHAnsi"/>
+                <w:sz w:val="20"/>
+                <w:szCs w:val="20"/>
               </w:rPr>
               <w:t>{</w:t>
             </w:r>
-            <w:r>
-              <w:rPr>
-                <w:rFonts w:cstheme="minorHAnsi"/>
+            <w:proofErr w:type="spellStart"/>
+            <w:r>
+              <w:rPr>
+                <w:rFonts w:cstheme="minorHAnsi"/>
+                <w:sz w:val="20"/>
+                <w:szCs w:val="20"/>
               </w:rPr>
               <w:t>netAmount</w:t>
             </w:r>
-            <w:r>
-              <w:rPr>
-                <w:rFonts w:cstheme="minorHAnsi"/>
+            <w:proofErr w:type="spellEnd"/>
+            <w:r>
+              <w:rPr>
+                <w:rFonts w:cstheme="minorHAnsi"/>
+                <w:sz w:val="20"/>
+                <w:szCs w:val="20"/>
               </w:rPr>
               <w:t>}</w:t>
             </w:r>
@@ -2991,55 +3173,47 @@
               <w:pStyle w:val="NoSpacing"/>
               <w:rPr>
                 <w:rFonts w:cstheme="minorHAnsi"/>
-                <w:sz w:val="20"/>
-                <w:szCs w:val="20"/>
-              </w:rPr>
-            </w:pPr>
-            <w:r>
-              <w:rPr>
-                <w:rFonts w:cstheme="minorHAnsi"/>
-                <w:sz w:val="20"/>
-                <w:szCs w:val="20"/>
+                <w:sz w:val="18"/>
+                <w:szCs w:val="18"/>
+              </w:rPr>
+            </w:pPr>
+            <w:r>
+              <w:rPr>
+                <w:rFonts w:cstheme="minorHAnsi"/>
+                <w:sz w:val="18"/>
+                <w:szCs w:val="18"/>
               </w:rPr>
               <w:t>{#</w:t>
             </w:r>
             <w:r>
               <w:rPr>
                 <w:rFonts w:cstheme="minorHAnsi"/>
-                <w:sz w:val="20"/>
-                <w:szCs w:val="20"/>
+                <w:sz w:val="18"/>
+                <w:szCs w:val="18"/>
+              </w:rPr>
+              <w:t>bottomNotes</w:t>
+            </w:r>
+            <w:r>
+              <w:rPr>
+                <w:rFonts w:cstheme="minorHAnsi"/>
+                <w:sz w:val="18"/>
+                <w:szCs w:val="18"/>
+              </w:rPr>
+              <w:t>}{</w:t>
+            </w:r>
+            <w:r>
+              <w:rPr>
+                <w:rFonts w:cstheme="minorHAnsi"/>
+                <w:sz w:val="18"/>
+                <w:szCs w:val="18"/>
               </w:rPr>
               <w:t>bottomNote</w:t>
             </w:r>
             <w:r>
               <w:rPr>
                 <w:rFonts w:cstheme="minorHAnsi"/>
-                <w:sz w:val="20"/>
-                <w:szCs w:val="20"/>
-              </w:rPr>
-              <w:t>s</w:t>
-            </w:r>
-            <w:r>
-              <w:rPr>
-                <w:rFonts w:cstheme="minorHAnsi"/>
-                <w:sz w:val="20"/>
-                <w:szCs w:val="20"/>
-              </w:rPr>
-              <w:t>}{</w:t>
-            </w:r>
-            <w:r>
-              <w:rPr>
-                <w:rFonts w:cstheme="minorHAnsi"/>
-                <w:sz w:val="20"/>
-                <w:szCs w:val="20"/>
-              </w:rPr>
-              <w:t>bottomNote</w:t>
-            </w:r>
-            <w:r>
-              <w:rPr>
-                <w:rFonts w:cstheme="minorHAnsi"/>
-                <w:sz w:val="20"/>
-                <w:szCs w:val="20"/>
+                <w:sz w:val="18"/>
+                <w:szCs w:val="18"/>
               </w:rPr>
               <w:t>}</w:t>
             </w:r>
@@ -3056,32 +3230,26 @@
             <w:r>
               <w:rPr>
                 <w:rFonts w:cstheme="minorHAnsi"/>
-                <w:sz w:val="20"/>
-                <w:szCs w:val="20"/>
+                <w:sz w:val="18"/>
+                <w:szCs w:val="18"/>
               </w:rPr>
               <w:t>{/</w:t>
             </w:r>
-            <w:r>
-              <w:rPr>
-                <w:rFonts w:cstheme="minorHAnsi"/>
-                <w:sz w:val="20"/>
-                <w:szCs w:val="20"/>
-              </w:rPr>
-              <w:t>bottomNote</w:t>
-            </w:r>
-            <w:r>
-              <w:rPr>
-                <w:rFonts w:cstheme="minorHAnsi"/>
-                <w:sz w:val="20"/>
-                <w:szCs w:val="20"/>
-              </w:rPr>
-              <w:t>s</w:t>
-            </w:r>
-            <w:r>
-              <w:rPr>
-                <w:rFonts w:cstheme="minorHAnsi"/>
-                <w:sz w:val="20"/>
-                <w:szCs w:val="20"/>
+            <w:proofErr w:type="spellStart"/>
+            <w:r>
+              <w:rPr>
+                <w:rFonts w:cstheme="minorHAnsi"/>
+                <w:sz w:val="18"/>
+                <w:szCs w:val="18"/>
+              </w:rPr>
+              <w:t>bottomNotes</w:t>
+            </w:r>
+            <w:proofErr w:type="spellEnd"/>
+            <w:r>
+              <w:rPr>
+                <w:rFonts w:cstheme="minorHAnsi"/>
+                <w:sz w:val="18"/>
+                <w:szCs w:val="18"/>
               </w:rPr>
               <w:t>}</w:t>
             </w:r>
@@ -3103,7 +3271,6 @@
               <w:right w:val="nil"/>
             </w:tcBorders>
           </w:tcPr>
-          <w:p/>
           <w:tbl>
             <w:tblPr>
               <w:tblStyle w:val="TableGrid"/>
@@ -3177,6 +3344,7 @@
                     </w:rPr>
                     <w:t>{</w:t>
                   </w:r>
+                  <w:proofErr w:type="spellStart"/>
                   <w:r>
                     <w:rPr>
                       <w:rFonts w:cstheme="minorHAnsi"/>
@@ -3185,6 +3353,7 @@
                     </w:rPr>
                     <w:t>totalQuantity</w:t>
                   </w:r>
+                  <w:proofErr w:type="spellEnd"/>
                   <w:r>
                     <w:rPr>
                       <w:rFonts w:cstheme="minorHAnsi"/>
@@ -3249,6 +3418,7 @@
                     </w:rPr>
                     <w:t>{</w:t>
                   </w:r>
+                  <w:proofErr w:type="spellStart"/>
                   <w:r>
                     <w:rPr>
                       <w:rFonts w:cstheme="minorHAnsi"/>
@@ -3257,6 +3427,7 @@
                     </w:rPr>
                     <w:t>totalBox</w:t>
                   </w:r>
+                  <w:proofErr w:type="spellEnd"/>
                   <w:r>
                     <w:rPr>
                       <w:rFonts w:cstheme="minorHAnsi"/>
@@ -3294,7 +3465,25 @@
                       <w:sz w:val="20"/>
                       <w:szCs w:val="20"/>
                     </w:rPr>
-                    <w:t>Total Sq.Meter:</w:t>
+                    <w:t xml:space="preserve">Total </w:t>
+                  </w:r>
+                  <w:proofErr w:type="spellStart"/>
+                  <w:r>
+                    <w:rPr>
+                      <w:rFonts w:cstheme="minorHAnsi"/>
+                      <w:sz w:val="20"/>
+                      <w:szCs w:val="20"/>
+                    </w:rPr>
+                    <w:t>Sq.Meter</w:t>
+                  </w:r>
+                  <w:proofErr w:type="spellEnd"/>
+                  <w:r>
+                    <w:rPr>
+                      <w:rFonts w:cstheme="minorHAnsi"/>
+                      <w:sz w:val="20"/>
+                      <w:szCs w:val="20"/>
+                    </w:rPr>
+                    <w:t>:</w:t>
                   </w:r>
                 </w:p>
               </w:tc>
@@ -3321,6 +3510,7 @@
                     </w:rPr>
                     <w:t>{</w:t>
                   </w:r>
+                  <w:proofErr w:type="spellStart"/>
                   <w:r>
                     <w:rPr>
                       <w:rFonts w:cstheme="minorHAnsi"/>
@@ -3329,6 +3519,7 @@
                     </w:rPr>
                     <w:t>totalSqMt</w:t>
                   </w:r>
+                  <w:proofErr w:type="spellEnd"/>
                   <w:r>
                     <w:rPr>
                       <w:rFonts w:cstheme="minorHAnsi"/>
@@ -3574,6 +3765,7 @@
                     </w:rPr>
                     <w:t>{</w:t>
                   </w:r>
+                  <w:proofErr w:type="spellStart"/>
                   <w:r>
                     <w:rPr>
                       <w:rFonts w:cstheme="minorHAnsi"/>
@@ -3582,6 +3774,7 @@
                     </w:rPr>
                     <w:t>totalSqMtPerType</w:t>
                   </w:r>
+                  <w:proofErr w:type="spellEnd"/>
                   <w:r>
                     <w:rPr>
                       <w:rFonts w:cstheme="minorHAnsi"/>
@@ -3671,6 +3864,7 @@
                     </w:rPr>
                     <w:t>} MM{/</w:t>
                   </w:r>
+                  <w:proofErr w:type="spellStart"/>
                   <w:r>
                     <w:rPr>
                       <w:rFonts w:cstheme="minorHAnsi"/>
@@ -3679,6 +3873,7 @@
                     </w:rPr>
                     <w:t>containerSummary</w:t>
                   </w:r>
+                  <w:proofErr w:type="spellEnd"/>
                   <w:r>
                     <w:rPr>
                       <w:rFonts w:cstheme="minorHAnsi"/>
@@ -3768,11 +3963,15 @@
               <w:keepNext/>
               <w:rPr>
                 <w:rFonts w:cstheme="minorHAnsi"/>
-              </w:rPr>
-            </w:pPr>
-            <w:r>
-              <w:rPr>
-                <w:rFonts w:cstheme="minorHAnsi"/>
+                <w:sz w:val="20"/>
+                <w:szCs w:val="20"/>
+              </w:rPr>
+            </w:pPr>
+            <w:r>
+              <w:rPr>
+                <w:rFonts w:cstheme="minorHAnsi"/>
+                <w:sz w:val="20"/>
+                <w:szCs w:val="20"/>
               </w:rPr>
               <w:lastRenderedPageBreak/>
               <w:t>Pan No:</w:t>
@@ -3789,23 +3988,33 @@
               <w:keepNext/>
               <w:rPr>
                 <w:rFonts w:cstheme="minorHAnsi"/>
-              </w:rPr>
-            </w:pPr>
-            <w:r>
-              <w:rPr>
-                <w:rFonts w:cstheme="minorHAnsi"/>
+                <w:sz w:val="20"/>
+                <w:szCs w:val="20"/>
+              </w:rPr>
+            </w:pPr>
+            <w:r>
+              <w:rPr>
+                <w:rFonts w:cstheme="minorHAnsi"/>
+                <w:sz w:val="20"/>
+                <w:szCs w:val="20"/>
               </w:rPr>
               <w:t>{</w:t>
             </w:r>
-            <w:r>
-              <w:rPr>
-                <w:rFonts w:cstheme="minorHAnsi"/>
+            <w:proofErr w:type="spellStart"/>
+            <w:r>
+              <w:rPr>
+                <w:rFonts w:cstheme="minorHAnsi"/>
+                <w:sz w:val="20"/>
+                <w:szCs w:val="20"/>
               </w:rPr>
               <w:t>panNo</w:t>
             </w:r>
-            <w:r>
-              <w:rPr>
-                <w:rFonts w:cstheme="minorHAnsi"/>
+            <w:proofErr w:type="spellEnd"/>
+            <w:r>
+              <w:rPr>
+                <w:rFonts w:cstheme="minorHAnsi"/>
+                <w:sz w:val="20"/>
+                <w:szCs w:val="20"/>
               </w:rPr>
               <w:t>}</w:t>
             </w:r>
@@ -3827,11 +4036,15 @@
               <w:keepNext/>
               <w:rPr>
                 <w:rFonts w:cstheme="minorHAnsi"/>
-              </w:rPr>
-            </w:pPr>
-            <w:r>
-              <w:rPr>
-                <w:rFonts w:cstheme="minorHAnsi"/>
+                <w:sz w:val="20"/>
+                <w:szCs w:val="20"/>
+              </w:rPr>
+            </w:pPr>
+            <w:r>
+              <w:rPr>
+                <w:rFonts w:cstheme="minorHAnsi"/>
+                <w:sz w:val="20"/>
+                <w:szCs w:val="20"/>
               </w:rPr>
               <w:t>Bank Name:</w:t>
             </w:r>
@@ -3847,41 +4060,59 @@
               <w:keepNext/>
               <w:rPr>
                 <w:rFonts w:cstheme="minorHAnsi"/>
-              </w:rPr>
-            </w:pPr>
-            <w:r>
-              <w:rPr>
-                <w:rFonts w:cstheme="minorHAnsi"/>
+                <w:sz w:val="20"/>
+                <w:szCs w:val="20"/>
+              </w:rPr>
+            </w:pPr>
+            <w:r>
+              <w:rPr>
+                <w:rFonts w:cstheme="minorHAnsi"/>
+                <w:sz w:val="20"/>
+                <w:szCs w:val="20"/>
               </w:rPr>
               <w:t>{</w:t>
             </w:r>
-            <w:r>
-              <w:rPr>
-                <w:rFonts w:cstheme="minorHAnsi"/>
+            <w:proofErr w:type="spellStart"/>
+            <w:r>
+              <w:rPr>
+                <w:rFonts w:cstheme="minorHAnsi"/>
+                <w:sz w:val="20"/>
+                <w:szCs w:val="20"/>
               </w:rPr>
               <w:t>bankName</w:t>
             </w:r>
-            <w:r>
-              <w:rPr>
-                <w:rFonts w:cstheme="minorHAnsi"/>
+            <w:proofErr w:type="spellEnd"/>
+            <w:r>
+              <w:rPr>
+                <w:rFonts w:cstheme="minorHAnsi"/>
+                <w:sz w:val="20"/>
+                <w:szCs w:val="20"/>
               </w:rPr>
               <w:t>}</w:t>
             </w:r>
             <w:r>
               <w:rPr>
                 <w:rFonts w:cstheme="minorHAnsi"/>
+                <w:sz w:val="20"/>
+                <w:szCs w:val="20"/>
               </w:rPr>
               <w:t xml:space="preserve"> {</w:t>
             </w:r>
-            <w:r>
-              <w:rPr>
-                <w:rFonts w:cstheme="minorHAnsi"/>
+            <w:proofErr w:type="spellStart"/>
+            <w:r>
+              <w:rPr>
+                <w:rFonts w:cstheme="minorHAnsi"/>
+                <w:sz w:val="20"/>
+                <w:szCs w:val="20"/>
               </w:rPr>
               <w:t>bankBranch</w:t>
             </w:r>
-            <w:r>
-              <w:rPr>
-                <w:rFonts w:cstheme="minorHAnsi"/>
+            <w:proofErr w:type="spellEnd"/>
+            <w:r>
+              <w:rPr>
+                <w:rFonts w:cstheme="minorHAnsi"/>
+                <w:sz w:val="20"/>
+                <w:szCs w:val="20"/>
               </w:rPr>
               <w:t>}</w:t>
             </w:r>
@@ -3903,11 +4134,15 @@
               <w:keepNext/>
               <w:rPr>
                 <w:rFonts w:cstheme="minorHAnsi"/>
-              </w:rPr>
-            </w:pPr>
-            <w:r>
-              <w:rPr>
-                <w:rFonts w:cstheme="minorHAnsi"/>
+                <w:sz w:val="20"/>
+                <w:szCs w:val="20"/>
+              </w:rPr>
+            </w:pPr>
+            <w:r>
+              <w:rPr>
+                <w:rFonts w:cstheme="minorHAnsi"/>
+                <w:sz w:val="20"/>
+                <w:szCs w:val="20"/>
               </w:rPr>
               <w:t xml:space="preserve">AD Code: </w:t>
             </w:r>
@@ -3923,23 +4158,33 @@
               <w:keepNext/>
               <w:rPr>
                 <w:rFonts w:cstheme="minorHAnsi"/>
-              </w:rPr>
-            </w:pPr>
-            <w:r>
-              <w:rPr>
-                <w:rFonts w:cstheme="minorHAnsi"/>
+                <w:sz w:val="20"/>
+                <w:szCs w:val="20"/>
+              </w:rPr>
+            </w:pPr>
+            <w:r>
+              <w:rPr>
+                <w:rFonts w:cstheme="minorHAnsi"/>
+                <w:sz w:val="20"/>
+                <w:szCs w:val="20"/>
               </w:rPr>
               <w:t>{</w:t>
             </w:r>
-            <w:r>
-              <w:rPr>
-                <w:rFonts w:cstheme="minorHAnsi"/>
+            <w:proofErr w:type="spellStart"/>
+            <w:r>
+              <w:rPr>
+                <w:rFonts w:cstheme="minorHAnsi"/>
+                <w:sz w:val="20"/>
+                <w:szCs w:val="20"/>
               </w:rPr>
               <w:t>adCode</w:t>
             </w:r>
-            <w:r>
-              <w:rPr>
-                <w:rFonts w:cstheme="minorHAnsi"/>
+            <w:proofErr w:type="spellEnd"/>
+            <w:r>
+              <w:rPr>
+                <w:rFonts w:cstheme="minorHAnsi"/>
+                <w:sz w:val="20"/>
+                <w:szCs w:val="20"/>
               </w:rPr>
               <w:t>}</w:t>
             </w:r>
@@ -3961,11 +4206,15 @@
               <w:keepNext/>
               <w:rPr>
                 <w:rFonts w:cstheme="minorHAnsi"/>
-              </w:rPr>
-            </w:pPr>
-            <w:r>
-              <w:rPr>
-                <w:rFonts w:cstheme="minorHAnsi"/>
+                <w:sz w:val="20"/>
+                <w:szCs w:val="20"/>
+              </w:rPr>
+            </w:pPr>
+            <w:r>
+              <w:rPr>
+                <w:rFonts w:cstheme="minorHAnsi"/>
+                <w:sz w:val="20"/>
+                <w:szCs w:val="20"/>
               </w:rPr>
               <w:t xml:space="preserve">Account No: </w:t>
             </w:r>
@@ -3981,23 +4230,33 @@
               <w:keepNext/>
               <w:rPr>
                 <w:rFonts w:cstheme="minorHAnsi"/>
-              </w:rPr>
-            </w:pPr>
-            <w:r>
-              <w:rPr>
-                <w:rFonts w:cstheme="minorHAnsi"/>
+                <w:sz w:val="20"/>
+                <w:szCs w:val="20"/>
+              </w:rPr>
+            </w:pPr>
+            <w:r>
+              <w:rPr>
+                <w:rFonts w:cstheme="minorHAnsi"/>
+                <w:sz w:val="20"/>
+                <w:szCs w:val="20"/>
               </w:rPr>
               <w:t>{</w:t>
             </w:r>
-            <w:r>
-              <w:rPr>
-                <w:rFonts w:cstheme="minorHAnsi"/>
+            <w:proofErr w:type="spellStart"/>
+            <w:r>
+              <w:rPr>
+                <w:rFonts w:cstheme="minorHAnsi"/>
+                <w:sz w:val="20"/>
+                <w:szCs w:val="20"/>
               </w:rPr>
               <w:t>acCode</w:t>
             </w:r>
-            <w:r>
-              <w:rPr>
-                <w:rFonts w:cstheme="minorHAnsi"/>
+            <w:proofErr w:type="spellEnd"/>
+            <w:r>
+              <w:rPr>
+                <w:rFonts w:cstheme="minorHAnsi"/>
+                <w:sz w:val="20"/>
+                <w:szCs w:val="20"/>
               </w:rPr>
               <w:t>}</w:t>
             </w:r>
@@ -4019,11 +4278,15 @@
               <w:keepNext/>
               <w:rPr>
                 <w:rFonts w:cstheme="minorHAnsi"/>
-              </w:rPr>
-            </w:pPr>
-            <w:r>
-              <w:rPr>
-                <w:rFonts w:cstheme="minorHAnsi"/>
+                <w:sz w:val="20"/>
+                <w:szCs w:val="20"/>
+              </w:rPr>
+            </w:pPr>
+            <w:r>
+              <w:rPr>
+                <w:rFonts w:cstheme="minorHAnsi"/>
+                <w:sz w:val="20"/>
+                <w:szCs w:val="20"/>
               </w:rPr>
               <w:t>IEC Code No:</w:t>
             </w:r>
@@ -4039,23 +4302,33 @@
               <w:keepNext/>
               <w:rPr>
                 <w:rFonts w:cstheme="minorHAnsi"/>
-              </w:rPr>
-            </w:pPr>
-            <w:r>
-              <w:rPr>
-                <w:rFonts w:cstheme="minorHAnsi"/>
+                <w:sz w:val="20"/>
+                <w:szCs w:val="20"/>
+              </w:rPr>
+            </w:pPr>
+            <w:r>
+              <w:rPr>
+                <w:rFonts w:cstheme="minorHAnsi"/>
+                <w:sz w:val="20"/>
+                <w:szCs w:val="20"/>
               </w:rPr>
               <w:t>{</w:t>
             </w:r>
-            <w:r>
-              <w:rPr>
-                <w:rFonts w:cstheme="minorHAnsi"/>
+            <w:proofErr w:type="spellStart"/>
+            <w:r>
+              <w:rPr>
+                <w:rFonts w:cstheme="minorHAnsi"/>
+                <w:sz w:val="20"/>
+                <w:szCs w:val="20"/>
               </w:rPr>
               <w:t>iec</w:t>
             </w:r>
-            <w:r>
-              <w:rPr>
-                <w:rFonts w:cstheme="minorHAnsi"/>
+            <w:proofErr w:type="spellEnd"/>
+            <w:r>
+              <w:rPr>
+                <w:rFonts w:cstheme="minorHAnsi"/>
+                <w:sz w:val="20"/>
+                <w:szCs w:val="20"/>
               </w:rPr>
               <w:t>}</w:t>
             </w:r>
@@ -5040,7 +5313,6 @@
   <w:style w:type="character" w:default="1" w:styleId="DefaultParagraphFont">
     <w:name w:val="Default Paragraph Font"/>
     <w:uiPriority w:val="1"/>
-    <w:semiHidden/>
     <w:unhideWhenUsed/>
   </w:style>
   <w:style w:type="table" w:default="1" w:styleId="TableNormal">

--- a/electron/database/generate-document/templates/custom-invoice.docx
+++ b/electron/database/generate-document/templates/custom-invoice.docx
@@ -689,15 +689,33 @@
                 <w:sz w:val="20"/>
                 <w:szCs w:val="20"/>
               </w:rPr>
-              <w:t>{#isUK}</w:t>
-            </w:r>
-            <w:r>
-              <w:rPr>
-                <w:rFonts w:cstheme="minorHAnsi"/>
-                <w:sz w:val="20"/>
-                <w:szCs w:val="20"/>
-              </w:rPr>
-              <w:t>TELE: {</w:t>
+              <w:t>{#</w:t>
+            </w:r>
+            <w:proofErr w:type="gramStart"/>
+            <w:r>
+              <w:rPr>
+                <w:rFonts w:cstheme="minorHAnsi"/>
+                <w:sz w:val="20"/>
+                <w:szCs w:val="20"/>
+              </w:rPr>
+              <w:t>isUK}</w:t>
+            </w:r>
+            <w:r>
+              <w:rPr>
+                <w:rFonts w:cstheme="minorHAnsi"/>
+                <w:sz w:val="20"/>
+                <w:szCs w:val="20"/>
+              </w:rPr>
+              <w:t>TELE</w:t>
+            </w:r>
+            <w:proofErr w:type="gramEnd"/>
+            <w:r>
+              <w:rPr>
+                <w:rFonts w:cstheme="minorHAnsi"/>
+                <w:sz w:val="20"/>
+                <w:szCs w:val="20"/>
+              </w:rPr>
+              <w:t>: {</w:t>
             </w:r>
             <w:proofErr w:type="spellStart"/>
             <w:r>
@@ -1889,6 +1907,7 @@
                     <w:t xml:space="preserve">Total </w:t>
                   </w:r>
                   <w:proofErr w:type="spellStart"/>
+                  <w:proofErr w:type="gramStart"/>
                   <w:r>
                     <w:rPr>
                       <w:rFonts w:cstheme="minorHAnsi"/>
@@ -1900,6 +1919,7 @@
                     <w:t>Sq.Mt</w:t>
                   </w:r>
                   <w:proofErr w:type="spellEnd"/>
+                  <w:proofErr w:type="gramEnd"/>
                 </w:p>
               </w:tc>
               <w:tc>
@@ -2230,7 +2250,34 @@
                       <w:sz w:val="18"/>
                       <w:szCs w:val="18"/>
                     </w:rPr>
-                    <w:t>{#CIItems}{#showThickness}</w:t>
+                    <w:t>{#</w:t>
+                  </w:r>
+                  <w:proofErr w:type="gramStart"/>
+                  <w:r>
+                    <w:rPr>
+                      <w:rFonts w:cstheme="minorHAnsi"/>
+                      <w:sz w:val="18"/>
+                      <w:szCs w:val="18"/>
+                    </w:rPr>
+                    <w:t>CIItems}{</w:t>
+                  </w:r>
+                  <w:proofErr w:type="gramEnd"/>
+                  <w:r>
+                    <w:rPr>
+                      <w:rFonts w:cstheme="minorHAnsi"/>
+                      <w:sz w:val="18"/>
+                      <w:szCs w:val="18"/>
+                    </w:rPr>
+                    <w:t>#</w:t>
+                  </w:r>
+                  <w:proofErr w:type="gramStart"/>
+                  <w:r>
+                    <w:rPr>
+                      <w:rFonts w:cstheme="minorHAnsi"/>
+                      <w:sz w:val="18"/>
+                      <w:szCs w:val="18"/>
+                    </w:rPr>
+                    <w:t>showThickness}</w:t>
                   </w:r>
                   <w:r>
                     <w:rPr>
@@ -2240,7 +2287,18 @@
                       <w:sz w:val="18"/>
                       <w:szCs w:val="18"/>
                     </w:rPr>
-                    <w:t>{thicknessDetail</w:t>
+                    <w:t>{</w:t>
+                  </w:r>
+                  <w:proofErr w:type="gramEnd"/>
+                  <w:r>
+                    <w:rPr>
+                      <w:rFonts w:cstheme="minorHAnsi"/>
+                      <w:b/>
+                      <w:bCs/>
+                      <w:sz w:val="18"/>
+                      <w:szCs w:val="18"/>
+                    </w:rPr>
+                    <w:t>thicknessDetail</w:t>
                   </w:r>
                   <w:r>
                     <w:rPr>
@@ -2494,7 +2552,25 @@
                       <w:sz w:val="18"/>
                       <w:szCs w:val="18"/>
                     </w:rPr>
-                    <w:t>{#invoices} {#isFirst}{fsc}{/isFirst}</w:t>
+                    <w:t>{#invoices} {#</w:t>
+                  </w:r>
+                  <w:proofErr w:type="gramStart"/>
+                  <w:r>
+                    <w:rPr>
+                      <w:rFonts w:cstheme="minorHAnsi"/>
+                      <w:sz w:val="18"/>
+                      <w:szCs w:val="18"/>
+                    </w:rPr>
+                    <w:t>isFirst}{</w:t>
+                  </w:r>
+                  <w:proofErr w:type="gramEnd"/>
+                  <w:r>
+                    <w:rPr>
+                      <w:rFonts w:cstheme="minorHAnsi"/>
+                      <w:sz w:val="18"/>
+                      <w:szCs w:val="18"/>
+                    </w:rPr>
+                    <w:t>fsc}{/isFirst}</w:t>
                   </w:r>
                 </w:p>
               </w:tc>
@@ -3016,6 +3092,7 @@
               <w:t>finalDestination</w:t>
             </w:r>
             <w:proofErr w:type="spellEnd"/>
+            <w:proofErr w:type="gramStart"/>
             <w:r>
               <w:rPr>
                 <w:rFonts w:cstheme="minorHAnsi"/>
@@ -3030,7 +3107,16 @@
                 <w:sz w:val="20"/>
                 <w:szCs w:val="20"/>
               </w:rPr>
-              <w:t xml:space="preserve">   </w:t>
+              <w:t xml:space="preserve">  </w:t>
+            </w:r>
+            <w:proofErr w:type="gramEnd"/>
+            <w:r>
+              <w:rPr>
+                <w:rFonts w:cstheme="minorHAnsi"/>
+                <w:sz w:val="20"/>
+                <w:szCs w:val="20"/>
+              </w:rPr>
+              <w:t xml:space="preserve"> </w:t>
             </w:r>
             <w:r>
               <w:rPr>
@@ -3185,6 +3271,7 @@
               </w:rPr>
               <w:t>{#</w:t>
             </w:r>
+            <w:proofErr w:type="gramStart"/>
             <w:r>
               <w:rPr>
                 <w:rFonts w:cstheme="minorHAnsi"/>
@@ -3201,6 +3288,7 @@
               </w:rPr>
               <w:t>}{</w:t>
             </w:r>
+            <w:proofErr w:type="gramEnd"/>
             <w:r>
               <w:rPr>
                 <w:rFonts w:cstheme="minorHAnsi"/>
@@ -3468,6 +3556,7 @@
                     <w:t xml:space="preserve">Total </w:t>
                   </w:r>
                   <w:proofErr w:type="spellStart"/>
+                  <w:proofErr w:type="gramStart"/>
                   <w:r>
                     <w:rPr>
                       <w:rFonts w:cstheme="minorHAnsi"/>
@@ -3477,6 +3566,7 @@
                     <w:t>Sq.Meter</w:t>
                   </w:r>
                   <w:proofErr w:type="spellEnd"/>
+                  <w:proofErr w:type="gramEnd"/>
                   <w:r>
                     <w:rPr>
                       <w:rFonts w:cstheme="minorHAnsi"/>
@@ -3625,7 +3715,25 @@
                       <w:sz w:val="20"/>
                       <w:szCs w:val="20"/>
                     </w:rPr>
-                    <w:t>Avg./Wt.(Kg)</w:t>
+                    <w:t>Avg./</w:t>
+                  </w:r>
+                  <w:proofErr w:type="gramStart"/>
+                  <w:r>
+                    <w:rPr>
+                      <w:rFonts w:cstheme="minorHAnsi"/>
+                      <w:sz w:val="20"/>
+                      <w:szCs w:val="20"/>
+                    </w:rPr>
+                    <w:t>Wt.(</w:t>
+                  </w:r>
+                  <w:proofErr w:type="gramEnd"/>
+                  <w:r>
+                    <w:rPr>
+                      <w:rFonts w:cstheme="minorHAnsi"/>
+                      <w:sz w:val="20"/>
+                      <w:szCs w:val="20"/>
+                    </w:rPr>
+                    <w:t>Kg)</w:t>
                   </w:r>
                 </w:p>
               </w:tc>
@@ -3708,6 +3816,7 @@
                     </w:rPr>
                     <w:t>{#</w:t>
                   </w:r>
+                  <w:proofErr w:type="gramStart"/>
                   <w:r>
                     <w:rPr>
                       <w:rFonts w:cstheme="minorHAnsi"/>
@@ -3724,6 +3833,7 @@
                     </w:rPr>
                     <w:t>}{</w:t>
                   </w:r>
+                  <w:proofErr w:type="gramEnd"/>
                   <w:r>
                     <w:rPr>
                       <w:rFonts w:cstheme="minorHAnsi"/>
@@ -4382,8 +4492,12 @@
       </w:pPr>
     </w:p>
     <w:sectPr>
-      <w:headerReference w:type="default" r:id="rId8"/>
-      <w:footerReference w:type="default" r:id="rId9"/>
+      <w:headerReference w:type="even" r:id="rId8"/>
+      <w:headerReference w:type="default" r:id="rId9"/>
+      <w:footerReference w:type="even" r:id="rId10"/>
+      <w:footerReference w:type="default" r:id="rId11"/>
+      <w:headerReference w:type="first" r:id="rId12"/>
+      <w:footerReference w:type="first" r:id="rId13"/>
       <w:pgSz w:w="12240" w:h="15840" w:code="1"/>
       <w:pgMar w:top="482" w:right="567" w:bottom="1701" w:left="567" w:header="113" w:footer="510" w:gutter="0"/>
       <w:pgBorders w:offsetFrom="page">
@@ -4429,61 +4543,64 @@
   <w:p>
     <w:pPr>
       <w:pStyle w:val="Footer"/>
-      <w:ind w:firstLine="720"/>
-      <w:rPr>
-        <w:b/>
-        <w:bCs/>
-      </w:rPr>
+    </w:pPr>
+  </w:p>
+</w:ftr>
+</file>
+
+<file path=word/footer2.xml><?xml version="1.0" encoding="utf-8"?>
+<w:ftr xmlns:wpc="http://schemas.microsoft.com/office/word/2010/wordprocessingCanvas" xmlns:cx="http://schemas.microsoft.com/office/drawing/2014/chartex" xmlns:cx1="http://schemas.microsoft.com/office/drawing/2015/9/8/chartex" xmlns:cx2="http://schemas.microsoft.com/office/drawing/2015/10/21/chartex" xmlns:cx3="http://schemas.microsoft.com/office/drawing/2016/5/9/chartex" xmlns:cx4="http://schemas.microsoft.com/office/drawing/2016/5/10/chartex" xmlns:cx5="http://schemas.microsoft.com/office/drawing/2016/5/11/chartex" xmlns:cx6="http://schemas.microsoft.com/office/drawing/2016/5/12/chartex" xmlns:cx7="http://schemas.microsoft.com/office/drawing/2016/5/13/chartex" xmlns:cx8="http://schemas.microsoft.com/office/drawing/2016/5/14/chartex" xmlns:mc="http://schemas.openxmlformats.org/markup-compatibility/2006" xmlns:aink="http://schemas.microsoft.com/office/drawing/2016/ink" xmlns:am3d="http://schemas.microsoft.com/office/drawing/2017/model3d" xmlns:o="urn:schemas-microsoft-com:office:office" xmlns:oel="http://schemas.microsoft.com/office/2019/extlst" xmlns:r="http://schemas.openxmlformats.org/officeDocument/2006/relationships" xmlns:m="http://schemas.openxmlformats.org/officeDocument/2006/math" xmlns:v="urn:schemas-microsoft-com:vml" xmlns:wp14="http://schemas.microsoft.com/office/word/2010/wordprocessingDrawing" xmlns:wp="http://schemas.openxmlformats.org/drawingml/2006/wordprocessingDrawing" xmlns:w10="urn:schemas-microsoft-com:office:word" xmlns:w="http://schemas.openxmlformats.org/wordprocessingml/2006/main" xmlns:w14="http://schemas.microsoft.com/office/word/2010/wordml" xmlns:w15="http://schemas.microsoft.com/office/word/2012/wordml" xmlns:w16cex="http://schemas.microsoft.com/office/word/2018/wordml/cex" xmlns:w16cid="http://schemas.microsoft.com/office/word/2016/wordml/cid" xmlns:w16="http://schemas.microsoft.com/office/word/2018/wordml" xmlns:w16du="http://schemas.microsoft.com/office/word/2023/wordml/word16du" xmlns:w16sdtdh="http://schemas.microsoft.com/office/word/2020/wordml/sdtdatahash" xmlns:w16sdtfl="http://schemas.microsoft.com/office/word/2024/wordml/sdtformatlock" xmlns:w16se="http://schemas.microsoft.com/office/word/2015/wordml/symex" xmlns:wpg="http://schemas.microsoft.com/office/word/2010/wordprocessingGroup" xmlns:wpi="http://schemas.microsoft.com/office/word/2010/wordprocessingInk" xmlns:wne="http://schemas.microsoft.com/office/word/2006/wordml" xmlns:wps="http://schemas.microsoft.com/office/word/2010/wordprocessingShape" mc:Ignorable="w14 w15 w16se w16cid w16 w16cex w16sdtdh w16sdtfl w16du wp14">
+  <w:p>
+    <w:pPr>
+      <w:pStyle w:val="Footer"/>
+      <w:ind w:left="720"/>
     </w:pPr>
     <w:r>
       <w:rPr>
-        <w:b/>
-        <w:bCs/>
         <w:noProof/>
       </w:rPr>
       <mc:AlternateContent>
         <mc:Choice Requires="wps">
           <w:drawing>
-            <wp:anchor distT="0" distB="0" distL="114300" distR="114300" simplePos="0" relativeHeight="251661312" behindDoc="0" locked="0" layoutInCell="1" allowOverlap="1" wp14:anchorId="5AB38635" wp14:editId="73588EEC">
+            <wp:anchor distT="4294967295" distB="4294967295" distL="114300" distR="114300" simplePos="0" relativeHeight="251658240" behindDoc="0" locked="0" layoutInCell="1" allowOverlap="1" wp14:anchorId="1A2E50F4" wp14:editId="737051A3">
               <wp:simplePos x="0" y="0"/>
               <wp:positionH relativeFrom="margin">
-                <wp:posOffset>4522198</wp:posOffset>
+                <wp:posOffset>4745355</wp:posOffset>
               </wp:positionH>
               <wp:positionV relativeFrom="paragraph">
-                <wp:posOffset>-561340</wp:posOffset>
+                <wp:posOffset>1269</wp:posOffset>
               </wp:positionV>
-              <wp:extent cx="2520043" cy="0"/>
+              <wp:extent cx="2305050" cy="0"/>
               <wp:effectExtent l="0" t="0" r="0" b="0"/>
               <wp:wrapNone/>
-              <wp:docPr id="874349672" name="Straight Connector 4"/>
-              <wp:cNvGraphicFramePr/>
+              <wp:docPr id="1176011756" name="Straight Connector 9"/>
+              <wp:cNvGraphicFramePr>
+                <a:graphicFrameLocks xmlns:a="http://schemas.openxmlformats.org/drawingml/2006/main"/>
+              </wp:cNvGraphicFramePr>
               <a:graphic xmlns:a="http://schemas.openxmlformats.org/drawingml/2006/main">
                 <a:graphicData uri="http://schemas.microsoft.com/office/word/2010/wordprocessingShape">
                   <wps:wsp>
-                    <wps:cNvCnPr/>
+                    <wps:cNvCnPr>
+                      <a:cxnSpLocks/>
+                    </wps:cNvCnPr>
                     <wps:spPr>
-                      <a:xfrm flipH="1">
+                      <a:xfrm>
                         <a:off x="0" y="0"/>
-                        <a:ext cx="2520043" cy="0"/>
+                        <a:ext cx="2305050" cy="0"/>
                       </a:xfrm>
                       <a:prstGeom prst="line">
                         <a:avLst/>
                       </a:prstGeom>
-                      <a:ln>
-                        <a:solidFill>
-                          <a:schemeClr val="tx1"/>
-                        </a:solidFill>
-                      </a:ln>
                     </wps:spPr>
                     <wps:style>
                       <a:lnRef idx="1">
-                        <a:schemeClr val="accent1"/>
+                        <a:schemeClr val="dk1"/>
                       </a:lnRef>
                       <a:fillRef idx="0">
-                        <a:schemeClr val="accent1"/>
+                        <a:schemeClr val="dk1"/>
                       </a:fillRef>
                       <a:effectRef idx="0">
-                        <a:schemeClr val="accent1"/>
+                        <a:schemeClr val="dk1"/>
                       </a:effectRef>
                       <a:fontRef idx="minor">
                         <a:schemeClr val="tx1"/>
@@ -4504,8 +4621,9 @@
         </mc:Choice>
         <mc:Fallback>
           <w:pict>
-            <v:line w14:anchorId="32F397C6" id="Straight Connector 4" o:spid="_x0000_s1026" style="position:absolute;flip:x;z-index:251661312;visibility:visible;mso-wrap-style:square;mso-width-percent:0;mso-height-percent:0;mso-wrap-distance-left:9pt;mso-wrap-distance-top:0;mso-wrap-distance-right:9pt;mso-wrap-distance-bottom:0;mso-position-horizontal:absolute;mso-position-horizontal-relative:margin;mso-position-vertical:absolute;mso-position-vertical-relative:text;mso-width-percent:0;mso-height-percent:0;mso-width-relative:margin;mso-height-relative:margin" from="356.1pt,-44.2pt" to="554.55pt,-44.2pt" o:gfxdata="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" strokecolor="black [3213]" strokeweight=".5pt">
+            <v:line w14:anchorId="3B85C156" id="Straight Connector 9" o:spid="_x0000_s1026" style="position:absolute;z-index:251658240;visibility:visible;mso-wrap-style:square;mso-width-percent:0;mso-height-percent:0;mso-wrap-distance-left:9pt;mso-wrap-distance-top:-3e-5mm;mso-wrap-distance-right:9pt;mso-wrap-distance-bottom:-3e-5mm;mso-position-horizontal:absolute;mso-position-horizontal-relative:margin;mso-position-vertical:absolute;mso-position-vertical-relative:text;mso-width-percent:0;mso-height-percent:0;mso-width-relative:margin;mso-height-relative:margin" from="373.65pt,.1pt" to="555.15pt,.1pt" o:gfxdata="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" strokecolor="black [3200]" strokeweight=".5pt">
               <v:stroke joinstyle="miter"/>
+              <o:lock v:ext="edit" shapetype="f"/>
               <w10:wrap anchorx="margin"/>
             </v:line>
           </w:pict>
@@ -4514,53 +4632,50 @@
     </w:r>
     <w:r>
       <w:rPr>
-        <w:b/>
-        <w:bCs/>
         <w:noProof/>
       </w:rPr>
       <mc:AlternateContent>
         <mc:Choice Requires="wps">
           <w:drawing>
-            <wp:anchor distT="0" distB="0" distL="114300" distR="114300" simplePos="0" relativeHeight="251659264" behindDoc="0" locked="0" layoutInCell="1" allowOverlap="1" wp14:anchorId="022B9BAB" wp14:editId="2E1B16F0">
+            <wp:anchor distT="0" distB="0" distL="114299" distR="114299" simplePos="0" relativeHeight="251658240" behindDoc="0" locked="0" layoutInCell="1" allowOverlap="1" wp14:anchorId="7DE45DB4" wp14:editId="1E5CCE06">
               <wp:simplePos x="0" y="0"/>
-              <wp:positionH relativeFrom="rightMargin">
-                <wp:posOffset>-2532530</wp:posOffset>
+              <wp:positionH relativeFrom="column">
+                <wp:posOffset>4749164</wp:posOffset>
               </wp:positionH>
               <wp:positionV relativeFrom="paragraph">
-                <wp:posOffset>-557978</wp:posOffset>
+                <wp:posOffset>1270</wp:posOffset>
               </wp:positionV>
-              <wp:extent cx="4482" cy="748552"/>
-              <wp:effectExtent l="0" t="0" r="33655" b="33020"/>
+              <wp:extent cx="0" cy="853440"/>
+              <wp:effectExtent l="0" t="0" r="38100" b="22860"/>
               <wp:wrapNone/>
-              <wp:docPr id="2115318239" name="Straight Connector 4"/>
-              <wp:cNvGraphicFramePr/>
+              <wp:docPr id="1357507954" name="Straight Connector 7"/>
+              <wp:cNvGraphicFramePr>
+                <a:graphicFrameLocks xmlns:a="http://schemas.openxmlformats.org/drawingml/2006/main"/>
+              </wp:cNvGraphicFramePr>
               <a:graphic xmlns:a="http://schemas.openxmlformats.org/drawingml/2006/main">
                 <a:graphicData uri="http://schemas.microsoft.com/office/word/2010/wordprocessingShape">
                   <wps:wsp>
-                    <wps:cNvCnPr/>
+                    <wps:cNvCnPr>
+                      <a:cxnSpLocks/>
+                    </wps:cNvCnPr>
                     <wps:spPr>
                       <a:xfrm>
                         <a:off x="0" y="0"/>
-                        <a:ext cx="4482" cy="748552"/>
+                        <a:ext cx="0" cy="853440"/>
                       </a:xfrm>
                       <a:prstGeom prst="line">
                         <a:avLst/>
                       </a:prstGeom>
-                      <a:ln>
-                        <a:solidFill>
-                          <a:schemeClr val="tx1"/>
-                        </a:solidFill>
-                      </a:ln>
                     </wps:spPr>
                     <wps:style>
                       <a:lnRef idx="1">
-                        <a:schemeClr val="accent1"/>
+                        <a:schemeClr val="dk1"/>
                       </a:lnRef>
                       <a:fillRef idx="0">
-                        <a:schemeClr val="accent1"/>
+                        <a:schemeClr val="dk1"/>
                       </a:fillRef>
                       <a:effectRef idx="0">
-                        <a:schemeClr val="accent1"/>
+                        <a:schemeClr val="dk1"/>
                       </a:effectRef>
                       <a:fontRef idx="minor">
                         <a:schemeClr val="tx1"/>
@@ -4570,90 +4685,238 @@
                   </wps:wsp>
                 </a:graphicData>
               </a:graphic>
+              <wp14:sizeRelH relativeFrom="page">
+                <wp14:pctWidth>0</wp14:pctWidth>
+              </wp14:sizeRelH>
+              <wp14:sizeRelV relativeFrom="page">
+                <wp14:pctHeight>0</wp14:pctHeight>
+              </wp14:sizeRelV>
             </wp:anchor>
           </w:drawing>
         </mc:Choice>
         <mc:Fallback>
           <w:pict>
-            <v:line w14:anchorId="542302A2" id="Straight Connector 4" o:spid="_x0000_s1026" style="position:absolute;z-index:251659264;visibility:visible;mso-wrap-style:square;mso-wrap-distance-left:9pt;mso-wrap-distance-top:0;mso-wrap-distance-right:9pt;mso-wrap-distance-bottom:0;mso-position-horizontal:absolute;mso-position-horizontal-relative:right-margin-area;mso-position-vertical:absolute;mso-position-vertical-relative:text" from="-199.4pt,-43.95pt" to="-199.05pt,15pt" o:gfxdata="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" strokecolor="black [3213]" strokeweight=".5pt">
+            <v:line w14:anchorId="7A0307E0" id="Straight Connector 7" o:spid="_x0000_s1026" style="position:absolute;z-index:251658240;visibility:visible;mso-wrap-style:square;mso-width-percent:0;mso-height-percent:0;mso-wrap-distance-left:3.17497mm;mso-wrap-distance-top:0;mso-wrap-distance-right:3.17497mm;mso-wrap-distance-bottom:0;mso-position-horizontal:absolute;mso-position-horizontal-relative:text;mso-position-vertical:absolute;mso-position-vertical-relative:text;mso-width-percent:0;mso-height-percent:0;mso-width-relative:page;mso-height-relative:page" from="373.95pt,.1pt" to="373.95pt,67.3pt" o:gfxdata="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" strokecolor="black [3200]" strokeweight=".5pt">
               <v:stroke joinstyle="miter"/>
-              <w10:wrap anchorx="margin"/>
+              <o:lock v:ext="edit" shapetype="f"/>
             </v:line>
           </w:pict>
         </mc:Fallback>
       </mc:AlternateContent>
     </w:r>
     <w:r>
+      <w:t xml:space="preserve">                                                                                                                                           Thanking You,</w:t>
+    </w:r>
+    <w:r>
+      <w:tab/>
+    </w:r>
+    <w:r>
+      <w:tab/>
+      <w:t xml:space="preserve">   </w:t>
+    </w:r>
+  </w:p>
+  <w:p>
+    <w:pPr>
+      <w:pStyle w:val="Footer"/>
+      <w:ind w:left="720"/>
+    </w:pPr>
+    <w:r>
       <w:rPr>
         <w:b/>
         <w:bCs/>
+        <w:spacing w:val="60"/>
       </w:rPr>
-      <w:fldChar w:fldCharType="begin"/>
+      <w:t xml:space="preserve">                                                               </w:t>
     </w:r>
     <w:r>
       <w:rPr>
         <w:b/>
         <w:bCs/>
+        <w:spacing w:val="60"/>
       </w:rPr>
-      <w:instrText xml:space="preserve"> PAGE   \* MERGEFORMAT </w:instrText>
+      <w:t>ALFA</w:t>
     </w:r>
     <w:r>
       <w:rPr>
         <w:b/>
         <w:bCs/>
+        <w:spacing w:val="60"/>
       </w:rPr>
-      <w:fldChar w:fldCharType="separate"/>
+      <w:t xml:space="preserve">  </w:t>
     </w:r>
     <w:r>
       <w:rPr>
         <w:b/>
         <w:bCs/>
-        <w:noProof/>
+        <w:spacing w:val="60"/>
       </w:rPr>
-      <w:t>1</w:t>
+      <w:t xml:space="preserve"> ICA</w:t>
     </w:r>
     <w:r>
       <w:rPr>
         <w:b/>
         <w:bCs/>
+        <w:spacing w:val="60"/>
+      </w:rPr>
+      <w:t xml:space="preserve"> </w:t>
+    </w:r>
+    <w:proofErr w:type="gramStart"/>
+    <w:r>
+      <w:rPr>
+        <w:b/>
+        <w:bCs/>
+        <w:spacing w:val="60"/>
+      </w:rPr>
+      <w:t xml:space="preserve"> </w:t>
+    </w:r>
+    <w:r>
+      <w:rPr>
+        <w:b/>
+        <w:bCs/>
+        <w:spacing w:val="60"/>
+      </w:rPr>
+      <w:t xml:space="preserve"> </w:t>
+    </w:r>
+    <w:r>
+      <w:rPr>
+        <w:b/>
+        <w:bCs/>
+        <w:spacing w:val="60"/>
+      </w:rPr>
+      <w:t xml:space="preserve"> </w:t>
+    </w:r>
+    <w:r>
+      <w:rPr>
+        <w:b/>
+        <w:bCs/>
+        <w:spacing w:val="60"/>
+      </w:rPr>
+      <w:t>(</w:t>
+    </w:r>
+    <w:proofErr w:type="gramEnd"/>
+    <w:r>
+      <w:rPr>
+        <w:b/>
+        <w:bCs/>
+        <w:spacing w:val="60"/>
+      </w:rPr>
+      <w:t>I)</w:t>
+    </w:r>
+    <w:r>
+      <w:rPr>
+        <w:b/>
+        <w:bCs/>
+        <w:spacing w:val="60"/>
+      </w:rPr>
+      <w:t xml:space="preserve"> </w:t>
+    </w:r>
+    <w:r>
+      <w:rPr>
+        <w:b/>
+        <w:bCs/>
+        <w:spacing w:val="60"/>
+      </w:rPr>
+      <w:t xml:space="preserve"> </w:t>
+    </w:r>
+    <w:r>
+      <w:rPr>
+        <w:b/>
+        <w:bCs/>
+        <w:spacing w:val="60"/>
+      </w:rPr>
+      <w:t xml:space="preserve"> </w:t>
+    </w:r>
+    <w:r>
+      <w:rPr>
+        <w:b/>
+        <w:bCs/>
+        <w:spacing w:val="60"/>
+      </w:rPr>
+      <w:t>LTD</w:t>
+    </w:r>
+  </w:p>
+  <w:p>
+    <w:pPr>
+      <w:pStyle w:val="Footer"/>
+      <w:tabs>
+        <w:tab w:val="clear" w:pos="4513"/>
+        <w:tab w:val="clear" w:pos="9026"/>
+        <w:tab w:val="left" w:pos="7548"/>
+      </w:tabs>
+      <w:ind w:left="2880"/>
+    </w:pPr>
+    <w:r>
+      <w:tab/>
+    </w:r>
+  </w:p>
+  <w:p>
+    <w:pPr>
+      <w:pStyle w:val="Footer"/>
+    </w:pPr>
+  </w:p>
+  <w:p>
+    <w:pPr>
+      <w:pStyle w:val="Footer"/>
+    </w:pPr>
+    <w:r>
+      <w:t xml:space="preserve"> Page | </w:t>
+    </w:r>
+    <w:r>
+      <w:fldChar w:fldCharType="begin"/>
+    </w:r>
+    <w:r>
+      <w:instrText xml:space="preserve"> PAGE   \* MERGEFORMAT </w:instrText>
+    </w:r>
+    <w:r>
+      <w:fldChar w:fldCharType="separate"/>
+    </w:r>
+    <w:r>
+      <w:rPr>
+        <w:noProof/>
+      </w:rPr>
+      <w:t>2</w:t>
+    </w:r>
+    <w:r>
+      <w:rPr>
         <w:noProof/>
       </w:rPr>
       <w:fldChar w:fldCharType="end"/>
     </w:r>
     <w:r>
       <w:rPr>
-        <w:b/>
-        <w:bCs/>
+        <w:noProof/>
       </w:rPr>
-      <w:t xml:space="preserve"> | </w:t>
+      <w:tab/>
     </w:r>
     <w:r>
       <w:rPr>
-        <w:b/>
-        <w:bCs/>
-        <w:color w:val="7F7F7F" w:themeColor="background1" w:themeShade="7F"/>
-        <w:spacing w:val="60"/>
+        <w:noProof/>
       </w:rPr>
-      <w:t>Page</w:t>
+      <w:tab/>
     </w:r>
     <w:r>
       <w:rPr>
-        <w:b/>
-        <w:bCs/>
-        <w:color w:val="7F7F7F" w:themeColor="background1" w:themeShade="7F"/>
-        <w:spacing w:val="60"/>
+        <w:noProof/>
       </w:rPr>
-      <w:t xml:space="preserve">                                                  </w:t>
+      <w:tab/>
+      <w:t xml:space="preserve">          DIRECTOR</w:t>
     </w:r>
     <w:r>
       <w:rPr>
-        <w:b/>
-        <w:bCs/>
-        <w:color w:val="7F7F7F" w:themeColor="background1" w:themeShade="7F"/>
-        <w:spacing w:val="60"/>
+        <w:noProof/>
       </w:rPr>
-      <w:t>DIRECTOR-ALFA ICA(I) LTD</w:t>
+      <w:tab/>
     </w:r>
+  </w:p>
+</w:ftr>
+</file>
+
+<file path=word/footer3.xml><?xml version="1.0" encoding="utf-8"?>
+<w:ftr xmlns:wpc="http://schemas.microsoft.com/office/word/2010/wordprocessingCanvas" xmlns:cx="http://schemas.microsoft.com/office/drawing/2014/chartex" xmlns:cx1="http://schemas.microsoft.com/office/drawing/2015/9/8/chartex" xmlns:cx2="http://schemas.microsoft.com/office/drawing/2015/10/21/chartex" xmlns:cx3="http://schemas.microsoft.com/office/drawing/2016/5/9/chartex" xmlns:cx4="http://schemas.microsoft.com/office/drawing/2016/5/10/chartex" xmlns:cx5="http://schemas.microsoft.com/office/drawing/2016/5/11/chartex" xmlns:cx6="http://schemas.microsoft.com/office/drawing/2016/5/12/chartex" xmlns:cx7="http://schemas.microsoft.com/office/drawing/2016/5/13/chartex" xmlns:cx8="http://schemas.microsoft.com/office/drawing/2016/5/14/chartex" xmlns:mc="http://schemas.openxmlformats.org/markup-compatibility/2006" xmlns:aink="http://schemas.microsoft.com/office/drawing/2016/ink" xmlns:am3d="http://schemas.microsoft.com/office/drawing/2017/model3d" xmlns:o="urn:schemas-microsoft-com:office:office" xmlns:oel="http://schemas.microsoft.com/office/2019/extlst" xmlns:r="http://schemas.openxmlformats.org/officeDocument/2006/relationships" xmlns:m="http://schemas.openxmlformats.org/officeDocument/2006/math" xmlns:v="urn:schemas-microsoft-com:vml" xmlns:wp14="http://schemas.microsoft.com/office/word/2010/wordprocessingDrawing" xmlns:wp="http://schemas.openxmlformats.org/drawingml/2006/wordprocessingDrawing" xmlns:w10="urn:schemas-microsoft-com:office:word" xmlns:w="http://schemas.openxmlformats.org/wordprocessingml/2006/main" xmlns:w14="http://schemas.microsoft.com/office/word/2010/wordml" xmlns:w15="http://schemas.microsoft.com/office/word/2012/wordml" xmlns:w16cex="http://schemas.microsoft.com/office/word/2018/wordml/cex" xmlns:w16cid="http://schemas.microsoft.com/office/word/2016/wordml/cid" xmlns:w16="http://schemas.microsoft.com/office/word/2018/wordml" xmlns:w16du="http://schemas.microsoft.com/office/word/2023/wordml/word16du" xmlns:w16sdtdh="http://schemas.microsoft.com/office/word/2020/wordml/sdtdatahash" xmlns:w16sdtfl="http://schemas.microsoft.com/office/word/2024/wordml/sdtformatlock" xmlns:w16se="http://schemas.microsoft.com/office/word/2015/wordml/symex" xmlns:wpg="http://schemas.microsoft.com/office/word/2010/wordprocessingGroup" xmlns:wpi="http://schemas.microsoft.com/office/word/2010/wordprocessingInk" xmlns:wne="http://schemas.microsoft.com/office/word/2006/wordml" xmlns:wps="http://schemas.microsoft.com/office/word/2010/wordprocessingShape" mc:Ignorable="w14 w15 w16se w16cid w16 w16cex w16sdtdh w16sdtfl w16du wp14">
+  <w:p>
+    <w:pPr>
+      <w:pStyle w:val="Footer"/>
+    </w:pPr>
   </w:p>
 </w:ftr>
 </file>
@@ -4688,6 +4951,16 @@
   <w:p>
     <w:pPr>
       <w:pStyle w:val="Header"/>
+    </w:pPr>
+  </w:p>
+</w:hdr>
+</file>
+
+<file path=word/header2.xml><?xml version="1.0" encoding="utf-8"?>
+<w:hdr xmlns:wpc="http://schemas.microsoft.com/office/word/2010/wordprocessingCanvas" xmlns:cx="http://schemas.microsoft.com/office/drawing/2014/chartex" xmlns:cx1="http://schemas.microsoft.com/office/drawing/2015/9/8/chartex" xmlns:cx2="http://schemas.microsoft.com/office/drawing/2015/10/21/chartex" xmlns:cx3="http://schemas.microsoft.com/office/drawing/2016/5/9/chartex" xmlns:cx4="http://schemas.microsoft.com/office/drawing/2016/5/10/chartex" xmlns:cx5="http://schemas.microsoft.com/office/drawing/2016/5/11/chartex" xmlns:cx6="http://schemas.microsoft.com/office/drawing/2016/5/12/chartex" xmlns:cx7="http://schemas.microsoft.com/office/drawing/2016/5/13/chartex" xmlns:cx8="http://schemas.microsoft.com/office/drawing/2016/5/14/chartex" xmlns:mc="http://schemas.openxmlformats.org/markup-compatibility/2006" xmlns:aink="http://schemas.microsoft.com/office/drawing/2016/ink" xmlns:am3d="http://schemas.microsoft.com/office/drawing/2017/model3d" xmlns:o="urn:schemas-microsoft-com:office:office" xmlns:oel="http://schemas.microsoft.com/office/2019/extlst" xmlns:r="http://schemas.openxmlformats.org/officeDocument/2006/relationships" xmlns:m="http://schemas.openxmlformats.org/officeDocument/2006/math" xmlns:v="urn:schemas-microsoft-com:vml" xmlns:wp14="http://schemas.microsoft.com/office/word/2010/wordprocessingDrawing" xmlns:wp="http://schemas.openxmlformats.org/drawingml/2006/wordprocessingDrawing" xmlns:w10="urn:schemas-microsoft-com:office:word" xmlns:w="http://schemas.openxmlformats.org/wordprocessingml/2006/main" xmlns:w14="http://schemas.microsoft.com/office/word/2010/wordml" xmlns:w15="http://schemas.microsoft.com/office/word/2012/wordml" xmlns:w16cex="http://schemas.microsoft.com/office/word/2018/wordml/cex" xmlns:w16cid="http://schemas.microsoft.com/office/word/2016/wordml/cid" xmlns:w16="http://schemas.microsoft.com/office/word/2018/wordml" xmlns:w16du="http://schemas.microsoft.com/office/word/2023/wordml/word16du" xmlns:w16sdtdh="http://schemas.microsoft.com/office/word/2020/wordml/sdtdatahash" xmlns:w16sdtfl="http://schemas.microsoft.com/office/word/2024/wordml/sdtformatlock" xmlns:w16se="http://schemas.microsoft.com/office/word/2015/wordml/symex" xmlns:wpg="http://schemas.microsoft.com/office/word/2010/wordprocessingGroup" xmlns:wpi="http://schemas.microsoft.com/office/word/2010/wordprocessingInk" xmlns:wne="http://schemas.microsoft.com/office/word/2006/wordml" xmlns:wps="http://schemas.microsoft.com/office/word/2010/wordprocessingShape" mc:Ignorable="w14 w15 w16se w16cid w16 w16cex w16sdtdh w16sdtfl w16du wp14">
+  <w:p>
+    <w:pPr>
+      <w:pStyle w:val="Header"/>
       <w:jc w:val="center"/>
       <w:rPr>
         <w:b/>
@@ -4705,6 +4978,16 @@
       </w:rPr>
       <w:t>INVOICE</w:t>
     </w:r>
+  </w:p>
+</w:hdr>
+</file>
+
+<file path=word/header3.xml><?xml version="1.0" encoding="utf-8"?>
+<w:hdr xmlns:wpc="http://schemas.microsoft.com/office/word/2010/wordprocessingCanvas" xmlns:cx="http://schemas.microsoft.com/office/drawing/2014/chartex" xmlns:cx1="http://schemas.microsoft.com/office/drawing/2015/9/8/chartex" xmlns:cx2="http://schemas.microsoft.com/office/drawing/2015/10/21/chartex" xmlns:cx3="http://schemas.microsoft.com/office/drawing/2016/5/9/chartex" xmlns:cx4="http://schemas.microsoft.com/office/drawing/2016/5/10/chartex" xmlns:cx5="http://schemas.microsoft.com/office/drawing/2016/5/11/chartex" xmlns:cx6="http://schemas.microsoft.com/office/drawing/2016/5/12/chartex" xmlns:cx7="http://schemas.microsoft.com/office/drawing/2016/5/13/chartex" xmlns:cx8="http://schemas.microsoft.com/office/drawing/2016/5/14/chartex" xmlns:mc="http://schemas.openxmlformats.org/markup-compatibility/2006" xmlns:aink="http://schemas.microsoft.com/office/drawing/2016/ink" xmlns:am3d="http://schemas.microsoft.com/office/drawing/2017/model3d" xmlns:o="urn:schemas-microsoft-com:office:office" xmlns:oel="http://schemas.microsoft.com/office/2019/extlst" xmlns:r="http://schemas.openxmlformats.org/officeDocument/2006/relationships" xmlns:m="http://schemas.openxmlformats.org/officeDocument/2006/math" xmlns:v="urn:schemas-microsoft-com:vml" xmlns:wp14="http://schemas.microsoft.com/office/word/2010/wordprocessingDrawing" xmlns:wp="http://schemas.openxmlformats.org/drawingml/2006/wordprocessingDrawing" xmlns:w10="urn:schemas-microsoft-com:office:word" xmlns:w="http://schemas.openxmlformats.org/wordprocessingml/2006/main" xmlns:w14="http://schemas.microsoft.com/office/word/2010/wordml" xmlns:w15="http://schemas.microsoft.com/office/word/2012/wordml" xmlns:w16cex="http://schemas.microsoft.com/office/word/2018/wordml/cex" xmlns:w16cid="http://schemas.microsoft.com/office/word/2016/wordml/cid" xmlns:w16="http://schemas.microsoft.com/office/word/2018/wordml" xmlns:w16du="http://schemas.microsoft.com/office/word/2023/wordml/word16du" xmlns:w16sdtdh="http://schemas.microsoft.com/office/word/2020/wordml/sdtdatahash" xmlns:w16sdtfl="http://schemas.microsoft.com/office/word/2024/wordml/sdtformatlock" xmlns:w16se="http://schemas.microsoft.com/office/word/2015/wordml/symex" xmlns:wpg="http://schemas.microsoft.com/office/word/2010/wordprocessingGroup" xmlns:wpi="http://schemas.microsoft.com/office/word/2010/wordprocessingInk" xmlns:wne="http://schemas.microsoft.com/office/word/2006/wordml" xmlns:wps="http://schemas.microsoft.com/office/word/2010/wordprocessingShape" mc:Ignorable="w14 w15 w16se w16cid w16 w16cex w16sdtdh w16sdtfl w16du wp14">
+  <w:p>
+    <w:pPr>
+      <w:pStyle w:val="Header"/>
+    </w:pPr>
   </w:p>
 </w:hdr>
 </file>
@@ -5313,6 +5596,7 @@
   <w:style w:type="character" w:default="1" w:styleId="DefaultParagraphFont">
     <w:name w:val="Default Paragraph Font"/>
     <w:uiPriority w:val="1"/>
+    <w:semiHidden/>
     <w:unhideWhenUsed/>
   </w:style>
   <w:style w:type="table" w:default="1" w:styleId="TableNormal">

--- a/electron/database/generate-document/templates/custom-invoice.docx
+++ b/electron/database/generate-document/templates/custom-invoice.docx
@@ -220,14 +220,12 @@
               </w:rPr>
               <w:t>{</w:t>
             </w:r>
-            <w:proofErr w:type="spellStart"/>
             <w:r>
               <w:rPr>
                 <w:rFonts w:cstheme="minorHAnsi"/>
               </w:rPr>
               <w:t>modifyInvNo</w:t>
             </w:r>
-            <w:proofErr w:type="spellEnd"/>
             <w:r>
               <w:rPr>
                 <w:rFonts w:cstheme="minorHAnsi"/>
@@ -269,14 +267,12 @@
               </w:rPr>
               <w:t>{</w:t>
             </w:r>
-            <w:proofErr w:type="spellStart"/>
             <w:r>
               <w:rPr>
                 <w:rFonts w:cstheme="minorHAnsi"/>
               </w:rPr>
               <w:t>invoiceDate</w:t>
             </w:r>
-            <w:proofErr w:type="spellEnd"/>
             <w:r>
               <w:rPr>
                 <w:rFonts w:cstheme="minorHAnsi"/>
@@ -340,14 +336,12 @@
               </w:rPr>
               <w:t>{</w:t>
             </w:r>
-            <w:proofErr w:type="spellStart"/>
             <w:r>
               <w:rPr>
                 <w:rFonts w:cstheme="minorHAnsi"/>
               </w:rPr>
               <w:t>buyersOrderNo</w:t>
             </w:r>
-            <w:proofErr w:type="spellEnd"/>
             <w:r>
               <w:rPr>
                 <w:rFonts w:cstheme="minorHAnsi"/>
@@ -390,14 +384,12 @@
               </w:rPr>
               <w:t>{</w:t>
             </w:r>
-            <w:proofErr w:type="spellStart"/>
             <w:r>
               <w:rPr>
                 <w:rFonts w:cstheme="minorHAnsi"/>
               </w:rPr>
               <w:t>orderDate</w:t>
             </w:r>
-            <w:proofErr w:type="spellEnd"/>
             <w:r>
               <w:rPr>
                 <w:rFonts w:cstheme="minorHAnsi"/>
@@ -454,7 +446,6 @@
               </w:rPr>
               <w:t>{</w:t>
             </w:r>
-            <w:proofErr w:type="spellStart"/>
             <w:r>
               <w:rPr>
                 <w:rFonts w:cstheme="minorHAnsi"/>
@@ -463,7 +454,6 @@
               </w:rPr>
               <w:t>consigneeCountry</w:t>
             </w:r>
-            <w:proofErr w:type="spellEnd"/>
             <w:r>
               <w:rPr>
                 <w:rFonts w:cstheme="minorHAnsi"/>
@@ -532,7 +522,6 @@
               </w:rPr>
               <w:t>{</w:t>
             </w:r>
-            <w:proofErr w:type="spellStart"/>
             <w:r>
               <w:rPr>
                 <w:rFonts w:cstheme="minorHAnsi"/>
@@ -541,7 +530,6 @@
               </w:rPr>
               <w:t>consigneeName</w:t>
             </w:r>
-            <w:proofErr w:type="spellEnd"/>
             <w:r>
               <w:rPr>
                 <w:rFonts w:cstheme="minorHAnsi"/>
@@ -567,7 +555,6 @@
               </w:rPr>
               <w:t>{</w:t>
             </w:r>
-            <w:proofErr w:type="spellStart"/>
             <w:r>
               <w:rPr>
                 <w:rFonts w:cstheme="minorHAnsi"/>
@@ -576,7 +563,6 @@
               </w:rPr>
               <w:t>consigneeAddress</w:t>
             </w:r>
-            <w:proofErr w:type="spellEnd"/>
             <w:r>
               <w:rPr>
                 <w:rFonts w:cstheme="minorHAnsi"/>
@@ -585,7 +571,6 @@
               </w:rPr>
               <w:t>} {</w:t>
             </w:r>
-            <w:proofErr w:type="spellStart"/>
             <w:r>
               <w:rPr>
                 <w:rFonts w:cstheme="minorHAnsi"/>
@@ -594,7 +579,6 @@
               </w:rPr>
               <w:t>consigneeCity</w:t>
             </w:r>
-            <w:proofErr w:type="spellEnd"/>
             <w:r>
               <w:rPr>
                 <w:rFonts w:cstheme="minorHAnsi"/>
@@ -603,7 +587,6 @@
               </w:rPr>
               <w:t>} {</w:t>
             </w:r>
-            <w:proofErr w:type="spellStart"/>
             <w:r>
               <w:rPr>
                 <w:rFonts w:cstheme="minorHAnsi"/>
@@ -612,7 +595,6 @@
               </w:rPr>
               <w:t>consigneeState</w:t>
             </w:r>
-            <w:proofErr w:type="spellEnd"/>
             <w:r>
               <w:rPr>
                 <w:rFonts w:cstheme="minorHAnsi"/>
@@ -638,7 +620,6 @@
               </w:rPr>
               <w:t>{</w:t>
             </w:r>
-            <w:proofErr w:type="spellStart"/>
             <w:r>
               <w:rPr>
                 <w:rFonts w:cstheme="minorHAnsi"/>
@@ -647,7 +628,6 @@
               </w:rPr>
               <w:t>consigneeCountry</w:t>
             </w:r>
-            <w:proofErr w:type="spellEnd"/>
             <w:r>
               <w:rPr>
                 <w:rFonts w:cstheme="minorHAnsi"/>
@@ -656,7 +636,6 @@
               </w:rPr>
               <w:t>} {</w:t>
             </w:r>
-            <w:proofErr w:type="spellStart"/>
             <w:r>
               <w:rPr>
                 <w:rFonts w:cstheme="minorHAnsi"/>
@@ -665,7 +644,6 @@
               </w:rPr>
               <w:t>consigneeZip</w:t>
             </w:r>
-            <w:proofErr w:type="spellEnd"/>
             <w:r>
               <w:rPr>
                 <w:rFonts w:cstheme="minorHAnsi"/>
@@ -717,7 +695,6 @@
               </w:rPr>
               <w:t>: {</w:t>
             </w:r>
-            <w:proofErr w:type="spellStart"/>
             <w:r>
               <w:rPr>
                 <w:rFonts w:cstheme="minorHAnsi"/>
@@ -726,7 +703,6 @@
               </w:rPr>
               <w:t>consigneePhone</w:t>
             </w:r>
-            <w:proofErr w:type="spellEnd"/>
             <w:r>
               <w:rPr>
                 <w:rFonts w:cstheme="minorHAnsi"/>
@@ -760,7 +736,6 @@
               </w:rPr>
               <w:t>: {</w:t>
             </w:r>
-            <w:proofErr w:type="spellStart"/>
             <w:r>
               <w:rPr>
                 <w:rFonts w:cstheme="minorHAnsi"/>
@@ -769,7 +744,6 @@
               </w:rPr>
               <w:t>consigneeEmail</w:t>
             </w:r>
-            <w:proofErr w:type="spellEnd"/>
             <w:r>
               <w:rPr>
                 <w:rFonts w:cstheme="minorHAnsi"/>
@@ -784,25 +758,7 @@
                 <w:sz w:val="20"/>
                 <w:szCs w:val="20"/>
               </w:rPr>
-              <w:t>{/</w:t>
-            </w:r>
-            <w:proofErr w:type="spellStart"/>
-            <w:r>
-              <w:rPr>
-                <w:rFonts w:cstheme="minorHAnsi"/>
-                <w:sz w:val="20"/>
-                <w:szCs w:val="20"/>
-              </w:rPr>
-              <w:t>isUK</w:t>
-            </w:r>
-            <w:proofErr w:type="spellEnd"/>
-            <w:r>
-              <w:rPr>
-                <w:rFonts w:cstheme="minorHAnsi"/>
-                <w:sz w:val="20"/>
-                <w:szCs w:val="20"/>
-              </w:rPr>
-              <w:t>}</w:t>
+              <w:t>{/isUK}</w:t>
             </w:r>
           </w:p>
         </w:tc>
@@ -848,7 +804,6 @@
               </w:rPr>
               <w:t>{</w:t>
             </w:r>
-            <w:proofErr w:type="spellStart"/>
             <w:r>
               <w:rPr>
                 <w:rFonts w:cstheme="minorHAnsi"/>
@@ -857,7 +812,6 @@
               </w:rPr>
               <w:t>buyerName</w:t>
             </w:r>
-            <w:proofErr w:type="spellEnd"/>
             <w:r>
               <w:rPr>
                 <w:rFonts w:cstheme="minorHAnsi"/>
@@ -883,7 +837,6 @@
               </w:rPr>
               <w:t>{</w:t>
             </w:r>
-            <w:proofErr w:type="spellStart"/>
             <w:r>
               <w:rPr>
                 <w:rFonts w:cstheme="minorHAnsi"/>
@@ -892,7 +845,6 @@
               </w:rPr>
               <w:t>buyerAddress</w:t>
             </w:r>
-            <w:proofErr w:type="spellEnd"/>
             <w:r>
               <w:rPr>
                 <w:rFonts w:cstheme="minorHAnsi"/>
@@ -901,7 +853,6 @@
               </w:rPr>
               <w:t>} {</w:t>
             </w:r>
-            <w:proofErr w:type="spellStart"/>
             <w:r>
               <w:rPr>
                 <w:rFonts w:cstheme="minorHAnsi"/>
@@ -910,7 +861,6 @@
               </w:rPr>
               <w:t>buyerCity</w:t>
             </w:r>
-            <w:proofErr w:type="spellEnd"/>
             <w:r>
               <w:rPr>
                 <w:rFonts w:cstheme="minorHAnsi"/>
@@ -919,7 +869,6 @@
               </w:rPr>
               <w:t>} {</w:t>
             </w:r>
-            <w:proofErr w:type="spellStart"/>
             <w:r>
               <w:rPr>
                 <w:rFonts w:cstheme="minorHAnsi"/>
@@ -928,7 +877,6 @@
               </w:rPr>
               <w:t>buyerState</w:t>
             </w:r>
-            <w:proofErr w:type="spellEnd"/>
             <w:r>
               <w:rPr>
                 <w:rFonts w:cstheme="minorHAnsi"/>
@@ -954,7 +902,6 @@
               </w:rPr>
               <w:t>{</w:t>
             </w:r>
-            <w:proofErr w:type="spellStart"/>
             <w:r>
               <w:rPr>
                 <w:rFonts w:cstheme="minorHAnsi"/>
@@ -963,7 +910,6 @@
               </w:rPr>
               <w:t>buyerCountry</w:t>
             </w:r>
-            <w:proofErr w:type="spellEnd"/>
             <w:r>
               <w:rPr>
                 <w:rFonts w:cstheme="minorHAnsi"/>
@@ -972,7 +918,6 @@
               </w:rPr>
               <w:t>} {</w:t>
             </w:r>
-            <w:proofErr w:type="spellStart"/>
             <w:r>
               <w:rPr>
                 <w:rFonts w:cstheme="minorHAnsi"/>
@@ -981,7 +926,6 @@
               </w:rPr>
               <w:t>buyerZip</w:t>
             </w:r>
-            <w:proofErr w:type="spellEnd"/>
             <w:r>
               <w:rPr>
                 <w:rFonts w:cstheme="minorHAnsi"/>
@@ -1054,7 +998,6 @@
               </w:rPr>
               <w:t>{</w:t>
             </w:r>
-            <w:proofErr w:type="spellStart"/>
             <w:r>
               <w:rPr>
                 <w:rFonts w:cstheme="minorHAnsi"/>
@@ -1063,7 +1006,6 @@
               </w:rPr>
               <w:t>originOfGoods</w:t>
             </w:r>
-            <w:proofErr w:type="spellEnd"/>
             <w:r>
               <w:rPr>
                 <w:rFonts w:cstheme="minorHAnsi"/>
@@ -1115,7 +1057,6 @@
               </w:rPr>
               <w:t>{</w:t>
             </w:r>
-            <w:proofErr w:type="spellStart"/>
             <w:r>
               <w:rPr>
                 <w:rFonts w:cstheme="minorHAnsi"/>
@@ -1124,7 +1065,6 @@
               </w:rPr>
               <w:t>finalDestination</w:t>
             </w:r>
-            <w:proofErr w:type="spellEnd"/>
             <w:r>
               <w:rPr>
                 <w:rFonts w:cstheme="minorHAnsi"/>
@@ -1201,7 +1141,6 @@
               </w:rPr>
               <w:t>{</w:t>
             </w:r>
-            <w:proofErr w:type="spellStart"/>
             <w:r>
               <w:rPr>
                 <w:rFonts w:cstheme="minorHAnsi"/>
@@ -1210,7 +1149,6 @@
               </w:rPr>
               <w:t>termOfDeliveryAndPayment</w:t>
             </w:r>
-            <w:proofErr w:type="spellEnd"/>
             <w:r>
               <w:rPr>
                 <w:rFonts w:cstheme="minorHAnsi"/>
@@ -1247,7 +1185,6 @@
                 <w:szCs w:val="20"/>
               </w:rPr>
             </w:pPr>
-            <w:proofErr w:type="spellStart"/>
             <w:r>
               <w:rPr>
                 <w:rFonts w:ascii="SansSerif" w:hAnsi="SansSerif" w:cs="SansSerif"/>
@@ -1255,17 +1192,7 @@
                 <w:sz w:val="20"/>
                 <w:szCs w:val="20"/>
               </w:rPr>
-              <w:t>Precarriage</w:t>
-            </w:r>
-            <w:proofErr w:type="spellEnd"/>
-            <w:r>
-              <w:rPr>
-                <w:rFonts w:ascii="SansSerif" w:hAnsi="SansSerif" w:cs="SansSerif"/>
-                <w:color w:val="000000"/>
-                <w:sz w:val="20"/>
-                <w:szCs w:val="20"/>
-              </w:rPr>
-              <w:t xml:space="preserve"> by:</w:t>
+              <w:t>Precarriage by:</w:t>
             </w:r>
           </w:p>
         </w:tc>
@@ -1320,7 +1247,6 @@
               </w:rPr>
               <w:t>{</w:t>
             </w:r>
-            <w:proofErr w:type="spellStart"/>
             <w:r>
               <w:rPr>
                 <w:rFonts w:ascii="SansSerif" w:hAnsi="SansSerif" w:cs="SansSerif"/>
@@ -1330,7 +1256,6 @@
               </w:rPr>
               <w:t>placeOfReceipt</w:t>
             </w:r>
-            <w:proofErr w:type="spellEnd"/>
             <w:r>
               <w:rPr>
                 <w:rFonts w:ascii="SansSerif" w:hAnsi="SansSerif" w:cs="SansSerif"/>
@@ -1465,7 +1390,6 @@
               </w:rPr>
               <w:t>{</w:t>
             </w:r>
-            <w:proofErr w:type="spellStart"/>
             <w:r>
               <w:rPr>
                 <w:rFonts w:ascii="SansSerif" w:hAnsi="SansSerif" w:cs="SansSerif"/>
@@ -1475,7 +1399,6 @@
               </w:rPr>
               <w:t>portOfLoading</w:t>
             </w:r>
-            <w:proofErr w:type="spellEnd"/>
             <w:r>
               <w:rPr>
                 <w:rFonts w:ascii="SansSerif" w:hAnsi="SansSerif" w:cs="SansSerif"/>
@@ -1561,7 +1484,6 @@
               </w:rPr>
               <w:t>{</w:t>
             </w:r>
-            <w:proofErr w:type="spellStart"/>
             <w:r>
               <w:rPr>
                 <w:rFonts w:ascii="SansSerif" w:hAnsi="SansSerif" w:cs="SansSerif"/>
@@ -1571,7 +1493,6 @@
               </w:rPr>
               <w:t>portOfDischarge</w:t>
             </w:r>
-            <w:proofErr w:type="spellEnd"/>
             <w:r>
               <w:rPr>
                 <w:rFonts w:ascii="SansSerif" w:hAnsi="SansSerif" w:cs="SansSerif"/>
@@ -1630,7 +1551,6 @@
               </w:rPr>
               <w:t>{</w:t>
             </w:r>
-            <w:proofErr w:type="spellStart"/>
             <w:r>
               <w:rPr>
                 <w:rFonts w:ascii="SansSerif" w:hAnsi="SansSerif" w:cs="SansSerif"/>
@@ -1640,7 +1560,6 @@
               </w:rPr>
               <w:t>finalDestination</w:t>
             </w:r>
-            <w:proofErr w:type="spellEnd"/>
             <w:r>
               <w:rPr>
                 <w:rFonts w:ascii="SansSerif" w:hAnsi="SansSerif" w:cs="SansSerif"/>
@@ -1710,7 +1629,6 @@
               </w:rPr>
               <w:t>{</w:t>
             </w:r>
-            <w:proofErr w:type="spellStart"/>
             <w:r>
               <w:rPr>
                 <w:rFonts w:cstheme="minorHAnsi"/>
@@ -1719,7 +1637,6 @@
               </w:rPr>
               <w:t>privateRemark</w:t>
             </w:r>
-            <w:proofErr w:type="spellEnd"/>
             <w:r>
               <w:rPr>
                 <w:rFonts w:cstheme="minorHAnsi"/>
@@ -1906,7 +1823,6 @@
                     </w:rPr>
                     <w:t xml:space="preserve">Total </w:t>
                   </w:r>
-                  <w:proofErr w:type="spellStart"/>
                   <w:proofErr w:type="gramStart"/>
                   <w:r>
                     <w:rPr>
@@ -1918,7 +1834,6 @@
                     </w:rPr>
                     <w:t>Sq.Mt</w:t>
                   </w:r>
-                  <w:proofErr w:type="spellEnd"/>
                   <w:proofErr w:type="gramEnd"/>
                 </w:p>
               </w:tc>
@@ -1979,29 +1894,7 @@
                       <w:sz w:val="20"/>
                       <w:szCs w:val="20"/>
                     </w:rPr>
-                    <w:t>{</w:t>
-                  </w:r>
-                  <w:proofErr w:type="spellStart"/>
-                  <w:r>
-                    <w:rPr>
-                      <w:rFonts w:cstheme="minorHAnsi"/>
-                      <w:b/>
-                      <w:bCs/>
-                      <w:sz w:val="20"/>
-                      <w:szCs w:val="20"/>
-                    </w:rPr>
-                    <w:t>currencyChar</w:t>
-                  </w:r>
-                  <w:proofErr w:type="spellEnd"/>
-                  <w:r>
-                    <w:rPr>
-                      <w:rFonts w:cstheme="minorHAnsi"/>
-                      <w:b/>
-                      <w:bCs/>
-                      <w:sz w:val="20"/>
-                      <w:szCs w:val="20"/>
-                    </w:rPr>
-                    <w:t>}</w:t>
+                    <w:t>{currencyChar}</w:t>
                   </w:r>
                 </w:p>
               </w:tc>
@@ -2056,29 +1949,7 @@
                       <w:sz w:val="20"/>
                       <w:szCs w:val="20"/>
                     </w:rPr>
-                    <w:t>{</w:t>
-                  </w:r>
-                  <w:proofErr w:type="spellStart"/>
-                  <w:r>
-                    <w:rPr>
-                      <w:rFonts w:cstheme="minorHAnsi"/>
-                      <w:b/>
-                      <w:bCs/>
-                      <w:sz w:val="20"/>
-                      <w:szCs w:val="20"/>
-                    </w:rPr>
-                    <w:t>currencyChar</w:t>
-                  </w:r>
-                  <w:proofErr w:type="spellEnd"/>
-                  <w:r>
-                    <w:rPr>
-                      <w:rFonts w:cstheme="minorHAnsi"/>
-                      <w:b/>
-                      <w:bCs/>
-                      <w:sz w:val="20"/>
-                      <w:szCs w:val="20"/>
-                    </w:rPr>
-                    <w:t>}</w:t>
+                    <w:t>{currencyChar}</w:t>
                   </w:r>
                 </w:p>
               </w:tc>
@@ -2152,7 +2023,6 @@
                     <w:pStyle w:val="NoSpacing"/>
                     <w:framePr w:hSpace="180" w:wrap="around" w:vAnchor="page" w:hAnchor="margin" w:y="481"/>
                     <w:spacing w:line="276" w:lineRule="auto"/>
-                    <w:jc w:val="center"/>
                     <w:rPr>
                       <w:rFonts w:cstheme="minorHAnsi"/>
                       <w:b/>
@@ -2172,7 +2042,6 @@
                     <w:pStyle w:val="NoSpacing"/>
                     <w:framePr w:hSpace="180" w:wrap="around" w:vAnchor="page" w:hAnchor="margin" w:y="481"/>
                     <w:spacing w:line="276" w:lineRule="auto"/>
-                    <w:jc w:val="center"/>
                     <w:rPr>
                       <w:rFonts w:cstheme="minorHAnsi"/>
                       <w:b/>
@@ -2319,7 +2188,6 @@
                     <w:pStyle w:val="NoSpacing"/>
                     <w:framePr w:hSpace="180" w:wrap="around" w:vAnchor="page" w:hAnchor="margin" w:y="481"/>
                     <w:spacing w:line="276" w:lineRule="auto"/>
-                    <w:jc w:val="center"/>
                     <w:rPr>
                       <w:rFonts w:cstheme="minorHAnsi"/>
                       <w:b/>
@@ -2339,7 +2207,6 @@
                     <w:pStyle w:val="NoSpacing"/>
                     <w:framePr w:hSpace="180" w:wrap="around" w:vAnchor="page" w:hAnchor="margin" w:y="481"/>
                     <w:spacing w:line="276" w:lineRule="auto"/>
-                    <w:jc w:val="center"/>
                     <w:rPr>
                       <w:rFonts w:cstheme="minorHAnsi"/>
                       <w:b/>
@@ -2453,6 +2320,90 @@
                     </w:rPr>
                     <w:t>As Per P/List</w:t>
                   </w:r>
+                  <w:r>
+                    <w:rPr>
+                      <w:rFonts w:cstheme="minorHAnsi"/>
+                      <w:sz w:val="18"/>
+                      <w:szCs w:val="18"/>
+                    </w:rPr>
+                    <w:t xml:space="preserve"> </w:t>
+                  </w:r>
+                  <w:r>
+                    <w:rPr>
+                      <w:rFonts w:cstheme="minorHAnsi"/>
+                      <w:sz w:val="18"/>
+                      <w:szCs w:val="18"/>
+                    </w:rPr>
+                    <w:t>{#</w:t>
+                  </w:r>
+                  <w:r>
+                    <w:rPr>
+                      <w:rFonts w:cstheme="minorHAnsi"/>
+                      <w:sz w:val="18"/>
+                      <w:szCs w:val="18"/>
+                    </w:rPr>
+                    <w:t>isAus</w:t>
+                  </w:r>
+                  <w:r>
+                    <w:rPr>
+                      <w:rFonts w:cstheme="minorHAnsi"/>
+                      <w:sz w:val="18"/>
+                      <w:szCs w:val="18"/>
+                    </w:rPr>
+                    <w:t>}</w:t>
+                  </w:r>
+                </w:p>
+                <w:p>
+                  <w:pPr>
+                    <w:pStyle w:val="NoSpacing"/>
+                    <w:framePr w:hSpace="180" w:wrap="around" w:vAnchor="page" w:hAnchor="margin" w:y="481"/>
+                    <w:jc w:val="center"/>
+                    <w:rPr>
+                      <w:rFonts w:cstheme="minorHAnsi"/>
+                      <w:sz w:val="18"/>
+                      <w:szCs w:val="18"/>
+                    </w:rPr>
+                  </w:pPr>
+                  <w:r>
+                    <w:rPr>
+                      <w:rFonts w:cstheme="minorHAnsi"/>
+                      <w:sz w:val="18"/>
+                      <w:szCs w:val="18"/>
+                    </w:rPr>
+                    <w:t>COMMISION-USD.{</w:t>
+                  </w:r>
+                  <w:r>
+                    <w:rPr>
+                      <w:rFonts w:cstheme="minorHAnsi"/>
+                      <w:sz w:val="18"/>
+                      <w:szCs w:val="18"/>
+                    </w:rPr>
+                    <w:t>commision</w:t>
+                  </w:r>
+                  <w:r>
+                    <w:rPr>
+                      <w:rFonts w:cstheme="minorHAnsi"/>
+                      <w:sz w:val="18"/>
+                      <w:szCs w:val="18"/>
+                    </w:rPr>
+                    <w:t>}{/</w:t>
+                  </w:r>
+                  <w:r>
+                    <w:rPr>
+                      <w:rFonts w:cstheme="minorHAnsi"/>
+                      <w:sz w:val="18"/>
+                      <w:szCs w:val="18"/>
+                    </w:rPr>
+                    <w:t>isAus</w:t>
+                  </w:r>
+                  <w:r>
+                    <w:rPr>
+                      <w:rFonts w:cstheme="minorHAnsi"/>
+                      <w:sz w:val="18"/>
+                      <w:szCs w:val="18"/>
+                    </w:rPr>
+                    <w:t>}</w:t>
+                  </w:r>
                 </w:p>
               </w:tc>
               <w:tc>
@@ -2622,25 +2573,7 @@
                       <w:sz w:val="18"/>
                       <w:szCs w:val="18"/>
                     </w:rPr>
-                    <w:t>{</w:t>
-                  </w:r>
-                  <w:proofErr w:type="spellStart"/>
-                  <w:r>
-                    <w:rPr>
-                      <w:rFonts w:cstheme="minorHAnsi"/>
-                      <w:sz w:val="18"/>
-                      <w:szCs w:val="18"/>
-                    </w:rPr>
-                    <w:t>totalSq</w:t>
-                  </w:r>
-                  <w:proofErr w:type="spellEnd"/>
-                  <w:r>
-                    <w:rPr>
-                      <w:rFonts w:cstheme="minorHAnsi"/>
-                      <w:sz w:val="18"/>
-                      <w:szCs w:val="18"/>
-                    </w:rPr>
-                    <w:t>}</w:t>
+                    <w:t>{totalSq}</w:t>
                   </w:r>
                 </w:p>
               </w:tc>
@@ -2691,25 +2624,7 @@
                       <w:sz w:val="18"/>
                       <w:szCs w:val="18"/>
                     </w:rPr>
-                    <w:t>{value} {/invoices} {/</w:t>
-                  </w:r>
-                  <w:proofErr w:type="spellStart"/>
-                  <w:r>
-                    <w:rPr>
-                      <w:rFonts w:cstheme="minorHAnsi"/>
-                      <w:sz w:val="18"/>
-                      <w:szCs w:val="18"/>
-                    </w:rPr>
-                    <w:t>CIItems</w:t>
-                  </w:r>
-                  <w:proofErr w:type="spellEnd"/>
-                  <w:r>
-                    <w:rPr>
-                      <w:rFonts w:cstheme="minorHAnsi"/>
-                      <w:sz w:val="18"/>
-                      <w:szCs w:val="18"/>
-                    </w:rPr>
-                    <w:t>}</w:t>
+                    <w:t>{value} {/invoices} {/CIItems}</w:t>
                   </w:r>
                 </w:p>
               </w:tc>
@@ -2755,14 +2670,12 @@
               </w:rPr>
               <w:t>{</w:t>
             </w:r>
-            <w:proofErr w:type="spellStart"/>
             <w:r>
               <w:rPr>
                 <w:rFonts w:cstheme="minorHAnsi"/>
               </w:rPr>
               <w:t>additionSumAmount</w:t>
             </w:r>
-            <w:proofErr w:type="spellEnd"/>
             <w:r>
               <w:rPr>
                 <w:rFonts w:cstheme="minorHAnsi"/>
@@ -3036,18 +2949,58 @@
                 <w:sz w:val="20"/>
                 <w:szCs w:val="20"/>
               </w:rPr>
+              <w:t>{deliveryTerms}</w:t>
+            </w:r>
+            <w:r>
+              <w:rPr>
+                <w:rFonts w:cstheme="minorHAnsi"/>
+                <w:sz w:val="20"/>
+                <w:szCs w:val="20"/>
+              </w:rPr>
+              <w:t xml:space="preserve"> {portOfDischarge} ({finalDestination</w:t>
+            </w:r>
+            <w:proofErr w:type="gramStart"/>
+            <w:r>
+              <w:rPr>
+                <w:rFonts w:cstheme="minorHAnsi"/>
+                <w:sz w:val="20"/>
+                <w:szCs w:val="20"/>
+              </w:rPr>
+              <w:t xml:space="preserve">}) </w:t>
+            </w:r>
+            <w:r>
+              <w:rPr>
+                <w:rFonts w:cstheme="minorHAnsi"/>
+                <w:sz w:val="20"/>
+                <w:szCs w:val="20"/>
+              </w:rPr>
+              <w:t xml:space="preserve">  </w:t>
+            </w:r>
+            <w:proofErr w:type="gramEnd"/>
+            <w:r>
+              <w:rPr>
+                <w:rFonts w:cstheme="minorHAnsi"/>
+                <w:sz w:val="20"/>
+                <w:szCs w:val="20"/>
+              </w:rPr>
+              <w:t xml:space="preserve"> </w:t>
+            </w:r>
+            <w:r>
+              <w:rPr>
+                <w:rFonts w:cstheme="minorHAnsi"/>
+                <w:sz w:val="20"/>
+                <w:szCs w:val="20"/>
+              </w:rPr>
               <w:t>{</w:t>
             </w:r>
-            <w:proofErr w:type="spellStart"/>
-            <w:r>
-              <w:rPr>
-                <w:rFonts w:cstheme="minorHAnsi"/>
-                <w:sz w:val="20"/>
-                <w:szCs w:val="20"/>
-              </w:rPr>
-              <w:t>deliveryTerms</w:t>
-            </w:r>
-            <w:proofErr w:type="spellEnd"/>
+            <w:r>
+              <w:rPr>
+                <w:rFonts w:cstheme="minorHAnsi"/>
+                <w:sz w:val="20"/>
+                <w:szCs w:val="20"/>
+              </w:rPr>
+              <w:t>currencyChar</w:t>
+            </w:r>
             <w:r>
               <w:rPr>
                 <w:rFonts w:cstheme="minorHAnsi"/>
@@ -3062,60 +3015,6 @@
                 <w:sz w:val="20"/>
                 <w:szCs w:val="20"/>
               </w:rPr>
-              <w:t xml:space="preserve"> {</w:t>
-            </w:r>
-            <w:proofErr w:type="spellStart"/>
-            <w:r>
-              <w:rPr>
-                <w:rFonts w:cstheme="minorHAnsi"/>
-                <w:sz w:val="20"/>
-                <w:szCs w:val="20"/>
-              </w:rPr>
-              <w:t>portOfDischarge</w:t>
-            </w:r>
-            <w:proofErr w:type="spellEnd"/>
-            <w:r>
-              <w:rPr>
-                <w:rFonts w:cstheme="minorHAnsi"/>
-                <w:sz w:val="20"/>
-                <w:szCs w:val="20"/>
-              </w:rPr>
-              <w:t>} ({</w:t>
-            </w:r>
-            <w:proofErr w:type="spellStart"/>
-            <w:r>
-              <w:rPr>
-                <w:rFonts w:cstheme="minorHAnsi"/>
-                <w:sz w:val="20"/>
-                <w:szCs w:val="20"/>
-              </w:rPr>
-              <w:t>finalDestination</w:t>
-            </w:r>
-            <w:proofErr w:type="spellEnd"/>
-            <w:proofErr w:type="gramStart"/>
-            <w:r>
-              <w:rPr>
-                <w:rFonts w:cstheme="minorHAnsi"/>
-                <w:sz w:val="20"/>
-                <w:szCs w:val="20"/>
-              </w:rPr>
-              <w:t xml:space="preserve">}) </w:t>
-            </w:r>
-            <w:r>
-              <w:rPr>
-                <w:rFonts w:cstheme="minorHAnsi"/>
-                <w:sz w:val="20"/>
-                <w:szCs w:val="20"/>
-              </w:rPr>
-              <w:t xml:space="preserve">  </w:t>
-            </w:r>
-            <w:proofErr w:type="gramEnd"/>
-            <w:r>
-              <w:rPr>
-                <w:rFonts w:cstheme="minorHAnsi"/>
-                <w:sz w:val="20"/>
-                <w:szCs w:val="20"/>
-              </w:rPr>
               <w:t xml:space="preserve"> </w:t>
             </w:r>
             <w:r>
@@ -3124,59 +3023,7 @@
                 <w:sz w:val="20"/>
                 <w:szCs w:val="20"/>
               </w:rPr>
-              <w:t>{</w:t>
-            </w:r>
-            <w:proofErr w:type="spellStart"/>
-            <w:r>
-              <w:rPr>
-                <w:rFonts w:cstheme="minorHAnsi"/>
-                <w:sz w:val="20"/>
-                <w:szCs w:val="20"/>
-              </w:rPr>
-              <w:t>currencyChar</w:t>
-            </w:r>
-            <w:proofErr w:type="spellEnd"/>
-            <w:r>
-              <w:rPr>
-                <w:rFonts w:cstheme="minorHAnsi"/>
-                <w:sz w:val="20"/>
-                <w:szCs w:val="20"/>
-              </w:rPr>
-              <w:t>}</w:t>
-            </w:r>
-            <w:r>
-              <w:rPr>
-                <w:rFonts w:cstheme="minorHAnsi"/>
-                <w:sz w:val="20"/>
-                <w:szCs w:val="20"/>
-              </w:rPr>
-              <w:t xml:space="preserve"> </w:t>
-            </w:r>
-            <w:r>
-              <w:rPr>
-                <w:rFonts w:cstheme="minorHAnsi"/>
-                <w:sz w:val="20"/>
-                <w:szCs w:val="20"/>
-              </w:rPr>
-              <w:t>{</w:t>
-            </w:r>
-            <w:proofErr w:type="spellStart"/>
-            <w:r>
-              <w:rPr>
-                <w:rFonts w:cstheme="minorHAnsi"/>
-                <w:sz w:val="20"/>
-                <w:szCs w:val="20"/>
-              </w:rPr>
-              <w:t>netAmountWords</w:t>
-            </w:r>
-            <w:proofErr w:type="spellEnd"/>
-            <w:r>
-              <w:rPr>
-                <w:rFonts w:cstheme="minorHAnsi"/>
-                <w:sz w:val="20"/>
-                <w:szCs w:val="20"/>
-              </w:rPr>
-              <w:t>}</w:t>
+              <w:t>{netAmountWords}</w:t>
             </w:r>
           </w:p>
         </w:tc>
@@ -3207,25 +3054,7 @@
                 <w:sz w:val="20"/>
                 <w:szCs w:val="20"/>
               </w:rPr>
-              <w:t>{</w:t>
-            </w:r>
-            <w:proofErr w:type="spellStart"/>
-            <w:r>
-              <w:rPr>
-                <w:rFonts w:cstheme="minorHAnsi"/>
-                <w:sz w:val="20"/>
-                <w:szCs w:val="20"/>
-              </w:rPr>
-              <w:t>netAmount</w:t>
-            </w:r>
-            <w:proofErr w:type="spellEnd"/>
-            <w:r>
-              <w:rPr>
-                <w:rFonts w:cstheme="minorHAnsi"/>
-                <w:sz w:val="20"/>
-                <w:szCs w:val="20"/>
-              </w:rPr>
-              <w:t>}</w:t>
+              <w:t>{netAmount}</w:t>
             </w:r>
           </w:p>
         </w:tc>
@@ -3323,7 +3152,6 @@
               </w:rPr>
               <w:t>{/</w:t>
             </w:r>
-            <w:proofErr w:type="spellStart"/>
             <w:r>
               <w:rPr>
                 <w:rFonts w:cstheme="minorHAnsi"/>
@@ -3332,7 +3160,6 @@
               </w:rPr>
               <w:t>bottomNotes</w:t>
             </w:r>
-            <w:proofErr w:type="spellEnd"/>
             <w:r>
               <w:rPr>
                 <w:rFonts w:cstheme="minorHAnsi"/>
@@ -3432,7 +3259,6 @@
                     </w:rPr>
                     <w:t>{</w:t>
                   </w:r>
-                  <w:proofErr w:type="spellStart"/>
                   <w:r>
                     <w:rPr>
                       <w:rFonts w:cstheme="minorHAnsi"/>
@@ -3441,7 +3267,6 @@
                     </w:rPr>
                     <w:t>totalQuantity</w:t>
                   </w:r>
-                  <w:proofErr w:type="spellEnd"/>
                   <w:r>
                     <w:rPr>
                       <w:rFonts w:cstheme="minorHAnsi"/>
@@ -3506,7 +3331,6 @@
                     </w:rPr>
                     <w:t>{</w:t>
                   </w:r>
-                  <w:proofErr w:type="spellStart"/>
                   <w:r>
                     <w:rPr>
                       <w:rFonts w:cstheme="minorHAnsi"/>
@@ -3515,7 +3339,6 @@
                     </w:rPr>
                     <w:t>totalBox</w:t>
                   </w:r>
-                  <w:proofErr w:type="spellEnd"/>
                   <w:r>
                     <w:rPr>
                       <w:rFonts w:cstheme="minorHAnsi"/>
@@ -3555,7 +3378,6 @@
                     </w:rPr>
                     <w:t xml:space="preserve">Total </w:t>
                   </w:r>
-                  <w:proofErr w:type="spellStart"/>
                   <w:proofErr w:type="gramStart"/>
                   <w:r>
                     <w:rPr>
@@ -3565,7 +3387,6 @@
                     </w:rPr>
                     <w:t>Sq.Meter</w:t>
                   </w:r>
-                  <w:proofErr w:type="spellEnd"/>
                   <w:proofErr w:type="gramEnd"/>
                   <w:r>
                     <w:rPr>
@@ -3600,7 +3421,6 @@
                     </w:rPr>
                     <w:t>{</w:t>
                   </w:r>
-                  <w:proofErr w:type="spellStart"/>
                   <w:r>
                     <w:rPr>
                       <w:rFonts w:cstheme="minorHAnsi"/>
@@ -3609,7 +3429,6 @@
                     </w:rPr>
                     <w:t>totalSqMt</w:t>
                   </w:r>
-                  <w:proofErr w:type="spellEnd"/>
                   <w:r>
                     <w:rPr>
                       <w:rFonts w:cstheme="minorHAnsi"/>
@@ -3875,7 +3694,6 @@
                     </w:rPr>
                     <w:t>{</w:t>
                   </w:r>
-                  <w:proofErr w:type="spellStart"/>
                   <w:r>
                     <w:rPr>
                       <w:rFonts w:cstheme="minorHAnsi"/>
@@ -3884,7 +3702,6 @@
                     </w:rPr>
                     <w:t>totalSqMtPerType</w:t>
                   </w:r>
-                  <w:proofErr w:type="spellEnd"/>
                   <w:r>
                     <w:rPr>
                       <w:rFonts w:cstheme="minorHAnsi"/>
@@ -3974,7 +3791,6 @@
                     </w:rPr>
                     <w:t>} MM{/</w:t>
                   </w:r>
-                  <w:proofErr w:type="spellStart"/>
                   <w:r>
                     <w:rPr>
                       <w:rFonts w:cstheme="minorHAnsi"/>
@@ -3983,7 +3799,6 @@
                     </w:rPr>
                     <w:t>containerSummary</w:t>
                   </w:r>
-                  <w:proofErr w:type="spellEnd"/>
                   <w:r>
                     <w:rPr>
                       <w:rFonts w:cstheme="minorHAnsi"/>
@@ -4108,25 +3923,7 @@
                 <w:sz w:val="20"/>
                 <w:szCs w:val="20"/>
               </w:rPr>
-              <w:t>{</w:t>
-            </w:r>
-            <w:proofErr w:type="spellStart"/>
-            <w:r>
-              <w:rPr>
-                <w:rFonts w:cstheme="minorHAnsi"/>
-                <w:sz w:val="20"/>
-                <w:szCs w:val="20"/>
-              </w:rPr>
-              <w:t>panNo</w:t>
-            </w:r>
-            <w:proofErr w:type="spellEnd"/>
-            <w:r>
-              <w:rPr>
-                <w:rFonts w:cstheme="minorHAnsi"/>
-                <w:sz w:val="20"/>
-                <w:szCs w:val="20"/>
-              </w:rPr>
-              <w:t>}</w:t>
+              <w:t>{panNo}</w:t>
             </w:r>
           </w:p>
         </w:tc>
@@ -4180,51 +3977,15 @@
                 <w:sz w:val="20"/>
                 <w:szCs w:val="20"/>
               </w:rPr>
-              <w:t>{</w:t>
-            </w:r>
-            <w:proofErr w:type="spellStart"/>
-            <w:r>
-              <w:rPr>
-                <w:rFonts w:cstheme="minorHAnsi"/>
-                <w:sz w:val="20"/>
-                <w:szCs w:val="20"/>
-              </w:rPr>
-              <w:t>bankName</w:t>
-            </w:r>
-            <w:proofErr w:type="spellEnd"/>
-            <w:r>
-              <w:rPr>
-                <w:rFonts w:cstheme="minorHAnsi"/>
-                <w:sz w:val="20"/>
-                <w:szCs w:val="20"/>
-              </w:rPr>
-              <w:t>}</w:t>
-            </w:r>
-            <w:r>
-              <w:rPr>
-                <w:rFonts w:cstheme="minorHAnsi"/>
-                <w:sz w:val="20"/>
-                <w:szCs w:val="20"/>
-              </w:rPr>
-              <w:t xml:space="preserve"> {</w:t>
-            </w:r>
-            <w:proofErr w:type="spellStart"/>
-            <w:r>
-              <w:rPr>
-                <w:rFonts w:cstheme="minorHAnsi"/>
-                <w:sz w:val="20"/>
-                <w:szCs w:val="20"/>
-              </w:rPr>
-              <w:t>bankBranch</w:t>
-            </w:r>
-            <w:proofErr w:type="spellEnd"/>
-            <w:r>
-              <w:rPr>
-                <w:rFonts w:cstheme="minorHAnsi"/>
-                <w:sz w:val="20"/>
-                <w:szCs w:val="20"/>
-              </w:rPr>
-              <w:t>}</w:t>
+              <w:t>{bankName}</w:t>
+            </w:r>
+            <w:r>
+              <w:rPr>
+                <w:rFonts w:cstheme="minorHAnsi"/>
+                <w:sz w:val="20"/>
+                <w:szCs w:val="20"/>
+              </w:rPr>
+              <w:t xml:space="preserve"> {bankBranch}</w:t>
             </w:r>
           </w:p>
         </w:tc>
@@ -4278,25 +4039,7 @@
                 <w:sz w:val="20"/>
                 <w:szCs w:val="20"/>
               </w:rPr>
-              <w:t>{</w:t>
-            </w:r>
-            <w:proofErr w:type="spellStart"/>
-            <w:r>
-              <w:rPr>
-                <w:rFonts w:cstheme="minorHAnsi"/>
-                <w:sz w:val="20"/>
-                <w:szCs w:val="20"/>
-              </w:rPr>
-              <w:t>adCode</w:t>
-            </w:r>
-            <w:proofErr w:type="spellEnd"/>
-            <w:r>
-              <w:rPr>
-                <w:rFonts w:cstheme="minorHAnsi"/>
-                <w:sz w:val="20"/>
-                <w:szCs w:val="20"/>
-              </w:rPr>
-              <w:t>}</w:t>
+              <w:t>{adCode}</w:t>
             </w:r>
           </w:p>
         </w:tc>
@@ -4350,25 +4093,7 @@
                 <w:sz w:val="20"/>
                 <w:szCs w:val="20"/>
               </w:rPr>
-              <w:t>{</w:t>
-            </w:r>
-            <w:proofErr w:type="spellStart"/>
-            <w:r>
-              <w:rPr>
-                <w:rFonts w:cstheme="minorHAnsi"/>
-                <w:sz w:val="20"/>
-                <w:szCs w:val="20"/>
-              </w:rPr>
-              <w:t>acCode</w:t>
-            </w:r>
-            <w:proofErr w:type="spellEnd"/>
-            <w:r>
-              <w:rPr>
-                <w:rFonts w:cstheme="minorHAnsi"/>
-                <w:sz w:val="20"/>
-                <w:szCs w:val="20"/>
-              </w:rPr>
-              <w:t>}</w:t>
+              <w:t>{acCode}</w:t>
             </w:r>
           </w:p>
         </w:tc>
@@ -4422,25 +4147,7 @@
                 <w:sz w:val="20"/>
                 <w:szCs w:val="20"/>
               </w:rPr>
-              <w:t>{</w:t>
-            </w:r>
-            <w:proofErr w:type="spellStart"/>
-            <w:r>
-              <w:rPr>
-                <w:rFonts w:cstheme="minorHAnsi"/>
-                <w:sz w:val="20"/>
-                <w:szCs w:val="20"/>
-              </w:rPr>
-              <w:t>iec</w:t>
-            </w:r>
-            <w:proofErr w:type="spellEnd"/>
-            <w:r>
-              <w:rPr>
-                <w:rFonts w:cstheme="minorHAnsi"/>
-                <w:sz w:val="20"/>
-                <w:szCs w:val="20"/>
-              </w:rPr>
-              <w:t>}</w:t>
+              <w:t>{iec}</w:t>
             </w:r>
           </w:p>
         </w:tc>
@@ -4562,7 +4269,7 @@
       <mc:AlternateContent>
         <mc:Choice Requires="wps">
           <w:drawing>
-            <wp:anchor distT="4294967295" distB="4294967295" distL="114300" distR="114300" simplePos="0" relativeHeight="251658240" behindDoc="0" locked="0" layoutInCell="1" allowOverlap="1" wp14:anchorId="1A2E50F4" wp14:editId="737051A3">
+            <wp:anchor distT="4294967295" distB="4294967295" distL="114300" distR="114300" simplePos="0" relativeHeight="251657216" behindDoc="0" locked="0" layoutInCell="1" allowOverlap="1" wp14:anchorId="1A2E50F4" wp14:editId="737051A3">
               <wp:simplePos x="0" y="0"/>
               <wp:positionH relativeFrom="margin">
                 <wp:posOffset>4745355</wp:posOffset>
@@ -5596,7 +5303,6 @@
   <w:style w:type="character" w:default="1" w:styleId="DefaultParagraphFont">
     <w:name w:val="Default Paragraph Font"/>
     <w:uiPriority w:val="1"/>
-    <w:semiHidden/>
     <w:unhideWhenUsed/>
   </w:style>
   <w:style w:type="table" w:default="1" w:styleId="TableNormal">

--- a/electron/database/generate-document/templates/custom-invoice.docx
+++ b/electron/database/generate-document/templates/custom-invoice.docx
@@ -220,12 +220,14 @@
               </w:rPr>
               <w:t>{</w:t>
             </w:r>
+            <w:proofErr w:type="spellStart"/>
             <w:r>
               <w:rPr>
                 <w:rFonts w:cstheme="minorHAnsi"/>
               </w:rPr>
               <w:t>modifyInvNo</w:t>
             </w:r>
+            <w:proofErr w:type="spellEnd"/>
             <w:r>
               <w:rPr>
                 <w:rFonts w:cstheme="minorHAnsi"/>
@@ -267,12 +269,14 @@
               </w:rPr>
               <w:t>{</w:t>
             </w:r>
+            <w:proofErr w:type="spellStart"/>
             <w:r>
               <w:rPr>
                 <w:rFonts w:cstheme="minorHAnsi"/>
               </w:rPr>
               <w:t>invoiceDate</w:t>
             </w:r>
+            <w:proofErr w:type="spellEnd"/>
             <w:r>
               <w:rPr>
                 <w:rFonts w:cstheme="minorHAnsi"/>
@@ -336,12 +340,14 @@
               </w:rPr>
               <w:t>{</w:t>
             </w:r>
+            <w:proofErr w:type="spellStart"/>
             <w:r>
               <w:rPr>
                 <w:rFonts w:cstheme="minorHAnsi"/>
               </w:rPr>
               <w:t>buyersOrderNo</w:t>
             </w:r>
+            <w:proofErr w:type="spellEnd"/>
             <w:r>
               <w:rPr>
                 <w:rFonts w:cstheme="minorHAnsi"/>
@@ -384,12 +390,14 @@
               </w:rPr>
               <w:t>{</w:t>
             </w:r>
+            <w:proofErr w:type="spellStart"/>
             <w:r>
               <w:rPr>
                 <w:rFonts w:cstheme="minorHAnsi"/>
               </w:rPr>
               <w:t>orderDate</w:t>
             </w:r>
+            <w:proofErr w:type="spellEnd"/>
             <w:r>
               <w:rPr>
                 <w:rFonts w:cstheme="minorHAnsi"/>
@@ -446,6 +454,7 @@
               </w:rPr>
               <w:t>{</w:t>
             </w:r>
+            <w:proofErr w:type="spellStart"/>
             <w:r>
               <w:rPr>
                 <w:rFonts w:cstheme="minorHAnsi"/>
@@ -454,6 +463,7 @@
               </w:rPr>
               <w:t>consigneeCountry</w:t>
             </w:r>
+            <w:proofErr w:type="spellEnd"/>
             <w:r>
               <w:rPr>
                 <w:rFonts w:cstheme="minorHAnsi"/>
@@ -522,6 +532,7 @@
               </w:rPr>
               <w:t>{</w:t>
             </w:r>
+            <w:proofErr w:type="spellStart"/>
             <w:r>
               <w:rPr>
                 <w:rFonts w:cstheme="minorHAnsi"/>
@@ -530,6 +541,7 @@
               </w:rPr>
               <w:t>consigneeName</w:t>
             </w:r>
+            <w:proofErr w:type="spellEnd"/>
             <w:r>
               <w:rPr>
                 <w:rFonts w:cstheme="minorHAnsi"/>
@@ -555,6 +567,7 @@
               </w:rPr>
               <w:t>{</w:t>
             </w:r>
+            <w:proofErr w:type="spellStart"/>
             <w:r>
               <w:rPr>
                 <w:rFonts w:cstheme="minorHAnsi"/>
@@ -563,6 +576,7 @@
               </w:rPr>
               <w:t>consigneeAddress</w:t>
             </w:r>
+            <w:proofErr w:type="spellEnd"/>
             <w:r>
               <w:rPr>
                 <w:rFonts w:cstheme="minorHAnsi"/>
@@ -571,6 +585,7 @@
               </w:rPr>
               <w:t>} {</w:t>
             </w:r>
+            <w:proofErr w:type="spellStart"/>
             <w:r>
               <w:rPr>
                 <w:rFonts w:cstheme="minorHAnsi"/>
@@ -579,6 +594,7 @@
               </w:rPr>
               <w:t>consigneeCity</w:t>
             </w:r>
+            <w:proofErr w:type="spellEnd"/>
             <w:r>
               <w:rPr>
                 <w:rFonts w:cstheme="minorHAnsi"/>
@@ -587,6 +603,7 @@
               </w:rPr>
               <w:t>} {</w:t>
             </w:r>
+            <w:proofErr w:type="spellStart"/>
             <w:r>
               <w:rPr>
                 <w:rFonts w:cstheme="minorHAnsi"/>
@@ -595,6 +612,7 @@
               </w:rPr>
               <w:t>consigneeState</w:t>
             </w:r>
+            <w:proofErr w:type="spellEnd"/>
             <w:r>
               <w:rPr>
                 <w:rFonts w:cstheme="minorHAnsi"/>
@@ -620,6 +638,7 @@
               </w:rPr>
               <w:t>{</w:t>
             </w:r>
+            <w:proofErr w:type="spellStart"/>
             <w:r>
               <w:rPr>
                 <w:rFonts w:cstheme="minorHAnsi"/>
@@ -628,6 +647,7 @@
               </w:rPr>
               <w:t>consigneeCountry</w:t>
             </w:r>
+            <w:proofErr w:type="spellEnd"/>
             <w:r>
               <w:rPr>
                 <w:rFonts w:cstheme="minorHAnsi"/>
@@ -636,6 +656,7 @@
               </w:rPr>
               <w:t>} {</w:t>
             </w:r>
+            <w:proofErr w:type="spellStart"/>
             <w:r>
               <w:rPr>
                 <w:rFonts w:cstheme="minorHAnsi"/>
@@ -644,6 +665,7 @@
               </w:rPr>
               <w:t>consigneeZip</w:t>
             </w:r>
+            <w:proofErr w:type="spellEnd"/>
             <w:r>
               <w:rPr>
                 <w:rFonts w:cstheme="minorHAnsi"/>
@@ -667,26 +689,51 @@
                 <w:sz w:val="20"/>
                 <w:szCs w:val="20"/>
               </w:rPr>
-              <w:t>{#</w:t>
-            </w:r>
-            <w:proofErr w:type="gramStart"/>
-            <w:r>
-              <w:rPr>
-                <w:rFonts w:cstheme="minorHAnsi"/>
-                <w:sz w:val="20"/>
-                <w:szCs w:val="20"/>
-              </w:rPr>
-              <w:t>isUK}</w:t>
-            </w:r>
-            <w:r>
-              <w:rPr>
-                <w:rFonts w:cstheme="minorHAnsi"/>
-                <w:sz w:val="20"/>
-                <w:szCs w:val="20"/>
-              </w:rPr>
-              <w:t>TELE</w:t>
-            </w:r>
-            <w:proofErr w:type="gramEnd"/>
+              <w:t>{#isUK}</w:t>
+            </w:r>
+            <w:r>
+              <w:rPr>
+                <w:rFonts w:cstheme="minorHAnsi"/>
+                <w:sz w:val="20"/>
+                <w:szCs w:val="20"/>
+              </w:rPr>
+              <w:t>TELE: {</w:t>
+            </w:r>
+            <w:proofErr w:type="spellStart"/>
+            <w:r>
+              <w:rPr>
+                <w:rFonts w:cstheme="minorHAnsi"/>
+                <w:sz w:val="20"/>
+                <w:szCs w:val="20"/>
+              </w:rPr>
+              <w:t>consigneePhone</w:t>
+            </w:r>
+            <w:proofErr w:type="spellEnd"/>
+            <w:r>
+              <w:rPr>
+                <w:rFonts w:cstheme="minorHAnsi"/>
+                <w:sz w:val="20"/>
+                <w:szCs w:val="20"/>
+              </w:rPr>
+              <w:t xml:space="preserve">} </w:t>
+            </w:r>
+          </w:p>
+          <w:p>
+            <w:pPr>
+              <w:rPr>
+                <w:rFonts w:cstheme="minorHAnsi"/>
+                <w:sz w:val="20"/>
+                <w:szCs w:val="20"/>
+              </w:rPr>
+            </w:pPr>
+            <w:r>
+              <w:rPr>
+                <w:rFonts w:cstheme="minorHAnsi"/>
+                <w:sz w:val="20"/>
+                <w:szCs w:val="20"/>
+              </w:rPr>
+              <w:t>EMAIL</w:t>
+            </w:r>
             <w:r>
               <w:rPr>
                 <w:rFonts w:cstheme="minorHAnsi"/>
@@ -695,47 +742,7 @@
               </w:rPr>
               <w:t>: {</w:t>
             </w:r>
-            <w:r>
-              <w:rPr>
-                <w:rFonts w:cstheme="minorHAnsi"/>
-                <w:sz w:val="20"/>
-                <w:szCs w:val="20"/>
-              </w:rPr>
-              <w:t>consigneePhone</w:t>
-            </w:r>
-            <w:r>
-              <w:rPr>
-                <w:rFonts w:cstheme="minorHAnsi"/>
-                <w:sz w:val="20"/>
-                <w:szCs w:val="20"/>
-              </w:rPr>
-              <w:t xml:space="preserve">} </w:t>
-            </w:r>
-          </w:p>
-          <w:p>
-            <w:pPr>
-              <w:rPr>
-                <w:rFonts w:cstheme="minorHAnsi"/>
-                <w:sz w:val="20"/>
-                <w:szCs w:val="20"/>
-              </w:rPr>
-            </w:pPr>
-            <w:r>
-              <w:rPr>
-                <w:rFonts w:cstheme="minorHAnsi"/>
-                <w:sz w:val="20"/>
-                <w:szCs w:val="20"/>
-              </w:rPr>
-              <w:t>EMAIL</w:t>
-            </w:r>
-            <w:r>
-              <w:rPr>
-                <w:rFonts w:cstheme="minorHAnsi"/>
-                <w:sz w:val="20"/>
-                <w:szCs w:val="20"/>
-              </w:rPr>
-              <w:t>: {</w:t>
-            </w:r>
+            <w:proofErr w:type="spellStart"/>
             <w:r>
               <w:rPr>
                 <w:rFonts w:cstheme="minorHAnsi"/>
@@ -744,6 +751,7 @@
               </w:rPr>
               <w:t>consigneeEmail</w:t>
             </w:r>
+            <w:proofErr w:type="spellEnd"/>
             <w:r>
               <w:rPr>
                 <w:rFonts w:cstheme="minorHAnsi"/>
@@ -758,7 +766,25 @@
                 <w:sz w:val="20"/>
                 <w:szCs w:val="20"/>
               </w:rPr>
-              <w:t>{/isUK}</w:t>
+              <w:t>{/</w:t>
+            </w:r>
+            <w:proofErr w:type="spellStart"/>
+            <w:r>
+              <w:rPr>
+                <w:rFonts w:cstheme="minorHAnsi"/>
+                <w:sz w:val="20"/>
+                <w:szCs w:val="20"/>
+              </w:rPr>
+              <w:t>isUK</w:t>
+            </w:r>
+            <w:proofErr w:type="spellEnd"/>
+            <w:r>
+              <w:rPr>
+                <w:rFonts w:cstheme="minorHAnsi"/>
+                <w:sz w:val="20"/>
+                <w:szCs w:val="20"/>
+              </w:rPr>
+              <w:t>}</w:t>
             </w:r>
           </w:p>
         </w:tc>
@@ -804,6 +830,7 @@
               </w:rPr>
               <w:t>{</w:t>
             </w:r>
+            <w:proofErr w:type="spellStart"/>
             <w:r>
               <w:rPr>
                 <w:rFonts w:cstheme="minorHAnsi"/>
@@ -812,6 +839,7 @@
               </w:rPr>
               <w:t>buyerName</w:t>
             </w:r>
+            <w:proofErr w:type="spellEnd"/>
             <w:r>
               <w:rPr>
                 <w:rFonts w:cstheme="minorHAnsi"/>
@@ -837,6 +865,7 @@
               </w:rPr>
               <w:t>{</w:t>
             </w:r>
+            <w:proofErr w:type="spellStart"/>
             <w:r>
               <w:rPr>
                 <w:rFonts w:cstheme="minorHAnsi"/>
@@ -845,6 +874,7 @@
               </w:rPr>
               <w:t>buyerAddress</w:t>
             </w:r>
+            <w:proofErr w:type="spellEnd"/>
             <w:r>
               <w:rPr>
                 <w:rFonts w:cstheme="minorHAnsi"/>
@@ -853,6 +883,7 @@
               </w:rPr>
               <w:t>} {</w:t>
             </w:r>
+            <w:proofErr w:type="spellStart"/>
             <w:r>
               <w:rPr>
                 <w:rFonts w:cstheme="minorHAnsi"/>
@@ -861,6 +892,7 @@
               </w:rPr>
               <w:t>buyerCity</w:t>
             </w:r>
+            <w:proofErr w:type="spellEnd"/>
             <w:r>
               <w:rPr>
                 <w:rFonts w:cstheme="minorHAnsi"/>
@@ -869,6 +901,7 @@
               </w:rPr>
               <w:t>} {</w:t>
             </w:r>
+            <w:proofErr w:type="spellStart"/>
             <w:r>
               <w:rPr>
                 <w:rFonts w:cstheme="minorHAnsi"/>
@@ -877,6 +910,7 @@
               </w:rPr>
               <w:t>buyerState</w:t>
             </w:r>
+            <w:proofErr w:type="spellEnd"/>
             <w:r>
               <w:rPr>
                 <w:rFonts w:cstheme="minorHAnsi"/>
@@ -902,6 +936,7 @@
               </w:rPr>
               <w:t>{</w:t>
             </w:r>
+            <w:proofErr w:type="spellStart"/>
             <w:r>
               <w:rPr>
                 <w:rFonts w:cstheme="minorHAnsi"/>
@@ -910,6 +945,7 @@
               </w:rPr>
               <w:t>buyerCountry</w:t>
             </w:r>
+            <w:proofErr w:type="spellEnd"/>
             <w:r>
               <w:rPr>
                 <w:rFonts w:cstheme="minorHAnsi"/>
@@ -918,6 +954,7 @@
               </w:rPr>
               <w:t>} {</w:t>
             </w:r>
+            <w:proofErr w:type="spellStart"/>
             <w:r>
               <w:rPr>
                 <w:rFonts w:cstheme="minorHAnsi"/>
@@ -926,6 +963,7 @@
               </w:rPr>
               <w:t>buyerZip</w:t>
             </w:r>
+            <w:proofErr w:type="spellEnd"/>
             <w:r>
               <w:rPr>
                 <w:rFonts w:cstheme="minorHAnsi"/>
@@ -998,6 +1036,7 @@
               </w:rPr>
               <w:t>{</w:t>
             </w:r>
+            <w:proofErr w:type="spellStart"/>
             <w:r>
               <w:rPr>
                 <w:rFonts w:cstheme="minorHAnsi"/>
@@ -1006,6 +1045,7 @@
               </w:rPr>
               <w:t>originOfGoods</w:t>
             </w:r>
+            <w:proofErr w:type="spellEnd"/>
             <w:r>
               <w:rPr>
                 <w:rFonts w:cstheme="minorHAnsi"/>
@@ -1057,6 +1097,7 @@
               </w:rPr>
               <w:t>{</w:t>
             </w:r>
+            <w:proofErr w:type="spellStart"/>
             <w:r>
               <w:rPr>
                 <w:rFonts w:cstheme="minorHAnsi"/>
@@ -1065,6 +1106,7 @@
               </w:rPr>
               <w:t>finalDestination</w:t>
             </w:r>
+            <w:proofErr w:type="spellEnd"/>
             <w:r>
               <w:rPr>
                 <w:rFonts w:cstheme="minorHAnsi"/>
@@ -1141,6 +1183,7 @@
               </w:rPr>
               <w:t>{</w:t>
             </w:r>
+            <w:proofErr w:type="spellStart"/>
             <w:r>
               <w:rPr>
                 <w:rFonts w:cstheme="minorHAnsi"/>
@@ -1149,6 +1192,7 @@
               </w:rPr>
               <w:t>termOfDeliveryAndPayment</w:t>
             </w:r>
+            <w:proofErr w:type="spellEnd"/>
             <w:r>
               <w:rPr>
                 <w:rFonts w:cstheme="minorHAnsi"/>
@@ -1185,6 +1229,7 @@
                 <w:szCs w:val="20"/>
               </w:rPr>
             </w:pPr>
+            <w:proofErr w:type="spellStart"/>
             <w:r>
               <w:rPr>
                 <w:rFonts w:ascii="SansSerif" w:hAnsi="SansSerif" w:cs="SansSerif"/>
@@ -1192,7 +1237,17 @@
                 <w:sz w:val="20"/>
                 <w:szCs w:val="20"/>
               </w:rPr>
-              <w:t>Precarriage by:</w:t>
+              <w:t>Precarriage</w:t>
+            </w:r>
+            <w:proofErr w:type="spellEnd"/>
+            <w:r>
+              <w:rPr>
+                <w:rFonts w:ascii="SansSerif" w:hAnsi="SansSerif" w:cs="SansSerif"/>
+                <w:color w:val="000000"/>
+                <w:sz w:val="20"/>
+                <w:szCs w:val="20"/>
+              </w:rPr>
+              <w:t xml:space="preserve"> by:</w:t>
             </w:r>
           </w:p>
         </w:tc>
@@ -1247,6 +1302,7 @@
               </w:rPr>
               <w:t>{</w:t>
             </w:r>
+            <w:proofErr w:type="spellStart"/>
             <w:r>
               <w:rPr>
                 <w:rFonts w:ascii="SansSerif" w:hAnsi="SansSerif" w:cs="SansSerif"/>
@@ -1256,6 +1312,7 @@
               </w:rPr>
               <w:t>placeOfReceipt</w:t>
             </w:r>
+            <w:proofErr w:type="spellEnd"/>
             <w:r>
               <w:rPr>
                 <w:rFonts w:ascii="SansSerif" w:hAnsi="SansSerif" w:cs="SansSerif"/>
@@ -1390,6 +1447,7 @@
               </w:rPr>
               <w:t>{</w:t>
             </w:r>
+            <w:proofErr w:type="spellStart"/>
             <w:r>
               <w:rPr>
                 <w:rFonts w:ascii="SansSerif" w:hAnsi="SansSerif" w:cs="SansSerif"/>
@@ -1399,6 +1457,7 @@
               </w:rPr>
               <w:t>portOfLoading</w:t>
             </w:r>
+            <w:proofErr w:type="spellEnd"/>
             <w:r>
               <w:rPr>
                 <w:rFonts w:ascii="SansSerif" w:hAnsi="SansSerif" w:cs="SansSerif"/>
@@ -1484,6 +1543,7 @@
               </w:rPr>
               <w:t>{</w:t>
             </w:r>
+            <w:proofErr w:type="spellStart"/>
             <w:r>
               <w:rPr>
                 <w:rFonts w:ascii="SansSerif" w:hAnsi="SansSerif" w:cs="SansSerif"/>
@@ -1493,6 +1553,7 @@
               </w:rPr>
               <w:t>portOfDischarge</w:t>
             </w:r>
+            <w:proofErr w:type="spellEnd"/>
             <w:r>
               <w:rPr>
                 <w:rFonts w:ascii="SansSerif" w:hAnsi="SansSerif" w:cs="SansSerif"/>
@@ -1551,6 +1612,7 @@
               </w:rPr>
               <w:t>{</w:t>
             </w:r>
+            <w:proofErr w:type="spellStart"/>
             <w:r>
               <w:rPr>
                 <w:rFonts w:ascii="SansSerif" w:hAnsi="SansSerif" w:cs="SansSerif"/>
@@ -1560,6 +1622,7 @@
               </w:rPr>
               <w:t>finalDestination</w:t>
             </w:r>
+            <w:proofErr w:type="spellEnd"/>
             <w:r>
               <w:rPr>
                 <w:rFonts w:ascii="SansSerif" w:hAnsi="SansSerif" w:cs="SansSerif"/>
@@ -1629,6 +1692,7 @@
               </w:rPr>
               <w:t>{</w:t>
             </w:r>
+            <w:proofErr w:type="spellStart"/>
             <w:r>
               <w:rPr>
                 <w:rFonts w:cstheme="minorHAnsi"/>
@@ -1637,6 +1701,7 @@
               </w:rPr>
               <w:t>privateRemark</w:t>
             </w:r>
+            <w:proofErr w:type="spellEnd"/>
             <w:r>
               <w:rPr>
                 <w:rFonts w:cstheme="minorHAnsi"/>
@@ -1664,7 +1729,7 @@
           <w:tbl>
             <w:tblPr>
               <w:tblStyle w:val="TableGrid"/>
-              <w:tblW w:w="0" w:type="auto"/>
+              <w:tblW w:w="11001" w:type="dxa"/>
               <w:tblInd w:w="1" w:type="dxa"/>
               <w:tblBorders>
                 <w:top w:val="none" w:sz="0" w:space="0" w:color="auto"/>
@@ -1677,20 +1742,20 @@
               <w:tblLook w:val="04A0" w:firstRow="1" w:lastRow="0" w:firstColumn="1" w:lastColumn="0" w:noHBand="0" w:noVBand="1"/>
             </w:tblPr>
             <w:tblGrid>
-              <w:gridCol w:w="2900"/>
-              <w:gridCol w:w="3620"/>
-              <w:gridCol w:w="992"/>
-              <w:gridCol w:w="1134"/>
-              <w:gridCol w:w="992"/>
-              <w:gridCol w:w="1241"/>
+              <w:gridCol w:w="2934"/>
+              <w:gridCol w:w="3668"/>
+              <w:gridCol w:w="1001"/>
+              <w:gridCol w:w="1144"/>
+              <w:gridCol w:w="1001"/>
+              <w:gridCol w:w="1253"/>
             </w:tblGrid>
             <w:tr>
               <w:trPr>
-                <w:trHeight w:val="114"/>
+                <w:trHeight w:val="118"/>
               </w:trPr>
               <w:tc>
                 <w:tcPr>
-                  <w:tcW w:w="2900" w:type="dxa"/>
+                  <w:tcW w:w="2934" w:type="dxa"/>
                   <w:tcBorders>
                     <w:right w:val="nil"/>
                   </w:tcBorders>
@@ -1733,7 +1798,7 @@
               </w:tc>
               <w:tc>
                 <w:tcPr>
-                  <w:tcW w:w="3620" w:type="dxa"/>
+                  <w:tcW w:w="3668" w:type="dxa"/>
                   <w:tcBorders>
                     <w:left w:val="nil"/>
                   </w:tcBorders>
@@ -1767,7 +1832,7 @@
               </w:tc>
               <w:tc>
                 <w:tcPr>
-                  <w:tcW w:w="992" w:type="dxa"/>
+                  <w:tcW w:w="1001" w:type="dxa"/>
                 </w:tcPr>
                 <w:p>
                   <w:pPr>
@@ -1797,7 +1862,7 @@
               </w:tc>
               <w:tc>
                 <w:tcPr>
-                  <w:tcW w:w="1134" w:type="dxa"/>
+                  <w:tcW w:w="1144" w:type="dxa"/>
                 </w:tcPr>
                 <w:p>
                   <w:pPr>
@@ -1823,7 +1888,7 @@
                     </w:rPr>
                     <w:t xml:space="preserve">Total </w:t>
                   </w:r>
-                  <w:proofErr w:type="gramStart"/>
+                  <w:proofErr w:type="spellStart"/>
                   <w:r>
                     <w:rPr>
                       <w:rFonts w:cstheme="minorHAnsi"/>
@@ -1834,12 +1899,12 @@
                     </w:rPr>
                     <w:t>Sq.Mt</w:t>
                   </w:r>
-                  <w:proofErr w:type="gramEnd"/>
+                  <w:proofErr w:type="spellEnd"/>
                 </w:p>
               </w:tc>
               <w:tc>
                 <w:tcPr>
-                  <w:tcW w:w="992" w:type="dxa"/>
+                  <w:tcW w:w="1001" w:type="dxa"/>
                 </w:tcPr>
                 <w:p>
                   <w:pPr>
@@ -1894,13 +1959,35 @@
                       <w:sz w:val="20"/>
                       <w:szCs w:val="20"/>
                     </w:rPr>
-                    <w:t>{currencyChar}</w:t>
+                    <w:t>{</w:t>
+                  </w:r>
+                  <w:proofErr w:type="spellStart"/>
+                  <w:r>
+                    <w:rPr>
+                      <w:rFonts w:cstheme="minorHAnsi"/>
+                      <w:b/>
+                      <w:bCs/>
+                      <w:sz w:val="20"/>
+                      <w:szCs w:val="20"/>
+                    </w:rPr>
+                    <w:t>currencyChar</w:t>
+                  </w:r>
+                  <w:proofErr w:type="spellEnd"/>
+                  <w:r>
+                    <w:rPr>
+                      <w:rFonts w:cstheme="minorHAnsi"/>
+                      <w:b/>
+                      <w:bCs/>
+                      <w:sz w:val="20"/>
+                      <w:szCs w:val="20"/>
+                    </w:rPr>
+                    <w:t>}</w:t>
                   </w:r>
                 </w:p>
               </w:tc>
               <w:tc>
                 <w:tcPr>
-                  <w:tcW w:w="1241" w:type="dxa"/>
+                  <w:tcW w:w="1253" w:type="dxa"/>
                 </w:tcPr>
                 <w:p>
                   <w:pPr>
@@ -1949,18 +2036,40 @@
                       <w:sz w:val="20"/>
                       <w:szCs w:val="20"/>
                     </w:rPr>
-                    <w:t>{currencyChar}</w:t>
+                    <w:t>{</w:t>
+                  </w:r>
+                  <w:proofErr w:type="spellStart"/>
+                  <w:r>
+                    <w:rPr>
+                      <w:rFonts w:cstheme="minorHAnsi"/>
+                      <w:b/>
+                      <w:bCs/>
+                      <w:sz w:val="20"/>
+                      <w:szCs w:val="20"/>
+                    </w:rPr>
+                    <w:t>currencyChar</w:t>
+                  </w:r>
+                  <w:proofErr w:type="spellEnd"/>
+                  <w:r>
+                    <w:rPr>
+                      <w:rFonts w:cstheme="minorHAnsi"/>
+                      <w:b/>
+                      <w:bCs/>
+                      <w:sz w:val="20"/>
+                      <w:szCs w:val="20"/>
+                    </w:rPr>
+                    <w:t>}</w:t>
                   </w:r>
                 </w:p>
               </w:tc>
             </w:tr>
             <w:tr>
               <w:trPr>
-                <w:trHeight w:val="114"/>
+                <w:trHeight w:val="225"/>
               </w:trPr>
               <w:tc>
                 <w:tcPr>
-                  <w:tcW w:w="2900" w:type="dxa"/>
+                  <w:tcW w:w="2934" w:type="dxa"/>
                   <w:tcBorders>
                     <w:right w:val="nil"/>
                   </w:tcBorders>
@@ -1992,7 +2101,7 @@
               </w:tc>
               <w:tc>
                 <w:tcPr>
-                  <w:tcW w:w="3620" w:type="dxa"/>
+                  <w:tcW w:w="3668" w:type="dxa"/>
                   <w:tcBorders>
                     <w:left w:val="nil"/>
                   </w:tcBorders>
@@ -2016,7 +2125,7 @@
               </w:tc>
               <w:tc>
                 <w:tcPr>
-                  <w:tcW w:w="992" w:type="dxa"/>
+                  <w:tcW w:w="1001" w:type="dxa"/>
                 </w:tcPr>
                 <w:p>
                   <w:pPr>
@@ -2035,7 +2144,7 @@
               </w:tc>
               <w:tc>
                 <w:tcPr>
-                  <w:tcW w:w="1134" w:type="dxa"/>
+                  <w:tcW w:w="1144" w:type="dxa"/>
                 </w:tcPr>
                 <w:p>
                   <w:pPr>
@@ -2054,7 +2163,7 @@
               </w:tc>
               <w:tc>
                 <w:tcPr>
-                  <w:tcW w:w="992" w:type="dxa"/>
+                  <w:tcW w:w="1001" w:type="dxa"/>
                 </w:tcPr>
                 <w:p>
                   <w:pPr>
@@ -2074,7 +2183,7 @@
               </w:tc>
               <w:tc>
                 <w:tcPr>
-                  <w:tcW w:w="1241" w:type="dxa"/>
+                  <w:tcW w:w="1253" w:type="dxa"/>
                 </w:tcPr>
                 <w:p>
                   <w:pPr>
@@ -2095,11 +2204,11 @@
             </w:tr>
             <w:tr>
               <w:trPr>
-                <w:trHeight w:val="114"/>
+                <w:trHeight w:val="118"/>
               </w:trPr>
               <w:tc>
                 <w:tcPr>
-                  <w:tcW w:w="6520" w:type="dxa"/>
+                  <w:tcW w:w="6602" w:type="dxa"/>
                   <w:gridSpan w:val="2"/>
                   <w:vAlign w:val="center"/>
                 </w:tcPr>
@@ -2119,34 +2228,7 @@
                       <w:sz w:val="18"/>
                       <w:szCs w:val="18"/>
                     </w:rPr>
-                    <w:t>{#</w:t>
-                  </w:r>
-                  <w:proofErr w:type="gramStart"/>
-                  <w:r>
-                    <w:rPr>
-                      <w:rFonts w:cstheme="minorHAnsi"/>
-                      <w:sz w:val="18"/>
-                      <w:szCs w:val="18"/>
-                    </w:rPr>
-                    <w:t>CIItems}{</w:t>
-                  </w:r>
-                  <w:proofErr w:type="gramEnd"/>
-                  <w:r>
-                    <w:rPr>
-                      <w:rFonts w:cstheme="minorHAnsi"/>
-                      <w:sz w:val="18"/>
-                      <w:szCs w:val="18"/>
-                    </w:rPr>
-                    <w:t>#</w:t>
-                  </w:r>
-                  <w:proofErr w:type="gramStart"/>
-                  <w:r>
-                    <w:rPr>
-                      <w:rFonts w:cstheme="minorHAnsi"/>
-                      <w:sz w:val="18"/>
-                      <w:szCs w:val="18"/>
-                    </w:rPr>
-                    <w:t>showThickness}</w:t>
+                    <w:t>{#CIItems}{#showThickness}</w:t>
                   </w:r>
                   <w:r>
                     <w:rPr>
@@ -2156,18 +2238,7 @@
                       <w:sz w:val="18"/>
                       <w:szCs w:val="18"/>
                     </w:rPr>
-                    <w:t>{</w:t>
-                  </w:r>
-                  <w:proofErr w:type="gramEnd"/>
-                  <w:r>
-                    <w:rPr>
-                      <w:rFonts w:cstheme="minorHAnsi"/>
-                      <w:b/>
-                      <w:bCs/>
-                      <w:sz w:val="18"/>
-                      <w:szCs w:val="18"/>
-                    </w:rPr>
-                    <w:t>thicknessDetail</w:t>
+                    <w:t>{thicknessDetail</w:t>
                   </w:r>
                   <w:r>
                     <w:rPr>
@@ -2181,7 +2252,7 @@
               </w:tc>
               <w:tc>
                 <w:tcPr>
-                  <w:tcW w:w="992" w:type="dxa"/>
+                  <w:tcW w:w="1001" w:type="dxa"/>
                 </w:tcPr>
                 <w:p>
                   <w:pPr>
@@ -2200,7 +2271,7 @@
               </w:tc>
               <w:tc>
                 <w:tcPr>
-                  <w:tcW w:w="1134" w:type="dxa"/>
+                  <w:tcW w:w="1144" w:type="dxa"/>
                 </w:tcPr>
                 <w:p>
                   <w:pPr>
@@ -2219,7 +2290,7 @@
               </w:tc>
               <w:tc>
                 <w:tcPr>
-                  <w:tcW w:w="992" w:type="dxa"/>
+                  <w:tcW w:w="1001" w:type="dxa"/>
                 </w:tcPr>
                 <w:p>
                   <w:pPr>
@@ -2239,7 +2310,7 @@
               </w:tc>
               <w:tc>
                 <w:tcPr>
-                  <w:tcW w:w="1241" w:type="dxa"/>
+                  <w:tcW w:w="1253" w:type="dxa"/>
                 </w:tcPr>
                 <w:p>
                   <w:pPr>
@@ -2264,7 +2335,7 @@
               </w:trPr>
               <w:tc>
                 <w:tcPr>
-                  <w:tcW w:w="2900" w:type="dxa"/>
+                  <w:tcW w:w="2934" w:type="dxa"/>
                   <w:tcBorders>
                     <w:bottom w:val="nil"/>
                     <w:right w:val="nil"/>
@@ -2294,7 +2365,7 @@
               </w:tc>
               <w:tc>
                 <w:tcPr>
-                  <w:tcW w:w="3620" w:type="dxa"/>
+                  <w:tcW w:w="3668" w:type="dxa"/>
                   <w:tcBorders>
                     <w:left w:val="nil"/>
                     <w:bottom w:val="nil"/>
@@ -2372,6 +2443,7 @@
                     </w:rPr>
                     <w:t>COMMISION-USD.{</w:t>
                   </w:r>
+                  <w:proofErr w:type="spellStart"/>
                   <w:r>
                     <w:rPr>
                       <w:rFonts w:cstheme="minorHAnsi"/>
@@ -2380,6 +2452,7 @@
                     </w:rPr>
                     <w:t>commision</w:t>
                   </w:r>
+                  <w:proofErr w:type="spellEnd"/>
                   <w:r>
                     <w:rPr>
                       <w:rFonts w:cstheme="minorHAnsi"/>
@@ -2388,6 +2461,7 @@
                     </w:rPr>
                     <w:t>}{/</w:t>
                   </w:r>
+                  <w:proofErr w:type="spellStart"/>
                   <w:r>
                     <w:rPr>
                       <w:rFonts w:cstheme="minorHAnsi"/>
@@ -2396,6 +2470,7 @@
                     </w:rPr>
                     <w:t>isAus</w:t>
                   </w:r>
+                  <w:proofErr w:type="spellEnd"/>
                   <w:r>
                     <w:rPr>
                       <w:rFonts w:cstheme="minorHAnsi"/>
@@ -2408,7 +2483,7 @@
               </w:tc>
               <w:tc>
                 <w:tcPr>
-                  <w:tcW w:w="992" w:type="dxa"/>
+                  <w:tcW w:w="1001" w:type="dxa"/>
                 </w:tcPr>
                 <w:p>
                   <w:pPr>
@@ -2425,7 +2500,7 @@
               </w:tc>
               <w:tc>
                 <w:tcPr>
-                  <w:tcW w:w="1134" w:type="dxa"/>
+                  <w:tcW w:w="1144" w:type="dxa"/>
                 </w:tcPr>
                 <w:p>
                   <w:pPr>
@@ -2442,7 +2517,7 @@
               </w:tc>
               <w:tc>
                 <w:tcPr>
-                  <w:tcW w:w="992" w:type="dxa"/>
+                  <w:tcW w:w="1001" w:type="dxa"/>
                 </w:tcPr>
                 <w:p>
                   <w:pPr>
@@ -2459,7 +2534,7 @@
               </w:tc>
               <w:tc>
                 <w:tcPr>
-                  <w:tcW w:w="1241" w:type="dxa"/>
+                  <w:tcW w:w="1253" w:type="dxa"/>
                 </w:tcPr>
                 <w:p>
                   <w:pPr>
@@ -2477,13 +2552,41 @@
             </w:tr>
             <w:tr>
               <w:trPr>
-                <w:trHeight w:val="255"/>
+                <w:trHeight w:val="69"/>
               </w:trPr>
               <w:tc>
                 <w:tcPr>
-                  <w:tcW w:w="6520" w:type="dxa"/>
+                  <w:tcW w:w="6602" w:type="dxa"/>
                   <w:gridSpan w:val="2"/>
+                  <w:tcBorders>
+                    <w:bottom w:val="nil"/>
+                  </w:tcBorders>
                   <w:vAlign w:val="center"/>
+                </w:tcPr>
+                <w:p>
+                  <w:pPr>
+                    <w:pStyle w:val="NoSpacing"/>
+                    <w:framePr w:hSpace="180" w:wrap="around" w:vAnchor="page" w:hAnchor="margin" w:y="481"/>
+                    <w:jc w:val="right"/>
+                    <w:rPr>
+                      <w:rFonts w:cstheme="minorHAnsi"/>
+                      <w:sz w:val="18"/>
+                      <w:szCs w:val="18"/>
+                    </w:rPr>
+                  </w:pPr>
+                  <w:r>
+                    <w:rPr>
+                      <w:rFonts w:cstheme="minorHAnsi"/>
+                      <w:sz w:val="18"/>
+                      <w:szCs w:val="18"/>
+                    </w:rPr>
+                    <w:t>{#invoices} {#isFirst}{fsc}{/isFirst}</w:t>
+                  </w:r>
+                </w:p>
+              </w:tc>
+              <w:tc>
+                <w:tcPr>
+                  <w:tcW w:w="1001" w:type="dxa"/>
                 </w:tcPr>
                 <w:p>
                   <w:pPr>
@@ -2503,37 +2606,19 @@
                       <w:sz w:val="18"/>
                       <w:szCs w:val="18"/>
                     </w:rPr>
-                    <w:t>{#invoices} {#</w:t>
-                  </w:r>
-                  <w:proofErr w:type="gramStart"/>
-                  <w:r>
-                    <w:rPr>
-                      <w:rFonts w:cstheme="minorHAnsi"/>
-                      <w:sz w:val="18"/>
-                      <w:szCs w:val="18"/>
-                    </w:rPr>
-                    <w:t>isFirst}{</w:t>
-                  </w:r>
-                  <w:proofErr w:type="gramEnd"/>
-                  <w:r>
-                    <w:rPr>
-                      <w:rFonts w:cstheme="minorHAnsi"/>
-                      <w:sz w:val="18"/>
-                      <w:szCs w:val="18"/>
-                    </w:rPr>
-                    <w:t>fsc}{/isFirst}</w:t>
+                    <w:t>{quantity}</w:t>
                   </w:r>
                 </w:p>
               </w:tc>
               <w:tc>
                 <w:tcPr>
-                  <w:tcW w:w="992" w:type="dxa"/>
+                  <w:tcW w:w="1144" w:type="dxa"/>
                 </w:tcPr>
                 <w:p>
                   <w:pPr>
                     <w:pStyle w:val="NoSpacing"/>
                     <w:framePr w:hSpace="180" w:wrap="around" w:vAnchor="page" w:hAnchor="margin" w:y="481"/>
-                    <w:ind w:right="-57"/>
+                    <w:spacing w:line="276" w:lineRule="auto"/>
                     <w:jc w:val="right"/>
                     <w:rPr>
                       <w:rFonts w:cstheme="minorHAnsi"/>
@@ -2547,19 +2632,37 @@
                       <w:sz w:val="18"/>
                       <w:szCs w:val="18"/>
                     </w:rPr>
-                    <w:t>{quantity}</w:t>
+                    <w:t>{</w:t>
+                  </w:r>
+                  <w:proofErr w:type="spellStart"/>
+                  <w:r>
+                    <w:rPr>
+                      <w:rFonts w:cstheme="minorHAnsi"/>
+                      <w:sz w:val="18"/>
+                      <w:szCs w:val="18"/>
+                    </w:rPr>
+                    <w:t>totalSq</w:t>
+                  </w:r>
+                  <w:proofErr w:type="spellEnd"/>
+                  <w:r>
+                    <w:rPr>
+                      <w:rFonts w:cstheme="minorHAnsi"/>
+                      <w:sz w:val="18"/>
+                      <w:szCs w:val="18"/>
+                    </w:rPr>
+                    <w:t>}</w:t>
                   </w:r>
                 </w:p>
               </w:tc>
               <w:tc>
                 <w:tcPr>
-                  <w:tcW w:w="1134" w:type="dxa"/>
+                  <w:tcW w:w="1001" w:type="dxa"/>
                 </w:tcPr>
                 <w:p>
                   <w:pPr>
                     <w:pStyle w:val="NoSpacing"/>
                     <w:framePr w:hSpace="180" w:wrap="around" w:vAnchor="page" w:hAnchor="margin" w:y="481"/>
-                    <w:ind w:right="-57"/>
+                    <w:spacing w:line="276" w:lineRule="auto"/>
                     <w:jc w:val="right"/>
                     <w:rPr>
                       <w:rFonts w:cstheme="minorHAnsi"/>
@@ -2573,19 +2676,19 @@
                       <w:sz w:val="18"/>
                       <w:szCs w:val="18"/>
                     </w:rPr>
-                    <w:t>{totalSq}</w:t>
+                    <w:t>{rate}</w:t>
                   </w:r>
                 </w:p>
               </w:tc>
               <w:tc>
                 <w:tcPr>
-                  <w:tcW w:w="992" w:type="dxa"/>
+                  <w:tcW w:w="1253" w:type="dxa"/>
                 </w:tcPr>
                 <w:p>
                   <w:pPr>
                     <w:pStyle w:val="NoSpacing"/>
                     <w:framePr w:hSpace="180" w:wrap="around" w:vAnchor="page" w:hAnchor="margin" w:y="481"/>
-                    <w:ind w:right="-57"/>
+                    <w:spacing w:line="276" w:lineRule="auto"/>
                     <w:jc w:val="right"/>
                     <w:rPr>
                       <w:rFonts w:cstheme="minorHAnsi"/>
@@ -2599,18 +2702,218 @@
                       <w:sz w:val="18"/>
                       <w:szCs w:val="18"/>
                     </w:rPr>
-                    <w:t>{rate}</w:t>
+                    <w:t>{value} {/invoices} {/</w:t>
+                  </w:r>
+                  <w:proofErr w:type="spellStart"/>
+                  <w:r>
+                    <w:rPr>
+                      <w:rFonts w:cstheme="minorHAnsi"/>
+                      <w:sz w:val="18"/>
+                      <w:szCs w:val="18"/>
+                    </w:rPr>
+                    <w:t>CIItems</w:t>
+                  </w:r>
+                  <w:proofErr w:type="spellEnd"/>
+                  <w:r>
+                    <w:rPr>
+                      <w:rFonts w:cstheme="minorHAnsi"/>
+                      <w:sz w:val="18"/>
+                      <w:szCs w:val="18"/>
+                    </w:rPr>
+                    <w:t>}</w:t>
                   </w:r>
                 </w:p>
               </w:tc>
+            </w:tr>
+            <w:tr>
+              <w:trPr>
+                <w:trHeight w:val="69"/>
+              </w:trPr>
               <w:tc>
                 <w:tcPr>
-                  <w:tcW w:w="1241" w:type="dxa"/>
+                  <w:tcW w:w="2934" w:type="dxa"/>
+                  <w:tcBorders>
+                    <w:bottom w:val="nil"/>
+                    <w:right w:val="nil"/>
+                  </w:tcBorders>
                 </w:tcPr>
                 <w:p>
                   <w:pPr>
                     <w:pStyle w:val="NoSpacing"/>
                     <w:framePr w:hSpace="180" w:wrap="around" w:vAnchor="page" w:hAnchor="margin" w:y="481"/>
+                    <w:spacing w:before="80"/>
+                    <w:rPr>
+                      <w:rFonts w:cstheme="minorHAnsi"/>
+                      <w:sz w:val="18"/>
+                      <w:szCs w:val="18"/>
+                    </w:rPr>
+                  </w:pPr>
+                  <w:r>
+                    <w:rPr>
+                      <w:rFonts w:cstheme="minorHAnsi"/>
+                      <w:sz w:val="18"/>
+                      <w:szCs w:val="18"/>
+                    </w:rPr>
+                    <w:t>{#</w:t>
+                  </w:r>
+                  <w:r>
+                    <w:rPr>
+                      <w:rFonts w:cstheme="minorHAnsi"/>
+                      <w:sz w:val="18"/>
+                      <w:szCs w:val="18"/>
+                    </w:rPr>
+                    <w:t>sampleBox</w:t>
+                  </w:r>
+                  <w:r>
+                    <w:rPr>
+                      <w:rFonts w:cstheme="minorHAnsi"/>
+                      <w:sz w:val="18"/>
+                      <w:szCs w:val="18"/>
+                    </w:rPr>
+                    <w:t>}</w:t>
+                  </w:r>
+                  <w:r>
+                    <w:rPr>
+                      <w:rFonts w:cstheme="minorHAnsi"/>
+                      <w:sz w:val="18"/>
+                      <w:szCs w:val="18"/>
+                    </w:rPr>
+                    <w:t xml:space="preserve"> </w:t>
+                  </w:r>
+                  <w:r>
+                    <w:rPr>
+                      <w:rFonts w:cstheme="minorHAnsi"/>
+                      <w:b/>
+                      <w:bCs/>
+                      <w:sz w:val="18"/>
+                      <w:szCs w:val="18"/>
+                    </w:rPr>
+                    <w:t>SAMPLE BOX</w:t>
+                  </w:r>
+                </w:p>
+              </w:tc>
+              <w:tc>
+                <w:tcPr>
+                  <w:tcW w:w="3668" w:type="dxa"/>
+                  <w:tcBorders>
+                    <w:left w:val="nil"/>
+                    <w:bottom w:val="nil"/>
+                  </w:tcBorders>
+                  <w:vAlign w:val="bottom"/>
+                </w:tcPr>
+                <w:p>
+                  <w:pPr>
+                    <w:pStyle w:val="NoSpacing"/>
+                    <w:framePr w:hSpace="180" w:wrap="around" w:vAnchor="page" w:hAnchor="margin" w:y="481"/>
+                    <w:spacing w:before="80"/>
+                    <w:jc w:val="center"/>
+                    <w:rPr>
+                      <w:rFonts w:cstheme="minorHAnsi"/>
+                      <w:sz w:val="18"/>
+                      <w:szCs w:val="18"/>
+                    </w:rPr>
+                  </w:pPr>
+                  <w:r>
+                    <w:rPr>
+                      <w:rFonts w:cstheme="minorHAnsi"/>
+                      <w:sz w:val="18"/>
+                      <w:szCs w:val="18"/>
+                    </w:rPr>
+                    <w:t>As Per P/List</w:t>
+                  </w:r>
+                </w:p>
+                <w:p>
+                  <w:pPr>
+                    <w:pStyle w:val="NoSpacing"/>
+                    <w:framePr w:hSpace="180" w:wrap="around" w:vAnchor="page" w:hAnchor="margin" w:y="481"/>
+                    <w:spacing w:before="40"/>
+                    <w:jc w:val="center"/>
+                    <w:rPr>
+                      <w:rFonts w:cstheme="minorHAnsi"/>
+                      <w:sz w:val="18"/>
+                      <w:szCs w:val="18"/>
+                    </w:rPr>
+                  </w:pPr>
+                  <w:r>
+                    <w:rPr>
+                      <w:rFonts w:cstheme="minorHAnsi"/>
+                      <w:sz w:val="18"/>
+                      <w:szCs w:val="18"/>
+                    </w:rPr>
+                    <w:t>{</w:t>
+                  </w:r>
+                  <w:proofErr w:type="spellStart"/>
+                  <w:r>
+                    <w:rPr>
+                      <w:rFonts w:cstheme="minorHAnsi"/>
+                      <w:sz w:val="18"/>
+                      <w:szCs w:val="18"/>
+                    </w:rPr>
+                    <w:t>designType</w:t>
+                  </w:r>
+                  <w:proofErr w:type="spellEnd"/>
+                  <w:r>
+                    <w:rPr>
+                      <w:rFonts w:cstheme="minorHAnsi"/>
+                      <w:sz w:val="18"/>
+                      <w:szCs w:val="18"/>
+                    </w:rPr>
+                    <w:t>}</w:t>
+                  </w:r>
+                  <w:r>
+                    <w:rPr>
+                      <w:rFonts w:cstheme="minorHAnsi"/>
+                      <w:sz w:val="18"/>
+                      <w:szCs w:val="18"/>
+                    </w:rPr>
+                    <w:t xml:space="preserve"> </w:t>
+                  </w:r>
+                  <w:r>
+                    <w:rPr>
+                      <w:rFonts w:cstheme="minorHAnsi"/>
+                      <w:sz w:val="18"/>
+                      <w:szCs w:val="18"/>
+                    </w:rPr>
+                    <w:t xml:space="preserve">- </w:t>
+                  </w:r>
+                  <w:r>
+                    <w:rPr>
+                      <w:rFonts w:cstheme="minorHAnsi"/>
+                      <w:sz w:val="18"/>
+                      <w:szCs w:val="18"/>
+                    </w:rPr>
+                    <w:t>{</w:t>
+                  </w:r>
+                  <w:proofErr w:type="spellStart"/>
+                  <w:r>
+                    <w:rPr>
+                      <w:rFonts w:cstheme="minorHAnsi"/>
+                      <w:sz w:val="18"/>
+                      <w:szCs w:val="18"/>
+                    </w:rPr>
+                    <w:t>finishType</w:t>
+                  </w:r>
+                  <w:proofErr w:type="spellEnd"/>
+                  <w:r>
+                    <w:rPr>
+                      <w:rFonts w:cstheme="minorHAnsi"/>
+                      <w:sz w:val="18"/>
+                      <w:szCs w:val="18"/>
+                    </w:rPr>
+                    <w:t>}</w:t>
+                  </w:r>
+                </w:p>
+              </w:tc>
+              <w:tc>
+                <w:tcPr>
+                  <w:tcW w:w="1001" w:type="dxa"/>
+                  <w:vAlign w:val="bottom"/>
+                </w:tcPr>
+                <w:p>
+                  <w:pPr>
+                    <w:pStyle w:val="NoSpacing"/>
+                    <w:framePr w:hSpace="180" w:wrap="around" w:vAnchor="page" w:hAnchor="margin" w:y="481"/>
+                    <w:spacing w:before="80" w:line="276" w:lineRule="auto"/>
                     <w:jc w:val="right"/>
                     <w:rPr>
                       <w:rFonts w:cstheme="minorHAnsi"/>
@@ -2624,7 +2927,122 @@
                       <w:sz w:val="18"/>
                       <w:szCs w:val="18"/>
                     </w:rPr>
-                    <w:t>{value} {/invoices} {/CIItems}</w:t>
+                    <w:t>0</w:t>
+                  </w:r>
+                </w:p>
+              </w:tc>
+              <w:tc>
+                <w:tcPr>
+                  <w:tcW w:w="1144" w:type="dxa"/>
+                  <w:vAlign w:val="bottom"/>
+                </w:tcPr>
+                <w:p>
+                  <w:pPr>
+                    <w:pStyle w:val="NoSpacing"/>
+                    <w:framePr w:hSpace="180" w:wrap="around" w:vAnchor="page" w:hAnchor="margin" w:y="481"/>
+                    <w:spacing w:before="80" w:line="276" w:lineRule="auto"/>
+                    <w:jc w:val="right"/>
+                    <w:rPr>
+                      <w:rFonts w:cstheme="minorHAnsi"/>
+                      <w:sz w:val="18"/>
+                      <w:szCs w:val="18"/>
+                    </w:rPr>
+                  </w:pPr>
+                  <w:r>
+                    <w:rPr>
+                      <w:rFonts w:cstheme="minorHAnsi"/>
+                      <w:sz w:val="18"/>
+                      <w:szCs w:val="18"/>
+                    </w:rPr>
+                    <w:t>0.0000</w:t>
+                  </w:r>
+                </w:p>
+              </w:tc>
+              <w:tc>
+                <w:tcPr>
+                  <w:tcW w:w="1001" w:type="dxa"/>
+                  <w:vAlign w:val="bottom"/>
+                </w:tcPr>
+                <w:p>
+                  <w:pPr>
+                    <w:pStyle w:val="NoSpacing"/>
+                    <w:framePr w:hSpace="180" w:wrap="around" w:vAnchor="page" w:hAnchor="margin" w:y="481"/>
+                    <w:spacing w:before="80" w:line="276" w:lineRule="auto"/>
+                    <w:jc w:val="right"/>
+                    <w:rPr>
+                      <w:rFonts w:cstheme="minorHAnsi"/>
+                      <w:sz w:val="18"/>
+                      <w:szCs w:val="18"/>
+                    </w:rPr>
+                  </w:pPr>
+                  <w:r>
+                    <w:rPr>
+                      <w:rFonts w:cstheme="minorHAnsi"/>
+                      <w:sz w:val="18"/>
+                      <w:szCs w:val="18"/>
+                    </w:rPr>
+                    <w:t>FREE</w:t>
+                  </w:r>
+                </w:p>
+              </w:tc>
+              <w:tc>
+                <w:tcPr>
+                  <w:tcW w:w="1253" w:type="dxa"/>
+                  <w:vAlign w:val="bottom"/>
+                </w:tcPr>
+                <w:p>
+                  <w:pPr>
+                    <w:pStyle w:val="NoSpacing"/>
+                    <w:framePr w:hSpace="180" w:wrap="around" w:vAnchor="page" w:hAnchor="margin" w:y="481"/>
+                    <w:spacing w:before="80" w:line="276" w:lineRule="auto"/>
+                    <w:jc w:val="right"/>
+                    <w:rPr>
+                      <w:rFonts w:cstheme="minorHAnsi"/>
+                      <w:sz w:val="18"/>
+                      <w:szCs w:val="18"/>
+                    </w:rPr>
+                  </w:pPr>
+                  <w:r>
+                    <w:rPr>
+                      <w:rFonts w:cstheme="minorHAnsi"/>
+                      <w:sz w:val="18"/>
+                      <w:szCs w:val="18"/>
+                    </w:rPr>
+                    <w:t>FREE</w:t>
+                  </w:r>
+                  <w:r>
+                    <w:rPr>
+                      <w:rFonts w:cstheme="minorHAnsi"/>
+                      <w:sz w:val="18"/>
+                      <w:szCs w:val="18"/>
+                    </w:rPr>
+                    <w:t>{</w:t>
+                  </w:r>
+                  <w:r>
+                    <w:rPr>
+                      <w:rFonts w:cstheme="minorHAnsi"/>
+                      <w:sz w:val="18"/>
+                      <w:szCs w:val="18"/>
+                    </w:rPr>
+                    <w:t>/</w:t>
+                  </w:r>
+                  <w:proofErr w:type="spellStart"/>
+                  <w:r>
+                    <w:rPr>
+                      <w:rFonts w:cstheme="minorHAnsi"/>
+                      <w:sz w:val="18"/>
+                      <w:szCs w:val="18"/>
+                    </w:rPr>
+                    <w:t>sampleBox</w:t>
+                  </w:r>
+                  <w:proofErr w:type="spellEnd"/>
+                  <w:r>
+                    <w:rPr>
+                      <w:rFonts w:cstheme="minorHAnsi"/>
+                      <w:sz w:val="18"/>
+                      <w:szCs w:val="18"/>
+                    </w:rPr>
+                    <w:t>}</w:t>
                   </w:r>
                 </w:p>
               </w:tc>
@@ -2670,12 +3088,14 @@
               </w:rPr>
               <w:t>{</w:t>
             </w:r>
+            <w:proofErr w:type="spellStart"/>
             <w:r>
               <w:rPr>
                 <w:rFonts w:cstheme="minorHAnsi"/>
               </w:rPr>
               <w:t>additionSumAmount</w:t>
             </w:r>
+            <w:proofErr w:type="spellEnd"/>
             <w:r>
               <w:rPr>
                 <w:rFonts w:cstheme="minorHAnsi"/>
@@ -2949,17 +3369,62 @@
                 <w:sz w:val="20"/>
                 <w:szCs w:val="20"/>
               </w:rPr>
-              <w:t>{deliveryTerms}</w:t>
-            </w:r>
-            <w:r>
-              <w:rPr>
-                <w:rFonts w:cstheme="minorHAnsi"/>
-                <w:sz w:val="20"/>
-                <w:szCs w:val="20"/>
-              </w:rPr>
-              <w:t xml:space="preserve"> {portOfDischarge} ({finalDestination</w:t>
-            </w:r>
-            <w:proofErr w:type="gramStart"/>
+              <w:t>{</w:t>
+            </w:r>
+            <w:proofErr w:type="spellStart"/>
+            <w:r>
+              <w:rPr>
+                <w:rFonts w:cstheme="minorHAnsi"/>
+                <w:sz w:val="20"/>
+                <w:szCs w:val="20"/>
+              </w:rPr>
+              <w:t>deliveryTerms</w:t>
+            </w:r>
+            <w:proofErr w:type="spellEnd"/>
+            <w:r>
+              <w:rPr>
+                <w:rFonts w:cstheme="minorHAnsi"/>
+                <w:sz w:val="20"/>
+                <w:szCs w:val="20"/>
+              </w:rPr>
+              <w:t>}</w:t>
+            </w:r>
+            <w:r>
+              <w:rPr>
+                <w:rFonts w:cstheme="minorHAnsi"/>
+                <w:sz w:val="20"/>
+                <w:szCs w:val="20"/>
+              </w:rPr>
+              <w:t xml:space="preserve"> {</w:t>
+            </w:r>
+            <w:proofErr w:type="spellStart"/>
+            <w:r>
+              <w:rPr>
+                <w:rFonts w:cstheme="minorHAnsi"/>
+                <w:sz w:val="20"/>
+                <w:szCs w:val="20"/>
+              </w:rPr>
+              <w:t>portOfDischarge</w:t>
+            </w:r>
+            <w:proofErr w:type="spellEnd"/>
+            <w:r>
+              <w:rPr>
+                <w:rFonts w:cstheme="minorHAnsi"/>
+                <w:sz w:val="20"/>
+                <w:szCs w:val="20"/>
+              </w:rPr>
+              <w:t>} ({</w:t>
+            </w:r>
+            <w:proofErr w:type="spellStart"/>
+            <w:r>
+              <w:rPr>
+                <w:rFonts w:cstheme="minorHAnsi"/>
+                <w:sz w:val="20"/>
+                <w:szCs w:val="20"/>
+              </w:rPr>
+              <w:t>finalDestination</w:t>
+            </w:r>
+            <w:proofErr w:type="spellEnd"/>
             <w:r>
               <w:rPr>
                 <w:rFonts w:cstheme="minorHAnsi"/>
@@ -2974,9 +3439,34 @@
                 <w:sz w:val="20"/>
                 <w:szCs w:val="20"/>
               </w:rPr>
-              <w:t xml:space="preserve">  </w:t>
-            </w:r>
-            <w:proofErr w:type="gramEnd"/>
+              <w:t xml:space="preserve">   </w:t>
+            </w:r>
+            <w:r>
+              <w:rPr>
+                <w:rFonts w:cstheme="minorHAnsi"/>
+                <w:sz w:val="20"/>
+                <w:szCs w:val="20"/>
+              </w:rPr>
+              <w:t>{</w:t>
+            </w:r>
+            <w:proofErr w:type="spellStart"/>
+            <w:r>
+              <w:rPr>
+                <w:rFonts w:cstheme="minorHAnsi"/>
+                <w:sz w:val="20"/>
+                <w:szCs w:val="20"/>
+              </w:rPr>
+              <w:t>currencyChar</w:t>
+            </w:r>
+            <w:proofErr w:type="spellEnd"/>
+            <w:r>
+              <w:rPr>
+                <w:rFonts w:cstheme="minorHAnsi"/>
+                <w:sz w:val="20"/>
+                <w:szCs w:val="20"/>
+              </w:rPr>
+              <w:t>}</w:t>
+            </w:r>
             <w:r>
               <w:rPr>
                 <w:rFonts w:cstheme="minorHAnsi"/>
@@ -2993,14 +3483,16 @@
               </w:rPr>
               <w:t>{</w:t>
             </w:r>
-            <w:r>
-              <w:rPr>
-                <w:rFonts w:cstheme="minorHAnsi"/>
-                <w:sz w:val="20"/>
-                <w:szCs w:val="20"/>
-              </w:rPr>
-              <w:t>currencyChar</w:t>
-            </w:r>
+            <w:proofErr w:type="spellStart"/>
+            <w:r>
+              <w:rPr>
+                <w:rFonts w:cstheme="minorHAnsi"/>
+                <w:sz w:val="20"/>
+                <w:szCs w:val="20"/>
+              </w:rPr>
+              <w:t>netAmountWords</w:t>
+            </w:r>
+            <w:proofErr w:type="spellEnd"/>
             <w:r>
               <w:rPr>
                 <w:rFonts w:cstheme="minorHAnsi"/>
@@ -3008,22 +3500,6 @@
                 <w:szCs w:val="20"/>
               </w:rPr>
               <w:t>}</w:t>
-            </w:r>
-            <w:r>
-              <w:rPr>
-                <w:rFonts w:cstheme="minorHAnsi"/>
-                <w:sz w:val="20"/>
-                <w:szCs w:val="20"/>
-              </w:rPr>
-              <w:t xml:space="preserve"> </w:t>
-            </w:r>
-            <w:r>
-              <w:rPr>
-                <w:rFonts w:cstheme="minorHAnsi"/>
-                <w:sz w:val="20"/>
-                <w:szCs w:val="20"/>
-              </w:rPr>
-              <w:t>{netAmountWords}</w:t>
             </w:r>
           </w:p>
         </w:tc>
@@ -3054,7 +3530,25 @@
                 <w:sz w:val="20"/>
                 <w:szCs w:val="20"/>
               </w:rPr>
-              <w:t>{netAmount}</w:t>
+              <w:t>{</w:t>
+            </w:r>
+            <w:proofErr w:type="spellStart"/>
+            <w:r>
+              <w:rPr>
+                <w:rFonts w:cstheme="minorHAnsi"/>
+                <w:sz w:val="20"/>
+                <w:szCs w:val="20"/>
+              </w:rPr>
+              <w:t>netAmount</w:t>
+            </w:r>
+            <w:proofErr w:type="spellEnd"/>
+            <w:r>
+              <w:rPr>
+                <w:rFonts w:cstheme="minorHAnsi"/>
+                <w:sz w:val="20"/>
+                <w:szCs w:val="20"/>
+              </w:rPr>
+              <w:t>}</w:t>
             </w:r>
           </w:p>
         </w:tc>
@@ -3100,7 +3594,6 @@
               </w:rPr>
               <w:t>{#</w:t>
             </w:r>
-            <w:proofErr w:type="gramStart"/>
             <w:r>
               <w:rPr>
                 <w:rFonts w:cstheme="minorHAnsi"/>
@@ -3117,7 +3610,6 @@
               </w:rPr>
               <w:t>}{</w:t>
             </w:r>
-            <w:proofErr w:type="gramEnd"/>
             <w:r>
               <w:rPr>
                 <w:rFonts w:cstheme="minorHAnsi"/>
@@ -3152,6 +3644,7 @@
               </w:rPr>
               <w:t>{/</w:t>
             </w:r>
+            <w:proofErr w:type="spellStart"/>
             <w:r>
               <w:rPr>
                 <w:rFonts w:cstheme="minorHAnsi"/>
@@ -3160,6 +3653,7 @@
               </w:rPr>
               <w:t>bottomNotes</w:t>
             </w:r>
+            <w:proofErr w:type="spellEnd"/>
             <w:r>
               <w:rPr>
                 <w:rFonts w:cstheme="minorHAnsi"/>
@@ -3259,6 +3753,7 @@
                     </w:rPr>
                     <w:t>{</w:t>
                   </w:r>
+                  <w:proofErr w:type="spellStart"/>
                   <w:r>
                     <w:rPr>
                       <w:rFonts w:cstheme="minorHAnsi"/>
@@ -3267,6 +3762,7 @@
                     </w:rPr>
                     <w:t>totalQuantity</w:t>
                   </w:r>
+                  <w:proofErr w:type="spellEnd"/>
                   <w:r>
                     <w:rPr>
                       <w:rFonts w:cstheme="minorHAnsi"/>
@@ -3331,6 +3827,7 @@
                     </w:rPr>
                     <w:t>{</w:t>
                   </w:r>
+                  <w:proofErr w:type="spellStart"/>
                   <w:r>
                     <w:rPr>
                       <w:rFonts w:cstheme="minorHAnsi"/>
@@ -3339,6 +3836,7 @@
                     </w:rPr>
                     <w:t>totalBox</w:t>
                   </w:r>
+                  <w:proofErr w:type="spellEnd"/>
                   <w:r>
                     <w:rPr>
                       <w:rFonts w:cstheme="minorHAnsi"/>
@@ -3378,7 +3876,7 @@
                     </w:rPr>
                     <w:t xml:space="preserve">Total </w:t>
                   </w:r>
-                  <w:proofErr w:type="gramStart"/>
+                  <w:proofErr w:type="spellStart"/>
                   <w:r>
                     <w:rPr>
                       <w:rFonts w:cstheme="minorHAnsi"/>
@@ -3387,7 +3885,7 @@
                     </w:rPr>
                     <w:t>Sq.Meter</w:t>
                   </w:r>
-                  <w:proofErr w:type="gramEnd"/>
+                  <w:proofErr w:type="spellEnd"/>
                   <w:r>
                     <w:rPr>
                       <w:rFonts w:cstheme="minorHAnsi"/>
@@ -3421,6 +3919,7 @@
                     </w:rPr>
                     <w:t>{</w:t>
                   </w:r>
+                  <w:proofErr w:type="spellStart"/>
                   <w:r>
                     <w:rPr>
                       <w:rFonts w:cstheme="minorHAnsi"/>
@@ -3429,6 +3928,7 @@
                     </w:rPr>
                     <w:t>totalSqMt</w:t>
                   </w:r>
+                  <w:proofErr w:type="spellEnd"/>
                   <w:r>
                     <w:rPr>
                       <w:rFonts w:cstheme="minorHAnsi"/>
@@ -3534,25 +4034,7 @@
                       <w:sz w:val="20"/>
                       <w:szCs w:val="20"/>
                     </w:rPr>
-                    <w:t>Avg./</w:t>
-                  </w:r>
-                  <w:proofErr w:type="gramStart"/>
-                  <w:r>
-                    <w:rPr>
-                      <w:rFonts w:cstheme="minorHAnsi"/>
-                      <w:sz w:val="20"/>
-                      <w:szCs w:val="20"/>
-                    </w:rPr>
-                    <w:t>Wt.(</w:t>
-                  </w:r>
-                  <w:proofErr w:type="gramEnd"/>
-                  <w:r>
-                    <w:rPr>
-                      <w:rFonts w:cstheme="minorHAnsi"/>
-                      <w:sz w:val="20"/>
-                      <w:szCs w:val="20"/>
-                    </w:rPr>
-                    <w:t>Kg)</w:t>
+                    <w:t>Avg./Wt.(Kg)</w:t>
                   </w:r>
                 </w:p>
               </w:tc>
@@ -3635,7 +4117,6 @@
                     </w:rPr>
                     <w:t>{#</w:t>
                   </w:r>
-                  <w:proofErr w:type="gramStart"/>
                   <w:r>
                     <w:rPr>
                       <w:rFonts w:cstheme="minorHAnsi"/>
@@ -3652,7 +4133,6 @@
                     </w:rPr>
                     <w:t>}{</w:t>
                   </w:r>
-                  <w:proofErr w:type="gramEnd"/>
                   <w:r>
                     <w:rPr>
                       <w:rFonts w:cstheme="minorHAnsi"/>
@@ -3694,6 +4174,7 @@
                     </w:rPr>
                     <w:t>{</w:t>
                   </w:r>
+                  <w:proofErr w:type="spellStart"/>
                   <w:r>
                     <w:rPr>
                       <w:rFonts w:cstheme="minorHAnsi"/>
@@ -3702,6 +4183,7 @@
                     </w:rPr>
                     <w:t>totalSqMtPerType</w:t>
                   </w:r>
+                  <w:proofErr w:type="spellEnd"/>
                   <w:r>
                     <w:rPr>
                       <w:rFonts w:cstheme="minorHAnsi"/>
@@ -3791,6 +4273,7 @@
                     </w:rPr>
                     <w:t>} MM{/</w:t>
                   </w:r>
+                  <w:proofErr w:type="spellStart"/>
                   <w:r>
                     <w:rPr>
                       <w:rFonts w:cstheme="minorHAnsi"/>
@@ -3799,6 +4282,7 @@
                     </w:rPr>
                     <w:t>containerSummary</w:t>
                   </w:r>
+                  <w:proofErr w:type="spellEnd"/>
                   <w:r>
                     <w:rPr>
                       <w:rFonts w:cstheme="minorHAnsi"/>
@@ -3898,7 +4382,6 @@
                 <w:sz w:val="20"/>
                 <w:szCs w:val="20"/>
               </w:rPr>
-              <w:lastRenderedPageBreak/>
               <w:t>Pan No:</w:t>
             </w:r>
           </w:p>
@@ -3923,7 +4406,25 @@
                 <w:sz w:val="20"/>
                 <w:szCs w:val="20"/>
               </w:rPr>
-              <w:t>{panNo}</w:t>
+              <w:t>{</w:t>
+            </w:r>
+            <w:proofErr w:type="spellStart"/>
+            <w:r>
+              <w:rPr>
+                <w:rFonts w:cstheme="minorHAnsi"/>
+                <w:sz w:val="20"/>
+                <w:szCs w:val="20"/>
+              </w:rPr>
+              <w:t>panNo</w:t>
+            </w:r>
+            <w:proofErr w:type="spellEnd"/>
+            <w:r>
+              <w:rPr>
+                <w:rFonts w:cstheme="minorHAnsi"/>
+                <w:sz w:val="20"/>
+                <w:szCs w:val="20"/>
+              </w:rPr>
+              <w:t>}</w:t>
             </w:r>
           </w:p>
         </w:tc>
@@ -3977,15 +4478,51 @@
                 <w:sz w:val="20"/>
                 <w:szCs w:val="20"/>
               </w:rPr>
-              <w:t>{bankName}</w:t>
-            </w:r>
-            <w:r>
-              <w:rPr>
-                <w:rFonts w:cstheme="minorHAnsi"/>
-                <w:sz w:val="20"/>
-                <w:szCs w:val="20"/>
-              </w:rPr>
-              <w:t xml:space="preserve"> {bankBranch}</w:t>
+              <w:t>{</w:t>
+            </w:r>
+            <w:proofErr w:type="spellStart"/>
+            <w:r>
+              <w:rPr>
+                <w:rFonts w:cstheme="minorHAnsi"/>
+                <w:sz w:val="20"/>
+                <w:szCs w:val="20"/>
+              </w:rPr>
+              <w:t>bankName</w:t>
+            </w:r>
+            <w:proofErr w:type="spellEnd"/>
+            <w:r>
+              <w:rPr>
+                <w:rFonts w:cstheme="minorHAnsi"/>
+                <w:sz w:val="20"/>
+                <w:szCs w:val="20"/>
+              </w:rPr>
+              <w:t>}</w:t>
+            </w:r>
+            <w:r>
+              <w:rPr>
+                <w:rFonts w:cstheme="minorHAnsi"/>
+                <w:sz w:val="20"/>
+                <w:szCs w:val="20"/>
+              </w:rPr>
+              <w:t xml:space="preserve"> {</w:t>
+            </w:r>
+            <w:proofErr w:type="spellStart"/>
+            <w:r>
+              <w:rPr>
+                <w:rFonts w:cstheme="minorHAnsi"/>
+                <w:sz w:val="20"/>
+                <w:szCs w:val="20"/>
+              </w:rPr>
+              <w:t>bankBranch</w:t>
+            </w:r>
+            <w:proofErr w:type="spellEnd"/>
+            <w:r>
+              <w:rPr>
+                <w:rFonts w:cstheme="minorHAnsi"/>
+                <w:sz w:val="20"/>
+                <w:szCs w:val="20"/>
+              </w:rPr>
+              <w:t>}</w:t>
             </w:r>
           </w:p>
         </w:tc>
@@ -4039,7 +4576,25 @@
                 <w:sz w:val="20"/>
                 <w:szCs w:val="20"/>
               </w:rPr>
-              <w:t>{adCode}</w:t>
+              <w:t>{</w:t>
+            </w:r>
+            <w:proofErr w:type="spellStart"/>
+            <w:r>
+              <w:rPr>
+                <w:rFonts w:cstheme="minorHAnsi"/>
+                <w:sz w:val="20"/>
+                <w:szCs w:val="20"/>
+              </w:rPr>
+              <w:t>adCode</w:t>
+            </w:r>
+            <w:proofErr w:type="spellEnd"/>
+            <w:r>
+              <w:rPr>
+                <w:rFonts w:cstheme="minorHAnsi"/>
+                <w:sz w:val="20"/>
+                <w:szCs w:val="20"/>
+              </w:rPr>
+              <w:t>}</w:t>
             </w:r>
           </w:p>
         </w:tc>
@@ -4093,7 +4648,25 @@
                 <w:sz w:val="20"/>
                 <w:szCs w:val="20"/>
               </w:rPr>
-              <w:t>{acCode}</w:t>
+              <w:t>{</w:t>
+            </w:r>
+            <w:proofErr w:type="spellStart"/>
+            <w:r>
+              <w:rPr>
+                <w:rFonts w:cstheme="minorHAnsi"/>
+                <w:sz w:val="20"/>
+                <w:szCs w:val="20"/>
+              </w:rPr>
+              <w:t>acCode</w:t>
+            </w:r>
+            <w:proofErr w:type="spellEnd"/>
+            <w:r>
+              <w:rPr>
+                <w:rFonts w:cstheme="minorHAnsi"/>
+                <w:sz w:val="20"/>
+                <w:szCs w:val="20"/>
+              </w:rPr>
+              <w:t>}</w:t>
             </w:r>
           </w:p>
         </w:tc>
@@ -4147,7 +4720,25 @@
                 <w:sz w:val="20"/>
                 <w:szCs w:val="20"/>
               </w:rPr>
-              <w:t>{iec}</w:t>
+              <w:t>{</w:t>
+            </w:r>
+            <w:proofErr w:type="spellStart"/>
+            <w:r>
+              <w:rPr>
+                <w:rFonts w:cstheme="minorHAnsi"/>
+                <w:sz w:val="20"/>
+                <w:szCs w:val="20"/>
+              </w:rPr>
+              <w:t>iec</w:t>
+            </w:r>
+            <w:proofErr w:type="spellEnd"/>
+            <w:r>
+              <w:rPr>
+                <w:rFonts w:cstheme="minorHAnsi"/>
+                <w:sz w:val="20"/>
+                <w:szCs w:val="20"/>
+              </w:rPr>
+              <w:t>}</w:t>
             </w:r>
           </w:p>
         </w:tc>
@@ -4465,16 +5056,7 @@
         <w:bCs/>
         <w:spacing w:val="60"/>
       </w:rPr>
-      <w:t xml:space="preserve"> </w:t>
-    </w:r>
-    <w:proofErr w:type="gramStart"/>
-    <w:r>
-      <w:rPr>
-        <w:b/>
-        <w:bCs/>
-        <w:spacing w:val="60"/>
-      </w:rPr>
-      <w:t xml:space="preserve"> </w:t>
+      <w:t xml:space="preserve">  </w:t>
     </w:r>
     <w:r>
       <w:rPr>
@@ -4498,16 +5080,7 @@
         <w:bCs/>
         <w:spacing w:val="60"/>
       </w:rPr>
-      <w:t>(</w:t>
-    </w:r>
-    <w:proofErr w:type="gramEnd"/>
-    <w:r>
-      <w:rPr>
-        <w:b/>
-        <w:bCs/>
-        <w:spacing w:val="60"/>
-      </w:rPr>
-      <w:t>I)</w:t>
+      <w:t>(I)</w:t>
     </w:r>
     <w:r>
       <w:rPr>

--- a/electron/database/generate-document/templates/custom-invoice.docx
+++ b/electron/database/generate-document/templates/custom-invoice.docx
@@ -689,15 +689,33 @@
                 <w:sz w:val="20"/>
                 <w:szCs w:val="20"/>
               </w:rPr>
-              <w:t>{#isUK}</w:t>
-            </w:r>
-            <w:r>
-              <w:rPr>
-                <w:rFonts w:cstheme="minorHAnsi"/>
-                <w:sz w:val="20"/>
-                <w:szCs w:val="20"/>
-              </w:rPr>
-              <w:t>TELE: {</w:t>
+              <w:t>{#</w:t>
+            </w:r>
+            <w:proofErr w:type="gramStart"/>
+            <w:r>
+              <w:rPr>
+                <w:rFonts w:cstheme="minorHAnsi"/>
+                <w:sz w:val="20"/>
+                <w:szCs w:val="20"/>
+              </w:rPr>
+              <w:t>isUK}</w:t>
+            </w:r>
+            <w:r>
+              <w:rPr>
+                <w:rFonts w:cstheme="minorHAnsi"/>
+                <w:sz w:val="20"/>
+                <w:szCs w:val="20"/>
+              </w:rPr>
+              <w:t>TELE</w:t>
+            </w:r>
+            <w:proofErr w:type="gramEnd"/>
+            <w:r>
+              <w:rPr>
+                <w:rFonts w:cstheme="minorHAnsi"/>
+                <w:sz w:val="20"/>
+                <w:szCs w:val="20"/>
+              </w:rPr>
+              <w:t>: {</w:t>
             </w:r>
             <w:proofErr w:type="spellStart"/>
             <w:r>
@@ -1889,6 +1907,7 @@
                     <w:t xml:space="preserve">Total </w:t>
                   </w:r>
                   <w:proofErr w:type="spellStart"/>
+                  <w:proofErr w:type="gramStart"/>
                   <w:r>
                     <w:rPr>
                       <w:rFonts w:cstheme="minorHAnsi"/>
@@ -1900,6 +1919,7 @@
                     <w:t>Sq.Mt</w:t>
                   </w:r>
                   <w:proofErr w:type="spellEnd"/>
+                  <w:proofErr w:type="gramEnd"/>
                 </w:p>
               </w:tc>
               <w:tc>
@@ -2228,7 +2248,34 @@
                       <w:sz w:val="18"/>
                       <w:szCs w:val="18"/>
                     </w:rPr>
-                    <w:t>{#CIItems}{#showThickness}</w:t>
+                    <w:t>{#</w:t>
+                  </w:r>
+                  <w:proofErr w:type="gramStart"/>
+                  <w:r>
+                    <w:rPr>
+                      <w:rFonts w:cstheme="minorHAnsi"/>
+                      <w:sz w:val="18"/>
+                      <w:szCs w:val="18"/>
+                    </w:rPr>
+                    <w:t>CIItems}{</w:t>
+                  </w:r>
+                  <w:proofErr w:type="gramEnd"/>
+                  <w:r>
+                    <w:rPr>
+                      <w:rFonts w:cstheme="minorHAnsi"/>
+                      <w:sz w:val="18"/>
+                      <w:szCs w:val="18"/>
+                    </w:rPr>
+                    <w:t>#</w:t>
+                  </w:r>
+                  <w:proofErr w:type="gramStart"/>
+                  <w:r>
+                    <w:rPr>
+                      <w:rFonts w:cstheme="minorHAnsi"/>
+                      <w:sz w:val="18"/>
+                      <w:szCs w:val="18"/>
+                    </w:rPr>
+                    <w:t>showThickness}</w:t>
                   </w:r>
                   <w:r>
                     <w:rPr>
@@ -2238,7 +2285,18 @@
                       <w:sz w:val="18"/>
                       <w:szCs w:val="18"/>
                     </w:rPr>
-                    <w:t>{thicknessDetail</w:t>
+                    <w:t>{</w:t>
+                  </w:r>
+                  <w:proofErr w:type="gramEnd"/>
+                  <w:r>
+                    <w:rPr>
+                      <w:rFonts w:cstheme="minorHAnsi"/>
+                      <w:b/>
+                      <w:bCs/>
+                      <w:sz w:val="18"/>
+                      <w:szCs w:val="18"/>
+                    </w:rPr>
+                    <w:t>thicknessDetail</w:t>
                   </w:r>
                   <w:r>
                     <w:rPr>
@@ -2441,9 +2499,19 @@
                       <w:sz w:val="18"/>
                       <w:szCs w:val="18"/>
                     </w:rPr>
-                    <w:t>COMMISION-USD.{</w:t>
+                    <w:t>COMMISION-</w:t>
+                  </w:r>
+                  <w:proofErr w:type="gramStart"/>
+                  <w:r>
+                    <w:rPr>
+                      <w:rFonts w:cstheme="minorHAnsi"/>
+                      <w:sz w:val="18"/>
+                      <w:szCs w:val="18"/>
+                    </w:rPr>
+                    <w:t>USD.{</w:t>
                   </w:r>
                   <w:proofErr w:type="spellStart"/>
+                  <w:proofErr w:type="gramEnd"/>
                   <w:r>
                     <w:rPr>
                       <w:rFonts w:cstheme="minorHAnsi"/>
@@ -2580,7 +2648,25 @@
                       <w:sz w:val="18"/>
                       <w:szCs w:val="18"/>
                     </w:rPr>
-                    <w:t>{#invoices} {#isFirst}{fsc}{/isFirst}</w:t>
+                    <w:t>{#invoices} {#</w:t>
+                  </w:r>
+                  <w:proofErr w:type="gramStart"/>
+                  <w:r>
+                    <w:rPr>
+                      <w:rFonts w:cstheme="minorHAnsi"/>
+                      <w:sz w:val="18"/>
+                      <w:szCs w:val="18"/>
+                    </w:rPr>
+                    <w:t>isFirst}{</w:t>
+                  </w:r>
+                  <w:proofErr w:type="gramEnd"/>
+                  <w:r>
+                    <w:rPr>
+                      <w:rFonts w:cstheme="minorHAnsi"/>
+                      <w:sz w:val="18"/>
+                      <w:szCs w:val="18"/>
+                    </w:rPr>
+                    <w:t>fsc}{/isFirst}</w:t>
                   </w:r>
                 </w:p>
               </w:tc>
@@ -3016,15 +3102,7 @@
                       <w:sz w:val="18"/>
                       <w:szCs w:val="18"/>
                     </w:rPr>
-                    <w:t>{</w:t>
-                  </w:r>
-                  <w:r>
-                    <w:rPr>
-                      <w:rFonts w:cstheme="minorHAnsi"/>
-                      <w:sz w:val="18"/>
-                      <w:szCs w:val="18"/>
-                    </w:rPr>
-                    <w:t>/</w:t>
+                    <w:t>{/</w:t>
                   </w:r>
                   <w:proofErr w:type="spellStart"/>
                   <w:r>
@@ -3425,6 +3503,7 @@
               <w:t>finalDestination</w:t>
             </w:r>
             <w:proofErr w:type="spellEnd"/>
+            <w:proofErr w:type="gramStart"/>
             <w:r>
               <w:rPr>
                 <w:rFonts w:cstheme="minorHAnsi"/>
@@ -3439,7 +3518,16 @@
                 <w:sz w:val="20"/>
                 <w:szCs w:val="20"/>
               </w:rPr>
-              <w:t xml:space="preserve">   </w:t>
+              <w:t xml:space="preserve">  </w:t>
+            </w:r>
+            <w:proofErr w:type="gramEnd"/>
+            <w:r>
+              <w:rPr>
+                <w:rFonts w:cstheme="minorHAnsi"/>
+                <w:sz w:val="20"/>
+                <w:szCs w:val="20"/>
+              </w:rPr>
+              <w:t xml:space="preserve"> </w:t>
             </w:r>
             <w:r>
               <w:rPr>
@@ -3594,6 +3682,7 @@
               </w:rPr>
               <w:t>{#</w:t>
             </w:r>
+            <w:proofErr w:type="gramStart"/>
             <w:r>
               <w:rPr>
                 <w:rFonts w:cstheme="minorHAnsi"/>
@@ -3610,6 +3699,7 @@
               </w:rPr>
               <w:t>}{</w:t>
             </w:r>
+            <w:proofErr w:type="gramEnd"/>
             <w:r>
               <w:rPr>
                 <w:rFonts w:cstheme="minorHAnsi"/>
@@ -3877,6 +3967,7 @@
                     <w:t xml:space="preserve">Total </w:t>
                   </w:r>
                   <w:proofErr w:type="spellStart"/>
+                  <w:proofErr w:type="gramStart"/>
                   <w:r>
                     <w:rPr>
                       <w:rFonts w:cstheme="minorHAnsi"/>
@@ -3886,6 +3977,7 @@
                     <w:t>Sq.Meter</w:t>
                   </w:r>
                   <w:proofErr w:type="spellEnd"/>
+                  <w:proofErr w:type="gramEnd"/>
                   <w:r>
                     <w:rPr>
                       <w:rFonts w:cstheme="minorHAnsi"/>
@@ -4034,7 +4126,25 @@
                       <w:sz w:val="20"/>
                       <w:szCs w:val="20"/>
                     </w:rPr>
-                    <w:t>Avg./Wt.(Kg)</w:t>
+                    <w:t>Avg./</w:t>
+                  </w:r>
+                  <w:proofErr w:type="gramStart"/>
+                  <w:r>
+                    <w:rPr>
+                      <w:rFonts w:cstheme="minorHAnsi"/>
+                      <w:sz w:val="20"/>
+                      <w:szCs w:val="20"/>
+                    </w:rPr>
+                    <w:t>Wt.(</w:t>
+                  </w:r>
+                  <w:proofErr w:type="gramEnd"/>
+                  <w:r>
+                    <w:rPr>
+                      <w:rFonts w:cstheme="minorHAnsi"/>
+                      <w:sz w:val="20"/>
+                      <w:szCs w:val="20"/>
+                    </w:rPr>
+                    <w:t>Kg)</w:t>
                   </w:r>
                 </w:p>
               </w:tc>
@@ -4117,6 +4227,7 @@
                     </w:rPr>
                     <w:t>{#</w:t>
                   </w:r>
+                  <w:proofErr w:type="gramStart"/>
                   <w:r>
                     <w:rPr>
                       <w:rFonts w:cstheme="minorHAnsi"/>
@@ -4133,6 +4244,7 @@
                     </w:rPr>
                     <w:t>}{</w:t>
                   </w:r>
+                  <w:proofErr w:type="gramEnd"/>
                   <w:r>
                     <w:rPr>
                       <w:rFonts w:cstheme="minorHAnsi"/>
@@ -4790,14 +4902,10 @@
       </w:pPr>
     </w:p>
     <w:sectPr>
-      <w:headerReference w:type="even" r:id="rId8"/>
-      <w:headerReference w:type="default" r:id="rId9"/>
-      <w:footerReference w:type="even" r:id="rId10"/>
-      <w:footerReference w:type="default" r:id="rId11"/>
-      <w:headerReference w:type="first" r:id="rId12"/>
-      <w:footerReference w:type="first" r:id="rId13"/>
+      <w:headerReference w:type="default" r:id="rId8"/>
+      <w:footerReference w:type="default" r:id="rId9"/>
       <w:pgSz w:w="12240" w:h="15840" w:code="1"/>
-      <w:pgMar w:top="482" w:right="567" w:bottom="1701" w:left="567" w:header="113" w:footer="510" w:gutter="0"/>
+      <w:pgMar w:top="482" w:right="567" w:bottom="1701" w:left="567" w:header="198" w:footer="510" w:gutter="0"/>
       <w:pgBorders w:offsetFrom="page">
         <w:top w:val="single" w:sz="4" w:space="24" w:color="auto"/>
         <w:left w:val="single" w:sz="4" w:space="28" w:color="auto"/>
@@ -4837,16 +4945,6 @@
 </file>
 
 <file path=word/footer1.xml><?xml version="1.0" encoding="utf-8"?>
-<w:ftr xmlns:wpc="http://schemas.microsoft.com/office/word/2010/wordprocessingCanvas" xmlns:cx="http://schemas.microsoft.com/office/drawing/2014/chartex" xmlns:cx1="http://schemas.microsoft.com/office/drawing/2015/9/8/chartex" xmlns:cx2="http://schemas.microsoft.com/office/drawing/2015/10/21/chartex" xmlns:cx3="http://schemas.microsoft.com/office/drawing/2016/5/9/chartex" xmlns:cx4="http://schemas.microsoft.com/office/drawing/2016/5/10/chartex" xmlns:cx5="http://schemas.microsoft.com/office/drawing/2016/5/11/chartex" xmlns:cx6="http://schemas.microsoft.com/office/drawing/2016/5/12/chartex" xmlns:cx7="http://schemas.microsoft.com/office/drawing/2016/5/13/chartex" xmlns:cx8="http://schemas.microsoft.com/office/drawing/2016/5/14/chartex" xmlns:mc="http://schemas.openxmlformats.org/markup-compatibility/2006" xmlns:aink="http://schemas.microsoft.com/office/drawing/2016/ink" xmlns:am3d="http://schemas.microsoft.com/office/drawing/2017/model3d" xmlns:o="urn:schemas-microsoft-com:office:office" xmlns:oel="http://schemas.microsoft.com/office/2019/extlst" xmlns:r="http://schemas.openxmlformats.org/officeDocument/2006/relationships" xmlns:m="http://schemas.openxmlformats.org/officeDocument/2006/math" xmlns:v="urn:schemas-microsoft-com:vml" xmlns:wp14="http://schemas.microsoft.com/office/word/2010/wordprocessingDrawing" xmlns:wp="http://schemas.openxmlformats.org/drawingml/2006/wordprocessingDrawing" xmlns:w10="urn:schemas-microsoft-com:office:word" xmlns:w="http://schemas.openxmlformats.org/wordprocessingml/2006/main" xmlns:w14="http://schemas.microsoft.com/office/word/2010/wordml" xmlns:w15="http://schemas.microsoft.com/office/word/2012/wordml" xmlns:w16cex="http://schemas.microsoft.com/office/word/2018/wordml/cex" xmlns:w16cid="http://schemas.microsoft.com/office/word/2016/wordml/cid" xmlns:w16="http://schemas.microsoft.com/office/word/2018/wordml" xmlns:w16du="http://schemas.microsoft.com/office/word/2023/wordml/word16du" xmlns:w16sdtdh="http://schemas.microsoft.com/office/word/2020/wordml/sdtdatahash" xmlns:w16sdtfl="http://schemas.microsoft.com/office/word/2024/wordml/sdtformatlock" xmlns:w16se="http://schemas.microsoft.com/office/word/2015/wordml/symex" xmlns:wpg="http://schemas.microsoft.com/office/word/2010/wordprocessingGroup" xmlns:wpi="http://schemas.microsoft.com/office/word/2010/wordprocessingInk" xmlns:wne="http://schemas.microsoft.com/office/word/2006/wordml" xmlns:wps="http://schemas.microsoft.com/office/word/2010/wordprocessingShape" mc:Ignorable="w14 w15 w16se w16cid w16 w16cex w16sdtdh w16sdtfl w16du wp14">
-  <w:p>
-    <w:pPr>
-      <w:pStyle w:val="Footer"/>
-    </w:pPr>
-  </w:p>
-</w:ftr>
-</file>
-
-<file path=word/footer2.xml><?xml version="1.0" encoding="utf-8"?>
 <w:ftr xmlns:wpc="http://schemas.microsoft.com/office/word/2010/wordprocessingCanvas" xmlns:cx="http://schemas.microsoft.com/office/drawing/2014/chartex" xmlns:cx1="http://schemas.microsoft.com/office/drawing/2015/9/8/chartex" xmlns:cx2="http://schemas.microsoft.com/office/drawing/2015/10/21/chartex" xmlns:cx3="http://schemas.microsoft.com/office/drawing/2016/5/9/chartex" xmlns:cx4="http://schemas.microsoft.com/office/drawing/2016/5/10/chartex" xmlns:cx5="http://schemas.microsoft.com/office/drawing/2016/5/11/chartex" xmlns:cx6="http://schemas.microsoft.com/office/drawing/2016/5/12/chartex" xmlns:cx7="http://schemas.microsoft.com/office/drawing/2016/5/13/chartex" xmlns:cx8="http://schemas.microsoft.com/office/drawing/2016/5/14/chartex" xmlns:mc="http://schemas.openxmlformats.org/markup-compatibility/2006" xmlns:aink="http://schemas.microsoft.com/office/drawing/2016/ink" xmlns:am3d="http://schemas.microsoft.com/office/drawing/2017/model3d" xmlns:o="urn:schemas-microsoft-com:office:office" xmlns:oel="http://schemas.microsoft.com/office/2019/extlst" xmlns:r="http://schemas.openxmlformats.org/officeDocument/2006/relationships" xmlns:m="http://schemas.openxmlformats.org/officeDocument/2006/math" xmlns:v="urn:schemas-microsoft-com:vml" xmlns:wp14="http://schemas.microsoft.com/office/word/2010/wordprocessingDrawing" xmlns:wp="http://schemas.openxmlformats.org/drawingml/2006/wordprocessingDrawing" xmlns:w10="urn:schemas-microsoft-com:office:word" xmlns:w="http://schemas.openxmlformats.org/wordprocessingml/2006/main" xmlns:w14="http://schemas.microsoft.com/office/word/2010/wordml" xmlns:w15="http://schemas.microsoft.com/office/word/2012/wordml" xmlns:w16cex="http://schemas.microsoft.com/office/word/2018/wordml/cex" xmlns:w16cid="http://schemas.microsoft.com/office/word/2016/wordml/cid" xmlns:w16="http://schemas.microsoft.com/office/word/2018/wordml" xmlns:w16du="http://schemas.microsoft.com/office/word/2023/wordml/word16du" xmlns:w16sdtdh="http://schemas.microsoft.com/office/word/2020/wordml/sdtdatahash" xmlns:w16sdtfl="http://schemas.microsoft.com/office/word/2024/wordml/sdtformatlock" xmlns:w16se="http://schemas.microsoft.com/office/word/2015/wordml/symex" xmlns:wpg="http://schemas.microsoft.com/office/word/2010/wordprocessingGroup" xmlns:wpi="http://schemas.microsoft.com/office/word/2010/wordprocessingInk" xmlns:wne="http://schemas.microsoft.com/office/word/2006/wordml" xmlns:wps="http://schemas.microsoft.com/office/word/2010/wordprocessingShape" mc:Ignorable="w14 w15 w16se w16cid w16 w16cex w16sdtdh w16sdtfl w16du wp14">
   <w:p>
     <w:pPr>
@@ -5056,7 +5154,16 @@
         <w:bCs/>
         <w:spacing w:val="60"/>
       </w:rPr>
-      <w:t xml:space="preserve">  </w:t>
+      <w:t xml:space="preserve"> </w:t>
+    </w:r>
+    <w:proofErr w:type="gramStart"/>
+    <w:r>
+      <w:rPr>
+        <w:b/>
+        <w:bCs/>
+        <w:spacing w:val="60"/>
+      </w:rPr>
+      <w:t xml:space="preserve"> </w:t>
     </w:r>
     <w:r>
       <w:rPr>
@@ -5080,7 +5187,16 @@
         <w:bCs/>
         <w:spacing w:val="60"/>
       </w:rPr>
-      <w:t>(I)</w:t>
+      <w:t>(</w:t>
+    </w:r>
+    <w:proofErr w:type="gramEnd"/>
+    <w:r>
+      <w:rPr>
+        <w:b/>
+        <w:bCs/>
+        <w:spacing w:val="60"/>
+      </w:rPr>
+      <w:t>I)</w:t>
     </w:r>
     <w:r>
       <w:rPr>
@@ -5191,16 +5307,6 @@
 </w:ftr>
 </file>
 
-<file path=word/footer3.xml><?xml version="1.0" encoding="utf-8"?>
-<w:ftr xmlns:wpc="http://schemas.microsoft.com/office/word/2010/wordprocessingCanvas" xmlns:cx="http://schemas.microsoft.com/office/drawing/2014/chartex" xmlns:cx1="http://schemas.microsoft.com/office/drawing/2015/9/8/chartex" xmlns:cx2="http://schemas.microsoft.com/office/drawing/2015/10/21/chartex" xmlns:cx3="http://schemas.microsoft.com/office/drawing/2016/5/9/chartex" xmlns:cx4="http://schemas.microsoft.com/office/drawing/2016/5/10/chartex" xmlns:cx5="http://schemas.microsoft.com/office/drawing/2016/5/11/chartex" xmlns:cx6="http://schemas.microsoft.com/office/drawing/2016/5/12/chartex" xmlns:cx7="http://schemas.microsoft.com/office/drawing/2016/5/13/chartex" xmlns:cx8="http://schemas.microsoft.com/office/drawing/2016/5/14/chartex" xmlns:mc="http://schemas.openxmlformats.org/markup-compatibility/2006" xmlns:aink="http://schemas.microsoft.com/office/drawing/2016/ink" xmlns:am3d="http://schemas.microsoft.com/office/drawing/2017/model3d" xmlns:o="urn:schemas-microsoft-com:office:office" xmlns:oel="http://schemas.microsoft.com/office/2019/extlst" xmlns:r="http://schemas.openxmlformats.org/officeDocument/2006/relationships" xmlns:m="http://schemas.openxmlformats.org/officeDocument/2006/math" xmlns:v="urn:schemas-microsoft-com:vml" xmlns:wp14="http://schemas.microsoft.com/office/word/2010/wordprocessingDrawing" xmlns:wp="http://schemas.openxmlformats.org/drawingml/2006/wordprocessingDrawing" xmlns:w10="urn:schemas-microsoft-com:office:word" xmlns:w="http://schemas.openxmlformats.org/wordprocessingml/2006/main" xmlns:w14="http://schemas.microsoft.com/office/word/2010/wordml" xmlns:w15="http://schemas.microsoft.com/office/word/2012/wordml" xmlns:w16cex="http://schemas.microsoft.com/office/word/2018/wordml/cex" xmlns:w16cid="http://schemas.microsoft.com/office/word/2016/wordml/cid" xmlns:w16="http://schemas.microsoft.com/office/word/2018/wordml" xmlns:w16du="http://schemas.microsoft.com/office/word/2023/wordml/word16du" xmlns:w16sdtdh="http://schemas.microsoft.com/office/word/2020/wordml/sdtdatahash" xmlns:w16sdtfl="http://schemas.microsoft.com/office/word/2024/wordml/sdtformatlock" xmlns:w16se="http://schemas.microsoft.com/office/word/2015/wordml/symex" xmlns:wpg="http://schemas.microsoft.com/office/word/2010/wordprocessingGroup" xmlns:wpi="http://schemas.microsoft.com/office/word/2010/wordprocessingInk" xmlns:wne="http://schemas.microsoft.com/office/word/2006/wordml" xmlns:wps="http://schemas.microsoft.com/office/word/2010/wordprocessingShape" mc:Ignorable="w14 w15 w16se w16cid w16 w16cex w16sdtdh w16sdtfl w16du wp14">
-  <w:p>
-    <w:pPr>
-      <w:pStyle w:val="Footer"/>
-    </w:pPr>
-  </w:p>
-</w:ftr>
-</file>
-
 <file path=word/footnotes.xml><?xml version="1.0" encoding="utf-8"?>
 <w:footnotes xmlns:wpc="http://schemas.microsoft.com/office/word/2010/wordprocessingCanvas" xmlns:cx="http://schemas.microsoft.com/office/drawing/2014/chartex" xmlns:cx1="http://schemas.microsoft.com/office/drawing/2015/9/8/chartex" xmlns:cx2="http://schemas.microsoft.com/office/drawing/2015/10/21/chartex" xmlns:cx3="http://schemas.microsoft.com/office/drawing/2016/5/9/chartex" xmlns:cx4="http://schemas.microsoft.com/office/drawing/2016/5/10/chartex" xmlns:cx5="http://schemas.microsoft.com/office/drawing/2016/5/11/chartex" xmlns:cx6="http://schemas.microsoft.com/office/drawing/2016/5/12/chartex" xmlns:cx7="http://schemas.microsoft.com/office/drawing/2016/5/13/chartex" xmlns:cx8="http://schemas.microsoft.com/office/drawing/2016/5/14/chartex" xmlns:mc="http://schemas.openxmlformats.org/markup-compatibility/2006" xmlns:aink="http://schemas.microsoft.com/office/drawing/2016/ink" xmlns:am3d="http://schemas.microsoft.com/office/drawing/2017/model3d" xmlns:o="urn:schemas-microsoft-com:office:office" xmlns:oel="http://schemas.microsoft.com/office/2019/extlst" xmlns:r="http://schemas.openxmlformats.org/officeDocument/2006/relationships" xmlns:m="http://schemas.openxmlformats.org/officeDocument/2006/math" xmlns:v="urn:schemas-microsoft-com:vml" xmlns:wp14="http://schemas.microsoft.com/office/word/2010/wordprocessingDrawing" xmlns:wp="http://schemas.openxmlformats.org/drawingml/2006/wordprocessingDrawing" xmlns:w10="urn:schemas-microsoft-com:office:word" xmlns:w="http://schemas.openxmlformats.org/wordprocessingml/2006/main" xmlns:w14="http://schemas.microsoft.com/office/word/2010/wordml" xmlns:w15="http://schemas.microsoft.com/office/word/2012/wordml" xmlns:w16cex="http://schemas.microsoft.com/office/word/2018/wordml/cex" xmlns:w16cid="http://schemas.microsoft.com/office/word/2016/wordml/cid" xmlns:w16="http://schemas.microsoft.com/office/word/2018/wordml" xmlns:w16du="http://schemas.microsoft.com/office/word/2023/wordml/word16du" xmlns:w16sdtdh="http://schemas.microsoft.com/office/word/2020/wordml/sdtdatahash" xmlns:w16sdtfl="http://schemas.microsoft.com/office/word/2024/wordml/sdtformatlock" xmlns:w16se="http://schemas.microsoft.com/office/word/2015/wordml/symex" xmlns:wpg="http://schemas.microsoft.com/office/word/2010/wordprocessingGroup" xmlns:wpi="http://schemas.microsoft.com/office/word/2010/wordprocessingInk" xmlns:wne="http://schemas.microsoft.com/office/word/2006/wordml" xmlns:wps="http://schemas.microsoft.com/office/word/2010/wordprocessingShape" mc:Ignorable="w14 w15 w16se w16cid w16 w16cex w16sdtdh w16sdtfl w16du wp14">
   <w:footnote w:type="separator" w:id="-1">
@@ -5231,21 +5337,11 @@
   <w:p>
     <w:pPr>
       <w:pStyle w:val="Header"/>
-    </w:pPr>
-  </w:p>
-</w:hdr>
-</file>
-
-<file path=word/header2.xml><?xml version="1.0" encoding="utf-8"?>
-<w:hdr xmlns:wpc="http://schemas.microsoft.com/office/word/2010/wordprocessingCanvas" xmlns:cx="http://schemas.microsoft.com/office/drawing/2014/chartex" xmlns:cx1="http://schemas.microsoft.com/office/drawing/2015/9/8/chartex" xmlns:cx2="http://schemas.microsoft.com/office/drawing/2015/10/21/chartex" xmlns:cx3="http://schemas.microsoft.com/office/drawing/2016/5/9/chartex" xmlns:cx4="http://schemas.microsoft.com/office/drawing/2016/5/10/chartex" xmlns:cx5="http://schemas.microsoft.com/office/drawing/2016/5/11/chartex" xmlns:cx6="http://schemas.microsoft.com/office/drawing/2016/5/12/chartex" xmlns:cx7="http://schemas.microsoft.com/office/drawing/2016/5/13/chartex" xmlns:cx8="http://schemas.microsoft.com/office/drawing/2016/5/14/chartex" xmlns:mc="http://schemas.openxmlformats.org/markup-compatibility/2006" xmlns:aink="http://schemas.microsoft.com/office/drawing/2016/ink" xmlns:am3d="http://schemas.microsoft.com/office/drawing/2017/model3d" xmlns:o="urn:schemas-microsoft-com:office:office" xmlns:oel="http://schemas.microsoft.com/office/2019/extlst" xmlns:r="http://schemas.openxmlformats.org/officeDocument/2006/relationships" xmlns:m="http://schemas.openxmlformats.org/officeDocument/2006/math" xmlns:v="urn:schemas-microsoft-com:vml" xmlns:wp14="http://schemas.microsoft.com/office/word/2010/wordprocessingDrawing" xmlns:wp="http://schemas.openxmlformats.org/drawingml/2006/wordprocessingDrawing" xmlns:w10="urn:schemas-microsoft-com:office:word" xmlns:w="http://schemas.openxmlformats.org/wordprocessingml/2006/main" xmlns:w14="http://schemas.microsoft.com/office/word/2010/wordml" xmlns:w15="http://schemas.microsoft.com/office/word/2012/wordml" xmlns:w16cex="http://schemas.microsoft.com/office/word/2018/wordml/cex" xmlns:w16cid="http://schemas.microsoft.com/office/word/2016/wordml/cid" xmlns:w16="http://schemas.microsoft.com/office/word/2018/wordml" xmlns:w16du="http://schemas.microsoft.com/office/word/2023/wordml/word16du" xmlns:w16sdtdh="http://schemas.microsoft.com/office/word/2020/wordml/sdtdatahash" xmlns:w16sdtfl="http://schemas.microsoft.com/office/word/2024/wordml/sdtformatlock" xmlns:w16se="http://schemas.microsoft.com/office/word/2015/wordml/symex" xmlns:wpg="http://schemas.microsoft.com/office/word/2010/wordprocessingGroup" xmlns:wpi="http://schemas.microsoft.com/office/word/2010/wordprocessingInk" xmlns:wne="http://schemas.microsoft.com/office/word/2006/wordml" xmlns:wps="http://schemas.microsoft.com/office/word/2010/wordprocessingShape" mc:Ignorable="w14 w15 w16se w16cid w16 w16cex w16sdtdh w16sdtfl w16du wp14">
-  <w:p>
-    <w:pPr>
-      <w:pStyle w:val="Header"/>
       <w:jc w:val="center"/>
       <w:rPr>
         <w:b/>
         <w:bCs/>
-        <w:spacing w:val="80"/>
+        <w:spacing w:val="120"/>
         <w:sz w:val="24"/>
       </w:rPr>
     </w:pPr>
@@ -5253,21 +5349,11 @@
       <w:rPr>
         <w:b/>
         <w:bCs/>
-        <w:spacing w:val="80"/>
+        <w:spacing w:val="120"/>
         <w:sz w:val="24"/>
       </w:rPr>
       <w:t>INVOICE</w:t>
     </w:r>
-  </w:p>
-</w:hdr>
-</file>
-
-<file path=word/header3.xml><?xml version="1.0" encoding="utf-8"?>
-<w:hdr xmlns:wpc="http://schemas.microsoft.com/office/word/2010/wordprocessingCanvas" xmlns:cx="http://schemas.microsoft.com/office/drawing/2014/chartex" xmlns:cx1="http://schemas.microsoft.com/office/drawing/2015/9/8/chartex" xmlns:cx2="http://schemas.microsoft.com/office/drawing/2015/10/21/chartex" xmlns:cx3="http://schemas.microsoft.com/office/drawing/2016/5/9/chartex" xmlns:cx4="http://schemas.microsoft.com/office/drawing/2016/5/10/chartex" xmlns:cx5="http://schemas.microsoft.com/office/drawing/2016/5/11/chartex" xmlns:cx6="http://schemas.microsoft.com/office/drawing/2016/5/12/chartex" xmlns:cx7="http://schemas.microsoft.com/office/drawing/2016/5/13/chartex" xmlns:cx8="http://schemas.microsoft.com/office/drawing/2016/5/14/chartex" xmlns:mc="http://schemas.openxmlformats.org/markup-compatibility/2006" xmlns:aink="http://schemas.microsoft.com/office/drawing/2016/ink" xmlns:am3d="http://schemas.microsoft.com/office/drawing/2017/model3d" xmlns:o="urn:schemas-microsoft-com:office:office" xmlns:oel="http://schemas.microsoft.com/office/2019/extlst" xmlns:r="http://schemas.openxmlformats.org/officeDocument/2006/relationships" xmlns:m="http://schemas.openxmlformats.org/officeDocument/2006/math" xmlns:v="urn:schemas-microsoft-com:vml" xmlns:wp14="http://schemas.microsoft.com/office/word/2010/wordprocessingDrawing" xmlns:wp="http://schemas.openxmlformats.org/drawingml/2006/wordprocessingDrawing" xmlns:w10="urn:schemas-microsoft-com:office:word" xmlns:w="http://schemas.openxmlformats.org/wordprocessingml/2006/main" xmlns:w14="http://schemas.microsoft.com/office/word/2010/wordml" xmlns:w15="http://schemas.microsoft.com/office/word/2012/wordml" xmlns:w16cex="http://schemas.microsoft.com/office/word/2018/wordml/cex" xmlns:w16cid="http://schemas.microsoft.com/office/word/2016/wordml/cid" xmlns:w16="http://schemas.microsoft.com/office/word/2018/wordml" xmlns:w16du="http://schemas.microsoft.com/office/word/2023/wordml/word16du" xmlns:w16sdtdh="http://schemas.microsoft.com/office/word/2020/wordml/sdtdatahash" xmlns:w16sdtfl="http://schemas.microsoft.com/office/word/2024/wordml/sdtformatlock" xmlns:w16se="http://schemas.microsoft.com/office/word/2015/wordml/symex" xmlns:wpg="http://schemas.microsoft.com/office/word/2010/wordprocessingGroup" xmlns:wpi="http://schemas.microsoft.com/office/word/2010/wordprocessingInk" xmlns:wne="http://schemas.microsoft.com/office/word/2006/wordml" xmlns:wps="http://schemas.microsoft.com/office/word/2010/wordprocessingShape" mc:Ignorable="w14 w15 w16se w16cid w16 w16cex w16sdtdh w16sdtfl w16du wp14">
-  <w:p>
-    <w:pPr>
-      <w:pStyle w:val="Header"/>
-    </w:pPr>
   </w:p>
 </w:hdr>
 </file>
@@ -5876,6 +5962,7 @@
   <w:style w:type="character" w:default="1" w:styleId="DefaultParagraphFont">
     <w:name w:val="Default Paragraph Font"/>
     <w:uiPriority w:val="1"/>
+    <w:semiHidden/>
     <w:unhideWhenUsed/>
   </w:style>
   <w:style w:type="table" w:default="1" w:styleId="TableNormal">

--- a/electron/database/generate-document/templates/custom-invoice.docx
+++ b/electron/database/generate-document/templates/custom-invoice.docx
@@ -689,33 +689,15 @@
                 <w:sz w:val="20"/>
                 <w:szCs w:val="20"/>
               </w:rPr>
-              <w:t>{#</w:t>
-            </w:r>
-            <w:proofErr w:type="gramStart"/>
-            <w:r>
-              <w:rPr>
-                <w:rFonts w:cstheme="minorHAnsi"/>
-                <w:sz w:val="20"/>
-                <w:szCs w:val="20"/>
-              </w:rPr>
-              <w:t>isUK}</w:t>
-            </w:r>
-            <w:r>
-              <w:rPr>
-                <w:rFonts w:cstheme="minorHAnsi"/>
-                <w:sz w:val="20"/>
-                <w:szCs w:val="20"/>
-              </w:rPr>
-              <w:t>TELE</w:t>
-            </w:r>
-            <w:proofErr w:type="gramEnd"/>
-            <w:r>
-              <w:rPr>
-                <w:rFonts w:cstheme="minorHAnsi"/>
-                <w:sz w:val="20"/>
-                <w:szCs w:val="20"/>
-              </w:rPr>
-              <w:t>: {</w:t>
+              <w:t>{#isUK}</w:t>
+            </w:r>
+            <w:r>
+              <w:rPr>
+                <w:rFonts w:cstheme="minorHAnsi"/>
+                <w:sz w:val="20"/>
+                <w:szCs w:val="20"/>
+              </w:rPr>
+              <w:t>TELE: {</w:t>
             </w:r>
             <w:proofErr w:type="spellStart"/>
             <w:r>
@@ -1907,7 +1889,6 @@
                     <w:t xml:space="preserve">Total </w:t>
                   </w:r>
                   <w:proofErr w:type="spellStart"/>
-                  <w:proofErr w:type="gramStart"/>
                   <w:r>
                     <w:rPr>
                       <w:rFonts w:cstheme="minorHAnsi"/>
@@ -1919,7 +1900,6 @@
                     <w:t>Sq.Mt</w:t>
                   </w:r>
                   <w:proofErr w:type="spellEnd"/>
-                  <w:proofErr w:type="gramEnd"/>
                 </w:p>
               </w:tc>
               <w:tc>
@@ -2248,34 +2228,7 @@
                       <w:sz w:val="18"/>
                       <w:szCs w:val="18"/>
                     </w:rPr>
-                    <w:t>{#</w:t>
-                  </w:r>
-                  <w:proofErr w:type="gramStart"/>
-                  <w:r>
-                    <w:rPr>
-                      <w:rFonts w:cstheme="minorHAnsi"/>
-                      <w:sz w:val="18"/>
-                      <w:szCs w:val="18"/>
-                    </w:rPr>
-                    <w:t>CIItems}{</w:t>
-                  </w:r>
-                  <w:proofErr w:type="gramEnd"/>
-                  <w:r>
-                    <w:rPr>
-                      <w:rFonts w:cstheme="minorHAnsi"/>
-                      <w:sz w:val="18"/>
-                      <w:szCs w:val="18"/>
-                    </w:rPr>
-                    <w:t>#</w:t>
-                  </w:r>
-                  <w:proofErr w:type="gramStart"/>
-                  <w:r>
-                    <w:rPr>
-                      <w:rFonts w:cstheme="minorHAnsi"/>
-                      <w:sz w:val="18"/>
-                      <w:szCs w:val="18"/>
-                    </w:rPr>
-                    <w:t>showThickness}</w:t>
+                    <w:t>{#CIItems}{#showThickness}</w:t>
                   </w:r>
                   <w:r>
                     <w:rPr>
@@ -2285,18 +2238,7 @@
                       <w:sz w:val="18"/>
                       <w:szCs w:val="18"/>
                     </w:rPr>
-                    <w:t>{</w:t>
-                  </w:r>
-                  <w:proofErr w:type="gramEnd"/>
-                  <w:r>
-                    <w:rPr>
-                      <w:rFonts w:cstheme="minorHAnsi"/>
-                      <w:b/>
-                      <w:bCs/>
-                      <w:sz w:val="18"/>
-                      <w:szCs w:val="18"/>
-                    </w:rPr>
-                    <w:t>thicknessDetail</w:t>
+                    <w:t>{thicknessDetail</w:t>
                   </w:r>
                   <w:r>
                     <w:rPr>
@@ -2499,19 +2441,9 @@
                       <w:sz w:val="18"/>
                       <w:szCs w:val="18"/>
                     </w:rPr>
-                    <w:t>COMMISION-</w:t>
-                  </w:r>
-                  <w:proofErr w:type="gramStart"/>
-                  <w:r>
-                    <w:rPr>
-                      <w:rFonts w:cstheme="minorHAnsi"/>
-                      <w:sz w:val="18"/>
-                      <w:szCs w:val="18"/>
-                    </w:rPr>
-                    <w:t>USD.{</w:t>
+                    <w:t>COMMISION-USD.{</w:t>
                   </w:r>
                   <w:proofErr w:type="spellStart"/>
-                  <w:proofErr w:type="gramEnd"/>
                   <w:r>
                     <w:rPr>
                       <w:rFonts w:cstheme="minorHAnsi"/>
@@ -2648,25 +2580,7 @@
                       <w:sz w:val="18"/>
                       <w:szCs w:val="18"/>
                     </w:rPr>
-                    <w:t>{#invoices} {#</w:t>
-                  </w:r>
-                  <w:proofErr w:type="gramStart"/>
-                  <w:r>
-                    <w:rPr>
-                      <w:rFonts w:cstheme="minorHAnsi"/>
-                      <w:sz w:val="18"/>
-                      <w:szCs w:val="18"/>
-                    </w:rPr>
-                    <w:t>isFirst}{</w:t>
-                  </w:r>
-                  <w:proofErr w:type="gramEnd"/>
-                  <w:r>
-                    <w:rPr>
-                      <w:rFonts w:cstheme="minorHAnsi"/>
-                      <w:sz w:val="18"/>
-                      <w:szCs w:val="18"/>
-                    </w:rPr>
-                    <w:t>fsc}{/isFirst}</w:t>
+                    <w:t>{#invoices} {#isFirst}{fsc}{/isFirst}</w:t>
                   </w:r>
                 </w:p>
               </w:tc>
@@ -3007,14 +2921,6 @@
                       <w:szCs w:val="18"/>
                     </w:rPr>
                   </w:pPr>
-                  <w:r>
-                    <w:rPr>
-                      <w:rFonts w:cstheme="minorHAnsi"/>
-                      <w:sz w:val="18"/>
-                      <w:szCs w:val="18"/>
-                    </w:rPr>
-                    <w:t>0</w:t>
-                  </w:r>
                 </w:p>
               </w:tc>
               <w:tc>
@@ -3034,14 +2940,6 @@
                       <w:szCs w:val="18"/>
                     </w:rPr>
                   </w:pPr>
-                  <w:r>
-                    <w:rPr>
-                      <w:rFonts w:cstheme="minorHAnsi"/>
-                      <w:sz w:val="18"/>
-                      <w:szCs w:val="18"/>
-                    </w:rPr>
-                    <w:t>0.0000</w:t>
-                  </w:r>
                 </w:p>
               </w:tc>
               <w:tc>
@@ -3061,14 +2959,6 @@
                       <w:szCs w:val="18"/>
                     </w:rPr>
                   </w:pPr>
-                  <w:r>
-                    <w:rPr>
-                      <w:rFonts w:cstheme="minorHAnsi"/>
-                      <w:sz w:val="18"/>
-                      <w:szCs w:val="18"/>
-                    </w:rPr>
-                    <w:t>FREE</w:t>
-                  </w:r>
                 </w:p>
               </w:tc>
               <w:tc>
@@ -3088,14 +2978,6 @@
                       <w:szCs w:val="18"/>
                     </w:rPr>
                   </w:pPr>
-                  <w:r>
-                    <w:rPr>
-                      <w:rFonts w:cstheme="minorHAnsi"/>
-                      <w:sz w:val="18"/>
-                      <w:szCs w:val="18"/>
-                    </w:rPr>
-                    <w:t>FREE</w:t>
-                  </w:r>
                   <w:r>
                     <w:rPr>
                       <w:rFonts w:cstheme="minorHAnsi"/>
@@ -3503,7 +3385,6 @@
               <w:t>finalDestination</w:t>
             </w:r>
             <w:proofErr w:type="spellEnd"/>
-            <w:proofErr w:type="gramStart"/>
             <w:r>
               <w:rPr>
                 <w:rFonts w:cstheme="minorHAnsi"/>
@@ -3518,16 +3399,7 @@
                 <w:sz w:val="20"/>
                 <w:szCs w:val="20"/>
               </w:rPr>
-              <w:t xml:space="preserve">  </w:t>
-            </w:r>
-            <w:proofErr w:type="gramEnd"/>
-            <w:r>
-              <w:rPr>
-                <w:rFonts w:cstheme="minorHAnsi"/>
-                <w:sz w:val="20"/>
-                <w:szCs w:val="20"/>
-              </w:rPr>
-              <w:t xml:space="preserve"> </w:t>
+              <w:t xml:space="preserve">   </w:t>
             </w:r>
             <w:r>
               <w:rPr>
@@ -3682,7 +3554,6 @@
               </w:rPr>
               <w:t>{#</w:t>
             </w:r>
-            <w:proofErr w:type="gramStart"/>
             <w:r>
               <w:rPr>
                 <w:rFonts w:cstheme="minorHAnsi"/>
@@ -3699,7 +3570,6 @@
               </w:rPr>
               <w:t>}{</w:t>
             </w:r>
-            <w:proofErr w:type="gramEnd"/>
             <w:r>
               <w:rPr>
                 <w:rFonts w:cstheme="minorHAnsi"/>
@@ -3967,7 +3837,6 @@
                     <w:t xml:space="preserve">Total </w:t>
                   </w:r>
                   <w:proofErr w:type="spellStart"/>
-                  <w:proofErr w:type="gramStart"/>
                   <w:r>
                     <w:rPr>
                       <w:rFonts w:cstheme="minorHAnsi"/>
@@ -3977,7 +3846,6 @@
                     <w:t>Sq.Meter</w:t>
                   </w:r>
                   <w:proofErr w:type="spellEnd"/>
-                  <w:proofErr w:type="gramEnd"/>
                   <w:r>
                     <w:rPr>
                       <w:rFonts w:cstheme="minorHAnsi"/>
@@ -4126,25 +3994,7 @@
                       <w:sz w:val="20"/>
                       <w:szCs w:val="20"/>
                     </w:rPr>
-                    <w:t>Avg./</w:t>
-                  </w:r>
-                  <w:proofErr w:type="gramStart"/>
-                  <w:r>
-                    <w:rPr>
-                      <w:rFonts w:cstheme="minorHAnsi"/>
-                      <w:sz w:val="20"/>
-                      <w:szCs w:val="20"/>
-                    </w:rPr>
-                    <w:t>Wt.(</w:t>
-                  </w:r>
-                  <w:proofErr w:type="gramEnd"/>
-                  <w:r>
-                    <w:rPr>
-                      <w:rFonts w:cstheme="minorHAnsi"/>
-                      <w:sz w:val="20"/>
-                      <w:szCs w:val="20"/>
-                    </w:rPr>
-                    <w:t>Kg)</w:t>
+                    <w:t>Avg./Wt.(Kg)</w:t>
                   </w:r>
                 </w:p>
               </w:tc>
@@ -4227,7 +4077,6 @@
                     </w:rPr>
                     <w:t>{#</w:t>
                   </w:r>
-                  <w:proofErr w:type="gramStart"/>
                   <w:r>
                     <w:rPr>
                       <w:rFonts w:cstheme="minorHAnsi"/>
@@ -4244,7 +4093,6 @@
                     </w:rPr>
                     <w:t>}{</w:t>
                   </w:r>
-                  <w:proofErr w:type="gramEnd"/>
                   <w:r>
                     <w:rPr>
                       <w:rFonts w:cstheme="minorHAnsi"/>
@@ -5154,16 +5002,7 @@
         <w:bCs/>
         <w:spacing w:val="60"/>
       </w:rPr>
-      <w:t xml:space="preserve"> </w:t>
-    </w:r>
-    <w:proofErr w:type="gramStart"/>
-    <w:r>
-      <w:rPr>
-        <w:b/>
-        <w:bCs/>
-        <w:spacing w:val="60"/>
-      </w:rPr>
-      <w:t xml:space="preserve"> </w:t>
+      <w:t xml:space="preserve">  </w:t>
     </w:r>
     <w:r>
       <w:rPr>
@@ -5187,16 +5026,7 @@
         <w:bCs/>
         <w:spacing w:val="60"/>
       </w:rPr>
-      <w:t>(</w:t>
-    </w:r>
-    <w:proofErr w:type="gramEnd"/>
-    <w:r>
-      <w:rPr>
-        <w:b/>
-        <w:bCs/>
-        <w:spacing w:val="60"/>
-      </w:rPr>
-      <w:t>I)</w:t>
+      <w:t>(I)</w:t>
     </w:r>
     <w:r>
       <w:rPr>

--- a/electron/database/generate-document/templates/custom-invoice.docx
+++ b/electron/database/generate-document/templates/custom-invoice.docx
@@ -689,33 +689,55 @@
                 <w:sz w:val="20"/>
                 <w:szCs w:val="20"/>
               </w:rPr>
+              <w:t>{#isUK}</w:t>
+            </w:r>
+            <w:r>
+              <w:rPr>
+                <w:rFonts w:cstheme="minorHAnsi"/>
+                <w:sz w:val="20"/>
+                <w:szCs w:val="20"/>
+              </w:rPr>
               <w:t>{#</w:t>
             </w:r>
-            <w:proofErr w:type="gramStart"/>
-            <w:r>
-              <w:rPr>
-                <w:rFonts w:cstheme="minorHAnsi"/>
-                <w:sz w:val="20"/>
-                <w:szCs w:val="20"/>
-              </w:rPr>
-              <w:t>isUK}</w:t>
-            </w:r>
-            <w:r>
-              <w:rPr>
-                <w:rFonts w:cstheme="minorHAnsi"/>
-                <w:sz w:val="20"/>
-                <w:szCs w:val="20"/>
-              </w:rPr>
-              <w:t>TELE</w:t>
-            </w:r>
-            <w:proofErr w:type="gramEnd"/>
-            <w:r>
-              <w:rPr>
-                <w:rFonts w:cstheme="minorHAnsi"/>
-                <w:sz w:val="20"/>
-                <w:szCs w:val="20"/>
-              </w:rPr>
-              <w:t>: {</w:t>
+            <w:r>
+              <w:rPr>
+                <w:rFonts w:cstheme="minorHAnsi"/>
+                <w:sz w:val="20"/>
+                <w:szCs w:val="20"/>
+              </w:rPr>
+              <w:t>consigneePhone</w:t>
+            </w:r>
+            <w:r>
+              <w:rPr>
+                <w:rFonts w:cstheme="minorHAnsi"/>
+                <w:sz w:val="20"/>
+                <w:szCs w:val="20"/>
+              </w:rPr>
+              <w:t>}</w:t>
+            </w:r>
+            <w:r>
+              <w:rPr>
+                <w:rFonts w:cstheme="minorHAnsi"/>
+                <w:sz w:val="20"/>
+                <w:szCs w:val="20"/>
+              </w:rPr>
+              <w:t>TELE:</w:t>
+            </w:r>
+            <w:r>
+              <w:rPr>
+                <w:rFonts w:cstheme="minorHAnsi"/>
+                <w:sz w:val="20"/>
+                <w:szCs w:val="20"/>
+              </w:rPr>
+              <w:t xml:space="preserve"> </w:t>
+            </w:r>
+            <w:r>
+              <w:rPr>
+                <w:rFonts w:cstheme="minorHAnsi"/>
+                <w:sz w:val="20"/>
+                <w:szCs w:val="20"/>
+              </w:rPr>
+              <w:t>{</w:t>
             </w:r>
             <w:proofErr w:type="spellStart"/>
             <w:r>
@@ -733,17 +755,75 @@
                 <w:sz w:val="20"/>
                 <w:szCs w:val="20"/>
               </w:rPr>
-              <w:t xml:space="preserve">} </w:t>
-            </w:r>
-          </w:p>
-          <w:p>
-            <w:pPr>
-              <w:rPr>
-                <w:rFonts w:cstheme="minorHAnsi"/>
-                <w:sz w:val="20"/>
-                <w:szCs w:val="20"/>
-              </w:rPr>
-            </w:pPr>
+              <w:t>}</w:t>
+            </w:r>
+            <w:r>
+              <w:rPr>
+                <w:rFonts w:cstheme="minorHAnsi"/>
+                <w:sz w:val="20"/>
+                <w:szCs w:val="20"/>
+              </w:rPr>
+              <w:t>{/</w:t>
+            </w:r>
+            <w:proofErr w:type="spellStart"/>
+            <w:r>
+              <w:rPr>
+                <w:rFonts w:cstheme="minorHAnsi"/>
+                <w:sz w:val="20"/>
+                <w:szCs w:val="20"/>
+              </w:rPr>
+              <w:t>consigneePhone</w:t>
+            </w:r>
+            <w:proofErr w:type="spellEnd"/>
+            <w:r>
+              <w:rPr>
+                <w:rFonts w:cstheme="minorHAnsi"/>
+                <w:sz w:val="20"/>
+                <w:szCs w:val="20"/>
+              </w:rPr>
+              <w:t>}</w:t>
+            </w:r>
+            <w:r>
+              <w:rPr>
+                <w:rFonts w:cstheme="minorHAnsi"/>
+                <w:sz w:val="20"/>
+                <w:szCs w:val="20"/>
+              </w:rPr>
+              <w:t xml:space="preserve"> </w:t>
+            </w:r>
+          </w:p>
+          <w:p>
+            <w:pPr>
+              <w:rPr>
+                <w:rFonts w:cstheme="minorHAnsi"/>
+                <w:sz w:val="20"/>
+                <w:szCs w:val="20"/>
+              </w:rPr>
+            </w:pPr>
+            <w:r>
+              <w:rPr>
+                <w:rFonts w:cstheme="minorHAnsi"/>
+                <w:sz w:val="20"/>
+                <w:szCs w:val="20"/>
+              </w:rPr>
+              <w:t>{#</w:t>
+            </w:r>
+            <w:r>
+              <w:rPr>
+                <w:rFonts w:cstheme="minorHAnsi"/>
+                <w:sz w:val="20"/>
+                <w:szCs w:val="20"/>
+              </w:rPr>
+              <w:t>consigneeEmail</w:t>
+            </w:r>
+            <w:r>
+              <w:rPr>
+                <w:rFonts w:cstheme="minorHAnsi"/>
+                <w:sz w:val="20"/>
+                <w:szCs w:val="20"/>
+              </w:rPr>
+              <w:t>}</w:t>
+            </w:r>
             <w:r>
               <w:rPr>
                 <w:rFonts w:cstheme="minorHAnsi"/>
@@ -758,7 +838,49 @@
                 <w:sz w:val="20"/>
                 <w:szCs w:val="20"/>
               </w:rPr>
-              <w:t>: {</w:t>
+              <w:t>:</w:t>
+            </w:r>
+            <w:r>
+              <w:rPr>
+                <w:rFonts w:cstheme="minorHAnsi"/>
+                <w:sz w:val="20"/>
+                <w:szCs w:val="20"/>
+              </w:rPr>
+              <w:t xml:space="preserve"> </w:t>
+            </w:r>
+            <w:r>
+              <w:rPr>
+                <w:rFonts w:cstheme="minorHAnsi"/>
+                <w:sz w:val="20"/>
+                <w:szCs w:val="20"/>
+              </w:rPr>
+              <w:t>{</w:t>
+            </w:r>
+            <w:proofErr w:type="spellStart"/>
+            <w:r>
+              <w:rPr>
+                <w:rFonts w:cstheme="minorHAnsi"/>
+                <w:sz w:val="20"/>
+                <w:szCs w:val="20"/>
+              </w:rPr>
+              <w:t>consigneeEmail</w:t>
+            </w:r>
+            <w:proofErr w:type="spellEnd"/>
+            <w:r>
+              <w:rPr>
+                <w:rFonts w:cstheme="minorHAnsi"/>
+                <w:sz w:val="20"/>
+                <w:szCs w:val="20"/>
+              </w:rPr>
+              <w:t>}</w:t>
+            </w:r>
+            <w:r>
+              <w:rPr>
+                <w:rFonts w:cstheme="minorHAnsi"/>
+                <w:sz w:val="20"/>
+                <w:szCs w:val="20"/>
+              </w:rPr>
+              <w:t>{/</w:t>
             </w:r>
             <w:proofErr w:type="spellStart"/>
             <w:r>
@@ -1907,7 +2029,6 @@
                     <w:t xml:space="preserve">Total </w:t>
                   </w:r>
                   <w:proofErr w:type="spellStart"/>
-                  <w:proofErr w:type="gramStart"/>
                   <w:r>
                     <w:rPr>
                       <w:rFonts w:cstheme="minorHAnsi"/>
@@ -1919,7 +2040,6 @@
                     <w:t>Sq.Mt</w:t>
                   </w:r>
                   <w:proofErr w:type="spellEnd"/>
-                  <w:proofErr w:type="gramEnd"/>
                 </w:p>
               </w:tc>
               <w:tc>
@@ -2248,34 +2368,7 @@
                       <w:sz w:val="18"/>
                       <w:szCs w:val="18"/>
                     </w:rPr>
-                    <w:t>{#</w:t>
-                  </w:r>
-                  <w:proofErr w:type="gramStart"/>
-                  <w:r>
-                    <w:rPr>
-                      <w:rFonts w:cstheme="minorHAnsi"/>
-                      <w:sz w:val="18"/>
-                      <w:szCs w:val="18"/>
-                    </w:rPr>
-                    <w:t>CIItems}{</w:t>
-                  </w:r>
-                  <w:proofErr w:type="gramEnd"/>
-                  <w:r>
-                    <w:rPr>
-                      <w:rFonts w:cstheme="minorHAnsi"/>
-                      <w:sz w:val="18"/>
-                      <w:szCs w:val="18"/>
-                    </w:rPr>
-                    <w:t>#</w:t>
-                  </w:r>
-                  <w:proofErr w:type="gramStart"/>
-                  <w:r>
-                    <w:rPr>
-                      <w:rFonts w:cstheme="minorHAnsi"/>
-                      <w:sz w:val="18"/>
-                      <w:szCs w:val="18"/>
-                    </w:rPr>
-                    <w:t>showThickness}</w:t>
+                    <w:t>{#CIItems}{#showThickness}</w:t>
                   </w:r>
                   <w:r>
                     <w:rPr>
@@ -2285,18 +2378,7 @@
                       <w:sz w:val="18"/>
                       <w:szCs w:val="18"/>
                     </w:rPr>
-                    <w:t>{</w:t>
-                  </w:r>
-                  <w:proofErr w:type="gramEnd"/>
-                  <w:r>
-                    <w:rPr>
-                      <w:rFonts w:cstheme="minorHAnsi"/>
-                      <w:b/>
-                      <w:bCs/>
-                      <w:sz w:val="18"/>
-                      <w:szCs w:val="18"/>
-                    </w:rPr>
-                    <w:t>thicknessDetail</w:t>
+                    <w:t>{thicknessDetail</w:t>
                   </w:r>
                   <w:r>
                     <w:rPr>
@@ -2499,19 +2581,9 @@
                       <w:sz w:val="18"/>
                       <w:szCs w:val="18"/>
                     </w:rPr>
-                    <w:t>COMMISION-</w:t>
-                  </w:r>
-                  <w:proofErr w:type="gramStart"/>
-                  <w:r>
-                    <w:rPr>
-                      <w:rFonts w:cstheme="minorHAnsi"/>
-                      <w:sz w:val="18"/>
-                      <w:szCs w:val="18"/>
-                    </w:rPr>
-                    <w:t>USD.{</w:t>
+                    <w:t>COMMISION-USD.{</w:t>
                   </w:r>
                   <w:proofErr w:type="spellStart"/>
-                  <w:proofErr w:type="gramEnd"/>
                   <w:r>
                     <w:rPr>
                       <w:rFonts w:cstheme="minorHAnsi"/>
@@ -2648,25 +2720,7 @@
                       <w:sz w:val="18"/>
                       <w:szCs w:val="18"/>
                     </w:rPr>
-                    <w:t>{#invoices} {#</w:t>
-                  </w:r>
-                  <w:proofErr w:type="gramStart"/>
-                  <w:r>
-                    <w:rPr>
-                      <w:rFonts w:cstheme="minorHAnsi"/>
-                      <w:sz w:val="18"/>
-                      <w:szCs w:val="18"/>
-                    </w:rPr>
-                    <w:t>isFirst}{</w:t>
-                  </w:r>
-                  <w:proofErr w:type="gramEnd"/>
-                  <w:r>
-                    <w:rPr>
-                      <w:rFonts w:cstheme="minorHAnsi"/>
-                      <w:sz w:val="18"/>
-                      <w:szCs w:val="18"/>
-                    </w:rPr>
-                    <w:t>fsc}{/isFirst}</w:t>
+                    <w:t>{#invoices} {#isFirst}{fsc}{/isFirst}</w:t>
                   </w:r>
                 </w:p>
               </w:tc>
@@ -3503,7 +3557,6 @@
               <w:t>finalDestination</w:t>
             </w:r>
             <w:proofErr w:type="spellEnd"/>
-            <w:proofErr w:type="gramStart"/>
             <w:r>
               <w:rPr>
                 <w:rFonts w:cstheme="minorHAnsi"/>
@@ -3518,16 +3571,7 @@
                 <w:sz w:val="20"/>
                 <w:szCs w:val="20"/>
               </w:rPr>
-              <w:t xml:space="preserve">  </w:t>
-            </w:r>
-            <w:proofErr w:type="gramEnd"/>
-            <w:r>
-              <w:rPr>
-                <w:rFonts w:cstheme="minorHAnsi"/>
-                <w:sz w:val="20"/>
-                <w:szCs w:val="20"/>
-              </w:rPr>
-              <w:t xml:space="preserve"> </w:t>
+              <w:t xml:space="preserve">   </w:t>
             </w:r>
             <w:r>
               <w:rPr>
@@ -3682,7 +3726,6 @@
               </w:rPr>
               <w:t>{#</w:t>
             </w:r>
-            <w:proofErr w:type="gramStart"/>
             <w:r>
               <w:rPr>
                 <w:rFonts w:cstheme="minorHAnsi"/>
@@ -3699,7 +3742,6 @@
               </w:rPr>
               <w:t>}{</w:t>
             </w:r>
-            <w:proofErr w:type="gramEnd"/>
             <w:r>
               <w:rPr>
                 <w:rFonts w:cstheme="minorHAnsi"/>
@@ -3967,7 +4009,6 @@
                     <w:t xml:space="preserve">Total </w:t>
                   </w:r>
                   <w:proofErr w:type="spellStart"/>
-                  <w:proofErr w:type="gramStart"/>
                   <w:r>
                     <w:rPr>
                       <w:rFonts w:cstheme="minorHAnsi"/>
@@ -3977,7 +4018,6 @@
                     <w:t>Sq.Meter</w:t>
                   </w:r>
                   <w:proofErr w:type="spellEnd"/>
-                  <w:proofErr w:type="gramEnd"/>
                   <w:r>
                     <w:rPr>
                       <w:rFonts w:cstheme="minorHAnsi"/>
@@ -4126,25 +4166,7 @@
                       <w:sz w:val="20"/>
                       <w:szCs w:val="20"/>
                     </w:rPr>
-                    <w:t>Avg./</w:t>
-                  </w:r>
-                  <w:proofErr w:type="gramStart"/>
-                  <w:r>
-                    <w:rPr>
-                      <w:rFonts w:cstheme="minorHAnsi"/>
-                      <w:sz w:val="20"/>
-                      <w:szCs w:val="20"/>
-                    </w:rPr>
-                    <w:t>Wt.(</w:t>
-                  </w:r>
-                  <w:proofErr w:type="gramEnd"/>
-                  <w:r>
-                    <w:rPr>
-                      <w:rFonts w:cstheme="minorHAnsi"/>
-                      <w:sz w:val="20"/>
-                      <w:szCs w:val="20"/>
-                    </w:rPr>
-                    <w:t>Kg)</w:t>
+                    <w:t>Avg./Wt.(Kg)</w:t>
                   </w:r>
                 </w:p>
               </w:tc>
@@ -4225,9 +4247,9 @@
                       <w:sz w:val="20"/>
                       <w:szCs w:val="20"/>
                     </w:rPr>
+                    <w:lastRenderedPageBreak/>
                     <w:t>{#</w:t>
                   </w:r>
-                  <w:proofErr w:type="gramStart"/>
                   <w:r>
                     <w:rPr>
                       <w:rFonts w:cstheme="minorHAnsi"/>
@@ -4244,7 +4266,6 @@
                     </w:rPr>
                     <w:t>}{</w:t>
                   </w:r>
-                  <w:proofErr w:type="gramEnd"/>
                   <w:r>
                     <w:rPr>
                       <w:rFonts w:cstheme="minorHAnsi"/>
@@ -5154,16 +5175,7 @@
         <w:bCs/>
         <w:spacing w:val="60"/>
       </w:rPr>
-      <w:t xml:space="preserve"> </w:t>
-    </w:r>
-    <w:proofErr w:type="gramStart"/>
-    <w:r>
-      <w:rPr>
-        <w:b/>
-        <w:bCs/>
-        <w:spacing w:val="60"/>
-      </w:rPr>
-      <w:t xml:space="preserve"> </w:t>
+      <w:t xml:space="preserve">  </w:t>
     </w:r>
     <w:r>
       <w:rPr>
@@ -5187,16 +5199,7 @@
         <w:bCs/>
         <w:spacing w:val="60"/>
       </w:rPr>
-      <w:t>(</w:t>
-    </w:r>
-    <w:proofErr w:type="gramEnd"/>
-    <w:r>
-      <w:rPr>
-        <w:b/>
-        <w:bCs/>
-        <w:spacing w:val="60"/>
-      </w:rPr>
-      <w:t>I)</w:t>
+      <w:t>(I)</w:t>
     </w:r>
     <w:r>
       <w:rPr>

--- a/electron/database/generate-document/templates/custom-invoice.docx
+++ b/electron/database/generate-document/templates/custom-invoice.docx
@@ -689,15 +689,33 @@
                 <w:sz w:val="20"/>
                 <w:szCs w:val="20"/>
               </w:rPr>
-              <w:t>{#isUK}</w:t>
-            </w:r>
-            <w:r>
-              <w:rPr>
-                <w:rFonts w:cstheme="minorHAnsi"/>
-                <w:sz w:val="20"/>
-                <w:szCs w:val="20"/>
-              </w:rPr>
-              <w:t>TELE: {</w:t>
+              <w:t>{#</w:t>
+            </w:r>
+            <w:proofErr w:type="gramStart"/>
+            <w:r>
+              <w:rPr>
+                <w:rFonts w:cstheme="minorHAnsi"/>
+                <w:sz w:val="20"/>
+                <w:szCs w:val="20"/>
+              </w:rPr>
+              <w:t>isUK}</w:t>
+            </w:r>
+            <w:r>
+              <w:rPr>
+                <w:rFonts w:cstheme="minorHAnsi"/>
+                <w:sz w:val="20"/>
+                <w:szCs w:val="20"/>
+              </w:rPr>
+              <w:t>TELE</w:t>
+            </w:r>
+            <w:proofErr w:type="gramEnd"/>
+            <w:r>
+              <w:rPr>
+                <w:rFonts w:cstheme="minorHAnsi"/>
+                <w:sz w:val="20"/>
+                <w:szCs w:val="20"/>
+              </w:rPr>
+              <w:t>: {</w:t>
             </w:r>
             <w:proofErr w:type="spellStart"/>
             <w:r>
@@ -1889,6 +1907,7 @@
                     <w:t xml:space="preserve">Total </w:t>
                   </w:r>
                   <w:proofErr w:type="spellStart"/>
+                  <w:proofErr w:type="gramStart"/>
                   <w:r>
                     <w:rPr>
                       <w:rFonts w:cstheme="minorHAnsi"/>
@@ -1900,6 +1919,7 @@
                     <w:t>Sq.Mt</w:t>
                   </w:r>
                   <w:proofErr w:type="spellEnd"/>
+                  <w:proofErr w:type="gramEnd"/>
                 </w:p>
               </w:tc>
               <w:tc>
@@ -2228,7 +2248,34 @@
                       <w:sz w:val="18"/>
                       <w:szCs w:val="18"/>
                     </w:rPr>
-                    <w:t>{#CIItems}{#showThickness}</w:t>
+                    <w:t>{#</w:t>
+                  </w:r>
+                  <w:proofErr w:type="gramStart"/>
+                  <w:r>
+                    <w:rPr>
+                      <w:rFonts w:cstheme="minorHAnsi"/>
+                      <w:sz w:val="18"/>
+                      <w:szCs w:val="18"/>
+                    </w:rPr>
+                    <w:t>CIItems}{</w:t>
+                  </w:r>
+                  <w:proofErr w:type="gramEnd"/>
+                  <w:r>
+                    <w:rPr>
+                      <w:rFonts w:cstheme="minorHAnsi"/>
+                      <w:sz w:val="18"/>
+                      <w:szCs w:val="18"/>
+                    </w:rPr>
+                    <w:t>#</w:t>
+                  </w:r>
+                  <w:proofErr w:type="gramStart"/>
+                  <w:r>
+                    <w:rPr>
+                      <w:rFonts w:cstheme="minorHAnsi"/>
+                      <w:sz w:val="18"/>
+                      <w:szCs w:val="18"/>
+                    </w:rPr>
+                    <w:t>showThickness}</w:t>
                   </w:r>
                   <w:r>
                     <w:rPr>
@@ -2238,7 +2285,18 @@
                       <w:sz w:val="18"/>
                       <w:szCs w:val="18"/>
                     </w:rPr>
-                    <w:t>{thicknessDetail</w:t>
+                    <w:t>{</w:t>
+                  </w:r>
+                  <w:proofErr w:type="gramEnd"/>
+                  <w:r>
+                    <w:rPr>
+                      <w:rFonts w:cstheme="minorHAnsi"/>
+                      <w:b/>
+                      <w:bCs/>
+                      <w:sz w:val="18"/>
+                      <w:szCs w:val="18"/>
+                    </w:rPr>
+                    <w:t>thicknessDetail</w:t>
                   </w:r>
                   <w:r>
                     <w:rPr>
@@ -2413,7 +2471,7 @@
                       <w:sz w:val="18"/>
                       <w:szCs w:val="18"/>
                     </w:rPr>
-                    <w:t>isAus</w:t>
+                    <w:t>commision</w:t>
                   </w:r>
                   <w:r>
                     <w:rPr>
@@ -2441,9 +2499,19 @@
                       <w:sz w:val="18"/>
                       <w:szCs w:val="18"/>
                     </w:rPr>
-                    <w:t>COMMISION-USD.{</w:t>
+                    <w:t>COMMISION-</w:t>
+                  </w:r>
+                  <w:proofErr w:type="gramStart"/>
+                  <w:r>
+                    <w:rPr>
+                      <w:rFonts w:cstheme="minorHAnsi"/>
+                      <w:sz w:val="18"/>
+                      <w:szCs w:val="18"/>
+                    </w:rPr>
+                    <w:t>USD.{</w:t>
                   </w:r>
                   <w:proofErr w:type="spellStart"/>
+                  <w:proofErr w:type="gramEnd"/>
                   <w:r>
                     <w:rPr>
                       <w:rFonts w:cstheme="minorHAnsi"/>
@@ -2468,7 +2536,7 @@
                       <w:sz w:val="18"/>
                       <w:szCs w:val="18"/>
                     </w:rPr>
-                    <w:t>isAus</w:t>
+                    <w:t>commision</w:t>
                   </w:r>
                   <w:proofErr w:type="spellEnd"/>
                   <w:r>
@@ -2580,7 +2648,25 @@
                       <w:sz w:val="18"/>
                       <w:szCs w:val="18"/>
                     </w:rPr>
-                    <w:t>{#invoices} {#isFirst}{fsc}{/isFirst}</w:t>
+                    <w:t>{#invoices} {#</w:t>
+                  </w:r>
+                  <w:proofErr w:type="gramStart"/>
+                  <w:r>
+                    <w:rPr>
+                      <w:rFonts w:cstheme="minorHAnsi"/>
+                      <w:sz w:val="18"/>
+                      <w:szCs w:val="18"/>
+                    </w:rPr>
+                    <w:t>isFirst}{</w:t>
+                  </w:r>
+                  <w:proofErr w:type="gramEnd"/>
+                  <w:r>
+                    <w:rPr>
+                      <w:rFonts w:cstheme="minorHAnsi"/>
+                      <w:sz w:val="18"/>
+                      <w:szCs w:val="18"/>
+                    </w:rPr>
+                    <w:t>fsc}{/isFirst}</w:t>
                   </w:r>
                 </w:p>
               </w:tc>
@@ -3385,6 +3471,7 @@
               <w:t>finalDestination</w:t>
             </w:r>
             <w:proofErr w:type="spellEnd"/>
+            <w:proofErr w:type="gramStart"/>
             <w:r>
               <w:rPr>
                 <w:rFonts w:cstheme="minorHAnsi"/>
@@ -3399,7 +3486,16 @@
                 <w:sz w:val="20"/>
                 <w:szCs w:val="20"/>
               </w:rPr>
-              <w:t xml:space="preserve">   </w:t>
+              <w:t xml:space="preserve">  </w:t>
+            </w:r>
+            <w:proofErr w:type="gramEnd"/>
+            <w:r>
+              <w:rPr>
+                <w:rFonts w:cstheme="minorHAnsi"/>
+                <w:sz w:val="20"/>
+                <w:szCs w:val="20"/>
+              </w:rPr>
+              <w:t xml:space="preserve"> </w:t>
             </w:r>
             <w:r>
               <w:rPr>
@@ -3554,6 +3650,7 @@
               </w:rPr>
               <w:t>{#</w:t>
             </w:r>
+            <w:proofErr w:type="gramStart"/>
             <w:r>
               <w:rPr>
                 <w:rFonts w:cstheme="minorHAnsi"/>
@@ -3570,6 +3667,7 @@
               </w:rPr>
               <w:t>}{</w:t>
             </w:r>
+            <w:proofErr w:type="gramEnd"/>
             <w:r>
               <w:rPr>
                 <w:rFonts w:cstheme="minorHAnsi"/>
@@ -3837,6 +3935,7 @@
                     <w:t xml:space="preserve">Total </w:t>
                   </w:r>
                   <w:proofErr w:type="spellStart"/>
+                  <w:proofErr w:type="gramStart"/>
                   <w:r>
                     <w:rPr>
                       <w:rFonts w:cstheme="minorHAnsi"/>
@@ -3846,6 +3945,7 @@
                     <w:t>Sq.Meter</w:t>
                   </w:r>
                   <w:proofErr w:type="spellEnd"/>
+                  <w:proofErr w:type="gramEnd"/>
                   <w:r>
                     <w:rPr>
                       <w:rFonts w:cstheme="minorHAnsi"/>
@@ -3994,7 +4094,25 @@
                       <w:sz w:val="20"/>
                       <w:szCs w:val="20"/>
                     </w:rPr>
-                    <w:t>Avg./Wt.(Kg)</w:t>
+                    <w:t>Avg./</w:t>
+                  </w:r>
+                  <w:proofErr w:type="gramStart"/>
+                  <w:r>
+                    <w:rPr>
+                      <w:rFonts w:cstheme="minorHAnsi"/>
+                      <w:sz w:val="20"/>
+                      <w:szCs w:val="20"/>
+                    </w:rPr>
+                    <w:t>Wt.(</w:t>
+                  </w:r>
+                  <w:proofErr w:type="gramEnd"/>
+                  <w:r>
+                    <w:rPr>
+                      <w:rFonts w:cstheme="minorHAnsi"/>
+                      <w:sz w:val="20"/>
+                      <w:szCs w:val="20"/>
+                    </w:rPr>
+                    <w:t>Kg)</w:t>
                   </w:r>
                 </w:p>
               </w:tc>
@@ -4077,6 +4195,7 @@
                     </w:rPr>
                     <w:t>{#</w:t>
                   </w:r>
+                  <w:proofErr w:type="gramStart"/>
                   <w:r>
                     <w:rPr>
                       <w:rFonts w:cstheme="minorHAnsi"/>
@@ -4093,6 +4212,7 @@
                     </w:rPr>
                     <w:t>}{</w:t>
                   </w:r>
+                  <w:proofErr w:type="gramEnd"/>
                   <w:r>
                     <w:rPr>
                       <w:rFonts w:cstheme="minorHAnsi"/>
@@ -5002,7 +5122,16 @@
         <w:bCs/>
         <w:spacing w:val="60"/>
       </w:rPr>
-      <w:t xml:space="preserve">  </w:t>
+      <w:t xml:space="preserve"> </w:t>
+    </w:r>
+    <w:proofErr w:type="gramStart"/>
+    <w:r>
+      <w:rPr>
+        <w:b/>
+        <w:bCs/>
+        <w:spacing w:val="60"/>
+      </w:rPr>
+      <w:t xml:space="preserve"> </w:t>
     </w:r>
     <w:r>
       <w:rPr>
@@ -5026,7 +5155,16 @@
         <w:bCs/>
         <w:spacing w:val="60"/>
       </w:rPr>
-      <w:t>(I)</w:t>
+      <w:t>(</w:t>
+    </w:r>
+    <w:proofErr w:type="gramEnd"/>
+    <w:r>
+      <w:rPr>
+        <w:b/>
+        <w:bCs/>
+        <w:spacing w:val="60"/>
+      </w:rPr>
+      <w:t>I)</w:t>
     </w:r>
     <w:r>
       <w:rPr>
@@ -5792,7 +5930,6 @@
   <w:style w:type="character" w:default="1" w:styleId="DefaultParagraphFont">
     <w:name w:val="Default Paragraph Font"/>
     <w:uiPriority w:val="1"/>
-    <w:semiHidden/>
     <w:unhideWhenUsed/>
   </w:style>
   <w:style w:type="table" w:default="1" w:styleId="TableNormal">

--- a/electron/database/generate-document/templates/custom-invoice.docx
+++ b/electron/database/generate-document/templates/custom-invoice.docx
@@ -689,33 +689,39 @@
                 <w:sz w:val="20"/>
                 <w:szCs w:val="20"/>
               </w:rPr>
+              <w:t>{#isUK}</w:t>
+            </w:r>
+            <w:r>
+              <w:rPr>
+                <w:rFonts w:cstheme="minorHAnsi"/>
+                <w:sz w:val="20"/>
+                <w:szCs w:val="20"/>
+              </w:rPr>
               <w:t>{#</w:t>
             </w:r>
-            <w:proofErr w:type="gramStart"/>
-            <w:r>
-              <w:rPr>
-                <w:rFonts w:cstheme="minorHAnsi"/>
-                <w:sz w:val="20"/>
-                <w:szCs w:val="20"/>
-              </w:rPr>
-              <w:t>isUK}</w:t>
-            </w:r>
-            <w:r>
-              <w:rPr>
-                <w:rFonts w:cstheme="minorHAnsi"/>
-                <w:sz w:val="20"/>
-                <w:szCs w:val="20"/>
-              </w:rPr>
-              <w:t>TELE</w:t>
-            </w:r>
-            <w:proofErr w:type="gramEnd"/>
-            <w:r>
-              <w:rPr>
-                <w:rFonts w:cstheme="minorHAnsi"/>
-                <w:sz w:val="20"/>
-                <w:szCs w:val="20"/>
-              </w:rPr>
-              <w:t>: {</w:t>
+            <w:r>
+              <w:rPr>
+                <w:rFonts w:cstheme="minorHAnsi"/>
+                <w:sz w:val="20"/>
+                <w:szCs w:val="20"/>
+              </w:rPr>
+              <w:t>consigneePhone</w:t>
+            </w:r>
+            <w:r>
+              <w:rPr>
+                <w:rFonts w:cstheme="minorHAnsi"/>
+                <w:sz w:val="20"/>
+                <w:szCs w:val="20"/>
+              </w:rPr>
+              <w:t>}</w:t>
+            </w:r>
+            <w:r>
+              <w:rPr>
+                <w:rFonts w:cstheme="minorHAnsi"/>
+                <w:sz w:val="20"/>
+                <w:szCs w:val="20"/>
+              </w:rPr>
+              <w:t>TELE: {</w:t>
             </w:r>
             <w:proofErr w:type="spellStart"/>
             <w:r>
@@ -733,17 +739,67 @@
                 <w:sz w:val="20"/>
                 <w:szCs w:val="20"/>
               </w:rPr>
-              <w:t xml:space="preserve">} </w:t>
-            </w:r>
-          </w:p>
-          <w:p>
-            <w:pPr>
-              <w:rPr>
-                <w:rFonts w:cstheme="minorHAnsi"/>
-                <w:sz w:val="20"/>
-                <w:szCs w:val="20"/>
-              </w:rPr>
-            </w:pPr>
+              <w:t>}</w:t>
+            </w:r>
+            <w:r>
+              <w:rPr>
+                <w:rFonts w:cstheme="minorHAnsi"/>
+                <w:sz w:val="20"/>
+                <w:szCs w:val="20"/>
+              </w:rPr>
+              <w:t>{/</w:t>
+            </w:r>
+            <w:proofErr w:type="spellStart"/>
+            <w:r>
+              <w:rPr>
+                <w:rFonts w:cstheme="minorHAnsi"/>
+                <w:sz w:val="20"/>
+                <w:szCs w:val="20"/>
+              </w:rPr>
+              <w:t>consigneePhone</w:t>
+            </w:r>
+            <w:proofErr w:type="spellEnd"/>
+            <w:r>
+              <w:rPr>
+                <w:rFonts w:cstheme="minorHAnsi"/>
+                <w:sz w:val="20"/>
+                <w:szCs w:val="20"/>
+              </w:rPr>
+              <w:t>}</w:t>
+            </w:r>
+          </w:p>
+          <w:p>
+            <w:pPr>
+              <w:rPr>
+                <w:rFonts w:cstheme="minorHAnsi"/>
+                <w:sz w:val="20"/>
+                <w:szCs w:val="20"/>
+              </w:rPr>
+            </w:pPr>
+            <w:r>
+              <w:rPr>
+                <w:rFonts w:cstheme="minorHAnsi"/>
+                <w:sz w:val="20"/>
+                <w:szCs w:val="20"/>
+              </w:rPr>
+              <w:t>{#</w:t>
+            </w:r>
+            <w:r>
+              <w:rPr>
+                <w:rFonts w:cstheme="minorHAnsi"/>
+                <w:sz w:val="20"/>
+                <w:szCs w:val="20"/>
+              </w:rPr>
+              <w:t>consigneeEmail</w:t>
+            </w:r>
+            <w:r>
+              <w:rPr>
+                <w:rFonts w:cstheme="minorHAnsi"/>
+                <w:sz w:val="20"/>
+                <w:szCs w:val="20"/>
+              </w:rPr>
+              <w:t>}</w:t>
+            </w:r>
             <w:r>
               <w:rPr>
                 <w:rFonts w:cstheme="minorHAnsi"/>
@@ -758,7 +814,49 @@
                 <w:sz w:val="20"/>
                 <w:szCs w:val="20"/>
               </w:rPr>
-              <w:t>: {</w:t>
+              <w:t>:</w:t>
+            </w:r>
+            <w:r>
+              <w:rPr>
+                <w:rFonts w:cstheme="minorHAnsi"/>
+                <w:sz w:val="20"/>
+                <w:szCs w:val="20"/>
+              </w:rPr>
+              <w:t xml:space="preserve"> </w:t>
+            </w:r>
+            <w:r>
+              <w:rPr>
+                <w:rFonts w:cstheme="minorHAnsi"/>
+                <w:sz w:val="20"/>
+                <w:szCs w:val="20"/>
+              </w:rPr>
+              <w:t>{</w:t>
+            </w:r>
+            <w:proofErr w:type="spellStart"/>
+            <w:r>
+              <w:rPr>
+                <w:rFonts w:cstheme="minorHAnsi"/>
+                <w:sz w:val="20"/>
+                <w:szCs w:val="20"/>
+              </w:rPr>
+              <w:t>consigneeEmail</w:t>
+            </w:r>
+            <w:proofErr w:type="spellEnd"/>
+            <w:r>
+              <w:rPr>
+                <w:rFonts w:cstheme="minorHAnsi"/>
+                <w:sz w:val="20"/>
+                <w:szCs w:val="20"/>
+              </w:rPr>
+              <w:t>}</w:t>
+            </w:r>
+            <w:r>
+              <w:rPr>
+                <w:rFonts w:cstheme="minorHAnsi"/>
+                <w:sz w:val="20"/>
+                <w:szCs w:val="20"/>
+              </w:rPr>
+              <w:t>{/</w:t>
             </w:r>
             <w:proofErr w:type="spellStart"/>
             <w:r>
@@ -1907,7 +2005,6 @@
                     <w:t xml:space="preserve">Total </w:t>
                   </w:r>
                   <w:proofErr w:type="spellStart"/>
-                  <w:proofErr w:type="gramStart"/>
                   <w:r>
                     <w:rPr>
                       <w:rFonts w:cstheme="minorHAnsi"/>
@@ -1919,7 +2016,6 @@
                     <w:t>Sq.Mt</w:t>
                   </w:r>
                   <w:proofErr w:type="spellEnd"/>
-                  <w:proofErr w:type="gramEnd"/>
                 </w:p>
               </w:tc>
               <w:tc>
@@ -2248,34 +2344,7 @@
                       <w:sz w:val="18"/>
                       <w:szCs w:val="18"/>
                     </w:rPr>
-                    <w:t>{#</w:t>
-                  </w:r>
-                  <w:proofErr w:type="gramStart"/>
-                  <w:r>
-                    <w:rPr>
-                      <w:rFonts w:cstheme="minorHAnsi"/>
-                      <w:sz w:val="18"/>
-                      <w:szCs w:val="18"/>
-                    </w:rPr>
-                    <w:t>CIItems}{</w:t>
-                  </w:r>
-                  <w:proofErr w:type="gramEnd"/>
-                  <w:r>
-                    <w:rPr>
-                      <w:rFonts w:cstheme="minorHAnsi"/>
-                      <w:sz w:val="18"/>
-                      <w:szCs w:val="18"/>
-                    </w:rPr>
-                    <w:t>#</w:t>
-                  </w:r>
-                  <w:proofErr w:type="gramStart"/>
-                  <w:r>
-                    <w:rPr>
-                      <w:rFonts w:cstheme="minorHAnsi"/>
-                      <w:sz w:val="18"/>
-                      <w:szCs w:val="18"/>
-                    </w:rPr>
-                    <w:t>showThickness}</w:t>
+                    <w:t>{#CIItems}{#showThickness}</w:t>
                   </w:r>
                   <w:r>
                     <w:rPr>
@@ -2285,18 +2354,7 @@
                       <w:sz w:val="18"/>
                       <w:szCs w:val="18"/>
                     </w:rPr>
-                    <w:t>{</w:t>
-                  </w:r>
-                  <w:proofErr w:type="gramEnd"/>
-                  <w:r>
-                    <w:rPr>
-                      <w:rFonts w:cstheme="minorHAnsi"/>
-                      <w:b/>
-                      <w:bCs/>
-                      <w:sz w:val="18"/>
-                      <w:szCs w:val="18"/>
-                    </w:rPr>
-                    <w:t>thicknessDetail</w:t>
+                    <w:t>{thicknessDetail</w:t>
                   </w:r>
                   <w:r>
                     <w:rPr>
@@ -2499,19 +2557,9 @@
                       <w:sz w:val="18"/>
                       <w:szCs w:val="18"/>
                     </w:rPr>
-                    <w:t>COMMISION-</w:t>
-                  </w:r>
-                  <w:proofErr w:type="gramStart"/>
-                  <w:r>
-                    <w:rPr>
-                      <w:rFonts w:cstheme="minorHAnsi"/>
-                      <w:sz w:val="18"/>
-                      <w:szCs w:val="18"/>
-                    </w:rPr>
-                    <w:t>USD.{</w:t>
+                    <w:t>COMMISION-USD.{</w:t>
                   </w:r>
                   <w:proofErr w:type="spellStart"/>
-                  <w:proofErr w:type="gramEnd"/>
                   <w:r>
                     <w:rPr>
                       <w:rFonts w:cstheme="minorHAnsi"/>
@@ -2648,25 +2696,7 @@
                       <w:sz w:val="18"/>
                       <w:szCs w:val="18"/>
                     </w:rPr>
-                    <w:t>{#invoices} {#</w:t>
-                  </w:r>
-                  <w:proofErr w:type="gramStart"/>
-                  <w:r>
-                    <w:rPr>
-                      <w:rFonts w:cstheme="minorHAnsi"/>
-                      <w:sz w:val="18"/>
-                      <w:szCs w:val="18"/>
-                    </w:rPr>
-                    <w:t>isFirst}{</w:t>
-                  </w:r>
-                  <w:proofErr w:type="gramEnd"/>
-                  <w:r>
-                    <w:rPr>
-                      <w:rFonts w:cstheme="minorHAnsi"/>
-                      <w:sz w:val="18"/>
-                      <w:szCs w:val="18"/>
-                    </w:rPr>
-                    <w:t>fsc}{/isFirst}</w:t>
+                    <w:t>{#invoices} {#isFirst}{fsc}{/isFirst}</w:t>
                   </w:r>
                 </w:p>
               </w:tc>
@@ -3471,7 +3501,6 @@
               <w:t>finalDestination</w:t>
             </w:r>
             <w:proofErr w:type="spellEnd"/>
-            <w:proofErr w:type="gramStart"/>
             <w:r>
               <w:rPr>
                 <w:rFonts w:cstheme="minorHAnsi"/>
@@ -3486,16 +3515,7 @@
                 <w:sz w:val="20"/>
                 <w:szCs w:val="20"/>
               </w:rPr>
-              <w:t xml:space="preserve">  </w:t>
-            </w:r>
-            <w:proofErr w:type="gramEnd"/>
-            <w:r>
-              <w:rPr>
-                <w:rFonts w:cstheme="minorHAnsi"/>
-                <w:sz w:val="20"/>
-                <w:szCs w:val="20"/>
-              </w:rPr>
-              <w:t xml:space="preserve"> </w:t>
+              <w:t xml:space="preserve">   </w:t>
             </w:r>
             <w:r>
               <w:rPr>
@@ -3650,7 +3670,6 @@
               </w:rPr>
               <w:t>{#</w:t>
             </w:r>
-            <w:proofErr w:type="gramStart"/>
             <w:r>
               <w:rPr>
                 <w:rFonts w:cstheme="minorHAnsi"/>
@@ -3667,7 +3686,6 @@
               </w:rPr>
               <w:t>}{</w:t>
             </w:r>
-            <w:proofErr w:type="gramEnd"/>
             <w:r>
               <w:rPr>
                 <w:rFonts w:cstheme="minorHAnsi"/>
@@ -3935,7 +3953,6 @@
                     <w:t xml:space="preserve">Total </w:t>
                   </w:r>
                   <w:proofErr w:type="spellStart"/>
-                  <w:proofErr w:type="gramStart"/>
                   <w:r>
                     <w:rPr>
                       <w:rFonts w:cstheme="minorHAnsi"/>
@@ -3945,7 +3962,6 @@
                     <w:t>Sq.Meter</w:t>
                   </w:r>
                   <w:proofErr w:type="spellEnd"/>
-                  <w:proofErr w:type="gramEnd"/>
                   <w:r>
                     <w:rPr>
                       <w:rFonts w:cstheme="minorHAnsi"/>
@@ -4094,25 +4110,7 @@
                       <w:sz w:val="20"/>
                       <w:szCs w:val="20"/>
                     </w:rPr>
-                    <w:t>Avg./</w:t>
-                  </w:r>
-                  <w:proofErr w:type="gramStart"/>
-                  <w:r>
-                    <w:rPr>
-                      <w:rFonts w:cstheme="minorHAnsi"/>
-                      <w:sz w:val="20"/>
-                      <w:szCs w:val="20"/>
-                    </w:rPr>
-                    <w:t>Wt.(</w:t>
-                  </w:r>
-                  <w:proofErr w:type="gramEnd"/>
-                  <w:r>
-                    <w:rPr>
-                      <w:rFonts w:cstheme="minorHAnsi"/>
-                      <w:sz w:val="20"/>
-                      <w:szCs w:val="20"/>
-                    </w:rPr>
-                    <w:t>Kg)</w:t>
+                    <w:t>Avg./Wt.(Kg)</w:t>
                   </w:r>
                 </w:p>
               </w:tc>
@@ -4193,9 +4191,9 @@
                       <w:sz w:val="20"/>
                       <w:szCs w:val="20"/>
                     </w:rPr>
+                    <w:lastRenderedPageBreak/>
                     <w:t>{#</w:t>
                   </w:r>
-                  <w:proofErr w:type="gramStart"/>
                   <w:r>
                     <w:rPr>
                       <w:rFonts w:cstheme="minorHAnsi"/>
@@ -4212,7 +4210,6 @@
                     </w:rPr>
                     <w:t>}{</w:t>
                   </w:r>
-                  <w:proofErr w:type="gramEnd"/>
                   <w:r>
                     <w:rPr>
                       <w:rFonts w:cstheme="minorHAnsi"/>
@@ -5122,16 +5119,7 @@
         <w:bCs/>
         <w:spacing w:val="60"/>
       </w:rPr>
-      <w:t xml:space="preserve"> </w:t>
-    </w:r>
-    <w:proofErr w:type="gramStart"/>
-    <w:r>
-      <w:rPr>
-        <w:b/>
-        <w:bCs/>
-        <w:spacing w:val="60"/>
-      </w:rPr>
-      <w:t xml:space="preserve"> </w:t>
+      <w:t xml:space="preserve">  </w:t>
     </w:r>
     <w:r>
       <w:rPr>
@@ -5155,16 +5143,7 @@
         <w:bCs/>
         <w:spacing w:val="60"/>
       </w:rPr>
-      <w:t>(</w:t>
-    </w:r>
-    <w:proofErr w:type="gramEnd"/>
-    <w:r>
-      <w:rPr>
-        <w:b/>
-        <w:bCs/>
-        <w:spacing w:val="60"/>
-      </w:rPr>
-      <w:t>I)</w:t>
+      <w:t>(I)</w:t>
     </w:r>
     <w:r>
       <w:rPr>
@@ -5930,6 +5909,7 @@
   <w:style w:type="character" w:default="1" w:styleId="DefaultParagraphFont">
     <w:name w:val="Default Paragraph Font"/>
     <w:uiPriority w:val="1"/>
+    <w:semiHidden/>
     <w:unhideWhenUsed/>
   </w:style>
   <w:style w:type="table" w:default="1" w:styleId="TableNormal">

--- a/electron/database/generate-document/templates/custom-invoice.docx
+++ b/electron/database/generate-document/templates/custom-invoice.docx
@@ -689,16 +689,35 @@
                 <w:sz w:val="20"/>
                 <w:szCs w:val="20"/>
               </w:rPr>
-              <w:t>{#isUK}</w:t>
-            </w:r>
-            <w:r>
-              <w:rPr>
-                <w:rFonts w:cstheme="minorHAnsi"/>
-                <w:sz w:val="20"/>
-                <w:szCs w:val="20"/>
-              </w:rPr>
               <w:t>{#</w:t>
             </w:r>
+            <w:proofErr w:type="gramStart"/>
+            <w:r>
+              <w:rPr>
+                <w:rFonts w:cstheme="minorHAnsi"/>
+                <w:sz w:val="20"/>
+                <w:szCs w:val="20"/>
+              </w:rPr>
+              <w:t>isUK}</w:t>
+            </w:r>
+            <w:r>
+              <w:rPr>
+                <w:rFonts w:cstheme="minorHAnsi"/>
+                <w:sz w:val="20"/>
+                <w:szCs w:val="20"/>
+              </w:rPr>
+              <w:t>{</w:t>
+            </w:r>
+            <w:proofErr w:type="gramEnd"/>
+            <w:r>
+              <w:rPr>
+                <w:rFonts w:cstheme="minorHAnsi"/>
+                <w:sz w:val="20"/>
+                <w:szCs w:val="20"/>
+              </w:rPr>
+              <w:t>#</w:t>
+            </w:r>
+            <w:proofErr w:type="gramStart"/>
             <w:r>
               <w:rPr>
                 <w:rFonts w:cstheme="minorHAnsi"/>
@@ -721,7 +740,16 @@
                 <w:sz w:val="20"/>
                 <w:szCs w:val="20"/>
               </w:rPr>
-              <w:t>TELE: {</w:t>
+              <w:t>TELE</w:t>
+            </w:r>
+            <w:proofErr w:type="gramEnd"/>
+            <w:r>
+              <w:rPr>
+                <w:rFonts w:cstheme="minorHAnsi"/>
+                <w:sz w:val="20"/>
+                <w:szCs w:val="20"/>
+              </w:rPr>
+              <w:t>: {</w:t>
             </w:r>
             <w:proofErr w:type="spellStart"/>
             <w:r>
@@ -784,6 +812,7 @@
               </w:rPr>
               <w:t>{#</w:t>
             </w:r>
+            <w:proofErr w:type="gramStart"/>
             <w:r>
               <w:rPr>
                 <w:rFonts w:cstheme="minorHAnsi"/>
@@ -808,6 +837,7 @@
               </w:rPr>
               <w:t>EMAIL</w:t>
             </w:r>
+            <w:proofErr w:type="gramEnd"/>
             <w:r>
               <w:rPr>
                 <w:rFonts w:cstheme="minorHAnsi"/>
@@ -859,6 +889,7 @@
               <w:t>{/</w:t>
             </w:r>
             <w:proofErr w:type="spellStart"/>
+            <w:proofErr w:type="gramStart"/>
             <w:r>
               <w:rPr>
                 <w:rFonts w:cstheme="minorHAnsi"/>
@@ -882,7 +913,16 @@
                 <w:sz w:val="20"/>
                 <w:szCs w:val="20"/>
               </w:rPr>
-              <w:t>{/</w:t>
+              <w:t>{</w:t>
+            </w:r>
+            <w:proofErr w:type="gramEnd"/>
+            <w:r>
+              <w:rPr>
+                <w:rFonts w:cstheme="minorHAnsi"/>
+                <w:sz w:val="20"/>
+                <w:szCs w:val="20"/>
+              </w:rPr>
+              <w:t>/</w:t>
             </w:r>
             <w:proofErr w:type="spellStart"/>
             <w:r>
@@ -2005,6 +2045,7 @@
                     <w:t xml:space="preserve">Total </w:t>
                   </w:r>
                   <w:proofErr w:type="spellStart"/>
+                  <w:proofErr w:type="gramStart"/>
                   <w:r>
                     <w:rPr>
                       <w:rFonts w:cstheme="minorHAnsi"/>
@@ -2016,6 +2057,7 @@
                     <w:t>Sq.Mt</w:t>
                   </w:r>
                   <w:proofErr w:type="spellEnd"/>
+                  <w:proofErr w:type="gramEnd"/>
                 </w:p>
               </w:tc>
               <w:tc>
@@ -2344,7 +2386,34 @@
                       <w:sz w:val="18"/>
                       <w:szCs w:val="18"/>
                     </w:rPr>
-                    <w:t>{#CIItems}{#showThickness}</w:t>
+                    <w:t>{#</w:t>
+                  </w:r>
+                  <w:proofErr w:type="gramStart"/>
+                  <w:r>
+                    <w:rPr>
+                      <w:rFonts w:cstheme="minorHAnsi"/>
+                      <w:sz w:val="18"/>
+                      <w:szCs w:val="18"/>
+                    </w:rPr>
+                    <w:t>CIItems}{</w:t>
+                  </w:r>
+                  <w:proofErr w:type="gramEnd"/>
+                  <w:r>
+                    <w:rPr>
+                      <w:rFonts w:cstheme="minorHAnsi"/>
+                      <w:sz w:val="18"/>
+                      <w:szCs w:val="18"/>
+                    </w:rPr>
+                    <w:t>#</w:t>
+                  </w:r>
+                  <w:proofErr w:type="gramStart"/>
+                  <w:r>
+                    <w:rPr>
+                      <w:rFonts w:cstheme="minorHAnsi"/>
+                      <w:sz w:val="18"/>
+                      <w:szCs w:val="18"/>
+                    </w:rPr>
+                    <w:t>showThickness}</w:t>
                   </w:r>
                   <w:r>
                     <w:rPr>
@@ -2354,7 +2423,18 @@
                       <w:sz w:val="18"/>
                       <w:szCs w:val="18"/>
                     </w:rPr>
-                    <w:t>{thicknessDetail</w:t>
+                    <w:t>{</w:t>
+                  </w:r>
+                  <w:proofErr w:type="gramEnd"/>
+                  <w:r>
+                    <w:rPr>
+                      <w:rFonts w:cstheme="minorHAnsi"/>
+                      <w:b/>
+                      <w:bCs/>
+                      <w:sz w:val="18"/>
+                      <w:szCs w:val="18"/>
+                    </w:rPr>
+                    <w:t>thicknessDetail</w:t>
                   </w:r>
                   <w:r>
                     <w:rPr>
@@ -2557,9 +2637,19 @@
                       <w:sz w:val="18"/>
                       <w:szCs w:val="18"/>
                     </w:rPr>
-                    <w:t>COMMISION-USD.{</w:t>
+                    <w:t>COMMISION-</w:t>
+                  </w:r>
+                  <w:proofErr w:type="gramStart"/>
+                  <w:r>
+                    <w:rPr>
+                      <w:rFonts w:cstheme="minorHAnsi"/>
+                      <w:sz w:val="18"/>
+                      <w:szCs w:val="18"/>
+                    </w:rPr>
+                    <w:t>USD.{</w:t>
                   </w:r>
                   <w:proofErr w:type="spellStart"/>
+                  <w:proofErr w:type="gramEnd"/>
                   <w:r>
                     <w:rPr>
                       <w:rFonts w:cstheme="minorHAnsi"/>
@@ -2696,7 +2786,25 @@
                       <w:sz w:val="18"/>
                       <w:szCs w:val="18"/>
                     </w:rPr>
-                    <w:t>{#invoices} {#isFirst}{fsc}{/isFirst}</w:t>
+                    <w:t>{#invoices} {#</w:t>
+                  </w:r>
+                  <w:proofErr w:type="gramStart"/>
+                  <w:r>
+                    <w:rPr>
+                      <w:rFonts w:cstheme="minorHAnsi"/>
+                      <w:sz w:val="18"/>
+                      <w:szCs w:val="18"/>
+                    </w:rPr>
+                    <w:t>isFirst}{</w:t>
+                  </w:r>
+                  <w:proofErr w:type="gramEnd"/>
+                  <w:r>
+                    <w:rPr>
+                      <w:rFonts w:cstheme="minorHAnsi"/>
+                      <w:sz w:val="18"/>
+                      <w:szCs w:val="18"/>
+                    </w:rPr>
+                    <w:t>fsc}{/isFirst}</w:t>
                   </w:r>
                 </w:p>
               </w:tc>
@@ -3471,16 +3579,25 @@
                 <w:sz w:val="20"/>
                 <w:szCs w:val="20"/>
               </w:rPr>
-              <w:t xml:space="preserve"> {</w:t>
+              <w:t xml:space="preserve"> </w:t>
+            </w:r>
+            <w:r>
+              <w:rPr>
+                <w:rFonts w:cstheme="minorHAnsi"/>
+                <w:sz w:val="20"/>
+                <w:szCs w:val="20"/>
+              </w:rPr>
+              <w:t>{</w:t>
             </w:r>
             <w:proofErr w:type="spellStart"/>
-            <w:r>
-              <w:rPr>
-                <w:rFonts w:cstheme="minorHAnsi"/>
-                <w:sz w:val="20"/>
-                <w:szCs w:val="20"/>
-              </w:rPr>
-              <w:t>portOfDischarge</w:t>
+            <w:proofErr w:type="gramStart"/>
+            <w:r>
+              <w:rPr>
+                <w:rFonts w:cstheme="minorHAnsi"/>
+                <w:sz w:val="20"/>
+                <w:szCs w:val="20"/>
+              </w:rPr>
+              <w:t>dischargeTerms</w:t>
             </w:r>
             <w:proofErr w:type="spellEnd"/>
             <w:r>
@@ -3489,34 +3606,25 @@
                 <w:sz w:val="20"/>
                 <w:szCs w:val="20"/>
               </w:rPr>
-              <w:t>} ({</w:t>
-            </w:r>
-            <w:proofErr w:type="spellStart"/>
-            <w:r>
-              <w:rPr>
-                <w:rFonts w:cstheme="minorHAnsi"/>
-                <w:sz w:val="20"/>
-                <w:szCs w:val="20"/>
-              </w:rPr>
-              <w:t>finalDestination</w:t>
-            </w:r>
-            <w:proofErr w:type="spellEnd"/>
-            <w:r>
-              <w:rPr>
-                <w:rFonts w:cstheme="minorHAnsi"/>
-                <w:sz w:val="20"/>
-                <w:szCs w:val="20"/>
-              </w:rPr>
-              <w:t xml:space="preserve">}) </w:t>
-            </w:r>
-            <w:r>
-              <w:rPr>
-                <w:rFonts w:cstheme="minorHAnsi"/>
-                <w:sz w:val="20"/>
-                <w:szCs w:val="20"/>
-              </w:rPr>
-              <w:t xml:space="preserve">   </w:t>
-            </w:r>
+              <w:t>}</w:t>
+            </w:r>
+            <w:r>
+              <w:rPr>
+                <w:rFonts w:cstheme="minorHAnsi"/>
+                <w:sz w:val="20"/>
+                <w:szCs w:val="20"/>
+              </w:rPr>
+              <w:t xml:space="preserve"> </w:t>
+            </w:r>
+            <w:r>
+              <w:rPr>
+                <w:rFonts w:cstheme="minorHAnsi"/>
+                <w:sz w:val="20"/>
+                <w:szCs w:val="20"/>
+              </w:rPr>
+              <w:t xml:space="preserve">  </w:t>
+            </w:r>
+            <w:proofErr w:type="gramEnd"/>
             <w:r>
               <w:rPr>
                 <w:rFonts w:cstheme="minorHAnsi"/>
@@ -3670,6 +3778,7 @@
               </w:rPr>
               <w:t>{#</w:t>
             </w:r>
+            <w:proofErr w:type="gramStart"/>
             <w:r>
               <w:rPr>
                 <w:rFonts w:cstheme="minorHAnsi"/>
@@ -3686,6 +3795,7 @@
               </w:rPr>
               <w:t>}{</w:t>
             </w:r>
+            <w:proofErr w:type="gramEnd"/>
             <w:r>
               <w:rPr>
                 <w:rFonts w:cstheme="minorHAnsi"/>
@@ -3953,6 +4063,7 @@
                     <w:t xml:space="preserve">Total </w:t>
                   </w:r>
                   <w:proofErr w:type="spellStart"/>
+                  <w:proofErr w:type="gramStart"/>
                   <w:r>
                     <w:rPr>
                       <w:rFonts w:cstheme="minorHAnsi"/>
@@ -3962,6 +4073,7 @@
                     <w:t>Sq.Meter</w:t>
                   </w:r>
                   <w:proofErr w:type="spellEnd"/>
+                  <w:proofErr w:type="gramEnd"/>
                   <w:r>
                     <w:rPr>
                       <w:rFonts w:cstheme="minorHAnsi"/>
@@ -4110,7 +4222,25 @@
                       <w:sz w:val="20"/>
                       <w:szCs w:val="20"/>
                     </w:rPr>
-                    <w:t>Avg./Wt.(Kg)</w:t>
+                    <w:t>Avg./</w:t>
+                  </w:r>
+                  <w:proofErr w:type="gramStart"/>
+                  <w:r>
+                    <w:rPr>
+                      <w:rFonts w:cstheme="minorHAnsi"/>
+                      <w:sz w:val="20"/>
+                      <w:szCs w:val="20"/>
+                    </w:rPr>
+                    <w:t>Wt.(</w:t>
+                  </w:r>
+                  <w:proofErr w:type="gramEnd"/>
+                  <w:r>
+                    <w:rPr>
+                      <w:rFonts w:cstheme="minorHAnsi"/>
+                      <w:sz w:val="20"/>
+                      <w:szCs w:val="20"/>
+                    </w:rPr>
+                    <w:t>Kg)</w:t>
                   </w:r>
                 </w:p>
               </w:tc>
@@ -4194,6 +4324,7 @@
                     <w:lastRenderedPageBreak/>
                     <w:t>{#</w:t>
                   </w:r>
+                  <w:proofErr w:type="gramStart"/>
                   <w:r>
                     <w:rPr>
                       <w:rFonts w:cstheme="minorHAnsi"/>
@@ -4210,6 +4341,7 @@
                     </w:rPr>
                     <w:t>}{</w:t>
                   </w:r>
+                  <w:proofErr w:type="gramEnd"/>
                   <w:r>
                     <w:rPr>
                       <w:rFonts w:cstheme="minorHAnsi"/>
@@ -5119,7 +5251,16 @@
         <w:bCs/>
         <w:spacing w:val="60"/>
       </w:rPr>
-      <w:t xml:space="preserve">  </w:t>
+      <w:t xml:space="preserve"> </w:t>
+    </w:r>
+    <w:proofErr w:type="gramStart"/>
+    <w:r>
+      <w:rPr>
+        <w:b/>
+        <w:bCs/>
+        <w:spacing w:val="60"/>
+      </w:rPr>
+      <w:t xml:space="preserve"> </w:t>
     </w:r>
     <w:r>
       <w:rPr>
@@ -5143,7 +5284,16 @@
         <w:bCs/>
         <w:spacing w:val="60"/>
       </w:rPr>
-      <w:t>(I)</w:t>
+      <w:t>(</w:t>
+    </w:r>
+    <w:proofErr w:type="gramEnd"/>
+    <w:r>
+      <w:rPr>
+        <w:b/>
+        <w:bCs/>
+        <w:spacing w:val="60"/>
+      </w:rPr>
+      <w:t>I)</w:t>
     </w:r>
     <w:r>
       <w:rPr>

--- a/electron/database/generate-document/templates/custom-invoice.docx
+++ b/electron/database/generate-document/templates/custom-invoice.docx
@@ -689,16 +689,140 @@
                 <w:sz w:val="20"/>
                 <w:szCs w:val="20"/>
               </w:rPr>
+              <w:t>{#isUK}</w:t>
+            </w:r>
+            <w:r>
+              <w:rPr>
+                <w:rFonts w:cstheme="minorHAnsi"/>
+                <w:sz w:val="20"/>
+                <w:szCs w:val="20"/>
+              </w:rPr>
               <w:t>{#</w:t>
             </w:r>
-            <w:proofErr w:type="gramStart"/>
-            <w:r>
-              <w:rPr>
-                <w:rFonts w:cstheme="minorHAnsi"/>
-                <w:sz w:val="20"/>
-                <w:szCs w:val="20"/>
-              </w:rPr>
-              <w:t>isUK}</w:t>
+            <w:r>
+              <w:rPr>
+                <w:rFonts w:cstheme="minorHAnsi"/>
+                <w:sz w:val="20"/>
+                <w:szCs w:val="20"/>
+              </w:rPr>
+              <w:t>consigneePhone</w:t>
+            </w:r>
+            <w:r>
+              <w:rPr>
+                <w:rFonts w:cstheme="minorHAnsi"/>
+                <w:sz w:val="20"/>
+                <w:szCs w:val="20"/>
+              </w:rPr>
+              <w:t>}</w:t>
+            </w:r>
+            <w:r>
+              <w:rPr>
+                <w:rFonts w:cstheme="minorHAnsi"/>
+                <w:sz w:val="20"/>
+                <w:szCs w:val="20"/>
+              </w:rPr>
+              <w:t>TELE: {</w:t>
+            </w:r>
+            <w:proofErr w:type="spellStart"/>
+            <w:r>
+              <w:rPr>
+                <w:rFonts w:cstheme="minorHAnsi"/>
+                <w:sz w:val="20"/>
+                <w:szCs w:val="20"/>
+              </w:rPr>
+              <w:t>consigneePhone</w:t>
+            </w:r>
+            <w:proofErr w:type="spellEnd"/>
+            <w:r>
+              <w:rPr>
+                <w:rFonts w:cstheme="minorHAnsi"/>
+                <w:sz w:val="20"/>
+                <w:szCs w:val="20"/>
+              </w:rPr>
+              <w:t>}</w:t>
+            </w:r>
+            <w:r>
+              <w:rPr>
+                <w:rFonts w:cstheme="minorHAnsi"/>
+                <w:sz w:val="20"/>
+                <w:szCs w:val="20"/>
+              </w:rPr>
+              <w:t>{/</w:t>
+            </w:r>
+            <w:proofErr w:type="spellStart"/>
+            <w:r>
+              <w:rPr>
+                <w:rFonts w:cstheme="minorHAnsi"/>
+                <w:sz w:val="20"/>
+                <w:szCs w:val="20"/>
+              </w:rPr>
+              <w:t>consigneePhone</w:t>
+            </w:r>
+            <w:proofErr w:type="spellEnd"/>
+            <w:r>
+              <w:rPr>
+                <w:rFonts w:cstheme="minorHAnsi"/>
+                <w:sz w:val="20"/>
+                <w:szCs w:val="20"/>
+              </w:rPr>
+              <w:t>}</w:t>
+            </w:r>
+          </w:p>
+          <w:p>
+            <w:pPr>
+              <w:rPr>
+                <w:rFonts w:cstheme="minorHAnsi"/>
+                <w:sz w:val="20"/>
+                <w:szCs w:val="20"/>
+              </w:rPr>
+            </w:pPr>
+            <w:r>
+              <w:rPr>
+                <w:rFonts w:cstheme="minorHAnsi"/>
+                <w:sz w:val="20"/>
+                <w:szCs w:val="20"/>
+              </w:rPr>
+              <w:t>{#</w:t>
+            </w:r>
+            <w:r>
+              <w:rPr>
+                <w:rFonts w:cstheme="minorHAnsi"/>
+                <w:sz w:val="20"/>
+                <w:szCs w:val="20"/>
+              </w:rPr>
+              <w:t>consigneeEmail</w:t>
+            </w:r>
+            <w:r>
+              <w:rPr>
+                <w:rFonts w:cstheme="minorHAnsi"/>
+                <w:sz w:val="20"/>
+                <w:szCs w:val="20"/>
+              </w:rPr>
+              <w:t>}</w:t>
+            </w:r>
+            <w:r>
+              <w:rPr>
+                <w:rFonts w:cstheme="minorHAnsi"/>
+                <w:sz w:val="20"/>
+                <w:szCs w:val="20"/>
+              </w:rPr>
+              <w:t>EMAIL</w:t>
+            </w:r>
+            <w:r>
+              <w:rPr>
+                <w:rFonts w:cstheme="minorHAnsi"/>
+                <w:sz w:val="20"/>
+                <w:szCs w:val="20"/>
+              </w:rPr>
+              <w:t>:</w:t>
+            </w:r>
+            <w:r>
+              <w:rPr>
+                <w:rFonts w:cstheme="minorHAnsi"/>
+                <w:sz w:val="20"/>
+                <w:szCs w:val="20"/>
+              </w:rPr>
+              <w:t xml:space="preserve"> </w:t>
             </w:r>
             <w:r>
               <w:rPr>
@@ -708,24 +832,16 @@
               </w:rPr>
               <w:t>{</w:t>
             </w:r>
-            <w:proofErr w:type="gramEnd"/>
-            <w:r>
-              <w:rPr>
-                <w:rFonts w:cstheme="minorHAnsi"/>
-                <w:sz w:val="20"/>
-                <w:szCs w:val="20"/>
-              </w:rPr>
-              <w:t>#</w:t>
-            </w:r>
-            <w:proofErr w:type="gramStart"/>
-            <w:r>
-              <w:rPr>
-                <w:rFonts w:cstheme="minorHAnsi"/>
-                <w:sz w:val="20"/>
-                <w:szCs w:val="20"/>
-              </w:rPr>
-              <w:t>consigneePhone</w:t>
-            </w:r>
+            <w:proofErr w:type="spellStart"/>
+            <w:r>
+              <w:rPr>
+                <w:rFonts w:cstheme="minorHAnsi"/>
+                <w:sz w:val="20"/>
+                <w:szCs w:val="20"/>
+              </w:rPr>
+              <w:t>consigneeEmail</w:t>
+            </w:r>
+            <w:proofErr w:type="spellEnd"/>
             <w:r>
               <w:rPr>
                 <w:rFonts w:cstheme="minorHAnsi"/>
@@ -740,16 +856,7 @@
                 <w:sz w:val="20"/>
                 <w:szCs w:val="20"/>
               </w:rPr>
-              <w:t>TELE</w:t>
-            </w:r>
-            <w:proofErr w:type="gramEnd"/>
-            <w:r>
-              <w:rPr>
-                <w:rFonts w:cstheme="minorHAnsi"/>
-                <w:sz w:val="20"/>
-                <w:szCs w:val="20"/>
-              </w:rPr>
-              <w:t>: {</w:t>
+              <w:t>{/</w:t>
             </w:r>
             <w:proofErr w:type="spellStart"/>
             <w:r>
@@ -758,7 +865,7 @@
                 <w:sz w:val="20"/>
                 <w:szCs w:val="20"/>
               </w:rPr>
-              <w:t>consigneePhone</w:t>
+              <w:t>consigneeEmail</w:t>
             </w:r>
             <w:proofErr w:type="spellEnd"/>
             <w:r>
@@ -776,153 +883,6 @@
                 <w:szCs w:val="20"/>
               </w:rPr>
               <w:t>{/</w:t>
-            </w:r>
-            <w:proofErr w:type="spellStart"/>
-            <w:r>
-              <w:rPr>
-                <w:rFonts w:cstheme="minorHAnsi"/>
-                <w:sz w:val="20"/>
-                <w:szCs w:val="20"/>
-              </w:rPr>
-              <w:t>consigneePhone</w:t>
-            </w:r>
-            <w:proofErr w:type="spellEnd"/>
-            <w:r>
-              <w:rPr>
-                <w:rFonts w:cstheme="minorHAnsi"/>
-                <w:sz w:val="20"/>
-                <w:szCs w:val="20"/>
-              </w:rPr>
-              <w:t>}</w:t>
-            </w:r>
-          </w:p>
-          <w:p>
-            <w:pPr>
-              <w:rPr>
-                <w:rFonts w:cstheme="minorHAnsi"/>
-                <w:sz w:val="20"/>
-                <w:szCs w:val="20"/>
-              </w:rPr>
-            </w:pPr>
-            <w:r>
-              <w:rPr>
-                <w:rFonts w:cstheme="minorHAnsi"/>
-                <w:sz w:val="20"/>
-                <w:szCs w:val="20"/>
-              </w:rPr>
-              <w:t>{#</w:t>
-            </w:r>
-            <w:proofErr w:type="gramStart"/>
-            <w:r>
-              <w:rPr>
-                <w:rFonts w:cstheme="minorHAnsi"/>
-                <w:sz w:val="20"/>
-                <w:szCs w:val="20"/>
-              </w:rPr>
-              <w:t>consigneeEmail</w:t>
-            </w:r>
-            <w:r>
-              <w:rPr>
-                <w:rFonts w:cstheme="minorHAnsi"/>
-                <w:sz w:val="20"/>
-                <w:szCs w:val="20"/>
-              </w:rPr>
-              <w:t>}</w:t>
-            </w:r>
-            <w:r>
-              <w:rPr>
-                <w:rFonts w:cstheme="minorHAnsi"/>
-                <w:sz w:val="20"/>
-                <w:szCs w:val="20"/>
-              </w:rPr>
-              <w:t>EMAIL</w:t>
-            </w:r>
-            <w:proofErr w:type="gramEnd"/>
-            <w:r>
-              <w:rPr>
-                <w:rFonts w:cstheme="minorHAnsi"/>
-                <w:sz w:val="20"/>
-                <w:szCs w:val="20"/>
-              </w:rPr>
-              <w:t>:</w:t>
-            </w:r>
-            <w:r>
-              <w:rPr>
-                <w:rFonts w:cstheme="minorHAnsi"/>
-                <w:sz w:val="20"/>
-                <w:szCs w:val="20"/>
-              </w:rPr>
-              <w:t xml:space="preserve"> </w:t>
-            </w:r>
-            <w:r>
-              <w:rPr>
-                <w:rFonts w:cstheme="minorHAnsi"/>
-                <w:sz w:val="20"/>
-                <w:szCs w:val="20"/>
-              </w:rPr>
-              <w:t>{</w:t>
-            </w:r>
-            <w:proofErr w:type="spellStart"/>
-            <w:r>
-              <w:rPr>
-                <w:rFonts w:cstheme="minorHAnsi"/>
-                <w:sz w:val="20"/>
-                <w:szCs w:val="20"/>
-              </w:rPr>
-              <w:t>consigneeEmail</w:t>
-            </w:r>
-            <w:proofErr w:type="spellEnd"/>
-            <w:r>
-              <w:rPr>
-                <w:rFonts w:cstheme="minorHAnsi"/>
-                <w:sz w:val="20"/>
-                <w:szCs w:val="20"/>
-              </w:rPr>
-              <w:t>}</w:t>
-            </w:r>
-            <w:r>
-              <w:rPr>
-                <w:rFonts w:cstheme="minorHAnsi"/>
-                <w:sz w:val="20"/>
-                <w:szCs w:val="20"/>
-              </w:rPr>
-              <w:t>{/</w:t>
-            </w:r>
-            <w:proofErr w:type="spellStart"/>
-            <w:proofErr w:type="gramStart"/>
-            <w:r>
-              <w:rPr>
-                <w:rFonts w:cstheme="minorHAnsi"/>
-                <w:sz w:val="20"/>
-                <w:szCs w:val="20"/>
-              </w:rPr>
-              <w:t>consigneeEmail</w:t>
-            </w:r>
-            <w:proofErr w:type="spellEnd"/>
-            <w:r>
-              <w:rPr>
-                <w:rFonts w:cstheme="minorHAnsi"/>
-                <w:sz w:val="20"/>
-                <w:szCs w:val="20"/>
-              </w:rPr>
-              <w:t>}</w:t>
-            </w:r>
-            <w:r>
-              <w:rPr>
-                <w:rFonts w:cstheme="minorHAnsi"/>
-                <w:sz w:val="20"/>
-                <w:szCs w:val="20"/>
-              </w:rPr>
-              <w:t>{</w:t>
-            </w:r>
-            <w:proofErr w:type="gramEnd"/>
-            <w:r>
-              <w:rPr>
-                <w:rFonts w:cstheme="minorHAnsi"/>
-                <w:sz w:val="20"/>
-                <w:szCs w:val="20"/>
-              </w:rPr>
-              <w:t>/</w:t>
             </w:r>
             <w:proofErr w:type="spellStart"/>
             <w:r>
@@ -1898,7 +1858,8 @@
               <w:tblLook w:val="04A0" w:firstRow="1" w:lastRow="0" w:firstColumn="1" w:lastColumn="0" w:noHBand="0" w:noVBand="1"/>
             </w:tblPr>
             <w:tblGrid>
-              <w:gridCol w:w="2934"/>
+              <w:gridCol w:w="1467"/>
+              <w:gridCol w:w="1467"/>
               <w:gridCol w:w="3668"/>
               <w:gridCol w:w="1001"/>
               <w:gridCol w:w="1144"/>
@@ -1912,6 +1873,7 @@
               <w:tc>
                 <w:tcPr>
                   <w:tcW w:w="2934" w:type="dxa"/>
+                  <w:gridSpan w:val="2"/>
                   <w:tcBorders>
                     <w:right w:val="nil"/>
                   </w:tcBorders>
@@ -2045,7 +2007,6 @@
                     <w:t xml:space="preserve">Total </w:t>
                   </w:r>
                   <w:proofErr w:type="spellStart"/>
-                  <w:proofErr w:type="gramStart"/>
                   <w:r>
                     <w:rPr>
                       <w:rFonts w:cstheme="minorHAnsi"/>
@@ -2057,7 +2018,6 @@
                     <w:t>Sq.Mt</w:t>
                   </w:r>
                   <w:proofErr w:type="spellEnd"/>
-                  <w:proofErr w:type="gramEnd"/>
                 </w:p>
               </w:tc>
               <w:tc>
@@ -2228,6 +2188,7 @@
               <w:tc>
                 <w:tcPr>
                   <w:tcW w:w="2934" w:type="dxa"/>
+                  <w:gridSpan w:val="2"/>
                   <w:tcBorders>
                     <w:right w:val="nil"/>
                   </w:tcBorders>
@@ -2367,7 +2328,7 @@
               <w:tc>
                 <w:tcPr>
                   <w:tcW w:w="6602" w:type="dxa"/>
-                  <w:gridSpan w:val="2"/>
+                  <w:gridSpan w:val="3"/>
                   <w:vAlign w:val="center"/>
                 </w:tcPr>
                 <w:p>
@@ -2386,34 +2347,7 @@
                       <w:sz w:val="18"/>
                       <w:szCs w:val="18"/>
                     </w:rPr>
-                    <w:t>{#</w:t>
-                  </w:r>
-                  <w:proofErr w:type="gramStart"/>
-                  <w:r>
-                    <w:rPr>
-                      <w:rFonts w:cstheme="minorHAnsi"/>
-                      <w:sz w:val="18"/>
-                      <w:szCs w:val="18"/>
-                    </w:rPr>
-                    <w:t>CIItems}{</w:t>
-                  </w:r>
-                  <w:proofErr w:type="gramEnd"/>
-                  <w:r>
-                    <w:rPr>
-                      <w:rFonts w:cstheme="minorHAnsi"/>
-                      <w:sz w:val="18"/>
-                      <w:szCs w:val="18"/>
-                    </w:rPr>
-                    <w:t>#</w:t>
-                  </w:r>
-                  <w:proofErr w:type="gramStart"/>
-                  <w:r>
-                    <w:rPr>
-                      <w:rFonts w:cstheme="minorHAnsi"/>
-                      <w:sz w:val="18"/>
-                      <w:szCs w:val="18"/>
-                    </w:rPr>
-                    <w:t>showThickness}</w:t>
+                    <w:t>{#CIItems}{#showThickness}</w:t>
                   </w:r>
                   <w:r>
                     <w:rPr>
@@ -2423,18 +2357,7 @@
                       <w:sz w:val="18"/>
                       <w:szCs w:val="18"/>
                     </w:rPr>
-                    <w:t>{</w:t>
-                  </w:r>
-                  <w:proofErr w:type="gramEnd"/>
-                  <w:r>
-                    <w:rPr>
-                      <w:rFonts w:cstheme="minorHAnsi"/>
-                      <w:b/>
-                      <w:bCs/>
-                      <w:sz w:val="18"/>
-                      <w:szCs w:val="18"/>
-                    </w:rPr>
-                    <w:t>thicknessDetail</w:t>
+                    <w:t>{thicknessDetail</w:t>
                   </w:r>
                   <w:r>
                     <w:rPr>
@@ -2532,6 +2455,7 @@
               <w:tc>
                 <w:tcPr>
                   <w:tcW w:w="2934" w:type="dxa"/>
+                  <w:gridSpan w:val="2"/>
                   <w:tcBorders>
                     <w:bottom w:val="nil"/>
                     <w:right w:val="nil"/>
@@ -2637,19 +2561,9 @@
                       <w:sz w:val="18"/>
                       <w:szCs w:val="18"/>
                     </w:rPr>
-                    <w:t>COMMISION-</w:t>
-                  </w:r>
-                  <w:proofErr w:type="gramStart"/>
-                  <w:r>
-                    <w:rPr>
-                      <w:rFonts w:cstheme="minorHAnsi"/>
-                      <w:sz w:val="18"/>
-                      <w:szCs w:val="18"/>
-                    </w:rPr>
-                    <w:t>USD.{</w:t>
+                    <w:t>COMMISION-USD.{</w:t>
                   </w:r>
                   <w:proofErr w:type="spellStart"/>
-                  <w:proofErr w:type="gramEnd"/>
                   <w:r>
                     <w:rPr>
                       <w:rFonts w:cstheme="minorHAnsi"/>
@@ -2763,7 +2677,7 @@
               <w:tc>
                 <w:tcPr>
                   <w:tcW w:w="6602" w:type="dxa"/>
-                  <w:gridSpan w:val="2"/>
+                  <w:gridSpan w:val="3"/>
                   <w:tcBorders>
                     <w:bottom w:val="nil"/>
                   </w:tcBorders>
@@ -2786,25 +2700,7 @@
                       <w:sz w:val="18"/>
                       <w:szCs w:val="18"/>
                     </w:rPr>
-                    <w:t>{#invoices} {#</w:t>
-                  </w:r>
-                  <w:proofErr w:type="gramStart"/>
-                  <w:r>
-                    <w:rPr>
-                      <w:rFonts w:cstheme="minorHAnsi"/>
-                      <w:sz w:val="18"/>
-                      <w:szCs w:val="18"/>
-                    </w:rPr>
-                    <w:t>isFirst}{</w:t>
-                  </w:r>
-                  <w:proofErr w:type="gramEnd"/>
-                  <w:r>
-                    <w:rPr>
-                      <w:rFonts w:cstheme="minorHAnsi"/>
-                      <w:sz w:val="18"/>
-                      <w:szCs w:val="18"/>
-                    </w:rPr>
-                    <w:t>fsc}{/isFirst}</w:t>
+                    <w:t>{#invoices} {#isFirst}{fsc}{/isFirst}</w:t>
                   </w:r>
                 </w:p>
               </w:tc>
@@ -2955,7 +2851,7 @@
               </w:trPr>
               <w:tc>
                 <w:tcPr>
-                  <w:tcW w:w="2934" w:type="dxa"/>
+                  <w:tcW w:w="1467" w:type="dxa"/>
                   <w:tcBorders>
                     <w:bottom w:val="nil"/>
                     <w:right w:val="nil"/>
@@ -2994,15 +2890,7 @@
                       <w:sz w:val="18"/>
                       <w:szCs w:val="18"/>
                     </w:rPr>
-                    <w:t>}</w:t>
-                  </w:r>
-                  <w:r>
-                    <w:rPr>
-                      <w:rFonts w:cstheme="minorHAnsi"/>
-                      <w:sz w:val="18"/>
-                      <w:szCs w:val="18"/>
-                    </w:rPr>
-                    <w:t xml:space="preserve"> </w:t>
+                    <w:t xml:space="preserve">} </w:t>
                   </w:r>
                   <w:r>
                     <w:rPr>
@@ -3018,17 +2906,16 @@
               </w:tc>
               <w:tc>
                 <w:tcPr>
-                  <w:tcW w:w="3668" w:type="dxa"/>
+                  <w:tcW w:w="5135" w:type="dxa"/>
+                  <w:gridSpan w:val="2"/>
                   <w:tcBorders>
                     <w:left w:val="nil"/>
                     <w:bottom w:val="nil"/>
                   </w:tcBorders>
-                  <w:vAlign w:val="bottom"/>
                 </w:tcPr>
                 <w:p>
                   <w:pPr>
                     <w:pStyle w:val="NoSpacing"/>
-                    <w:framePr w:hSpace="180" w:wrap="around" w:vAnchor="page" w:hAnchor="margin" w:y="481"/>
                     <w:spacing w:before="80"/>
                     <w:jc w:val="center"/>
                     <w:rPr>
@@ -3073,7 +2960,7 @@
                       <w:sz w:val="18"/>
                       <w:szCs w:val="18"/>
                     </w:rPr>
-                    <w:t>designType</w:t>
+                    <w:t>materialGrade</w:t>
                   </w:r>
                   <w:proofErr w:type="spellEnd"/>
                   <w:r>
@@ -3082,23 +2969,25 @@
                       <w:sz w:val="18"/>
                       <w:szCs w:val="18"/>
                     </w:rPr>
-                    <w:t>}</w:t>
-                  </w:r>
+                    <w:t>}  {</w:t>
+                  </w:r>
+                  <w:proofErr w:type="spellStart"/>
                   <w:r>
                     <w:rPr>
                       <w:rFonts w:cstheme="minorHAnsi"/>
                       <w:sz w:val="18"/>
                       <w:szCs w:val="18"/>
                     </w:rPr>
-                    <w:t xml:space="preserve"> </w:t>
-                  </w:r>
+                    <w:t>brandName</w:t>
+                  </w:r>
+                  <w:proofErr w:type="spellEnd"/>
                   <w:r>
                     <w:rPr>
                       <w:rFonts w:cstheme="minorHAnsi"/>
                       <w:sz w:val="18"/>
                       <w:szCs w:val="18"/>
                     </w:rPr>
-                    <w:t xml:space="preserve">- </w:t>
+                    <w:t>}</w:t>
                   </w:r>
                   <w:r>
                     <w:rPr>
@@ -3106,7 +2995,33 @@
                       <w:sz w:val="18"/>
                       <w:szCs w:val="18"/>
                     </w:rPr>
-                    <w:t>{</w:t>
+                    <w:t xml:space="preserve"> </w:t>
+                  </w:r>
+                  <w:r>
+                    <w:rPr>
+                      <w:rFonts w:cstheme="minorHAnsi"/>
+                      <w:sz w:val="18"/>
+                      <w:szCs w:val="18"/>
+                    </w:rPr>
+                    <w:t xml:space="preserve"> {</w:t>
+                  </w:r>
+                  <w:proofErr w:type="spellStart"/>
+                  <w:r>
+                    <w:rPr>
+                      <w:rFonts w:cstheme="minorHAnsi"/>
+                      <w:sz w:val="18"/>
+                      <w:szCs w:val="18"/>
+                    </w:rPr>
+                    <w:t>designType</w:t>
+                  </w:r>
+                  <w:proofErr w:type="spellEnd"/>
+                  <w:r>
+                    <w:rPr>
+                      <w:rFonts w:cstheme="minorHAnsi"/>
+                      <w:sz w:val="18"/>
+                      <w:szCs w:val="18"/>
+                    </w:rPr>
+                    <w:t>}  {</w:t>
                   </w:r>
                   <w:proofErr w:type="spellStart"/>
                   <w:r>
@@ -3590,7 +3505,6 @@
               <w:t>{</w:t>
             </w:r>
             <w:proofErr w:type="spellStart"/>
-            <w:proofErr w:type="gramStart"/>
             <w:r>
               <w:rPr>
                 <w:rFonts w:cstheme="minorHAnsi"/>
@@ -3624,7 +3538,6 @@
               </w:rPr>
               <w:t xml:space="preserve">  </w:t>
             </w:r>
-            <w:proofErr w:type="gramEnd"/>
             <w:r>
               <w:rPr>
                 <w:rFonts w:cstheme="minorHAnsi"/>
@@ -3778,7 +3691,6 @@
               </w:rPr>
               <w:t>{#</w:t>
             </w:r>
-            <w:proofErr w:type="gramStart"/>
             <w:r>
               <w:rPr>
                 <w:rFonts w:cstheme="minorHAnsi"/>
@@ -3795,7 +3707,6 @@
               </w:rPr>
               <w:t>}{</w:t>
             </w:r>
-            <w:proofErr w:type="gramEnd"/>
             <w:r>
               <w:rPr>
                 <w:rFonts w:cstheme="minorHAnsi"/>
@@ -4063,7 +3974,6 @@
                     <w:t xml:space="preserve">Total </w:t>
                   </w:r>
                   <w:proofErr w:type="spellStart"/>
-                  <w:proofErr w:type="gramStart"/>
                   <w:r>
                     <w:rPr>
                       <w:rFonts w:cstheme="minorHAnsi"/>
@@ -4073,7 +3983,6 @@
                     <w:t>Sq.Meter</w:t>
                   </w:r>
                   <w:proofErr w:type="spellEnd"/>
-                  <w:proofErr w:type="gramEnd"/>
                   <w:r>
                     <w:rPr>
                       <w:rFonts w:cstheme="minorHAnsi"/>
@@ -4222,25 +4131,7 @@
                       <w:sz w:val="20"/>
                       <w:szCs w:val="20"/>
                     </w:rPr>
-                    <w:t>Avg./</w:t>
-                  </w:r>
-                  <w:proofErr w:type="gramStart"/>
-                  <w:r>
-                    <w:rPr>
-                      <w:rFonts w:cstheme="minorHAnsi"/>
-                      <w:sz w:val="20"/>
-                      <w:szCs w:val="20"/>
-                    </w:rPr>
-                    <w:t>Wt.(</w:t>
-                  </w:r>
-                  <w:proofErr w:type="gramEnd"/>
-                  <w:r>
-                    <w:rPr>
-                      <w:rFonts w:cstheme="minorHAnsi"/>
-                      <w:sz w:val="20"/>
-                      <w:szCs w:val="20"/>
-                    </w:rPr>
-                    <w:t>Kg)</w:t>
+                    <w:t>Avg./Wt.(Kg)</w:t>
                   </w:r>
                 </w:p>
               </w:tc>
@@ -4324,7 +4215,6 @@
                     <w:lastRenderedPageBreak/>
                     <w:t>{#</w:t>
                   </w:r>
-                  <w:proofErr w:type="gramStart"/>
                   <w:r>
                     <w:rPr>
                       <w:rFonts w:cstheme="minorHAnsi"/>
@@ -4341,7 +4231,6 @@
                     </w:rPr>
                     <w:t>}{</w:t>
                   </w:r>
-                  <w:proofErr w:type="gramEnd"/>
                   <w:r>
                     <w:rPr>
                       <w:rFonts w:cstheme="minorHAnsi"/>
@@ -5251,16 +5140,7 @@
         <w:bCs/>
         <w:spacing w:val="60"/>
       </w:rPr>
-      <w:t xml:space="preserve"> </w:t>
-    </w:r>
-    <w:proofErr w:type="gramStart"/>
-    <w:r>
-      <w:rPr>
-        <w:b/>
-        <w:bCs/>
-        <w:spacing w:val="60"/>
-      </w:rPr>
-      <w:t xml:space="preserve"> </w:t>
+      <w:t xml:space="preserve">  </w:t>
     </w:r>
     <w:r>
       <w:rPr>
@@ -5284,16 +5164,7 @@
         <w:bCs/>
         <w:spacing w:val="60"/>
       </w:rPr>
-      <w:t>(</w:t>
-    </w:r>
-    <w:proofErr w:type="gramEnd"/>
-    <w:r>
-      <w:rPr>
-        <w:b/>
-        <w:bCs/>
-        <w:spacing w:val="60"/>
-      </w:rPr>
-      <w:t>I)</w:t>
+      <w:t>(I)</w:t>
     </w:r>
     <w:r>
       <w:rPr>

--- a/electron/database/generate-document/templates/custom-invoice.docx
+++ b/electron/database/generate-document/templates/custom-invoice.docx
@@ -11,7 +11,8 @@
         <w:tblLook w:val="04A0" w:firstRow="1" w:lastRow="0" w:firstColumn="1" w:lastColumn="0" w:noHBand="0" w:noVBand="1"/>
       </w:tblPr>
       <w:tblGrid>
-        <w:gridCol w:w="2481"/>
+        <w:gridCol w:w="1560"/>
+        <w:gridCol w:w="921"/>
         <w:gridCol w:w="360"/>
         <w:gridCol w:w="872"/>
         <w:gridCol w:w="1386"/>
@@ -28,7 +29,66 @@
         </w:trPr>
         <w:tc>
           <w:tcPr>
-            <w:tcW w:w="5451" w:type="dxa"/>
+            <w:tcW w:w="1560" w:type="dxa"/>
+            <w:vMerge w:val="restart"/>
+            <w:tcBorders>
+              <w:left w:val="nil"/>
+              <w:right w:val="nil"/>
+            </w:tcBorders>
+          </w:tcPr>
+          <w:p>
+            <w:pPr>
+              <w:rPr>
+                <w:rFonts w:cstheme="minorHAnsi"/>
+                <w:sz w:val="20"/>
+                <w:szCs w:val="20"/>
+              </w:rPr>
+            </w:pPr>
+            <w:r>
+              <w:rPr>
+                <w:noProof/>
+              </w:rPr>
+              <w:drawing>
+                <wp:inline distT="0" distB="0" distL="0" distR="0" wp14:anchorId="33AF0355" wp14:editId="5C1F96B4">
+                  <wp:extent cx="819048" cy="780952"/>
+                  <wp:effectExtent l="0" t="0" r="635" b="635"/>
+                  <wp:docPr id="1506392267" name="Picture 1"/>
+                  <wp:cNvGraphicFramePr>
+                    <a:graphicFrameLocks xmlns:a="http://schemas.openxmlformats.org/drawingml/2006/main" noChangeAspect="1"/>
+                  </wp:cNvGraphicFramePr>
+                  <a:graphic xmlns:a="http://schemas.openxmlformats.org/drawingml/2006/main">
+                    <a:graphicData uri="http://schemas.openxmlformats.org/drawingml/2006/picture">
+                      <pic:pic xmlns:pic="http://schemas.openxmlformats.org/drawingml/2006/picture">
+                        <pic:nvPicPr>
+                          <pic:cNvPr id="1506392267" name=""/>
+                          <pic:cNvPicPr/>
+                        </pic:nvPicPr>
+                        <pic:blipFill>
+                          <a:blip r:embed="rId7"/>
+                          <a:stretch>
+                            <a:fillRect/>
+                          </a:stretch>
+                        </pic:blipFill>
+                        <pic:spPr>
+                          <a:xfrm>
+                            <a:off x="0" y="0"/>
+                            <a:ext cx="819048" cy="780952"/>
+                          </a:xfrm>
+                          <a:prstGeom prst="rect">
+                            <a:avLst/>
+                          </a:prstGeom>
+                        </pic:spPr>
+                      </pic:pic>
+                    </a:graphicData>
+                  </a:graphic>
+                </wp:inline>
+              </w:drawing>
+            </w:r>
+          </w:p>
+        </w:tc>
+        <w:tc>
+          <w:tcPr>
+            <w:tcW w:w="3891" w:type="dxa"/>
             <w:gridSpan w:val="5"/>
             <w:vMerge w:val="restart"/>
             <w:tcBorders>
@@ -43,83 +103,6 @@
                 <w:szCs w:val="20"/>
               </w:rPr>
             </w:pPr>
-            <w:r>
-              <w:rPr>
-                <w:rFonts w:cstheme="minorHAnsi"/>
-                <w:noProof/>
-                <w:sz w:val="20"/>
-                <w:szCs w:val="20"/>
-              </w:rPr>
-              <w:drawing>
-                <wp:anchor distT="0" distB="0" distL="114300" distR="114300" simplePos="0" relativeHeight="251662336" behindDoc="0" locked="0" layoutInCell="0" allowOverlap="1" wp14:anchorId="2702D626" wp14:editId="32DE2D66">
-                  <wp:simplePos x="0" y="0"/>
-                  <wp:positionH relativeFrom="page">
-                    <wp:posOffset>43815</wp:posOffset>
-                  </wp:positionH>
-                  <wp:positionV relativeFrom="page">
-                    <wp:posOffset>57785</wp:posOffset>
-                  </wp:positionV>
-                  <wp:extent cx="812800" cy="787400"/>
-                  <wp:effectExtent l="0" t="0" r="6350" b="0"/>
-                  <wp:wrapThrough wrapText="bothSides">
-                    <wp:wrapPolygon edited="0">
-                      <wp:start x="7088" y="0"/>
-                      <wp:lineTo x="0" y="1568"/>
-                      <wp:lineTo x="0" y="20903"/>
-                      <wp:lineTo x="21263" y="20903"/>
-                      <wp:lineTo x="21263" y="1568"/>
-                      <wp:lineTo x="14175" y="0"/>
-                      <wp:lineTo x="7088" y="0"/>
-                    </wp:wrapPolygon>
-                  </wp:wrapThrough>
-                  <wp:docPr id="274" name="Picture 69"/>
-                  <wp:cNvGraphicFramePr>
-                    <a:graphicFrameLocks xmlns:a="http://schemas.openxmlformats.org/drawingml/2006/main"/>
-                  </wp:cNvGraphicFramePr>
-                  <a:graphic xmlns:a="http://schemas.openxmlformats.org/drawingml/2006/main">
-                    <a:graphicData uri="http://schemas.openxmlformats.org/drawingml/2006/picture">
-                      <pic:pic xmlns:pic="http://schemas.openxmlformats.org/drawingml/2006/picture">
-                        <pic:nvPicPr>
-                          <pic:cNvPr id="0" name="Picture 69"/>
-                          <pic:cNvPicPr>
-                            <a:picLocks noChangeArrowheads="1"/>
-                          </pic:cNvPicPr>
-                        </pic:nvPicPr>
-                        <pic:blipFill>
-                          <a:blip r:embed="rId7" cstate="print">
-                            <a:extLst>
-                              <a:ext uri="{28A0092B-C50C-407E-A947-70E740481C1C}">
-                                <a14:useLocalDpi xmlns:a14="http://schemas.microsoft.com/office/drawing/2010/main" val="0"/>
-                              </a:ext>
-                            </a:extLst>
-                          </a:blip>
-                          <a:srcRect/>
-                          <a:stretch>
-                            <a:fillRect/>
-                          </a:stretch>
-                        </pic:blipFill>
-                        <pic:spPr bwMode="auto">
-                          <a:xfrm>
-                            <a:off x="0" y="0"/>
-                            <a:ext cx="812800" cy="787400"/>
-                          </a:xfrm>
-                          <a:prstGeom prst="rect">
-                            <a:avLst/>
-                          </a:prstGeom>
-                          <a:noFill/>
-                        </pic:spPr>
-                      </pic:pic>
-                    </a:graphicData>
-                  </a:graphic>
-                  <wp14:sizeRelH relativeFrom="page">
-                    <wp14:pctWidth>0</wp14:pctWidth>
-                  </wp14:sizeRelH>
-                  <wp14:sizeRelV relativeFrom="page">
-                    <wp14:pctHeight>0</wp14:pctHeight>
-                  </wp14:sizeRelV>
-                </wp:anchor>
-              </w:drawing>
-            </w:r>
             <w:r>
               <w:rPr>
                 <w:rFonts w:cstheme="minorHAnsi"/>
@@ -292,7 +275,24 @@
         </w:trPr>
         <w:tc>
           <w:tcPr>
-            <w:tcW w:w="5451" w:type="dxa"/>
+            <w:tcW w:w="1560" w:type="dxa"/>
+            <w:vMerge/>
+            <w:tcBorders>
+              <w:left w:val="nil"/>
+              <w:right w:val="nil"/>
+            </w:tcBorders>
+          </w:tcPr>
+          <w:p>
+            <w:pPr>
+              <w:rPr>
+                <w:rFonts w:cstheme="minorHAnsi"/>
+              </w:rPr>
+            </w:pPr>
+          </w:p>
+        </w:tc>
+        <w:tc>
+          <w:tcPr>
+            <w:tcW w:w="3891" w:type="dxa"/>
             <w:gridSpan w:val="5"/>
             <w:vMerge/>
             <w:tcBorders>
@@ -414,7 +414,7 @@
         <w:tc>
           <w:tcPr>
             <w:tcW w:w="5451" w:type="dxa"/>
-            <w:gridSpan w:val="5"/>
+            <w:gridSpan w:val="6"/>
             <w:vMerge w:val="restart"/>
             <w:tcBorders>
               <w:left w:val="nil"/>
@@ -490,15 +490,6 @@
                 <w:szCs w:val="20"/>
               </w:rPr>
             </w:pPr>
-          </w:p>
-          <w:p>
-            <w:pPr>
-              <w:rPr>
-                <w:rFonts w:cstheme="minorHAnsi"/>
-                <w:sz w:val="20"/>
-                <w:szCs w:val="20"/>
-              </w:rPr>
-            </w:pPr>
             <w:r>
               <w:rPr>
                 <w:rFonts w:cstheme="minorHAnsi"/>
@@ -689,16 +680,35 @@
                 <w:sz w:val="20"/>
                 <w:szCs w:val="20"/>
               </w:rPr>
-              <w:t>{#isUK}</w:t>
-            </w:r>
-            <w:r>
-              <w:rPr>
-                <w:rFonts w:cstheme="minorHAnsi"/>
-                <w:sz w:val="20"/>
-                <w:szCs w:val="20"/>
-              </w:rPr>
               <w:t>{#</w:t>
             </w:r>
+            <w:proofErr w:type="gramStart"/>
+            <w:r>
+              <w:rPr>
+                <w:rFonts w:cstheme="minorHAnsi"/>
+                <w:sz w:val="20"/>
+                <w:szCs w:val="20"/>
+              </w:rPr>
+              <w:t>isUK}</w:t>
+            </w:r>
+            <w:r>
+              <w:rPr>
+                <w:rFonts w:cstheme="minorHAnsi"/>
+                <w:sz w:val="20"/>
+                <w:szCs w:val="20"/>
+              </w:rPr>
+              <w:t>{</w:t>
+            </w:r>
+            <w:proofErr w:type="gramEnd"/>
+            <w:r>
+              <w:rPr>
+                <w:rFonts w:cstheme="minorHAnsi"/>
+                <w:sz w:val="20"/>
+                <w:szCs w:val="20"/>
+              </w:rPr>
+              <w:t>#</w:t>
+            </w:r>
+            <w:proofErr w:type="gramStart"/>
             <w:r>
               <w:rPr>
                 <w:rFonts w:cstheme="minorHAnsi"/>
@@ -721,7 +731,16 @@
                 <w:sz w:val="20"/>
                 <w:szCs w:val="20"/>
               </w:rPr>
-              <w:t>TELE: {</w:t>
+              <w:t>TELE</w:t>
+            </w:r>
+            <w:proofErr w:type="gramEnd"/>
+            <w:r>
+              <w:rPr>
+                <w:rFonts w:cstheme="minorHAnsi"/>
+                <w:sz w:val="20"/>
+                <w:szCs w:val="20"/>
+              </w:rPr>
+              <w:t>: {</w:t>
             </w:r>
             <w:proofErr w:type="spellStart"/>
             <w:r>
@@ -784,6 +803,7 @@
               </w:rPr>
               <w:t>{#</w:t>
             </w:r>
+            <w:proofErr w:type="gramStart"/>
             <w:r>
               <w:rPr>
                 <w:rFonts w:cstheme="minorHAnsi"/>
@@ -808,6 +828,7 @@
               </w:rPr>
               <w:t>EMAIL</w:t>
             </w:r>
+            <w:proofErr w:type="gramEnd"/>
             <w:r>
               <w:rPr>
                 <w:rFonts w:cstheme="minorHAnsi"/>
@@ -859,6 +880,7 @@
               <w:t>{/</w:t>
             </w:r>
             <w:proofErr w:type="spellStart"/>
+            <w:proofErr w:type="gramStart"/>
             <w:r>
               <w:rPr>
                 <w:rFonts w:cstheme="minorHAnsi"/>
@@ -882,7 +904,16 @@
                 <w:sz w:val="20"/>
                 <w:szCs w:val="20"/>
               </w:rPr>
-              <w:t>{/</w:t>
+              <w:t>{</w:t>
+            </w:r>
+            <w:proofErr w:type="gramEnd"/>
+            <w:r>
+              <w:rPr>
+                <w:rFonts w:cstheme="minorHAnsi"/>
+                <w:sz w:val="20"/>
+                <w:szCs w:val="20"/>
+              </w:rPr>
+              <w:t>/</w:t>
             </w:r>
             <w:proofErr w:type="spellStart"/>
             <w:r>
@@ -1098,7 +1129,7 @@
         <w:tc>
           <w:tcPr>
             <w:tcW w:w="5451" w:type="dxa"/>
-            <w:gridSpan w:val="5"/>
+            <w:gridSpan w:val="6"/>
             <w:vMerge/>
             <w:tcBorders>
               <w:left w:val="nil"/>
@@ -1241,7 +1272,7 @@
         <w:tc>
           <w:tcPr>
             <w:tcW w:w="5451" w:type="dxa"/>
-            <w:gridSpan w:val="5"/>
+            <w:gridSpan w:val="6"/>
             <w:vMerge/>
             <w:tcBorders>
               <w:left w:val="nil"/>
@@ -1327,7 +1358,7 @@
         <w:tc>
           <w:tcPr>
             <w:tcW w:w="2841" w:type="dxa"/>
-            <w:gridSpan w:val="2"/>
+            <w:gridSpan w:val="3"/>
             <w:tcBorders>
               <w:left w:val="nil"/>
             </w:tcBorders>
@@ -1467,7 +1498,7 @@
         <w:tc>
           <w:tcPr>
             <w:tcW w:w="2841" w:type="dxa"/>
-            <w:gridSpan w:val="2"/>
+            <w:gridSpan w:val="3"/>
             <w:tcBorders>
               <w:left w:val="nil"/>
             </w:tcBorders>
@@ -1612,7 +1643,7 @@
         <w:tc>
           <w:tcPr>
             <w:tcW w:w="2841" w:type="dxa"/>
-            <w:gridSpan w:val="2"/>
+            <w:gridSpan w:val="3"/>
             <w:tcBorders>
               <w:left w:val="nil"/>
             </w:tcBorders>
@@ -1777,7 +1808,7 @@
         <w:tc>
           <w:tcPr>
             <w:tcW w:w="11096" w:type="dxa"/>
-            <w:gridSpan w:val="10"/>
+            <w:gridSpan w:val="11"/>
             <w:tcBorders>
               <w:left w:val="nil"/>
               <w:right w:val="nil"/>
@@ -1836,7 +1867,7 @@
         <w:tc>
           <w:tcPr>
             <w:tcW w:w="11096" w:type="dxa"/>
-            <w:gridSpan w:val="10"/>
+            <w:gridSpan w:val="11"/>
             <w:tcBorders>
               <w:left w:val="nil"/>
               <w:right w:val="nil"/>
@@ -2007,6 +2038,7 @@
                     <w:t xml:space="preserve">Total </w:t>
                   </w:r>
                   <w:proofErr w:type="spellStart"/>
+                  <w:proofErr w:type="gramStart"/>
                   <w:r>
                     <w:rPr>
                       <w:rFonts w:cstheme="minorHAnsi"/>
@@ -2018,6 +2050,7 @@
                     <w:t>Sq.Mt</w:t>
                   </w:r>
                   <w:proofErr w:type="spellEnd"/>
+                  <w:proofErr w:type="gramEnd"/>
                 </w:p>
               </w:tc>
               <w:tc>
@@ -2347,7 +2380,34 @@
                       <w:sz w:val="18"/>
                       <w:szCs w:val="18"/>
                     </w:rPr>
-                    <w:t>{#CIItems}{#showThickness}</w:t>
+                    <w:t>{#</w:t>
+                  </w:r>
+                  <w:proofErr w:type="gramStart"/>
+                  <w:r>
+                    <w:rPr>
+                      <w:rFonts w:cstheme="minorHAnsi"/>
+                      <w:sz w:val="18"/>
+                      <w:szCs w:val="18"/>
+                    </w:rPr>
+                    <w:t>CIItems}{</w:t>
+                  </w:r>
+                  <w:proofErr w:type="gramEnd"/>
+                  <w:r>
+                    <w:rPr>
+                      <w:rFonts w:cstheme="minorHAnsi"/>
+                      <w:sz w:val="18"/>
+                      <w:szCs w:val="18"/>
+                    </w:rPr>
+                    <w:t>#</w:t>
+                  </w:r>
+                  <w:proofErr w:type="gramStart"/>
+                  <w:r>
+                    <w:rPr>
+                      <w:rFonts w:cstheme="minorHAnsi"/>
+                      <w:sz w:val="18"/>
+                      <w:szCs w:val="18"/>
+                    </w:rPr>
+                    <w:t>showThickness}</w:t>
                   </w:r>
                   <w:r>
                     <w:rPr>
@@ -2357,7 +2417,18 @@
                       <w:sz w:val="18"/>
                       <w:szCs w:val="18"/>
                     </w:rPr>
-                    <w:t>{thicknessDetail</w:t>
+                    <w:t>{</w:t>
+                  </w:r>
+                  <w:proofErr w:type="gramEnd"/>
+                  <w:r>
+                    <w:rPr>
+                      <w:rFonts w:cstheme="minorHAnsi"/>
+                      <w:b/>
+                      <w:bCs/>
+                      <w:sz w:val="18"/>
+                      <w:szCs w:val="18"/>
+                    </w:rPr>
+                    <w:t>thicknessDetail</w:t>
                   </w:r>
                   <w:r>
                     <w:rPr>
@@ -2561,9 +2632,19 @@
                       <w:sz w:val="18"/>
                       <w:szCs w:val="18"/>
                     </w:rPr>
-                    <w:t>COMMISION-USD.{</w:t>
+                    <w:t>COMMISION-</w:t>
+                  </w:r>
+                  <w:proofErr w:type="gramStart"/>
+                  <w:r>
+                    <w:rPr>
+                      <w:rFonts w:cstheme="minorHAnsi"/>
+                      <w:sz w:val="18"/>
+                      <w:szCs w:val="18"/>
+                    </w:rPr>
+                    <w:t>USD.{</w:t>
                   </w:r>
                   <w:proofErr w:type="spellStart"/>
+                  <w:proofErr w:type="gramEnd"/>
                   <w:r>
                     <w:rPr>
                       <w:rFonts w:cstheme="minorHAnsi"/>
@@ -2700,7 +2781,25 @@
                       <w:sz w:val="18"/>
                       <w:szCs w:val="18"/>
                     </w:rPr>
-                    <w:t>{#invoices} {#isFirst}{fsc}{/isFirst}</w:t>
+                    <w:t>{#invoices} {#</w:t>
+                  </w:r>
+                  <w:proofErr w:type="gramStart"/>
+                  <w:r>
+                    <w:rPr>
+                      <w:rFonts w:cstheme="minorHAnsi"/>
+                      <w:sz w:val="18"/>
+                      <w:szCs w:val="18"/>
+                    </w:rPr>
+                    <w:t>isFirst}{</w:t>
+                  </w:r>
+                  <w:proofErr w:type="gramEnd"/>
+                  <w:r>
+                    <w:rPr>
+                      <w:rFonts w:cstheme="minorHAnsi"/>
+                      <w:sz w:val="18"/>
+                      <w:szCs w:val="18"/>
+                    </w:rPr>
+                    <w:t>fsc}{/isFirst}</w:t>
                   </w:r>
                 </w:p>
               </w:tc>
@@ -2954,6 +3053,7 @@
                     <w:t>{</w:t>
                   </w:r>
                   <w:proofErr w:type="spellStart"/>
+                  <w:proofErr w:type="gramStart"/>
                   <w:r>
                     <w:rPr>
                       <w:rFonts w:cstheme="minorHAnsi"/>
@@ -3024,6 +3124,7 @@
                     <w:t>}  {</w:t>
                   </w:r>
                   <w:proofErr w:type="spellStart"/>
+                  <w:proofErr w:type="gramEnd"/>
                   <w:r>
                     <w:rPr>
                       <w:rFonts w:cstheme="minorHAnsi"/>
@@ -3165,7 +3266,7 @@
         <w:tc>
           <w:tcPr>
             <w:tcW w:w="11096" w:type="dxa"/>
-            <w:gridSpan w:val="10"/>
+            <w:gridSpan w:val="11"/>
             <w:tcBorders>
               <w:left w:val="nil"/>
               <w:bottom w:val="single" w:sz="4" w:space="0" w:color="auto"/>
@@ -3179,11 +3280,15 @@
               <w:jc w:val="right"/>
               <w:rPr>
                 <w:rFonts w:cstheme="minorHAnsi"/>
-              </w:rPr>
-            </w:pPr>
-            <w:r>
-              <w:rPr>
-                <w:rFonts w:cstheme="minorHAnsi"/>
+                <w:sz w:val="20"/>
+                <w:szCs w:val="20"/>
+              </w:rPr>
+            </w:pPr>
+            <w:r>
+              <w:rPr>
+                <w:rFonts w:cstheme="minorHAnsi"/>
+                <w:sz w:val="20"/>
+                <w:szCs w:val="20"/>
               </w:rPr>
               <w:t>{</w:t>
             </w:r>
@@ -3191,6 +3296,8 @@
             <w:r>
               <w:rPr>
                 <w:rFonts w:cstheme="minorHAnsi"/>
+                <w:sz w:val="20"/>
+                <w:szCs w:val="20"/>
               </w:rPr>
               <w:t>additionSumAmount</w:t>
             </w:r>
@@ -3198,6 +3305,8 @@
             <w:r>
               <w:rPr>
                 <w:rFonts w:cstheme="minorHAnsi"/>
+                <w:sz w:val="20"/>
+                <w:szCs w:val="20"/>
               </w:rPr>
               <w:t>}</w:t>
             </w:r>
@@ -3211,6 +3320,7 @@
         <w:tc>
           <w:tcPr>
             <w:tcW w:w="2481" w:type="dxa"/>
+            <w:gridSpan w:val="2"/>
             <w:tcBorders>
               <w:left w:val="nil"/>
               <w:bottom w:val="single" w:sz="4" w:space="0" w:color="auto"/>
@@ -3429,7 +3539,7 @@
         <w:tc>
           <w:tcPr>
             <w:tcW w:w="8385" w:type="dxa"/>
-            <w:gridSpan w:val="8"/>
+            <w:gridSpan w:val="9"/>
             <w:tcBorders>
               <w:left w:val="nil"/>
               <w:bottom w:val="single" w:sz="4" w:space="0" w:color="auto"/>
@@ -3505,6 +3615,7 @@
               <w:t>{</w:t>
             </w:r>
             <w:proofErr w:type="spellStart"/>
+            <w:proofErr w:type="gramStart"/>
             <w:r>
               <w:rPr>
                 <w:rFonts w:cstheme="minorHAnsi"/>
@@ -3538,6 +3649,7 @@
               </w:rPr>
               <w:t xml:space="preserve">  </w:t>
             </w:r>
+            <w:proofErr w:type="gramEnd"/>
             <w:r>
               <w:rPr>
                 <w:rFonts w:cstheme="minorHAnsi"/>
@@ -3657,7 +3769,7 @@
         <w:tc>
           <w:tcPr>
             <w:tcW w:w="11096" w:type="dxa"/>
-            <w:gridSpan w:val="10"/>
+            <w:gridSpan w:val="11"/>
             <w:tcBorders>
               <w:left w:val="nil"/>
               <w:bottom w:val="nil"/>
@@ -3691,6 +3803,7 @@
               </w:rPr>
               <w:t>{#</w:t>
             </w:r>
+            <w:proofErr w:type="gramStart"/>
             <w:r>
               <w:rPr>
                 <w:rFonts w:cstheme="minorHAnsi"/>
@@ -3707,6 +3820,7 @@
               </w:rPr>
               <w:t>}{</w:t>
             </w:r>
+            <w:proofErr w:type="gramEnd"/>
             <w:r>
               <w:rPr>
                 <w:rFonts w:cstheme="minorHAnsi"/>
@@ -3769,7 +3883,7 @@
         <w:tc>
           <w:tcPr>
             <w:tcW w:w="11096" w:type="dxa"/>
-            <w:gridSpan w:val="10"/>
+            <w:gridSpan w:val="11"/>
             <w:tcBorders>
               <w:top w:val="nil"/>
               <w:left w:val="nil"/>
@@ -3791,6 +3905,9 @@
                 <w:insideV w:val="none" w:sz="0" w:space="0" w:color="auto"/>
               </w:tblBorders>
               <w:tblLayout w:type="fixed"/>
+              <w:tblCellMar>
+                <w:left w:w="0" w:type="dxa"/>
+              </w:tblCellMar>
               <w:tblLook w:val="04A0" w:firstRow="1" w:lastRow="0" w:firstColumn="1" w:lastColumn="0" w:noHBand="0" w:noVBand="1"/>
             </w:tblPr>
             <w:tblGrid>
@@ -3974,6 +4091,7 @@
                     <w:t xml:space="preserve">Total </w:t>
                   </w:r>
                   <w:proofErr w:type="spellStart"/>
+                  <w:proofErr w:type="gramStart"/>
                   <w:r>
                     <w:rPr>
                       <w:rFonts w:cstheme="minorHAnsi"/>
@@ -3983,6 +4101,7 @@
                     <w:t>Sq.Meter</w:t>
                   </w:r>
                   <w:proofErr w:type="spellEnd"/>
+                  <w:proofErr w:type="gramEnd"/>
                   <w:r>
                     <w:rPr>
                       <w:rFonts w:cstheme="minorHAnsi"/>
@@ -4065,7 +4184,7 @@
         <w:tc>
           <w:tcPr>
             <w:tcW w:w="11096" w:type="dxa"/>
-            <w:gridSpan w:val="10"/>
+            <w:gridSpan w:val="11"/>
             <w:tcBorders>
               <w:top w:val="nil"/>
               <w:left w:val="nil"/>
@@ -4098,12 +4217,15 @@
                 <w:insideV w:val="none" w:sz="0" w:space="0" w:color="auto"/>
               </w:tblBorders>
               <w:tblLayout w:type="fixed"/>
+              <w:tblCellMar>
+                <w:left w:w="0" w:type="dxa"/>
+              </w:tblCellMar>
               <w:tblLook w:val="04A0" w:firstRow="1" w:lastRow="0" w:firstColumn="1" w:lastColumn="0" w:noHBand="0" w:noVBand="1"/>
             </w:tblPr>
             <w:tblGrid>
-              <w:gridCol w:w="3075"/>
-              <w:gridCol w:w="1871"/>
-              <w:gridCol w:w="3721"/>
+              <w:gridCol w:w="1700"/>
+              <w:gridCol w:w="1843"/>
+              <w:gridCol w:w="5124"/>
             </w:tblGrid>
             <w:tr>
               <w:trPr>
@@ -4112,7 +4234,7 @@
               </w:trPr>
               <w:tc>
                 <w:tcPr>
-                  <w:tcW w:w="3075" w:type="dxa"/>
+                  <w:tcW w:w="1700" w:type="dxa"/>
                 </w:tcPr>
                 <w:p>
                   <w:pPr>
@@ -4131,13 +4253,31 @@
                       <w:sz w:val="20"/>
                       <w:szCs w:val="20"/>
                     </w:rPr>
-                    <w:t>Avg./Wt.(Kg)</w:t>
+                    <w:t>Avg./</w:t>
+                  </w:r>
+                  <w:proofErr w:type="gramStart"/>
+                  <w:r>
+                    <w:rPr>
+                      <w:rFonts w:cstheme="minorHAnsi"/>
+                      <w:sz w:val="20"/>
+                      <w:szCs w:val="20"/>
+                    </w:rPr>
+                    <w:t>Wt.(</w:t>
+                  </w:r>
+                  <w:proofErr w:type="gramEnd"/>
+                  <w:r>
+                    <w:rPr>
+                      <w:rFonts w:cstheme="minorHAnsi"/>
+                      <w:sz w:val="20"/>
+                      <w:szCs w:val="20"/>
+                    </w:rPr>
+                    <w:t>Kg)</w:t>
                   </w:r>
                 </w:p>
               </w:tc>
               <w:tc>
                 <w:tcPr>
-                  <w:tcW w:w="1871" w:type="dxa"/>
+                  <w:tcW w:w="1843" w:type="dxa"/>
                 </w:tcPr>
                 <w:p>
                   <w:pPr>
@@ -4162,7 +4302,7 @@
               </w:tc>
               <w:tc>
                 <w:tcPr>
-                  <w:tcW w:w="3721" w:type="dxa"/>
+                  <w:tcW w:w="5124" w:type="dxa"/>
                 </w:tcPr>
                 <w:p>
                   <w:pPr>
@@ -4193,7 +4333,7 @@
               </w:trPr>
               <w:tc>
                 <w:tcPr>
-                  <w:tcW w:w="3075" w:type="dxa"/>
+                  <w:tcW w:w="1700" w:type="dxa"/>
                 </w:tcPr>
                 <w:p>
                   <w:pPr>
@@ -4212,9 +4352,9 @@
                       <w:sz w:val="20"/>
                       <w:szCs w:val="20"/>
                     </w:rPr>
-                    <w:lastRenderedPageBreak/>
                     <w:t>{#</w:t>
                   </w:r>
+                  <w:proofErr w:type="gramStart"/>
                   <w:r>
                     <w:rPr>
                       <w:rFonts w:cstheme="minorHAnsi"/>
@@ -4231,6 +4371,7 @@
                     </w:rPr>
                     <w:t>}{</w:t>
                   </w:r>
+                  <w:proofErr w:type="gramEnd"/>
                   <w:r>
                     <w:rPr>
                       <w:rFonts w:cstheme="minorHAnsi"/>
@@ -4251,7 +4392,7 @@
               </w:tc>
               <w:tc>
                 <w:tcPr>
-                  <w:tcW w:w="1871" w:type="dxa"/>
+                  <w:tcW w:w="1843" w:type="dxa"/>
                 </w:tcPr>
                 <w:p>
                   <w:pPr>
@@ -4294,7 +4435,7 @@
               </w:tc>
               <w:tc>
                 <w:tcPr>
-                  <w:tcW w:w="3721" w:type="dxa"/>
+                  <w:tcW w:w="5124" w:type="dxa"/>
                 </w:tcPr>
                 <w:p>
                   <w:pPr>
@@ -4414,7 +4555,7 @@
         <w:tc>
           <w:tcPr>
             <w:tcW w:w="11096" w:type="dxa"/>
-            <w:gridSpan w:val="10"/>
+            <w:gridSpan w:val="11"/>
             <w:tcBorders>
               <w:top w:val="nil"/>
               <w:left w:val="nil"/>
@@ -4433,451 +4574,431 @@
               </w:rPr>
             </w:pPr>
           </w:p>
+          <w:tbl>
+            <w:tblPr>
+              <w:tblStyle w:val="TableGrid"/>
+              <w:tblW w:w="0" w:type="auto"/>
+              <w:tblInd w:w="1" w:type="dxa"/>
+              <w:tblBorders>
+                <w:top w:val="none" w:sz="0" w:space="0" w:color="auto"/>
+                <w:left w:val="none" w:sz="0" w:space="0" w:color="auto"/>
+                <w:bottom w:val="none" w:sz="0" w:space="0" w:color="auto"/>
+                <w:right w:val="none" w:sz="0" w:space="0" w:color="auto"/>
+                <w:insideH w:val="none" w:sz="0" w:space="0" w:color="auto"/>
+                <w:insideV w:val="none" w:sz="0" w:space="0" w:color="auto"/>
+              </w:tblBorders>
+              <w:tblCellMar>
+                <w:left w:w="0" w:type="dxa"/>
+              </w:tblCellMar>
+              <w:tblLook w:val="04A0" w:firstRow="1" w:lastRow="0" w:firstColumn="1" w:lastColumn="0" w:noHBand="0" w:noVBand="1"/>
+            </w:tblPr>
+            <w:tblGrid>
+              <w:gridCol w:w="1565"/>
+              <w:gridCol w:w="7846"/>
+            </w:tblGrid>
+            <w:tr>
+              <w:trPr>
+                <w:cantSplit/>
+                <w:trHeight w:val="296"/>
+              </w:trPr>
+              <w:tc>
+                <w:tcPr>
+                  <w:tcW w:w="1565" w:type="dxa"/>
+                </w:tcPr>
+                <w:p>
+                  <w:pPr>
+                    <w:pStyle w:val="NoSpacing"/>
+                    <w:keepNext/>
+                    <w:framePr w:hSpace="180" w:wrap="around" w:vAnchor="page" w:hAnchor="margin" w:y="481"/>
+                    <w:rPr>
+                      <w:rFonts w:cstheme="minorHAnsi"/>
+                      <w:sz w:val="20"/>
+                      <w:szCs w:val="20"/>
+                    </w:rPr>
+                  </w:pPr>
+                  <w:r>
+                    <w:rPr>
+                      <w:rFonts w:cstheme="minorHAnsi"/>
+                      <w:sz w:val="20"/>
+                      <w:szCs w:val="20"/>
+                    </w:rPr>
+                    <w:t>Pan No:</w:t>
+                  </w:r>
+                </w:p>
+              </w:tc>
+              <w:tc>
+                <w:tcPr>
+                  <w:tcW w:w="7846" w:type="dxa"/>
+                </w:tcPr>
+                <w:p>
+                  <w:pPr>
+                    <w:pStyle w:val="NoSpacing"/>
+                    <w:keepNext/>
+                    <w:framePr w:hSpace="180" w:wrap="around" w:vAnchor="page" w:hAnchor="margin" w:y="481"/>
+                    <w:rPr>
+                      <w:rFonts w:cstheme="minorHAnsi"/>
+                      <w:sz w:val="20"/>
+                      <w:szCs w:val="20"/>
+                    </w:rPr>
+                  </w:pPr>
+                  <w:r>
+                    <w:rPr>
+                      <w:rFonts w:cstheme="minorHAnsi"/>
+                      <w:sz w:val="20"/>
+                      <w:szCs w:val="20"/>
+                    </w:rPr>
+                    <w:t>{</w:t>
+                  </w:r>
+                  <w:proofErr w:type="spellStart"/>
+                  <w:r>
+                    <w:rPr>
+                      <w:rFonts w:cstheme="minorHAnsi"/>
+                      <w:sz w:val="20"/>
+                      <w:szCs w:val="20"/>
+                    </w:rPr>
+                    <w:t>panNo</w:t>
+                  </w:r>
+                  <w:proofErr w:type="spellEnd"/>
+                  <w:r>
+                    <w:rPr>
+                      <w:rFonts w:cstheme="minorHAnsi"/>
+                      <w:sz w:val="20"/>
+                      <w:szCs w:val="20"/>
+                    </w:rPr>
+                    <w:t>}</w:t>
+                  </w:r>
+                </w:p>
+              </w:tc>
+            </w:tr>
+            <w:tr>
+              <w:trPr>
+                <w:cantSplit/>
+                <w:trHeight w:val="296"/>
+              </w:trPr>
+              <w:tc>
+                <w:tcPr>
+                  <w:tcW w:w="1565" w:type="dxa"/>
+                </w:tcPr>
+                <w:p>
+                  <w:pPr>
+                    <w:pStyle w:val="NoSpacing"/>
+                    <w:keepNext/>
+                    <w:framePr w:hSpace="180" w:wrap="around" w:vAnchor="page" w:hAnchor="margin" w:y="481"/>
+                    <w:rPr>
+                      <w:rFonts w:cstheme="minorHAnsi"/>
+                      <w:sz w:val="20"/>
+                      <w:szCs w:val="20"/>
+                    </w:rPr>
+                  </w:pPr>
+                  <w:r>
+                    <w:rPr>
+                      <w:rFonts w:cstheme="minorHAnsi"/>
+                      <w:sz w:val="20"/>
+                      <w:szCs w:val="20"/>
+                    </w:rPr>
+                    <w:t>Bank Name:</w:t>
+                  </w:r>
+                </w:p>
+              </w:tc>
+              <w:tc>
+                <w:tcPr>
+                  <w:tcW w:w="7846" w:type="dxa"/>
+                </w:tcPr>
+                <w:p>
+                  <w:pPr>
+                    <w:pStyle w:val="NoSpacing"/>
+                    <w:keepNext/>
+                    <w:framePr w:hSpace="180" w:wrap="around" w:vAnchor="page" w:hAnchor="margin" w:y="481"/>
+                    <w:rPr>
+                      <w:rFonts w:cstheme="minorHAnsi"/>
+                      <w:sz w:val="20"/>
+                      <w:szCs w:val="20"/>
+                    </w:rPr>
+                  </w:pPr>
+                  <w:r>
+                    <w:rPr>
+                      <w:rFonts w:cstheme="minorHAnsi"/>
+                      <w:sz w:val="20"/>
+                      <w:szCs w:val="20"/>
+                    </w:rPr>
+                    <w:t>{</w:t>
+                  </w:r>
+                  <w:proofErr w:type="spellStart"/>
+                  <w:r>
+                    <w:rPr>
+                      <w:rFonts w:cstheme="minorHAnsi"/>
+                      <w:sz w:val="20"/>
+                      <w:szCs w:val="20"/>
+                    </w:rPr>
+                    <w:t>bankName</w:t>
+                  </w:r>
+                  <w:proofErr w:type="spellEnd"/>
+                  <w:r>
+                    <w:rPr>
+                      <w:rFonts w:cstheme="minorHAnsi"/>
+                      <w:sz w:val="20"/>
+                      <w:szCs w:val="20"/>
+                    </w:rPr>
+                    <w:t>} {</w:t>
+                  </w:r>
+                  <w:proofErr w:type="spellStart"/>
+                  <w:r>
+                    <w:rPr>
+                      <w:rFonts w:cstheme="minorHAnsi"/>
+                      <w:sz w:val="20"/>
+                      <w:szCs w:val="20"/>
+                    </w:rPr>
+                    <w:t>bankBranch</w:t>
+                  </w:r>
+                  <w:proofErr w:type="spellEnd"/>
+                  <w:r>
+                    <w:rPr>
+                      <w:rFonts w:cstheme="minorHAnsi"/>
+                      <w:sz w:val="20"/>
+                      <w:szCs w:val="20"/>
+                    </w:rPr>
+                    <w:t>}</w:t>
+                  </w:r>
+                </w:p>
+              </w:tc>
+            </w:tr>
+            <w:tr>
+              <w:trPr>
+                <w:cantSplit/>
+                <w:trHeight w:val="296"/>
+              </w:trPr>
+              <w:tc>
+                <w:tcPr>
+                  <w:tcW w:w="1565" w:type="dxa"/>
+                </w:tcPr>
+                <w:p>
+                  <w:pPr>
+                    <w:pStyle w:val="NoSpacing"/>
+                    <w:keepNext/>
+                    <w:framePr w:hSpace="180" w:wrap="around" w:vAnchor="page" w:hAnchor="margin" w:y="481"/>
+                    <w:rPr>
+                      <w:rFonts w:cstheme="minorHAnsi"/>
+                      <w:sz w:val="20"/>
+                      <w:szCs w:val="20"/>
+                    </w:rPr>
+                  </w:pPr>
+                  <w:r>
+                    <w:rPr>
+                      <w:rFonts w:cstheme="minorHAnsi"/>
+                      <w:sz w:val="20"/>
+                      <w:szCs w:val="20"/>
+                    </w:rPr>
+                    <w:t xml:space="preserve">AD Code: </w:t>
+                  </w:r>
+                </w:p>
+              </w:tc>
+              <w:tc>
+                <w:tcPr>
+                  <w:tcW w:w="7846" w:type="dxa"/>
+                </w:tcPr>
+                <w:p>
+                  <w:pPr>
+                    <w:pStyle w:val="NoSpacing"/>
+                    <w:keepNext/>
+                    <w:framePr w:hSpace="180" w:wrap="around" w:vAnchor="page" w:hAnchor="margin" w:y="481"/>
+                    <w:rPr>
+                      <w:rFonts w:cstheme="minorHAnsi"/>
+                      <w:sz w:val="20"/>
+                      <w:szCs w:val="20"/>
+                    </w:rPr>
+                  </w:pPr>
+                  <w:r>
+                    <w:rPr>
+                      <w:rFonts w:cstheme="minorHAnsi"/>
+                      <w:sz w:val="20"/>
+                      <w:szCs w:val="20"/>
+                    </w:rPr>
+                    <w:t>{</w:t>
+                  </w:r>
+                  <w:proofErr w:type="spellStart"/>
+                  <w:r>
+                    <w:rPr>
+                      <w:rFonts w:cstheme="minorHAnsi"/>
+                      <w:sz w:val="20"/>
+                      <w:szCs w:val="20"/>
+                    </w:rPr>
+                    <w:t>adCode</w:t>
+                  </w:r>
+                  <w:proofErr w:type="spellEnd"/>
+                  <w:r>
+                    <w:rPr>
+                      <w:rFonts w:cstheme="minorHAnsi"/>
+                      <w:sz w:val="20"/>
+                      <w:szCs w:val="20"/>
+                    </w:rPr>
+                    <w:t>}</w:t>
+                  </w:r>
+                </w:p>
+              </w:tc>
+            </w:tr>
+            <w:tr>
+              <w:trPr>
+                <w:cantSplit/>
+                <w:trHeight w:val="296"/>
+              </w:trPr>
+              <w:tc>
+                <w:tcPr>
+                  <w:tcW w:w="1565" w:type="dxa"/>
+                </w:tcPr>
+                <w:p>
+                  <w:pPr>
+                    <w:pStyle w:val="NoSpacing"/>
+                    <w:keepNext/>
+                    <w:framePr w:hSpace="180" w:wrap="around" w:vAnchor="page" w:hAnchor="margin" w:y="481"/>
+                    <w:rPr>
+                      <w:rFonts w:cstheme="minorHAnsi"/>
+                      <w:sz w:val="20"/>
+                      <w:szCs w:val="20"/>
+                    </w:rPr>
+                  </w:pPr>
+                  <w:r>
+                    <w:rPr>
+                      <w:rFonts w:cstheme="minorHAnsi"/>
+                      <w:sz w:val="20"/>
+                      <w:szCs w:val="20"/>
+                    </w:rPr>
+                    <w:t xml:space="preserve">Account No: </w:t>
+                  </w:r>
+                </w:p>
+              </w:tc>
+              <w:tc>
+                <w:tcPr>
+                  <w:tcW w:w="7846" w:type="dxa"/>
+                </w:tcPr>
+                <w:p>
+                  <w:pPr>
+                    <w:pStyle w:val="NoSpacing"/>
+                    <w:keepNext/>
+                    <w:framePr w:hSpace="180" w:wrap="around" w:vAnchor="page" w:hAnchor="margin" w:y="481"/>
+                    <w:rPr>
+                      <w:rFonts w:cstheme="minorHAnsi"/>
+                      <w:sz w:val="20"/>
+                      <w:szCs w:val="20"/>
+                    </w:rPr>
+                  </w:pPr>
+                  <w:r>
+                    <w:rPr>
+                      <w:rFonts w:cstheme="minorHAnsi"/>
+                      <w:sz w:val="20"/>
+                      <w:szCs w:val="20"/>
+                    </w:rPr>
+                    <w:t>{</w:t>
+                  </w:r>
+                  <w:proofErr w:type="spellStart"/>
+                  <w:r>
+                    <w:rPr>
+                      <w:rFonts w:cstheme="minorHAnsi"/>
+                      <w:sz w:val="20"/>
+                      <w:szCs w:val="20"/>
+                    </w:rPr>
+                    <w:t>acCode</w:t>
+                  </w:r>
+                  <w:proofErr w:type="spellEnd"/>
+                  <w:r>
+                    <w:rPr>
+                      <w:rFonts w:cstheme="minorHAnsi"/>
+                      <w:sz w:val="20"/>
+                      <w:szCs w:val="20"/>
+                    </w:rPr>
+                    <w:t>}</w:t>
+                  </w:r>
+                </w:p>
+              </w:tc>
+            </w:tr>
+            <w:tr>
+              <w:trPr>
+                <w:cantSplit/>
+                <w:trHeight w:val="283"/>
+              </w:trPr>
+              <w:tc>
+                <w:tcPr>
+                  <w:tcW w:w="1565" w:type="dxa"/>
+                </w:tcPr>
+                <w:p>
+                  <w:pPr>
+                    <w:pStyle w:val="NoSpacing"/>
+                    <w:keepNext/>
+                    <w:framePr w:hSpace="180" w:wrap="around" w:vAnchor="page" w:hAnchor="margin" w:y="481"/>
+                    <w:rPr>
+                      <w:rFonts w:cstheme="minorHAnsi"/>
+                      <w:sz w:val="20"/>
+                      <w:szCs w:val="20"/>
+                    </w:rPr>
+                  </w:pPr>
+                  <w:r>
+                    <w:rPr>
+                      <w:rFonts w:cstheme="minorHAnsi"/>
+                      <w:sz w:val="20"/>
+                      <w:szCs w:val="20"/>
+                    </w:rPr>
+                    <w:t>IEC Code No:</w:t>
+                  </w:r>
+                </w:p>
+              </w:tc>
+              <w:tc>
+                <w:tcPr>
+                  <w:tcW w:w="7846" w:type="dxa"/>
+                </w:tcPr>
+                <w:p>
+                  <w:pPr>
+                    <w:pStyle w:val="NoSpacing"/>
+                    <w:keepNext/>
+                    <w:framePr w:hSpace="180" w:wrap="around" w:vAnchor="page" w:hAnchor="margin" w:y="481"/>
+                    <w:rPr>
+                      <w:rFonts w:cstheme="minorHAnsi"/>
+                      <w:sz w:val="20"/>
+                      <w:szCs w:val="20"/>
+                    </w:rPr>
+                  </w:pPr>
+                  <w:r>
+                    <w:rPr>
+                      <w:rFonts w:cstheme="minorHAnsi"/>
+                      <w:sz w:val="20"/>
+                      <w:szCs w:val="20"/>
+                    </w:rPr>
+                    <w:t>{</w:t>
+                  </w:r>
+                  <w:proofErr w:type="spellStart"/>
+                  <w:r>
+                    <w:rPr>
+                      <w:rFonts w:cstheme="minorHAnsi"/>
+                      <w:sz w:val="20"/>
+                      <w:szCs w:val="20"/>
+                    </w:rPr>
+                    <w:t>iec</w:t>
+                  </w:r>
+                  <w:proofErr w:type="spellEnd"/>
+                  <w:r>
+                    <w:rPr>
+                      <w:rFonts w:cstheme="minorHAnsi"/>
+                      <w:sz w:val="20"/>
+                      <w:szCs w:val="20"/>
+                    </w:rPr>
+                    <w:t>}</w:t>
+                  </w:r>
+                </w:p>
+              </w:tc>
+            </w:tr>
+          </w:tbl>
+          <w:p>
+            <w:pPr>
+              <w:pStyle w:val="NoSpacing"/>
+              <w:spacing w:line="276" w:lineRule="auto"/>
+              <w:rPr>
+                <w:rFonts w:cstheme="minorHAnsi"/>
+                <w:sz w:val="20"/>
+                <w:szCs w:val="20"/>
+              </w:rPr>
+            </w:pPr>
+          </w:p>
         </w:tc>
       </w:tr>
     </w:tbl>
-    <w:tbl>
-      <w:tblPr>
-        <w:tblStyle w:val="TableGrid"/>
-        <w:tblW w:w="0" w:type="auto"/>
-        <w:tblInd w:w="1" w:type="dxa"/>
-        <w:tblBorders>
-          <w:top w:val="none" w:sz="0" w:space="0" w:color="auto"/>
-          <w:left w:val="none" w:sz="0" w:space="0" w:color="auto"/>
-          <w:bottom w:val="none" w:sz="0" w:space="0" w:color="auto"/>
-          <w:right w:val="none" w:sz="0" w:space="0" w:color="auto"/>
-          <w:insideH w:val="none" w:sz="0" w:space="0" w:color="auto"/>
-          <w:insideV w:val="none" w:sz="0" w:space="0" w:color="auto"/>
-        </w:tblBorders>
-        <w:tblLook w:val="04A0" w:firstRow="1" w:lastRow="0" w:firstColumn="1" w:lastColumn="0" w:noHBand="0" w:noVBand="1"/>
-      </w:tblPr>
-      <w:tblGrid>
-        <w:gridCol w:w="1565"/>
-        <w:gridCol w:w="7846"/>
-      </w:tblGrid>
-      <w:tr>
-        <w:trPr>
-          <w:cantSplit/>
-          <w:trHeight w:val="296"/>
-        </w:trPr>
-        <w:tc>
-          <w:tcPr>
-            <w:tcW w:w="1565" w:type="dxa"/>
-          </w:tcPr>
-          <w:p>
-            <w:pPr>
-              <w:pStyle w:val="NoSpacing"/>
-              <w:keepNext/>
-              <w:rPr>
-                <w:rFonts w:cstheme="minorHAnsi"/>
-                <w:sz w:val="20"/>
-                <w:szCs w:val="20"/>
-              </w:rPr>
-            </w:pPr>
-            <w:r>
-              <w:rPr>
-                <w:rFonts w:cstheme="minorHAnsi"/>
-                <w:sz w:val="20"/>
-                <w:szCs w:val="20"/>
-              </w:rPr>
-              <w:t>Pan No:</w:t>
-            </w:r>
-          </w:p>
-        </w:tc>
-        <w:tc>
-          <w:tcPr>
-            <w:tcW w:w="7846" w:type="dxa"/>
-          </w:tcPr>
-          <w:p>
-            <w:pPr>
-              <w:pStyle w:val="NoSpacing"/>
-              <w:keepNext/>
-              <w:rPr>
-                <w:rFonts w:cstheme="minorHAnsi"/>
-                <w:sz w:val="20"/>
-                <w:szCs w:val="20"/>
-              </w:rPr>
-            </w:pPr>
-            <w:r>
-              <w:rPr>
-                <w:rFonts w:cstheme="minorHAnsi"/>
-                <w:sz w:val="20"/>
-                <w:szCs w:val="20"/>
-              </w:rPr>
-              <w:t>{</w:t>
-            </w:r>
-            <w:proofErr w:type="spellStart"/>
-            <w:r>
-              <w:rPr>
-                <w:rFonts w:cstheme="minorHAnsi"/>
-                <w:sz w:val="20"/>
-                <w:szCs w:val="20"/>
-              </w:rPr>
-              <w:t>panNo</w:t>
-            </w:r>
-            <w:proofErr w:type="spellEnd"/>
-            <w:r>
-              <w:rPr>
-                <w:rFonts w:cstheme="minorHAnsi"/>
-                <w:sz w:val="20"/>
-                <w:szCs w:val="20"/>
-              </w:rPr>
-              <w:t>}</w:t>
-            </w:r>
-          </w:p>
-        </w:tc>
-      </w:tr>
-      <w:tr>
-        <w:trPr>
-          <w:cantSplit/>
-          <w:trHeight w:val="296"/>
-        </w:trPr>
-        <w:tc>
-          <w:tcPr>
-            <w:tcW w:w="1565" w:type="dxa"/>
-          </w:tcPr>
-          <w:p>
-            <w:pPr>
-              <w:pStyle w:val="NoSpacing"/>
-              <w:keepNext/>
-              <w:rPr>
-                <w:rFonts w:cstheme="minorHAnsi"/>
-                <w:sz w:val="20"/>
-                <w:szCs w:val="20"/>
-              </w:rPr>
-            </w:pPr>
-            <w:r>
-              <w:rPr>
-                <w:rFonts w:cstheme="minorHAnsi"/>
-                <w:sz w:val="20"/>
-                <w:szCs w:val="20"/>
-              </w:rPr>
-              <w:t>Bank Name:</w:t>
-            </w:r>
-          </w:p>
-        </w:tc>
-        <w:tc>
-          <w:tcPr>
-            <w:tcW w:w="7846" w:type="dxa"/>
-          </w:tcPr>
-          <w:p>
-            <w:pPr>
-              <w:pStyle w:val="NoSpacing"/>
-              <w:keepNext/>
-              <w:rPr>
-                <w:rFonts w:cstheme="minorHAnsi"/>
-                <w:sz w:val="20"/>
-                <w:szCs w:val="20"/>
-              </w:rPr>
-            </w:pPr>
-            <w:r>
-              <w:rPr>
-                <w:rFonts w:cstheme="minorHAnsi"/>
-                <w:sz w:val="20"/>
-                <w:szCs w:val="20"/>
-              </w:rPr>
-              <w:t>{</w:t>
-            </w:r>
-            <w:proofErr w:type="spellStart"/>
-            <w:r>
-              <w:rPr>
-                <w:rFonts w:cstheme="minorHAnsi"/>
-                <w:sz w:val="20"/>
-                <w:szCs w:val="20"/>
-              </w:rPr>
-              <w:t>bankName</w:t>
-            </w:r>
-            <w:proofErr w:type="spellEnd"/>
-            <w:r>
-              <w:rPr>
-                <w:rFonts w:cstheme="minorHAnsi"/>
-                <w:sz w:val="20"/>
-                <w:szCs w:val="20"/>
-              </w:rPr>
-              <w:t>}</w:t>
-            </w:r>
-            <w:r>
-              <w:rPr>
-                <w:rFonts w:cstheme="minorHAnsi"/>
-                <w:sz w:val="20"/>
-                <w:szCs w:val="20"/>
-              </w:rPr>
-              <w:t xml:space="preserve"> {</w:t>
-            </w:r>
-            <w:proofErr w:type="spellStart"/>
-            <w:r>
-              <w:rPr>
-                <w:rFonts w:cstheme="minorHAnsi"/>
-                <w:sz w:val="20"/>
-                <w:szCs w:val="20"/>
-              </w:rPr>
-              <w:t>bankBranch</w:t>
-            </w:r>
-            <w:proofErr w:type="spellEnd"/>
-            <w:r>
-              <w:rPr>
-                <w:rFonts w:cstheme="minorHAnsi"/>
-                <w:sz w:val="20"/>
-                <w:szCs w:val="20"/>
-              </w:rPr>
-              <w:t>}</w:t>
-            </w:r>
-          </w:p>
-        </w:tc>
-      </w:tr>
-      <w:tr>
-        <w:trPr>
-          <w:cantSplit/>
-          <w:trHeight w:val="296"/>
-        </w:trPr>
-        <w:tc>
-          <w:tcPr>
-            <w:tcW w:w="1565" w:type="dxa"/>
-          </w:tcPr>
-          <w:p>
-            <w:pPr>
-              <w:pStyle w:val="NoSpacing"/>
-              <w:keepNext/>
-              <w:rPr>
-                <w:rFonts w:cstheme="minorHAnsi"/>
-                <w:sz w:val="20"/>
-                <w:szCs w:val="20"/>
-              </w:rPr>
-            </w:pPr>
-            <w:r>
-              <w:rPr>
-                <w:rFonts w:cstheme="minorHAnsi"/>
-                <w:sz w:val="20"/>
-                <w:szCs w:val="20"/>
-              </w:rPr>
-              <w:t xml:space="preserve">AD Code: </w:t>
-            </w:r>
-          </w:p>
-        </w:tc>
-        <w:tc>
-          <w:tcPr>
-            <w:tcW w:w="7846" w:type="dxa"/>
-          </w:tcPr>
-          <w:p>
-            <w:pPr>
-              <w:pStyle w:val="NoSpacing"/>
-              <w:keepNext/>
-              <w:rPr>
-                <w:rFonts w:cstheme="minorHAnsi"/>
-                <w:sz w:val="20"/>
-                <w:szCs w:val="20"/>
-              </w:rPr>
-            </w:pPr>
-            <w:r>
-              <w:rPr>
-                <w:rFonts w:cstheme="minorHAnsi"/>
-                <w:sz w:val="20"/>
-                <w:szCs w:val="20"/>
-              </w:rPr>
-              <w:t>{</w:t>
-            </w:r>
-            <w:proofErr w:type="spellStart"/>
-            <w:r>
-              <w:rPr>
-                <w:rFonts w:cstheme="minorHAnsi"/>
-                <w:sz w:val="20"/>
-                <w:szCs w:val="20"/>
-              </w:rPr>
-              <w:t>adCode</w:t>
-            </w:r>
-            <w:proofErr w:type="spellEnd"/>
-            <w:r>
-              <w:rPr>
-                <w:rFonts w:cstheme="minorHAnsi"/>
-                <w:sz w:val="20"/>
-                <w:szCs w:val="20"/>
-              </w:rPr>
-              <w:t>}</w:t>
-            </w:r>
-          </w:p>
-        </w:tc>
-      </w:tr>
-      <w:tr>
-        <w:trPr>
-          <w:cantSplit/>
-          <w:trHeight w:val="296"/>
-        </w:trPr>
-        <w:tc>
-          <w:tcPr>
-            <w:tcW w:w="1565" w:type="dxa"/>
-          </w:tcPr>
-          <w:p>
-            <w:pPr>
-              <w:pStyle w:val="NoSpacing"/>
-              <w:keepNext/>
-              <w:rPr>
-                <w:rFonts w:cstheme="minorHAnsi"/>
-                <w:sz w:val="20"/>
-                <w:szCs w:val="20"/>
-              </w:rPr>
-            </w:pPr>
-            <w:r>
-              <w:rPr>
-                <w:rFonts w:cstheme="minorHAnsi"/>
-                <w:sz w:val="20"/>
-                <w:szCs w:val="20"/>
-              </w:rPr>
-              <w:t xml:space="preserve">Account No: </w:t>
-            </w:r>
-          </w:p>
-        </w:tc>
-        <w:tc>
-          <w:tcPr>
-            <w:tcW w:w="7846" w:type="dxa"/>
-          </w:tcPr>
-          <w:p>
-            <w:pPr>
-              <w:pStyle w:val="NoSpacing"/>
-              <w:keepNext/>
-              <w:rPr>
-                <w:rFonts w:cstheme="minorHAnsi"/>
-                <w:sz w:val="20"/>
-                <w:szCs w:val="20"/>
-              </w:rPr>
-            </w:pPr>
-            <w:r>
-              <w:rPr>
-                <w:rFonts w:cstheme="minorHAnsi"/>
-                <w:sz w:val="20"/>
-                <w:szCs w:val="20"/>
-              </w:rPr>
-              <w:t>{</w:t>
-            </w:r>
-            <w:proofErr w:type="spellStart"/>
-            <w:r>
-              <w:rPr>
-                <w:rFonts w:cstheme="minorHAnsi"/>
-                <w:sz w:val="20"/>
-                <w:szCs w:val="20"/>
-              </w:rPr>
-              <w:t>acCode</w:t>
-            </w:r>
-            <w:proofErr w:type="spellEnd"/>
-            <w:r>
-              <w:rPr>
-                <w:rFonts w:cstheme="minorHAnsi"/>
-                <w:sz w:val="20"/>
-                <w:szCs w:val="20"/>
-              </w:rPr>
-              <w:t>}</w:t>
-            </w:r>
-          </w:p>
-        </w:tc>
-      </w:tr>
-      <w:tr>
-        <w:trPr>
-          <w:cantSplit/>
-          <w:trHeight w:val="283"/>
-        </w:trPr>
-        <w:tc>
-          <w:tcPr>
-            <w:tcW w:w="1565" w:type="dxa"/>
-          </w:tcPr>
-          <w:p>
-            <w:pPr>
-              <w:pStyle w:val="NoSpacing"/>
-              <w:keepNext/>
-              <w:rPr>
-                <w:rFonts w:cstheme="minorHAnsi"/>
-                <w:sz w:val="20"/>
-                <w:szCs w:val="20"/>
-              </w:rPr>
-            </w:pPr>
-            <w:r>
-              <w:rPr>
-                <w:rFonts w:cstheme="minorHAnsi"/>
-                <w:sz w:val="20"/>
-                <w:szCs w:val="20"/>
-              </w:rPr>
-              <w:t>IEC Code No:</w:t>
-            </w:r>
-          </w:p>
-        </w:tc>
-        <w:tc>
-          <w:tcPr>
-            <w:tcW w:w="7846" w:type="dxa"/>
-          </w:tcPr>
-          <w:p>
-            <w:pPr>
-              <w:pStyle w:val="NoSpacing"/>
-              <w:keepNext/>
-              <w:rPr>
-                <w:rFonts w:cstheme="minorHAnsi"/>
-                <w:sz w:val="20"/>
-                <w:szCs w:val="20"/>
-              </w:rPr>
-            </w:pPr>
-            <w:r>
-              <w:rPr>
-                <w:rFonts w:cstheme="minorHAnsi"/>
-                <w:sz w:val="20"/>
-                <w:szCs w:val="20"/>
-              </w:rPr>
-              <w:t>{</w:t>
-            </w:r>
-            <w:proofErr w:type="spellStart"/>
-            <w:r>
-              <w:rPr>
-                <w:rFonts w:cstheme="minorHAnsi"/>
-                <w:sz w:val="20"/>
-                <w:szCs w:val="20"/>
-              </w:rPr>
-              <w:t>iec</w:t>
-            </w:r>
-            <w:proofErr w:type="spellEnd"/>
-            <w:r>
-              <w:rPr>
-                <w:rFonts w:cstheme="minorHAnsi"/>
-                <w:sz w:val="20"/>
-                <w:szCs w:val="20"/>
-              </w:rPr>
-              <w:t>}</w:t>
-            </w:r>
-          </w:p>
-        </w:tc>
-      </w:tr>
-    </w:tbl>
-    <w:p>
-      <w:pPr>
-        <w:pStyle w:val="NoSpacing"/>
-        <w:spacing w:line="276" w:lineRule="auto"/>
-        <w:rPr>
-          <w:rFonts w:cstheme="minorHAnsi"/>
-        </w:rPr>
-      </w:pPr>
-    </w:p>
-    <w:p>
-      <w:pPr>
-        <w:pStyle w:val="NoSpacing"/>
-        <w:spacing w:line="276" w:lineRule="auto"/>
-        <w:rPr>
-          <w:rFonts w:cstheme="minorHAnsi"/>
-        </w:rPr>
-      </w:pPr>
-    </w:p>
-    <w:p>
-      <w:pPr>
-        <w:pStyle w:val="NoSpacing"/>
-        <w:spacing w:line="276" w:lineRule="auto"/>
-        <w:rPr>
-          <w:rFonts w:cstheme="minorHAnsi"/>
-        </w:rPr>
-      </w:pPr>
-    </w:p>
-    <w:p>
-      <w:pPr>
-        <w:pStyle w:val="NoSpacing"/>
-        <w:spacing w:line="276" w:lineRule="auto"/>
-        <w:rPr>
-          <w:rFonts w:cstheme="minorHAnsi"/>
-        </w:rPr>
-      </w:pPr>
-    </w:p>
     <w:p>
       <w:pPr>
         <w:pStyle w:val="NoSpacing"/>
@@ -5140,7 +5261,16 @@
         <w:bCs/>
         <w:spacing w:val="60"/>
       </w:rPr>
-      <w:t xml:space="preserve">  </w:t>
+      <w:t xml:space="preserve"> </w:t>
+    </w:r>
+    <w:proofErr w:type="gramStart"/>
+    <w:r>
+      <w:rPr>
+        <w:b/>
+        <w:bCs/>
+        <w:spacing w:val="60"/>
+      </w:rPr>
+      <w:t xml:space="preserve"> </w:t>
     </w:r>
     <w:r>
       <w:rPr>
@@ -5164,7 +5294,16 @@
         <w:bCs/>
         <w:spacing w:val="60"/>
       </w:rPr>
-      <w:t>(I)</w:t>
+      <w:t>(</w:t>
+    </w:r>
+    <w:proofErr w:type="gramEnd"/>
+    <w:r>
+      <w:rPr>
+        <w:b/>
+        <w:bCs/>
+        <w:spacing w:val="60"/>
+      </w:rPr>
+      <w:t>I)</w:t>
     </w:r>
     <w:r>
       <w:rPr>
@@ -5930,7 +6069,6 @@
   <w:style w:type="character" w:default="1" w:styleId="DefaultParagraphFont">
     <w:name w:val="Default Paragraph Font"/>
     <w:uiPriority w:val="1"/>
-    <w:semiHidden/>
     <w:unhideWhenUsed/>
   </w:style>
   <w:style w:type="table" w:default="1" w:styleId="TableNormal">

--- a/electron/database/generate-document/templates/custom-invoice.docx
+++ b/electron/database/generate-document/templates/custom-invoice.docx
@@ -680,16 +680,140 @@
                 <w:sz w:val="20"/>
                 <w:szCs w:val="20"/>
               </w:rPr>
+              <w:t>{#isUK}</w:t>
+            </w:r>
+            <w:r>
+              <w:rPr>
+                <w:rFonts w:cstheme="minorHAnsi"/>
+                <w:sz w:val="20"/>
+                <w:szCs w:val="20"/>
+              </w:rPr>
               <w:t>{#</w:t>
             </w:r>
-            <w:proofErr w:type="gramStart"/>
-            <w:r>
-              <w:rPr>
-                <w:rFonts w:cstheme="minorHAnsi"/>
-                <w:sz w:val="20"/>
-                <w:szCs w:val="20"/>
-              </w:rPr>
-              <w:t>isUK}</w:t>
+            <w:r>
+              <w:rPr>
+                <w:rFonts w:cstheme="minorHAnsi"/>
+                <w:sz w:val="20"/>
+                <w:szCs w:val="20"/>
+              </w:rPr>
+              <w:t>consigneePhone</w:t>
+            </w:r>
+            <w:r>
+              <w:rPr>
+                <w:rFonts w:cstheme="minorHAnsi"/>
+                <w:sz w:val="20"/>
+                <w:szCs w:val="20"/>
+              </w:rPr>
+              <w:t>}</w:t>
+            </w:r>
+            <w:r>
+              <w:rPr>
+                <w:rFonts w:cstheme="minorHAnsi"/>
+                <w:sz w:val="20"/>
+                <w:szCs w:val="20"/>
+              </w:rPr>
+              <w:t>TELE: {</w:t>
+            </w:r>
+            <w:proofErr w:type="spellStart"/>
+            <w:r>
+              <w:rPr>
+                <w:rFonts w:cstheme="minorHAnsi"/>
+                <w:sz w:val="20"/>
+                <w:szCs w:val="20"/>
+              </w:rPr>
+              <w:t>consigneePhone</w:t>
+            </w:r>
+            <w:proofErr w:type="spellEnd"/>
+            <w:r>
+              <w:rPr>
+                <w:rFonts w:cstheme="minorHAnsi"/>
+                <w:sz w:val="20"/>
+                <w:szCs w:val="20"/>
+              </w:rPr>
+              <w:t>}</w:t>
+            </w:r>
+            <w:r>
+              <w:rPr>
+                <w:rFonts w:cstheme="minorHAnsi"/>
+                <w:sz w:val="20"/>
+                <w:szCs w:val="20"/>
+              </w:rPr>
+              <w:t>{/</w:t>
+            </w:r>
+            <w:proofErr w:type="spellStart"/>
+            <w:r>
+              <w:rPr>
+                <w:rFonts w:cstheme="minorHAnsi"/>
+                <w:sz w:val="20"/>
+                <w:szCs w:val="20"/>
+              </w:rPr>
+              <w:t>consigneePhone</w:t>
+            </w:r>
+            <w:proofErr w:type="spellEnd"/>
+            <w:r>
+              <w:rPr>
+                <w:rFonts w:cstheme="minorHAnsi"/>
+                <w:sz w:val="20"/>
+                <w:szCs w:val="20"/>
+              </w:rPr>
+              <w:t>}</w:t>
+            </w:r>
+          </w:p>
+          <w:p>
+            <w:pPr>
+              <w:rPr>
+                <w:rFonts w:cstheme="minorHAnsi"/>
+                <w:sz w:val="20"/>
+                <w:szCs w:val="20"/>
+              </w:rPr>
+            </w:pPr>
+            <w:r>
+              <w:rPr>
+                <w:rFonts w:cstheme="minorHAnsi"/>
+                <w:sz w:val="20"/>
+                <w:szCs w:val="20"/>
+              </w:rPr>
+              <w:t>{#</w:t>
+            </w:r>
+            <w:r>
+              <w:rPr>
+                <w:rFonts w:cstheme="minorHAnsi"/>
+                <w:sz w:val="20"/>
+                <w:szCs w:val="20"/>
+              </w:rPr>
+              <w:t>consigneeEmail</w:t>
+            </w:r>
+            <w:r>
+              <w:rPr>
+                <w:rFonts w:cstheme="minorHAnsi"/>
+                <w:sz w:val="20"/>
+                <w:szCs w:val="20"/>
+              </w:rPr>
+              <w:t>}</w:t>
+            </w:r>
+            <w:r>
+              <w:rPr>
+                <w:rFonts w:cstheme="minorHAnsi"/>
+                <w:sz w:val="20"/>
+                <w:szCs w:val="20"/>
+              </w:rPr>
+              <w:t>EMAIL</w:t>
+            </w:r>
+            <w:r>
+              <w:rPr>
+                <w:rFonts w:cstheme="minorHAnsi"/>
+                <w:sz w:val="20"/>
+                <w:szCs w:val="20"/>
+              </w:rPr>
+              <w:t>:</w:t>
+            </w:r>
+            <w:r>
+              <w:rPr>
+                <w:rFonts w:cstheme="minorHAnsi"/>
+                <w:sz w:val="20"/>
+                <w:szCs w:val="20"/>
+              </w:rPr>
+              <w:t xml:space="preserve"> </w:t>
             </w:r>
             <w:r>
               <w:rPr>
@@ -699,24 +823,16 @@
               </w:rPr>
               <w:t>{</w:t>
             </w:r>
-            <w:proofErr w:type="gramEnd"/>
-            <w:r>
-              <w:rPr>
-                <w:rFonts w:cstheme="minorHAnsi"/>
-                <w:sz w:val="20"/>
-                <w:szCs w:val="20"/>
-              </w:rPr>
-              <w:t>#</w:t>
-            </w:r>
-            <w:proofErr w:type="gramStart"/>
-            <w:r>
-              <w:rPr>
-                <w:rFonts w:cstheme="minorHAnsi"/>
-                <w:sz w:val="20"/>
-                <w:szCs w:val="20"/>
-              </w:rPr>
-              <w:t>consigneePhone</w:t>
-            </w:r>
+            <w:proofErr w:type="spellStart"/>
+            <w:r>
+              <w:rPr>
+                <w:rFonts w:cstheme="minorHAnsi"/>
+                <w:sz w:val="20"/>
+                <w:szCs w:val="20"/>
+              </w:rPr>
+              <w:t>consigneeEmail</w:t>
+            </w:r>
+            <w:proofErr w:type="spellEnd"/>
             <w:r>
               <w:rPr>
                 <w:rFonts w:cstheme="minorHAnsi"/>
@@ -731,16 +847,7 @@
                 <w:sz w:val="20"/>
                 <w:szCs w:val="20"/>
               </w:rPr>
-              <w:t>TELE</w:t>
-            </w:r>
-            <w:proofErr w:type="gramEnd"/>
-            <w:r>
-              <w:rPr>
-                <w:rFonts w:cstheme="minorHAnsi"/>
-                <w:sz w:val="20"/>
-                <w:szCs w:val="20"/>
-              </w:rPr>
-              <w:t>: {</w:t>
+              <w:t>{/</w:t>
             </w:r>
             <w:proofErr w:type="spellStart"/>
             <w:r>
@@ -749,7 +856,7 @@
                 <w:sz w:val="20"/>
                 <w:szCs w:val="20"/>
               </w:rPr>
-              <w:t>consigneePhone</w:t>
+              <w:t>consigneeEmail</w:t>
             </w:r>
             <w:proofErr w:type="spellEnd"/>
             <w:r>
@@ -767,153 +874,6 @@
                 <w:szCs w:val="20"/>
               </w:rPr>
               <w:t>{/</w:t>
-            </w:r>
-            <w:proofErr w:type="spellStart"/>
-            <w:r>
-              <w:rPr>
-                <w:rFonts w:cstheme="minorHAnsi"/>
-                <w:sz w:val="20"/>
-                <w:szCs w:val="20"/>
-              </w:rPr>
-              <w:t>consigneePhone</w:t>
-            </w:r>
-            <w:proofErr w:type="spellEnd"/>
-            <w:r>
-              <w:rPr>
-                <w:rFonts w:cstheme="minorHAnsi"/>
-                <w:sz w:val="20"/>
-                <w:szCs w:val="20"/>
-              </w:rPr>
-              <w:t>}</w:t>
-            </w:r>
-          </w:p>
-          <w:p>
-            <w:pPr>
-              <w:rPr>
-                <w:rFonts w:cstheme="minorHAnsi"/>
-                <w:sz w:val="20"/>
-                <w:szCs w:val="20"/>
-              </w:rPr>
-            </w:pPr>
-            <w:r>
-              <w:rPr>
-                <w:rFonts w:cstheme="minorHAnsi"/>
-                <w:sz w:val="20"/>
-                <w:szCs w:val="20"/>
-              </w:rPr>
-              <w:t>{#</w:t>
-            </w:r>
-            <w:proofErr w:type="gramStart"/>
-            <w:r>
-              <w:rPr>
-                <w:rFonts w:cstheme="minorHAnsi"/>
-                <w:sz w:val="20"/>
-                <w:szCs w:val="20"/>
-              </w:rPr>
-              <w:t>consigneeEmail</w:t>
-            </w:r>
-            <w:r>
-              <w:rPr>
-                <w:rFonts w:cstheme="minorHAnsi"/>
-                <w:sz w:val="20"/>
-                <w:szCs w:val="20"/>
-              </w:rPr>
-              <w:t>}</w:t>
-            </w:r>
-            <w:r>
-              <w:rPr>
-                <w:rFonts w:cstheme="minorHAnsi"/>
-                <w:sz w:val="20"/>
-                <w:szCs w:val="20"/>
-              </w:rPr>
-              <w:t>EMAIL</w:t>
-            </w:r>
-            <w:proofErr w:type="gramEnd"/>
-            <w:r>
-              <w:rPr>
-                <w:rFonts w:cstheme="minorHAnsi"/>
-                <w:sz w:val="20"/>
-                <w:szCs w:val="20"/>
-              </w:rPr>
-              <w:t>:</w:t>
-            </w:r>
-            <w:r>
-              <w:rPr>
-                <w:rFonts w:cstheme="minorHAnsi"/>
-                <w:sz w:val="20"/>
-                <w:szCs w:val="20"/>
-              </w:rPr>
-              <w:t xml:space="preserve"> </w:t>
-            </w:r>
-            <w:r>
-              <w:rPr>
-                <w:rFonts w:cstheme="minorHAnsi"/>
-                <w:sz w:val="20"/>
-                <w:szCs w:val="20"/>
-              </w:rPr>
-              <w:t>{</w:t>
-            </w:r>
-            <w:proofErr w:type="spellStart"/>
-            <w:r>
-              <w:rPr>
-                <w:rFonts w:cstheme="minorHAnsi"/>
-                <w:sz w:val="20"/>
-                <w:szCs w:val="20"/>
-              </w:rPr>
-              <w:t>consigneeEmail</w:t>
-            </w:r>
-            <w:proofErr w:type="spellEnd"/>
-            <w:r>
-              <w:rPr>
-                <w:rFonts w:cstheme="minorHAnsi"/>
-                <w:sz w:val="20"/>
-                <w:szCs w:val="20"/>
-              </w:rPr>
-              <w:t>}</w:t>
-            </w:r>
-            <w:r>
-              <w:rPr>
-                <w:rFonts w:cstheme="minorHAnsi"/>
-                <w:sz w:val="20"/>
-                <w:szCs w:val="20"/>
-              </w:rPr>
-              <w:t>{/</w:t>
-            </w:r>
-            <w:proofErr w:type="spellStart"/>
-            <w:proofErr w:type="gramStart"/>
-            <w:r>
-              <w:rPr>
-                <w:rFonts w:cstheme="minorHAnsi"/>
-                <w:sz w:val="20"/>
-                <w:szCs w:val="20"/>
-              </w:rPr>
-              <w:t>consigneeEmail</w:t>
-            </w:r>
-            <w:proofErr w:type="spellEnd"/>
-            <w:r>
-              <w:rPr>
-                <w:rFonts w:cstheme="minorHAnsi"/>
-                <w:sz w:val="20"/>
-                <w:szCs w:val="20"/>
-              </w:rPr>
-              <w:t>}</w:t>
-            </w:r>
-            <w:r>
-              <w:rPr>
-                <w:rFonts w:cstheme="minorHAnsi"/>
-                <w:sz w:val="20"/>
-                <w:szCs w:val="20"/>
-              </w:rPr>
-              <w:t>{</w:t>
-            </w:r>
-            <w:proofErr w:type="gramEnd"/>
-            <w:r>
-              <w:rPr>
-                <w:rFonts w:cstheme="minorHAnsi"/>
-                <w:sz w:val="20"/>
-                <w:szCs w:val="20"/>
-              </w:rPr>
-              <w:t>/</w:t>
             </w:r>
             <w:proofErr w:type="spellStart"/>
             <w:r>
@@ -2038,7 +1998,6 @@
                     <w:t xml:space="preserve">Total </w:t>
                   </w:r>
                   <w:proofErr w:type="spellStart"/>
-                  <w:proofErr w:type="gramStart"/>
                   <w:r>
                     <w:rPr>
                       <w:rFonts w:cstheme="minorHAnsi"/>
@@ -2050,7 +2009,6 @@
                     <w:t>Sq.Mt</w:t>
                   </w:r>
                   <w:proofErr w:type="spellEnd"/>
-                  <w:proofErr w:type="gramEnd"/>
                 </w:p>
               </w:tc>
               <w:tc>
@@ -2380,34 +2338,7 @@
                       <w:sz w:val="18"/>
                       <w:szCs w:val="18"/>
                     </w:rPr>
-                    <w:t>{#</w:t>
-                  </w:r>
-                  <w:proofErr w:type="gramStart"/>
-                  <w:r>
-                    <w:rPr>
-                      <w:rFonts w:cstheme="minorHAnsi"/>
-                      <w:sz w:val="18"/>
-                      <w:szCs w:val="18"/>
-                    </w:rPr>
-                    <w:t>CIItems}{</w:t>
-                  </w:r>
-                  <w:proofErr w:type="gramEnd"/>
-                  <w:r>
-                    <w:rPr>
-                      <w:rFonts w:cstheme="minorHAnsi"/>
-                      <w:sz w:val="18"/>
-                      <w:szCs w:val="18"/>
-                    </w:rPr>
-                    <w:t>#</w:t>
-                  </w:r>
-                  <w:proofErr w:type="gramStart"/>
-                  <w:r>
-                    <w:rPr>
-                      <w:rFonts w:cstheme="minorHAnsi"/>
-                      <w:sz w:val="18"/>
-                      <w:szCs w:val="18"/>
-                    </w:rPr>
-                    <w:t>showThickness}</w:t>
+                    <w:t>{#CIItems}{#showThickness}</w:t>
                   </w:r>
                   <w:r>
                     <w:rPr>
@@ -2417,18 +2348,7 @@
                       <w:sz w:val="18"/>
                       <w:szCs w:val="18"/>
                     </w:rPr>
-                    <w:t>{</w:t>
-                  </w:r>
-                  <w:proofErr w:type="gramEnd"/>
-                  <w:r>
-                    <w:rPr>
-                      <w:rFonts w:cstheme="minorHAnsi"/>
-                      <w:b/>
-                      <w:bCs/>
-                      <w:sz w:val="18"/>
-                      <w:szCs w:val="18"/>
-                    </w:rPr>
-                    <w:t>thicknessDetail</w:t>
+                    <w:t>{thicknessDetail</w:t>
                   </w:r>
                   <w:r>
                     <w:rPr>
@@ -2632,19 +2552,9 @@
                       <w:sz w:val="18"/>
                       <w:szCs w:val="18"/>
                     </w:rPr>
-                    <w:t>COMMISION-</w:t>
-                  </w:r>
-                  <w:proofErr w:type="gramStart"/>
-                  <w:r>
-                    <w:rPr>
-                      <w:rFonts w:cstheme="minorHAnsi"/>
-                      <w:sz w:val="18"/>
-                      <w:szCs w:val="18"/>
-                    </w:rPr>
-                    <w:t>USD.{</w:t>
+                    <w:t>COMMISION-USD.{</w:t>
                   </w:r>
                   <w:proofErr w:type="spellStart"/>
-                  <w:proofErr w:type="gramEnd"/>
                   <w:r>
                     <w:rPr>
                       <w:rFonts w:cstheme="minorHAnsi"/>
@@ -2781,25 +2691,7 @@
                       <w:sz w:val="18"/>
                       <w:szCs w:val="18"/>
                     </w:rPr>
-                    <w:t>{#invoices} {#</w:t>
-                  </w:r>
-                  <w:proofErr w:type="gramStart"/>
-                  <w:r>
-                    <w:rPr>
-                      <w:rFonts w:cstheme="minorHAnsi"/>
-                      <w:sz w:val="18"/>
-                      <w:szCs w:val="18"/>
-                    </w:rPr>
-                    <w:t>isFirst}{</w:t>
-                  </w:r>
-                  <w:proofErr w:type="gramEnd"/>
-                  <w:r>
-                    <w:rPr>
-                      <w:rFonts w:cstheme="minorHAnsi"/>
-                      <w:sz w:val="18"/>
-                      <w:szCs w:val="18"/>
-                    </w:rPr>
-                    <w:t>fsc}{/isFirst}</w:t>
+                    <w:t>{#invoices} {#isFirst}{fsc}{/isFirst}</w:t>
                   </w:r>
                 </w:p>
               </w:tc>
@@ -2941,6 +2833,196 @@
                     </w:rPr>
                     <w:t>}</w:t>
                   </w:r>
+                </w:p>
+              </w:tc>
+            </w:tr>
+            <w:tr>
+              <w:trPr>
+                <w:trHeight w:val="69"/>
+              </w:trPr>
+              <w:tc>
+                <w:tcPr>
+                  <w:tcW w:w="1467" w:type="dxa"/>
+                  <w:tcBorders>
+                    <w:right w:val="nil"/>
+                  </w:tcBorders>
+                </w:tcPr>
+                <w:p>
+                  <w:pPr>
+                    <w:pStyle w:val="NoSpacing"/>
+                    <w:framePr w:hSpace="180" w:wrap="around" w:vAnchor="page" w:hAnchor="margin" w:y="481"/>
+                    <w:spacing w:before="80"/>
+                    <w:rPr>
+                      <w:rFonts w:cstheme="minorHAnsi"/>
+                      <w:sz w:val="18"/>
+                      <w:szCs w:val="18"/>
+                    </w:rPr>
+                  </w:pPr>
+                  <w:r>
+                    <w:rPr>
+                      <w:rFonts w:cstheme="minorHAnsi"/>
+                      <w:sz w:val="18"/>
+                      <w:szCs w:val="18"/>
+                    </w:rPr>
+                    <w:t>{#</w:t>
+                  </w:r>
+                  <w:r>
+                    <w:rPr>
+                      <w:rFonts w:cstheme="minorHAnsi"/>
+                      <w:sz w:val="18"/>
+                      <w:szCs w:val="18"/>
+                    </w:rPr>
+                    <w:t>isSampleBox</w:t>
+                  </w:r>
+                  <w:r>
+                    <w:rPr>
+                      <w:rFonts w:cstheme="minorHAnsi"/>
+                      <w:sz w:val="18"/>
+                      <w:szCs w:val="18"/>
+                    </w:rPr>
+                    <w:t>}</w:t>
+                  </w:r>
+                  <w:r>
+                    <w:rPr>
+                      <w:rFonts w:cstheme="minorHAnsi"/>
+                      <w:b/>
+                      <w:bCs/>
+                      <w:sz w:val="18"/>
+                      <w:szCs w:val="18"/>
+                    </w:rPr>
+                    <w:t>SAMPLE BOX</w:t>
+                  </w:r>
+                </w:p>
+              </w:tc>
+              <w:tc>
+                <w:tcPr>
+                  <w:tcW w:w="5135" w:type="dxa"/>
+                  <w:gridSpan w:val="2"/>
+                  <w:tcBorders>
+                    <w:left w:val="nil"/>
+                  </w:tcBorders>
+                </w:tcPr>
+                <w:p>
+                  <w:pPr>
+                    <w:pStyle w:val="NoSpacing"/>
+                    <w:spacing w:before="80"/>
+                    <w:jc w:val="center"/>
+                    <w:rPr>
+                      <w:rFonts w:cstheme="minorHAnsi"/>
+                      <w:sz w:val="18"/>
+                      <w:szCs w:val="18"/>
+                    </w:rPr>
+                  </w:pPr>
+                  <w:r>
+                    <w:rPr>
+                      <w:rFonts w:cstheme="minorHAnsi"/>
+                      <w:sz w:val="18"/>
+                      <w:szCs w:val="18"/>
+                    </w:rPr>
+                    <w:t>As Per P/List</w:t>
+                  </w:r>
+                  <w:r>
+                    <w:rPr>
+                      <w:rFonts w:cstheme="minorHAnsi"/>
+                      <w:sz w:val="18"/>
+                      <w:szCs w:val="18"/>
+                    </w:rPr>
+                    <w:t xml:space="preserve"> {/</w:t>
+                  </w:r>
+                  <w:proofErr w:type="spellStart"/>
+                  <w:r>
+                    <w:rPr>
+                      <w:rFonts w:cstheme="minorHAnsi"/>
+                      <w:sz w:val="18"/>
+                      <w:szCs w:val="18"/>
+                    </w:rPr>
+                    <w:t>isSampleBox</w:t>
+                  </w:r>
+                  <w:proofErr w:type="spellEnd"/>
+                  <w:r>
+                    <w:rPr>
+                      <w:rFonts w:cstheme="minorHAnsi"/>
+                      <w:sz w:val="18"/>
+                      <w:szCs w:val="18"/>
+                    </w:rPr>
+                    <w:t>}</w:t>
+                  </w:r>
+                </w:p>
+              </w:tc>
+              <w:tc>
+                <w:tcPr>
+                  <w:tcW w:w="1001" w:type="dxa"/>
+                  <w:vAlign w:val="bottom"/>
+                </w:tcPr>
+                <w:p>
+                  <w:pPr>
+                    <w:pStyle w:val="NoSpacing"/>
+                    <w:framePr w:hSpace="180" w:wrap="around" w:vAnchor="page" w:hAnchor="margin" w:y="481"/>
+                    <w:spacing w:before="80" w:line="276" w:lineRule="auto"/>
+                    <w:jc w:val="right"/>
+                    <w:rPr>
+                      <w:rFonts w:cstheme="minorHAnsi"/>
+                      <w:sz w:val="18"/>
+                      <w:szCs w:val="18"/>
+                    </w:rPr>
+                  </w:pPr>
+                </w:p>
+              </w:tc>
+              <w:tc>
+                <w:tcPr>
+                  <w:tcW w:w="1144" w:type="dxa"/>
+                  <w:vAlign w:val="bottom"/>
+                </w:tcPr>
+                <w:p>
+                  <w:pPr>
+                    <w:pStyle w:val="NoSpacing"/>
+                    <w:framePr w:hSpace="180" w:wrap="around" w:vAnchor="page" w:hAnchor="margin" w:y="481"/>
+                    <w:spacing w:before="80" w:line="276" w:lineRule="auto"/>
+                    <w:jc w:val="right"/>
+                    <w:rPr>
+                      <w:rFonts w:cstheme="minorHAnsi"/>
+                      <w:sz w:val="18"/>
+                      <w:szCs w:val="18"/>
+                    </w:rPr>
+                  </w:pPr>
+                </w:p>
+              </w:tc>
+              <w:tc>
+                <w:tcPr>
+                  <w:tcW w:w="1001" w:type="dxa"/>
+                  <w:vAlign w:val="bottom"/>
+                </w:tcPr>
+                <w:p>
+                  <w:pPr>
+                    <w:pStyle w:val="NoSpacing"/>
+                    <w:framePr w:hSpace="180" w:wrap="around" w:vAnchor="page" w:hAnchor="margin" w:y="481"/>
+                    <w:spacing w:before="80" w:line="276" w:lineRule="auto"/>
+                    <w:jc w:val="right"/>
+                    <w:rPr>
+                      <w:rFonts w:cstheme="minorHAnsi"/>
+                      <w:sz w:val="18"/>
+                      <w:szCs w:val="18"/>
+                    </w:rPr>
+                  </w:pPr>
+                </w:p>
+              </w:tc>
+              <w:tc>
+                <w:tcPr>
+                  <w:tcW w:w="1253" w:type="dxa"/>
+                  <w:vAlign w:val="bottom"/>
+                </w:tcPr>
+                <w:p>
+                  <w:pPr>
+                    <w:pStyle w:val="NoSpacing"/>
+                    <w:framePr w:hSpace="180" w:wrap="around" w:vAnchor="page" w:hAnchor="margin" w:y="481"/>
+                    <w:spacing w:before="80" w:line="276" w:lineRule="auto"/>
+                    <w:jc w:val="right"/>
+                    <w:rPr>
+                      <w:rFonts w:cstheme="minorHAnsi"/>
+                      <w:sz w:val="18"/>
+                      <w:szCs w:val="18"/>
+                    </w:rPr>
+                  </w:pPr>
                 </w:p>
               </w:tc>
             </w:tr>
@@ -2960,7 +3042,6 @@
                   <w:pPr>
                     <w:pStyle w:val="NoSpacing"/>
                     <w:framePr w:hSpace="180" w:wrap="around" w:vAnchor="page" w:hAnchor="margin" w:y="481"/>
-                    <w:spacing w:before="80"/>
                     <w:rPr>
                       <w:rFonts w:cstheme="minorHAnsi"/>
                       <w:sz w:val="18"/>
@@ -2989,17 +3070,7 @@
                       <w:sz w:val="18"/>
                       <w:szCs w:val="18"/>
                     </w:rPr>
-                    <w:t xml:space="preserve">} </w:t>
-                  </w:r>
-                  <w:r>
-                    <w:rPr>
-                      <w:rFonts w:cstheme="minorHAnsi"/>
-                      <w:b/>
-                      <w:bCs/>
-                      <w:sz w:val="18"/>
-                      <w:szCs w:val="18"/>
-                    </w:rPr>
-                    <w:t>SAMPLE BOX</w:t>
+                    <w:t>}</w:t>
                   </w:r>
                 </w:p>
               </w:tc>
@@ -3015,7 +3086,6 @@
                 <w:p>
                   <w:pPr>
                     <w:pStyle w:val="NoSpacing"/>
-                    <w:spacing w:before="80"/>
                     <w:jc w:val="center"/>
                     <w:rPr>
                       <w:rFonts w:cstheme="minorHAnsi"/>
@@ -3029,31 +3099,9 @@
                       <w:sz w:val="18"/>
                       <w:szCs w:val="18"/>
                     </w:rPr>
-                    <w:t>As Per P/List</w:t>
-                  </w:r>
-                </w:p>
-                <w:p>
-                  <w:pPr>
-                    <w:pStyle w:val="NoSpacing"/>
-                    <w:framePr w:hSpace="180" w:wrap="around" w:vAnchor="page" w:hAnchor="margin" w:y="481"/>
-                    <w:spacing w:before="40"/>
-                    <w:jc w:val="center"/>
-                    <w:rPr>
-                      <w:rFonts w:cstheme="minorHAnsi"/>
-                      <w:sz w:val="18"/>
-                      <w:szCs w:val="18"/>
-                    </w:rPr>
-                  </w:pPr>
-                  <w:r>
-                    <w:rPr>
-                      <w:rFonts w:cstheme="minorHAnsi"/>
-                      <w:sz w:val="18"/>
-                      <w:szCs w:val="18"/>
-                    </w:rPr>
                     <w:t>{</w:t>
                   </w:r>
                   <w:proofErr w:type="spellStart"/>
-                  <w:proofErr w:type="gramStart"/>
                   <w:r>
                     <w:rPr>
                       <w:rFonts w:cstheme="minorHAnsi"/>
@@ -3124,7 +3172,6 @@
                     <w:t>}  {</w:t>
                   </w:r>
                   <w:proofErr w:type="spellStart"/>
-                  <w:proofErr w:type="gramEnd"/>
                   <w:r>
                     <w:rPr>
                       <w:rFonts w:cstheme="minorHAnsi"/>
@@ -3153,7 +3200,7 @@
                   <w:pPr>
                     <w:pStyle w:val="NoSpacing"/>
                     <w:framePr w:hSpace="180" w:wrap="around" w:vAnchor="page" w:hAnchor="margin" w:y="481"/>
-                    <w:spacing w:before="80" w:line="276" w:lineRule="auto"/>
+                    <w:spacing w:line="276" w:lineRule="auto"/>
                     <w:jc w:val="right"/>
                     <w:rPr>
                       <w:rFonts w:cstheme="minorHAnsi"/>
@@ -3172,7 +3219,7 @@
                   <w:pPr>
                     <w:pStyle w:val="NoSpacing"/>
                     <w:framePr w:hSpace="180" w:wrap="around" w:vAnchor="page" w:hAnchor="margin" w:y="481"/>
-                    <w:spacing w:before="80" w:line="276" w:lineRule="auto"/>
+                    <w:spacing w:line="276" w:lineRule="auto"/>
                     <w:jc w:val="right"/>
                     <w:rPr>
                       <w:rFonts w:cstheme="minorHAnsi"/>
@@ -3191,7 +3238,7 @@
                   <w:pPr>
                     <w:pStyle w:val="NoSpacing"/>
                     <w:framePr w:hSpace="180" w:wrap="around" w:vAnchor="page" w:hAnchor="margin" w:y="481"/>
-                    <w:spacing w:before="80" w:line="276" w:lineRule="auto"/>
+                    <w:spacing w:line="276" w:lineRule="auto"/>
                     <w:jc w:val="right"/>
                     <w:rPr>
                       <w:rFonts w:cstheme="minorHAnsi"/>
@@ -3210,7 +3257,7 @@
                   <w:pPr>
                     <w:pStyle w:val="NoSpacing"/>
                     <w:framePr w:hSpace="180" w:wrap="around" w:vAnchor="page" w:hAnchor="margin" w:y="481"/>
-                    <w:spacing w:before="80" w:line="276" w:lineRule="auto"/>
+                    <w:spacing w:line="276" w:lineRule="auto"/>
                     <w:jc w:val="right"/>
                     <w:rPr>
                       <w:rFonts w:cstheme="minorHAnsi"/>
@@ -3615,7 +3662,6 @@
               <w:t>{</w:t>
             </w:r>
             <w:proofErr w:type="spellStart"/>
-            <w:proofErr w:type="gramStart"/>
             <w:r>
               <w:rPr>
                 <w:rFonts w:cstheme="minorHAnsi"/>
@@ -3649,7 +3695,6 @@
               </w:rPr>
               <w:t xml:space="preserve">  </w:t>
             </w:r>
-            <w:proofErr w:type="gramEnd"/>
             <w:r>
               <w:rPr>
                 <w:rFonts w:cstheme="minorHAnsi"/>
@@ -3781,16 +3826,6 @@
               <w:pStyle w:val="NoSpacing"/>
               <w:rPr>
                 <w:rFonts w:cstheme="minorHAnsi"/>
-                <w:sz w:val="20"/>
-                <w:szCs w:val="20"/>
-              </w:rPr>
-            </w:pPr>
-          </w:p>
-          <w:p>
-            <w:pPr>
-              <w:pStyle w:val="NoSpacing"/>
-              <w:rPr>
-                <w:rFonts w:cstheme="minorHAnsi"/>
                 <w:sz w:val="18"/>
                 <w:szCs w:val="18"/>
               </w:rPr>
@@ -3803,14 +3838,13 @@
               </w:rPr>
               <w:t>{#</w:t>
             </w:r>
-            <w:proofErr w:type="gramStart"/>
             <w:r>
               <w:rPr>
                 <w:rFonts w:cstheme="minorHAnsi"/>
                 <w:sz w:val="18"/>
                 <w:szCs w:val="18"/>
               </w:rPr>
-              <w:t>bottomNotes</w:t>
+              <w:t>specialInstruction</w:t>
             </w:r>
             <w:r>
               <w:rPr>
@@ -3818,9 +3852,58 @@
                 <w:sz w:val="18"/>
                 <w:szCs w:val="18"/>
               </w:rPr>
+              <w:t>}{specialInstruction}{/</w:t>
+            </w:r>
+            <w:r>
+              <w:rPr>
+                <w:rFonts w:cstheme="minorHAnsi"/>
+                <w:sz w:val="18"/>
+                <w:szCs w:val="18"/>
+              </w:rPr>
+              <w:t>specialInstruction</w:t>
+            </w:r>
+            <w:r>
+              <w:rPr>
+                <w:rFonts w:cstheme="minorHAnsi"/>
+                <w:sz w:val="18"/>
+                <w:szCs w:val="18"/>
+              </w:rPr>
+              <w:t>}</w:t>
+            </w:r>
+          </w:p>
+          <w:p>
+            <w:pPr>
+              <w:pStyle w:val="NoSpacing"/>
+              <w:rPr>
+                <w:rFonts w:cstheme="minorHAnsi"/>
+                <w:sz w:val="18"/>
+                <w:szCs w:val="18"/>
+              </w:rPr>
+            </w:pPr>
+            <w:r>
+              <w:rPr>
+                <w:rFonts w:cstheme="minorHAnsi"/>
+                <w:sz w:val="18"/>
+                <w:szCs w:val="18"/>
+              </w:rPr>
+              <w:t>{#</w:t>
+            </w:r>
+            <w:r>
+              <w:rPr>
+                <w:rFonts w:cstheme="minorHAnsi"/>
+                <w:sz w:val="18"/>
+                <w:szCs w:val="18"/>
+              </w:rPr>
+              <w:t>bottomNotes</w:t>
+            </w:r>
+            <w:r>
+              <w:rPr>
+                <w:rFonts w:cstheme="minorHAnsi"/>
+                <w:sz w:val="18"/>
+                <w:szCs w:val="18"/>
+              </w:rPr>
               <w:t>}{</w:t>
             </w:r>
-            <w:proofErr w:type="gramEnd"/>
             <w:r>
               <w:rPr>
                 <w:rFonts w:cstheme="minorHAnsi"/>
@@ -4091,7 +4174,6 @@
                     <w:t xml:space="preserve">Total </w:t>
                   </w:r>
                   <w:proofErr w:type="spellStart"/>
-                  <w:proofErr w:type="gramStart"/>
                   <w:r>
                     <w:rPr>
                       <w:rFonts w:cstheme="minorHAnsi"/>
@@ -4101,7 +4183,6 @@
                     <w:t>Sq.Meter</w:t>
                   </w:r>
                   <w:proofErr w:type="spellEnd"/>
-                  <w:proofErr w:type="gramEnd"/>
                   <w:r>
                     <w:rPr>
                       <w:rFonts w:cstheme="minorHAnsi"/>
@@ -4253,25 +4334,7 @@
                       <w:sz w:val="20"/>
                       <w:szCs w:val="20"/>
                     </w:rPr>
-                    <w:t>Avg./</w:t>
-                  </w:r>
-                  <w:proofErr w:type="gramStart"/>
-                  <w:r>
-                    <w:rPr>
-                      <w:rFonts w:cstheme="minorHAnsi"/>
-                      <w:sz w:val="20"/>
-                      <w:szCs w:val="20"/>
-                    </w:rPr>
-                    <w:t>Wt.(</w:t>
-                  </w:r>
-                  <w:proofErr w:type="gramEnd"/>
-                  <w:r>
-                    <w:rPr>
-                      <w:rFonts w:cstheme="minorHAnsi"/>
-                      <w:sz w:val="20"/>
-                      <w:szCs w:val="20"/>
-                    </w:rPr>
-                    <w:t>Kg)</w:t>
+                    <w:t>Avg./Wt.(Kg)</w:t>
                   </w:r>
                 </w:p>
               </w:tc>
@@ -4352,9 +4415,9 @@
                       <w:sz w:val="20"/>
                       <w:szCs w:val="20"/>
                     </w:rPr>
+                    <w:lastRenderedPageBreak/>
                     <w:t>{#</w:t>
                   </w:r>
-                  <w:proofErr w:type="gramStart"/>
                   <w:r>
                     <w:rPr>
                       <w:rFonts w:cstheme="minorHAnsi"/>
@@ -4371,7 +4434,6 @@
                     </w:rPr>
                     <w:t>}{</w:t>
                   </w:r>
-                  <w:proofErr w:type="gramEnd"/>
                   <w:r>
                     <w:rPr>
                       <w:rFonts w:cstheme="minorHAnsi"/>
@@ -5261,16 +5323,7 @@
         <w:bCs/>
         <w:spacing w:val="60"/>
       </w:rPr>
-      <w:t xml:space="preserve"> </w:t>
-    </w:r>
-    <w:proofErr w:type="gramStart"/>
-    <w:r>
-      <w:rPr>
-        <w:b/>
-        <w:bCs/>
-        <w:spacing w:val="60"/>
-      </w:rPr>
-      <w:t xml:space="preserve"> </w:t>
+      <w:t xml:space="preserve">  </w:t>
     </w:r>
     <w:r>
       <w:rPr>
@@ -5294,16 +5347,7 @@
         <w:bCs/>
         <w:spacing w:val="60"/>
       </w:rPr>
-      <w:t>(</w:t>
-    </w:r>
-    <w:proofErr w:type="gramEnd"/>
-    <w:r>
-      <w:rPr>
-        <w:b/>
-        <w:bCs/>
-        <w:spacing w:val="60"/>
-      </w:rPr>
-      <w:t>I)</w:t>
+      <w:t>(I)</w:t>
     </w:r>
     <w:r>
       <w:rPr>
@@ -6069,6 +6113,7 @@
   <w:style w:type="character" w:default="1" w:styleId="DefaultParagraphFont">
     <w:name w:val="Default Paragraph Font"/>
     <w:uiPriority w:val="1"/>
+    <w:semiHidden/>
     <w:unhideWhenUsed/>
   </w:style>
   <w:style w:type="table" w:default="1" w:styleId="TableNormal">

--- a/electron/database/generate-document/templates/custom-invoice.docx
+++ b/electron/database/generate-document/templates/custom-invoice.docx
@@ -680,16 +680,35 @@
                 <w:sz w:val="20"/>
                 <w:szCs w:val="20"/>
               </w:rPr>
-              <w:t>{#isUK}</w:t>
-            </w:r>
-            <w:r>
-              <w:rPr>
-                <w:rFonts w:cstheme="minorHAnsi"/>
-                <w:sz w:val="20"/>
-                <w:szCs w:val="20"/>
-              </w:rPr>
               <w:t>{#</w:t>
             </w:r>
+            <w:proofErr w:type="gramStart"/>
+            <w:r>
+              <w:rPr>
+                <w:rFonts w:cstheme="minorHAnsi"/>
+                <w:sz w:val="20"/>
+                <w:szCs w:val="20"/>
+              </w:rPr>
+              <w:t>isUK}</w:t>
+            </w:r>
+            <w:r>
+              <w:rPr>
+                <w:rFonts w:cstheme="minorHAnsi"/>
+                <w:sz w:val="20"/>
+                <w:szCs w:val="20"/>
+              </w:rPr>
+              <w:t>{</w:t>
+            </w:r>
+            <w:proofErr w:type="gramEnd"/>
+            <w:r>
+              <w:rPr>
+                <w:rFonts w:cstheme="minorHAnsi"/>
+                <w:sz w:val="20"/>
+                <w:szCs w:val="20"/>
+              </w:rPr>
+              <w:t>#</w:t>
+            </w:r>
+            <w:proofErr w:type="gramStart"/>
             <w:r>
               <w:rPr>
                 <w:rFonts w:cstheme="minorHAnsi"/>
@@ -712,7 +731,16 @@
                 <w:sz w:val="20"/>
                 <w:szCs w:val="20"/>
               </w:rPr>
-              <w:t>TELE: {</w:t>
+              <w:t>TELE</w:t>
+            </w:r>
+            <w:proofErr w:type="gramEnd"/>
+            <w:r>
+              <w:rPr>
+                <w:rFonts w:cstheme="minorHAnsi"/>
+                <w:sz w:val="20"/>
+                <w:szCs w:val="20"/>
+              </w:rPr>
+              <w:t>: {</w:t>
             </w:r>
             <w:proofErr w:type="spellStart"/>
             <w:r>
@@ -775,6 +803,7 @@
               </w:rPr>
               <w:t>{#</w:t>
             </w:r>
+            <w:proofErr w:type="gramStart"/>
             <w:r>
               <w:rPr>
                 <w:rFonts w:cstheme="minorHAnsi"/>
@@ -799,6 +828,7 @@
               </w:rPr>
               <w:t>EMAIL</w:t>
             </w:r>
+            <w:proofErr w:type="gramEnd"/>
             <w:r>
               <w:rPr>
                 <w:rFonts w:cstheme="minorHAnsi"/>
@@ -850,6 +880,7 @@
               <w:t>{/</w:t>
             </w:r>
             <w:proofErr w:type="spellStart"/>
+            <w:proofErr w:type="gramStart"/>
             <w:r>
               <w:rPr>
                 <w:rFonts w:cstheme="minorHAnsi"/>
@@ -873,7 +904,16 @@
                 <w:sz w:val="20"/>
                 <w:szCs w:val="20"/>
               </w:rPr>
-              <w:t>{/</w:t>
+              <w:t>{</w:t>
+            </w:r>
+            <w:proofErr w:type="gramEnd"/>
+            <w:r>
+              <w:rPr>
+                <w:rFonts w:cstheme="minorHAnsi"/>
+                <w:sz w:val="20"/>
+                <w:szCs w:val="20"/>
+              </w:rPr>
+              <w:t>/</w:t>
             </w:r>
             <w:proofErr w:type="spellStart"/>
             <w:r>
@@ -1998,6 +2038,7 @@
                     <w:t xml:space="preserve">Total </w:t>
                   </w:r>
                   <w:proofErr w:type="spellStart"/>
+                  <w:proofErr w:type="gramStart"/>
                   <w:r>
                     <w:rPr>
                       <w:rFonts w:cstheme="minorHAnsi"/>
@@ -2009,6 +2050,7 @@
                     <w:t>Sq.Mt</w:t>
                   </w:r>
                   <w:proofErr w:type="spellEnd"/>
+                  <w:proofErr w:type="gramEnd"/>
                 </w:p>
               </w:tc>
               <w:tc>
@@ -2338,7 +2380,34 @@
                       <w:sz w:val="18"/>
                       <w:szCs w:val="18"/>
                     </w:rPr>
-                    <w:t>{#CIItems}{#showThickness}</w:t>
+                    <w:t>{#</w:t>
+                  </w:r>
+                  <w:proofErr w:type="gramStart"/>
+                  <w:r>
+                    <w:rPr>
+                      <w:rFonts w:cstheme="minorHAnsi"/>
+                      <w:sz w:val="18"/>
+                      <w:szCs w:val="18"/>
+                    </w:rPr>
+                    <w:t>CIItems}{</w:t>
+                  </w:r>
+                  <w:proofErr w:type="gramEnd"/>
+                  <w:r>
+                    <w:rPr>
+                      <w:rFonts w:cstheme="minorHAnsi"/>
+                      <w:sz w:val="18"/>
+                      <w:szCs w:val="18"/>
+                    </w:rPr>
+                    <w:t>#</w:t>
+                  </w:r>
+                  <w:proofErr w:type="gramStart"/>
+                  <w:r>
+                    <w:rPr>
+                      <w:rFonts w:cstheme="minorHAnsi"/>
+                      <w:sz w:val="18"/>
+                      <w:szCs w:val="18"/>
+                    </w:rPr>
+                    <w:t>showThickness}</w:t>
                   </w:r>
                   <w:r>
                     <w:rPr>
@@ -2348,7 +2417,18 @@
                       <w:sz w:val="18"/>
                       <w:szCs w:val="18"/>
                     </w:rPr>
-                    <w:t>{thicknessDetail</w:t>
+                    <w:t>{</w:t>
+                  </w:r>
+                  <w:proofErr w:type="gramEnd"/>
+                  <w:r>
+                    <w:rPr>
+                      <w:rFonts w:cstheme="minorHAnsi"/>
+                      <w:b/>
+                      <w:bCs/>
+                      <w:sz w:val="18"/>
+                      <w:szCs w:val="18"/>
+                    </w:rPr>
+                    <w:t>thicknessDetail</w:t>
                   </w:r>
                   <w:r>
                     <w:rPr>
@@ -2552,9 +2632,19 @@
                       <w:sz w:val="18"/>
                       <w:szCs w:val="18"/>
                     </w:rPr>
-                    <w:t>COMMISION-USD.{</w:t>
+                    <w:t>COMMISION-</w:t>
+                  </w:r>
+                  <w:proofErr w:type="gramStart"/>
+                  <w:r>
+                    <w:rPr>
+                      <w:rFonts w:cstheme="minorHAnsi"/>
+                      <w:sz w:val="18"/>
+                      <w:szCs w:val="18"/>
+                    </w:rPr>
+                    <w:t>USD.{</w:t>
                   </w:r>
                   <w:proofErr w:type="spellStart"/>
+                  <w:proofErr w:type="gramEnd"/>
                   <w:r>
                     <w:rPr>
                       <w:rFonts w:cstheme="minorHAnsi"/>
@@ -2691,7 +2781,25 @@
                       <w:sz w:val="18"/>
                       <w:szCs w:val="18"/>
                     </w:rPr>
-                    <w:t>{#invoices} {#isFirst}{fsc}{/isFirst}</w:t>
+                    <w:t>{#invoices} {#</w:t>
+                  </w:r>
+                  <w:proofErr w:type="gramStart"/>
+                  <w:r>
+                    <w:rPr>
+                      <w:rFonts w:cstheme="minorHAnsi"/>
+                      <w:sz w:val="18"/>
+                      <w:szCs w:val="18"/>
+                    </w:rPr>
+                    <w:t>isFirst}{</w:t>
+                  </w:r>
+                  <w:proofErr w:type="gramEnd"/>
+                  <w:r>
+                    <w:rPr>
+                      <w:rFonts w:cstheme="minorHAnsi"/>
+                      <w:sz w:val="18"/>
+                      <w:szCs w:val="18"/>
+                    </w:rPr>
+                    <w:t>fsc}{/isFirst}</w:t>
                   </w:r>
                 </w:p>
               </w:tc>
@@ -3102,6 +3210,7 @@
                     <w:t>{</w:t>
                   </w:r>
                   <w:proofErr w:type="spellStart"/>
+                  <w:proofErr w:type="gramStart"/>
                   <w:r>
                     <w:rPr>
                       <w:rFonts w:cstheme="minorHAnsi"/>
@@ -3172,6 +3281,7 @@
                     <w:t>}  {</w:t>
                   </w:r>
                   <w:proofErr w:type="spellStart"/>
+                  <w:proofErr w:type="gramEnd"/>
                   <w:r>
                     <w:rPr>
                       <w:rFonts w:cstheme="minorHAnsi"/>
@@ -3662,6 +3772,7 @@
               <w:t>{</w:t>
             </w:r>
             <w:proofErr w:type="spellStart"/>
+            <w:proofErr w:type="gramStart"/>
             <w:r>
               <w:rPr>
                 <w:rFonts w:cstheme="minorHAnsi"/>
@@ -3695,6 +3806,7 @@
               </w:rPr>
               <w:t xml:space="preserve">  </w:t>
             </w:r>
+            <w:proofErr w:type="gramEnd"/>
             <w:r>
               <w:rPr>
                 <w:rFonts w:cstheme="minorHAnsi"/>
@@ -3704,6 +3816,7 @@
               <w:t>{</w:t>
             </w:r>
             <w:proofErr w:type="spellStart"/>
+            <w:proofErr w:type="gramStart"/>
             <w:r>
               <w:rPr>
                 <w:rFonts w:cstheme="minorHAnsi"/>
@@ -3735,6 +3848,14 @@
                 <w:sz w:val="20"/>
                 <w:szCs w:val="20"/>
               </w:rPr>
+              <w:t xml:space="preserve"> </w:t>
+            </w:r>
+            <w:r>
+              <w:rPr>
+                <w:rFonts w:cstheme="minorHAnsi"/>
+                <w:sz w:val="20"/>
+                <w:szCs w:val="20"/>
+              </w:rPr>
               <w:t>{</w:t>
             </w:r>
             <w:proofErr w:type="spellStart"/>
@@ -3755,6 +3876,31 @@
               </w:rPr>
               <w:t>}</w:t>
             </w:r>
+            <w:r>
+              <w:rPr>
+                <w:rFonts w:cstheme="minorHAnsi"/>
+                <w:sz w:val="20"/>
+                <w:szCs w:val="20"/>
+              </w:rPr>
+              <w:t xml:space="preserve"> </w:t>
+            </w:r>
+            <w:r>
+              <w:rPr>
+                <w:rFonts w:cstheme="minorHAnsi"/>
+                <w:sz w:val="20"/>
+                <w:szCs w:val="20"/>
+              </w:rPr>
+              <w:t xml:space="preserve"> </w:t>
+            </w:r>
+            <w:r>
+              <w:rPr>
+                <w:rFonts w:cstheme="minorHAnsi"/>
+                <w:sz w:val="20"/>
+                <w:szCs w:val="20"/>
+              </w:rPr>
+              <w:t>Only</w:t>
+            </w:r>
+            <w:proofErr w:type="gramEnd"/>
           </w:p>
         </w:tc>
         <w:tc>
@@ -3838,6 +3984,7 @@
               </w:rPr>
               <w:t>{#</w:t>
             </w:r>
+            <w:proofErr w:type="gramStart"/>
             <w:r>
               <w:rPr>
                 <w:rFonts w:cstheme="minorHAnsi"/>
@@ -3852,15 +3999,16 @@
                 <w:sz w:val="18"/>
                 <w:szCs w:val="18"/>
               </w:rPr>
-              <w:t>}{specialInstruction}{/</w:t>
-            </w:r>
+              <w:t>}{</w:t>
+            </w:r>
+            <w:proofErr w:type="gramEnd"/>
             <w:r>
               <w:rPr>
                 <w:rFonts w:cstheme="minorHAnsi"/>
                 <w:sz w:val="18"/>
                 <w:szCs w:val="18"/>
               </w:rPr>
-              <w:t>specialInstruction</w:t>
+              <w:t>specialInstruction}{/</w:t>
             </w:r>
             <w:r>
               <w:rPr>
@@ -3868,42 +4016,52 @@
                 <w:sz w:val="18"/>
                 <w:szCs w:val="18"/>
               </w:rPr>
-              <w:t>}</w:t>
-            </w:r>
-          </w:p>
-          <w:p>
-            <w:pPr>
-              <w:pStyle w:val="NoSpacing"/>
+              <w:t>specialInstruction</w:t>
+            </w:r>
+            <w:r>
               <w:rPr>
                 <w:rFonts w:cstheme="minorHAnsi"/>
                 <w:sz w:val="18"/>
                 <w:szCs w:val="18"/>
               </w:rPr>
-            </w:pPr>
-            <w:r>
+              <w:t>}</w:t>
+            </w:r>
+          </w:p>
+          <w:p>
+            <w:pPr>
+              <w:pStyle w:val="NoSpacing"/>
               <w:rPr>
                 <w:rFonts w:cstheme="minorHAnsi"/>
                 <w:sz w:val="18"/>
                 <w:szCs w:val="18"/>
               </w:rPr>
-              <w:t>{#</w:t>
-            </w:r>
+            </w:pPr>
             <w:r>
               <w:rPr>
                 <w:rFonts w:cstheme="minorHAnsi"/>
                 <w:sz w:val="18"/>
                 <w:szCs w:val="18"/>
               </w:rPr>
-              <w:t>bottomNotes</w:t>
-            </w:r>
+              <w:t>{#</w:t>
+            </w:r>
+            <w:proofErr w:type="gramStart"/>
             <w:r>
               <w:rPr>
                 <w:rFonts w:cstheme="minorHAnsi"/>
                 <w:sz w:val="18"/>
                 <w:szCs w:val="18"/>
               </w:rPr>
+              <w:t>bottomNotes</w:t>
+            </w:r>
+            <w:r>
+              <w:rPr>
+                <w:rFonts w:cstheme="minorHAnsi"/>
+                <w:sz w:val="18"/>
+                <w:szCs w:val="18"/>
+              </w:rPr>
               <w:t>}{</w:t>
             </w:r>
+            <w:proofErr w:type="gramEnd"/>
             <w:r>
               <w:rPr>
                 <w:rFonts w:cstheme="minorHAnsi"/>
@@ -4174,6 +4332,7 @@
                     <w:t xml:space="preserve">Total </w:t>
                   </w:r>
                   <w:proofErr w:type="spellStart"/>
+                  <w:proofErr w:type="gramStart"/>
                   <w:r>
                     <w:rPr>
                       <w:rFonts w:cstheme="minorHAnsi"/>
@@ -4183,6 +4342,7 @@
                     <w:t>Sq.Meter</w:t>
                   </w:r>
                   <w:proofErr w:type="spellEnd"/>
+                  <w:proofErr w:type="gramEnd"/>
                   <w:r>
                     <w:rPr>
                       <w:rFonts w:cstheme="minorHAnsi"/>
@@ -4334,7 +4494,25 @@
                       <w:sz w:val="20"/>
                       <w:szCs w:val="20"/>
                     </w:rPr>
-                    <w:t>Avg./Wt.(Kg)</w:t>
+                    <w:t>Avg./</w:t>
+                  </w:r>
+                  <w:proofErr w:type="gramStart"/>
+                  <w:r>
+                    <w:rPr>
+                      <w:rFonts w:cstheme="minorHAnsi"/>
+                      <w:sz w:val="20"/>
+                      <w:szCs w:val="20"/>
+                    </w:rPr>
+                    <w:t>Wt.(</w:t>
+                  </w:r>
+                  <w:proofErr w:type="gramEnd"/>
+                  <w:r>
+                    <w:rPr>
+                      <w:rFonts w:cstheme="minorHAnsi"/>
+                      <w:sz w:val="20"/>
+                      <w:szCs w:val="20"/>
+                    </w:rPr>
+                    <w:t>Kg)</w:t>
                   </w:r>
                 </w:p>
               </w:tc>
@@ -4418,6 +4596,7 @@
                     <w:lastRenderedPageBreak/>
                     <w:t>{#</w:t>
                   </w:r>
+                  <w:proofErr w:type="gramStart"/>
                   <w:r>
                     <w:rPr>
                       <w:rFonts w:cstheme="minorHAnsi"/>
@@ -4434,6 +4613,7 @@
                     </w:rPr>
                     <w:t>}{</w:t>
                   </w:r>
+                  <w:proofErr w:type="gramEnd"/>
                   <w:r>
                     <w:rPr>
                       <w:rFonts w:cstheme="minorHAnsi"/>
@@ -5323,7 +5503,16 @@
         <w:bCs/>
         <w:spacing w:val="60"/>
       </w:rPr>
-      <w:t xml:space="preserve">  </w:t>
+      <w:t xml:space="preserve"> </w:t>
+    </w:r>
+    <w:proofErr w:type="gramStart"/>
+    <w:r>
+      <w:rPr>
+        <w:b/>
+        <w:bCs/>
+        <w:spacing w:val="60"/>
+      </w:rPr>
+      <w:t xml:space="preserve"> </w:t>
     </w:r>
     <w:r>
       <w:rPr>
@@ -5347,7 +5536,16 @@
         <w:bCs/>
         <w:spacing w:val="60"/>
       </w:rPr>
-      <w:t>(I)</w:t>
+      <w:t>(</w:t>
+    </w:r>
+    <w:proofErr w:type="gramEnd"/>
+    <w:r>
+      <w:rPr>
+        <w:b/>
+        <w:bCs/>
+        <w:spacing w:val="60"/>
+      </w:rPr>
+      <w:t>I)</w:t>
     </w:r>
     <w:r>
       <w:rPr>

--- a/electron/database/generate-document/templates/custom-invoice.docx
+++ b/electron/database/generate-document/templates/custom-invoice.docx
@@ -2232,7 +2232,7 @@
                     <w:framePr w:hSpace="180" w:wrap="around" w:vAnchor="page" w:hAnchor="margin" w:y="481"/>
                     <w:spacing w:line="276" w:lineRule="auto"/>
                     <w:rPr>
-                      <w:rFonts w:cstheme="minorHAnsi"/>
+                      <w:rFonts w:ascii="Arial" w:hAnsi="Arial" w:cs="Arial"/>
                       <w:b/>
                       <w:bCs/>
                       <w:sz w:val="20"/>
@@ -2241,7 +2241,7 @@
                   </w:pPr>
                   <w:r>
                     <w:rPr>
-                      <w:rFonts w:cstheme="minorHAnsi"/>
+                      <w:rFonts w:ascii="Arial" w:hAnsi="Arial" w:cs="Arial"/>
                       <w:b/>
                       <w:bCs/>
                       <w:sz w:val="18"/>
@@ -2265,7 +2265,7 @@
                     <w:spacing w:line="276" w:lineRule="auto"/>
                     <w:jc w:val="center"/>
                     <w:rPr>
-                      <w:rFonts w:cstheme="minorHAnsi"/>
+                      <w:rFonts w:ascii="Arial" w:hAnsi="Arial" w:cs="Arial"/>
                       <w:b/>
                       <w:bCs/>
                       <w:color w:val="000000"/>
@@ -2369,14 +2369,14 @@
                     <w:pStyle w:val="NoSpacing"/>
                     <w:framePr w:hSpace="180" w:wrap="around" w:vAnchor="page" w:hAnchor="margin" w:y="481"/>
                     <w:rPr>
-                      <w:rFonts w:cstheme="minorHAnsi"/>
+                      <w:rFonts w:ascii="Arial" w:hAnsi="Arial" w:cs="Arial"/>
                       <w:sz w:val="18"/>
                       <w:szCs w:val="18"/>
                     </w:rPr>
                   </w:pPr>
                   <w:r>
                     <w:rPr>
-                      <w:rFonts w:cstheme="minorHAnsi"/>
+                      <w:rFonts w:ascii="Arial" w:hAnsi="Arial" w:cs="Arial"/>
                       <w:sz w:val="18"/>
                       <w:szCs w:val="18"/>
                     </w:rPr>
@@ -2385,7 +2385,7 @@
                   <w:proofErr w:type="gramStart"/>
                   <w:r>
                     <w:rPr>
-                      <w:rFonts w:cstheme="minorHAnsi"/>
+                      <w:rFonts w:ascii="Arial" w:hAnsi="Arial" w:cs="Arial"/>
                       <w:sz w:val="18"/>
                       <w:szCs w:val="18"/>
                     </w:rPr>
@@ -2394,7 +2394,7 @@
                   <w:proofErr w:type="gramEnd"/>
                   <w:r>
                     <w:rPr>
-                      <w:rFonts w:cstheme="minorHAnsi"/>
+                      <w:rFonts w:ascii="Arial" w:hAnsi="Arial" w:cs="Arial"/>
                       <w:sz w:val="18"/>
                       <w:szCs w:val="18"/>
                     </w:rPr>
@@ -2403,7 +2403,7 @@
                   <w:proofErr w:type="gramStart"/>
                   <w:r>
                     <w:rPr>
-                      <w:rFonts w:cstheme="minorHAnsi"/>
+                      <w:rFonts w:ascii="Arial" w:hAnsi="Arial" w:cs="Arial"/>
                       <w:sz w:val="18"/>
                       <w:szCs w:val="18"/>
                     </w:rPr>
@@ -2411,7 +2411,7 @@
                   </w:r>
                   <w:r>
                     <w:rPr>
-                      <w:rFonts w:cstheme="minorHAnsi"/>
+                      <w:rFonts w:ascii="Arial" w:hAnsi="Arial" w:cs="Arial"/>
                       <w:b/>
                       <w:bCs/>
                       <w:sz w:val="18"/>
@@ -2422,7 +2422,7 @@
                   <w:proofErr w:type="gramEnd"/>
                   <w:r>
                     <w:rPr>
-                      <w:rFonts w:cstheme="minorHAnsi"/>
+                      <w:rFonts w:ascii="Arial" w:hAnsi="Arial" w:cs="Arial"/>
                       <w:b/>
                       <w:bCs/>
                       <w:sz w:val="18"/>
@@ -2432,7 +2432,7 @@
                   </w:r>
                   <w:r>
                     <w:rPr>
-                      <w:rFonts w:cstheme="minorHAnsi"/>
+                      <w:rFonts w:ascii="Arial" w:hAnsi="Arial" w:cs="Arial"/>
                       <w:sz w:val="18"/>
                       <w:szCs w:val="18"/>
                     </w:rPr>
@@ -2537,14 +2537,14 @@
                     <w:pStyle w:val="NoSpacing"/>
                     <w:framePr w:hSpace="180" w:wrap="around" w:vAnchor="page" w:hAnchor="margin" w:y="481"/>
                     <w:rPr>
-                      <w:rFonts w:cstheme="minorHAnsi"/>
+                      <w:rFonts w:ascii="Arial" w:hAnsi="Arial" w:cs="Arial"/>
                       <w:sz w:val="18"/>
                       <w:szCs w:val="18"/>
                     </w:rPr>
                   </w:pPr>
                   <w:r>
                     <w:rPr>
-                      <w:rFonts w:cstheme="minorHAnsi"/>
+                      <w:rFonts w:ascii="Arial" w:hAnsi="Arial" w:cs="Arial"/>
                       <w:b/>
                       <w:bCs/>
                       <w:sz w:val="18"/>
@@ -2569,14 +2569,14 @@
                     <w:framePr w:hSpace="180" w:wrap="around" w:vAnchor="page" w:hAnchor="margin" w:y="481"/>
                     <w:jc w:val="center"/>
                     <w:rPr>
-                      <w:rFonts w:cstheme="minorHAnsi"/>
+                      <w:rFonts w:ascii="Arial" w:hAnsi="Arial" w:cs="Arial"/>
                       <w:sz w:val="18"/>
                       <w:szCs w:val="18"/>
                     </w:rPr>
                   </w:pPr>
                   <w:r>
                     <w:rPr>
-                      <w:rFonts w:cstheme="minorHAnsi"/>
+                      <w:rFonts w:ascii="Arial" w:hAnsi="Arial" w:cs="Arial"/>
                       <w:sz w:val="18"/>
                       <w:szCs w:val="18"/>
                     </w:rPr>
@@ -2584,7 +2584,7 @@
                   </w:r>
                   <w:r>
                     <w:rPr>
-                      <w:rFonts w:cstheme="minorHAnsi"/>
+                      <w:rFonts w:ascii="Arial" w:hAnsi="Arial" w:cs="Arial"/>
                       <w:sz w:val="18"/>
                       <w:szCs w:val="18"/>
                     </w:rPr>
@@ -2592,7 +2592,7 @@
                   </w:r>
                   <w:r>
                     <w:rPr>
-                      <w:rFonts w:cstheme="minorHAnsi"/>
+                      <w:rFonts w:ascii="Arial" w:hAnsi="Arial" w:cs="Arial"/>
                       <w:sz w:val="18"/>
                       <w:szCs w:val="18"/>
                     </w:rPr>
@@ -2600,7 +2600,7 @@
                   </w:r>
                   <w:r>
                     <w:rPr>
-                      <w:rFonts w:cstheme="minorHAnsi"/>
+                      <w:rFonts w:ascii="Arial" w:hAnsi="Arial" w:cs="Arial"/>
                       <w:sz w:val="18"/>
                       <w:szCs w:val="18"/>
                     </w:rPr>
@@ -2608,7 +2608,7 @@
                   </w:r>
                   <w:r>
                     <w:rPr>
-                      <w:rFonts w:cstheme="minorHAnsi"/>
+                      <w:rFonts w:ascii="Arial" w:hAnsi="Arial" w:cs="Arial"/>
                       <w:sz w:val="18"/>
                       <w:szCs w:val="18"/>
                     </w:rPr>
@@ -2621,14 +2621,14 @@
                     <w:framePr w:hSpace="180" w:wrap="around" w:vAnchor="page" w:hAnchor="margin" w:y="481"/>
                     <w:jc w:val="center"/>
                     <w:rPr>
-                      <w:rFonts w:cstheme="minorHAnsi"/>
+                      <w:rFonts w:ascii="Arial" w:hAnsi="Arial" w:cs="Arial"/>
                       <w:sz w:val="18"/>
                       <w:szCs w:val="18"/>
                     </w:rPr>
                   </w:pPr>
                   <w:r>
                     <w:rPr>
-                      <w:rFonts w:cstheme="minorHAnsi"/>
+                      <w:rFonts w:ascii="Arial" w:hAnsi="Arial" w:cs="Arial"/>
                       <w:sz w:val="18"/>
                       <w:szCs w:val="18"/>
                     </w:rPr>
@@ -2637,7 +2637,7 @@
                   <w:proofErr w:type="gramStart"/>
                   <w:r>
                     <w:rPr>
-                      <w:rFonts w:cstheme="minorHAnsi"/>
+                      <w:rFonts w:ascii="Arial" w:hAnsi="Arial" w:cs="Arial"/>
                       <w:sz w:val="18"/>
                       <w:szCs w:val="18"/>
                     </w:rPr>
@@ -2647,7 +2647,7 @@
                   <w:proofErr w:type="gramEnd"/>
                   <w:r>
                     <w:rPr>
-                      <w:rFonts w:cstheme="minorHAnsi"/>
+                      <w:rFonts w:ascii="Arial" w:hAnsi="Arial" w:cs="Arial"/>
                       <w:sz w:val="18"/>
                       <w:szCs w:val="18"/>
                     </w:rPr>
@@ -2656,7 +2656,7 @@
                   <w:proofErr w:type="spellEnd"/>
                   <w:r>
                     <w:rPr>
-                      <w:rFonts w:cstheme="minorHAnsi"/>
+                      <w:rFonts w:ascii="Arial" w:hAnsi="Arial" w:cs="Arial"/>
                       <w:sz w:val="18"/>
                       <w:szCs w:val="18"/>
                     </w:rPr>
@@ -2665,7 +2665,7 @@
                   <w:proofErr w:type="spellStart"/>
                   <w:r>
                     <w:rPr>
-                      <w:rFonts w:cstheme="minorHAnsi"/>
+                      <w:rFonts w:ascii="Arial" w:hAnsi="Arial" w:cs="Arial"/>
                       <w:sz w:val="18"/>
                       <w:szCs w:val="18"/>
                     </w:rPr>
@@ -2674,7 +2674,7 @@
                   <w:proofErr w:type="spellEnd"/>
                   <w:r>
                     <w:rPr>
-                      <w:rFonts w:cstheme="minorHAnsi"/>
+                      <w:rFonts w:ascii="Arial" w:hAnsi="Arial" w:cs="Arial"/>
                       <w:sz w:val="18"/>
                       <w:szCs w:val="18"/>
                     </w:rPr>
@@ -2770,14 +2770,14 @@
                     <w:framePr w:hSpace="180" w:wrap="around" w:vAnchor="page" w:hAnchor="margin" w:y="481"/>
                     <w:jc w:val="right"/>
                     <w:rPr>
-                      <w:rFonts w:cstheme="minorHAnsi"/>
+                      <w:rFonts w:ascii="Arial" w:hAnsi="Arial" w:cs="Arial"/>
                       <w:sz w:val="18"/>
                       <w:szCs w:val="18"/>
                     </w:rPr>
                   </w:pPr>
                   <w:r>
                     <w:rPr>
-                      <w:rFonts w:cstheme="minorHAnsi"/>
+                      <w:rFonts w:ascii="Arial" w:hAnsi="Arial" w:cs="Arial"/>
                       <w:sz w:val="18"/>
                       <w:szCs w:val="18"/>
                     </w:rPr>
@@ -2786,7 +2786,7 @@
                   <w:proofErr w:type="gramStart"/>
                   <w:r>
                     <w:rPr>
-                      <w:rFonts w:cstheme="minorHAnsi"/>
+                      <w:rFonts w:ascii="Arial" w:hAnsi="Arial" w:cs="Arial"/>
                       <w:sz w:val="18"/>
                       <w:szCs w:val="18"/>
                     </w:rPr>
@@ -2795,7 +2795,7 @@
                   <w:proofErr w:type="gramEnd"/>
                   <w:r>
                     <w:rPr>
-                      <w:rFonts w:cstheme="minorHAnsi"/>
+                      <w:rFonts w:ascii="Arial" w:hAnsi="Arial" w:cs="Arial"/>
                       <w:sz w:val="18"/>
                       <w:szCs w:val="18"/>
                     </w:rPr>
@@ -2814,14 +2814,14 @@
                     <w:spacing w:line="276" w:lineRule="auto"/>
                     <w:jc w:val="right"/>
                     <w:rPr>
-                      <w:rFonts w:cstheme="minorHAnsi"/>
+                      <w:rFonts w:ascii="Arial" w:hAnsi="Arial" w:cs="Arial"/>
                       <w:sz w:val="18"/>
                       <w:szCs w:val="18"/>
                     </w:rPr>
                   </w:pPr>
                   <w:r>
                     <w:rPr>
-                      <w:rFonts w:cstheme="minorHAnsi"/>
+                      <w:rFonts w:ascii="Arial" w:hAnsi="Arial" w:cs="Arial"/>
                       <w:sz w:val="18"/>
                       <w:szCs w:val="18"/>
                     </w:rPr>
@@ -2840,14 +2840,14 @@
                     <w:spacing w:line="276" w:lineRule="auto"/>
                     <w:jc w:val="right"/>
                     <w:rPr>
-                      <w:rFonts w:cstheme="minorHAnsi"/>
+                      <w:rFonts w:ascii="Arial" w:hAnsi="Arial" w:cs="Arial"/>
                       <w:sz w:val="18"/>
                       <w:szCs w:val="18"/>
                     </w:rPr>
                   </w:pPr>
                   <w:r>
                     <w:rPr>
-                      <w:rFonts w:cstheme="minorHAnsi"/>
+                      <w:rFonts w:ascii="Arial" w:hAnsi="Arial" w:cs="Arial"/>
                       <w:sz w:val="18"/>
                       <w:szCs w:val="18"/>
                     </w:rPr>
@@ -2856,7 +2856,7 @@
                   <w:proofErr w:type="spellStart"/>
                   <w:r>
                     <w:rPr>
-                      <w:rFonts w:cstheme="minorHAnsi"/>
+                      <w:rFonts w:ascii="Arial" w:hAnsi="Arial" w:cs="Arial"/>
                       <w:sz w:val="18"/>
                       <w:szCs w:val="18"/>
                     </w:rPr>
@@ -2865,7 +2865,7 @@
                   <w:proofErr w:type="spellEnd"/>
                   <w:r>
                     <w:rPr>
-                      <w:rFonts w:cstheme="minorHAnsi"/>
+                      <w:rFonts w:ascii="Arial" w:hAnsi="Arial" w:cs="Arial"/>
                       <w:sz w:val="18"/>
                       <w:szCs w:val="18"/>
                     </w:rPr>
@@ -2884,14 +2884,14 @@
                     <w:spacing w:line="276" w:lineRule="auto"/>
                     <w:jc w:val="right"/>
                     <w:rPr>
-                      <w:rFonts w:cstheme="minorHAnsi"/>
+                      <w:rFonts w:ascii="Arial" w:hAnsi="Arial" w:cs="Arial"/>
                       <w:sz w:val="18"/>
                       <w:szCs w:val="18"/>
                     </w:rPr>
                   </w:pPr>
                   <w:r>
                     <w:rPr>
-                      <w:rFonts w:cstheme="minorHAnsi"/>
+                      <w:rFonts w:ascii="Arial" w:hAnsi="Arial" w:cs="Arial"/>
                       <w:sz w:val="18"/>
                       <w:szCs w:val="18"/>
                     </w:rPr>
@@ -2910,14 +2910,14 @@
                     <w:spacing w:line="276" w:lineRule="auto"/>
                     <w:jc w:val="right"/>
                     <w:rPr>
-                      <w:rFonts w:cstheme="minorHAnsi"/>
+                      <w:rFonts w:ascii="Arial" w:hAnsi="Arial" w:cs="Arial"/>
                       <w:sz w:val="18"/>
                       <w:szCs w:val="18"/>
                     </w:rPr>
                   </w:pPr>
                   <w:r>
                     <w:rPr>
-                      <w:rFonts w:cstheme="minorHAnsi"/>
+                      <w:rFonts w:ascii="Arial" w:hAnsi="Arial" w:cs="Arial"/>
                       <w:sz w:val="18"/>
                       <w:szCs w:val="18"/>
                     </w:rPr>
@@ -2926,7 +2926,7 @@
                   <w:proofErr w:type="spellStart"/>
                   <w:r>
                     <w:rPr>
-                      <w:rFonts w:cstheme="minorHAnsi"/>
+                      <w:rFonts w:ascii="Arial" w:hAnsi="Arial" w:cs="Arial"/>
                       <w:sz w:val="18"/>
                       <w:szCs w:val="18"/>
                     </w:rPr>
@@ -2935,7 +2935,7 @@
                   <w:proofErr w:type="spellEnd"/>
                   <w:r>
                     <w:rPr>
-                      <w:rFonts w:cstheme="minorHAnsi"/>
+                      <w:rFonts w:ascii="Arial" w:hAnsi="Arial" w:cs="Arial"/>
                       <w:sz w:val="18"/>
                       <w:szCs w:val="18"/>
                     </w:rPr>
@@ -2961,38 +2961,22 @@
                     <w:framePr w:hSpace="180" w:wrap="around" w:vAnchor="page" w:hAnchor="margin" w:y="481"/>
                     <w:spacing w:before="80"/>
                     <w:rPr>
-                      <w:rFonts w:cstheme="minorHAnsi"/>
+                      <w:rFonts w:ascii="Arial" w:hAnsi="Arial" w:cs="Arial"/>
                       <w:sz w:val="18"/>
                       <w:szCs w:val="18"/>
                     </w:rPr>
                   </w:pPr>
                   <w:r>
                     <w:rPr>
-                      <w:rFonts w:cstheme="minorHAnsi"/>
-                      <w:sz w:val="18"/>
-                      <w:szCs w:val="18"/>
-                    </w:rPr>
-                    <w:t>{#</w:t>
-                  </w:r>
-                  <w:r>
-                    <w:rPr>
-                      <w:rFonts w:cstheme="minorHAnsi"/>
-                      <w:sz w:val="18"/>
-                      <w:szCs w:val="18"/>
-                    </w:rPr>
-                    <w:t>isSampleBox</w:t>
-                  </w:r>
-                  <w:r>
-                    <w:rPr>
-                      <w:rFonts w:cstheme="minorHAnsi"/>
-                      <w:sz w:val="18"/>
-                      <w:szCs w:val="18"/>
-                    </w:rPr>
-                    <w:t>}</w:t>
-                  </w:r>
-                  <w:r>
-                    <w:rPr>
-                      <w:rFonts w:cstheme="minorHAnsi"/>
+                      <w:rFonts w:ascii="Arial" w:hAnsi="Arial" w:cs="Arial"/>
+                      <w:sz w:val="18"/>
+                      <w:szCs w:val="18"/>
+                    </w:rPr>
+                    <w:t>{#isSampleBox}</w:t>
+                  </w:r>
+                  <w:r>
+                    <w:rPr>
+                      <w:rFonts w:ascii="Arial" w:hAnsi="Arial" w:cs="Arial"/>
                       <w:b/>
                       <w:bCs/>
                       <w:sz w:val="18"/>
@@ -3016,31 +3000,23 @@
                     <w:spacing w:before="80"/>
                     <w:jc w:val="center"/>
                     <w:rPr>
-                      <w:rFonts w:cstheme="minorHAnsi"/>
+                      <w:rFonts w:ascii="Arial" w:hAnsi="Arial" w:cs="Arial"/>
                       <w:sz w:val="18"/>
                       <w:szCs w:val="18"/>
                     </w:rPr>
                   </w:pPr>
                   <w:r>
                     <w:rPr>
-                      <w:rFonts w:cstheme="minorHAnsi"/>
-                      <w:sz w:val="18"/>
-                      <w:szCs w:val="18"/>
-                    </w:rPr>
-                    <w:t>As Per P/List</w:t>
-                  </w:r>
-                  <w:r>
-                    <w:rPr>
-                      <w:rFonts w:cstheme="minorHAnsi"/>
-                      <w:sz w:val="18"/>
-                      <w:szCs w:val="18"/>
-                    </w:rPr>
-                    <w:t xml:space="preserve"> {/</w:t>
+                      <w:rFonts w:ascii="Arial" w:hAnsi="Arial" w:cs="Arial"/>
+                      <w:sz w:val="18"/>
+                      <w:szCs w:val="18"/>
+                    </w:rPr>
+                    <w:t>As Per P/List {/</w:t>
                   </w:r>
                   <w:proofErr w:type="spellStart"/>
                   <w:r>
                     <w:rPr>
-                      <w:rFonts w:cstheme="minorHAnsi"/>
+                      <w:rFonts w:ascii="Arial" w:hAnsi="Arial" w:cs="Arial"/>
                       <w:sz w:val="18"/>
                       <w:szCs w:val="18"/>
                     </w:rPr>
@@ -3049,7 +3025,7 @@
                   <w:proofErr w:type="spellEnd"/>
                   <w:r>
                     <w:rPr>
-                      <w:rFonts w:cstheme="minorHAnsi"/>
+                      <w:rFonts w:ascii="Arial" w:hAnsi="Arial" w:cs="Arial"/>
                       <w:sz w:val="18"/>
                       <w:szCs w:val="18"/>
                     </w:rPr>
@@ -3151,34 +3127,18 @@
                     <w:pStyle w:val="NoSpacing"/>
                     <w:framePr w:hSpace="180" w:wrap="around" w:vAnchor="page" w:hAnchor="margin" w:y="481"/>
                     <w:rPr>
-                      <w:rFonts w:cstheme="minorHAnsi"/>
+                      <w:rFonts w:ascii="Arial" w:hAnsi="Arial" w:cs="Arial"/>
                       <w:sz w:val="18"/>
                       <w:szCs w:val="18"/>
                     </w:rPr>
                   </w:pPr>
                   <w:r>
                     <w:rPr>
-                      <w:rFonts w:cstheme="minorHAnsi"/>
-                      <w:sz w:val="18"/>
-                      <w:szCs w:val="18"/>
-                    </w:rPr>
-                    <w:t>{#</w:t>
-                  </w:r>
-                  <w:r>
-                    <w:rPr>
-                      <w:rFonts w:cstheme="minorHAnsi"/>
-                      <w:sz w:val="18"/>
-                      <w:szCs w:val="18"/>
-                    </w:rPr>
-                    <w:t>sampleBox</w:t>
-                  </w:r>
-                  <w:r>
-                    <w:rPr>
-                      <w:rFonts w:cstheme="minorHAnsi"/>
-                      <w:sz w:val="18"/>
-                      <w:szCs w:val="18"/>
-                    </w:rPr>
-                    <w:t>}</w:t>
+                      <w:rFonts w:ascii="Arial" w:hAnsi="Arial" w:cs="Arial"/>
+                      <w:sz w:val="18"/>
+                      <w:szCs w:val="18"/>
+                    </w:rPr>
+                    <w:t>{#sampleBox}</w:t>
                   </w:r>
                 </w:p>
               </w:tc>
@@ -3196,14 +3156,14 @@
                     <w:pStyle w:val="NoSpacing"/>
                     <w:jc w:val="center"/>
                     <w:rPr>
-                      <w:rFonts w:cstheme="minorHAnsi"/>
+                      <w:rFonts w:ascii="Arial" w:hAnsi="Arial" w:cs="Arial"/>
                       <w:sz w:val="18"/>
                       <w:szCs w:val="18"/>
                     </w:rPr>
                   </w:pPr>
                   <w:r>
                     <w:rPr>
-                      <w:rFonts w:cstheme="minorHAnsi"/>
+                      <w:rFonts w:ascii="Arial" w:hAnsi="Arial" w:cs="Arial"/>
                       <w:sz w:val="18"/>
                       <w:szCs w:val="18"/>
                     </w:rPr>
@@ -3213,7 +3173,7 @@
                   <w:proofErr w:type="gramStart"/>
                   <w:r>
                     <w:rPr>
-                      <w:rFonts w:cstheme="minorHAnsi"/>
+                      <w:rFonts w:ascii="Arial" w:hAnsi="Arial" w:cs="Arial"/>
                       <w:sz w:val="18"/>
                       <w:szCs w:val="18"/>
                     </w:rPr>
@@ -3222,7 +3182,7 @@
                   <w:proofErr w:type="spellEnd"/>
                   <w:r>
                     <w:rPr>
-                      <w:rFonts w:cstheme="minorHAnsi"/>
+                      <w:rFonts w:ascii="Arial" w:hAnsi="Arial" w:cs="Arial"/>
                       <w:sz w:val="18"/>
                       <w:szCs w:val="18"/>
                     </w:rPr>
@@ -3231,7 +3191,7 @@
                   <w:proofErr w:type="spellStart"/>
                   <w:r>
                     <w:rPr>
-                      <w:rFonts w:cstheme="minorHAnsi"/>
+                      <w:rFonts w:ascii="Arial" w:hAnsi="Arial" w:cs="Arial"/>
                       <w:sz w:val="18"/>
                       <w:szCs w:val="18"/>
                     </w:rPr>
@@ -3240,32 +3200,16 @@
                   <w:proofErr w:type="spellEnd"/>
                   <w:r>
                     <w:rPr>
-                      <w:rFonts w:cstheme="minorHAnsi"/>
-                      <w:sz w:val="18"/>
-                      <w:szCs w:val="18"/>
-                    </w:rPr>
-                    <w:t>}</w:t>
-                  </w:r>
-                  <w:r>
-                    <w:rPr>
-                      <w:rFonts w:cstheme="minorHAnsi"/>
-                      <w:sz w:val="18"/>
-                      <w:szCs w:val="18"/>
-                    </w:rPr>
-                    <w:t xml:space="preserve"> </w:t>
-                  </w:r>
-                  <w:r>
-                    <w:rPr>
-                      <w:rFonts w:cstheme="minorHAnsi"/>
-                      <w:sz w:val="18"/>
-                      <w:szCs w:val="18"/>
-                    </w:rPr>
-                    <w:t xml:space="preserve"> {</w:t>
+                      <w:rFonts w:ascii="Arial" w:hAnsi="Arial" w:cs="Arial"/>
+                      <w:sz w:val="18"/>
+                      <w:szCs w:val="18"/>
+                    </w:rPr>
+                    <w:t>}  {</w:t>
                   </w:r>
                   <w:proofErr w:type="spellStart"/>
                   <w:r>
                     <w:rPr>
-                      <w:rFonts w:cstheme="minorHAnsi"/>
+                      <w:rFonts w:ascii="Arial" w:hAnsi="Arial" w:cs="Arial"/>
                       <w:sz w:val="18"/>
                       <w:szCs w:val="18"/>
                     </w:rPr>
@@ -3274,7 +3218,7 @@
                   <w:proofErr w:type="spellEnd"/>
                   <w:r>
                     <w:rPr>
-                      <w:rFonts w:cstheme="minorHAnsi"/>
+                      <w:rFonts w:ascii="Arial" w:hAnsi="Arial" w:cs="Arial"/>
                       <w:sz w:val="18"/>
                       <w:szCs w:val="18"/>
                     </w:rPr>
@@ -3284,7 +3228,7 @@
                   <w:proofErr w:type="gramEnd"/>
                   <w:r>
                     <w:rPr>
-                      <w:rFonts w:cstheme="minorHAnsi"/>
+                      <w:rFonts w:ascii="Arial" w:hAnsi="Arial" w:cs="Arial"/>
                       <w:sz w:val="18"/>
                       <w:szCs w:val="18"/>
                     </w:rPr>
@@ -3293,7 +3237,7 @@
                   <w:proofErr w:type="spellEnd"/>
                   <w:r>
                     <w:rPr>
-                      <w:rFonts w:cstheme="minorHAnsi"/>
+                      <w:rFonts w:ascii="Arial" w:hAnsi="Arial" w:cs="Arial"/>
                       <w:sz w:val="18"/>
                       <w:szCs w:val="18"/>
                     </w:rPr>
@@ -3370,14 +3314,14 @@
                     <w:spacing w:line="276" w:lineRule="auto"/>
                     <w:jc w:val="right"/>
                     <w:rPr>
-                      <w:rFonts w:cstheme="minorHAnsi"/>
+                      <w:rFonts w:ascii="Arial" w:hAnsi="Arial" w:cs="Arial"/>
                       <w:sz w:val="18"/>
                       <w:szCs w:val="18"/>
                     </w:rPr>
                   </w:pPr>
                   <w:r>
                     <w:rPr>
-                      <w:rFonts w:cstheme="minorHAnsi"/>
+                      <w:rFonts w:ascii="Arial" w:hAnsi="Arial" w:cs="Arial"/>
                       <w:sz w:val="18"/>
                       <w:szCs w:val="18"/>
                     </w:rPr>
@@ -3386,7 +3330,7 @@
                   <w:proofErr w:type="spellStart"/>
                   <w:r>
                     <w:rPr>
-                      <w:rFonts w:cstheme="minorHAnsi"/>
+                      <w:rFonts w:ascii="Arial" w:hAnsi="Arial" w:cs="Arial"/>
                       <w:sz w:val="18"/>
                       <w:szCs w:val="18"/>
                     </w:rPr>
@@ -3395,7 +3339,7 @@
                   <w:proofErr w:type="spellEnd"/>
                   <w:r>
                     <w:rPr>
-                      <w:rFonts w:cstheme="minorHAnsi"/>
+                      <w:rFonts w:ascii="Arial" w:hAnsi="Arial" w:cs="Arial"/>
                       <w:sz w:val="18"/>
                       <w:szCs w:val="18"/>
                     </w:rPr>

--- a/electron/database/generate-document/templates/custom-invoice.docx
+++ b/electron/database/generate-document/templates/custom-invoice.docx
@@ -3154,6 +3154,7 @@
                 <w:p>
                   <w:pPr>
                     <w:pStyle w:val="NoSpacing"/>
+                    <w:framePr w:hSpace="180" w:wrap="around" w:vAnchor="page" w:hAnchor="margin" w:y="481"/>
                     <w:jc w:val="center"/>
                     <w:rPr>
                       <w:rFonts w:ascii="Arial" w:hAnsi="Arial" w:cs="Arial"/>
@@ -3170,69 +3171,13 @@
                     <w:t>{</w:t>
                   </w:r>
                   <w:proofErr w:type="spellStart"/>
-                  <w:proofErr w:type="gramStart"/>
                   <w:r>
                     <w:rPr>
                       <w:rFonts w:ascii="Arial" w:hAnsi="Arial" w:cs="Arial"/>
                       <w:sz w:val="18"/>
                       <w:szCs w:val="18"/>
                     </w:rPr>
-                    <w:t>materialGrade</w:t>
-                  </w:r>
-                  <w:proofErr w:type="spellEnd"/>
-                  <w:r>
-                    <w:rPr>
-                      <w:rFonts w:ascii="Arial" w:hAnsi="Arial" w:cs="Arial"/>
-                      <w:sz w:val="18"/>
-                      <w:szCs w:val="18"/>
-                    </w:rPr>
-                    <w:t>}  {</w:t>
-                  </w:r>
-                  <w:proofErr w:type="spellStart"/>
-                  <w:r>
-                    <w:rPr>
-                      <w:rFonts w:ascii="Arial" w:hAnsi="Arial" w:cs="Arial"/>
-                      <w:sz w:val="18"/>
-                      <w:szCs w:val="18"/>
-                    </w:rPr>
-                    <w:t>brandName</w:t>
-                  </w:r>
-                  <w:proofErr w:type="spellEnd"/>
-                  <w:r>
-                    <w:rPr>
-                      <w:rFonts w:ascii="Arial" w:hAnsi="Arial" w:cs="Arial"/>
-                      <w:sz w:val="18"/>
-                      <w:szCs w:val="18"/>
-                    </w:rPr>
-                    <w:t>}  {</w:t>
-                  </w:r>
-                  <w:proofErr w:type="spellStart"/>
-                  <w:r>
-                    <w:rPr>
-                      <w:rFonts w:ascii="Arial" w:hAnsi="Arial" w:cs="Arial"/>
-                      <w:sz w:val="18"/>
-                      <w:szCs w:val="18"/>
-                    </w:rPr>
-                    <w:t>designType</w:t>
-                  </w:r>
-                  <w:proofErr w:type="spellEnd"/>
-                  <w:r>
-                    <w:rPr>
-                      <w:rFonts w:ascii="Arial" w:hAnsi="Arial" w:cs="Arial"/>
-                      <w:sz w:val="18"/>
-                      <w:szCs w:val="18"/>
-                    </w:rPr>
-                    <w:t>}  {</w:t>
-                  </w:r>
-                  <w:proofErr w:type="spellStart"/>
-                  <w:proofErr w:type="gramEnd"/>
-                  <w:r>
-                    <w:rPr>
-                      <w:rFonts w:ascii="Arial" w:hAnsi="Arial" w:cs="Arial"/>
-                      <w:sz w:val="18"/>
-                      <w:szCs w:val="18"/>
-                    </w:rPr>
-                    <w:t>finishType</w:t>
+                    <w:t>sampleDetails</w:t>
                   </w:r>
                   <w:proofErr w:type="spellEnd"/>
                   <w:r>
@@ -3248,7 +3193,6 @@
               <w:tc>
                 <w:tcPr>
                   <w:tcW w:w="1001" w:type="dxa"/>
-                  <w:vAlign w:val="bottom"/>
                 </w:tcPr>
                 <w:p>
                   <w:pPr>
@@ -3262,12 +3206,19 @@
                       <w:szCs w:val="18"/>
                     </w:rPr>
                   </w:pPr>
+                  <w:r>
+                    <w:rPr>
+                      <w:rFonts w:ascii="Arial" w:hAnsi="Arial" w:cs="Arial"/>
+                      <w:sz w:val="18"/>
+                      <w:szCs w:val="18"/>
+                    </w:rPr>
+                    <w:t>{quantity}</w:t>
+                  </w:r>
                 </w:p>
               </w:tc>
               <w:tc>
                 <w:tcPr>
                   <w:tcW w:w="1144" w:type="dxa"/>
-                  <w:vAlign w:val="bottom"/>
                 </w:tcPr>
                 <w:p>
                   <w:pPr>
@@ -3281,12 +3232,37 @@
                       <w:szCs w:val="18"/>
                     </w:rPr>
                   </w:pPr>
+                  <w:r>
+                    <w:rPr>
+                      <w:rFonts w:ascii="Arial" w:hAnsi="Arial" w:cs="Arial"/>
+                      <w:sz w:val="18"/>
+                      <w:szCs w:val="18"/>
+                    </w:rPr>
+                    <w:t>{</w:t>
+                  </w:r>
+                  <w:proofErr w:type="spellStart"/>
+                  <w:r>
+                    <w:rPr>
+                      <w:rFonts w:ascii="Arial" w:hAnsi="Arial" w:cs="Arial"/>
+                      <w:sz w:val="18"/>
+                      <w:szCs w:val="18"/>
+                    </w:rPr>
+                    <w:t>totalSq</w:t>
+                  </w:r>
+                  <w:proofErr w:type="spellEnd"/>
+                  <w:r>
+                    <w:rPr>
+                      <w:rFonts w:ascii="Arial" w:hAnsi="Arial" w:cs="Arial"/>
+                      <w:sz w:val="18"/>
+                      <w:szCs w:val="18"/>
+                    </w:rPr>
+                    <w:t>}</w:t>
+                  </w:r>
                 </w:p>
               </w:tc>
               <w:tc>
                 <w:tcPr>
                   <w:tcW w:w="1001" w:type="dxa"/>
-                  <w:vAlign w:val="bottom"/>
                 </w:tcPr>
                 <w:p>
                   <w:pPr>
@@ -3300,12 +3276,19 @@
                       <w:szCs w:val="18"/>
                     </w:rPr>
                   </w:pPr>
+                  <w:r>
+                    <w:rPr>
+                      <w:rFonts w:ascii="Arial" w:hAnsi="Arial" w:cs="Arial"/>
+                      <w:sz w:val="18"/>
+                      <w:szCs w:val="18"/>
+                    </w:rPr>
+                    <w:t>{rate}</w:t>
+                  </w:r>
                 </w:p>
               </w:tc>
               <w:tc>
                 <w:tcPr>
                   <w:tcW w:w="1253" w:type="dxa"/>
-                  <w:vAlign w:val="bottom"/>
                 </w:tcPr>
                 <w:p>
                   <w:pPr>
@@ -3325,14 +3308,22 @@
                       <w:sz w:val="18"/>
                       <w:szCs w:val="18"/>
                     </w:rPr>
+                    <w:t xml:space="preserve">{value} </w:t>
+                  </w:r>
+                  <w:r>
+                    <w:rPr>
+                      <w:rFonts w:ascii="Arial" w:hAnsi="Arial" w:cs="Arial"/>
+                      <w:sz w:val="16"/>
+                      <w:szCs w:val="16"/>
+                    </w:rPr>
                     <w:t>{/</w:t>
                   </w:r>
                   <w:proofErr w:type="spellStart"/>
                   <w:r>
                     <w:rPr>
                       <w:rFonts w:ascii="Arial" w:hAnsi="Arial" w:cs="Arial"/>
-                      <w:sz w:val="18"/>
-                      <w:szCs w:val="18"/>
+                      <w:sz w:val="16"/>
+                      <w:szCs w:val="16"/>
                     </w:rPr>
                     <w:t>sampleBox</w:t>
                   </w:r>
@@ -3340,8 +3331,8 @@
                   <w:r>
                     <w:rPr>
                       <w:rFonts w:ascii="Arial" w:hAnsi="Arial" w:cs="Arial"/>
-                      <w:sz w:val="18"/>
-                      <w:szCs w:val="18"/>
+                      <w:sz w:val="16"/>
+                      <w:szCs w:val="16"/>
                     </w:rPr>
                     <w:t>}</w:t>
                   </w:r>
@@ -6255,7 +6246,6 @@
   <w:style w:type="character" w:default="1" w:styleId="DefaultParagraphFont">
     <w:name w:val="Default Paragraph Font"/>
     <w:uiPriority w:val="1"/>
-    <w:semiHidden/>
     <w:unhideWhenUsed/>
   </w:style>
   <w:style w:type="table" w:default="1" w:styleId="TableNormal">

--- a/electron/database/generate-document/templates/custom-invoice.docx
+++ b/electron/database/generate-document/templates/custom-invoice.docx
@@ -135,7 +135,25 @@
                 <w:sz w:val="20"/>
                 <w:szCs w:val="20"/>
               </w:rPr>
-              <w:t>ALFA ICA (I) LTD.</w:t>
+              <w:t>{#</w:t>
+            </w:r>
+            <w:proofErr w:type="gramStart"/>
+            <w:r>
+              <w:rPr>
+                <w:rFonts w:cstheme="minorHAnsi"/>
+                <w:sz w:val="20"/>
+                <w:szCs w:val="20"/>
+              </w:rPr>
+              <w:t>companyData}{</w:t>
+            </w:r>
+            <w:proofErr w:type="gramEnd"/>
+            <w:r>
+              <w:rPr>
+                <w:rFonts w:cstheme="minorHAnsi"/>
+                <w:sz w:val="20"/>
+                <w:szCs w:val="20"/>
+              </w:rPr>
+              <w:t>companyName}</w:t>
             </w:r>
           </w:p>
           <w:p>
@@ -149,27 +167,209 @@
             <w:r>
               <w:rPr>
                 <w:rFonts w:cstheme="minorHAnsi"/>
-                <w:sz w:val="20"/>
-                <w:szCs w:val="20"/>
-              </w:rPr>
-              <w:t>ALFA PALAZZO    NR SHIVRANJANI X ROAD,</w:t>
-            </w:r>
-          </w:p>
-          <w:p>
-            <w:pPr>
-              <w:rPr>
-                <w:rFonts w:cstheme="minorHAnsi"/>
-                <w:sz w:val="20"/>
-                <w:szCs w:val="20"/>
-              </w:rPr>
-            </w:pPr>
-            <w:r>
-              <w:rPr>
-                <w:rFonts w:cstheme="minorHAnsi"/>
-                <w:sz w:val="20"/>
-                <w:szCs w:val="20"/>
-              </w:rPr>
-              <w:t>AHMEDABAD    380 015.    GUJARAT    INDIA</w:t>
+                <w:bCs/>
+                <w:sz w:val="20"/>
+                <w:szCs w:val="20"/>
+              </w:rPr>
+              <w:t>{companyAddressLine1</w:t>
+            </w:r>
+            <w:r>
+              <w:rPr>
+                <w:rFonts w:cstheme="minorHAnsi"/>
+                <w:bCs/>
+                <w:sz w:val="20"/>
+                <w:szCs w:val="20"/>
+              </w:rPr>
+              <w:t xml:space="preserve">} </w:t>
+            </w:r>
+            <w:proofErr w:type="gramStart"/>
+            <w:r>
+              <w:rPr>
+                <w:rFonts w:cstheme="minorHAnsi"/>
+                <w:bCs/>
+                <w:sz w:val="20"/>
+                <w:szCs w:val="20"/>
+              </w:rPr>
+              <w:t xml:space="preserve">   </w:t>
+            </w:r>
+            <w:r>
+              <w:rPr>
+                <w:rFonts w:cstheme="minorHAnsi"/>
+                <w:bCs/>
+                <w:sz w:val="20"/>
+                <w:szCs w:val="20"/>
+              </w:rPr>
+              <w:t>{</w:t>
+            </w:r>
+            <w:proofErr w:type="gramEnd"/>
+            <w:r>
+              <w:rPr>
+                <w:rFonts w:cstheme="minorHAnsi"/>
+                <w:bCs/>
+                <w:sz w:val="20"/>
+                <w:szCs w:val="20"/>
+              </w:rPr>
+              <w:t>companyAddressLine2</w:t>
+            </w:r>
+            <w:proofErr w:type="gramStart"/>
+            <w:r>
+              <w:rPr>
+                <w:rFonts w:cstheme="minorHAnsi"/>
+                <w:bCs/>
+                <w:sz w:val="20"/>
+                <w:szCs w:val="20"/>
+              </w:rPr>
+              <w:t>},      {</w:t>
+            </w:r>
+            <w:proofErr w:type="spellStart"/>
+            <w:r>
+              <w:rPr>
+                <w:rFonts w:cstheme="minorHAnsi"/>
+                <w:bCs/>
+                <w:sz w:val="20"/>
+                <w:szCs w:val="20"/>
+              </w:rPr>
+              <w:t>companyCity</w:t>
+            </w:r>
+            <w:proofErr w:type="spellEnd"/>
+            <w:r>
+              <w:rPr>
+                <w:rFonts w:cstheme="minorHAnsi"/>
+                <w:bCs/>
+                <w:sz w:val="20"/>
+                <w:szCs w:val="20"/>
+              </w:rPr>
+              <w:t>}</w:t>
+            </w:r>
+            <w:r>
+              <w:rPr>
+                <w:rFonts w:cstheme="minorHAnsi"/>
+                <w:bCs/>
+                <w:sz w:val="20"/>
+                <w:szCs w:val="20"/>
+              </w:rPr>
+              <w:t xml:space="preserve">   </w:t>
+            </w:r>
+            <w:proofErr w:type="gramEnd"/>
+            <w:r>
+              <w:rPr>
+                <w:rFonts w:cstheme="minorHAnsi"/>
+                <w:bCs/>
+                <w:sz w:val="20"/>
+                <w:szCs w:val="20"/>
+              </w:rPr>
+              <w:t xml:space="preserve"> </w:t>
+            </w:r>
+            <w:r>
+              <w:rPr>
+                <w:rFonts w:cstheme="minorHAnsi"/>
+                <w:bCs/>
+                <w:sz w:val="20"/>
+                <w:szCs w:val="20"/>
+              </w:rPr>
+              <w:t>{</w:t>
+            </w:r>
+            <w:proofErr w:type="spellStart"/>
+            <w:proofErr w:type="gramStart"/>
+            <w:r>
+              <w:rPr>
+                <w:rFonts w:cstheme="minorHAnsi"/>
+                <w:bCs/>
+                <w:sz w:val="20"/>
+                <w:szCs w:val="20"/>
+              </w:rPr>
+              <w:t>companyPostalCode</w:t>
+            </w:r>
+            <w:proofErr w:type="spellEnd"/>
+            <w:r>
+              <w:rPr>
+                <w:rFonts w:cstheme="minorHAnsi"/>
+                <w:bCs/>
+                <w:sz w:val="20"/>
+                <w:szCs w:val="20"/>
+              </w:rPr>
+              <w:t>}</w:t>
+            </w:r>
+            <w:r>
+              <w:rPr>
+                <w:rFonts w:cstheme="minorHAnsi"/>
+                <w:bCs/>
+                <w:sz w:val="20"/>
+                <w:szCs w:val="20"/>
+              </w:rPr>
+              <w:t xml:space="preserve">   </w:t>
+            </w:r>
+            <w:proofErr w:type="gramEnd"/>
+            <w:r>
+              <w:rPr>
+                <w:rFonts w:cstheme="minorHAnsi"/>
+                <w:bCs/>
+                <w:sz w:val="20"/>
+                <w:szCs w:val="20"/>
+              </w:rPr>
+              <w:t>{</w:t>
+            </w:r>
+            <w:proofErr w:type="spellStart"/>
+            <w:proofErr w:type="gramStart"/>
+            <w:r>
+              <w:rPr>
+                <w:rFonts w:cstheme="minorHAnsi"/>
+                <w:bCs/>
+                <w:sz w:val="20"/>
+                <w:szCs w:val="20"/>
+              </w:rPr>
+              <w:t>companyState</w:t>
+            </w:r>
+            <w:proofErr w:type="spellEnd"/>
+            <w:r>
+              <w:rPr>
+                <w:rFonts w:cstheme="minorHAnsi"/>
+                <w:bCs/>
+                <w:sz w:val="20"/>
+                <w:szCs w:val="20"/>
+              </w:rPr>
+              <w:t xml:space="preserve">}   </w:t>
+            </w:r>
+            <w:proofErr w:type="gramEnd"/>
+            <w:r>
+              <w:rPr>
+                <w:rFonts w:cstheme="minorHAnsi"/>
+                <w:bCs/>
+                <w:sz w:val="20"/>
+                <w:szCs w:val="20"/>
+              </w:rPr>
+              <w:t xml:space="preserve"> {</w:t>
+            </w:r>
+            <w:proofErr w:type="spellStart"/>
+            <w:r>
+              <w:rPr>
+                <w:rFonts w:cstheme="minorHAnsi"/>
+                <w:bCs/>
+                <w:sz w:val="20"/>
+                <w:szCs w:val="20"/>
+              </w:rPr>
+              <w:t>companyCountry</w:t>
+            </w:r>
+            <w:proofErr w:type="spellEnd"/>
+            <w:proofErr w:type="gramStart"/>
+            <w:r>
+              <w:rPr>
+                <w:rFonts w:cstheme="minorHAnsi"/>
+                <w:bCs/>
+                <w:sz w:val="20"/>
+                <w:szCs w:val="20"/>
+              </w:rPr>
+              <w:t>}{</w:t>
+            </w:r>
+            <w:proofErr w:type="gramEnd"/>
+            <w:r>
+              <w:rPr>
+                <w:rFonts w:cstheme="minorHAnsi"/>
+                <w:bCs/>
+                <w:sz w:val="20"/>
+                <w:szCs w:val="20"/>
+              </w:rPr>
+              <w:t>/}</w:t>
             </w:r>
           </w:p>
         </w:tc>
@@ -4344,6 +4544,7 @@
           <w:p>
             <w:pPr>
               <w:pStyle w:val="NoSpacing"/>
+              <w:jc w:val="right"/>
               <w:rPr>
                 <w:rFonts w:cstheme="minorHAnsi"/>
                 <w:sz w:val="20"/>
@@ -4351,6 +4552,7 @@
               </w:rPr>
             </w:pPr>
           </w:p>
+          <w:p/>
         </w:tc>
       </w:tr>
       <w:tr>
@@ -4528,7 +4730,6 @@
                       <w:sz w:val="20"/>
                       <w:szCs w:val="20"/>
                     </w:rPr>
-                    <w:lastRenderedPageBreak/>
                     <w:t>{#</w:t>
                   </w:r>
                   <w:proofErr w:type="gramStart"/>
@@ -5186,8 +5387,12 @@
       </w:pPr>
     </w:p>
     <w:sectPr>
-      <w:headerReference w:type="default" r:id="rId8"/>
-      <w:footerReference w:type="default" r:id="rId9"/>
+      <w:headerReference w:type="even" r:id="rId8"/>
+      <w:headerReference w:type="default" r:id="rId9"/>
+      <w:footerReference w:type="even" r:id="rId10"/>
+      <w:footerReference w:type="default" r:id="rId11"/>
+      <w:headerReference w:type="first" r:id="rId12"/>
+      <w:footerReference w:type="first" r:id="rId13"/>
       <w:pgSz w:w="12240" w:h="15840" w:code="1"/>
       <w:pgMar w:top="482" w:right="567" w:bottom="1701" w:left="567" w:header="198" w:footer="510" w:gutter="0"/>
       <w:pgBorders w:offsetFrom="page">
@@ -5229,6 +5434,16 @@
 </file>
 
 <file path=word/footer1.xml><?xml version="1.0" encoding="utf-8"?>
+<w:ftr xmlns:wpc="http://schemas.microsoft.com/office/word/2010/wordprocessingCanvas" xmlns:cx="http://schemas.microsoft.com/office/drawing/2014/chartex" xmlns:cx1="http://schemas.microsoft.com/office/drawing/2015/9/8/chartex" xmlns:cx2="http://schemas.microsoft.com/office/drawing/2015/10/21/chartex" xmlns:cx3="http://schemas.microsoft.com/office/drawing/2016/5/9/chartex" xmlns:cx4="http://schemas.microsoft.com/office/drawing/2016/5/10/chartex" xmlns:cx5="http://schemas.microsoft.com/office/drawing/2016/5/11/chartex" xmlns:cx6="http://schemas.microsoft.com/office/drawing/2016/5/12/chartex" xmlns:cx7="http://schemas.microsoft.com/office/drawing/2016/5/13/chartex" xmlns:cx8="http://schemas.microsoft.com/office/drawing/2016/5/14/chartex" xmlns:mc="http://schemas.openxmlformats.org/markup-compatibility/2006" xmlns:aink="http://schemas.microsoft.com/office/drawing/2016/ink" xmlns:am3d="http://schemas.microsoft.com/office/drawing/2017/model3d" xmlns:o="urn:schemas-microsoft-com:office:office" xmlns:oel="http://schemas.microsoft.com/office/2019/extlst" xmlns:r="http://schemas.openxmlformats.org/officeDocument/2006/relationships" xmlns:m="http://schemas.openxmlformats.org/officeDocument/2006/math" xmlns:v="urn:schemas-microsoft-com:vml" xmlns:wp14="http://schemas.microsoft.com/office/word/2010/wordprocessingDrawing" xmlns:wp="http://schemas.openxmlformats.org/drawingml/2006/wordprocessingDrawing" xmlns:w10="urn:schemas-microsoft-com:office:word" xmlns:w="http://schemas.openxmlformats.org/wordprocessingml/2006/main" xmlns:w14="http://schemas.microsoft.com/office/word/2010/wordml" xmlns:w15="http://schemas.microsoft.com/office/word/2012/wordml" xmlns:w16cex="http://schemas.microsoft.com/office/word/2018/wordml/cex" xmlns:w16cid="http://schemas.microsoft.com/office/word/2016/wordml/cid" xmlns:w16="http://schemas.microsoft.com/office/word/2018/wordml" xmlns:w16du="http://schemas.microsoft.com/office/word/2023/wordml/word16du" xmlns:w16sdtdh="http://schemas.microsoft.com/office/word/2020/wordml/sdtdatahash" xmlns:w16sdtfl="http://schemas.microsoft.com/office/word/2024/wordml/sdtformatlock" xmlns:w16se="http://schemas.microsoft.com/office/word/2015/wordml/symex" xmlns:wpg="http://schemas.microsoft.com/office/word/2010/wordprocessingGroup" xmlns:wpi="http://schemas.microsoft.com/office/word/2010/wordprocessingInk" xmlns:wne="http://schemas.microsoft.com/office/word/2006/wordml" xmlns:wps="http://schemas.microsoft.com/office/word/2010/wordprocessingShape" mc:Ignorable="w14 w15 w16se w16cid w16 w16cex w16sdtdh w16sdtfl w16du wp14">
+  <w:p>
+    <w:pPr>
+      <w:pStyle w:val="Footer"/>
+    </w:pPr>
+  </w:p>
+</w:ftr>
+</file>
+
+<file path=word/footer2.xml><?xml version="1.0" encoding="utf-8"?>
 <w:ftr xmlns:wpc="http://schemas.microsoft.com/office/word/2010/wordprocessingCanvas" xmlns:cx="http://schemas.microsoft.com/office/drawing/2014/chartex" xmlns:cx1="http://schemas.microsoft.com/office/drawing/2015/9/8/chartex" xmlns:cx2="http://schemas.microsoft.com/office/drawing/2015/10/21/chartex" xmlns:cx3="http://schemas.microsoft.com/office/drawing/2016/5/9/chartex" xmlns:cx4="http://schemas.microsoft.com/office/drawing/2016/5/10/chartex" xmlns:cx5="http://schemas.microsoft.com/office/drawing/2016/5/11/chartex" xmlns:cx6="http://schemas.microsoft.com/office/drawing/2016/5/12/chartex" xmlns:cx7="http://schemas.microsoft.com/office/drawing/2016/5/13/chartex" xmlns:cx8="http://schemas.microsoft.com/office/drawing/2016/5/14/chartex" xmlns:mc="http://schemas.openxmlformats.org/markup-compatibility/2006" xmlns:aink="http://schemas.microsoft.com/office/drawing/2016/ink" xmlns:am3d="http://schemas.microsoft.com/office/drawing/2017/model3d" xmlns:o="urn:schemas-microsoft-com:office:office" xmlns:oel="http://schemas.microsoft.com/office/2019/extlst" xmlns:r="http://schemas.openxmlformats.org/officeDocument/2006/relationships" xmlns:m="http://schemas.openxmlformats.org/officeDocument/2006/math" xmlns:v="urn:schemas-microsoft-com:vml" xmlns:wp14="http://schemas.microsoft.com/office/word/2010/wordprocessingDrawing" xmlns:wp="http://schemas.openxmlformats.org/drawingml/2006/wordprocessingDrawing" xmlns:w10="urn:schemas-microsoft-com:office:word" xmlns:w="http://schemas.openxmlformats.org/wordprocessingml/2006/main" xmlns:w14="http://schemas.microsoft.com/office/word/2010/wordml" xmlns:w15="http://schemas.microsoft.com/office/word/2012/wordml" xmlns:w16cex="http://schemas.microsoft.com/office/word/2018/wordml/cex" xmlns:w16cid="http://schemas.microsoft.com/office/word/2016/wordml/cid" xmlns:w16="http://schemas.microsoft.com/office/word/2018/wordml" xmlns:w16du="http://schemas.microsoft.com/office/word/2023/wordml/word16du" xmlns:w16sdtdh="http://schemas.microsoft.com/office/word/2020/wordml/sdtdatahash" xmlns:w16sdtfl="http://schemas.microsoft.com/office/word/2024/wordml/sdtformatlock" xmlns:w16se="http://schemas.microsoft.com/office/word/2015/wordml/symex" xmlns:wpg="http://schemas.microsoft.com/office/word/2010/wordprocessingGroup" xmlns:wpi="http://schemas.microsoft.com/office/word/2010/wordprocessingInk" xmlns:wne="http://schemas.microsoft.com/office/word/2006/wordml" xmlns:wps="http://schemas.microsoft.com/office/word/2010/wordprocessingShape" mc:Ignorable="w14 w15 w16se w16cid w16 w16cex w16sdtdh w16sdtfl w16du wp14">
   <w:p>
     <w:pPr>
@@ -5412,33 +5627,49 @@
       <w:rPr>
         <w:b/>
         <w:bCs/>
-        <w:spacing w:val="60"/>
+        <w:sz w:val="12"/>
+        <w:szCs w:val="12"/>
       </w:rPr>
-      <w:t>ALFA</w:t>
+      <w:t>{#</w:t>
+    </w:r>
+    <w:proofErr w:type="gramStart"/>
+    <w:r>
+      <w:rPr>
+        <w:rFonts w:cstheme="minorHAnsi"/>
+        <w:sz w:val="12"/>
+        <w:szCs w:val="12"/>
+      </w:rPr>
+      <w:t>companyData</w:t>
+    </w:r>
+    <w:r>
+      <w:rPr>
+        <w:b/>
+        <w:bCs/>
+        <w:sz w:val="12"/>
+        <w:szCs w:val="12"/>
+      </w:rPr>
+      <w:t>}</w:t>
     </w:r>
     <w:r>
       <w:rPr>
         <w:b/>
         <w:bCs/>
         <w:spacing w:val="60"/>
+        <w:sz w:val="20"/>
+        <w:szCs w:val="20"/>
       </w:rPr>
-      <w:t xml:space="preserve">  </w:t>
+      <w:t>{</w:t>
     </w:r>
+    <w:proofErr w:type="gramEnd"/>
     <w:r>
       <w:rPr>
         <w:b/>
         <w:bCs/>
         <w:spacing w:val="60"/>
+        <w:sz w:val="20"/>
+        <w:szCs w:val="20"/>
       </w:rPr>
-      <w:t xml:space="preserve"> ICA</w:t>
-    </w:r>
-    <w:r>
-      <w:rPr>
-        <w:b/>
-        <w:bCs/>
-        <w:spacing w:val="60"/>
-      </w:rPr>
-      <w:t xml:space="preserve"> </w:t>
+      <w:t>companyName</w:t>
     </w:r>
     <w:proofErr w:type="gramStart"/>
     <w:r>
@@ -5446,73 +5677,29 @@
         <w:b/>
         <w:bCs/>
         <w:spacing w:val="60"/>
+        <w:sz w:val="20"/>
+        <w:szCs w:val="20"/>
       </w:rPr>
-      <w:t xml:space="preserve"> </w:t>
+      <w:t>}</w:t>
     </w:r>
     <w:r>
       <w:rPr>
         <w:b/>
         <w:bCs/>
-        <w:spacing w:val="60"/>
+        <w:sz w:val="12"/>
+        <w:szCs w:val="12"/>
       </w:rPr>
-      <w:t xml:space="preserve"> </w:t>
-    </w:r>
-    <w:r>
-      <w:rPr>
-        <w:b/>
-        <w:bCs/>
-        <w:spacing w:val="60"/>
-      </w:rPr>
-      <w:t xml:space="preserve"> </w:t>
-    </w:r>
-    <w:r>
-      <w:rPr>
-        <w:b/>
-        <w:bCs/>
-        <w:spacing w:val="60"/>
-      </w:rPr>
-      <w:t>(</w:t>
+      <w:t>{</w:t>
     </w:r>
     <w:proofErr w:type="gramEnd"/>
     <w:r>
       <w:rPr>
         <w:b/>
         <w:bCs/>
-        <w:spacing w:val="60"/>
+        <w:sz w:val="12"/>
+        <w:szCs w:val="12"/>
       </w:rPr>
-      <w:t>I)</w:t>
-    </w:r>
-    <w:r>
-      <w:rPr>
-        <w:b/>
-        <w:bCs/>
-        <w:spacing w:val="60"/>
-      </w:rPr>
-      <w:t xml:space="preserve"> </w:t>
-    </w:r>
-    <w:r>
-      <w:rPr>
-        <w:b/>
-        <w:bCs/>
-        <w:spacing w:val="60"/>
-      </w:rPr>
-      <w:t xml:space="preserve"> </w:t>
-    </w:r>
-    <w:r>
-      <w:rPr>
-        <w:b/>
-        <w:bCs/>
-        <w:spacing w:val="60"/>
-      </w:rPr>
-      <w:t xml:space="preserve"> </w:t>
-    </w:r>
-    <w:r>
-      <w:rPr>
-        <w:b/>
-        <w:bCs/>
-        <w:spacing w:val="60"/>
-      </w:rPr>
-      <w:t>LTD</w:t>
+      <w:t>/}</w:t>
     </w:r>
   </w:p>
   <w:p>
@@ -5591,6 +5778,16 @@
 </w:ftr>
 </file>
 
+<file path=word/footer3.xml><?xml version="1.0" encoding="utf-8"?>
+<w:ftr xmlns:wpc="http://schemas.microsoft.com/office/word/2010/wordprocessingCanvas" xmlns:cx="http://schemas.microsoft.com/office/drawing/2014/chartex" xmlns:cx1="http://schemas.microsoft.com/office/drawing/2015/9/8/chartex" xmlns:cx2="http://schemas.microsoft.com/office/drawing/2015/10/21/chartex" xmlns:cx3="http://schemas.microsoft.com/office/drawing/2016/5/9/chartex" xmlns:cx4="http://schemas.microsoft.com/office/drawing/2016/5/10/chartex" xmlns:cx5="http://schemas.microsoft.com/office/drawing/2016/5/11/chartex" xmlns:cx6="http://schemas.microsoft.com/office/drawing/2016/5/12/chartex" xmlns:cx7="http://schemas.microsoft.com/office/drawing/2016/5/13/chartex" xmlns:cx8="http://schemas.microsoft.com/office/drawing/2016/5/14/chartex" xmlns:mc="http://schemas.openxmlformats.org/markup-compatibility/2006" xmlns:aink="http://schemas.microsoft.com/office/drawing/2016/ink" xmlns:am3d="http://schemas.microsoft.com/office/drawing/2017/model3d" xmlns:o="urn:schemas-microsoft-com:office:office" xmlns:oel="http://schemas.microsoft.com/office/2019/extlst" xmlns:r="http://schemas.openxmlformats.org/officeDocument/2006/relationships" xmlns:m="http://schemas.openxmlformats.org/officeDocument/2006/math" xmlns:v="urn:schemas-microsoft-com:vml" xmlns:wp14="http://schemas.microsoft.com/office/word/2010/wordprocessingDrawing" xmlns:wp="http://schemas.openxmlformats.org/drawingml/2006/wordprocessingDrawing" xmlns:w10="urn:schemas-microsoft-com:office:word" xmlns:w="http://schemas.openxmlformats.org/wordprocessingml/2006/main" xmlns:w14="http://schemas.microsoft.com/office/word/2010/wordml" xmlns:w15="http://schemas.microsoft.com/office/word/2012/wordml" xmlns:w16cex="http://schemas.microsoft.com/office/word/2018/wordml/cex" xmlns:w16cid="http://schemas.microsoft.com/office/word/2016/wordml/cid" xmlns:w16="http://schemas.microsoft.com/office/word/2018/wordml" xmlns:w16du="http://schemas.microsoft.com/office/word/2023/wordml/word16du" xmlns:w16sdtdh="http://schemas.microsoft.com/office/word/2020/wordml/sdtdatahash" xmlns:w16sdtfl="http://schemas.microsoft.com/office/word/2024/wordml/sdtformatlock" xmlns:w16se="http://schemas.microsoft.com/office/word/2015/wordml/symex" xmlns:wpg="http://schemas.microsoft.com/office/word/2010/wordprocessingGroup" xmlns:wpi="http://schemas.microsoft.com/office/word/2010/wordprocessingInk" xmlns:wne="http://schemas.microsoft.com/office/word/2006/wordml" xmlns:wps="http://schemas.microsoft.com/office/word/2010/wordprocessingShape" mc:Ignorable="w14 w15 w16se w16cid w16 w16cex w16sdtdh w16sdtfl w16du wp14">
+  <w:p>
+    <w:pPr>
+      <w:pStyle w:val="Footer"/>
+    </w:pPr>
+  </w:p>
+</w:ftr>
+</file>
+
 <file path=word/footnotes.xml><?xml version="1.0" encoding="utf-8"?>
 <w:footnotes xmlns:wpc="http://schemas.microsoft.com/office/word/2010/wordprocessingCanvas" xmlns:cx="http://schemas.microsoft.com/office/drawing/2014/chartex" xmlns:cx1="http://schemas.microsoft.com/office/drawing/2015/9/8/chartex" xmlns:cx2="http://schemas.microsoft.com/office/drawing/2015/10/21/chartex" xmlns:cx3="http://schemas.microsoft.com/office/drawing/2016/5/9/chartex" xmlns:cx4="http://schemas.microsoft.com/office/drawing/2016/5/10/chartex" xmlns:cx5="http://schemas.microsoft.com/office/drawing/2016/5/11/chartex" xmlns:cx6="http://schemas.microsoft.com/office/drawing/2016/5/12/chartex" xmlns:cx7="http://schemas.microsoft.com/office/drawing/2016/5/13/chartex" xmlns:cx8="http://schemas.microsoft.com/office/drawing/2016/5/14/chartex" xmlns:mc="http://schemas.openxmlformats.org/markup-compatibility/2006" xmlns:aink="http://schemas.microsoft.com/office/drawing/2016/ink" xmlns:am3d="http://schemas.microsoft.com/office/drawing/2017/model3d" xmlns:o="urn:schemas-microsoft-com:office:office" xmlns:oel="http://schemas.microsoft.com/office/2019/extlst" xmlns:r="http://schemas.openxmlformats.org/officeDocument/2006/relationships" xmlns:m="http://schemas.openxmlformats.org/officeDocument/2006/math" xmlns:v="urn:schemas-microsoft-com:vml" xmlns:wp14="http://schemas.microsoft.com/office/word/2010/wordprocessingDrawing" xmlns:wp="http://schemas.openxmlformats.org/drawingml/2006/wordprocessingDrawing" xmlns:w10="urn:schemas-microsoft-com:office:word" xmlns:w="http://schemas.openxmlformats.org/wordprocessingml/2006/main" xmlns:w14="http://schemas.microsoft.com/office/word/2010/wordml" xmlns:w15="http://schemas.microsoft.com/office/word/2012/wordml" xmlns:w16cex="http://schemas.microsoft.com/office/word/2018/wordml/cex" xmlns:w16cid="http://schemas.microsoft.com/office/word/2016/wordml/cid" xmlns:w16="http://schemas.microsoft.com/office/word/2018/wordml" xmlns:w16du="http://schemas.microsoft.com/office/word/2023/wordml/word16du" xmlns:w16sdtdh="http://schemas.microsoft.com/office/word/2020/wordml/sdtdatahash" xmlns:w16sdtfl="http://schemas.microsoft.com/office/word/2024/wordml/sdtformatlock" xmlns:w16se="http://schemas.microsoft.com/office/word/2015/wordml/symex" xmlns:wpg="http://schemas.microsoft.com/office/word/2010/wordprocessingGroup" xmlns:wpi="http://schemas.microsoft.com/office/word/2010/wordprocessingInk" xmlns:wne="http://schemas.microsoft.com/office/word/2006/wordml" xmlns:wps="http://schemas.microsoft.com/office/word/2010/wordprocessingShape" mc:Ignorable="w14 w15 w16se w16cid w16 w16cex w16sdtdh w16sdtfl w16du wp14">
   <w:footnote w:type="separator" w:id="-1">
@@ -5621,6 +5818,16 @@
   <w:p>
     <w:pPr>
       <w:pStyle w:val="Header"/>
+    </w:pPr>
+  </w:p>
+</w:hdr>
+</file>
+
+<file path=word/header2.xml><?xml version="1.0" encoding="utf-8"?>
+<w:hdr xmlns:wpc="http://schemas.microsoft.com/office/word/2010/wordprocessingCanvas" xmlns:cx="http://schemas.microsoft.com/office/drawing/2014/chartex" xmlns:cx1="http://schemas.microsoft.com/office/drawing/2015/9/8/chartex" xmlns:cx2="http://schemas.microsoft.com/office/drawing/2015/10/21/chartex" xmlns:cx3="http://schemas.microsoft.com/office/drawing/2016/5/9/chartex" xmlns:cx4="http://schemas.microsoft.com/office/drawing/2016/5/10/chartex" xmlns:cx5="http://schemas.microsoft.com/office/drawing/2016/5/11/chartex" xmlns:cx6="http://schemas.microsoft.com/office/drawing/2016/5/12/chartex" xmlns:cx7="http://schemas.microsoft.com/office/drawing/2016/5/13/chartex" xmlns:cx8="http://schemas.microsoft.com/office/drawing/2016/5/14/chartex" xmlns:mc="http://schemas.openxmlformats.org/markup-compatibility/2006" xmlns:aink="http://schemas.microsoft.com/office/drawing/2016/ink" xmlns:am3d="http://schemas.microsoft.com/office/drawing/2017/model3d" xmlns:o="urn:schemas-microsoft-com:office:office" xmlns:oel="http://schemas.microsoft.com/office/2019/extlst" xmlns:r="http://schemas.openxmlformats.org/officeDocument/2006/relationships" xmlns:m="http://schemas.openxmlformats.org/officeDocument/2006/math" xmlns:v="urn:schemas-microsoft-com:vml" xmlns:wp14="http://schemas.microsoft.com/office/word/2010/wordprocessingDrawing" xmlns:wp="http://schemas.openxmlformats.org/drawingml/2006/wordprocessingDrawing" xmlns:w10="urn:schemas-microsoft-com:office:word" xmlns:w="http://schemas.openxmlformats.org/wordprocessingml/2006/main" xmlns:w14="http://schemas.microsoft.com/office/word/2010/wordml" xmlns:w15="http://schemas.microsoft.com/office/word/2012/wordml" xmlns:w16cex="http://schemas.microsoft.com/office/word/2018/wordml/cex" xmlns:w16cid="http://schemas.microsoft.com/office/word/2016/wordml/cid" xmlns:w16="http://schemas.microsoft.com/office/word/2018/wordml" xmlns:w16du="http://schemas.microsoft.com/office/word/2023/wordml/word16du" xmlns:w16sdtdh="http://schemas.microsoft.com/office/word/2020/wordml/sdtdatahash" xmlns:w16sdtfl="http://schemas.microsoft.com/office/word/2024/wordml/sdtformatlock" xmlns:w16se="http://schemas.microsoft.com/office/word/2015/wordml/symex" xmlns:wpg="http://schemas.microsoft.com/office/word/2010/wordprocessingGroup" xmlns:wpi="http://schemas.microsoft.com/office/word/2010/wordprocessingInk" xmlns:wne="http://schemas.microsoft.com/office/word/2006/wordml" xmlns:wps="http://schemas.microsoft.com/office/word/2010/wordprocessingShape" mc:Ignorable="w14 w15 w16se w16cid w16 w16cex w16sdtdh w16sdtfl w16du wp14">
+  <w:p>
+    <w:pPr>
+      <w:pStyle w:val="Header"/>
       <w:jc w:val="center"/>
       <w:rPr>
         <w:b/>
@@ -5638,6 +5845,16 @@
       </w:rPr>
       <w:t>INVOICE</w:t>
     </w:r>
+  </w:p>
+</w:hdr>
+</file>
+
+<file path=word/header3.xml><?xml version="1.0" encoding="utf-8"?>
+<w:hdr xmlns:wpc="http://schemas.microsoft.com/office/word/2010/wordprocessingCanvas" xmlns:cx="http://schemas.microsoft.com/office/drawing/2014/chartex" xmlns:cx1="http://schemas.microsoft.com/office/drawing/2015/9/8/chartex" xmlns:cx2="http://schemas.microsoft.com/office/drawing/2015/10/21/chartex" xmlns:cx3="http://schemas.microsoft.com/office/drawing/2016/5/9/chartex" xmlns:cx4="http://schemas.microsoft.com/office/drawing/2016/5/10/chartex" xmlns:cx5="http://schemas.microsoft.com/office/drawing/2016/5/11/chartex" xmlns:cx6="http://schemas.microsoft.com/office/drawing/2016/5/12/chartex" xmlns:cx7="http://schemas.microsoft.com/office/drawing/2016/5/13/chartex" xmlns:cx8="http://schemas.microsoft.com/office/drawing/2016/5/14/chartex" xmlns:mc="http://schemas.openxmlformats.org/markup-compatibility/2006" xmlns:aink="http://schemas.microsoft.com/office/drawing/2016/ink" xmlns:am3d="http://schemas.microsoft.com/office/drawing/2017/model3d" xmlns:o="urn:schemas-microsoft-com:office:office" xmlns:oel="http://schemas.microsoft.com/office/2019/extlst" xmlns:r="http://schemas.openxmlformats.org/officeDocument/2006/relationships" xmlns:m="http://schemas.openxmlformats.org/officeDocument/2006/math" xmlns:v="urn:schemas-microsoft-com:vml" xmlns:wp14="http://schemas.microsoft.com/office/word/2010/wordprocessingDrawing" xmlns:wp="http://schemas.openxmlformats.org/drawingml/2006/wordprocessingDrawing" xmlns:w10="urn:schemas-microsoft-com:office:word" xmlns:w="http://schemas.openxmlformats.org/wordprocessingml/2006/main" xmlns:w14="http://schemas.microsoft.com/office/word/2010/wordml" xmlns:w15="http://schemas.microsoft.com/office/word/2012/wordml" xmlns:w16cex="http://schemas.microsoft.com/office/word/2018/wordml/cex" xmlns:w16cid="http://schemas.microsoft.com/office/word/2016/wordml/cid" xmlns:w16="http://schemas.microsoft.com/office/word/2018/wordml" xmlns:w16du="http://schemas.microsoft.com/office/word/2023/wordml/word16du" xmlns:w16sdtdh="http://schemas.microsoft.com/office/word/2020/wordml/sdtdatahash" xmlns:w16sdtfl="http://schemas.microsoft.com/office/word/2024/wordml/sdtformatlock" xmlns:w16se="http://schemas.microsoft.com/office/word/2015/wordml/symex" xmlns:wpg="http://schemas.microsoft.com/office/word/2010/wordprocessingGroup" xmlns:wpi="http://schemas.microsoft.com/office/word/2010/wordprocessingInk" xmlns:wne="http://schemas.microsoft.com/office/word/2006/wordml" xmlns:wps="http://schemas.microsoft.com/office/word/2010/wordprocessingShape" mc:Ignorable="w14 w15 w16se w16cid w16 w16cex w16sdtdh w16sdtfl w16du wp14">
+  <w:p>
+    <w:pPr>
+      <w:pStyle w:val="Header"/>
+    </w:pPr>
   </w:p>
 </w:hdr>
 </file>

--- a/electron/database/generate-document/templates/custom-invoice.docx
+++ b/electron/database/generate-document/templates/custom-invoice.docx
@@ -38,51 +38,20 @@
           </w:tcPr>
           <w:p>
             <w:pPr>
-              <w:rPr>
-                <w:rFonts w:cstheme="minorHAnsi"/>
-                <w:sz w:val="20"/>
-                <w:szCs w:val="20"/>
-              </w:rPr>
-            </w:pPr>
-            <w:r>
-              <w:rPr>
-                <w:noProof/>
-              </w:rPr>
-              <w:drawing>
-                <wp:inline distT="0" distB="0" distL="0" distR="0" wp14:anchorId="33AF0355" wp14:editId="5C1F96B4">
-                  <wp:extent cx="819048" cy="780952"/>
-                  <wp:effectExtent l="0" t="0" r="635" b="635"/>
-                  <wp:docPr id="1506392267" name="Picture 1"/>
-                  <wp:cNvGraphicFramePr>
-                    <a:graphicFrameLocks xmlns:a="http://schemas.openxmlformats.org/drawingml/2006/main" noChangeAspect="1"/>
-                  </wp:cNvGraphicFramePr>
-                  <a:graphic xmlns:a="http://schemas.openxmlformats.org/drawingml/2006/main">
-                    <a:graphicData uri="http://schemas.openxmlformats.org/drawingml/2006/picture">
-                      <pic:pic xmlns:pic="http://schemas.openxmlformats.org/drawingml/2006/picture">
-                        <pic:nvPicPr>
-                          <pic:cNvPr id="1506392267" name=""/>
-                          <pic:cNvPicPr/>
-                        </pic:nvPicPr>
-                        <pic:blipFill>
-                          <a:blip r:embed="rId7"/>
-                          <a:stretch>
-                            <a:fillRect/>
-                          </a:stretch>
-                        </pic:blipFill>
-                        <pic:spPr>
-                          <a:xfrm>
-                            <a:off x="0" y="0"/>
-                            <a:ext cx="819048" cy="780952"/>
-                          </a:xfrm>
-                          <a:prstGeom prst="rect">
-                            <a:avLst/>
-                          </a:prstGeom>
-                        </pic:spPr>
-                      </pic:pic>
-                    </a:graphicData>
-                  </a:graphic>
-                </wp:inline>
-              </w:drawing>
+              <w:spacing w:before="40"/>
+              <w:rPr>
+                <w:rFonts w:cstheme="minorHAnsi"/>
+                <w:sz w:val="20"/>
+                <w:szCs w:val="20"/>
+              </w:rPr>
+            </w:pPr>
+            <w:r>
+              <w:rPr>
+                <w:rFonts w:cstheme="minorHAnsi"/>
+                <w:sz w:val="20"/>
+                <w:szCs w:val="20"/>
+              </w:rPr>
+              <w:t>{%%logo}</w:t>
             </w:r>
           </w:p>
         </w:tc>
@@ -171,8 +140,9 @@
                 <w:sz w:val="20"/>
                 <w:szCs w:val="20"/>
               </w:rPr>
-              <w:t>{companyAddressLine1</w:t>
-            </w:r>
+              <w:t xml:space="preserve">{companyAddressLine1} </w:t>
+            </w:r>
+            <w:proofErr w:type="gramStart"/>
             <w:r>
               <w:rPr>
                 <w:rFonts w:cstheme="minorHAnsi"/>
@@ -180,7 +150,17 @@
                 <w:sz w:val="20"/>
                 <w:szCs w:val="20"/>
               </w:rPr>
-              <w:t xml:space="preserve">} </w:t>
+              <w:t xml:space="preserve">   {</w:t>
+            </w:r>
+            <w:proofErr w:type="gramEnd"/>
+            <w:r>
+              <w:rPr>
+                <w:rFonts w:cstheme="minorHAnsi"/>
+                <w:bCs/>
+                <w:sz w:val="20"/>
+                <w:szCs w:val="20"/>
+              </w:rPr>
+              <w:t>companyAddressLine2</w:t>
             </w:r>
             <w:proofErr w:type="gramStart"/>
             <w:r>
@@ -190,8 +170,9 @@
                 <w:sz w:val="20"/>
                 <w:szCs w:val="20"/>
               </w:rPr>
-              <w:t xml:space="preserve">   </w:t>
-            </w:r>
+              <w:t>},      {</w:t>
+            </w:r>
+            <w:proofErr w:type="spellStart"/>
             <w:r>
               <w:rPr>
                 <w:rFonts w:cstheme="minorHAnsi"/>
@@ -199,7 +180,17 @@
                 <w:sz w:val="20"/>
                 <w:szCs w:val="20"/>
               </w:rPr>
-              <w:t>{</w:t>
+              <w:t>companyCity</w:t>
+            </w:r>
+            <w:proofErr w:type="spellEnd"/>
+            <w:r>
+              <w:rPr>
+                <w:rFonts w:cstheme="minorHAnsi"/>
+                <w:bCs/>
+                <w:sz w:val="20"/>
+                <w:szCs w:val="20"/>
+              </w:rPr>
+              <w:t xml:space="preserve">}   </w:t>
             </w:r>
             <w:proofErr w:type="gramEnd"/>
             <w:r>
@@ -209,65 +200,7 @@
                 <w:sz w:val="20"/>
                 <w:szCs w:val="20"/>
               </w:rPr>
-              <w:t>companyAddressLine2</w:t>
-            </w:r>
-            <w:proofErr w:type="gramStart"/>
-            <w:r>
-              <w:rPr>
-                <w:rFonts w:cstheme="minorHAnsi"/>
-                <w:bCs/>
-                <w:sz w:val="20"/>
-                <w:szCs w:val="20"/>
-              </w:rPr>
-              <w:t>},      {</w:t>
-            </w:r>
-            <w:proofErr w:type="spellStart"/>
-            <w:r>
-              <w:rPr>
-                <w:rFonts w:cstheme="minorHAnsi"/>
-                <w:bCs/>
-                <w:sz w:val="20"/>
-                <w:szCs w:val="20"/>
-              </w:rPr>
-              <w:t>companyCity</w:t>
-            </w:r>
-            <w:proofErr w:type="spellEnd"/>
-            <w:r>
-              <w:rPr>
-                <w:rFonts w:cstheme="minorHAnsi"/>
-                <w:bCs/>
-                <w:sz w:val="20"/>
-                <w:szCs w:val="20"/>
-              </w:rPr>
-              <w:t>}</w:t>
-            </w:r>
-            <w:r>
-              <w:rPr>
-                <w:rFonts w:cstheme="minorHAnsi"/>
-                <w:bCs/>
-                <w:sz w:val="20"/>
-                <w:szCs w:val="20"/>
-              </w:rPr>
-              <w:t xml:space="preserve">   </w:t>
-            </w:r>
-            <w:proofErr w:type="gramEnd"/>
-            <w:r>
-              <w:rPr>
-                <w:rFonts w:cstheme="minorHAnsi"/>
-                <w:bCs/>
-                <w:sz w:val="20"/>
-                <w:szCs w:val="20"/>
-              </w:rPr>
-              <w:t xml:space="preserve"> </w:t>
-            </w:r>
-            <w:r>
-              <w:rPr>
-                <w:rFonts w:cstheme="minorHAnsi"/>
-                <w:bCs/>
-                <w:sz w:val="20"/>
-                <w:szCs w:val="20"/>
-              </w:rPr>
-              <w:t>{</w:t>
+              <w:t xml:space="preserve"> {</w:t>
             </w:r>
             <w:proofErr w:type="spellStart"/>
             <w:proofErr w:type="gramStart"/>
@@ -288,16 +221,7 @@
                 <w:sz w:val="20"/>
                 <w:szCs w:val="20"/>
               </w:rPr>
-              <w:t>}</w:t>
-            </w:r>
-            <w:r>
-              <w:rPr>
-                <w:rFonts w:cstheme="minorHAnsi"/>
-                <w:bCs/>
-                <w:sz w:val="20"/>
-                <w:szCs w:val="20"/>
-              </w:rPr>
-              <w:t xml:space="preserve">   </w:t>
+              <w:t xml:space="preserve">}   </w:t>
             </w:r>
             <w:proofErr w:type="gramEnd"/>
             <w:r>
@@ -5387,12 +5311,12 @@
       </w:pPr>
     </w:p>
     <w:sectPr>
-      <w:headerReference w:type="even" r:id="rId8"/>
-      <w:headerReference w:type="default" r:id="rId9"/>
-      <w:footerReference w:type="even" r:id="rId10"/>
-      <w:footerReference w:type="default" r:id="rId11"/>
-      <w:headerReference w:type="first" r:id="rId12"/>
-      <w:footerReference w:type="first" r:id="rId13"/>
+      <w:headerReference w:type="even" r:id="rId7"/>
+      <w:headerReference w:type="default" r:id="rId8"/>
+      <w:footerReference w:type="even" r:id="rId9"/>
+      <w:footerReference w:type="default" r:id="rId10"/>
+      <w:headerReference w:type="first" r:id="rId11"/>
+      <w:footerReference w:type="first" r:id="rId12"/>
       <w:pgSz w:w="12240" w:h="15840" w:code="1"/>
       <w:pgMar w:top="482" w:right="567" w:bottom="1701" w:left="567" w:header="198" w:footer="510" w:gutter="0"/>
       <w:pgBorders w:offsetFrom="page">
@@ -6463,6 +6387,7 @@
   <w:style w:type="character" w:default="1" w:styleId="DefaultParagraphFont">
     <w:name w:val="Default Paragraph Font"/>
     <w:uiPriority w:val="1"/>
+    <w:semiHidden/>
     <w:unhideWhenUsed/>
   </w:style>
   <w:style w:type="table" w:default="1" w:styleId="TableNormal">

--- a/electron/database/generate-document/templates/custom-invoice.docx
+++ b/electron/database/generate-document/templates/custom-invoice.docx
@@ -104,25 +104,7 @@
                 <w:sz w:val="20"/>
                 <w:szCs w:val="20"/>
               </w:rPr>
-              <w:t>{#</w:t>
-            </w:r>
-            <w:proofErr w:type="gramStart"/>
-            <w:r>
-              <w:rPr>
-                <w:rFonts w:cstheme="minorHAnsi"/>
-                <w:sz w:val="20"/>
-                <w:szCs w:val="20"/>
-              </w:rPr>
-              <w:t>companyData}{</w:t>
-            </w:r>
-            <w:proofErr w:type="gramEnd"/>
-            <w:r>
-              <w:rPr>
-                <w:rFonts w:cstheme="minorHAnsi"/>
-                <w:sz w:val="20"/>
-                <w:szCs w:val="20"/>
-              </w:rPr>
-              <w:t>companyName}</w:t>
+              <w:t>{#companyData}{companyName}</w:t>
             </w:r>
           </w:p>
           <w:p>
@@ -140,160 +122,7 @@
                 <w:sz w:val="20"/>
                 <w:szCs w:val="20"/>
               </w:rPr>
-              <w:t xml:space="preserve">{companyAddressLine1} </w:t>
-            </w:r>
-            <w:proofErr w:type="gramStart"/>
-            <w:r>
-              <w:rPr>
-                <w:rFonts w:cstheme="minorHAnsi"/>
-                <w:bCs/>
-                <w:sz w:val="20"/>
-                <w:szCs w:val="20"/>
-              </w:rPr>
-              <w:t xml:space="preserve">   {</w:t>
-            </w:r>
-            <w:proofErr w:type="gramEnd"/>
-            <w:r>
-              <w:rPr>
-                <w:rFonts w:cstheme="minorHAnsi"/>
-                <w:bCs/>
-                <w:sz w:val="20"/>
-                <w:szCs w:val="20"/>
-              </w:rPr>
-              <w:t>companyAddressLine2</w:t>
-            </w:r>
-            <w:proofErr w:type="gramStart"/>
-            <w:r>
-              <w:rPr>
-                <w:rFonts w:cstheme="minorHAnsi"/>
-                <w:bCs/>
-                <w:sz w:val="20"/>
-                <w:szCs w:val="20"/>
-              </w:rPr>
-              <w:t>},      {</w:t>
-            </w:r>
-            <w:proofErr w:type="spellStart"/>
-            <w:r>
-              <w:rPr>
-                <w:rFonts w:cstheme="minorHAnsi"/>
-                <w:bCs/>
-                <w:sz w:val="20"/>
-                <w:szCs w:val="20"/>
-              </w:rPr>
-              <w:t>companyCity</w:t>
-            </w:r>
-            <w:proofErr w:type="spellEnd"/>
-            <w:r>
-              <w:rPr>
-                <w:rFonts w:cstheme="minorHAnsi"/>
-                <w:bCs/>
-                <w:sz w:val="20"/>
-                <w:szCs w:val="20"/>
-              </w:rPr>
-              <w:t xml:space="preserve">}   </w:t>
-            </w:r>
-            <w:proofErr w:type="gramEnd"/>
-            <w:r>
-              <w:rPr>
-                <w:rFonts w:cstheme="minorHAnsi"/>
-                <w:bCs/>
-                <w:sz w:val="20"/>
-                <w:szCs w:val="20"/>
-              </w:rPr>
-              <w:t xml:space="preserve"> {</w:t>
-            </w:r>
-            <w:proofErr w:type="spellStart"/>
-            <w:proofErr w:type="gramStart"/>
-            <w:r>
-              <w:rPr>
-                <w:rFonts w:cstheme="minorHAnsi"/>
-                <w:bCs/>
-                <w:sz w:val="20"/>
-                <w:szCs w:val="20"/>
-              </w:rPr>
-              <w:t>companyPostalCode</w:t>
-            </w:r>
-            <w:proofErr w:type="spellEnd"/>
-            <w:r>
-              <w:rPr>
-                <w:rFonts w:cstheme="minorHAnsi"/>
-                <w:bCs/>
-                <w:sz w:val="20"/>
-                <w:szCs w:val="20"/>
-              </w:rPr>
-              <w:t xml:space="preserve">}   </w:t>
-            </w:r>
-            <w:proofErr w:type="gramEnd"/>
-            <w:r>
-              <w:rPr>
-                <w:rFonts w:cstheme="minorHAnsi"/>
-                <w:bCs/>
-                <w:sz w:val="20"/>
-                <w:szCs w:val="20"/>
-              </w:rPr>
-              <w:t>{</w:t>
-            </w:r>
-            <w:proofErr w:type="spellStart"/>
-            <w:proofErr w:type="gramStart"/>
-            <w:r>
-              <w:rPr>
-                <w:rFonts w:cstheme="minorHAnsi"/>
-                <w:bCs/>
-                <w:sz w:val="20"/>
-                <w:szCs w:val="20"/>
-              </w:rPr>
-              <w:t>companyState</w:t>
-            </w:r>
-            <w:proofErr w:type="spellEnd"/>
-            <w:r>
-              <w:rPr>
-                <w:rFonts w:cstheme="minorHAnsi"/>
-                <w:bCs/>
-                <w:sz w:val="20"/>
-                <w:szCs w:val="20"/>
-              </w:rPr>
-              <w:t xml:space="preserve">}   </w:t>
-            </w:r>
-            <w:proofErr w:type="gramEnd"/>
-            <w:r>
-              <w:rPr>
-                <w:rFonts w:cstheme="minorHAnsi"/>
-                <w:bCs/>
-                <w:sz w:val="20"/>
-                <w:szCs w:val="20"/>
-              </w:rPr>
-              <w:t xml:space="preserve"> {</w:t>
-            </w:r>
-            <w:proofErr w:type="spellStart"/>
-            <w:r>
-              <w:rPr>
-                <w:rFonts w:cstheme="minorHAnsi"/>
-                <w:bCs/>
-                <w:sz w:val="20"/>
-                <w:szCs w:val="20"/>
-              </w:rPr>
-              <w:t>companyCountry</w:t>
-            </w:r>
-            <w:proofErr w:type="spellEnd"/>
-            <w:proofErr w:type="gramStart"/>
-            <w:r>
-              <w:rPr>
-                <w:rFonts w:cstheme="minorHAnsi"/>
-                <w:bCs/>
-                <w:sz w:val="20"/>
-                <w:szCs w:val="20"/>
-              </w:rPr>
-              <w:t>}{</w:t>
-            </w:r>
-            <w:proofErr w:type="gramEnd"/>
-            <w:r>
-              <w:rPr>
-                <w:rFonts w:cstheme="minorHAnsi"/>
-                <w:bCs/>
-                <w:sz w:val="20"/>
-                <w:szCs w:val="20"/>
-              </w:rPr>
-              <w:t>/}</w:t>
+              <w:t>{companyAddressLine1}    {companyAddressLine2},      {companyCity}    {companyPostalCode}   {companyState}    {companyCountry}{/}</w:t>
             </w:r>
           </w:p>
         </w:tc>
@@ -327,14 +156,12 @@
               </w:rPr>
               <w:t>{</w:t>
             </w:r>
-            <w:proofErr w:type="spellStart"/>
             <w:r>
               <w:rPr>
                 <w:rFonts w:cstheme="minorHAnsi"/>
               </w:rPr>
               <w:t>modifyInvNo</w:t>
             </w:r>
-            <w:proofErr w:type="spellEnd"/>
             <w:r>
               <w:rPr>
                 <w:rFonts w:cstheme="minorHAnsi"/>
@@ -376,14 +203,12 @@
               </w:rPr>
               <w:t>{</w:t>
             </w:r>
-            <w:proofErr w:type="spellStart"/>
             <w:r>
               <w:rPr>
                 <w:rFonts w:cstheme="minorHAnsi"/>
               </w:rPr>
               <w:t>invoiceDate</w:t>
             </w:r>
-            <w:proofErr w:type="spellEnd"/>
             <w:r>
               <w:rPr>
                 <w:rFonts w:cstheme="minorHAnsi"/>
@@ -464,14 +289,12 @@
               </w:rPr>
               <w:t>{</w:t>
             </w:r>
-            <w:proofErr w:type="spellStart"/>
             <w:r>
               <w:rPr>
                 <w:rFonts w:cstheme="minorHAnsi"/>
               </w:rPr>
               <w:t>buyersOrderNo</w:t>
             </w:r>
-            <w:proofErr w:type="spellEnd"/>
             <w:r>
               <w:rPr>
                 <w:rFonts w:cstheme="minorHAnsi"/>
@@ -514,14 +337,12 @@
               </w:rPr>
               <w:t>{</w:t>
             </w:r>
-            <w:proofErr w:type="spellStart"/>
             <w:r>
               <w:rPr>
                 <w:rFonts w:cstheme="minorHAnsi"/>
               </w:rPr>
               <w:t>orderDate</w:t>
             </w:r>
-            <w:proofErr w:type="spellEnd"/>
             <w:r>
               <w:rPr>
                 <w:rFonts w:cstheme="minorHAnsi"/>
@@ -578,7 +399,6 @@
               </w:rPr>
               <w:t>{</w:t>
             </w:r>
-            <w:proofErr w:type="spellStart"/>
             <w:r>
               <w:rPr>
                 <w:rFonts w:cstheme="minorHAnsi"/>
@@ -587,7 +407,6 @@
               </w:rPr>
               <w:t>consigneeCountry</w:t>
             </w:r>
-            <w:proofErr w:type="spellEnd"/>
             <w:r>
               <w:rPr>
                 <w:rFonts w:cstheme="minorHAnsi"/>
@@ -647,7 +466,6 @@
               </w:rPr>
               <w:t>{</w:t>
             </w:r>
-            <w:proofErr w:type="spellStart"/>
             <w:r>
               <w:rPr>
                 <w:rFonts w:cstheme="minorHAnsi"/>
@@ -656,7 +474,6 @@
               </w:rPr>
               <w:t>consigneeName</w:t>
             </w:r>
-            <w:proofErr w:type="spellEnd"/>
             <w:r>
               <w:rPr>
                 <w:rFonts w:cstheme="minorHAnsi"/>
@@ -682,7 +499,6 @@
               </w:rPr>
               <w:t>{</w:t>
             </w:r>
-            <w:proofErr w:type="spellStart"/>
             <w:r>
               <w:rPr>
                 <w:rFonts w:cstheme="minorHAnsi"/>
@@ -691,7 +507,6 @@
               </w:rPr>
               <w:t>consigneeAddress</w:t>
             </w:r>
-            <w:proofErr w:type="spellEnd"/>
             <w:r>
               <w:rPr>
                 <w:rFonts w:cstheme="minorHAnsi"/>
@@ -700,7 +515,6 @@
               </w:rPr>
               <w:t>} {</w:t>
             </w:r>
-            <w:proofErr w:type="spellStart"/>
             <w:r>
               <w:rPr>
                 <w:rFonts w:cstheme="minorHAnsi"/>
@@ -709,7 +523,6 @@
               </w:rPr>
               <w:t>consigneeCity</w:t>
             </w:r>
-            <w:proofErr w:type="spellEnd"/>
             <w:r>
               <w:rPr>
                 <w:rFonts w:cstheme="minorHAnsi"/>
@@ -718,7 +531,6 @@
               </w:rPr>
               <w:t>} {</w:t>
             </w:r>
-            <w:proofErr w:type="spellStart"/>
             <w:r>
               <w:rPr>
                 <w:rFonts w:cstheme="minorHAnsi"/>
@@ -727,14 +539,320 @@
               </w:rPr>
               <w:t>consigneeState</w:t>
             </w:r>
-            <w:proofErr w:type="spellEnd"/>
-            <w:r>
-              <w:rPr>
-                <w:rFonts w:cstheme="minorHAnsi"/>
-                <w:sz w:val="20"/>
-                <w:szCs w:val="20"/>
-              </w:rPr>
-              <w:t xml:space="preserve">} </w:t>
+            <w:r>
+              <w:rPr>
+                <w:rFonts w:cstheme="minorHAnsi"/>
+                <w:sz w:val="20"/>
+                <w:szCs w:val="20"/>
+              </w:rPr>
+              <w:t>}{</w:t>
+            </w:r>
+            <w:r>
+              <w:rPr>
+                <w:rFonts w:cstheme="minorHAnsi"/>
+                <w:sz w:val="20"/>
+                <w:szCs w:val="20"/>
+              </w:rPr>
+              <w:t>consigneeCountry</w:t>
+            </w:r>
+            <w:r>
+              <w:rPr>
+                <w:rFonts w:cstheme="minorHAnsi"/>
+                <w:sz w:val="20"/>
+                <w:szCs w:val="20"/>
+              </w:rPr>
+              <w:t>} {</w:t>
+            </w:r>
+            <w:r>
+              <w:rPr>
+                <w:rFonts w:cstheme="minorHAnsi"/>
+                <w:sz w:val="20"/>
+                <w:szCs w:val="20"/>
+              </w:rPr>
+              <w:t>consigneeZip</w:t>
+            </w:r>
+            <w:r>
+              <w:rPr>
+                <w:rFonts w:cstheme="minorHAnsi"/>
+                <w:sz w:val="20"/>
+                <w:szCs w:val="20"/>
+              </w:rPr>
+              <w:t>}</w:t>
+            </w:r>
+            <w:r>
+              <w:rPr>
+                <w:rFonts w:cstheme="minorHAnsi"/>
+                <w:sz w:val="20"/>
+                <w:szCs w:val="20"/>
+              </w:rPr>
+              <w:t xml:space="preserve"> </w:t>
+            </w:r>
+            <w:r>
+              <w:rPr>
+                <w:rFonts w:cstheme="minorHAnsi"/>
+                <w:sz w:val="20"/>
+                <w:szCs w:val="20"/>
+              </w:rPr>
+              <w:t>{#isUK}</w:t>
+            </w:r>
+            <w:r>
+              <w:rPr>
+                <w:rFonts w:cstheme="minorHAnsi"/>
+                <w:sz w:val="20"/>
+                <w:szCs w:val="20"/>
+              </w:rPr>
+              <w:t>{#</w:t>
+            </w:r>
+            <w:r>
+              <w:rPr>
+                <w:rFonts w:cstheme="minorHAnsi"/>
+                <w:sz w:val="20"/>
+                <w:szCs w:val="20"/>
+              </w:rPr>
+              <w:t>consigneePhone</w:t>
+            </w:r>
+            <w:r>
+              <w:rPr>
+                <w:rFonts w:cstheme="minorHAnsi"/>
+                <w:sz w:val="20"/>
+                <w:szCs w:val="20"/>
+              </w:rPr>
+              <w:t>}</w:t>
+            </w:r>
+            <w:r>
+              <w:rPr>
+                <w:rFonts w:cstheme="minorHAnsi"/>
+                <w:sz w:val="20"/>
+                <w:szCs w:val="20"/>
+              </w:rPr>
+              <w:t>TELE:{</w:t>
+            </w:r>
+            <w:r>
+              <w:rPr>
+                <w:rFonts w:cstheme="minorHAnsi"/>
+                <w:sz w:val="20"/>
+                <w:szCs w:val="20"/>
+              </w:rPr>
+              <w:t>consigneePhone</w:t>
+            </w:r>
+            <w:r>
+              <w:rPr>
+                <w:rFonts w:cstheme="minorHAnsi"/>
+                <w:sz w:val="20"/>
+                <w:szCs w:val="20"/>
+              </w:rPr>
+              <w:t>}</w:t>
+            </w:r>
+            <w:r>
+              <w:rPr>
+                <w:rFonts w:cstheme="minorHAnsi"/>
+                <w:sz w:val="20"/>
+                <w:szCs w:val="20"/>
+              </w:rPr>
+              <w:t>{/</w:t>
+            </w:r>
+            <w:r>
+              <w:rPr>
+                <w:rFonts w:cstheme="minorHAnsi"/>
+                <w:sz w:val="20"/>
+                <w:szCs w:val="20"/>
+              </w:rPr>
+              <w:t>consigneePhone</w:t>
+            </w:r>
+            <w:r>
+              <w:rPr>
+                <w:rFonts w:cstheme="minorHAnsi"/>
+                <w:sz w:val="20"/>
+                <w:szCs w:val="20"/>
+              </w:rPr>
+              <w:t>}</w:t>
+            </w:r>
+            <w:r>
+              <w:rPr>
+                <w:rFonts w:cstheme="minorHAnsi"/>
+                <w:sz w:val="20"/>
+                <w:szCs w:val="20"/>
+              </w:rPr>
+              <w:t xml:space="preserve"> </w:t>
+            </w:r>
+          </w:p>
+          <w:p>
+            <w:pPr>
+              <w:rPr>
+                <w:rFonts w:cstheme="minorHAnsi"/>
+                <w:sz w:val="20"/>
+                <w:szCs w:val="20"/>
+              </w:rPr>
+            </w:pPr>
+            <w:r>
+              <w:rPr>
+                <w:rFonts w:cstheme="minorHAnsi"/>
+                <w:sz w:val="20"/>
+                <w:szCs w:val="20"/>
+              </w:rPr>
+              <w:t>{#</w:t>
+            </w:r>
+            <w:r>
+              <w:rPr>
+                <w:rFonts w:cstheme="minorHAnsi"/>
+                <w:sz w:val="20"/>
+                <w:szCs w:val="20"/>
+              </w:rPr>
+              <w:t>consigneeEmail</w:t>
+            </w:r>
+            <w:r>
+              <w:rPr>
+                <w:rFonts w:cstheme="minorHAnsi"/>
+                <w:sz w:val="20"/>
+                <w:szCs w:val="20"/>
+              </w:rPr>
+              <w:t>}</w:t>
+            </w:r>
+            <w:r>
+              <w:rPr>
+                <w:rFonts w:cstheme="minorHAnsi"/>
+                <w:sz w:val="20"/>
+                <w:szCs w:val="20"/>
+              </w:rPr>
+              <w:t>EMAIL</w:t>
+            </w:r>
+            <w:r>
+              <w:rPr>
+                <w:rFonts w:cstheme="minorHAnsi"/>
+                <w:sz w:val="20"/>
+                <w:szCs w:val="20"/>
+              </w:rPr>
+              <w:t>:{</w:t>
+            </w:r>
+            <w:r>
+              <w:rPr>
+                <w:rFonts w:cstheme="minorHAnsi"/>
+                <w:sz w:val="20"/>
+                <w:szCs w:val="20"/>
+              </w:rPr>
+              <w:t>consigneeEmail</w:t>
+            </w:r>
+            <w:r>
+              <w:rPr>
+                <w:rFonts w:cstheme="minorHAnsi"/>
+                <w:sz w:val="20"/>
+                <w:szCs w:val="20"/>
+              </w:rPr>
+              <w:t>}</w:t>
+            </w:r>
+            <w:r>
+              <w:rPr>
+                <w:rFonts w:cstheme="minorHAnsi"/>
+                <w:sz w:val="20"/>
+                <w:szCs w:val="20"/>
+              </w:rPr>
+              <w:t>{/</w:t>
+            </w:r>
+            <w:r>
+              <w:rPr>
+                <w:rFonts w:cstheme="minorHAnsi"/>
+                <w:sz w:val="20"/>
+                <w:szCs w:val="20"/>
+              </w:rPr>
+              <w:t>consigneeEmail</w:t>
+            </w:r>
+            <w:r>
+              <w:rPr>
+                <w:rFonts w:cstheme="minorHAnsi"/>
+                <w:sz w:val="20"/>
+                <w:szCs w:val="20"/>
+              </w:rPr>
+              <w:t>}</w:t>
+            </w:r>
+            <w:r>
+              <w:rPr>
+                <w:rFonts w:cstheme="minorHAnsi"/>
+                <w:sz w:val="20"/>
+                <w:szCs w:val="20"/>
+              </w:rPr>
+              <w:t>{/isUK}</w:t>
+            </w:r>
+          </w:p>
+          <w:p>
+            <w:pPr>
+              <w:rPr>
+                <w:rFonts w:cstheme="minorHAnsi"/>
+                <w:sz w:val="20"/>
+                <w:szCs w:val="20"/>
+              </w:rPr>
+            </w:pPr>
+            <w:r>
+              <w:rPr>
+                <w:rFonts w:cstheme="minorHAnsi"/>
+                <w:sz w:val="20"/>
+                <w:szCs w:val="20"/>
+              </w:rPr>
+              <w:t>{#</w:t>
+            </w:r>
+            <w:r>
+              <w:rPr>
+                <w:rFonts w:cstheme="minorHAnsi"/>
+                <w:sz w:val="20"/>
+                <w:szCs w:val="20"/>
+              </w:rPr>
+              <w:t>notifyName</w:t>
+            </w:r>
+            <w:r>
+              <w:rPr>
+                <w:rFonts w:cstheme="minorHAnsi"/>
+                <w:sz w:val="20"/>
+                <w:szCs w:val="20"/>
+              </w:rPr>
+              <w:t>}</w:t>
+            </w:r>
+            <w:r>
+              <w:rPr>
+                <w:rFonts w:cstheme="minorHAnsi"/>
+                <w:sz w:val="20"/>
+                <w:szCs w:val="20"/>
+              </w:rPr>
+              <w:t>{#</w:t>
+            </w:r>
+            <w:r>
+              <w:rPr>
+                <w:rFonts w:cstheme="minorHAnsi"/>
+                <w:sz w:val="20"/>
+                <w:szCs w:val="20"/>
+              </w:rPr>
+              <w:t>notifyAddress</w:t>
+            </w:r>
+            <w:r>
+              <w:rPr>
+                <w:rFonts w:cstheme="minorHAnsi"/>
+                <w:sz w:val="20"/>
+                <w:szCs w:val="20"/>
+              </w:rPr>
+              <w:t>}</w:t>
+            </w:r>
+          </w:p>
+          <w:p>
+            <w:pPr>
+              <w:rPr>
+                <w:rFonts w:cstheme="minorHAnsi"/>
+                <w:sz w:val="20"/>
+                <w:szCs w:val="20"/>
+              </w:rPr>
+            </w:pPr>
+            <w:r>
+              <w:rPr>
+                <w:rFonts w:cstheme="minorHAnsi"/>
+                <w:sz w:val="20"/>
+                <w:szCs w:val="20"/>
+              </w:rPr>
+              <w:t>NOTIFY</w:t>
+            </w:r>
+            <w:r>
+              <w:rPr>
+                <w:rFonts w:cstheme="minorHAnsi"/>
+                <w:sz w:val="20"/>
+                <w:szCs w:val="20"/>
+              </w:rPr>
+              <w:t xml:space="preserve"> – </w:t>
             </w:r>
           </w:p>
           <w:p>
@@ -753,34 +871,14 @@
               </w:rPr>
               <w:t>{</w:t>
             </w:r>
-            <w:proofErr w:type="spellStart"/>
-            <w:r>
-              <w:rPr>
-                <w:rFonts w:cstheme="minorHAnsi"/>
-                <w:sz w:val="20"/>
-                <w:szCs w:val="20"/>
-              </w:rPr>
-              <w:t>consigneeCountry</w:t>
-            </w:r>
-            <w:proofErr w:type="spellEnd"/>
-            <w:r>
-              <w:rPr>
-                <w:rFonts w:cstheme="minorHAnsi"/>
-                <w:sz w:val="20"/>
-                <w:szCs w:val="20"/>
-              </w:rPr>
-              <w:t>} {</w:t>
-            </w:r>
-            <w:proofErr w:type="spellStart"/>
-            <w:r>
-              <w:rPr>
-                <w:rFonts w:cstheme="minorHAnsi"/>
-                <w:sz w:val="20"/>
-                <w:szCs w:val="20"/>
-              </w:rPr>
-              <w:t>consigneeZip</w:t>
-            </w:r>
-            <w:proofErr w:type="spellEnd"/>
+            <w:r>
+              <w:rPr>
+                <w:rFonts w:cstheme="minorHAnsi"/>
+                <w:sz w:val="20"/>
+                <w:szCs w:val="20"/>
+              </w:rPr>
+              <w:t>notifyName</w:t>
+            </w:r>
             <w:r>
               <w:rPr>
                 <w:rFonts w:cstheme="minorHAnsi"/>
@@ -789,32 +887,23 @@
               </w:rPr>
               <w:t>}</w:t>
             </w:r>
-          </w:p>
-          <w:p>
-            <w:pPr>
-              <w:rPr>
-                <w:rFonts w:cstheme="minorHAnsi"/>
-                <w:sz w:val="20"/>
-                <w:szCs w:val="20"/>
-              </w:rPr>
-            </w:pPr>
-            <w:r>
-              <w:rPr>
-                <w:rFonts w:cstheme="minorHAnsi"/>
-                <w:sz w:val="20"/>
-                <w:szCs w:val="20"/>
-              </w:rPr>
-              <w:t>{#</w:t>
-            </w:r>
-            <w:proofErr w:type="gramStart"/>
-            <w:r>
-              <w:rPr>
-                <w:rFonts w:cstheme="minorHAnsi"/>
-                <w:sz w:val="20"/>
-                <w:szCs w:val="20"/>
-              </w:rPr>
-              <w:t>isUK}</w:t>
-            </w:r>
+            <w:r>
+              <w:rPr>
+                <w:rFonts w:cstheme="minorHAnsi"/>
+                <w:sz w:val="20"/>
+                <w:szCs w:val="20"/>
+              </w:rPr>
+              <w:t xml:space="preserve"> </w:t>
+            </w:r>
+          </w:p>
+          <w:p>
+            <w:pPr>
+              <w:rPr>
+                <w:rFonts w:cstheme="minorHAnsi"/>
+                <w:sz w:val="20"/>
+                <w:szCs w:val="20"/>
+              </w:rPr>
+            </w:pPr>
             <w:r>
               <w:rPr>
                 <w:rFonts w:cstheme="minorHAnsi"/>
@@ -823,23 +912,13 @@
               </w:rPr>
               <w:t>{</w:t>
             </w:r>
-            <w:proofErr w:type="gramEnd"/>
-            <w:r>
-              <w:rPr>
-                <w:rFonts w:cstheme="minorHAnsi"/>
-                <w:sz w:val="20"/>
-                <w:szCs w:val="20"/>
-              </w:rPr>
-              <w:t>#</w:t>
-            </w:r>
-            <w:proofErr w:type="gramStart"/>
-            <w:r>
-              <w:rPr>
-                <w:rFonts w:cstheme="minorHAnsi"/>
-                <w:sz w:val="20"/>
-                <w:szCs w:val="20"/>
-              </w:rPr>
-              <w:t>consigneePhone</w:t>
+            <w:r>
+              <w:rPr>
+                <w:rFonts w:cstheme="minorHAnsi"/>
+                <w:sz w:val="20"/>
+                <w:szCs w:val="20"/>
+              </w:rPr>
+              <w:t>notifyAddress</w:t>
             </w:r>
             <w:r>
               <w:rPr>
@@ -855,207 +934,15 @@
                 <w:sz w:val="20"/>
                 <w:szCs w:val="20"/>
               </w:rPr>
-              <w:t>TELE</w:t>
-            </w:r>
-            <w:proofErr w:type="gramEnd"/>
-            <w:r>
-              <w:rPr>
-                <w:rFonts w:cstheme="minorHAnsi"/>
-                <w:sz w:val="20"/>
-                <w:szCs w:val="20"/>
-              </w:rPr>
-              <w:t>: {</w:t>
-            </w:r>
-            <w:proofErr w:type="spellStart"/>
-            <w:r>
-              <w:rPr>
-                <w:rFonts w:cstheme="minorHAnsi"/>
-                <w:sz w:val="20"/>
-                <w:szCs w:val="20"/>
-              </w:rPr>
-              <w:t>consigneePhone</w:t>
-            </w:r>
-            <w:proofErr w:type="spellEnd"/>
-            <w:r>
-              <w:rPr>
-                <w:rFonts w:cstheme="minorHAnsi"/>
-                <w:sz w:val="20"/>
-                <w:szCs w:val="20"/>
-              </w:rPr>
-              <w:t>}</w:t>
-            </w:r>
-            <w:r>
-              <w:rPr>
-                <w:rFonts w:cstheme="minorHAnsi"/>
-                <w:sz w:val="20"/>
-                <w:szCs w:val="20"/>
-              </w:rPr>
-              <w:t>{/</w:t>
-            </w:r>
-            <w:proofErr w:type="spellStart"/>
-            <w:r>
-              <w:rPr>
-                <w:rFonts w:cstheme="minorHAnsi"/>
-                <w:sz w:val="20"/>
-                <w:szCs w:val="20"/>
-              </w:rPr>
-              <w:t>consigneePhone</w:t>
-            </w:r>
-            <w:proofErr w:type="spellEnd"/>
-            <w:r>
-              <w:rPr>
-                <w:rFonts w:cstheme="minorHAnsi"/>
-                <w:sz w:val="20"/>
-                <w:szCs w:val="20"/>
-              </w:rPr>
-              <w:t>}</w:t>
-            </w:r>
-          </w:p>
-          <w:p>
-            <w:pPr>
-              <w:rPr>
-                <w:rFonts w:cstheme="minorHAnsi"/>
-                <w:sz w:val="20"/>
-                <w:szCs w:val="20"/>
-              </w:rPr>
-            </w:pPr>
-            <w:r>
-              <w:rPr>
-                <w:rFonts w:cstheme="minorHAnsi"/>
-                <w:sz w:val="20"/>
-                <w:szCs w:val="20"/>
-              </w:rPr>
-              <w:t>{#</w:t>
-            </w:r>
-            <w:proofErr w:type="gramStart"/>
-            <w:r>
-              <w:rPr>
-                <w:rFonts w:cstheme="minorHAnsi"/>
-                <w:sz w:val="20"/>
-                <w:szCs w:val="20"/>
-              </w:rPr>
-              <w:t>consigneeEmail</w:t>
-            </w:r>
-            <w:r>
-              <w:rPr>
-                <w:rFonts w:cstheme="minorHAnsi"/>
-                <w:sz w:val="20"/>
-                <w:szCs w:val="20"/>
-              </w:rPr>
-              <w:t>}</w:t>
-            </w:r>
-            <w:r>
-              <w:rPr>
-                <w:rFonts w:cstheme="minorHAnsi"/>
-                <w:sz w:val="20"/>
-                <w:szCs w:val="20"/>
-              </w:rPr>
-              <w:t>EMAIL</w:t>
-            </w:r>
-            <w:proofErr w:type="gramEnd"/>
-            <w:r>
-              <w:rPr>
-                <w:rFonts w:cstheme="minorHAnsi"/>
-                <w:sz w:val="20"/>
-                <w:szCs w:val="20"/>
-              </w:rPr>
-              <w:t>:</w:t>
-            </w:r>
-            <w:r>
-              <w:rPr>
-                <w:rFonts w:cstheme="minorHAnsi"/>
-                <w:sz w:val="20"/>
-                <w:szCs w:val="20"/>
-              </w:rPr>
-              <w:t xml:space="preserve"> </w:t>
-            </w:r>
-            <w:r>
-              <w:rPr>
-                <w:rFonts w:cstheme="minorHAnsi"/>
-                <w:sz w:val="20"/>
-                <w:szCs w:val="20"/>
-              </w:rPr>
-              <w:t>{</w:t>
-            </w:r>
-            <w:proofErr w:type="spellStart"/>
-            <w:r>
-              <w:rPr>
-                <w:rFonts w:cstheme="minorHAnsi"/>
-                <w:sz w:val="20"/>
-                <w:szCs w:val="20"/>
-              </w:rPr>
-              <w:t>consigneeEmail</w:t>
-            </w:r>
-            <w:proofErr w:type="spellEnd"/>
-            <w:r>
-              <w:rPr>
-                <w:rFonts w:cstheme="minorHAnsi"/>
-                <w:sz w:val="20"/>
-                <w:szCs w:val="20"/>
-              </w:rPr>
-              <w:t>}</w:t>
-            </w:r>
-            <w:r>
-              <w:rPr>
-                <w:rFonts w:cstheme="minorHAnsi"/>
-                <w:sz w:val="20"/>
-                <w:szCs w:val="20"/>
-              </w:rPr>
-              <w:t>{/</w:t>
-            </w:r>
-            <w:proofErr w:type="spellStart"/>
-            <w:proofErr w:type="gramStart"/>
-            <w:r>
-              <w:rPr>
-                <w:rFonts w:cstheme="minorHAnsi"/>
-                <w:sz w:val="20"/>
-                <w:szCs w:val="20"/>
-              </w:rPr>
-              <w:t>consigneeEmail</w:t>
-            </w:r>
-            <w:proofErr w:type="spellEnd"/>
-            <w:r>
-              <w:rPr>
-                <w:rFonts w:cstheme="minorHAnsi"/>
-                <w:sz w:val="20"/>
-                <w:szCs w:val="20"/>
-              </w:rPr>
-              <w:t>}</w:t>
-            </w:r>
-            <w:r>
-              <w:rPr>
-                <w:rFonts w:cstheme="minorHAnsi"/>
-                <w:sz w:val="20"/>
-                <w:szCs w:val="20"/>
-              </w:rPr>
-              <w:t>{</w:t>
-            </w:r>
-            <w:proofErr w:type="gramEnd"/>
-            <w:r>
-              <w:rPr>
-                <w:rFonts w:cstheme="minorHAnsi"/>
-                <w:sz w:val="20"/>
-                <w:szCs w:val="20"/>
-              </w:rPr>
-              <w:t>/</w:t>
-            </w:r>
-            <w:proofErr w:type="spellStart"/>
-            <w:r>
-              <w:rPr>
-                <w:rFonts w:cstheme="minorHAnsi"/>
-                <w:sz w:val="20"/>
-                <w:szCs w:val="20"/>
-              </w:rPr>
-              <w:t>isUK</w:t>
-            </w:r>
-            <w:proofErr w:type="spellEnd"/>
-            <w:r>
-              <w:rPr>
-                <w:rFonts w:cstheme="minorHAnsi"/>
-                <w:sz w:val="20"/>
-                <w:szCs w:val="20"/>
-              </w:rPr>
-              <w:t>}</w:t>
+              <w:t>{/}</w:t>
+            </w:r>
+            <w:r>
+              <w:rPr>
+                <w:rFonts w:cstheme="minorHAnsi"/>
+                <w:sz w:val="20"/>
+                <w:szCs w:val="20"/>
+              </w:rPr>
+              <w:t>{/}</w:t>
             </w:r>
           </w:p>
         </w:tc>
@@ -1101,7 +988,6 @@
               </w:rPr>
               <w:t>{</w:t>
             </w:r>
-            <w:proofErr w:type="spellStart"/>
             <w:r>
               <w:rPr>
                 <w:rFonts w:cstheme="minorHAnsi"/>
@@ -1110,7 +996,6 @@
               </w:rPr>
               <w:t>buyerName</w:t>
             </w:r>
-            <w:proofErr w:type="spellEnd"/>
             <w:r>
               <w:rPr>
                 <w:rFonts w:cstheme="minorHAnsi"/>
@@ -1136,7 +1021,6 @@
               </w:rPr>
               <w:t>{</w:t>
             </w:r>
-            <w:proofErr w:type="spellStart"/>
             <w:r>
               <w:rPr>
                 <w:rFonts w:cstheme="minorHAnsi"/>
@@ -1145,7 +1029,6 @@
               </w:rPr>
               <w:t>buyerAddress</w:t>
             </w:r>
-            <w:proofErr w:type="spellEnd"/>
             <w:r>
               <w:rPr>
                 <w:rFonts w:cstheme="minorHAnsi"/>
@@ -1154,7 +1037,6 @@
               </w:rPr>
               <w:t>} {</w:t>
             </w:r>
-            <w:proofErr w:type="spellStart"/>
             <w:r>
               <w:rPr>
                 <w:rFonts w:cstheme="minorHAnsi"/>
@@ -1163,7 +1045,6 @@
               </w:rPr>
               <w:t>buyerCity</w:t>
             </w:r>
-            <w:proofErr w:type="spellEnd"/>
             <w:r>
               <w:rPr>
                 <w:rFonts w:cstheme="minorHAnsi"/>
@@ -1172,7 +1053,6 @@
               </w:rPr>
               <w:t>} {</w:t>
             </w:r>
-            <w:proofErr w:type="spellStart"/>
             <w:r>
               <w:rPr>
                 <w:rFonts w:cstheme="minorHAnsi"/>
@@ -1181,7 +1061,6 @@
               </w:rPr>
               <w:t>buyerState</w:t>
             </w:r>
-            <w:proofErr w:type="spellEnd"/>
             <w:r>
               <w:rPr>
                 <w:rFonts w:cstheme="minorHAnsi"/>
@@ -1207,7 +1086,6 @@
               </w:rPr>
               <w:t>{</w:t>
             </w:r>
-            <w:proofErr w:type="spellStart"/>
             <w:r>
               <w:rPr>
                 <w:rFonts w:cstheme="minorHAnsi"/>
@@ -1216,7 +1094,6 @@
               </w:rPr>
               <w:t>buyerCountry</w:t>
             </w:r>
-            <w:proofErr w:type="spellEnd"/>
             <w:r>
               <w:rPr>
                 <w:rFonts w:cstheme="minorHAnsi"/>
@@ -1225,7 +1102,6 @@
               </w:rPr>
               <w:t>} {</w:t>
             </w:r>
-            <w:proofErr w:type="spellStart"/>
             <w:r>
               <w:rPr>
                 <w:rFonts w:cstheme="minorHAnsi"/>
@@ -1234,7 +1110,6 @@
               </w:rPr>
               <w:t>buyerZip</w:t>
             </w:r>
-            <w:proofErr w:type="spellEnd"/>
             <w:r>
               <w:rPr>
                 <w:rFonts w:cstheme="minorHAnsi"/>
@@ -1307,7 +1182,6 @@
               </w:rPr>
               <w:t>{</w:t>
             </w:r>
-            <w:proofErr w:type="spellStart"/>
             <w:r>
               <w:rPr>
                 <w:rFonts w:cstheme="minorHAnsi"/>
@@ -1316,7 +1190,6 @@
               </w:rPr>
               <w:t>originOfGoods</w:t>
             </w:r>
-            <w:proofErr w:type="spellEnd"/>
             <w:r>
               <w:rPr>
                 <w:rFonts w:cstheme="minorHAnsi"/>
@@ -1368,7 +1241,6 @@
               </w:rPr>
               <w:t>{</w:t>
             </w:r>
-            <w:proofErr w:type="spellStart"/>
             <w:r>
               <w:rPr>
                 <w:rFonts w:cstheme="minorHAnsi"/>
@@ -1377,7 +1249,6 @@
               </w:rPr>
               <w:t>finalDestination</w:t>
             </w:r>
-            <w:proofErr w:type="spellEnd"/>
             <w:r>
               <w:rPr>
                 <w:rFonts w:cstheme="minorHAnsi"/>
@@ -1454,7 +1325,6 @@
               </w:rPr>
               <w:t>{</w:t>
             </w:r>
-            <w:proofErr w:type="spellStart"/>
             <w:r>
               <w:rPr>
                 <w:rFonts w:cstheme="minorHAnsi"/>
@@ -1463,7 +1333,6 @@
               </w:rPr>
               <w:t>termOfDeliveryAndPayment</w:t>
             </w:r>
-            <w:proofErr w:type="spellEnd"/>
             <w:r>
               <w:rPr>
                 <w:rFonts w:cstheme="minorHAnsi"/>
@@ -1500,7 +1369,6 @@
                 <w:szCs w:val="20"/>
               </w:rPr>
             </w:pPr>
-            <w:proofErr w:type="spellStart"/>
             <w:r>
               <w:rPr>
                 <w:rFonts w:ascii="SansSerif" w:hAnsi="SansSerif" w:cs="SansSerif"/>
@@ -1508,17 +1376,7 @@
                 <w:sz w:val="20"/>
                 <w:szCs w:val="20"/>
               </w:rPr>
-              <w:t>Precarriage</w:t>
-            </w:r>
-            <w:proofErr w:type="spellEnd"/>
-            <w:r>
-              <w:rPr>
-                <w:rFonts w:ascii="SansSerif" w:hAnsi="SansSerif" w:cs="SansSerif"/>
-                <w:color w:val="000000"/>
-                <w:sz w:val="20"/>
-                <w:szCs w:val="20"/>
-              </w:rPr>
-              <w:t xml:space="preserve"> by:</w:t>
+              <w:t>Precarriage by:</w:t>
             </w:r>
           </w:p>
         </w:tc>
@@ -1573,7 +1431,6 @@
               </w:rPr>
               <w:t>{</w:t>
             </w:r>
-            <w:proofErr w:type="spellStart"/>
             <w:r>
               <w:rPr>
                 <w:rFonts w:ascii="SansSerif" w:hAnsi="SansSerif" w:cs="SansSerif"/>
@@ -1583,7 +1440,6 @@
               </w:rPr>
               <w:t>placeOfReceipt</w:t>
             </w:r>
-            <w:proofErr w:type="spellEnd"/>
             <w:r>
               <w:rPr>
                 <w:rFonts w:ascii="SansSerif" w:hAnsi="SansSerif" w:cs="SansSerif"/>
@@ -1718,7 +1574,6 @@
               </w:rPr>
               <w:t>{</w:t>
             </w:r>
-            <w:proofErr w:type="spellStart"/>
             <w:r>
               <w:rPr>
                 <w:rFonts w:ascii="SansSerif" w:hAnsi="SansSerif" w:cs="SansSerif"/>
@@ -1728,7 +1583,6 @@
               </w:rPr>
               <w:t>portOfLoading</w:t>
             </w:r>
-            <w:proofErr w:type="spellEnd"/>
             <w:r>
               <w:rPr>
                 <w:rFonts w:ascii="SansSerif" w:hAnsi="SansSerif" w:cs="SansSerif"/>
@@ -1814,7 +1668,6 @@
               </w:rPr>
               <w:t>{</w:t>
             </w:r>
-            <w:proofErr w:type="spellStart"/>
             <w:r>
               <w:rPr>
                 <w:rFonts w:ascii="SansSerif" w:hAnsi="SansSerif" w:cs="SansSerif"/>
@@ -1824,7 +1677,6 @@
               </w:rPr>
               <w:t>portOfDischarge</w:t>
             </w:r>
-            <w:proofErr w:type="spellEnd"/>
             <w:r>
               <w:rPr>
                 <w:rFonts w:ascii="SansSerif" w:hAnsi="SansSerif" w:cs="SansSerif"/>
@@ -1883,7 +1735,6 @@
               </w:rPr>
               <w:t>{</w:t>
             </w:r>
-            <w:proofErr w:type="spellStart"/>
             <w:r>
               <w:rPr>
                 <w:rFonts w:ascii="SansSerif" w:hAnsi="SansSerif" w:cs="SansSerif"/>
@@ -1893,7 +1744,6 @@
               </w:rPr>
               <w:t>finalDestination</w:t>
             </w:r>
-            <w:proofErr w:type="spellEnd"/>
             <w:r>
               <w:rPr>
                 <w:rFonts w:ascii="SansSerif" w:hAnsi="SansSerif" w:cs="SansSerif"/>
@@ -1963,7 +1813,6 @@
               </w:rPr>
               <w:t>{</w:t>
             </w:r>
-            <w:proofErr w:type="spellStart"/>
             <w:r>
               <w:rPr>
                 <w:rFonts w:cstheme="minorHAnsi"/>
@@ -1972,7 +1821,6 @@
               </w:rPr>
               <w:t>privateRemark</w:t>
             </w:r>
-            <w:proofErr w:type="spellEnd"/>
             <w:r>
               <w:rPr>
                 <w:rFonts w:cstheme="minorHAnsi"/>
@@ -2159,22 +2007,8 @@
                       <w:sz w:val="20"/>
                       <w:szCs w:val="20"/>
                     </w:rPr>
-                    <w:t xml:space="preserve">Total </w:t>
-                  </w:r>
-                  <w:proofErr w:type="spellStart"/>
-                  <w:proofErr w:type="gramStart"/>
-                  <w:r>
-                    <w:rPr>
-                      <w:rFonts w:cstheme="minorHAnsi"/>
-                      <w:b/>
-                      <w:bCs/>
-                      <w:sz w:val="20"/>
-                      <w:szCs w:val="20"/>
-                    </w:rPr>
-                    <w:t>Sq.Mt</w:t>
-                  </w:r>
-                  <w:proofErr w:type="spellEnd"/>
-                  <w:proofErr w:type="gramEnd"/>
+                    <w:t>Total Sq.Mt</w:t>
+                  </w:r>
                 </w:p>
               </w:tc>
               <w:tc>
@@ -2234,29 +2068,7 @@
                       <w:sz w:val="20"/>
                       <w:szCs w:val="20"/>
                     </w:rPr>
-                    <w:t>{</w:t>
-                  </w:r>
-                  <w:proofErr w:type="spellStart"/>
-                  <w:r>
-                    <w:rPr>
-                      <w:rFonts w:cstheme="minorHAnsi"/>
-                      <w:b/>
-                      <w:bCs/>
-                      <w:sz w:val="20"/>
-                      <w:szCs w:val="20"/>
-                    </w:rPr>
-                    <w:t>currencyChar</w:t>
-                  </w:r>
-                  <w:proofErr w:type="spellEnd"/>
-                  <w:r>
-                    <w:rPr>
-                      <w:rFonts w:cstheme="minorHAnsi"/>
-                      <w:b/>
-                      <w:bCs/>
-                      <w:sz w:val="20"/>
-                      <w:szCs w:val="20"/>
-                    </w:rPr>
-                    <w:t>}</w:t>
+                    <w:t>{currencyChar}</w:t>
                   </w:r>
                 </w:p>
               </w:tc>
@@ -2311,29 +2123,7 @@
                       <w:sz w:val="20"/>
                       <w:szCs w:val="20"/>
                     </w:rPr>
-                    <w:t>{</w:t>
-                  </w:r>
-                  <w:proofErr w:type="spellStart"/>
-                  <w:r>
-                    <w:rPr>
-                      <w:rFonts w:cstheme="minorHAnsi"/>
-                      <w:b/>
-                      <w:bCs/>
-                      <w:sz w:val="20"/>
-                      <w:szCs w:val="20"/>
-                    </w:rPr>
-                    <w:t>currencyChar</w:t>
-                  </w:r>
-                  <w:proofErr w:type="spellEnd"/>
-                  <w:r>
-                    <w:rPr>
-                      <w:rFonts w:cstheme="minorHAnsi"/>
-                      <w:b/>
-                      <w:bCs/>
-                      <w:sz w:val="20"/>
-                      <w:szCs w:val="20"/>
-                    </w:rPr>
-                    <w:t>}</w:t>
+                    <w:t>{currencyChar}</w:t>
                   </w:r>
                 </w:p>
               </w:tc>
@@ -2504,34 +2294,7 @@
                       <w:sz w:val="18"/>
                       <w:szCs w:val="18"/>
                     </w:rPr>
-                    <w:t>{#</w:t>
-                  </w:r>
-                  <w:proofErr w:type="gramStart"/>
-                  <w:r>
-                    <w:rPr>
-                      <w:rFonts w:ascii="Arial" w:hAnsi="Arial" w:cs="Arial"/>
-                      <w:sz w:val="18"/>
-                      <w:szCs w:val="18"/>
-                    </w:rPr>
-                    <w:t>CIItems}{</w:t>
-                  </w:r>
-                  <w:proofErr w:type="gramEnd"/>
-                  <w:r>
-                    <w:rPr>
-                      <w:rFonts w:ascii="Arial" w:hAnsi="Arial" w:cs="Arial"/>
-                      <w:sz w:val="18"/>
-                      <w:szCs w:val="18"/>
-                    </w:rPr>
-                    <w:t>#</w:t>
-                  </w:r>
-                  <w:proofErr w:type="gramStart"/>
-                  <w:r>
-                    <w:rPr>
-                      <w:rFonts w:ascii="Arial" w:hAnsi="Arial" w:cs="Arial"/>
-                      <w:sz w:val="18"/>
-                      <w:szCs w:val="18"/>
-                    </w:rPr>
-                    <w:t>showThickness}</w:t>
+                    <w:t>{#CIItems}{#showThickness}</w:t>
                   </w:r>
                   <w:r>
                     <w:rPr>
@@ -2541,18 +2304,7 @@
                       <w:sz w:val="18"/>
                       <w:szCs w:val="18"/>
                     </w:rPr>
-                    <w:t>{</w:t>
-                  </w:r>
-                  <w:proofErr w:type="gramEnd"/>
-                  <w:r>
-                    <w:rPr>
-                      <w:rFonts w:ascii="Arial" w:hAnsi="Arial" w:cs="Arial"/>
-                      <w:b/>
-                      <w:bCs/>
-                      <w:sz w:val="18"/>
-                      <w:szCs w:val="18"/>
-                    </w:rPr>
-                    <w:t>thicknessDetail</w:t>
+                    <w:t>{thicknessDetail</w:t>
                   </w:r>
                   <w:r>
                     <w:rPr>
@@ -2756,46 +2508,16 @@
                       <w:sz w:val="18"/>
                       <w:szCs w:val="18"/>
                     </w:rPr>
-                    <w:t>COMMISION-</w:t>
-                  </w:r>
-                  <w:proofErr w:type="gramStart"/>
+                    <w:t>COMMISION-USD.{commision}{/</w:t>
+                  </w:r>
                   <w:r>
                     <w:rPr>
                       <w:rFonts w:ascii="Arial" w:hAnsi="Arial" w:cs="Arial"/>
                       <w:sz w:val="18"/>
                       <w:szCs w:val="18"/>
                     </w:rPr>
-                    <w:t>USD.{</w:t>
-                  </w:r>
-                  <w:proofErr w:type="spellStart"/>
-                  <w:proofErr w:type="gramEnd"/>
-                  <w:r>
-                    <w:rPr>
-                      <w:rFonts w:ascii="Arial" w:hAnsi="Arial" w:cs="Arial"/>
-                      <w:sz w:val="18"/>
-                      <w:szCs w:val="18"/>
-                    </w:rPr>
                     <w:t>commision</w:t>
                   </w:r>
-                  <w:proofErr w:type="spellEnd"/>
-                  <w:r>
-                    <w:rPr>
-                      <w:rFonts w:ascii="Arial" w:hAnsi="Arial" w:cs="Arial"/>
-                      <w:sz w:val="18"/>
-                      <w:szCs w:val="18"/>
-                    </w:rPr>
-                    <w:t>}{/</w:t>
-                  </w:r>
-                  <w:proofErr w:type="spellStart"/>
-                  <w:r>
-                    <w:rPr>
-                      <w:rFonts w:ascii="Arial" w:hAnsi="Arial" w:cs="Arial"/>
-                      <w:sz w:val="18"/>
-                      <w:szCs w:val="18"/>
-                    </w:rPr>
-                    <w:t>commision</w:t>
-                  </w:r>
-                  <w:proofErr w:type="spellEnd"/>
                   <w:r>
                     <w:rPr>
                       <w:rFonts w:ascii="Arial" w:hAnsi="Arial" w:cs="Arial"/>
@@ -2905,25 +2627,7 @@
                       <w:sz w:val="18"/>
                       <w:szCs w:val="18"/>
                     </w:rPr>
-                    <w:t>{#invoices} {#</w:t>
-                  </w:r>
-                  <w:proofErr w:type="gramStart"/>
-                  <w:r>
-                    <w:rPr>
-                      <w:rFonts w:ascii="Arial" w:hAnsi="Arial" w:cs="Arial"/>
-                      <w:sz w:val="18"/>
-                      <w:szCs w:val="18"/>
-                    </w:rPr>
-                    <w:t>isFirst}{</w:t>
-                  </w:r>
-                  <w:proofErr w:type="gramEnd"/>
-                  <w:r>
-                    <w:rPr>
-                      <w:rFonts w:ascii="Arial" w:hAnsi="Arial" w:cs="Arial"/>
-                      <w:sz w:val="18"/>
-                      <w:szCs w:val="18"/>
-                    </w:rPr>
-                    <w:t>fsc}{/isFirst}</w:t>
+                    <w:t>{#invoices} {#isFirst}{fsc}{/isFirst}</w:t>
                   </w:r>
                 </w:p>
               </w:tc>
@@ -2975,25 +2679,7 @@
                       <w:sz w:val="18"/>
                       <w:szCs w:val="18"/>
                     </w:rPr>
-                    <w:t>{</w:t>
-                  </w:r>
-                  <w:proofErr w:type="spellStart"/>
-                  <w:r>
-                    <w:rPr>
-                      <w:rFonts w:ascii="Arial" w:hAnsi="Arial" w:cs="Arial"/>
-                      <w:sz w:val="18"/>
-                      <w:szCs w:val="18"/>
-                    </w:rPr>
-                    <w:t>totalSq</w:t>
-                  </w:r>
-                  <w:proofErr w:type="spellEnd"/>
-                  <w:r>
-                    <w:rPr>
-                      <w:rFonts w:ascii="Arial" w:hAnsi="Arial" w:cs="Arial"/>
-                      <w:sz w:val="18"/>
-                      <w:szCs w:val="18"/>
-                    </w:rPr>
-                    <w:t>}</w:t>
+                    <w:t>{totalSq}</w:t>
                   </w:r>
                 </w:p>
               </w:tc>
@@ -3045,25 +2731,7 @@
                       <w:sz w:val="18"/>
                       <w:szCs w:val="18"/>
                     </w:rPr>
-                    <w:t>{value} {/invoices} {/</w:t>
-                  </w:r>
-                  <w:proofErr w:type="spellStart"/>
-                  <w:r>
-                    <w:rPr>
-                      <w:rFonts w:ascii="Arial" w:hAnsi="Arial" w:cs="Arial"/>
-                      <w:sz w:val="18"/>
-                      <w:szCs w:val="18"/>
-                    </w:rPr>
-                    <w:t>CIItems</w:t>
-                  </w:r>
-                  <w:proofErr w:type="spellEnd"/>
-                  <w:r>
-                    <w:rPr>
-                      <w:rFonts w:ascii="Arial" w:hAnsi="Arial" w:cs="Arial"/>
-                      <w:sz w:val="18"/>
-                      <w:szCs w:val="18"/>
-                    </w:rPr>
-                    <w:t>}</w:t>
+                    <w:t>{value} {/invoices} {/CIItems}</w:t>
                   </w:r>
                 </w:p>
               </w:tc>
@@ -3135,25 +2803,7 @@
                       <w:sz w:val="18"/>
                       <w:szCs w:val="18"/>
                     </w:rPr>
-                    <w:t>As Per P/List {/</w:t>
-                  </w:r>
-                  <w:proofErr w:type="spellStart"/>
-                  <w:r>
-                    <w:rPr>
-                      <w:rFonts w:ascii="Arial" w:hAnsi="Arial" w:cs="Arial"/>
-                      <w:sz w:val="18"/>
-                      <w:szCs w:val="18"/>
-                    </w:rPr>
-                    <w:t>isSampleBox</w:t>
-                  </w:r>
-                  <w:proofErr w:type="spellEnd"/>
-                  <w:r>
-                    <w:rPr>
-                      <w:rFonts w:ascii="Arial" w:hAnsi="Arial" w:cs="Arial"/>
-                      <w:sz w:val="18"/>
-                      <w:szCs w:val="18"/>
-                    </w:rPr>
-                    <w:t>}</w:t>
+                    <w:t>As Per P/List {/isSampleBox}</w:t>
                   </w:r>
                 </w:p>
               </w:tc>
@@ -3294,7 +2944,6 @@
                     </w:rPr>
                     <w:t>{</w:t>
                   </w:r>
-                  <w:proofErr w:type="spellStart"/>
                   <w:r>
                     <w:rPr>
                       <w:rFonts w:ascii="Arial" w:hAnsi="Arial" w:cs="Arial"/>
@@ -3303,7 +2952,6 @@
                     </w:rPr>
                     <w:t>sampleDetails</w:t>
                   </w:r>
-                  <w:proofErr w:type="spellEnd"/>
                   <w:r>
                     <w:rPr>
                       <w:rFonts w:ascii="Arial" w:hAnsi="Arial" w:cs="Arial"/>
@@ -3362,25 +3010,7 @@
                       <w:sz w:val="18"/>
                       <w:szCs w:val="18"/>
                     </w:rPr>
-                    <w:t>{</w:t>
-                  </w:r>
-                  <w:proofErr w:type="spellStart"/>
-                  <w:r>
-                    <w:rPr>
-                      <w:rFonts w:ascii="Arial" w:hAnsi="Arial" w:cs="Arial"/>
-                      <w:sz w:val="18"/>
-                      <w:szCs w:val="18"/>
-                    </w:rPr>
-                    <w:t>totalSq</w:t>
-                  </w:r>
-                  <w:proofErr w:type="spellEnd"/>
-                  <w:r>
-                    <w:rPr>
-                      <w:rFonts w:ascii="Arial" w:hAnsi="Arial" w:cs="Arial"/>
-                      <w:sz w:val="18"/>
-                      <w:szCs w:val="18"/>
-                    </w:rPr>
-                    <w:t>}</w:t>
+                    <w:t>{totalSq}</w:t>
                   </w:r>
                 </w:p>
               </w:tc>
@@ -3440,25 +3070,7 @@
                       <w:sz w:val="16"/>
                       <w:szCs w:val="16"/>
                     </w:rPr>
-                    <w:t>{/</w:t>
-                  </w:r>
-                  <w:proofErr w:type="spellStart"/>
-                  <w:r>
-                    <w:rPr>
-                      <w:rFonts w:ascii="Arial" w:hAnsi="Arial" w:cs="Arial"/>
-                      <w:sz w:val="16"/>
-                      <w:szCs w:val="16"/>
-                    </w:rPr>
-                    <w:t>sampleBox</w:t>
-                  </w:r>
-                  <w:proofErr w:type="spellEnd"/>
-                  <w:r>
-                    <w:rPr>
-                      <w:rFonts w:ascii="Arial" w:hAnsi="Arial" w:cs="Arial"/>
-                      <w:sz w:val="16"/>
-                      <w:szCs w:val="16"/>
-                    </w:rPr>
-                    <w:t>}</w:t>
+                    <w:t>{/sampleBox}</w:t>
                   </w:r>
                 </w:p>
               </w:tc>
@@ -3508,7 +3120,6 @@
               </w:rPr>
               <w:t>{</w:t>
             </w:r>
-            <w:proofErr w:type="spellStart"/>
             <w:r>
               <w:rPr>
                 <w:rFonts w:cstheme="minorHAnsi"/>
@@ -3517,7 +3128,6 @@
               </w:rPr>
               <w:t>additionSumAmount</w:t>
             </w:r>
-            <w:proofErr w:type="spellEnd"/>
             <w:r>
               <w:rPr>
                 <w:rFonts w:cstheme="minorHAnsi"/>
@@ -3794,18 +3404,56 @@
                 <w:sz w:val="20"/>
                 <w:szCs w:val="20"/>
               </w:rPr>
+              <w:t>{deliveryTerms}</w:t>
+            </w:r>
+            <w:r>
+              <w:rPr>
+                <w:rFonts w:cstheme="minorHAnsi"/>
+                <w:sz w:val="20"/>
+                <w:szCs w:val="20"/>
+              </w:rPr>
+              <w:t xml:space="preserve"> </w:t>
+            </w:r>
+            <w:r>
+              <w:rPr>
+                <w:rFonts w:cstheme="minorHAnsi"/>
+                <w:sz w:val="20"/>
+                <w:szCs w:val="20"/>
+              </w:rPr>
+              <w:t>{dischargeTerms}</w:t>
+            </w:r>
+            <w:r>
+              <w:rPr>
+                <w:rFonts w:cstheme="minorHAnsi"/>
+                <w:sz w:val="20"/>
+                <w:szCs w:val="20"/>
+              </w:rPr>
+              <w:t xml:space="preserve"> </w:t>
+            </w:r>
+            <w:r>
+              <w:rPr>
+                <w:rFonts w:cstheme="minorHAnsi"/>
+                <w:sz w:val="20"/>
+                <w:szCs w:val="20"/>
+              </w:rPr>
+              <w:t xml:space="preserve">  </w:t>
+            </w:r>
+            <w:r>
+              <w:rPr>
+                <w:rFonts w:cstheme="minorHAnsi"/>
+                <w:sz w:val="20"/>
+                <w:szCs w:val="20"/>
+              </w:rPr>
               <w:t>{</w:t>
             </w:r>
-            <w:proofErr w:type="spellStart"/>
-            <w:r>
-              <w:rPr>
-                <w:rFonts w:cstheme="minorHAnsi"/>
-                <w:sz w:val="20"/>
-                <w:szCs w:val="20"/>
-              </w:rPr>
-              <w:t>deliveryTerms</w:t>
-            </w:r>
-            <w:proofErr w:type="spellEnd"/>
+            <w:r>
+              <w:rPr>
+                <w:rFonts w:cstheme="minorHAnsi"/>
+                <w:sz w:val="20"/>
+                <w:szCs w:val="20"/>
+              </w:rPr>
+              <w:t>currencyChar</w:t>
+            </w:r>
             <w:r>
               <w:rPr>
                 <w:rFonts w:cstheme="minorHAnsi"/>
@@ -3828,33 +3476,6 @@
                 <w:sz w:val="20"/>
                 <w:szCs w:val="20"/>
               </w:rPr>
-              <w:t>{</w:t>
-            </w:r>
-            <w:proofErr w:type="spellStart"/>
-            <w:proofErr w:type="gramStart"/>
-            <w:r>
-              <w:rPr>
-                <w:rFonts w:cstheme="minorHAnsi"/>
-                <w:sz w:val="20"/>
-                <w:szCs w:val="20"/>
-              </w:rPr>
-              <w:t>dischargeTerms</w:t>
-            </w:r>
-            <w:proofErr w:type="spellEnd"/>
-            <w:r>
-              <w:rPr>
-                <w:rFonts w:cstheme="minorHAnsi"/>
-                <w:sz w:val="20"/>
-                <w:szCs w:val="20"/>
-              </w:rPr>
-              <w:t>}</w:t>
-            </w:r>
-            <w:r>
-              <w:rPr>
-                <w:rFonts w:cstheme="minorHAnsi"/>
-                <w:sz w:val="20"/>
-                <w:szCs w:val="20"/>
-              </w:rPr>
               <w:t xml:space="preserve"> </w:t>
             </w:r>
             <w:r>
@@ -3863,35 +3484,7 @@
                 <w:sz w:val="20"/>
                 <w:szCs w:val="20"/>
               </w:rPr>
-              <w:t xml:space="preserve">  </w:t>
-            </w:r>
-            <w:proofErr w:type="gramEnd"/>
-            <w:r>
-              <w:rPr>
-                <w:rFonts w:cstheme="minorHAnsi"/>
-                <w:sz w:val="20"/>
-                <w:szCs w:val="20"/>
-              </w:rPr>
-              <w:t>{</w:t>
-            </w:r>
-            <w:proofErr w:type="spellStart"/>
-            <w:proofErr w:type="gramStart"/>
-            <w:r>
-              <w:rPr>
-                <w:rFonts w:cstheme="minorHAnsi"/>
-                <w:sz w:val="20"/>
-                <w:szCs w:val="20"/>
-              </w:rPr>
-              <w:t>currencyChar</w:t>
-            </w:r>
-            <w:proofErr w:type="spellEnd"/>
-            <w:r>
-              <w:rPr>
-                <w:rFonts w:cstheme="minorHAnsi"/>
-                <w:sz w:val="20"/>
-                <w:szCs w:val="20"/>
-              </w:rPr>
-              <w:t>}</w:t>
+              <w:t>{netAmountWords}</w:t>
             </w:r>
             <w:r>
               <w:rPr>
@@ -3915,51 +3508,8 @@
                 <w:sz w:val="20"/>
                 <w:szCs w:val="20"/>
               </w:rPr>
-              <w:t>{</w:t>
-            </w:r>
-            <w:proofErr w:type="spellStart"/>
-            <w:r>
-              <w:rPr>
-                <w:rFonts w:cstheme="minorHAnsi"/>
-                <w:sz w:val="20"/>
-                <w:szCs w:val="20"/>
-              </w:rPr>
-              <w:t>netAmountWords</w:t>
-            </w:r>
-            <w:proofErr w:type="spellEnd"/>
-            <w:r>
-              <w:rPr>
-                <w:rFonts w:cstheme="minorHAnsi"/>
-                <w:sz w:val="20"/>
-                <w:szCs w:val="20"/>
-              </w:rPr>
-              <w:t>}</w:t>
-            </w:r>
-            <w:r>
-              <w:rPr>
-                <w:rFonts w:cstheme="minorHAnsi"/>
-                <w:sz w:val="20"/>
-                <w:szCs w:val="20"/>
-              </w:rPr>
-              <w:t xml:space="preserve"> </w:t>
-            </w:r>
-            <w:r>
-              <w:rPr>
-                <w:rFonts w:cstheme="minorHAnsi"/>
-                <w:sz w:val="20"/>
-                <w:szCs w:val="20"/>
-              </w:rPr>
-              <w:t xml:space="preserve"> </w:t>
-            </w:r>
-            <w:r>
-              <w:rPr>
-                <w:rFonts w:cstheme="minorHAnsi"/>
-                <w:sz w:val="20"/>
-                <w:szCs w:val="20"/>
-              </w:rPr>
               <w:t>Only</w:t>
             </w:r>
-            <w:proofErr w:type="gramEnd"/>
           </w:p>
         </w:tc>
         <w:tc>
@@ -3989,25 +3539,7 @@
                 <w:sz w:val="20"/>
                 <w:szCs w:val="20"/>
               </w:rPr>
-              <w:t>{</w:t>
-            </w:r>
-            <w:proofErr w:type="spellStart"/>
-            <w:r>
-              <w:rPr>
-                <w:rFonts w:cstheme="minorHAnsi"/>
-                <w:sz w:val="20"/>
-                <w:szCs w:val="20"/>
-              </w:rPr>
-              <w:t>netAmount</w:t>
-            </w:r>
-            <w:proofErr w:type="spellEnd"/>
-            <w:r>
-              <w:rPr>
-                <w:rFonts w:cstheme="minorHAnsi"/>
-                <w:sz w:val="20"/>
-                <w:szCs w:val="20"/>
-              </w:rPr>
-              <w:t>}</w:t>
+              <w:t>{netAmount}</w:t>
             </w:r>
           </w:p>
         </w:tc>
@@ -4043,7 +3575,6 @@
               </w:rPr>
               <w:t>{#</w:t>
             </w:r>
-            <w:proofErr w:type="gramStart"/>
             <w:r>
               <w:rPr>
                 <w:rFonts w:cstheme="minorHAnsi"/>
@@ -4058,16 +3589,15 @@
                 <w:sz w:val="18"/>
                 <w:szCs w:val="18"/>
               </w:rPr>
-              <w:t>}{</w:t>
-            </w:r>
-            <w:proofErr w:type="gramEnd"/>
+              <w:t>}{specialInstruction}{/</w:t>
+            </w:r>
             <w:r>
               <w:rPr>
                 <w:rFonts w:cstheme="minorHAnsi"/>
                 <w:sz w:val="18"/>
                 <w:szCs w:val="18"/>
               </w:rPr>
-              <w:t>specialInstruction}{/</w:t>
+              <w:t>specialInstruction</w:t>
             </w:r>
             <w:r>
               <w:rPr>
@@ -4075,42 +3605,41 @@
                 <w:sz w:val="18"/>
                 <w:szCs w:val="18"/>
               </w:rPr>
-              <w:t>specialInstruction</w:t>
-            </w:r>
-            <w:r>
+              <w:t>}</w:t>
+            </w:r>
+          </w:p>
+          <w:p>
+            <w:pPr>
+              <w:pStyle w:val="NoSpacing"/>
               <w:rPr>
                 <w:rFonts w:cstheme="minorHAnsi"/>
                 <w:sz w:val="18"/>
                 <w:szCs w:val="18"/>
               </w:rPr>
-              <w:t>}</w:t>
-            </w:r>
-          </w:p>
-          <w:p>
-            <w:pPr>
-              <w:pStyle w:val="NoSpacing"/>
+            </w:pPr>
+            <w:r>
               <w:rPr>
                 <w:rFonts w:cstheme="minorHAnsi"/>
                 <w:sz w:val="18"/>
                 <w:szCs w:val="18"/>
               </w:rPr>
-            </w:pPr>
+              <w:t>{#</w:t>
+            </w:r>
             <w:r>
               <w:rPr>
                 <w:rFonts w:cstheme="minorHAnsi"/>
                 <w:sz w:val="18"/>
                 <w:szCs w:val="18"/>
               </w:rPr>
-              <w:t>{#</w:t>
-            </w:r>
-            <w:proofErr w:type="gramStart"/>
+              <w:t>bottomNotes</w:t>
+            </w:r>
             <w:r>
               <w:rPr>
                 <w:rFonts w:cstheme="minorHAnsi"/>
                 <w:sz w:val="18"/>
                 <w:szCs w:val="18"/>
               </w:rPr>
-              <w:t>bottomNotes</w:t>
+              <w:t>}{</w:t>
             </w:r>
             <w:r>
               <w:rPr>
@@ -4118,53 +3647,42 @@
                 <w:sz w:val="18"/>
                 <w:szCs w:val="18"/>
               </w:rPr>
-              <w:t>}{</w:t>
-            </w:r>
-            <w:proofErr w:type="gramEnd"/>
+              <w:t>bottomNote</w:t>
+            </w:r>
             <w:r>
               <w:rPr>
                 <w:rFonts w:cstheme="minorHAnsi"/>
                 <w:sz w:val="18"/>
                 <w:szCs w:val="18"/>
               </w:rPr>
-              <w:t>bottomNote</w:t>
-            </w:r>
+              <w:t>}</w:t>
+            </w:r>
+          </w:p>
+          <w:p>
+            <w:pPr>
+              <w:pStyle w:val="NoSpacing"/>
+              <w:rPr>
+                <w:rFonts w:cstheme="minorHAnsi"/>
+                <w:sz w:val="20"/>
+                <w:szCs w:val="20"/>
+              </w:rPr>
+            </w:pPr>
             <w:r>
               <w:rPr>
                 <w:rFonts w:cstheme="minorHAnsi"/>
                 <w:sz w:val="18"/>
                 <w:szCs w:val="18"/>
               </w:rPr>
-              <w:t>}</w:t>
-            </w:r>
-          </w:p>
-          <w:p>
-            <w:pPr>
-              <w:pStyle w:val="NoSpacing"/>
-              <w:rPr>
-                <w:rFonts w:cstheme="minorHAnsi"/>
-                <w:sz w:val="20"/>
-                <w:szCs w:val="20"/>
-              </w:rPr>
-            </w:pPr>
+              <w:t>{/</w:t>
+            </w:r>
             <w:r>
               <w:rPr>
                 <w:rFonts w:cstheme="minorHAnsi"/>
                 <w:sz w:val="18"/>
                 <w:szCs w:val="18"/>
               </w:rPr>
-              <w:t>{/</w:t>
-            </w:r>
-            <w:proofErr w:type="spellStart"/>
-            <w:r>
-              <w:rPr>
-                <w:rFonts w:cstheme="minorHAnsi"/>
-                <w:sz w:val="18"/>
-                <w:szCs w:val="18"/>
-              </w:rPr>
               <w:t>bottomNotes</w:t>
             </w:r>
-            <w:proofErr w:type="spellEnd"/>
             <w:r>
               <w:rPr>
                 <w:rFonts w:cstheme="minorHAnsi"/>
@@ -4240,6 +3758,7 @@
                       <w:sz w:val="20"/>
                       <w:szCs w:val="20"/>
                     </w:rPr>
+                    <w:lastRenderedPageBreak/>
                     <w:t>Total Sheets:</w:t>
                   </w:r>
                 </w:p>
@@ -4267,7 +3786,6 @@
                     </w:rPr>
                     <w:t>{</w:t>
                   </w:r>
-                  <w:proofErr w:type="spellStart"/>
                   <w:r>
                     <w:rPr>
                       <w:rFonts w:cstheme="minorHAnsi"/>
@@ -4276,7 +3794,6 @@
                     </w:rPr>
                     <w:t>totalQuantity</w:t>
                   </w:r>
-                  <w:proofErr w:type="spellEnd"/>
                   <w:r>
                     <w:rPr>
                       <w:rFonts w:cstheme="minorHAnsi"/>
@@ -4341,7 +3858,6 @@
                     </w:rPr>
                     <w:t>{</w:t>
                   </w:r>
-                  <w:proofErr w:type="spellStart"/>
                   <w:r>
                     <w:rPr>
                       <w:rFonts w:cstheme="minorHAnsi"/>
@@ -4350,7 +3866,6 @@
                     </w:rPr>
                     <w:t>totalBox</w:t>
                   </w:r>
-                  <w:proofErr w:type="spellEnd"/>
                   <w:r>
                     <w:rPr>
                       <w:rFonts w:cstheme="minorHAnsi"/>
@@ -4388,27 +3903,7 @@
                       <w:sz w:val="20"/>
                       <w:szCs w:val="20"/>
                     </w:rPr>
-                    <w:t xml:space="preserve">Total </w:t>
-                  </w:r>
-                  <w:proofErr w:type="spellStart"/>
-                  <w:proofErr w:type="gramStart"/>
-                  <w:r>
-                    <w:rPr>
-                      <w:rFonts w:cstheme="minorHAnsi"/>
-                      <w:sz w:val="20"/>
-                      <w:szCs w:val="20"/>
-                    </w:rPr>
-                    <w:t>Sq.Meter</w:t>
-                  </w:r>
-                  <w:proofErr w:type="spellEnd"/>
-                  <w:proofErr w:type="gramEnd"/>
-                  <w:r>
-                    <w:rPr>
-                      <w:rFonts w:cstheme="minorHAnsi"/>
-                      <w:sz w:val="20"/>
-                      <w:szCs w:val="20"/>
-                    </w:rPr>
-                    <w:t>:</w:t>
+                    <w:t>Total Sq.Meter:</w:t>
                   </w:r>
                 </w:p>
               </w:tc>
@@ -4435,7 +3930,6 @@
                     </w:rPr>
                     <w:t>{</w:t>
                   </w:r>
-                  <w:proofErr w:type="spellStart"/>
                   <w:r>
                     <w:rPr>
                       <w:rFonts w:cstheme="minorHAnsi"/>
@@ -4444,7 +3938,6 @@
                     </w:rPr>
                     <w:t>totalSqMt</w:t>
                   </w:r>
-                  <w:proofErr w:type="spellEnd"/>
                   <w:r>
                     <w:rPr>
                       <w:rFonts w:cstheme="minorHAnsi"/>
@@ -4555,25 +4048,7 @@
                       <w:sz w:val="20"/>
                       <w:szCs w:val="20"/>
                     </w:rPr>
-                    <w:t>Avg./</w:t>
-                  </w:r>
-                  <w:proofErr w:type="gramStart"/>
-                  <w:r>
-                    <w:rPr>
-                      <w:rFonts w:cstheme="minorHAnsi"/>
-                      <w:sz w:val="20"/>
-                      <w:szCs w:val="20"/>
-                    </w:rPr>
-                    <w:t>Wt.(</w:t>
-                  </w:r>
-                  <w:proofErr w:type="gramEnd"/>
-                  <w:r>
-                    <w:rPr>
-                      <w:rFonts w:cstheme="minorHAnsi"/>
-                      <w:sz w:val="20"/>
-                      <w:szCs w:val="20"/>
-                    </w:rPr>
-                    <w:t>Kg)</w:t>
+                    <w:t>Avg./Wt.(Kg)</w:t>
                   </w:r>
                 </w:p>
               </w:tc>
@@ -4656,7 +4131,6 @@
                     </w:rPr>
                     <w:t>{#</w:t>
                   </w:r>
-                  <w:proofErr w:type="gramStart"/>
                   <w:r>
                     <w:rPr>
                       <w:rFonts w:cstheme="minorHAnsi"/>
@@ -4673,7 +4147,6 @@
                     </w:rPr>
                     <w:t>}{</w:t>
                   </w:r>
-                  <w:proofErr w:type="gramEnd"/>
                   <w:r>
                     <w:rPr>
                       <w:rFonts w:cstheme="minorHAnsi"/>
@@ -4715,7 +4188,6 @@
                     </w:rPr>
                     <w:t>{</w:t>
                   </w:r>
-                  <w:proofErr w:type="spellStart"/>
                   <w:r>
                     <w:rPr>
                       <w:rFonts w:cstheme="minorHAnsi"/>
@@ -4724,7 +4196,6 @@
                     </w:rPr>
                     <w:t>totalSqMtPerType</w:t>
                   </w:r>
-                  <w:proofErr w:type="spellEnd"/>
                   <w:r>
                     <w:rPr>
                       <w:rFonts w:cstheme="minorHAnsi"/>
@@ -4814,7 +4285,6 @@
                     </w:rPr>
                     <w:t>} MM{/</w:t>
                   </w:r>
-                  <w:proofErr w:type="spellStart"/>
                   <w:r>
                     <w:rPr>
                       <w:rFonts w:cstheme="minorHAnsi"/>
@@ -4823,7 +4293,6 @@
                     </w:rPr>
                     <w:t>containerSummary</w:t>
                   </w:r>
-                  <w:proofErr w:type="spellEnd"/>
                   <w:r>
                     <w:rPr>
                       <w:rFonts w:cstheme="minorHAnsi"/>
@@ -4949,25 +4418,7 @@
                       <w:sz w:val="20"/>
                       <w:szCs w:val="20"/>
                     </w:rPr>
-                    <w:t>{</w:t>
-                  </w:r>
-                  <w:proofErr w:type="spellStart"/>
-                  <w:r>
-                    <w:rPr>
-                      <w:rFonts w:cstheme="minorHAnsi"/>
-                      <w:sz w:val="20"/>
-                      <w:szCs w:val="20"/>
-                    </w:rPr>
-                    <w:t>panNo</w:t>
-                  </w:r>
-                  <w:proofErr w:type="spellEnd"/>
-                  <w:r>
-                    <w:rPr>
-                      <w:rFonts w:cstheme="minorHAnsi"/>
-                      <w:sz w:val="20"/>
-                      <w:szCs w:val="20"/>
-                    </w:rPr>
-                    <w:t>}</w:t>
+                    <w:t>{panNo}</w:t>
                   </w:r>
                 </w:p>
               </w:tc>
@@ -5023,43 +4474,7 @@
                       <w:sz w:val="20"/>
                       <w:szCs w:val="20"/>
                     </w:rPr>
-                    <w:t>{</w:t>
-                  </w:r>
-                  <w:proofErr w:type="spellStart"/>
-                  <w:r>
-                    <w:rPr>
-                      <w:rFonts w:cstheme="minorHAnsi"/>
-                      <w:sz w:val="20"/>
-                      <w:szCs w:val="20"/>
-                    </w:rPr>
-                    <w:t>bankName</w:t>
-                  </w:r>
-                  <w:proofErr w:type="spellEnd"/>
-                  <w:r>
-                    <w:rPr>
-                      <w:rFonts w:cstheme="minorHAnsi"/>
-                      <w:sz w:val="20"/>
-                      <w:szCs w:val="20"/>
-                    </w:rPr>
-                    <w:t>} {</w:t>
-                  </w:r>
-                  <w:proofErr w:type="spellStart"/>
-                  <w:r>
-                    <w:rPr>
-                      <w:rFonts w:cstheme="minorHAnsi"/>
-                      <w:sz w:val="20"/>
-                      <w:szCs w:val="20"/>
-                    </w:rPr>
-                    <w:t>bankBranch</w:t>
-                  </w:r>
-                  <w:proofErr w:type="spellEnd"/>
-                  <w:r>
-                    <w:rPr>
-                      <w:rFonts w:cstheme="minorHAnsi"/>
-                      <w:sz w:val="20"/>
-                      <w:szCs w:val="20"/>
-                    </w:rPr>
-                    <w:t>}</w:t>
+                    <w:t>{bankName} {bankBranch}</w:t>
                   </w:r>
                 </w:p>
               </w:tc>
@@ -5115,25 +4530,7 @@
                       <w:sz w:val="20"/>
                       <w:szCs w:val="20"/>
                     </w:rPr>
-                    <w:t>{</w:t>
-                  </w:r>
-                  <w:proofErr w:type="spellStart"/>
-                  <w:r>
-                    <w:rPr>
-                      <w:rFonts w:cstheme="minorHAnsi"/>
-                      <w:sz w:val="20"/>
-                      <w:szCs w:val="20"/>
-                    </w:rPr>
-                    <w:t>adCode</w:t>
-                  </w:r>
-                  <w:proofErr w:type="spellEnd"/>
-                  <w:r>
-                    <w:rPr>
-                      <w:rFonts w:cstheme="minorHAnsi"/>
-                      <w:sz w:val="20"/>
-                      <w:szCs w:val="20"/>
-                    </w:rPr>
-                    <w:t>}</w:t>
+                    <w:t>{adCode}</w:t>
                   </w:r>
                 </w:p>
               </w:tc>
@@ -5189,25 +4586,7 @@
                       <w:sz w:val="20"/>
                       <w:szCs w:val="20"/>
                     </w:rPr>
-                    <w:t>{</w:t>
-                  </w:r>
-                  <w:proofErr w:type="spellStart"/>
-                  <w:r>
-                    <w:rPr>
-                      <w:rFonts w:cstheme="minorHAnsi"/>
-                      <w:sz w:val="20"/>
-                      <w:szCs w:val="20"/>
-                    </w:rPr>
-                    <w:t>acCode</w:t>
-                  </w:r>
-                  <w:proofErr w:type="spellEnd"/>
-                  <w:r>
-                    <w:rPr>
-                      <w:rFonts w:cstheme="minorHAnsi"/>
-                      <w:sz w:val="20"/>
-                      <w:szCs w:val="20"/>
-                    </w:rPr>
-                    <w:t>}</w:t>
+                    <w:t>{acCode}</w:t>
                   </w:r>
                 </w:p>
               </w:tc>
@@ -5263,25 +4642,7 @@
                       <w:sz w:val="20"/>
                       <w:szCs w:val="20"/>
                     </w:rPr>
-                    <w:t>{</w:t>
-                  </w:r>
-                  <w:proofErr w:type="spellStart"/>
-                  <w:r>
-                    <w:rPr>
-                      <w:rFonts w:cstheme="minorHAnsi"/>
-                      <w:sz w:val="20"/>
-                      <w:szCs w:val="20"/>
-                    </w:rPr>
-                    <w:t>iec</w:t>
-                  </w:r>
-                  <w:proofErr w:type="spellEnd"/>
-                  <w:r>
-                    <w:rPr>
-                      <w:rFonts w:cstheme="minorHAnsi"/>
-                      <w:sz w:val="20"/>
-                      <w:szCs w:val="20"/>
-                    </w:rPr>
-                    <w:t>}</w:t>
+                    <w:t>{iec}</w:t>
                   </w:r>
                 </w:p>
               </w:tc>
@@ -5556,7 +4917,6 @@
       </w:rPr>
       <w:t>{#</w:t>
     </w:r>
-    <w:proofErr w:type="gramStart"/>
     <w:r>
       <w:rPr>
         <w:rFonts w:cstheme="minorHAnsi"/>
@@ -5582,29 +4942,7 @@
         <w:sz w:val="20"/>
         <w:szCs w:val="20"/>
       </w:rPr>
-      <w:t>{</w:t>
-    </w:r>
-    <w:proofErr w:type="gramEnd"/>
-    <w:r>
-      <w:rPr>
-        <w:b/>
-        <w:bCs/>
-        <w:spacing w:val="60"/>
-        <w:sz w:val="20"/>
-        <w:szCs w:val="20"/>
-      </w:rPr>
-      <w:t>companyName</w:t>
-    </w:r>
-    <w:proofErr w:type="gramStart"/>
-    <w:r>
-      <w:rPr>
-        <w:b/>
-        <w:bCs/>
-        <w:spacing w:val="60"/>
-        <w:sz w:val="20"/>
-        <w:szCs w:val="20"/>
-      </w:rPr>
-      <w:t>}</w:t>
+      <w:t>{companyName}</w:t>
     </w:r>
     <w:r>
       <w:rPr>
@@ -5613,17 +4951,7 @@
         <w:sz w:val="12"/>
         <w:szCs w:val="12"/>
       </w:rPr>
-      <w:t>{</w:t>
-    </w:r>
-    <w:proofErr w:type="gramEnd"/>
-    <w:r>
-      <w:rPr>
-        <w:b/>
-        <w:bCs/>
-        <w:sz w:val="12"/>
-        <w:szCs w:val="12"/>
-      </w:rPr>
-      <w:t>/}</w:t>
+      <w:t>{/}</w:t>
     </w:r>
   </w:p>
   <w:p>
@@ -6387,7 +5715,6 @@
   <w:style w:type="character" w:default="1" w:styleId="DefaultParagraphFont">
     <w:name w:val="Default Paragraph Font"/>
     <w:uiPriority w:val="1"/>
-    <w:semiHidden/>
     <w:unhideWhenUsed/>
   </w:style>
   <w:style w:type="table" w:default="1" w:styleId="TableNormal">

--- a/electron/database/generate-document/templates/custom-invoice.docx
+++ b/electron/database/generate-document/templates/custom-invoice.docx
@@ -4942,16 +4942,17 @@
         <w:sz w:val="20"/>
         <w:szCs w:val="20"/>
       </w:rPr>
-      <w:t>{companyName}</w:t>
+      <w:t>{companyName</w:t>
     </w:r>
     <w:r>
       <w:rPr>
         <w:b/>
         <w:bCs/>
-        <w:sz w:val="12"/>
-        <w:szCs w:val="12"/>
+        <w:spacing w:val="60"/>
+        <w:sz w:val="20"/>
+        <w:szCs w:val="20"/>
       </w:rPr>
-      <w:t>{/}</w:t>
+      <w:t>}</w:t>
     </w:r>
   </w:p>
   <w:p>
@@ -5018,13 +5019,13 @@
         <w:noProof/>
       </w:rPr>
       <w:tab/>
-      <w:t xml:space="preserve">          DIRECTOR</w:t>
+      <w:t xml:space="preserve">        </w:t>
     </w:r>
     <w:r>
       <w:rPr>
         <w:noProof/>
       </w:rPr>
-      <w:tab/>
+      <w:t>{signPerson}{/}</w:t>
     </w:r>
   </w:p>
 </w:ftr>
@@ -5715,6 +5716,7 @@
   <w:style w:type="character" w:default="1" w:styleId="DefaultParagraphFont">
     <w:name w:val="Default Paragraph Font"/>
     <w:uiPriority w:val="1"/>
+    <w:semiHidden/>
     <w:unhideWhenUsed/>
   </w:style>
   <w:style w:type="table" w:default="1" w:styleId="TableNormal">

--- a/electron/database/generate-document/templates/custom-invoice.docx
+++ b/electron/database/generate-document/templates/custom-invoice.docx
@@ -104,7 +104,25 @@
                 <w:sz w:val="20"/>
                 <w:szCs w:val="20"/>
               </w:rPr>
-              <w:t>{#companyData}{companyName}</w:t>
+              <w:t>{#</w:t>
+            </w:r>
+            <w:proofErr w:type="gramStart"/>
+            <w:r>
+              <w:rPr>
+                <w:rFonts w:cstheme="minorHAnsi"/>
+                <w:sz w:val="20"/>
+                <w:szCs w:val="20"/>
+              </w:rPr>
+              <w:t>companyData}{</w:t>
+            </w:r>
+            <w:proofErr w:type="gramEnd"/>
+            <w:r>
+              <w:rPr>
+                <w:rFonts w:cstheme="minorHAnsi"/>
+                <w:sz w:val="20"/>
+                <w:szCs w:val="20"/>
+              </w:rPr>
+              <w:t>companyName}</w:t>
             </w:r>
           </w:p>
           <w:p>
@@ -122,7 +140,160 @@
                 <w:sz w:val="20"/>
                 <w:szCs w:val="20"/>
               </w:rPr>
-              <w:t>{companyAddressLine1}    {companyAddressLine2},      {companyCity}    {companyPostalCode}   {companyState}    {companyCountry}{/}</w:t>
+              <w:t xml:space="preserve">{companyAddressLine1} </w:t>
+            </w:r>
+            <w:proofErr w:type="gramStart"/>
+            <w:r>
+              <w:rPr>
+                <w:rFonts w:cstheme="minorHAnsi"/>
+                <w:bCs/>
+                <w:sz w:val="20"/>
+                <w:szCs w:val="20"/>
+              </w:rPr>
+              <w:t xml:space="preserve">   {</w:t>
+            </w:r>
+            <w:proofErr w:type="gramEnd"/>
+            <w:r>
+              <w:rPr>
+                <w:rFonts w:cstheme="minorHAnsi"/>
+                <w:bCs/>
+                <w:sz w:val="20"/>
+                <w:szCs w:val="20"/>
+              </w:rPr>
+              <w:t>companyAddressLine2</w:t>
+            </w:r>
+            <w:proofErr w:type="gramStart"/>
+            <w:r>
+              <w:rPr>
+                <w:rFonts w:cstheme="minorHAnsi"/>
+                <w:bCs/>
+                <w:sz w:val="20"/>
+                <w:szCs w:val="20"/>
+              </w:rPr>
+              <w:t>},      {</w:t>
+            </w:r>
+            <w:proofErr w:type="spellStart"/>
+            <w:r>
+              <w:rPr>
+                <w:rFonts w:cstheme="minorHAnsi"/>
+                <w:bCs/>
+                <w:sz w:val="20"/>
+                <w:szCs w:val="20"/>
+              </w:rPr>
+              <w:t>companyCity</w:t>
+            </w:r>
+            <w:proofErr w:type="spellEnd"/>
+            <w:r>
+              <w:rPr>
+                <w:rFonts w:cstheme="minorHAnsi"/>
+                <w:bCs/>
+                <w:sz w:val="20"/>
+                <w:szCs w:val="20"/>
+              </w:rPr>
+              <w:t xml:space="preserve">}   </w:t>
+            </w:r>
+            <w:proofErr w:type="gramEnd"/>
+            <w:r>
+              <w:rPr>
+                <w:rFonts w:cstheme="minorHAnsi"/>
+                <w:bCs/>
+                <w:sz w:val="20"/>
+                <w:szCs w:val="20"/>
+              </w:rPr>
+              <w:t xml:space="preserve"> {</w:t>
+            </w:r>
+            <w:proofErr w:type="spellStart"/>
+            <w:proofErr w:type="gramStart"/>
+            <w:r>
+              <w:rPr>
+                <w:rFonts w:cstheme="minorHAnsi"/>
+                <w:bCs/>
+                <w:sz w:val="20"/>
+                <w:szCs w:val="20"/>
+              </w:rPr>
+              <w:t>companyPostalCode</w:t>
+            </w:r>
+            <w:proofErr w:type="spellEnd"/>
+            <w:r>
+              <w:rPr>
+                <w:rFonts w:cstheme="minorHAnsi"/>
+                <w:bCs/>
+                <w:sz w:val="20"/>
+                <w:szCs w:val="20"/>
+              </w:rPr>
+              <w:t xml:space="preserve">}   </w:t>
+            </w:r>
+            <w:proofErr w:type="gramEnd"/>
+            <w:r>
+              <w:rPr>
+                <w:rFonts w:cstheme="minorHAnsi"/>
+                <w:bCs/>
+                <w:sz w:val="20"/>
+                <w:szCs w:val="20"/>
+              </w:rPr>
+              <w:t>{</w:t>
+            </w:r>
+            <w:proofErr w:type="spellStart"/>
+            <w:proofErr w:type="gramStart"/>
+            <w:r>
+              <w:rPr>
+                <w:rFonts w:cstheme="minorHAnsi"/>
+                <w:bCs/>
+                <w:sz w:val="20"/>
+                <w:szCs w:val="20"/>
+              </w:rPr>
+              <w:t>companyState</w:t>
+            </w:r>
+            <w:proofErr w:type="spellEnd"/>
+            <w:r>
+              <w:rPr>
+                <w:rFonts w:cstheme="minorHAnsi"/>
+                <w:bCs/>
+                <w:sz w:val="20"/>
+                <w:szCs w:val="20"/>
+              </w:rPr>
+              <w:t xml:space="preserve">}   </w:t>
+            </w:r>
+            <w:proofErr w:type="gramEnd"/>
+            <w:r>
+              <w:rPr>
+                <w:rFonts w:cstheme="minorHAnsi"/>
+                <w:bCs/>
+                <w:sz w:val="20"/>
+                <w:szCs w:val="20"/>
+              </w:rPr>
+              <w:t xml:space="preserve"> {</w:t>
+            </w:r>
+            <w:proofErr w:type="spellStart"/>
+            <w:r>
+              <w:rPr>
+                <w:rFonts w:cstheme="minorHAnsi"/>
+                <w:bCs/>
+                <w:sz w:val="20"/>
+                <w:szCs w:val="20"/>
+              </w:rPr>
+              <w:t>companyCountry</w:t>
+            </w:r>
+            <w:proofErr w:type="spellEnd"/>
+            <w:proofErr w:type="gramStart"/>
+            <w:r>
+              <w:rPr>
+                <w:rFonts w:cstheme="minorHAnsi"/>
+                <w:bCs/>
+                <w:sz w:val="20"/>
+                <w:szCs w:val="20"/>
+              </w:rPr>
+              <w:t>}{</w:t>
+            </w:r>
+            <w:proofErr w:type="gramEnd"/>
+            <w:r>
+              <w:rPr>
+                <w:rFonts w:cstheme="minorHAnsi"/>
+                <w:bCs/>
+                <w:sz w:val="20"/>
+                <w:szCs w:val="20"/>
+              </w:rPr>
+              <w:t>/}</w:t>
             </w:r>
           </w:p>
         </w:tc>
@@ -156,12 +327,14 @@
               </w:rPr>
               <w:t>{</w:t>
             </w:r>
+            <w:proofErr w:type="spellStart"/>
             <w:r>
               <w:rPr>
                 <w:rFonts w:cstheme="minorHAnsi"/>
               </w:rPr>
               <w:t>modifyInvNo</w:t>
             </w:r>
+            <w:proofErr w:type="spellEnd"/>
             <w:r>
               <w:rPr>
                 <w:rFonts w:cstheme="minorHAnsi"/>
@@ -203,12 +376,14 @@
               </w:rPr>
               <w:t>{</w:t>
             </w:r>
+            <w:proofErr w:type="spellStart"/>
             <w:r>
               <w:rPr>
                 <w:rFonts w:cstheme="minorHAnsi"/>
               </w:rPr>
               <w:t>invoiceDate</w:t>
             </w:r>
+            <w:proofErr w:type="spellEnd"/>
             <w:r>
               <w:rPr>
                 <w:rFonts w:cstheme="minorHAnsi"/>
@@ -289,12 +464,14 @@
               </w:rPr>
               <w:t>{</w:t>
             </w:r>
+            <w:proofErr w:type="spellStart"/>
             <w:r>
               <w:rPr>
                 <w:rFonts w:cstheme="minorHAnsi"/>
               </w:rPr>
               <w:t>buyersOrderNo</w:t>
             </w:r>
+            <w:proofErr w:type="spellEnd"/>
             <w:r>
               <w:rPr>
                 <w:rFonts w:cstheme="minorHAnsi"/>
@@ -337,12 +514,14 @@
               </w:rPr>
               <w:t>{</w:t>
             </w:r>
+            <w:proofErr w:type="spellStart"/>
             <w:r>
               <w:rPr>
                 <w:rFonts w:cstheme="minorHAnsi"/>
               </w:rPr>
               <w:t>orderDate</w:t>
             </w:r>
+            <w:proofErr w:type="spellEnd"/>
             <w:r>
               <w:rPr>
                 <w:rFonts w:cstheme="minorHAnsi"/>
@@ -399,6 +578,7 @@
               </w:rPr>
               <w:t>{</w:t>
             </w:r>
+            <w:proofErr w:type="spellStart"/>
             <w:r>
               <w:rPr>
                 <w:rFonts w:cstheme="minorHAnsi"/>
@@ -407,6 +587,7 @@
               </w:rPr>
               <w:t>consigneeCountry</w:t>
             </w:r>
+            <w:proofErr w:type="spellEnd"/>
             <w:r>
               <w:rPr>
                 <w:rFonts w:cstheme="minorHAnsi"/>
@@ -439,15 +620,7 @@
                 <w:sz w:val="20"/>
                 <w:szCs w:val="20"/>
               </w:rPr>
-              <w:t xml:space="preserve">NOTIFY </w:t>
-            </w:r>
-            <w:r>
-              <w:rPr>
-                <w:rFonts w:cstheme="minorHAnsi"/>
-                <w:sz w:val="20"/>
-                <w:szCs w:val="20"/>
-              </w:rPr>
-              <w:t>–</w:t>
+              <w:t>BUYER / CONSIGNEE</w:t>
             </w:r>
           </w:p>
           <w:p>
@@ -466,6 +639,7 @@
               </w:rPr>
               <w:t>{</w:t>
             </w:r>
+            <w:proofErr w:type="spellStart"/>
             <w:r>
               <w:rPr>
                 <w:rFonts w:cstheme="minorHAnsi"/>
@@ -474,6 +648,7 @@
               </w:rPr>
               <w:t>consigneeName</w:t>
             </w:r>
+            <w:proofErr w:type="spellEnd"/>
             <w:r>
               <w:rPr>
                 <w:rFonts w:cstheme="minorHAnsi"/>
@@ -499,6 +674,7 @@
               </w:rPr>
               <w:t>{</w:t>
             </w:r>
+            <w:proofErr w:type="spellStart"/>
             <w:r>
               <w:rPr>
                 <w:rFonts w:cstheme="minorHAnsi"/>
@@ -507,6 +683,7 @@
               </w:rPr>
               <w:t>consigneeAddress</w:t>
             </w:r>
+            <w:proofErr w:type="spellEnd"/>
             <w:r>
               <w:rPr>
                 <w:rFonts w:cstheme="minorHAnsi"/>
@@ -515,6 +692,7 @@
               </w:rPr>
               <w:t>} {</w:t>
             </w:r>
+            <w:proofErr w:type="spellStart"/>
             <w:r>
               <w:rPr>
                 <w:rFonts w:cstheme="minorHAnsi"/>
@@ -523,6 +701,7 @@
               </w:rPr>
               <w:t>consigneeCity</w:t>
             </w:r>
+            <w:proofErr w:type="spellEnd"/>
             <w:r>
               <w:rPr>
                 <w:rFonts w:cstheme="minorHAnsi"/>
@@ -531,6 +710,7 @@
               </w:rPr>
               <w:t>} {</w:t>
             </w:r>
+            <w:proofErr w:type="spellStart"/>
             <w:r>
               <w:rPr>
                 <w:rFonts w:cstheme="minorHAnsi"/>
@@ -539,6 +719,7 @@
               </w:rPr>
               <w:t>consigneeState</w:t>
             </w:r>
+            <w:proofErr w:type="spellEnd"/>
             <w:r>
               <w:rPr>
                 <w:rFonts w:cstheme="minorHAnsi"/>
@@ -547,6 +728,7 @@
               </w:rPr>
               <w:t>}{</w:t>
             </w:r>
+            <w:proofErr w:type="spellStart"/>
             <w:r>
               <w:rPr>
                 <w:rFonts w:cstheme="minorHAnsi"/>
@@ -555,6 +737,7 @@
               </w:rPr>
               <w:t>consigneeCountry</w:t>
             </w:r>
+            <w:proofErr w:type="spellEnd"/>
             <w:r>
               <w:rPr>
                 <w:rFonts w:cstheme="minorHAnsi"/>
@@ -563,6 +746,7 @@
               </w:rPr>
               <w:t>} {</w:t>
             </w:r>
+            <w:proofErr w:type="spellStart"/>
             <w:r>
               <w:rPr>
                 <w:rFonts w:cstheme="minorHAnsi"/>
@@ -571,6 +755,7 @@
               </w:rPr>
               <w:t>consigneeZip</w:t>
             </w:r>
+            <w:proofErr w:type="spellEnd"/>
             <w:r>
               <w:rPr>
                 <w:rFonts w:cstheme="minorHAnsi"/>
@@ -593,16 +778,35 @@
                 <w:sz w:val="20"/>
                 <w:szCs w:val="20"/>
               </w:rPr>
-              <w:t>{#isUK}</w:t>
-            </w:r>
-            <w:r>
-              <w:rPr>
-                <w:rFonts w:cstheme="minorHAnsi"/>
-                <w:sz w:val="20"/>
-                <w:szCs w:val="20"/>
-              </w:rPr>
               <w:t>{#</w:t>
             </w:r>
+            <w:proofErr w:type="gramStart"/>
+            <w:r>
+              <w:rPr>
+                <w:rFonts w:cstheme="minorHAnsi"/>
+                <w:sz w:val="20"/>
+                <w:szCs w:val="20"/>
+              </w:rPr>
+              <w:t>isUK}</w:t>
+            </w:r>
+            <w:r>
+              <w:rPr>
+                <w:rFonts w:cstheme="minorHAnsi"/>
+                <w:sz w:val="20"/>
+                <w:szCs w:val="20"/>
+              </w:rPr>
+              <w:t>{</w:t>
+            </w:r>
+            <w:proofErr w:type="gramEnd"/>
+            <w:r>
+              <w:rPr>
+                <w:rFonts w:cstheme="minorHAnsi"/>
+                <w:sz w:val="20"/>
+                <w:szCs w:val="20"/>
+              </w:rPr>
+              <w:t>#</w:t>
+            </w:r>
+            <w:proofErr w:type="gramStart"/>
             <w:r>
               <w:rPr>
                 <w:rFonts w:cstheme="minorHAnsi"/>
@@ -625,7 +829,16 @@
                 <w:sz w:val="20"/>
                 <w:szCs w:val="20"/>
               </w:rPr>
-              <w:t>TELE:{</w:t>
+              <w:t>TELE</w:t>
+            </w:r>
+            <w:proofErr w:type="gramEnd"/>
+            <w:r>
+              <w:rPr>
+                <w:rFonts w:cstheme="minorHAnsi"/>
+                <w:sz w:val="20"/>
+                <w:szCs w:val="20"/>
+              </w:rPr>
+              <w:t>:{</w:t>
             </w:r>
             <w:r>
               <w:rPr>
@@ -692,6 +905,7 @@
               </w:rPr>
               <w:t>{#</w:t>
             </w:r>
+            <w:proofErr w:type="gramStart"/>
             <w:r>
               <w:rPr>
                 <w:rFonts w:cstheme="minorHAnsi"/>
@@ -716,6 +930,7 @@
               </w:rPr>
               <w:t>EMAIL</w:t>
             </w:r>
+            <w:proofErr w:type="gramEnd"/>
             <w:r>
               <w:rPr>
                 <w:rFonts w:cstheme="minorHAnsi"/>
@@ -748,6 +963,7 @@
               </w:rPr>
               <w:t>{/</w:t>
             </w:r>
+            <w:proofErr w:type="gramStart"/>
             <w:r>
               <w:rPr>
                 <w:rFonts w:cstheme="minorHAnsi"/>
@@ -770,7 +986,16 @@
                 <w:sz w:val="20"/>
                 <w:szCs w:val="20"/>
               </w:rPr>
-              <w:t>{/isUK}</w:t>
+              <w:t>{</w:t>
+            </w:r>
+            <w:proofErr w:type="gramEnd"/>
+            <w:r>
+              <w:rPr>
+                <w:rFonts w:cstheme="minorHAnsi"/>
+                <w:sz w:val="20"/>
+                <w:szCs w:val="20"/>
+              </w:rPr>
+              <w:t>/isUK}</w:t>
             </w:r>
           </w:p>
           <w:p>
@@ -789,6 +1014,7 @@
               </w:rPr>
               <w:t>{#</w:t>
             </w:r>
+            <w:proofErr w:type="gramStart"/>
             <w:r>
               <w:rPr>
                 <w:rFonts w:cstheme="minorHAnsi"/>
@@ -811,7 +1037,16 @@
                 <w:sz w:val="20"/>
                 <w:szCs w:val="20"/>
               </w:rPr>
-              <w:t>{#</w:t>
+              <w:t>{</w:t>
+            </w:r>
+            <w:proofErr w:type="gramEnd"/>
+            <w:r>
+              <w:rPr>
+                <w:rFonts w:cstheme="minorHAnsi"/>
+                <w:sz w:val="20"/>
+                <w:szCs w:val="20"/>
+              </w:rPr>
+              <w:t>#</w:t>
             </w:r>
             <w:r>
               <w:rPr>
@@ -871,6 +1106,7 @@
               </w:rPr>
               <w:t>{</w:t>
             </w:r>
+            <w:proofErr w:type="spellStart"/>
             <w:r>
               <w:rPr>
                 <w:rFonts w:cstheme="minorHAnsi"/>
@@ -879,6 +1115,7 @@
               </w:rPr>
               <w:t>notifyName</w:t>
             </w:r>
+            <w:proofErr w:type="spellEnd"/>
             <w:r>
               <w:rPr>
                 <w:rFonts w:cstheme="minorHAnsi"/>
@@ -912,6 +1149,7 @@
               </w:rPr>
               <w:t>{</w:t>
             </w:r>
+            <w:proofErr w:type="spellStart"/>
             <w:r>
               <w:rPr>
                 <w:rFonts w:cstheme="minorHAnsi"/>
@@ -920,6 +1158,8 @@
               </w:rPr>
               <w:t>notifyAddress</w:t>
             </w:r>
+            <w:proofErr w:type="spellEnd"/>
+            <w:proofErr w:type="gramStart"/>
             <w:r>
               <w:rPr>
                 <w:rFonts w:cstheme="minorHAnsi"/>
@@ -942,7 +1182,16 @@
                 <w:sz w:val="20"/>
                 <w:szCs w:val="20"/>
               </w:rPr>
-              <w:t>{/}</w:t>
+              <w:t>{</w:t>
+            </w:r>
+            <w:proofErr w:type="gramEnd"/>
+            <w:r>
+              <w:rPr>
+                <w:rFonts w:cstheme="minorHAnsi"/>
+                <w:sz w:val="20"/>
+                <w:szCs w:val="20"/>
+              </w:rPr>
+              <w:t>/}</w:t>
             </w:r>
           </w:p>
         </w:tc>
@@ -988,6 +1237,7 @@
               </w:rPr>
               <w:t>{</w:t>
             </w:r>
+            <w:proofErr w:type="spellStart"/>
             <w:r>
               <w:rPr>
                 <w:rFonts w:cstheme="minorHAnsi"/>
@@ -996,6 +1246,7 @@
               </w:rPr>
               <w:t>buyerName</w:t>
             </w:r>
+            <w:proofErr w:type="spellEnd"/>
             <w:r>
               <w:rPr>
                 <w:rFonts w:cstheme="minorHAnsi"/>
@@ -1021,6 +1272,7 @@
               </w:rPr>
               <w:t>{</w:t>
             </w:r>
+            <w:proofErr w:type="spellStart"/>
             <w:r>
               <w:rPr>
                 <w:rFonts w:cstheme="minorHAnsi"/>
@@ -1029,6 +1281,7 @@
               </w:rPr>
               <w:t>buyerAddress</w:t>
             </w:r>
+            <w:proofErr w:type="spellEnd"/>
             <w:r>
               <w:rPr>
                 <w:rFonts w:cstheme="minorHAnsi"/>
@@ -1037,6 +1290,7 @@
               </w:rPr>
               <w:t>} {</w:t>
             </w:r>
+            <w:proofErr w:type="spellStart"/>
             <w:r>
               <w:rPr>
                 <w:rFonts w:cstheme="minorHAnsi"/>
@@ -1045,6 +1299,7 @@
               </w:rPr>
               <w:t>buyerCity</w:t>
             </w:r>
+            <w:proofErr w:type="spellEnd"/>
             <w:r>
               <w:rPr>
                 <w:rFonts w:cstheme="minorHAnsi"/>
@@ -1053,6 +1308,7 @@
               </w:rPr>
               <w:t>} {</w:t>
             </w:r>
+            <w:proofErr w:type="spellStart"/>
             <w:r>
               <w:rPr>
                 <w:rFonts w:cstheme="minorHAnsi"/>
@@ -1061,6 +1317,7 @@
               </w:rPr>
               <w:t>buyerState</w:t>
             </w:r>
+            <w:proofErr w:type="spellEnd"/>
             <w:r>
               <w:rPr>
                 <w:rFonts w:cstheme="minorHAnsi"/>
@@ -1086,6 +1343,7 @@
               </w:rPr>
               <w:t>{</w:t>
             </w:r>
+            <w:proofErr w:type="spellStart"/>
             <w:r>
               <w:rPr>
                 <w:rFonts w:cstheme="minorHAnsi"/>
@@ -1094,6 +1352,7 @@
               </w:rPr>
               <w:t>buyerCountry</w:t>
             </w:r>
+            <w:proofErr w:type="spellEnd"/>
             <w:r>
               <w:rPr>
                 <w:rFonts w:cstheme="minorHAnsi"/>
@@ -1102,6 +1361,7 @@
               </w:rPr>
               <w:t>} {</w:t>
             </w:r>
+            <w:proofErr w:type="spellStart"/>
             <w:r>
               <w:rPr>
                 <w:rFonts w:cstheme="minorHAnsi"/>
@@ -1110,6 +1370,7 @@
               </w:rPr>
               <w:t>buyerZip</w:t>
             </w:r>
+            <w:proofErr w:type="spellEnd"/>
             <w:r>
               <w:rPr>
                 <w:rFonts w:cstheme="minorHAnsi"/>
@@ -1182,6 +1443,7 @@
               </w:rPr>
               <w:t>{</w:t>
             </w:r>
+            <w:proofErr w:type="spellStart"/>
             <w:r>
               <w:rPr>
                 <w:rFonts w:cstheme="minorHAnsi"/>
@@ -1190,6 +1452,7 @@
               </w:rPr>
               <w:t>originOfGoods</w:t>
             </w:r>
+            <w:proofErr w:type="spellEnd"/>
             <w:r>
               <w:rPr>
                 <w:rFonts w:cstheme="minorHAnsi"/>
@@ -1241,6 +1504,7 @@
               </w:rPr>
               <w:t>{</w:t>
             </w:r>
+            <w:proofErr w:type="spellStart"/>
             <w:r>
               <w:rPr>
                 <w:rFonts w:cstheme="minorHAnsi"/>
@@ -1249,6 +1513,7 @@
               </w:rPr>
               <w:t>finalDestination</w:t>
             </w:r>
+            <w:proofErr w:type="spellEnd"/>
             <w:r>
               <w:rPr>
                 <w:rFonts w:cstheme="minorHAnsi"/>
@@ -1325,6 +1590,7 @@
               </w:rPr>
               <w:t>{</w:t>
             </w:r>
+            <w:proofErr w:type="spellStart"/>
             <w:r>
               <w:rPr>
                 <w:rFonts w:cstheme="minorHAnsi"/>
@@ -1333,6 +1599,7 @@
               </w:rPr>
               <w:t>termOfDeliveryAndPayment</w:t>
             </w:r>
+            <w:proofErr w:type="spellEnd"/>
             <w:r>
               <w:rPr>
                 <w:rFonts w:cstheme="minorHAnsi"/>
@@ -1369,6 +1636,7 @@
                 <w:szCs w:val="20"/>
               </w:rPr>
             </w:pPr>
+            <w:proofErr w:type="spellStart"/>
             <w:r>
               <w:rPr>
                 <w:rFonts w:ascii="SansSerif" w:hAnsi="SansSerif" w:cs="SansSerif"/>
@@ -1376,7 +1644,17 @@
                 <w:sz w:val="20"/>
                 <w:szCs w:val="20"/>
               </w:rPr>
-              <w:t>Precarriage by:</w:t>
+              <w:t>Precarriage</w:t>
+            </w:r>
+            <w:proofErr w:type="spellEnd"/>
+            <w:r>
+              <w:rPr>
+                <w:rFonts w:ascii="SansSerif" w:hAnsi="SansSerif" w:cs="SansSerif"/>
+                <w:color w:val="000000"/>
+                <w:sz w:val="20"/>
+                <w:szCs w:val="20"/>
+              </w:rPr>
+              <w:t xml:space="preserve"> by:</w:t>
             </w:r>
           </w:p>
         </w:tc>
@@ -1431,6 +1709,7 @@
               </w:rPr>
               <w:t>{</w:t>
             </w:r>
+            <w:proofErr w:type="spellStart"/>
             <w:r>
               <w:rPr>
                 <w:rFonts w:ascii="SansSerif" w:hAnsi="SansSerif" w:cs="SansSerif"/>
@@ -1440,6 +1719,7 @@
               </w:rPr>
               <w:t>placeOfReceipt</w:t>
             </w:r>
+            <w:proofErr w:type="spellEnd"/>
             <w:r>
               <w:rPr>
                 <w:rFonts w:ascii="SansSerif" w:hAnsi="SansSerif" w:cs="SansSerif"/>
@@ -1574,6 +1854,7 @@
               </w:rPr>
               <w:t>{</w:t>
             </w:r>
+            <w:proofErr w:type="spellStart"/>
             <w:r>
               <w:rPr>
                 <w:rFonts w:ascii="SansSerif" w:hAnsi="SansSerif" w:cs="SansSerif"/>
@@ -1583,6 +1864,7 @@
               </w:rPr>
               <w:t>portOfLoading</w:t>
             </w:r>
+            <w:proofErr w:type="spellEnd"/>
             <w:r>
               <w:rPr>
                 <w:rFonts w:ascii="SansSerif" w:hAnsi="SansSerif" w:cs="SansSerif"/>
@@ -1668,6 +1950,7 @@
               </w:rPr>
               <w:t>{</w:t>
             </w:r>
+            <w:proofErr w:type="spellStart"/>
             <w:r>
               <w:rPr>
                 <w:rFonts w:ascii="SansSerif" w:hAnsi="SansSerif" w:cs="SansSerif"/>
@@ -1677,6 +1960,7 @@
               </w:rPr>
               <w:t>portOfDischarge</w:t>
             </w:r>
+            <w:proofErr w:type="spellEnd"/>
             <w:r>
               <w:rPr>
                 <w:rFonts w:ascii="SansSerif" w:hAnsi="SansSerif" w:cs="SansSerif"/>
@@ -1735,6 +2019,7 @@
               </w:rPr>
               <w:t>{</w:t>
             </w:r>
+            <w:proofErr w:type="spellStart"/>
             <w:r>
               <w:rPr>
                 <w:rFonts w:ascii="SansSerif" w:hAnsi="SansSerif" w:cs="SansSerif"/>
@@ -1744,6 +2029,7 @@
               </w:rPr>
               <w:t>finalDestination</w:t>
             </w:r>
+            <w:proofErr w:type="spellEnd"/>
             <w:r>
               <w:rPr>
                 <w:rFonts w:ascii="SansSerif" w:hAnsi="SansSerif" w:cs="SansSerif"/>
@@ -1813,6 +2099,7 @@
               </w:rPr>
               <w:t>{</w:t>
             </w:r>
+            <w:proofErr w:type="spellStart"/>
             <w:r>
               <w:rPr>
                 <w:rFonts w:cstheme="minorHAnsi"/>
@@ -1821,6 +2108,7 @@
               </w:rPr>
               <w:t>privateRemark</w:t>
             </w:r>
+            <w:proofErr w:type="spellEnd"/>
             <w:r>
               <w:rPr>
                 <w:rFonts w:cstheme="minorHAnsi"/>
@@ -2007,8 +2295,22 @@
                       <w:sz w:val="20"/>
                       <w:szCs w:val="20"/>
                     </w:rPr>
-                    <w:t>Total Sq.Mt</w:t>
-                  </w:r>
+                    <w:t xml:space="preserve">Total </w:t>
+                  </w:r>
+                  <w:proofErr w:type="spellStart"/>
+                  <w:proofErr w:type="gramStart"/>
+                  <w:r>
+                    <w:rPr>
+                      <w:rFonts w:cstheme="minorHAnsi"/>
+                      <w:b/>
+                      <w:bCs/>
+                      <w:sz w:val="20"/>
+                      <w:szCs w:val="20"/>
+                    </w:rPr>
+                    <w:t>Sq.Mt</w:t>
+                  </w:r>
+                  <w:proofErr w:type="spellEnd"/>
+                  <w:proofErr w:type="gramEnd"/>
                 </w:p>
               </w:tc>
               <w:tc>
@@ -2068,7 +2370,29 @@
                       <w:sz w:val="20"/>
                       <w:szCs w:val="20"/>
                     </w:rPr>
-                    <w:t>{currencyChar}</w:t>
+                    <w:t>{</w:t>
+                  </w:r>
+                  <w:proofErr w:type="spellStart"/>
+                  <w:r>
+                    <w:rPr>
+                      <w:rFonts w:cstheme="minorHAnsi"/>
+                      <w:b/>
+                      <w:bCs/>
+                      <w:sz w:val="20"/>
+                      <w:szCs w:val="20"/>
+                    </w:rPr>
+                    <w:t>currencyChar</w:t>
+                  </w:r>
+                  <w:proofErr w:type="spellEnd"/>
+                  <w:r>
+                    <w:rPr>
+                      <w:rFonts w:cstheme="minorHAnsi"/>
+                      <w:b/>
+                      <w:bCs/>
+                      <w:sz w:val="20"/>
+                      <w:szCs w:val="20"/>
+                    </w:rPr>
+                    <w:t>}</w:t>
                   </w:r>
                 </w:p>
               </w:tc>
@@ -2123,7 +2447,29 @@
                       <w:sz w:val="20"/>
                       <w:szCs w:val="20"/>
                     </w:rPr>
-                    <w:t>{currencyChar}</w:t>
+                    <w:t>{</w:t>
+                  </w:r>
+                  <w:proofErr w:type="spellStart"/>
+                  <w:r>
+                    <w:rPr>
+                      <w:rFonts w:cstheme="minorHAnsi"/>
+                      <w:b/>
+                      <w:bCs/>
+                      <w:sz w:val="20"/>
+                      <w:szCs w:val="20"/>
+                    </w:rPr>
+                    <w:t>currencyChar</w:t>
+                  </w:r>
+                  <w:proofErr w:type="spellEnd"/>
+                  <w:r>
+                    <w:rPr>
+                      <w:rFonts w:cstheme="minorHAnsi"/>
+                      <w:b/>
+                      <w:bCs/>
+                      <w:sz w:val="20"/>
+                      <w:szCs w:val="20"/>
+                    </w:rPr>
+                    <w:t>}</w:t>
                   </w:r>
                 </w:p>
               </w:tc>
@@ -2294,7 +2640,34 @@
                       <w:sz w:val="18"/>
                       <w:szCs w:val="18"/>
                     </w:rPr>
-                    <w:t>{#CIItems}{#showThickness}</w:t>
+                    <w:t>{#</w:t>
+                  </w:r>
+                  <w:proofErr w:type="gramStart"/>
+                  <w:r>
+                    <w:rPr>
+                      <w:rFonts w:ascii="Arial" w:hAnsi="Arial" w:cs="Arial"/>
+                      <w:sz w:val="18"/>
+                      <w:szCs w:val="18"/>
+                    </w:rPr>
+                    <w:t>CIItems}{</w:t>
+                  </w:r>
+                  <w:proofErr w:type="gramEnd"/>
+                  <w:r>
+                    <w:rPr>
+                      <w:rFonts w:ascii="Arial" w:hAnsi="Arial" w:cs="Arial"/>
+                      <w:sz w:val="18"/>
+                      <w:szCs w:val="18"/>
+                    </w:rPr>
+                    <w:t>#</w:t>
+                  </w:r>
+                  <w:proofErr w:type="gramStart"/>
+                  <w:r>
+                    <w:rPr>
+                      <w:rFonts w:ascii="Arial" w:hAnsi="Arial" w:cs="Arial"/>
+                      <w:sz w:val="18"/>
+                      <w:szCs w:val="18"/>
+                    </w:rPr>
+                    <w:t>showThickness}</w:t>
                   </w:r>
                   <w:r>
                     <w:rPr>
@@ -2304,7 +2677,18 @@
                       <w:sz w:val="18"/>
                       <w:szCs w:val="18"/>
                     </w:rPr>
-                    <w:t>{thicknessDetail</w:t>
+                    <w:t>{</w:t>
+                  </w:r>
+                  <w:proofErr w:type="gramEnd"/>
+                  <w:r>
+                    <w:rPr>
+                      <w:rFonts w:ascii="Arial" w:hAnsi="Arial" w:cs="Arial"/>
+                      <w:b/>
+                      <w:bCs/>
+                      <w:sz w:val="18"/>
+                      <w:szCs w:val="18"/>
+                    </w:rPr>
+                    <w:t>thicknessDetail</w:t>
                   </w:r>
                   <w:r>
                     <w:rPr>
@@ -2508,16 +2892,46 @@
                       <w:sz w:val="18"/>
                       <w:szCs w:val="18"/>
                     </w:rPr>
-                    <w:t>COMMISION-USD.{commision}{/</w:t>
-                  </w:r>
+                    <w:t>COMMISION-</w:t>
+                  </w:r>
+                  <w:proofErr w:type="gramStart"/>
                   <w:r>
                     <w:rPr>
                       <w:rFonts w:ascii="Arial" w:hAnsi="Arial" w:cs="Arial"/>
                       <w:sz w:val="18"/>
                       <w:szCs w:val="18"/>
                     </w:rPr>
+                    <w:t>USD.{</w:t>
+                  </w:r>
+                  <w:proofErr w:type="spellStart"/>
+                  <w:proofErr w:type="gramEnd"/>
+                  <w:r>
+                    <w:rPr>
+                      <w:rFonts w:ascii="Arial" w:hAnsi="Arial" w:cs="Arial"/>
+                      <w:sz w:val="18"/>
+                      <w:szCs w:val="18"/>
+                    </w:rPr>
                     <w:t>commision</w:t>
                   </w:r>
+                  <w:proofErr w:type="spellEnd"/>
+                  <w:r>
+                    <w:rPr>
+                      <w:rFonts w:ascii="Arial" w:hAnsi="Arial" w:cs="Arial"/>
+                      <w:sz w:val="18"/>
+                      <w:szCs w:val="18"/>
+                    </w:rPr>
+                    <w:t>}{/</w:t>
+                  </w:r>
+                  <w:proofErr w:type="spellStart"/>
+                  <w:r>
+                    <w:rPr>
+                      <w:rFonts w:ascii="Arial" w:hAnsi="Arial" w:cs="Arial"/>
+                      <w:sz w:val="18"/>
+                      <w:szCs w:val="18"/>
+                    </w:rPr>
+                    <w:t>commision</w:t>
+                  </w:r>
+                  <w:proofErr w:type="spellEnd"/>
                   <w:r>
                     <w:rPr>
                       <w:rFonts w:ascii="Arial" w:hAnsi="Arial" w:cs="Arial"/>
@@ -2627,7 +3041,25 @@
                       <w:sz w:val="18"/>
                       <w:szCs w:val="18"/>
                     </w:rPr>
-                    <w:t>{#invoices} {#isFirst}{fsc}{/isFirst}</w:t>
+                    <w:t>{#invoices} {#</w:t>
+                  </w:r>
+                  <w:proofErr w:type="gramStart"/>
+                  <w:r>
+                    <w:rPr>
+                      <w:rFonts w:ascii="Arial" w:hAnsi="Arial" w:cs="Arial"/>
+                      <w:sz w:val="18"/>
+                      <w:szCs w:val="18"/>
+                    </w:rPr>
+                    <w:t>isFirst}{</w:t>
+                  </w:r>
+                  <w:proofErr w:type="gramEnd"/>
+                  <w:r>
+                    <w:rPr>
+                      <w:rFonts w:ascii="Arial" w:hAnsi="Arial" w:cs="Arial"/>
+                      <w:sz w:val="18"/>
+                      <w:szCs w:val="18"/>
+                    </w:rPr>
+                    <w:t>fsc}{/isFirst}</w:t>
                   </w:r>
                 </w:p>
               </w:tc>
@@ -2679,7 +3111,25 @@
                       <w:sz w:val="18"/>
                       <w:szCs w:val="18"/>
                     </w:rPr>
-                    <w:t>{totalSq}</w:t>
+                    <w:t>{</w:t>
+                  </w:r>
+                  <w:proofErr w:type="spellStart"/>
+                  <w:r>
+                    <w:rPr>
+                      <w:rFonts w:ascii="Arial" w:hAnsi="Arial" w:cs="Arial"/>
+                      <w:sz w:val="18"/>
+                      <w:szCs w:val="18"/>
+                    </w:rPr>
+                    <w:t>totalSq</w:t>
+                  </w:r>
+                  <w:proofErr w:type="spellEnd"/>
+                  <w:r>
+                    <w:rPr>
+                      <w:rFonts w:ascii="Arial" w:hAnsi="Arial" w:cs="Arial"/>
+                      <w:sz w:val="18"/>
+                      <w:szCs w:val="18"/>
+                    </w:rPr>
+                    <w:t>}</w:t>
                   </w:r>
                 </w:p>
               </w:tc>
@@ -2731,7 +3181,25 @@
                       <w:sz w:val="18"/>
                       <w:szCs w:val="18"/>
                     </w:rPr>
-                    <w:t>{value} {/invoices} {/CIItems}</w:t>
+                    <w:t>{value} {/invoices} {/</w:t>
+                  </w:r>
+                  <w:proofErr w:type="spellStart"/>
+                  <w:r>
+                    <w:rPr>
+                      <w:rFonts w:ascii="Arial" w:hAnsi="Arial" w:cs="Arial"/>
+                      <w:sz w:val="18"/>
+                      <w:szCs w:val="18"/>
+                    </w:rPr>
+                    <w:t>CIItems</w:t>
+                  </w:r>
+                  <w:proofErr w:type="spellEnd"/>
+                  <w:r>
+                    <w:rPr>
+                      <w:rFonts w:ascii="Arial" w:hAnsi="Arial" w:cs="Arial"/>
+                      <w:sz w:val="18"/>
+                      <w:szCs w:val="18"/>
+                    </w:rPr>
+                    <w:t>}</w:t>
                   </w:r>
                 </w:p>
               </w:tc>
@@ -2803,7 +3271,25 @@
                       <w:sz w:val="18"/>
                       <w:szCs w:val="18"/>
                     </w:rPr>
-                    <w:t>As Per P/List {/isSampleBox}</w:t>
+                    <w:t>As Per P/List {/</w:t>
+                  </w:r>
+                  <w:proofErr w:type="spellStart"/>
+                  <w:r>
+                    <w:rPr>
+                      <w:rFonts w:ascii="Arial" w:hAnsi="Arial" w:cs="Arial"/>
+                      <w:sz w:val="18"/>
+                      <w:szCs w:val="18"/>
+                    </w:rPr>
+                    <w:t>isSampleBox</w:t>
+                  </w:r>
+                  <w:proofErr w:type="spellEnd"/>
+                  <w:r>
+                    <w:rPr>
+                      <w:rFonts w:ascii="Arial" w:hAnsi="Arial" w:cs="Arial"/>
+                      <w:sz w:val="18"/>
+                      <w:szCs w:val="18"/>
+                    </w:rPr>
+                    <w:t>}</w:t>
                   </w:r>
                 </w:p>
               </w:tc>
@@ -2944,6 +3430,7 @@
                     </w:rPr>
                     <w:t>{</w:t>
                   </w:r>
+                  <w:proofErr w:type="spellStart"/>
                   <w:r>
                     <w:rPr>
                       <w:rFonts w:ascii="Arial" w:hAnsi="Arial" w:cs="Arial"/>
@@ -2952,6 +3439,7 @@
                     </w:rPr>
                     <w:t>sampleDetails</w:t>
                   </w:r>
+                  <w:proofErr w:type="spellEnd"/>
                   <w:r>
                     <w:rPr>
                       <w:rFonts w:ascii="Arial" w:hAnsi="Arial" w:cs="Arial"/>
@@ -3010,7 +3498,25 @@
                       <w:sz w:val="18"/>
                       <w:szCs w:val="18"/>
                     </w:rPr>
-                    <w:t>{totalSq}</w:t>
+                    <w:t>{</w:t>
+                  </w:r>
+                  <w:proofErr w:type="spellStart"/>
+                  <w:r>
+                    <w:rPr>
+                      <w:rFonts w:ascii="Arial" w:hAnsi="Arial" w:cs="Arial"/>
+                      <w:sz w:val="18"/>
+                      <w:szCs w:val="18"/>
+                    </w:rPr>
+                    <w:t>totalSq</w:t>
+                  </w:r>
+                  <w:proofErr w:type="spellEnd"/>
+                  <w:r>
+                    <w:rPr>
+                      <w:rFonts w:ascii="Arial" w:hAnsi="Arial" w:cs="Arial"/>
+                      <w:sz w:val="18"/>
+                      <w:szCs w:val="18"/>
+                    </w:rPr>
+                    <w:t>}</w:t>
                   </w:r>
                 </w:p>
               </w:tc>
@@ -3070,7 +3576,25 @@
                       <w:sz w:val="16"/>
                       <w:szCs w:val="16"/>
                     </w:rPr>
-                    <w:t>{/sampleBox}</w:t>
+                    <w:t>{/</w:t>
+                  </w:r>
+                  <w:proofErr w:type="spellStart"/>
+                  <w:r>
+                    <w:rPr>
+                      <w:rFonts w:ascii="Arial" w:hAnsi="Arial" w:cs="Arial"/>
+                      <w:sz w:val="16"/>
+                      <w:szCs w:val="16"/>
+                    </w:rPr>
+                    <w:t>sampleBox</w:t>
+                  </w:r>
+                  <w:proofErr w:type="spellEnd"/>
+                  <w:r>
+                    <w:rPr>
+                      <w:rFonts w:ascii="Arial" w:hAnsi="Arial" w:cs="Arial"/>
+                      <w:sz w:val="16"/>
+                      <w:szCs w:val="16"/>
+                    </w:rPr>
+                    <w:t>}</w:t>
                   </w:r>
                 </w:p>
               </w:tc>
@@ -3120,6 +3644,7 @@
               </w:rPr>
               <w:t>{</w:t>
             </w:r>
+            <w:proofErr w:type="spellStart"/>
             <w:r>
               <w:rPr>
                 <w:rFonts w:cstheme="minorHAnsi"/>
@@ -3128,6 +3653,7 @@
               </w:rPr>
               <w:t>additionSumAmount</w:t>
             </w:r>
+            <w:proofErr w:type="spellEnd"/>
             <w:r>
               <w:rPr>
                 <w:rFonts w:cstheme="minorHAnsi"/>
@@ -3404,7 +3930,25 @@
                 <w:sz w:val="20"/>
                 <w:szCs w:val="20"/>
               </w:rPr>
-              <w:t>{deliveryTerms}</w:t>
+              <w:t>{</w:t>
+            </w:r>
+            <w:proofErr w:type="spellStart"/>
+            <w:r>
+              <w:rPr>
+                <w:rFonts w:cstheme="minorHAnsi"/>
+                <w:sz w:val="20"/>
+                <w:szCs w:val="20"/>
+              </w:rPr>
+              <w:t>deliveryTerms</w:t>
+            </w:r>
+            <w:proofErr w:type="spellEnd"/>
+            <w:r>
+              <w:rPr>
+                <w:rFonts w:cstheme="minorHAnsi"/>
+                <w:sz w:val="20"/>
+                <w:szCs w:val="20"/>
+              </w:rPr>
+              <w:t>}</w:t>
             </w:r>
             <w:r>
               <w:rPr>
@@ -3420,7 +3964,26 @@
                 <w:sz w:val="20"/>
                 <w:szCs w:val="20"/>
               </w:rPr>
-              <w:t>{dischargeTerms}</w:t>
+              <w:t>{</w:t>
+            </w:r>
+            <w:proofErr w:type="spellStart"/>
+            <w:proofErr w:type="gramStart"/>
+            <w:r>
+              <w:rPr>
+                <w:rFonts w:cstheme="minorHAnsi"/>
+                <w:sz w:val="20"/>
+                <w:szCs w:val="20"/>
+              </w:rPr>
+              <w:t>dischargeTerms</w:t>
+            </w:r>
+            <w:proofErr w:type="spellEnd"/>
+            <w:r>
+              <w:rPr>
+                <w:rFonts w:cstheme="minorHAnsi"/>
+                <w:sz w:val="20"/>
+                <w:szCs w:val="20"/>
+              </w:rPr>
+              <w:t>}</w:t>
             </w:r>
             <w:r>
               <w:rPr>
@@ -3438,6 +4001,7 @@
               </w:rPr>
               <w:t xml:space="preserve">  </w:t>
             </w:r>
+            <w:proofErr w:type="gramEnd"/>
             <w:r>
               <w:rPr>
                 <w:rFonts w:cstheme="minorHAnsi"/>
@@ -3446,6 +4010,8 @@
               </w:rPr>
               <w:t>{</w:t>
             </w:r>
+            <w:proofErr w:type="spellStart"/>
+            <w:proofErr w:type="gramStart"/>
             <w:r>
               <w:rPr>
                 <w:rFonts w:cstheme="minorHAnsi"/>
@@ -3454,6 +4020,7 @@
               </w:rPr>
               <w:t>currencyChar</w:t>
             </w:r>
+            <w:proofErr w:type="spellEnd"/>
             <w:r>
               <w:rPr>
                 <w:rFonts w:cstheme="minorHAnsi"/>
@@ -3484,7 +4051,25 @@
                 <w:sz w:val="20"/>
                 <w:szCs w:val="20"/>
               </w:rPr>
-              <w:t>{netAmountWords}</w:t>
+              <w:t>{</w:t>
+            </w:r>
+            <w:proofErr w:type="spellStart"/>
+            <w:r>
+              <w:rPr>
+                <w:rFonts w:cstheme="minorHAnsi"/>
+                <w:sz w:val="20"/>
+                <w:szCs w:val="20"/>
+              </w:rPr>
+              <w:t>netAmountWords</w:t>
+            </w:r>
+            <w:proofErr w:type="spellEnd"/>
+            <w:r>
+              <w:rPr>
+                <w:rFonts w:cstheme="minorHAnsi"/>
+                <w:sz w:val="20"/>
+                <w:szCs w:val="20"/>
+              </w:rPr>
+              <w:t>}</w:t>
             </w:r>
             <w:r>
               <w:rPr>
@@ -3510,6 +4095,7 @@
               </w:rPr>
               <w:t>Only</w:t>
             </w:r>
+            <w:proofErr w:type="gramEnd"/>
           </w:p>
         </w:tc>
         <w:tc>
@@ -3539,7 +4125,25 @@
                 <w:sz w:val="20"/>
                 <w:szCs w:val="20"/>
               </w:rPr>
-              <w:t>{netAmount}</w:t>
+              <w:t>{</w:t>
+            </w:r>
+            <w:proofErr w:type="spellStart"/>
+            <w:r>
+              <w:rPr>
+                <w:rFonts w:cstheme="minorHAnsi"/>
+                <w:sz w:val="20"/>
+                <w:szCs w:val="20"/>
+              </w:rPr>
+              <w:t>netAmount</w:t>
+            </w:r>
+            <w:proofErr w:type="spellEnd"/>
+            <w:r>
+              <w:rPr>
+                <w:rFonts w:cstheme="minorHAnsi"/>
+                <w:sz w:val="20"/>
+                <w:szCs w:val="20"/>
+              </w:rPr>
+              <w:t>}</w:t>
             </w:r>
           </w:p>
         </w:tc>
@@ -3575,6 +4179,7 @@
               </w:rPr>
               <w:t>{#</w:t>
             </w:r>
+            <w:proofErr w:type="gramStart"/>
             <w:r>
               <w:rPr>
                 <w:rFonts w:cstheme="minorHAnsi"/>
@@ -3589,15 +4194,16 @@
                 <w:sz w:val="18"/>
                 <w:szCs w:val="18"/>
               </w:rPr>
-              <w:t>}{specialInstruction}{/</w:t>
-            </w:r>
+              <w:t>}{</w:t>
+            </w:r>
+            <w:proofErr w:type="gramEnd"/>
             <w:r>
               <w:rPr>
                 <w:rFonts w:cstheme="minorHAnsi"/>
                 <w:sz w:val="18"/>
                 <w:szCs w:val="18"/>
               </w:rPr>
-              <w:t>specialInstruction</w:t>
+              <w:t>specialInstruction}{/</w:t>
             </w:r>
             <w:r>
               <w:rPr>
@@ -3605,41 +4211,42 @@
                 <w:sz w:val="18"/>
                 <w:szCs w:val="18"/>
               </w:rPr>
-              <w:t>}</w:t>
-            </w:r>
-          </w:p>
-          <w:p>
-            <w:pPr>
-              <w:pStyle w:val="NoSpacing"/>
+              <w:t>specialInstruction</w:t>
+            </w:r>
+            <w:r>
               <w:rPr>
                 <w:rFonts w:cstheme="minorHAnsi"/>
                 <w:sz w:val="18"/>
                 <w:szCs w:val="18"/>
               </w:rPr>
-            </w:pPr>
-            <w:r>
+              <w:t>}</w:t>
+            </w:r>
+          </w:p>
+          <w:p>
+            <w:pPr>
+              <w:pStyle w:val="NoSpacing"/>
               <w:rPr>
                 <w:rFonts w:cstheme="minorHAnsi"/>
                 <w:sz w:val="18"/>
                 <w:szCs w:val="18"/>
               </w:rPr>
-              <w:t>{#</w:t>
-            </w:r>
+            </w:pPr>
             <w:r>
               <w:rPr>
                 <w:rFonts w:cstheme="minorHAnsi"/>
                 <w:sz w:val="18"/>
                 <w:szCs w:val="18"/>
               </w:rPr>
-              <w:t>bottomNotes</w:t>
-            </w:r>
+              <w:t>{#</w:t>
+            </w:r>
+            <w:proofErr w:type="gramStart"/>
             <w:r>
               <w:rPr>
                 <w:rFonts w:cstheme="minorHAnsi"/>
                 <w:sz w:val="18"/>
                 <w:szCs w:val="18"/>
               </w:rPr>
-              <w:t>}{</w:t>
+              <w:t>bottomNotes</w:t>
             </w:r>
             <w:r>
               <w:rPr>
@@ -3647,42 +4254,53 @@
                 <w:sz w:val="18"/>
                 <w:szCs w:val="18"/>
               </w:rPr>
-              <w:t>bottomNote</w:t>
-            </w:r>
+              <w:t>}{</w:t>
+            </w:r>
+            <w:proofErr w:type="gramEnd"/>
             <w:r>
               <w:rPr>
                 <w:rFonts w:cstheme="minorHAnsi"/>
                 <w:sz w:val="18"/>
                 <w:szCs w:val="18"/>
               </w:rPr>
-              <w:t>}</w:t>
-            </w:r>
-          </w:p>
-          <w:p>
-            <w:pPr>
-              <w:pStyle w:val="NoSpacing"/>
-              <w:rPr>
-                <w:rFonts w:cstheme="minorHAnsi"/>
-                <w:sz w:val="20"/>
-                <w:szCs w:val="20"/>
-              </w:rPr>
-            </w:pPr>
+              <w:t>bottomNote</w:t>
+            </w:r>
             <w:r>
               <w:rPr>
                 <w:rFonts w:cstheme="minorHAnsi"/>
                 <w:sz w:val="18"/>
                 <w:szCs w:val="18"/>
               </w:rPr>
-              <w:t>{/</w:t>
-            </w:r>
+              <w:t>}</w:t>
+            </w:r>
+          </w:p>
+          <w:p>
+            <w:pPr>
+              <w:pStyle w:val="NoSpacing"/>
+              <w:rPr>
+                <w:rFonts w:cstheme="minorHAnsi"/>
+                <w:sz w:val="20"/>
+                <w:szCs w:val="20"/>
+              </w:rPr>
+            </w:pPr>
             <w:r>
               <w:rPr>
                 <w:rFonts w:cstheme="minorHAnsi"/>
                 <w:sz w:val="18"/>
                 <w:szCs w:val="18"/>
               </w:rPr>
+              <w:t>{/</w:t>
+            </w:r>
+            <w:proofErr w:type="spellStart"/>
+            <w:r>
+              <w:rPr>
+                <w:rFonts w:cstheme="minorHAnsi"/>
+                <w:sz w:val="18"/>
+                <w:szCs w:val="18"/>
+              </w:rPr>
               <w:t>bottomNotes</w:t>
             </w:r>
+            <w:proofErr w:type="spellEnd"/>
             <w:r>
               <w:rPr>
                 <w:rFonts w:cstheme="minorHAnsi"/>
@@ -3786,6 +4404,7 @@
                     </w:rPr>
                     <w:t>{</w:t>
                   </w:r>
+                  <w:proofErr w:type="spellStart"/>
                   <w:r>
                     <w:rPr>
                       <w:rFonts w:cstheme="minorHAnsi"/>
@@ -3794,6 +4413,7 @@
                     </w:rPr>
                     <w:t>totalQuantity</w:t>
                   </w:r>
+                  <w:proofErr w:type="spellEnd"/>
                   <w:r>
                     <w:rPr>
                       <w:rFonts w:cstheme="minorHAnsi"/>
@@ -3858,6 +4478,7 @@
                     </w:rPr>
                     <w:t>{</w:t>
                   </w:r>
+                  <w:proofErr w:type="spellStart"/>
                   <w:r>
                     <w:rPr>
                       <w:rFonts w:cstheme="minorHAnsi"/>
@@ -3866,6 +4487,7 @@
                     </w:rPr>
                     <w:t>totalBox</w:t>
                   </w:r>
+                  <w:proofErr w:type="spellEnd"/>
                   <w:r>
                     <w:rPr>
                       <w:rFonts w:cstheme="minorHAnsi"/>
@@ -3903,7 +4525,27 @@
                       <w:sz w:val="20"/>
                       <w:szCs w:val="20"/>
                     </w:rPr>
-                    <w:t>Total Sq.Meter:</w:t>
+                    <w:t xml:space="preserve">Total </w:t>
+                  </w:r>
+                  <w:proofErr w:type="spellStart"/>
+                  <w:proofErr w:type="gramStart"/>
+                  <w:r>
+                    <w:rPr>
+                      <w:rFonts w:cstheme="minorHAnsi"/>
+                      <w:sz w:val="20"/>
+                      <w:szCs w:val="20"/>
+                    </w:rPr>
+                    <w:t>Sq.Meter</w:t>
+                  </w:r>
+                  <w:proofErr w:type="spellEnd"/>
+                  <w:proofErr w:type="gramEnd"/>
+                  <w:r>
+                    <w:rPr>
+                      <w:rFonts w:cstheme="minorHAnsi"/>
+                      <w:sz w:val="20"/>
+                      <w:szCs w:val="20"/>
+                    </w:rPr>
+                    <w:t>:</w:t>
                   </w:r>
                 </w:p>
               </w:tc>
@@ -3930,6 +4572,7 @@
                     </w:rPr>
                     <w:t>{</w:t>
                   </w:r>
+                  <w:proofErr w:type="spellStart"/>
                   <w:r>
                     <w:rPr>
                       <w:rFonts w:cstheme="minorHAnsi"/>
@@ -3938,6 +4581,7 @@
                     </w:rPr>
                     <w:t>totalSqMt</w:t>
                   </w:r>
+                  <w:proofErr w:type="spellEnd"/>
                   <w:r>
                     <w:rPr>
                       <w:rFonts w:cstheme="minorHAnsi"/>
@@ -4048,7 +4692,25 @@
                       <w:sz w:val="20"/>
                       <w:szCs w:val="20"/>
                     </w:rPr>
-                    <w:t>Avg./Wt.(Kg)</w:t>
+                    <w:t>Avg./</w:t>
+                  </w:r>
+                  <w:proofErr w:type="gramStart"/>
+                  <w:r>
+                    <w:rPr>
+                      <w:rFonts w:cstheme="minorHAnsi"/>
+                      <w:sz w:val="20"/>
+                      <w:szCs w:val="20"/>
+                    </w:rPr>
+                    <w:t>Wt.(</w:t>
+                  </w:r>
+                  <w:proofErr w:type="gramEnd"/>
+                  <w:r>
+                    <w:rPr>
+                      <w:rFonts w:cstheme="minorHAnsi"/>
+                      <w:sz w:val="20"/>
+                      <w:szCs w:val="20"/>
+                    </w:rPr>
+                    <w:t>Kg)</w:t>
                   </w:r>
                 </w:p>
               </w:tc>
@@ -4131,6 +4793,7 @@
                     </w:rPr>
                     <w:t>{#</w:t>
                   </w:r>
+                  <w:proofErr w:type="gramStart"/>
                   <w:r>
                     <w:rPr>
                       <w:rFonts w:cstheme="minorHAnsi"/>
@@ -4147,6 +4810,7 @@
                     </w:rPr>
                     <w:t>}{</w:t>
                   </w:r>
+                  <w:proofErr w:type="gramEnd"/>
                   <w:r>
                     <w:rPr>
                       <w:rFonts w:cstheme="minorHAnsi"/>
@@ -4188,6 +4852,7 @@
                     </w:rPr>
                     <w:t>{</w:t>
                   </w:r>
+                  <w:proofErr w:type="spellStart"/>
                   <w:r>
                     <w:rPr>
                       <w:rFonts w:cstheme="minorHAnsi"/>
@@ -4196,6 +4861,7 @@
                     </w:rPr>
                     <w:t>totalSqMtPerType</w:t>
                   </w:r>
+                  <w:proofErr w:type="spellEnd"/>
                   <w:r>
                     <w:rPr>
                       <w:rFonts w:cstheme="minorHAnsi"/>
@@ -4285,6 +4951,7 @@
                     </w:rPr>
                     <w:t>} MM{/</w:t>
                   </w:r>
+                  <w:proofErr w:type="spellStart"/>
                   <w:r>
                     <w:rPr>
                       <w:rFonts w:cstheme="minorHAnsi"/>
@@ -4293,6 +4960,7 @@
                     </w:rPr>
                     <w:t>containerSummary</w:t>
                   </w:r>
+                  <w:proofErr w:type="spellEnd"/>
                   <w:r>
                     <w:rPr>
                       <w:rFonts w:cstheme="minorHAnsi"/>
@@ -4418,7 +5086,25 @@
                       <w:sz w:val="20"/>
                       <w:szCs w:val="20"/>
                     </w:rPr>
-                    <w:t>{panNo}</w:t>
+                    <w:t>{</w:t>
+                  </w:r>
+                  <w:proofErr w:type="spellStart"/>
+                  <w:r>
+                    <w:rPr>
+                      <w:rFonts w:cstheme="minorHAnsi"/>
+                      <w:sz w:val="20"/>
+                      <w:szCs w:val="20"/>
+                    </w:rPr>
+                    <w:t>panNo</w:t>
+                  </w:r>
+                  <w:proofErr w:type="spellEnd"/>
+                  <w:r>
+                    <w:rPr>
+                      <w:rFonts w:cstheme="minorHAnsi"/>
+                      <w:sz w:val="20"/>
+                      <w:szCs w:val="20"/>
+                    </w:rPr>
+                    <w:t>}</w:t>
                   </w:r>
                 </w:p>
               </w:tc>
@@ -4474,7 +5160,43 @@
                       <w:sz w:val="20"/>
                       <w:szCs w:val="20"/>
                     </w:rPr>
-                    <w:t>{bankName} {bankBranch}</w:t>
+                    <w:t>{</w:t>
+                  </w:r>
+                  <w:proofErr w:type="spellStart"/>
+                  <w:r>
+                    <w:rPr>
+                      <w:rFonts w:cstheme="minorHAnsi"/>
+                      <w:sz w:val="20"/>
+                      <w:szCs w:val="20"/>
+                    </w:rPr>
+                    <w:t>bankName</w:t>
+                  </w:r>
+                  <w:proofErr w:type="spellEnd"/>
+                  <w:r>
+                    <w:rPr>
+                      <w:rFonts w:cstheme="minorHAnsi"/>
+                      <w:sz w:val="20"/>
+                      <w:szCs w:val="20"/>
+                    </w:rPr>
+                    <w:t>} {</w:t>
+                  </w:r>
+                  <w:proofErr w:type="spellStart"/>
+                  <w:r>
+                    <w:rPr>
+                      <w:rFonts w:cstheme="minorHAnsi"/>
+                      <w:sz w:val="20"/>
+                      <w:szCs w:val="20"/>
+                    </w:rPr>
+                    <w:t>bankBranch</w:t>
+                  </w:r>
+                  <w:proofErr w:type="spellEnd"/>
+                  <w:r>
+                    <w:rPr>
+                      <w:rFonts w:cstheme="minorHAnsi"/>
+                      <w:sz w:val="20"/>
+                      <w:szCs w:val="20"/>
+                    </w:rPr>
+                    <w:t>}</w:t>
                   </w:r>
                 </w:p>
               </w:tc>
@@ -4530,7 +5252,25 @@
                       <w:sz w:val="20"/>
                       <w:szCs w:val="20"/>
                     </w:rPr>
-                    <w:t>{adCode}</w:t>
+                    <w:t>{</w:t>
+                  </w:r>
+                  <w:proofErr w:type="spellStart"/>
+                  <w:r>
+                    <w:rPr>
+                      <w:rFonts w:cstheme="minorHAnsi"/>
+                      <w:sz w:val="20"/>
+                      <w:szCs w:val="20"/>
+                    </w:rPr>
+                    <w:t>adCode</w:t>
+                  </w:r>
+                  <w:proofErr w:type="spellEnd"/>
+                  <w:r>
+                    <w:rPr>
+                      <w:rFonts w:cstheme="minorHAnsi"/>
+                      <w:sz w:val="20"/>
+                      <w:szCs w:val="20"/>
+                    </w:rPr>
+                    <w:t>}</w:t>
                   </w:r>
                 </w:p>
               </w:tc>
@@ -4586,7 +5326,25 @@
                       <w:sz w:val="20"/>
                       <w:szCs w:val="20"/>
                     </w:rPr>
-                    <w:t>{acCode}</w:t>
+                    <w:t>{</w:t>
+                  </w:r>
+                  <w:proofErr w:type="spellStart"/>
+                  <w:r>
+                    <w:rPr>
+                      <w:rFonts w:cstheme="minorHAnsi"/>
+                      <w:sz w:val="20"/>
+                      <w:szCs w:val="20"/>
+                    </w:rPr>
+                    <w:t>acCode</w:t>
+                  </w:r>
+                  <w:proofErr w:type="spellEnd"/>
+                  <w:r>
+                    <w:rPr>
+                      <w:rFonts w:cstheme="minorHAnsi"/>
+                      <w:sz w:val="20"/>
+                      <w:szCs w:val="20"/>
+                    </w:rPr>
+                    <w:t>}</w:t>
                   </w:r>
                 </w:p>
               </w:tc>
@@ -4642,7 +5400,25 @@
                       <w:sz w:val="20"/>
                       <w:szCs w:val="20"/>
                     </w:rPr>
-                    <w:t>{iec}</w:t>
+                    <w:t>{</w:t>
+                  </w:r>
+                  <w:proofErr w:type="spellStart"/>
+                  <w:r>
+                    <w:rPr>
+                      <w:rFonts w:cstheme="minorHAnsi"/>
+                      <w:sz w:val="20"/>
+                      <w:szCs w:val="20"/>
+                    </w:rPr>
+                    <w:t>iec</w:t>
+                  </w:r>
+                  <w:proofErr w:type="spellEnd"/>
+                  <w:r>
+                    <w:rPr>
+                      <w:rFonts w:cstheme="minorHAnsi"/>
+                      <w:sz w:val="20"/>
+                      <w:szCs w:val="20"/>
+                    </w:rPr>
+                    <w:t>}</w:t>
                   </w:r>
                 </w:p>
               </w:tc>
@@ -4917,6 +5693,7 @@
       </w:rPr>
       <w:t>{#</w:t>
     </w:r>
+    <w:proofErr w:type="gramStart"/>
     <w:r>
       <w:rPr>
         <w:rFonts w:cstheme="minorHAnsi"/>
@@ -4942,7 +5719,18 @@
         <w:sz w:val="20"/>
         <w:szCs w:val="20"/>
       </w:rPr>
-      <w:t>{companyName</w:t>
+      <w:t>{</w:t>
+    </w:r>
+    <w:proofErr w:type="gramEnd"/>
+    <w:r>
+      <w:rPr>
+        <w:b/>
+        <w:bCs/>
+        <w:spacing w:val="60"/>
+        <w:sz w:val="20"/>
+        <w:szCs w:val="20"/>
+      </w:rPr>
+      <w:t>companyName</w:t>
     </w:r>
     <w:r>
       <w:rPr>

--- a/electron/database/generate-document/templates/custom-invoice.docx
+++ b/electron/database/generate-document/templates/custom-invoice.docx
@@ -1485,7 +1485,15 @@
                 <w:sz w:val="20"/>
                 <w:szCs w:val="20"/>
               </w:rPr>
-              <w:t xml:space="preserve">Final Destination: </w:t>
+              <w:t>H.S. Code</w:t>
+            </w:r>
+            <w:r>
+              <w:rPr>
+                <w:rFonts w:cstheme="minorHAnsi"/>
+                <w:sz w:val="20"/>
+                <w:szCs w:val="20"/>
+              </w:rPr>
+              <w:t xml:space="preserve">: </w:t>
             </w:r>
           </w:p>
           <w:p>
@@ -1511,7 +1519,7 @@
                 <w:sz w:val="20"/>
                 <w:szCs w:val="20"/>
               </w:rPr>
-              <w:t>finalDestination</w:t>
+              <w:t>hsCode</w:t>
             </w:r>
             <w:proofErr w:type="spellEnd"/>
             <w:r>
@@ -6504,7 +6512,6 @@
   <w:style w:type="character" w:default="1" w:styleId="DefaultParagraphFont">
     <w:name w:val="Default Paragraph Font"/>
     <w:uiPriority w:val="1"/>
-    <w:semiHidden/>
     <w:unhideWhenUsed/>
   </w:style>
   <w:style w:type="table" w:default="1" w:styleId="TableNormal">

--- a/electron/database/generate-document/templates/custom-invoice.docx
+++ b/electron/database/generate-document/templates/custom-invoice.docx
@@ -104,25 +104,7 @@
                 <w:sz w:val="20"/>
                 <w:szCs w:val="20"/>
               </w:rPr>
-              <w:t>{#</w:t>
-            </w:r>
-            <w:proofErr w:type="gramStart"/>
-            <w:r>
-              <w:rPr>
-                <w:rFonts w:cstheme="minorHAnsi"/>
-                <w:sz w:val="20"/>
-                <w:szCs w:val="20"/>
-              </w:rPr>
-              <w:t>companyData}{</w:t>
-            </w:r>
-            <w:proofErr w:type="gramEnd"/>
-            <w:r>
-              <w:rPr>
-                <w:rFonts w:cstheme="minorHAnsi"/>
-                <w:sz w:val="20"/>
-                <w:szCs w:val="20"/>
-              </w:rPr>
-              <w:t>companyName}</w:t>
+              <w:t>{#companyData}{companyName}</w:t>
             </w:r>
           </w:p>
           <w:p>
@@ -140,160 +122,7 @@
                 <w:sz w:val="20"/>
                 <w:szCs w:val="20"/>
               </w:rPr>
-              <w:t xml:space="preserve">{companyAddressLine1} </w:t>
-            </w:r>
-            <w:proofErr w:type="gramStart"/>
-            <w:r>
-              <w:rPr>
-                <w:rFonts w:cstheme="minorHAnsi"/>
-                <w:bCs/>
-                <w:sz w:val="20"/>
-                <w:szCs w:val="20"/>
-              </w:rPr>
-              <w:t xml:space="preserve">   {</w:t>
-            </w:r>
-            <w:proofErr w:type="gramEnd"/>
-            <w:r>
-              <w:rPr>
-                <w:rFonts w:cstheme="minorHAnsi"/>
-                <w:bCs/>
-                <w:sz w:val="20"/>
-                <w:szCs w:val="20"/>
-              </w:rPr>
-              <w:t>companyAddressLine2</w:t>
-            </w:r>
-            <w:proofErr w:type="gramStart"/>
-            <w:r>
-              <w:rPr>
-                <w:rFonts w:cstheme="minorHAnsi"/>
-                <w:bCs/>
-                <w:sz w:val="20"/>
-                <w:szCs w:val="20"/>
-              </w:rPr>
-              <w:t>},      {</w:t>
-            </w:r>
-            <w:proofErr w:type="spellStart"/>
-            <w:r>
-              <w:rPr>
-                <w:rFonts w:cstheme="minorHAnsi"/>
-                <w:bCs/>
-                <w:sz w:val="20"/>
-                <w:szCs w:val="20"/>
-              </w:rPr>
-              <w:t>companyCity</w:t>
-            </w:r>
-            <w:proofErr w:type="spellEnd"/>
-            <w:r>
-              <w:rPr>
-                <w:rFonts w:cstheme="minorHAnsi"/>
-                <w:bCs/>
-                <w:sz w:val="20"/>
-                <w:szCs w:val="20"/>
-              </w:rPr>
-              <w:t xml:space="preserve">}   </w:t>
-            </w:r>
-            <w:proofErr w:type="gramEnd"/>
-            <w:r>
-              <w:rPr>
-                <w:rFonts w:cstheme="minorHAnsi"/>
-                <w:bCs/>
-                <w:sz w:val="20"/>
-                <w:szCs w:val="20"/>
-              </w:rPr>
-              <w:t xml:space="preserve"> {</w:t>
-            </w:r>
-            <w:proofErr w:type="spellStart"/>
-            <w:proofErr w:type="gramStart"/>
-            <w:r>
-              <w:rPr>
-                <w:rFonts w:cstheme="minorHAnsi"/>
-                <w:bCs/>
-                <w:sz w:val="20"/>
-                <w:szCs w:val="20"/>
-              </w:rPr>
-              <w:t>companyPostalCode</w:t>
-            </w:r>
-            <w:proofErr w:type="spellEnd"/>
-            <w:r>
-              <w:rPr>
-                <w:rFonts w:cstheme="minorHAnsi"/>
-                <w:bCs/>
-                <w:sz w:val="20"/>
-                <w:szCs w:val="20"/>
-              </w:rPr>
-              <w:t xml:space="preserve">}   </w:t>
-            </w:r>
-            <w:proofErr w:type="gramEnd"/>
-            <w:r>
-              <w:rPr>
-                <w:rFonts w:cstheme="minorHAnsi"/>
-                <w:bCs/>
-                <w:sz w:val="20"/>
-                <w:szCs w:val="20"/>
-              </w:rPr>
-              <w:t>{</w:t>
-            </w:r>
-            <w:proofErr w:type="spellStart"/>
-            <w:proofErr w:type="gramStart"/>
-            <w:r>
-              <w:rPr>
-                <w:rFonts w:cstheme="minorHAnsi"/>
-                <w:bCs/>
-                <w:sz w:val="20"/>
-                <w:szCs w:val="20"/>
-              </w:rPr>
-              <w:t>companyState</w:t>
-            </w:r>
-            <w:proofErr w:type="spellEnd"/>
-            <w:r>
-              <w:rPr>
-                <w:rFonts w:cstheme="minorHAnsi"/>
-                <w:bCs/>
-                <w:sz w:val="20"/>
-                <w:szCs w:val="20"/>
-              </w:rPr>
-              <w:t xml:space="preserve">}   </w:t>
-            </w:r>
-            <w:proofErr w:type="gramEnd"/>
-            <w:r>
-              <w:rPr>
-                <w:rFonts w:cstheme="minorHAnsi"/>
-                <w:bCs/>
-                <w:sz w:val="20"/>
-                <w:szCs w:val="20"/>
-              </w:rPr>
-              <w:t xml:space="preserve"> {</w:t>
-            </w:r>
-            <w:proofErr w:type="spellStart"/>
-            <w:r>
-              <w:rPr>
-                <w:rFonts w:cstheme="minorHAnsi"/>
-                <w:bCs/>
-                <w:sz w:val="20"/>
-                <w:szCs w:val="20"/>
-              </w:rPr>
-              <w:t>companyCountry</w:t>
-            </w:r>
-            <w:proofErr w:type="spellEnd"/>
-            <w:proofErr w:type="gramStart"/>
-            <w:r>
-              <w:rPr>
-                <w:rFonts w:cstheme="minorHAnsi"/>
-                <w:bCs/>
-                <w:sz w:val="20"/>
-                <w:szCs w:val="20"/>
-              </w:rPr>
-              <w:t>}{</w:t>
-            </w:r>
-            <w:proofErr w:type="gramEnd"/>
-            <w:r>
-              <w:rPr>
-                <w:rFonts w:cstheme="minorHAnsi"/>
-                <w:bCs/>
-                <w:sz w:val="20"/>
-                <w:szCs w:val="20"/>
-              </w:rPr>
-              <w:t>/}</w:t>
+              <w:t>{companyAddressLine1}    {companyAddressLine2},      {companyCity}    {companyPostalCode}   {companyState}    {companyCountry}{/}</w:t>
             </w:r>
           </w:p>
         </w:tc>
@@ -327,14 +156,12 @@
               </w:rPr>
               <w:t>{</w:t>
             </w:r>
-            <w:proofErr w:type="spellStart"/>
             <w:r>
               <w:rPr>
                 <w:rFonts w:cstheme="minorHAnsi"/>
               </w:rPr>
               <w:t>modifyInvNo</w:t>
             </w:r>
-            <w:proofErr w:type="spellEnd"/>
             <w:r>
               <w:rPr>
                 <w:rFonts w:cstheme="minorHAnsi"/>
@@ -376,14 +203,12 @@
               </w:rPr>
               <w:t>{</w:t>
             </w:r>
-            <w:proofErr w:type="spellStart"/>
             <w:r>
               <w:rPr>
                 <w:rFonts w:cstheme="minorHAnsi"/>
               </w:rPr>
               <w:t>invoiceDate</w:t>
             </w:r>
-            <w:proofErr w:type="spellEnd"/>
             <w:r>
               <w:rPr>
                 <w:rFonts w:cstheme="minorHAnsi"/>
@@ -464,14 +289,12 @@
               </w:rPr>
               <w:t>{</w:t>
             </w:r>
-            <w:proofErr w:type="spellStart"/>
-            <w:r>
-              <w:rPr>
-                <w:rFonts w:cstheme="minorHAnsi"/>
-              </w:rPr>
-              <w:t>buyersOrderNo</w:t>
-            </w:r>
-            <w:proofErr w:type="spellEnd"/>
+            <w:r>
+              <w:rPr>
+                <w:rFonts w:cstheme="minorHAnsi"/>
+              </w:rPr>
+              <w:t>invoicePiNo</w:t>
+            </w:r>
             <w:r>
               <w:rPr>
                 <w:rFonts w:cstheme="minorHAnsi"/>
@@ -514,14 +337,12 @@
               </w:rPr>
               <w:t>{</w:t>
             </w:r>
-            <w:proofErr w:type="spellStart"/>
             <w:r>
               <w:rPr>
                 <w:rFonts w:cstheme="minorHAnsi"/>
               </w:rPr>
               <w:t>orderDate</w:t>
             </w:r>
-            <w:proofErr w:type="spellEnd"/>
             <w:r>
               <w:rPr>
                 <w:rFonts w:cstheme="minorHAnsi"/>
@@ -578,7 +399,6 @@
               </w:rPr>
               <w:t>{</w:t>
             </w:r>
-            <w:proofErr w:type="spellStart"/>
             <w:r>
               <w:rPr>
                 <w:rFonts w:cstheme="minorHAnsi"/>
@@ -587,7 +407,6 @@
               </w:rPr>
               <w:t>consigneeCountry</w:t>
             </w:r>
-            <w:proofErr w:type="spellEnd"/>
             <w:r>
               <w:rPr>
                 <w:rFonts w:cstheme="minorHAnsi"/>
@@ -639,7 +458,6 @@
               </w:rPr>
               <w:t>{</w:t>
             </w:r>
-            <w:proofErr w:type="spellStart"/>
             <w:r>
               <w:rPr>
                 <w:rFonts w:cstheme="minorHAnsi"/>
@@ -648,7 +466,6 @@
               </w:rPr>
               <w:t>consigneeName</w:t>
             </w:r>
-            <w:proofErr w:type="spellEnd"/>
             <w:r>
               <w:rPr>
                 <w:rFonts w:cstheme="minorHAnsi"/>
@@ -674,7 +491,6 @@
               </w:rPr>
               <w:t>{</w:t>
             </w:r>
-            <w:proofErr w:type="spellStart"/>
             <w:r>
               <w:rPr>
                 <w:rFonts w:cstheme="minorHAnsi"/>
@@ -683,7 +499,6 @@
               </w:rPr>
               <w:t>consigneeAddress</w:t>
             </w:r>
-            <w:proofErr w:type="spellEnd"/>
             <w:r>
               <w:rPr>
                 <w:rFonts w:cstheme="minorHAnsi"/>
@@ -692,7 +507,6 @@
               </w:rPr>
               <w:t>} {</w:t>
             </w:r>
-            <w:proofErr w:type="spellStart"/>
             <w:r>
               <w:rPr>
                 <w:rFonts w:cstheme="minorHAnsi"/>
@@ -701,7 +515,6 @@
               </w:rPr>
               <w:t>consigneeCity</w:t>
             </w:r>
-            <w:proofErr w:type="spellEnd"/>
             <w:r>
               <w:rPr>
                 <w:rFonts w:cstheme="minorHAnsi"/>
@@ -710,7 +523,6 @@
               </w:rPr>
               <w:t>} {</w:t>
             </w:r>
-            <w:proofErr w:type="spellStart"/>
             <w:r>
               <w:rPr>
                 <w:rFonts w:cstheme="minorHAnsi"/>
@@ -719,7 +531,6 @@
               </w:rPr>
               <w:t>consigneeState</w:t>
             </w:r>
-            <w:proofErr w:type="spellEnd"/>
             <w:r>
               <w:rPr>
                 <w:rFonts w:cstheme="minorHAnsi"/>
@@ -728,7 +539,6 @@
               </w:rPr>
               <w:t>}{</w:t>
             </w:r>
-            <w:proofErr w:type="spellStart"/>
             <w:r>
               <w:rPr>
                 <w:rFonts w:cstheme="minorHAnsi"/>
@@ -737,7 +547,6 @@
               </w:rPr>
               <w:t>consigneeCountry</w:t>
             </w:r>
-            <w:proofErr w:type="spellEnd"/>
             <w:r>
               <w:rPr>
                 <w:rFonts w:cstheme="minorHAnsi"/>
@@ -746,7 +555,6 @@
               </w:rPr>
               <w:t>} {</w:t>
             </w:r>
-            <w:proofErr w:type="spellStart"/>
             <w:r>
               <w:rPr>
                 <w:rFonts w:cstheme="minorHAnsi"/>
@@ -755,7 +563,6 @@
               </w:rPr>
               <w:t>consigneeZip</w:t>
             </w:r>
-            <w:proofErr w:type="spellEnd"/>
             <w:r>
               <w:rPr>
                 <w:rFonts w:cstheme="minorHAnsi"/>
@@ -778,17 +585,276 @@
                 <w:sz w:val="20"/>
                 <w:szCs w:val="20"/>
               </w:rPr>
+              <w:t>{#isUK}</w:t>
+            </w:r>
+            <w:r>
+              <w:rPr>
+                <w:rFonts w:cstheme="minorHAnsi"/>
+                <w:sz w:val="20"/>
+                <w:szCs w:val="20"/>
+              </w:rPr>
               <w:t>{#</w:t>
             </w:r>
-            <w:proofErr w:type="gramStart"/>
-            <w:r>
-              <w:rPr>
-                <w:rFonts w:cstheme="minorHAnsi"/>
-                <w:sz w:val="20"/>
-                <w:szCs w:val="20"/>
-              </w:rPr>
-              <w:t>isUK}</w:t>
-            </w:r>
+            <w:r>
+              <w:rPr>
+                <w:rFonts w:cstheme="minorHAnsi"/>
+                <w:sz w:val="20"/>
+                <w:szCs w:val="20"/>
+              </w:rPr>
+              <w:t>consigneePhone</w:t>
+            </w:r>
+            <w:r>
+              <w:rPr>
+                <w:rFonts w:cstheme="minorHAnsi"/>
+                <w:sz w:val="20"/>
+                <w:szCs w:val="20"/>
+              </w:rPr>
+              <w:t>}</w:t>
+            </w:r>
+            <w:r>
+              <w:rPr>
+                <w:rFonts w:cstheme="minorHAnsi"/>
+                <w:sz w:val="20"/>
+                <w:szCs w:val="20"/>
+              </w:rPr>
+              <w:t>TELE:{</w:t>
+            </w:r>
+            <w:r>
+              <w:rPr>
+                <w:rFonts w:cstheme="minorHAnsi"/>
+                <w:sz w:val="20"/>
+                <w:szCs w:val="20"/>
+              </w:rPr>
+              <w:t>consigneePhone</w:t>
+            </w:r>
+            <w:r>
+              <w:rPr>
+                <w:rFonts w:cstheme="minorHAnsi"/>
+                <w:sz w:val="20"/>
+                <w:szCs w:val="20"/>
+              </w:rPr>
+              <w:t>}</w:t>
+            </w:r>
+            <w:r>
+              <w:rPr>
+                <w:rFonts w:cstheme="minorHAnsi"/>
+                <w:sz w:val="20"/>
+                <w:szCs w:val="20"/>
+              </w:rPr>
+              <w:t>{/</w:t>
+            </w:r>
+            <w:r>
+              <w:rPr>
+                <w:rFonts w:cstheme="minorHAnsi"/>
+                <w:sz w:val="20"/>
+                <w:szCs w:val="20"/>
+              </w:rPr>
+              <w:t>consigneePhone</w:t>
+            </w:r>
+            <w:r>
+              <w:rPr>
+                <w:rFonts w:cstheme="minorHAnsi"/>
+                <w:sz w:val="20"/>
+                <w:szCs w:val="20"/>
+              </w:rPr>
+              <w:t>}</w:t>
+            </w:r>
+            <w:r>
+              <w:rPr>
+                <w:rFonts w:cstheme="minorHAnsi"/>
+                <w:sz w:val="20"/>
+                <w:szCs w:val="20"/>
+              </w:rPr>
+              <w:t xml:space="preserve"> </w:t>
+            </w:r>
+          </w:p>
+          <w:p>
+            <w:pPr>
+              <w:rPr>
+                <w:rFonts w:cstheme="minorHAnsi"/>
+                <w:sz w:val="20"/>
+                <w:szCs w:val="20"/>
+              </w:rPr>
+            </w:pPr>
+            <w:r>
+              <w:rPr>
+                <w:rFonts w:cstheme="minorHAnsi"/>
+                <w:sz w:val="20"/>
+                <w:szCs w:val="20"/>
+              </w:rPr>
+              <w:t>{#</w:t>
+            </w:r>
+            <w:r>
+              <w:rPr>
+                <w:rFonts w:cstheme="minorHAnsi"/>
+                <w:sz w:val="20"/>
+                <w:szCs w:val="20"/>
+              </w:rPr>
+              <w:t>consigneeEmail</w:t>
+            </w:r>
+            <w:r>
+              <w:rPr>
+                <w:rFonts w:cstheme="minorHAnsi"/>
+                <w:sz w:val="20"/>
+                <w:szCs w:val="20"/>
+              </w:rPr>
+              <w:t>}</w:t>
+            </w:r>
+            <w:r>
+              <w:rPr>
+                <w:rFonts w:cstheme="minorHAnsi"/>
+                <w:sz w:val="20"/>
+                <w:szCs w:val="20"/>
+              </w:rPr>
+              <w:t>EMAIL</w:t>
+            </w:r>
+            <w:r>
+              <w:rPr>
+                <w:rFonts w:cstheme="minorHAnsi"/>
+                <w:sz w:val="20"/>
+                <w:szCs w:val="20"/>
+              </w:rPr>
+              <w:t>:{</w:t>
+            </w:r>
+            <w:r>
+              <w:rPr>
+                <w:rFonts w:cstheme="minorHAnsi"/>
+                <w:sz w:val="20"/>
+                <w:szCs w:val="20"/>
+              </w:rPr>
+              <w:t>consigneeEmail</w:t>
+            </w:r>
+            <w:r>
+              <w:rPr>
+                <w:rFonts w:cstheme="minorHAnsi"/>
+                <w:sz w:val="20"/>
+                <w:szCs w:val="20"/>
+              </w:rPr>
+              <w:t>}</w:t>
+            </w:r>
+            <w:r>
+              <w:rPr>
+                <w:rFonts w:cstheme="minorHAnsi"/>
+                <w:sz w:val="20"/>
+                <w:szCs w:val="20"/>
+              </w:rPr>
+              <w:t>{/</w:t>
+            </w:r>
+            <w:r>
+              <w:rPr>
+                <w:rFonts w:cstheme="minorHAnsi"/>
+                <w:sz w:val="20"/>
+                <w:szCs w:val="20"/>
+              </w:rPr>
+              <w:t>consigneeEmail</w:t>
+            </w:r>
+            <w:r>
+              <w:rPr>
+                <w:rFonts w:cstheme="minorHAnsi"/>
+                <w:sz w:val="20"/>
+                <w:szCs w:val="20"/>
+              </w:rPr>
+              <w:t>}</w:t>
+            </w:r>
+            <w:r>
+              <w:rPr>
+                <w:rFonts w:cstheme="minorHAnsi"/>
+                <w:sz w:val="20"/>
+                <w:szCs w:val="20"/>
+              </w:rPr>
+              <w:t>{/isUK}</w:t>
+            </w:r>
+          </w:p>
+          <w:p>
+            <w:pPr>
+              <w:rPr>
+                <w:rFonts w:cstheme="minorHAnsi"/>
+                <w:sz w:val="20"/>
+                <w:szCs w:val="20"/>
+              </w:rPr>
+            </w:pPr>
+            <w:r>
+              <w:rPr>
+                <w:rFonts w:cstheme="minorHAnsi"/>
+                <w:sz w:val="20"/>
+                <w:szCs w:val="20"/>
+              </w:rPr>
+              <w:t>{#</w:t>
+            </w:r>
+            <w:r>
+              <w:rPr>
+                <w:rFonts w:cstheme="minorHAnsi"/>
+                <w:sz w:val="20"/>
+                <w:szCs w:val="20"/>
+              </w:rPr>
+              <w:t>notifyName</w:t>
+            </w:r>
+            <w:r>
+              <w:rPr>
+                <w:rFonts w:cstheme="minorHAnsi"/>
+                <w:sz w:val="20"/>
+                <w:szCs w:val="20"/>
+              </w:rPr>
+              <w:t>}</w:t>
+            </w:r>
+            <w:r>
+              <w:rPr>
+                <w:rFonts w:cstheme="minorHAnsi"/>
+                <w:sz w:val="20"/>
+                <w:szCs w:val="20"/>
+              </w:rPr>
+              <w:t>{#</w:t>
+            </w:r>
+            <w:r>
+              <w:rPr>
+                <w:rFonts w:cstheme="minorHAnsi"/>
+                <w:sz w:val="20"/>
+                <w:szCs w:val="20"/>
+              </w:rPr>
+              <w:t>notifyAddress</w:t>
+            </w:r>
+            <w:r>
+              <w:rPr>
+                <w:rFonts w:cstheme="minorHAnsi"/>
+                <w:sz w:val="20"/>
+                <w:szCs w:val="20"/>
+              </w:rPr>
+              <w:t>}</w:t>
+            </w:r>
+          </w:p>
+          <w:p>
+            <w:pPr>
+              <w:rPr>
+                <w:rFonts w:cstheme="minorHAnsi"/>
+                <w:sz w:val="20"/>
+                <w:szCs w:val="20"/>
+              </w:rPr>
+            </w:pPr>
+            <w:r>
+              <w:rPr>
+                <w:rFonts w:cstheme="minorHAnsi"/>
+                <w:sz w:val="20"/>
+                <w:szCs w:val="20"/>
+              </w:rPr>
+              <w:t>NOTIFY</w:t>
+            </w:r>
+            <w:r>
+              <w:rPr>
+                <w:rFonts w:cstheme="minorHAnsi"/>
+                <w:sz w:val="20"/>
+                <w:szCs w:val="20"/>
+              </w:rPr>
+              <w:t xml:space="preserve"> – </w:t>
+            </w:r>
+          </w:p>
+          <w:p>
+            <w:pPr>
+              <w:rPr>
+                <w:rFonts w:cstheme="minorHAnsi"/>
+                <w:sz w:val="20"/>
+                <w:szCs w:val="20"/>
+              </w:rPr>
+            </w:pPr>
             <w:r>
               <w:rPr>
                 <w:rFonts w:cstheme="minorHAnsi"/>
@@ -797,23 +863,13 @@
               </w:rPr>
               <w:t>{</w:t>
             </w:r>
-            <w:proofErr w:type="gramEnd"/>
-            <w:r>
-              <w:rPr>
-                <w:rFonts w:cstheme="minorHAnsi"/>
-                <w:sz w:val="20"/>
-                <w:szCs w:val="20"/>
-              </w:rPr>
-              <w:t>#</w:t>
-            </w:r>
-            <w:proofErr w:type="gramStart"/>
-            <w:r>
-              <w:rPr>
-                <w:rFonts w:cstheme="minorHAnsi"/>
-                <w:sz w:val="20"/>
-                <w:szCs w:val="20"/>
-              </w:rPr>
-              <w:t>consigneePhone</w:t>
+            <w:r>
+              <w:rPr>
+                <w:rFonts w:cstheme="minorHAnsi"/>
+                <w:sz w:val="20"/>
+                <w:szCs w:val="20"/>
+              </w:rPr>
+              <w:t>notifyName</w:t>
             </w:r>
             <w:r>
               <w:rPr>
@@ -829,24 +885,32 @@
                 <w:sz w:val="20"/>
                 <w:szCs w:val="20"/>
               </w:rPr>
-              <w:t>TELE</w:t>
-            </w:r>
-            <w:proofErr w:type="gramEnd"/>
-            <w:r>
-              <w:rPr>
-                <w:rFonts w:cstheme="minorHAnsi"/>
-                <w:sz w:val="20"/>
-                <w:szCs w:val="20"/>
-              </w:rPr>
-              <w:t>:{</w:t>
-            </w:r>
-            <w:r>
-              <w:rPr>
-                <w:rFonts w:cstheme="minorHAnsi"/>
-                <w:sz w:val="20"/>
-                <w:szCs w:val="20"/>
-              </w:rPr>
-              <w:t>consigneePhone</w:t>
+              <w:t xml:space="preserve"> </w:t>
+            </w:r>
+          </w:p>
+          <w:p>
+            <w:pPr>
+              <w:rPr>
+                <w:rFonts w:cstheme="minorHAnsi"/>
+                <w:sz w:val="20"/>
+                <w:szCs w:val="20"/>
+              </w:rPr>
+            </w:pPr>
+            <w:r>
+              <w:rPr>
+                <w:rFonts w:cstheme="minorHAnsi"/>
+                <w:sz w:val="20"/>
+                <w:szCs w:val="20"/>
+              </w:rPr>
+              <w:t>{</w:t>
+            </w:r>
+            <w:r>
+              <w:rPr>
+                <w:rFonts w:cstheme="minorHAnsi"/>
+                <w:sz w:val="20"/>
+                <w:szCs w:val="20"/>
+              </w:rPr>
+              <w:t>notifyAddress</w:t>
             </w:r>
             <w:r>
               <w:rPr>
@@ -862,318 +926,6 @@
                 <w:sz w:val="20"/>
                 <w:szCs w:val="20"/>
               </w:rPr>
-              <w:t>{/</w:t>
-            </w:r>
-            <w:r>
-              <w:rPr>
-                <w:rFonts w:cstheme="minorHAnsi"/>
-                <w:sz w:val="20"/>
-                <w:szCs w:val="20"/>
-              </w:rPr>
-              <w:t>consigneePhone</w:t>
-            </w:r>
-            <w:r>
-              <w:rPr>
-                <w:rFonts w:cstheme="minorHAnsi"/>
-                <w:sz w:val="20"/>
-                <w:szCs w:val="20"/>
-              </w:rPr>
-              <w:t>}</w:t>
-            </w:r>
-            <w:r>
-              <w:rPr>
-                <w:rFonts w:cstheme="minorHAnsi"/>
-                <w:sz w:val="20"/>
-                <w:szCs w:val="20"/>
-              </w:rPr>
-              <w:t xml:space="preserve"> </w:t>
-            </w:r>
-          </w:p>
-          <w:p>
-            <w:pPr>
-              <w:rPr>
-                <w:rFonts w:cstheme="minorHAnsi"/>
-                <w:sz w:val="20"/>
-                <w:szCs w:val="20"/>
-              </w:rPr>
-            </w:pPr>
-            <w:r>
-              <w:rPr>
-                <w:rFonts w:cstheme="minorHAnsi"/>
-                <w:sz w:val="20"/>
-                <w:szCs w:val="20"/>
-              </w:rPr>
-              <w:t>{#</w:t>
-            </w:r>
-            <w:proofErr w:type="gramStart"/>
-            <w:r>
-              <w:rPr>
-                <w:rFonts w:cstheme="minorHAnsi"/>
-                <w:sz w:val="20"/>
-                <w:szCs w:val="20"/>
-              </w:rPr>
-              <w:t>consigneeEmail</w:t>
-            </w:r>
-            <w:r>
-              <w:rPr>
-                <w:rFonts w:cstheme="minorHAnsi"/>
-                <w:sz w:val="20"/>
-                <w:szCs w:val="20"/>
-              </w:rPr>
-              <w:t>}</w:t>
-            </w:r>
-            <w:r>
-              <w:rPr>
-                <w:rFonts w:cstheme="minorHAnsi"/>
-                <w:sz w:val="20"/>
-                <w:szCs w:val="20"/>
-              </w:rPr>
-              <w:t>EMAIL</w:t>
-            </w:r>
-            <w:proofErr w:type="gramEnd"/>
-            <w:r>
-              <w:rPr>
-                <w:rFonts w:cstheme="minorHAnsi"/>
-                <w:sz w:val="20"/>
-                <w:szCs w:val="20"/>
-              </w:rPr>
-              <w:t>:{</w:t>
-            </w:r>
-            <w:r>
-              <w:rPr>
-                <w:rFonts w:cstheme="minorHAnsi"/>
-                <w:sz w:val="20"/>
-                <w:szCs w:val="20"/>
-              </w:rPr>
-              <w:t>consigneeEmail</w:t>
-            </w:r>
-            <w:r>
-              <w:rPr>
-                <w:rFonts w:cstheme="minorHAnsi"/>
-                <w:sz w:val="20"/>
-                <w:szCs w:val="20"/>
-              </w:rPr>
-              <w:t>}</w:t>
-            </w:r>
-            <w:r>
-              <w:rPr>
-                <w:rFonts w:cstheme="minorHAnsi"/>
-                <w:sz w:val="20"/>
-                <w:szCs w:val="20"/>
-              </w:rPr>
-              <w:t>{/</w:t>
-            </w:r>
-            <w:proofErr w:type="gramStart"/>
-            <w:r>
-              <w:rPr>
-                <w:rFonts w:cstheme="minorHAnsi"/>
-                <w:sz w:val="20"/>
-                <w:szCs w:val="20"/>
-              </w:rPr>
-              <w:t>consigneeEmail</w:t>
-            </w:r>
-            <w:r>
-              <w:rPr>
-                <w:rFonts w:cstheme="minorHAnsi"/>
-                <w:sz w:val="20"/>
-                <w:szCs w:val="20"/>
-              </w:rPr>
-              <w:t>}</w:t>
-            </w:r>
-            <w:r>
-              <w:rPr>
-                <w:rFonts w:cstheme="minorHAnsi"/>
-                <w:sz w:val="20"/>
-                <w:szCs w:val="20"/>
-              </w:rPr>
-              <w:t>{</w:t>
-            </w:r>
-            <w:proofErr w:type="gramEnd"/>
-            <w:r>
-              <w:rPr>
-                <w:rFonts w:cstheme="minorHAnsi"/>
-                <w:sz w:val="20"/>
-                <w:szCs w:val="20"/>
-              </w:rPr>
-              <w:t>/isUK}</w:t>
-            </w:r>
-          </w:p>
-          <w:p>
-            <w:pPr>
-              <w:rPr>
-                <w:rFonts w:cstheme="minorHAnsi"/>
-                <w:sz w:val="20"/>
-                <w:szCs w:val="20"/>
-              </w:rPr>
-            </w:pPr>
-            <w:r>
-              <w:rPr>
-                <w:rFonts w:cstheme="minorHAnsi"/>
-                <w:sz w:val="20"/>
-                <w:szCs w:val="20"/>
-              </w:rPr>
-              <w:t>{#</w:t>
-            </w:r>
-            <w:proofErr w:type="gramStart"/>
-            <w:r>
-              <w:rPr>
-                <w:rFonts w:cstheme="minorHAnsi"/>
-                <w:sz w:val="20"/>
-                <w:szCs w:val="20"/>
-              </w:rPr>
-              <w:t>notifyName</w:t>
-            </w:r>
-            <w:r>
-              <w:rPr>
-                <w:rFonts w:cstheme="minorHAnsi"/>
-                <w:sz w:val="20"/>
-                <w:szCs w:val="20"/>
-              </w:rPr>
-              <w:t>}</w:t>
-            </w:r>
-            <w:r>
-              <w:rPr>
-                <w:rFonts w:cstheme="minorHAnsi"/>
-                <w:sz w:val="20"/>
-                <w:szCs w:val="20"/>
-              </w:rPr>
-              <w:t>{</w:t>
-            </w:r>
-            <w:proofErr w:type="gramEnd"/>
-            <w:r>
-              <w:rPr>
-                <w:rFonts w:cstheme="minorHAnsi"/>
-                <w:sz w:val="20"/>
-                <w:szCs w:val="20"/>
-              </w:rPr>
-              <w:t>#</w:t>
-            </w:r>
-            <w:r>
-              <w:rPr>
-                <w:rFonts w:cstheme="minorHAnsi"/>
-                <w:sz w:val="20"/>
-                <w:szCs w:val="20"/>
-              </w:rPr>
-              <w:t>notifyAddress</w:t>
-            </w:r>
-            <w:r>
-              <w:rPr>
-                <w:rFonts w:cstheme="minorHAnsi"/>
-                <w:sz w:val="20"/>
-                <w:szCs w:val="20"/>
-              </w:rPr>
-              <w:t>}</w:t>
-            </w:r>
-          </w:p>
-          <w:p>
-            <w:pPr>
-              <w:rPr>
-                <w:rFonts w:cstheme="minorHAnsi"/>
-                <w:sz w:val="20"/>
-                <w:szCs w:val="20"/>
-              </w:rPr>
-            </w:pPr>
-            <w:r>
-              <w:rPr>
-                <w:rFonts w:cstheme="minorHAnsi"/>
-                <w:sz w:val="20"/>
-                <w:szCs w:val="20"/>
-              </w:rPr>
-              <w:t>NOTIFY</w:t>
-            </w:r>
-            <w:r>
-              <w:rPr>
-                <w:rFonts w:cstheme="minorHAnsi"/>
-                <w:sz w:val="20"/>
-                <w:szCs w:val="20"/>
-              </w:rPr>
-              <w:t xml:space="preserve"> – </w:t>
-            </w:r>
-          </w:p>
-          <w:p>
-            <w:pPr>
-              <w:rPr>
-                <w:rFonts w:cstheme="minorHAnsi"/>
-                <w:sz w:val="20"/>
-                <w:szCs w:val="20"/>
-              </w:rPr>
-            </w:pPr>
-            <w:r>
-              <w:rPr>
-                <w:rFonts w:cstheme="minorHAnsi"/>
-                <w:sz w:val="20"/>
-                <w:szCs w:val="20"/>
-              </w:rPr>
-              <w:t>{</w:t>
-            </w:r>
-            <w:proofErr w:type="spellStart"/>
-            <w:r>
-              <w:rPr>
-                <w:rFonts w:cstheme="minorHAnsi"/>
-                <w:sz w:val="20"/>
-                <w:szCs w:val="20"/>
-              </w:rPr>
-              <w:t>notifyName</w:t>
-            </w:r>
-            <w:proofErr w:type="spellEnd"/>
-            <w:r>
-              <w:rPr>
-                <w:rFonts w:cstheme="minorHAnsi"/>
-                <w:sz w:val="20"/>
-                <w:szCs w:val="20"/>
-              </w:rPr>
-              <w:t>}</w:t>
-            </w:r>
-            <w:r>
-              <w:rPr>
-                <w:rFonts w:cstheme="minorHAnsi"/>
-                <w:sz w:val="20"/>
-                <w:szCs w:val="20"/>
-              </w:rPr>
-              <w:t xml:space="preserve"> </w:t>
-            </w:r>
-          </w:p>
-          <w:p>
-            <w:pPr>
-              <w:rPr>
-                <w:rFonts w:cstheme="minorHAnsi"/>
-                <w:sz w:val="20"/>
-                <w:szCs w:val="20"/>
-              </w:rPr>
-            </w:pPr>
-            <w:r>
-              <w:rPr>
-                <w:rFonts w:cstheme="minorHAnsi"/>
-                <w:sz w:val="20"/>
-                <w:szCs w:val="20"/>
-              </w:rPr>
-              <w:t>{</w:t>
-            </w:r>
-            <w:proofErr w:type="spellStart"/>
-            <w:r>
-              <w:rPr>
-                <w:rFonts w:cstheme="minorHAnsi"/>
-                <w:sz w:val="20"/>
-                <w:szCs w:val="20"/>
-              </w:rPr>
-              <w:t>notifyAddress</w:t>
-            </w:r>
-            <w:proofErr w:type="spellEnd"/>
-            <w:proofErr w:type="gramStart"/>
-            <w:r>
-              <w:rPr>
-                <w:rFonts w:cstheme="minorHAnsi"/>
-                <w:sz w:val="20"/>
-                <w:szCs w:val="20"/>
-              </w:rPr>
-              <w:t>}</w:t>
-            </w:r>
-            <w:r>
-              <w:rPr>
-                <w:rFonts w:cstheme="minorHAnsi"/>
-                <w:sz w:val="20"/>
-                <w:szCs w:val="20"/>
-              </w:rPr>
               <w:t>{/}</w:t>
             </w:r>
             <w:r>
@@ -1182,16 +934,7 @@
                 <w:sz w:val="20"/>
                 <w:szCs w:val="20"/>
               </w:rPr>
-              <w:t>{</w:t>
-            </w:r>
-            <w:proofErr w:type="gramEnd"/>
-            <w:r>
-              <w:rPr>
-                <w:rFonts w:cstheme="minorHAnsi"/>
-                <w:sz w:val="20"/>
-                <w:szCs w:val="20"/>
-              </w:rPr>
-              <w:t>/}</w:t>
+              <w:t>{/}</w:t>
             </w:r>
           </w:p>
         </w:tc>
@@ -1237,7 +980,6 @@
               </w:rPr>
               <w:t>{</w:t>
             </w:r>
-            <w:proofErr w:type="spellStart"/>
             <w:r>
               <w:rPr>
                 <w:rFonts w:cstheme="minorHAnsi"/>
@@ -1246,7 +988,6 @@
               </w:rPr>
               <w:t>buyerName</w:t>
             </w:r>
-            <w:proofErr w:type="spellEnd"/>
             <w:r>
               <w:rPr>
                 <w:rFonts w:cstheme="minorHAnsi"/>
@@ -1272,7 +1013,6 @@
               </w:rPr>
               <w:t>{</w:t>
             </w:r>
-            <w:proofErr w:type="spellStart"/>
             <w:r>
               <w:rPr>
                 <w:rFonts w:cstheme="minorHAnsi"/>
@@ -1281,7 +1021,6 @@
               </w:rPr>
               <w:t>buyerAddress</w:t>
             </w:r>
-            <w:proofErr w:type="spellEnd"/>
             <w:r>
               <w:rPr>
                 <w:rFonts w:cstheme="minorHAnsi"/>
@@ -1290,7 +1029,6 @@
               </w:rPr>
               <w:t>} {</w:t>
             </w:r>
-            <w:proofErr w:type="spellStart"/>
             <w:r>
               <w:rPr>
                 <w:rFonts w:cstheme="minorHAnsi"/>
@@ -1299,7 +1037,6 @@
               </w:rPr>
               <w:t>buyerCity</w:t>
             </w:r>
-            <w:proofErr w:type="spellEnd"/>
             <w:r>
               <w:rPr>
                 <w:rFonts w:cstheme="minorHAnsi"/>
@@ -1308,7 +1045,6 @@
               </w:rPr>
               <w:t>} {</w:t>
             </w:r>
-            <w:proofErr w:type="spellStart"/>
             <w:r>
               <w:rPr>
                 <w:rFonts w:cstheme="minorHAnsi"/>
@@ -1317,7 +1053,6 @@
               </w:rPr>
               <w:t>buyerState</w:t>
             </w:r>
-            <w:proofErr w:type="spellEnd"/>
             <w:r>
               <w:rPr>
                 <w:rFonts w:cstheme="minorHAnsi"/>
@@ -1343,7 +1078,6 @@
               </w:rPr>
               <w:t>{</w:t>
             </w:r>
-            <w:proofErr w:type="spellStart"/>
             <w:r>
               <w:rPr>
                 <w:rFonts w:cstheme="minorHAnsi"/>
@@ -1352,7 +1086,6 @@
               </w:rPr>
               <w:t>buyerCountry</w:t>
             </w:r>
-            <w:proofErr w:type="spellEnd"/>
             <w:r>
               <w:rPr>
                 <w:rFonts w:cstheme="minorHAnsi"/>
@@ -1361,7 +1094,6 @@
               </w:rPr>
               <w:t>} {</w:t>
             </w:r>
-            <w:proofErr w:type="spellStart"/>
             <w:r>
               <w:rPr>
                 <w:rFonts w:cstheme="minorHAnsi"/>
@@ -1370,7 +1102,6 @@
               </w:rPr>
               <w:t>buyerZip</w:t>
             </w:r>
-            <w:proofErr w:type="spellEnd"/>
             <w:r>
               <w:rPr>
                 <w:rFonts w:cstheme="minorHAnsi"/>
@@ -1443,7 +1174,6 @@
               </w:rPr>
               <w:t>{</w:t>
             </w:r>
-            <w:proofErr w:type="spellStart"/>
             <w:r>
               <w:rPr>
                 <w:rFonts w:cstheme="minorHAnsi"/>
@@ -1452,7 +1182,6 @@
               </w:rPr>
               <w:t>originOfGoods</w:t>
             </w:r>
-            <w:proofErr w:type="spellEnd"/>
             <w:r>
               <w:rPr>
                 <w:rFonts w:cstheme="minorHAnsi"/>
@@ -1512,7 +1241,6 @@
               </w:rPr>
               <w:t>{</w:t>
             </w:r>
-            <w:proofErr w:type="spellStart"/>
             <w:r>
               <w:rPr>
                 <w:rFonts w:cstheme="minorHAnsi"/>
@@ -1521,7 +1249,6 @@
               </w:rPr>
               <w:t>hsCode</w:t>
             </w:r>
-            <w:proofErr w:type="spellEnd"/>
             <w:r>
               <w:rPr>
                 <w:rFonts w:cstheme="minorHAnsi"/>
@@ -1598,7 +1325,6 @@
               </w:rPr>
               <w:t>{</w:t>
             </w:r>
-            <w:proofErr w:type="spellStart"/>
             <w:r>
               <w:rPr>
                 <w:rFonts w:cstheme="minorHAnsi"/>
@@ -1607,7 +1333,6 @@
               </w:rPr>
               <w:t>termOfDeliveryAndPayment</w:t>
             </w:r>
-            <w:proofErr w:type="spellEnd"/>
             <w:r>
               <w:rPr>
                 <w:rFonts w:cstheme="minorHAnsi"/>
@@ -1644,7 +1369,6 @@
                 <w:szCs w:val="20"/>
               </w:rPr>
             </w:pPr>
-            <w:proofErr w:type="spellStart"/>
             <w:r>
               <w:rPr>
                 <w:rFonts w:ascii="SansSerif" w:hAnsi="SansSerif" w:cs="SansSerif"/>
@@ -1652,17 +1376,7 @@
                 <w:sz w:val="20"/>
                 <w:szCs w:val="20"/>
               </w:rPr>
-              <w:t>Precarriage</w:t>
-            </w:r>
-            <w:proofErr w:type="spellEnd"/>
-            <w:r>
-              <w:rPr>
-                <w:rFonts w:ascii="SansSerif" w:hAnsi="SansSerif" w:cs="SansSerif"/>
-                <w:color w:val="000000"/>
-                <w:sz w:val="20"/>
-                <w:szCs w:val="20"/>
-              </w:rPr>
-              <w:t xml:space="preserve"> by:</w:t>
+              <w:t>Precarriage by:</w:t>
             </w:r>
           </w:p>
         </w:tc>
@@ -1717,7 +1431,6 @@
               </w:rPr>
               <w:t>{</w:t>
             </w:r>
-            <w:proofErr w:type="spellStart"/>
             <w:r>
               <w:rPr>
                 <w:rFonts w:ascii="SansSerif" w:hAnsi="SansSerif" w:cs="SansSerif"/>
@@ -1727,7 +1440,6 @@
               </w:rPr>
               <w:t>placeOfReceipt</w:t>
             </w:r>
-            <w:proofErr w:type="spellEnd"/>
             <w:r>
               <w:rPr>
                 <w:rFonts w:ascii="SansSerif" w:hAnsi="SansSerif" w:cs="SansSerif"/>
@@ -1862,7 +1574,6 @@
               </w:rPr>
               <w:t>{</w:t>
             </w:r>
-            <w:proofErr w:type="spellStart"/>
             <w:r>
               <w:rPr>
                 <w:rFonts w:ascii="SansSerif" w:hAnsi="SansSerif" w:cs="SansSerif"/>
@@ -1872,7 +1583,6 @@
               </w:rPr>
               <w:t>portOfLoading</w:t>
             </w:r>
-            <w:proofErr w:type="spellEnd"/>
             <w:r>
               <w:rPr>
                 <w:rFonts w:ascii="SansSerif" w:hAnsi="SansSerif" w:cs="SansSerif"/>
@@ -1958,7 +1668,6 @@
               </w:rPr>
               <w:t>{</w:t>
             </w:r>
-            <w:proofErr w:type="spellStart"/>
             <w:r>
               <w:rPr>
                 <w:rFonts w:ascii="SansSerif" w:hAnsi="SansSerif" w:cs="SansSerif"/>
@@ -1968,7 +1677,6 @@
               </w:rPr>
               <w:t>portOfDischarge</w:t>
             </w:r>
-            <w:proofErr w:type="spellEnd"/>
             <w:r>
               <w:rPr>
                 <w:rFonts w:ascii="SansSerif" w:hAnsi="SansSerif" w:cs="SansSerif"/>
@@ -2027,7 +1735,6 @@
               </w:rPr>
               <w:t>{</w:t>
             </w:r>
-            <w:proofErr w:type="spellStart"/>
             <w:r>
               <w:rPr>
                 <w:rFonts w:ascii="SansSerif" w:hAnsi="SansSerif" w:cs="SansSerif"/>
@@ -2037,7 +1744,6 @@
               </w:rPr>
               <w:t>finalDestination</w:t>
             </w:r>
-            <w:proofErr w:type="spellEnd"/>
             <w:r>
               <w:rPr>
                 <w:rFonts w:ascii="SansSerif" w:hAnsi="SansSerif" w:cs="SansSerif"/>
@@ -2107,7 +1813,6 @@
               </w:rPr>
               <w:t>{</w:t>
             </w:r>
-            <w:proofErr w:type="spellStart"/>
             <w:r>
               <w:rPr>
                 <w:rFonts w:cstheme="minorHAnsi"/>
@@ -2116,7 +1821,6 @@
               </w:rPr>
               <w:t>privateRemark</w:t>
             </w:r>
-            <w:proofErr w:type="spellEnd"/>
             <w:r>
               <w:rPr>
                 <w:rFonts w:cstheme="minorHAnsi"/>
@@ -2303,22 +2007,8 @@
                       <w:sz w:val="20"/>
                       <w:szCs w:val="20"/>
                     </w:rPr>
-                    <w:t xml:space="preserve">Total </w:t>
-                  </w:r>
-                  <w:proofErr w:type="spellStart"/>
-                  <w:proofErr w:type="gramStart"/>
-                  <w:r>
-                    <w:rPr>
-                      <w:rFonts w:cstheme="minorHAnsi"/>
-                      <w:b/>
-                      <w:bCs/>
-                      <w:sz w:val="20"/>
-                      <w:szCs w:val="20"/>
-                    </w:rPr>
-                    <w:t>Sq.Mt</w:t>
-                  </w:r>
-                  <w:proofErr w:type="spellEnd"/>
-                  <w:proofErr w:type="gramEnd"/>
+                    <w:t>Total Sq.Mt</w:t>
+                  </w:r>
                 </w:p>
               </w:tc>
               <w:tc>
@@ -2378,29 +2068,7 @@
                       <w:sz w:val="20"/>
                       <w:szCs w:val="20"/>
                     </w:rPr>
-                    <w:t>{</w:t>
-                  </w:r>
-                  <w:proofErr w:type="spellStart"/>
-                  <w:r>
-                    <w:rPr>
-                      <w:rFonts w:cstheme="minorHAnsi"/>
-                      <w:b/>
-                      <w:bCs/>
-                      <w:sz w:val="20"/>
-                      <w:szCs w:val="20"/>
-                    </w:rPr>
-                    <w:t>currencyChar</w:t>
-                  </w:r>
-                  <w:proofErr w:type="spellEnd"/>
-                  <w:r>
-                    <w:rPr>
-                      <w:rFonts w:cstheme="minorHAnsi"/>
-                      <w:b/>
-                      <w:bCs/>
-                      <w:sz w:val="20"/>
-                      <w:szCs w:val="20"/>
-                    </w:rPr>
-                    <w:t>}</w:t>
+                    <w:t>{currencyChar}</w:t>
                   </w:r>
                 </w:p>
               </w:tc>
@@ -2455,29 +2123,7 @@
                       <w:sz w:val="20"/>
                       <w:szCs w:val="20"/>
                     </w:rPr>
-                    <w:t>{</w:t>
-                  </w:r>
-                  <w:proofErr w:type="spellStart"/>
-                  <w:r>
-                    <w:rPr>
-                      <w:rFonts w:cstheme="minorHAnsi"/>
-                      <w:b/>
-                      <w:bCs/>
-                      <w:sz w:val="20"/>
-                      <w:szCs w:val="20"/>
-                    </w:rPr>
-                    <w:t>currencyChar</w:t>
-                  </w:r>
-                  <w:proofErr w:type="spellEnd"/>
-                  <w:r>
-                    <w:rPr>
-                      <w:rFonts w:cstheme="minorHAnsi"/>
-                      <w:b/>
-                      <w:bCs/>
-                      <w:sz w:val="20"/>
-                      <w:szCs w:val="20"/>
-                    </w:rPr>
-                    <w:t>}</w:t>
+                    <w:t>{currencyChar}</w:t>
                   </w:r>
                 </w:p>
               </w:tc>
@@ -2648,34 +2294,7 @@
                       <w:sz w:val="18"/>
                       <w:szCs w:val="18"/>
                     </w:rPr>
-                    <w:t>{#</w:t>
-                  </w:r>
-                  <w:proofErr w:type="gramStart"/>
-                  <w:r>
-                    <w:rPr>
-                      <w:rFonts w:ascii="Arial" w:hAnsi="Arial" w:cs="Arial"/>
-                      <w:sz w:val="18"/>
-                      <w:szCs w:val="18"/>
-                    </w:rPr>
-                    <w:t>CIItems}{</w:t>
-                  </w:r>
-                  <w:proofErr w:type="gramEnd"/>
-                  <w:r>
-                    <w:rPr>
-                      <w:rFonts w:ascii="Arial" w:hAnsi="Arial" w:cs="Arial"/>
-                      <w:sz w:val="18"/>
-                      <w:szCs w:val="18"/>
-                    </w:rPr>
-                    <w:t>#</w:t>
-                  </w:r>
-                  <w:proofErr w:type="gramStart"/>
-                  <w:r>
-                    <w:rPr>
-                      <w:rFonts w:ascii="Arial" w:hAnsi="Arial" w:cs="Arial"/>
-                      <w:sz w:val="18"/>
-                      <w:szCs w:val="18"/>
-                    </w:rPr>
-                    <w:t>showThickness}</w:t>
+                    <w:t>{#CIItems}{#showThickness}</w:t>
                   </w:r>
                   <w:r>
                     <w:rPr>
@@ -2685,18 +2304,7 @@
                       <w:sz w:val="18"/>
                       <w:szCs w:val="18"/>
                     </w:rPr>
-                    <w:t>{</w:t>
-                  </w:r>
-                  <w:proofErr w:type="gramEnd"/>
-                  <w:r>
-                    <w:rPr>
-                      <w:rFonts w:ascii="Arial" w:hAnsi="Arial" w:cs="Arial"/>
-                      <w:b/>
-                      <w:bCs/>
-                      <w:sz w:val="18"/>
-                      <w:szCs w:val="18"/>
-                    </w:rPr>
-                    <w:t>thicknessDetail</w:t>
+                    <w:t>{thicknessDetail</w:t>
                   </w:r>
                   <w:r>
                     <w:rPr>
@@ -2900,46 +2508,16 @@
                       <w:sz w:val="18"/>
                       <w:szCs w:val="18"/>
                     </w:rPr>
-                    <w:t>COMMISION-</w:t>
-                  </w:r>
-                  <w:proofErr w:type="gramStart"/>
+                    <w:t>COMMISION-USD.{commision}{/</w:t>
+                  </w:r>
                   <w:r>
                     <w:rPr>
                       <w:rFonts w:ascii="Arial" w:hAnsi="Arial" w:cs="Arial"/>
                       <w:sz w:val="18"/>
                       <w:szCs w:val="18"/>
                     </w:rPr>
-                    <w:t>USD.{</w:t>
-                  </w:r>
-                  <w:proofErr w:type="spellStart"/>
-                  <w:proofErr w:type="gramEnd"/>
-                  <w:r>
-                    <w:rPr>
-                      <w:rFonts w:ascii="Arial" w:hAnsi="Arial" w:cs="Arial"/>
-                      <w:sz w:val="18"/>
-                      <w:szCs w:val="18"/>
-                    </w:rPr>
                     <w:t>commision</w:t>
                   </w:r>
-                  <w:proofErr w:type="spellEnd"/>
-                  <w:r>
-                    <w:rPr>
-                      <w:rFonts w:ascii="Arial" w:hAnsi="Arial" w:cs="Arial"/>
-                      <w:sz w:val="18"/>
-                      <w:szCs w:val="18"/>
-                    </w:rPr>
-                    <w:t>}{/</w:t>
-                  </w:r>
-                  <w:proofErr w:type="spellStart"/>
-                  <w:r>
-                    <w:rPr>
-                      <w:rFonts w:ascii="Arial" w:hAnsi="Arial" w:cs="Arial"/>
-                      <w:sz w:val="18"/>
-                      <w:szCs w:val="18"/>
-                    </w:rPr>
-                    <w:t>commision</w:t>
-                  </w:r>
-                  <w:proofErr w:type="spellEnd"/>
                   <w:r>
                     <w:rPr>
                       <w:rFonts w:ascii="Arial" w:hAnsi="Arial" w:cs="Arial"/>
@@ -3049,25 +2627,7 @@
                       <w:sz w:val="18"/>
                       <w:szCs w:val="18"/>
                     </w:rPr>
-                    <w:t>{#invoices} {#</w:t>
-                  </w:r>
-                  <w:proofErr w:type="gramStart"/>
-                  <w:r>
-                    <w:rPr>
-                      <w:rFonts w:ascii="Arial" w:hAnsi="Arial" w:cs="Arial"/>
-                      <w:sz w:val="18"/>
-                      <w:szCs w:val="18"/>
-                    </w:rPr>
-                    <w:t>isFirst}{</w:t>
-                  </w:r>
-                  <w:proofErr w:type="gramEnd"/>
-                  <w:r>
-                    <w:rPr>
-                      <w:rFonts w:ascii="Arial" w:hAnsi="Arial" w:cs="Arial"/>
-                      <w:sz w:val="18"/>
-                      <w:szCs w:val="18"/>
-                    </w:rPr>
-                    <w:t>fsc}{/isFirst}</w:t>
+                    <w:t>{#invoices} {#isFirst}{fsc}{/isFirst}</w:t>
                   </w:r>
                 </w:p>
               </w:tc>
@@ -3119,25 +2679,7 @@
                       <w:sz w:val="18"/>
                       <w:szCs w:val="18"/>
                     </w:rPr>
-                    <w:t>{</w:t>
-                  </w:r>
-                  <w:proofErr w:type="spellStart"/>
-                  <w:r>
-                    <w:rPr>
-                      <w:rFonts w:ascii="Arial" w:hAnsi="Arial" w:cs="Arial"/>
-                      <w:sz w:val="18"/>
-                      <w:szCs w:val="18"/>
-                    </w:rPr>
-                    <w:t>totalSq</w:t>
-                  </w:r>
-                  <w:proofErr w:type="spellEnd"/>
-                  <w:r>
-                    <w:rPr>
-                      <w:rFonts w:ascii="Arial" w:hAnsi="Arial" w:cs="Arial"/>
-                      <w:sz w:val="18"/>
-                      <w:szCs w:val="18"/>
-                    </w:rPr>
-                    <w:t>}</w:t>
+                    <w:t>{totalSq}</w:t>
                   </w:r>
                 </w:p>
               </w:tc>
@@ -3189,25 +2731,7 @@
                       <w:sz w:val="18"/>
                       <w:szCs w:val="18"/>
                     </w:rPr>
-                    <w:t>{value} {/invoices} {/</w:t>
-                  </w:r>
-                  <w:proofErr w:type="spellStart"/>
-                  <w:r>
-                    <w:rPr>
-                      <w:rFonts w:ascii="Arial" w:hAnsi="Arial" w:cs="Arial"/>
-                      <w:sz w:val="18"/>
-                      <w:szCs w:val="18"/>
-                    </w:rPr>
-                    <w:t>CIItems</w:t>
-                  </w:r>
-                  <w:proofErr w:type="spellEnd"/>
-                  <w:r>
-                    <w:rPr>
-                      <w:rFonts w:ascii="Arial" w:hAnsi="Arial" w:cs="Arial"/>
-                      <w:sz w:val="18"/>
-                      <w:szCs w:val="18"/>
-                    </w:rPr>
-                    <w:t>}</w:t>
+                    <w:t>{value} {/invoices} {/CIItems}</w:t>
                   </w:r>
                 </w:p>
               </w:tc>
@@ -3279,25 +2803,7 @@
                       <w:sz w:val="18"/>
                       <w:szCs w:val="18"/>
                     </w:rPr>
-                    <w:t>As Per P/List {/</w:t>
-                  </w:r>
-                  <w:proofErr w:type="spellStart"/>
-                  <w:r>
-                    <w:rPr>
-                      <w:rFonts w:ascii="Arial" w:hAnsi="Arial" w:cs="Arial"/>
-                      <w:sz w:val="18"/>
-                      <w:szCs w:val="18"/>
-                    </w:rPr>
-                    <w:t>isSampleBox</w:t>
-                  </w:r>
-                  <w:proofErr w:type="spellEnd"/>
-                  <w:r>
-                    <w:rPr>
-                      <w:rFonts w:ascii="Arial" w:hAnsi="Arial" w:cs="Arial"/>
-                      <w:sz w:val="18"/>
-                      <w:szCs w:val="18"/>
-                    </w:rPr>
-                    <w:t>}</w:t>
+                    <w:t>As Per P/List {/isSampleBox}</w:t>
                   </w:r>
                 </w:p>
               </w:tc>
@@ -3438,7 +2944,6 @@
                     </w:rPr>
                     <w:t>{</w:t>
                   </w:r>
-                  <w:proofErr w:type="spellStart"/>
                   <w:r>
                     <w:rPr>
                       <w:rFonts w:ascii="Arial" w:hAnsi="Arial" w:cs="Arial"/>
@@ -3447,7 +2952,6 @@
                     </w:rPr>
                     <w:t>sampleDetails</w:t>
                   </w:r>
-                  <w:proofErr w:type="spellEnd"/>
                   <w:r>
                     <w:rPr>
                       <w:rFonts w:ascii="Arial" w:hAnsi="Arial" w:cs="Arial"/>
@@ -3506,25 +3010,7 @@
                       <w:sz w:val="18"/>
                       <w:szCs w:val="18"/>
                     </w:rPr>
-                    <w:t>{</w:t>
-                  </w:r>
-                  <w:proofErr w:type="spellStart"/>
-                  <w:r>
-                    <w:rPr>
-                      <w:rFonts w:ascii="Arial" w:hAnsi="Arial" w:cs="Arial"/>
-                      <w:sz w:val="18"/>
-                      <w:szCs w:val="18"/>
-                    </w:rPr>
-                    <w:t>totalSq</w:t>
-                  </w:r>
-                  <w:proofErr w:type="spellEnd"/>
-                  <w:r>
-                    <w:rPr>
-                      <w:rFonts w:ascii="Arial" w:hAnsi="Arial" w:cs="Arial"/>
-                      <w:sz w:val="18"/>
-                      <w:szCs w:val="18"/>
-                    </w:rPr>
-                    <w:t>}</w:t>
+                    <w:t>{totalSq}</w:t>
                   </w:r>
                 </w:p>
               </w:tc>
@@ -3584,25 +3070,7 @@
                       <w:sz w:val="16"/>
                       <w:szCs w:val="16"/>
                     </w:rPr>
-                    <w:t>{/</w:t>
-                  </w:r>
-                  <w:proofErr w:type="spellStart"/>
-                  <w:r>
-                    <w:rPr>
-                      <w:rFonts w:ascii="Arial" w:hAnsi="Arial" w:cs="Arial"/>
-                      <w:sz w:val="16"/>
-                      <w:szCs w:val="16"/>
-                    </w:rPr>
-                    <w:t>sampleBox</w:t>
-                  </w:r>
-                  <w:proofErr w:type="spellEnd"/>
-                  <w:r>
-                    <w:rPr>
-                      <w:rFonts w:ascii="Arial" w:hAnsi="Arial" w:cs="Arial"/>
-                      <w:sz w:val="16"/>
-                      <w:szCs w:val="16"/>
-                    </w:rPr>
-                    <w:t>}</w:t>
+                    <w:t>{/sampleBox}</w:t>
                   </w:r>
                 </w:p>
               </w:tc>
@@ -3652,7 +3120,6 @@
               </w:rPr>
               <w:t>{</w:t>
             </w:r>
-            <w:proofErr w:type="spellStart"/>
             <w:r>
               <w:rPr>
                 <w:rFonts w:cstheme="minorHAnsi"/>
@@ -3661,7 +3128,6 @@
               </w:rPr>
               <w:t>additionSumAmount</w:t>
             </w:r>
-            <w:proofErr w:type="spellEnd"/>
             <w:r>
               <w:rPr>
                 <w:rFonts w:cstheme="minorHAnsi"/>
@@ -3938,18 +3404,56 @@
                 <w:sz w:val="20"/>
                 <w:szCs w:val="20"/>
               </w:rPr>
+              <w:t>{deliveryTerms}</w:t>
+            </w:r>
+            <w:r>
+              <w:rPr>
+                <w:rFonts w:cstheme="minorHAnsi"/>
+                <w:sz w:val="20"/>
+                <w:szCs w:val="20"/>
+              </w:rPr>
+              <w:t xml:space="preserve"> </w:t>
+            </w:r>
+            <w:r>
+              <w:rPr>
+                <w:rFonts w:cstheme="minorHAnsi"/>
+                <w:sz w:val="20"/>
+                <w:szCs w:val="20"/>
+              </w:rPr>
+              <w:t>{dischargeTerms}</w:t>
+            </w:r>
+            <w:r>
+              <w:rPr>
+                <w:rFonts w:cstheme="minorHAnsi"/>
+                <w:sz w:val="20"/>
+                <w:szCs w:val="20"/>
+              </w:rPr>
+              <w:t xml:space="preserve"> </w:t>
+            </w:r>
+            <w:r>
+              <w:rPr>
+                <w:rFonts w:cstheme="minorHAnsi"/>
+                <w:sz w:val="20"/>
+                <w:szCs w:val="20"/>
+              </w:rPr>
+              <w:t xml:space="preserve">  </w:t>
+            </w:r>
+            <w:r>
+              <w:rPr>
+                <w:rFonts w:cstheme="minorHAnsi"/>
+                <w:sz w:val="20"/>
+                <w:szCs w:val="20"/>
+              </w:rPr>
               <w:t>{</w:t>
             </w:r>
-            <w:proofErr w:type="spellStart"/>
-            <w:r>
-              <w:rPr>
-                <w:rFonts w:cstheme="minorHAnsi"/>
-                <w:sz w:val="20"/>
-                <w:szCs w:val="20"/>
-              </w:rPr>
-              <w:t>deliveryTerms</w:t>
-            </w:r>
-            <w:proofErr w:type="spellEnd"/>
+            <w:r>
+              <w:rPr>
+                <w:rFonts w:cstheme="minorHAnsi"/>
+                <w:sz w:val="20"/>
+                <w:szCs w:val="20"/>
+              </w:rPr>
+              <w:t>currencyChar</w:t>
+            </w:r>
             <w:r>
               <w:rPr>
                 <w:rFonts w:cstheme="minorHAnsi"/>
@@ -3972,33 +3476,6 @@
                 <w:sz w:val="20"/>
                 <w:szCs w:val="20"/>
               </w:rPr>
-              <w:t>{</w:t>
-            </w:r>
-            <w:proofErr w:type="spellStart"/>
-            <w:proofErr w:type="gramStart"/>
-            <w:r>
-              <w:rPr>
-                <w:rFonts w:cstheme="minorHAnsi"/>
-                <w:sz w:val="20"/>
-                <w:szCs w:val="20"/>
-              </w:rPr>
-              <w:t>dischargeTerms</w:t>
-            </w:r>
-            <w:proofErr w:type="spellEnd"/>
-            <w:r>
-              <w:rPr>
-                <w:rFonts w:cstheme="minorHAnsi"/>
-                <w:sz w:val="20"/>
-                <w:szCs w:val="20"/>
-              </w:rPr>
-              <w:t>}</w:t>
-            </w:r>
-            <w:r>
-              <w:rPr>
-                <w:rFonts w:cstheme="minorHAnsi"/>
-                <w:sz w:val="20"/>
-                <w:szCs w:val="20"/>
-              </w:rPr>
               <w:t xml:space="preserve"> </w:t>
             </w:r>
             <w:r>
@@ -4007,35 +3484,7 @@
                 <w:sz w:val="20"/>
                 <w:szCs w:val="20"/>
               </w:rPr>
-              <w:t xml:space="preserve">  </w:t>
-            </w:r>
-            <w:proofErr w:type="gramEnd"/>
-            <w:r>
-              <w:rPr>
-                <w:rFonts w:cstheme="minorHAnsi"/>
-                <w:sz w:val="20"/>
-                <w:szCs w:val="20"/>
-              </w:rPr>
-              <w:t>{</w:t>
-            </w:r>
-            <w:proofErr w:type="spellStart"/>
-            <w:proofErr w:type="gramStart"/>
-            <w:r>
-              <w:rPr>
-                <w:rFonts w:cstheme="minorHAnsi"/>
-                <w:sz w:val="20"/>
-                <w:szCs w:val="20"/>
-              </w:rPr>
-              <w:t>currencyChar</w:t>
-            </w:r>
-            <w:proofErr w:type="spellEnd"/>
-            <w:r>
-              <w:rPr>
-                <w:rFonts w:cstheme="minorHAnsi"/>
-                <w:sz w:val="20"/>
-                <w:szCs w:val="20"/>
-              </w:rPr>
-              <w:t>}</w:t>
+              <w:t>{netAmountWords}</w:t>
             </w:r>
             <w:r>
               <w:rPr>
@@ -4059,51 +3508,8 @@
                 <w:sz w:val="20"/>
                 <w:szCs w:val="20"/>
               </w:rPr>
-              <w:t>{</w:t>
-            </w:r>
-            <w:proofErr w:type="spellStart"/>
-            <w:r>
-              <w:rPr>
-                <w:rFonts w:cstheme="minorHAnsi"/>
-                <w:sz w:val="20"/>
-                <w:szCs w:val="20"/>
-              </w:rPr>
-              <w:t>netAmountWords</w:t>
-            </w:r>
-            <w:proofErr w:type="spellEnd"/>
-            <w:r>
-              <w:rPr>
-                <w:rFonts w:cstheme="minorHAnsi"/>
-                <w:sz w:val="20"/>
-                <w:szCs w:val="20"/>
-              </w:rPr>
-              <w:t>}</w:t>
-            </w:r>
-            <w:r>
-              <w:rPr>
-                <w:rFonts w:cstheme="minorHAnsi"/>
-                <w:sz w:val="20"/>
-                <w:szCs w:val="20"/>
-              </w:rPr>
-              <w:t xml:space="preserve"> </w:t>
-            </w:r>
-            <w:r>
-              <w:rPr>
-                <w:rFonts w:cstheme="minorHAnsi"/>
-                <w:sz w:val="20"/>
-                <w:szCs w:val="20"/>
-              </w:rPr>
-              <w:t xml:space="preserve"> </w:t>
-            </w:r>
-            <w:r>
-              <w:rPr>
-                <w:rFonts w:cstheme="minorHAnsi"/>
-                <w:sz w:val="20"/>
-                <w:szCs w:val="20"/>
-              </w:rPr>
               <w:t>Only</w:t>
             </w:r>
-            <w:proofErr w:type="gramEnd"/>
           </w:p>
         </w:tc>
         <w:tc>
@@ -4133,25 +3539,7 @@
                 <w:sz w:val="20"/>
                 <w:szCs w:val="20"/>
               </w:rPr>
-              <w:t>{</w:t>
-            </w:r>
-            <w:proofErr w:type="spellStart"/>
-            <w:r>
-              <w:rPr>
-                <w:rFonts w:cstheme="minorHAnsi"/>
-                <w:sz w:val="20"/>
-                <w:szCs w:val="20"/>
-              </w:rPr>
-              <w:t>netAmount</w:t>
-            </w:r>
-            <w:proofErr w:type="spellEnd"/>
-            <w:r>
-              <w:rPr>
-                <w:rFonts w:cstheme="minorHAnsi"/>
-                <w:sz w:val="20"/>
-                <w:szCs w:val="20"/>
-              </w:rPr>
-              <w:t>}</w:t>
+              <w:t>{netAmount}</w:t>
             </w:r>
           </w:p>
         </w:tc>
@@ -4187,7 +3575,6 @@
               </w:rPr>
               <w:t>{#</w:t>
             </w:r>
-            <w:proofErr w:type="gramStart"/>
             <w:r>
               <w:rPr>
                 <w:rFonts w:cstheme="minorHAnsi"/>
@@ -4202,16 +3589,15 @@
                 <w:sz w:val="18"/>
                 <w:szCs w:val="18"/>
               </w:rPr>
-              <w:t>}{</w:t>
-            </w:r>
-            <w:proofErr w:type="gramEnd"/>
+              <w:t>}{specialInstruction}{/</w:t>
+            </w:r>
             <w:r>
               <w:rPr>
                 <w:rFonts w:cstheme="minorHAnsi"/>
                 <w:sz w:val="18"/>
                 <w:szCs w:val="18"/>
               </w:rPr>
-              <w:t>specialInstruction}{/</w:t>
+              <w:t>specialInstruction</w:t>
             </w:r>
             <w:r>
               <w:rPr>
@@ -4219,42 +3605,41 @@
                 <w:sz w:val="18"/>
                 <w:szCs w:val="18"/>
               </w:rPr>
-              <w:t>specialInstruction</w:t>
-            </w:r>
-            <w:r>
+              <w:t>}</w:t>
+            </w:r>
+          </w:p>
+          <w:p>
+            <w:pPr>
+              <w:pStyle w:val="NoSpacing"/>
               <w:rPr>
                 <w:rFonts w:cstheme="minorHAnsi"/>
                 <w:sz w:val="18"/>
                 <w:szCs w:val="18"/>
               </w:rPr>
-              <w:t>}</w:t>
-            </w:r>
-          </w:p>
-          <w:p>
-            <w:pPr>
-              <w:pStyle w:val="NoSpacing"/>
+            </w:pPr>
+            <w:r>
               <w:rPr>
                 <w:rFonts w:cstheme="minorHAnsi"/>
                 <w:sz w:val="18"/>
                 <w:szCs w:val="18"/>
               </w:rPr>
-            </w:pPr>
+              <w:t>{#</w:t>
+            </w:r>
             <w:r>
               <w:rPr>
                 <w:rFonts w:cstheme="minorHAnsi"/>
                 <w:sz w:val="18"/>
                 <w:szCs w:val="18"/>
               </w:rPr>
-              <w:t>{#</w:t>
-            </w:r>
-            <w:proofErr w:type="gramStart"/>
+              <w:t>bottomNotes</w:t>
+            </w:r>
             <w:r>
               <w:rPr>
                 <w:rFonts w:cstheme="minorHAnsi"/>
                 <w:sz w:val="18"/>
                 <w:szCs w:val="18"/>
               </w:rPr>
-              <w:t>bottomNotes</w:t>
+              <w:t>}{</w:t>
             </w:r>
             <w:r>
               <w:rPr>
@@ -4262,53 +3647,42 @@
                 <w:sz w:val="18"/>
                 <w:szCs w:val="18"/>
               </w:rPr>
-              <w:t>}{</w:t>
-            </w:r>
-            <w:proofErr w:type="gramEnd"/>
+              <w:t>bottomNote</w:t>
+            </w:r>
             <w:r>
               <w:rPr>
                 <w:rFonts w:cstheme="minorHAnsi"/>
                 <w:sz w:val="18"/>
                 <w:szCs w:val="18"/>
               </w:rPr>
-              <w:t>bottomNote</w:t>
-            </w:r>
+              <w:t>}</w:t>
+            </w:r>
+          </w:p>
+          <w:p>
+            <w:pPr>
+              <w:pStyle w:val="NoSpacing"/>
+              <w:rPr>
+                <w:rFonts w:cstheme="minorHAnsi"/>
+                <w:sz w:val="20"/>
+                <w:szCs w:val="20"/>
+              </w:rPr>
+            </w:pPr>
             <w:r>
               <w:rPr>
                 <w:rFonts w:cstheme="minorHAnsi"/>
                 <w:sz w:val="18"/>
                 <w:szCs w:val="18"/>
               </w:rPr>
-              <w:t>}</w:t>
-            </w:r>
-          </w:p>
-          <w:p>
-            <w:pPr>
-              <w:pStyle w:val="NoSpacing"/>
-              <w:rPr>
-                <w:rFonts w:cstheme="minorHAnsi"/>
-                <w:sz w:val="20"/>
-                <w:szCs w:val="20"/>
-              </w:rPr>
-            </w:pPr>
+              <w:t>{/</w:t>
+            </w:r>
             <w:r>
               <w:rPr>
                 <w:rFonts w:cstheme="minorHAnsi"/>
                 <w:sz w:val="18"/>
                 <w:szCs w:val="18"/>
               </w:rPr>
-              <w:t>{/</w:t>
-            </w:r>
-            <w:proofErr w:type="spellStart"/>
-            <w:r>
-              <w:rPr>
-                <w:rFonts w:cstheme="minorHAnsi"/>
-                <w:sz w:val="18"/>
-                <w:szCs w:val="18"/>
-              </w:rPr>
               <w:t>bottomNotes</w:t>
             </w:r>
-            <w:proofErr w:type="spellEnd"/>
             <w:r>
               <w:rPr>
                 <w:rFonts w:cstheme="minorHAnsi"/>
@@ -4412,7 +3786,6 @@
                     </w:rPr>
                     <w:t>{</w:t>
                   </w:r>
-                  <w:proofErr w:type="spellStart"/>
                   <w:r>
                     <w:rPr>
                       <w:rFonts w:cstheme="minorHAnsi"/>
@@ -4421,7 +3794,6 @@
                     </w:rPr>
                     <w:t>totalQuantity</w:t>
                   </w:r>
-                  <w:proofErr w:type="spellEnd"/>
                   <w:r>
                     <w:rPr>
                       <w:rFonts w:cstheme="minorHAnsi"/>
@@ -4486,7 +3858,6 @@
                     </w:rPr>
                     <w:t>{</w:t>
                   </w:r>
-                  <w:proofErr w:type="spellStart"/>
                   <w:r>
                     <w:rPr>
                       <w:rFonts w:cstheme="minorHAnsi"/>
@@ -4495,7 +3866,6 @@
                     </w:rPr>
                     <w:t>totalBox</w:t>
                   </w:r>
-                  <w:proofErr w:type="spellEnd"/>
                   <w:r>
                     <w:rPr>
                       <w:rFonts w:cstheme="minorHAnsi"/>
@@ -4533,27 +3903,7 @@
                       <w:sz w:val="20"/>
                       <w:szCs w:val="20"/>
                     </w:rPr>
-                    <w:t xml:space="preserve">Total </w:t>
-                  </w:r>
-                  <w:proofErr w:type="spellStart"/>
-                  <w:proofErr w:type="gramStart"/>
-                  <w:r>
-                    <w:rPr>
-                      <w:rFonts w:cstheme="minorHAnsi"/>
-                      <w:sz w:val="20"/>
-                      <w:szCs w:val="20"/>
-                    </w:rPr>
-                    <w:t>Sq.Meter</w:t>
-                  </w:r>
-                  <w:proofErr w:type="spellEnd"/>
-                  <w:proofErr w:type="gramEnd"/>
-                  <w:r>
-                    <w:rPr>
-                      <w:rFonts w:cstheme="minorHAnsi"/>
-                      <w:sz w:val="20"/>
-                      <w:szCs w:val="20"/>
-                    </w:rPr>
-                    <w:t>:</w:t>
+                    <w:t>Total Sq.Meter:</w:t>
                   </w:r>
                 </w:p>
               </w:tc>
@@ -4580,7 +3930,6 @@
                     </w:rPr>
                     <w:t>{</w:t>
                   </w:r>
-                  <w:proofErr w:type="spellStart"/>
                   <w:r>
                     <w:rPr>
                       <w:rFonts w:cstheme="minorHAnsi"/>
@@ -4589,7 +3938,6 @@
                     </w:rPr>
                     <w:t>totalSqMt</w:t>
                   </w:r>
-                  <w:proofErr w:type="spellEnd"/>
                   <w:r>
                     <w:rPr>
                       <w:rFonts w:cstheme="minorHAnsi"/>
@@ -4700,25 +4048,7 @@
                       <w:sz w:val="20"/>
                       <w:szCs w:val="20"/>
                     </w:rPr>
-                    <w:t>Avg./</w:t>
-                  </w:r>
-                  <w:proofErr w:type="gramStart"/>
-                  <w:r>
-                    <w:rPr>
-                      <w:rFonts w:cstheme="minorHAnsi"/>
-                      <w:sz w:val="20"/>
-                      <w:szCs w:val="20"/>
-                    </w:rPr>
-                    <w:t>Wt.(</w:t>
-                  </w:r>
-                  <w:proofErr w:type="gramEnd"/>
-                  <w:r>
-                    <w:rPr>
-                      <w:rFonts w:cstheme="minorHAnsi"/>
-                      <w:sz w:val="20"/>
-                      <w:szCs w:val="20"/>
-                    </w:rPr>
-                    <w:t>Kg)</w:t>
+                    <w:t>Avg./Wt.(Kg)</w:t>
                   </w:r>
                 </w:p>
               </w:tc>
@@ -4801,7 +4131,6 @@
                     </w:rPr>
                     <w:t>{#</w:t>
                   </w:r>
-                  <w:proofErr w:type="gramStart"/>
                   <w:r>
                     <w:rPr>
                       <w:rFonts w:cstheme="minorHAnsi"/>
@@ -4818,7 +4147,6 @@
                     </w:rPr>
                     <w:t>}{</w:t>
                   </w:r>
-                  <w:proofErr w:type="gramEnd"/>
                   <w:r>
                     <w:rPr>
                       <w:rFonts w:cstheme="minorHAnsi"/>
@@ -4860,7 +4188,6 @@
                     </w:rPr>
                     <w:t>{</w:t>
                   </w:r>
-                  <w:proofErr w:type="spellStart"/>
                   <w:r>
                     <w:rPr>
                       <w:rFonts w:cstheme="minorHAnsi"/>
@@ -4869,7 +4196,6 @@
                     </w:rPr>
                     <w:t>totalSqMtPerType</w:t>
                   </w:r>
-                  <w:proofErr w:type="spellEnd"/>
                   <w:r>
                     <w:rPr>
                       <w:rFonts w:cstheme="minorHAnsi"/>
@@ -4959,7 +4285,6 @@
                     </w:rPr>
                     <w:t>} MM{/</w:t>
                   </w:r>
-                  <w:proofErr w:type="spellStart"/>
                   <w:r>
                     <w:rPr>
                       <w:rFonts w:cstheme="minorHAnsi"/>
@@ -4968,7 +4293,6 @@
                     </w:rPr>
                     <w:t>containerSummary</w:t>
                   </w:r>
-                  <w:proofErr w:type="spellEnd"/>
                   <w:r>
                     <w:rPr>
                       <w:rFonts w:cstheme="minorHAnsi"/>
@@ -5094,25 +4418,7 @@
                       <w:sz w:val="20"/>
                       <w:szCs w:val="20"/>
                     </w:rPr>
-                    <w:t>{</w:t>
-                  </w:r>
-                  <w:proofErr w:type="spellStart"/>
-                  <w:r>
-                    <w:rPr>
-                      <w:rFonts w:cstheme="minorHAnsi"/>
-                      <w:sz w:val="20"/>
-                      <w:szCs w:val="20"/>
-                    </w:rPr>
-                    <w:t>panNo</w:t>
-                  </w:r>
-                  <w:proofErr w:type="spellEnd"/>
-                  <w:r>
-                    <w:rPr>
-                      <w:rFonts w:cstheme="minorHAnsi"/>
-                      <w:sz w:val="20"/>
-                      <w:szCs w:val="20"/>
-                    </w:rPr>
-                    <w:t>}</w:t>
+                    <w:t>{panNo}</w:t>
                   </w:r>
                 </w:p>
               </w:tc>
@@ -5168,43 +4474,7 @@
                       <w:sz w:val="20"/>
                       <w:szCs w:val="20"/>
                     </w:rPr>
-                    <w:t>{</w:t>
-                  </w:r>
-                  <w:proofErr w:type="spellStart"/>
-                  <w:r>
-                    <w:rPr>
-                      <w:rFonts w:cstheme="minorHAnsi"/>
-                      <w:sz w:val="20"/>
-                      <w:szCs w:val="20"/>
-                    </w:rPr>
-                    <w:t>bankName</w:t>
-                  </w:r>
-                  <w:proofErr w:type="spellEnd"/>
-                  <w:r>
-                    <w:rPr>
-                      <w:rFonts w:cstheme="minorHAnsi"/>
-                      <w:sz w:val="20"/>
-                      <w:szCs w:val="20"/>
-                    </w:rPr>
-                    <w:t>} {</w:t>
-                  </w:r>
-                  <w:proofErr w:type="spellStart"/>
-                  <w:r>
-                    <w:rPr>
-                      <w:rFonts w:cstheme="minorHAnsi"/>
-                      <w:sz w:val="20"/>
-                      <w:szCs w:val="20"/>
-                    </w:rPr>
-                    <w:t>bankBranch</w:t>
-                  </w:r>
-                  <w:proofErr w:type="spellEnd"/>
-                  <w:r>
-                    <w:rPr>
-                      <w:rFonts w:cstheme="minorHAnsi"/>
-                      <w:sz w:val="20"/>
-                      <w:szCs w:val="20"/>
-                    </w:rPr>
-                    <w:t>}</w:t>
+                    <w:t>{bankName} {bankBranch}</w:t>
                   </w:r>
                 </w:p>
               </w:tc>
@@ -5260,25 +4530,7 @@
                       <w:sz w:val="20"/>
                       <w:szCs w:val="20"/>
                     </w:rPr>
-                    <w:t>{</w:t>
-                  </w:r>
-                  <w:proofErr w:type="spellStart"/>
-                  <w:r>
-                    <w:rPr>
-                      <w:rFonts w:cstheme="minorHAnsi"/>
-                      <w:sz w:val="20"/>
-                      <w:szCs w:val="20"/>
-                    </w:rPr>
-                    <w:t>adCode</w:t>
-                  </w:r>
-                  <w:proofErr w:type="spellEnd"/>
-                  <w:r>
-                    <w:rPr>
-                      <w:rFonts w:cstheme="minorHAnsi"/>
-                      <w:sz w:val="20"/>
-                      <w:szCs w:val="20"/>
-                    </w:rPr>
-                    <w:t>}</w:t>
+                    <w:t>{adCode}</w:t>
                   </w:r>
                 </w:p>
               </w:tc>
@@ -5334,25 +4586,7 @@
                       <w:sz w:val="20"/>
                       <w:szCs w:val="20"/>
                     </w:rPr>
-                    <w:t>{</w:t>
-                  </w:r>
-                  <w:proofErr w:type="spellStart"/>
-                  <w:r>
-                    <w:rPr>
-                      <w:rFonts w:cstheme="minorHAnsi"/>
-                      <w:sz w:val="20"/>
-                      <w:szCs w:val="20"/>
-                    </w:rPr>
-                    <w:t>acCode</w:t>
-                  </w:r>
-                  <w:proofErr w:type="spellEnd"/>
-                  <w:r>
-                    <w:rPr>
-                      <w:rFonts w:cstheme="minorHAnsi"/>
-                      <w:sz w:val="20"/>
-                      <w:szCs w:val="20"/>
-                    </w:rPr>
-                    <w:t>}</w:t>
+                    <w:t>{acCode}</w:t>
                   </w:r>
                 </w:p>
               </w:tc>
@@ -5408,25 +4642,7 @@
                       <w:sz w:val="20"/>
                       <w:szCs w:val="20"/>
                     </w:rPr>
-                    <w:t>{</w:t>
-                  </w:r>
-                  <w:proofErr w:type="spellStart"/>
-                  <w:r>
-                    <w:rPr>
-                      <w:rFonts w:cstheme="minorHAnsi"/>
-                      <w:sz w:val="20"/>
-                      <w:szCs w:val="20"/>
-                    </w:rPr>
-                    <w:t>iec</w:t>
-                  </w:r>
-                  <w:proofErr w:type="spellEnd"/>
-                  <w:r>
-                    <w:rPr>
-                      <w:rFonts w:cstheme="minorHAnsi"/>
-                      <w:sz w:val="20"/>
-                      <w:szCs w:val="20"/>
-                    </w:rPr>
-                    <w:t>}</w:t>
+                    <w:t>{iec}</w:t>
                   </w:r>
                 </w:p>
               </w:tc>
@@ -5701,7 +4917,6 @@
       </w:rPr>
       <w:t>{#</w:t>
     </w:r>
-    <w:proofErr w:type="gramStart"/>
     <w:r>
       <w:rPr>
         <w:rFonts w:cstheme="minorHAnsi"/>
@@ -5727,18 +4942,7 @@
         <w:sz w:val="20"/>
         <w:szCs w:val="20"/>
       </w:rPr>
-      <w:t>{</w:t>
-    </w:r>
-    <w:proofErr w:type="gramEnd"/>
-    <w:r>
-      <w:rPr>
-        <w:b/>
-        <w:bCs/>
-        <w:spacing w:val="60"/>
-        <w:sz w:val="20"/>
-        <w:szCs w:val="20"/>
-      </w:rPr>
-      <w:t>companyName</w:t>
+      <w:t>{companyName</w:t>
     </w:r>
     <w:r>
       <w:rPr>
@@ -6512,6 +5716,7 @@
   <w:style w:type="character" w:default="1" w:styleId="DefaultParagraphFont">
     <w:name w:val="Default Paragraph Font"/>
     <w:uiPriority w:val="1"/>
+    <w:semiHidden/>
     <w:unhideWhenUsed/>
   </w:style>
   <w:style w:type="table" w:default="1" w:styleId="TableNormal">

--- a/electron/database/generate-document/templates/custom-invoice.docx
+++ b/electron/database/generate-document/templates/custom-invoice.docx
@@ -961,7 +961,63 @@
                 <w:sz w:val="20"/>
                 <w:szCs w:val="20"/>
               </w:rPr>
-              <w:t xml:space="preserve">Buyer </w:t>
+              <w:t>{</w:t>
+            </w:r>
+            <w:r>
+              <w:rPr>
+                <w:rFonts w:cstheme="minorHAnsi"/>
+                <w:sz w:val="20"/>
+                <w:szCs w:val="20"/>
+              </w:rPr>
+              <w:t>^</w:t>
+            </w:r>
+            <w:r>
+              <w:rPr>
+                <w:rFonts w:cstheme="minorHAnsi"/>
+                <w:sz w:val="20"/>
+                <w:szCs w:val="20"/>
+              </w:rPr>
+              <w:t>isAus</w:t>
+            </w:r>
+            <w:r>
+              <w:rPr>
+                <w:rFonts w:cstheme="minorHAnsi"/>
+                <w:sz w:val="20"/>
+                <w:szCs w:val="20"/>
+              </w:rPr>
+              <w:t>}</w:t>
+            </w:r>
+            <w:r>
+              <w:rPr>
+                <w:rFonts w:cstheme="minorHAnsi"/>
+                <w:sz w:val="20"/>
+                <w:szCs w:val="20"/>
+              </w:rPr>
+              <w:t>Buyer</w:t>
+            </w:r>
+            <w:r>
+              <w:rPr>
+                <w:rFonts w:cstheme="minorHAnsi"/>
+                <w:sz w:val="20"/>
+                <w:szCs w:val="20"/>
+              </w:rPr>
+              <w:t>{/</w:t>
+            </w:r>
+            <w:r>
+              <w:rPr>
+                <w:rFonts w:cstheme="minorHAnsi"/>
+                <w:sz w:val="20"/>
+                <w:szCs w:val="20"/>
+              </w:rPr>
+              <w:t>isAus</w:t>
+            </w:r>
+            <w:r>
+              <w:rPr>
+                <w:rFonts w:cstheme="minorHAnsi"/>
+                <w:sz w:val="20"/>
+                <w:szCs w:val="20"/>
+              </w:rPr>
+              <w:t>}</w:t>
             </w:r>
           </w:p>
           <w:p>
@@ -5512,7 +5568,7 @@
   <w:style w:type="paragraph" w:default="1" w:styleId="Normal">
     <w:name w:val="Normal"/>
     <w:qFormat/>
-    <w:rsid w:val="00BC1199"/>
+    <w:rsid w:val="00531932"/>
   </w:style>
   <w:style w:type="paragraph" w:styleId="Heading1">
     <w:name w:val="heading 1"/>
@@ -5716,7 +5772,6 @@
   <w:style w:type="character" w:default="1" w:styleId="DefaultParagraphFont">
     <w:name w:val="Default Paragraph Font"/>
     <w:uiPriority w:val="1"/>
-    <w:semiHidden/>
     <w:unhideWhenUsed/>
   </w:style>
   <w:style w:type="table" w:default="1" w:styleId="TableNormal">

--- a/electron/database/generate-document/templates/custom-invoice.docx
+++ b/electron/database/generate-document/templates/custom-invoice.docx
@@ -1,6 +1,6 @@
 
 <file path=word/document.xml><?xml version="1.0" encoding="utf-8"?>
-<w:document xmlns:wpc="http://schemas.microsoft.com/office/word/2010/wordprocessingCanvas" xmlns:cx="http://schemas.microsoft.com/office/drawing/2014/chartex" xmlns:cx1="http://schemas.microsoft.com/office/drawing/2015/9/8/chartex" xmlns:cx2="http://schemas.microsoft.com/office/drawing/2015/10/21/chartex" xmlns:cx3="http://schemas.microsoft.com/office/drawing/2016/5/9/chartex" xmlns:cx4="http://schemas.microsoft.com/office/drawing/2016/5/10/chartex" xmlns:cx5="http://schemas.microsoft.com/office/drawing/2016/5/11/chartex" xmlns:cx6="http://schemas.microsoft.com/office/drawing/2016/5/12/chartex" xmlns:cx7="http://schemas.microsoft.com/office/drawing/2016/5/13/chartex" xmlns:cx8="http://schemas.microsoft.com/office/drawing/2016/5/14/chartex" xmlns:mc="http://schemas.openxmlformats.org/markup-compatibility/2006" xmlns:aink="http://schemas.microsoft.com/office/drawing/2016/ink" xmlns:am3d="http://schemas.microsoft.com/office/drawing/2017/model3d" xmlns:o="urn:schemas-microsoft-com:office:office" xmlns:oel="http://schemas.microsoft.com/office/2019/extlst" xmlns:r="http://schemas.openxmlformats.org/officeDocument/2006/relationships" xmlns:m="http://schemas.openxmlformats.org/officeDocument/2006/math" xmlns:v="urn:schemas-microsoft-com:vml" xmlns:wp14="http://schemas.microsoft.com/office/word/2010/wordprocessingDrawing" xmlns:wp="http://schemas.openxmlformats.org/drawingml/2006/wordprocessingDrawing" xmlns:w10="urn:schemas-microsoft-com:office:word" xmlns:w="http://schemas.openxmlformats.org/wordprocessingml/2006/main" xmlns:w14="http://schemas.microsoft.com/office/word/2010/wordml" xmlns:w15="http://schemas.microsoft.com/office/word/2012/wordml" xmlns:w16cex="http://schemas.microsoft.com/office/word/2018/wordml/cex" xmlns:w16cid="http://schemas.microsoft.com/office/word/2016/wordml/cid" xmlns:w16="http://schemas.microsoft.com/office/word/2018/wordml" xmlns:w16du="http://schemas.microsoft.com/office/word/2023/wordml/word16du" xmlns:w16sdtdh="http://schemas.microsoft.com/office/word/2020/wordml/sdtdatahash" xmlns:w16sdtfl="http://schemas.microsoft.com/office/word/2024/wordml/sdtformatlock" xmlns:w16se="http://schemas.microsoft.com/office/word/2015/wordml/symex" xmlns:wpg="http://schemas.microsoft.com/office/word/2010/wordprocessingGroup" xmlns:wpi="http://schemas.microsoft.com/office/word/2010/wordprocessingInk" xmlns:wne="http://schemas.microsoft.com/office/word/2006/wordml" xmlns:wps="http://schemas.microsoft.com/office/word/2010/wordprocessingShape" mc:Ignorable="w14 w15 w16se w16cid w16 w16cex w16sdtdh w16sdtfl w16du wp14">
+<w:document xmlns:wpc="http://schemas.microsoft.com/office/word/2010/wordprocessingCanvas" xmlns:cx="http://schemas.microsoft.com/office/drawing/2014/chartex" xmlns:cx1="http://schemas.microsoft.com/office/drawing/2015/9/8/chartex" xmlns:cx2="http://schemas.microsoft.com/office/drawing/2015/10/21/chartex" xmlns:cx3="http://schemas.microsoft.com/office/drawing/2016/5/9/chartex" xmlns:cx4="http://schemas.microsoft.com/office/drawing/2016/5/10/chartex" xmlns:cx5="http://schemas.microsoft.com/office/drawing/2016/5/11/chartex" xmlns:cx6="http://schemas.microsoft.com/office/drawing/2016/5/12/chartex" xmlns:cx7="http://schemas.microsoft.com/office/drawing/2016/5/13/chartex" xmlns:cx8="http://schemas.microsoft.com/office/drawing/2016/5/14/chartex" xmlns:mc="http://schemas.openxmlformats.org/markup-compatibility/2006" xmlns:aink="http://schemas.microsoft.com/office/drawing/2016/ink" xmlns:am3d="http://schemas.microsoft.com/office/drawing/2017/model3d" xmlns:o="urn:schemas-microsoft-com:office:office" xmlns:r="http://schemas.openxmlformats.org/officeDocument/2006/relationships" xmlns:m="http://schemas.openxmlformats.org/officeDocument/2006/math" xmlns:v="urn:schemas-microsoft-com:vml" xmlns:wp14="http://schemas.microsoft.com/office/word/2010/wordprocessingDrawing" xmlns:wp="http://schemas.openxmlformats.org/drawingml/2006/wordprocessingDrawing" xmlns:w10="urn:schemas-microsoft-com:office:word" xmlns:w="http://schemas.openxmlformats.org/wordprocessingml/2006/main" xmlns:w14="http://schemas.microsoft.com/office/word/2010/wordml" xmlns:w15="http://schemas.microsoft.com/office/word/2012/wordml" xmlns:w16cid="http://schemas.microsoft.com/office/word/2016/wordml/cid" xmlns:w16se="http://schemas.microsoft.com/office/word/2015/wordml/symex" xmlns:wpg="http://schemas.microsoft.com/office/word/2010/wordprocessingGroup" xmlns:wpi="http://schemas.microsoft.com/office/word/2010/wordprocessingInk" xmlns:wne="http://schemas.microsoft.com/office/word/2006/wordml" xmlns:wps="http://schemas.microsoft.com/office/word/2010/wordprocessingShape" mc:Ignorable="w14 w15 w16se w16cid wp14">
   <w:body>
     <w:tbl>
       <w:tblPr>
@@ -1362,17 +1362,10 @@
                 <w:sz w:val="20"/>
                 <w:szCs w:val="20"/>
               </w:rPr>
-              <w:t>Term Of Delivery &amp; Payment</w:t>
-            </w:r>
-          </w:p>
-          <w:p>
-            <w:pPr>
-              <w:rPr>
-                <w:rFonts w:cstheme="minorHAnsi"/>
-                <w:sz w:val="20"/>
-                <w:szCs w:val="20"/>
-              </w:rPr>
-            </w:pPr>
+              <w:t xml:space="preserve">Payment Terms – </w:t>
+            </w:r>
+            <w:bookmarkStart w:id="0" w:name="_GoBack"/>
+            <w:bookmarkEnd w:id="0"/>
             <w:r>
               <w:rPr>
                 <w:rFonts w:cstheme="minorHAnsi"/>
@@ -4414,6 +4407,7 @@
                 <w:insideH w:val="none" w:sz="0" w:space="0" w:color="auto"/>
                 <w:insideV w:val="none" w:sz="0" w:space="0" w:color="auto"/>
               </w:tblBorders>
+              <w:tblLayout w:type="fixed"/>
               <w:tblCellMar>
                 <w:left w:w="0" w:type="dxa"/>
               </w:tblCellMar>
@@ -4750,7 +4744,7 @@
 </file>
 
 <file path=word/endnotes.xml><?xml version="1.0" encoding="utf-8"?>
-<w:endnotes xmlns:wpc="http://schemas.microsoft.com/office/word/2010/wordprocessingCanvas" xmlns:cx="http://schemas.microsoft.com/office/drawing/2014/chartex" xmlns:cx1="http://schemas.microsoft.com/office/drawing/2015/9/8/chartex" xmlns:cx2="http://schemas.microsoft.com/office/drawing/2015/10/21/chartex" xmlns:cx3="http://schemas.microsoft.com/office/drawing/2016/5/9/chartex" xmlns:cx4="http://schemas.microsoft.com/office/drawing/2016/5/10/chartex" xmlns:cx5="http://schemas.microsoft.com/office/drawing/2016/5/11/chartex" xmlns:cx6="http://schemas.microsoft.com/office/drawing/2016/5/12/chartex" xmlns:cx7="http://schemas.microsoft.com/office/drawing/2016/5/13/chartex" xmlns:cx8="http://schemas.microsoft.com/office/drawing/2016/5/14/chartex" xmlns:mc="http://schemas.openxmlformats.org/markup-compatibility/2006" xmlns:aink="http://schemas.microsoft.com/office/drawing/2016/ink" xmlns:am3d="http://schemas.microsoft.com/office/drawing/2017/model3d" xmlns:o="urn:schemas-microsoft-com:office:office" xmlns:oel="http://schemas.microsoft.com/office/2019/extlst" xmlns:r="http://schemas.openxmlformats.org/officeDocument/2006/relationships" xmlns:m="http://schemas.openxmlformats.org/officeDocument/2006/math" xmlns:v="urn:schemas-microsoft-com:vml" xmlns:wp14="http://schemas.microsoft.com/office/word/2010/wordprocessingDrawing" xmlns:wp="http://schemas.openxmlformats.org/drawingml/2006/wordprocessingDrawing" xmlns:w10="urn:schemas-microsoft-com:office:word" xmlns:w="http://schemas.openxmlformats.org/wordprocessingml/2006/main" xmlns:w14="http://schemas.microsoft.com/office/word/2010/wordml" xmlns:w15="http://schemas.microsoft.com/office/word/2012/wordml" xmlns:w16cex="http://schemas.microsoft.com/office/word/2018/wordml/cex" xmlns:w16cid="http://schemas.microsoft.com/office/word/2016/wordml/cid" xmlns:w16="http://schemas.microsoft.com/office/word/2018/wordml" xmlns:w16du="http://schemas.microsoft.com/office/word/2023/wordml/word16du" xmlns:w16sdtdh="http://schemas.microsoft.com/office/word/2020/wordml/sdtdatahash" xmlns:w16sdtfl="http://schemas.microsoft.com/office/word/2024/wordml/sdtformatlock" xmlns:w16se="http://schemas.microsoft.com/office/word/2015/wordml/symex" xmlns:wpg="http://schemas.microsoft.com/office/word/2010/wordprocessingGroup" xmlns:wpi="http://schemas.microsoft.com/office/word/2010/wordprocessingInk" xmlns:wne="http://schemas.microsoft.com/office/word/2006/wordml" xmlns:wps="http://schemas.microsoft.com/office/word/2010/wordprocessingShape" mc:Ignorable="w14 w15 w16se w16cid w16 w16cex w16sdtdh w16sdtfl w16du wp14">
+<w:endnotes xmlns:wpc="http://schemas.microsoft.com/office/word/2010/wordprocessingCanvas" xmlns:cx="http://schemas.microsoft.com/office/drawing/2014/chartex" xmlns:cx1="http://schemas.microsoft.com/office/drawing/2015/9/8/chartex" xmlns:cx2="http://schemas.microsoft.com/office/drawing/2015/10/21/chartex" xmlns:cx3="http://schemas.microsoft.com/office/drawing/2016/5/9/chartex" xmlns:cx4="http://schemas.microsoft.com/office/drawing/2016/5/10/chartex" xmlns:cx5="http://schemas.microsoft.com/office/drawing/2016/5/11/chartex" xmlns:cx6="http://schemas.microsoft.com/office/drawing/2016/5/12/chartex" xmlns:cx7="http://schemas.microsoft.com/office/drawing/2016/5/13/chartex" xmlns:cx8="http://schemas.microsoft.com/office/drawing/2016/5/14/chartex" xmlns:mc="http://schemas.openxmlformats.org/markup-compatibility/2006" xmlns:aink="http://schemas.microsoft.com/office/drawing/2016/ink" xmlns:am3d="http://schemas.microsoft.com/office/drawing/2017/model3d" xmlns:o="urn:schemas-microsoft-com:office:office" xmlns:r="http://schemas.openxmlformats.org/officeDocument/2006/relationships" xmlns:m="http://schemas.openxmlformats.org/officeDocument/2006/math" xmlns:v="urn:schemas-microsoft-com:vml" xmlns:wp14="http://schemas.microsoft.com/office/word/2010/wordprocessingDrawing" xmlns:wp="http://schemas.openxmlformats.org/drawingml/2006/wordprocessingDrawing" xmlns:w10="urn:schemas-microsoft-com:office:word" xmlns:w="http://schemas.openxmlformats.org/wordprocessingml/2006/main" xmlns:w14="http://schemas.microsoft.com/office/word/2010/wordml" xmlns:w15="http://schemas.microsoft.com/office/word/2012/wordml" xmlns:w16cid="http://schemas.microsoft.com/office/word/2016/wordml/cid" xmlns:w16se="http://schemas.microsoft.com/office/word/2015/wordml/symex" xmlns:wpg="http://schemas.microsoft.com/office/word/2010/wordprocessingGroup" xmlns:wpi="http://schemas.microsoft.com/office/word/2010/wordprocessingInk" xmlns:wne="http://schemas.microsoft.com/office/word/2006/wordml" xmlns:wps="http://schemas.microsoft.com/office/word/2010/wordprocessingShape" mc:Ignorable="w14 w15 w16se w16cid wp14">
   <w:endnote w:type="separator" w:id="-1">
     <w:p>
       <w:pPr>
@@ -4775,7 +4769,7 @@
 </file>
 
 <file path=word/footer1.xml><?xml version="1.0" encoding="utf-8"?>
-<w:ftr xmlns:wpc="http://schemas.microsoft.com/office/word/2010/wordprocessingCanvas" xmlns:cx="http://schemas.microsoft.com/office/drawing/2014/chartex" xmlns:cx1="http://schemas.microsoft.com/office/drawing/2015/9/8/chartex" xmlns:cx2="http://schemas.microsoft.com/office/drawing/2015/10/21/chartex" xmlns:cx3="http://schemas.microsoft.com/office/drawing/2016/5/9/chartex" xmlns:cx4="http://schemas.microsoft.com/office/drawing/2016/5/10/chartex" xmlns:cx5="http://schemas.microsoft.com/office/drawing/2016/5/11/chartex" xmlns:cx6="http://schemas.microsoft.com/office/drawing/2016/5/12/chartex" xmlns:cx7="http://schemas.microsoft.com/office/drawing/2016/5/13/chartex" xmlns:cx8="http://schemas.microsoft.com/office/drawing/2016/5/14/chartex" xmlns:mc="http://schemas.openxmlformats.org/markup-compatibility/2006" xmlns:aink="http://schemas.microsoft.com/office/drawing/2016/ink" xmlns:am3d="http://schemas.microsoft.com/office/drawing/2017/model3d" xmlns:o="urn:schemas-microsoft-com:office:office" xmlns:oel="http://schemas.microsoft.com/office/2019/extlst" xmlns:r="http://schemas.openxmlformats.org/officeDocument/2006/relationships" xmlns:m="http://schemas.openxmlformats.org/officeDocument/2006/math" xmlns:v="urn:schemas-microsoft-com:vml" xmlns:wp14="http://schemas.microsoft.com/office/word/2010/wordprocessingDrawing" xmlns:wp="http://schemas.openxmlformats.org/drawingml/2006/wordprocessingDrawing" xmlns:w10="urn:schemas-microsoft-com:office:word" xmlns:w="http://schemas.openxmlformats.org/wordprocessingml/2006/main" xmlns:w14="http://schemas.microsoft.com/office/word/2010/wordml" xmlns:w15="http://schemas.microsoft.com/office/word/2012/wordml" xmlns:w16cex="http://schemas.microsoft.com/office/word/2018/wordml/cex" xmlns:w16cid="http://schemas.microsoft.com/office/word/2016/wordml/cid" xmlns:w16="http://schemas.microsoft.com/office/word/2018/wordml" xmlns:w16du="http://schemas.microsoft.com/office/word/2023/wordml/word16du" xmlns:w16sdtdh="http://schemas.microsoft.com/office/word/2020/wordml/sdtdatahash" xmlns:w16sdtfl="http://schemas.microsoft.com/office/word/2024/wordml/sdtformatlock" xmlns:w16se="http://schemas.microsoft.com/office/word/2015/wordml/symex" xmlns:wpg="http://schemas.microsoft.com/office/word/2010/wordprocessingGroup" xmlns:wpi="http://schemas.microsoft.com/office/word/2010/wordprocessingInk" xmlns:wne="http://schemas.microsoft.com/office/word/2006/wordml" xmlns:wps="http://schemas.microsoft.com/office/word/2010/wordprocessingShape" mc:Ignorable="w14 w15 w16se w16cid w16 w16cex w16sdtdh w16sdtfl w16du wp14">
+<w:ftr xmlns:wpc="http://schemas.microsoft.com/office/word/2010/wordprocessingCanvas" xmlns:cx="http://schemas.microsoft.com/office/drawing/2014/chartex" xmlns:cx1="http://schemas.microsoft.com/office/drawing/2015/9/8/chartex" xmlns:cx2="http://schemas.microsoft.com/office/drawing/2015/10/21/chartex" xmlns:cx3="http://schemas.microsoft.com/office/drawing/2016/5/9/chartex" xmlns:cx4="http://schemas.microsoft.com/office/drawing/2016/5/10/chartex" xmlns:cx5="http://schemas.microsoft.com/office/drawing/2016/5/11/chartex" xmlns:cx6="http://schemas.microsoft.com/office/drawing/2016/5/12/chartex" xmlns:cx7="http://schemas.microsoft.com/office/drawing/2016/5/13/chartex" xmlns:cx8="http://schemas.microsoft.com/office/drawing/2016/5/14/chartex" xmlns:mc="http://schemas.openxmlformats.org/markup-compatibility/2006" xmlns:aink="http://schemas.microsoft.com/office/drawing/2016/ink" xmlns:am3d="http://schemas.microsoft.com/office/drawing/2017/model3d" xmlns:o="urn:schemas-microsoft-com:office:office" xmlns:r="http://schemas.openxmlformats.org/officeDocument/2006/relationships" xmlns:m="http://schemas.openxmlformats.org/officeDocument/2006/math" xmlns:v="urn:schemas-microsoft-com:vml" xmlns:wp14="http://schemas.microsoft.com/office/word/2010/wordprocessingDrawing" xmlns:wp="http://schemas.openxmlformats.org/drawingml/2006/wordprocessingDrawing" xmlns:w10="urn:schemas-microsoft-com:office:word" xmlns:w="http://schemas.openxmlformats.org/wordprocessingml/2006/main" xmlns:w14="http://schemas.microsoft.com/office/word/2010/wordml" xmlns:w15="http://schemas.microsoft.com/office/word/2012/wordml" xmlns:w16cid="http://schemas.microsoft.com/office/word/2016/wordml/cid" xmlns:w16se="http://schemas.microsoft.com/office/word/2015/wordml/symex" xmlns:wpg="http://schemas.microsoft.com/office/word/2010/wordprocessingGroup" xmlns:wpi="http://schemas.microsoft.com/office/word/2010/wordprocessingInk" xmlns:wne="http://schemas.microsoft.com/office/word/2006/wordml" xmlns:wps="http://schemas.microsoft.com/office/word/2010/wordprocessingShape" mc:Ignorable="w14 w15 w16se w16cid wp14">
   <w:p>
     <w:pPr>
       <w:pStyle w:val="Footer"/>
@@ -4785,7 +4779,7 @@
 </file>
 
 <file path=word/footer2.xml><?xml version="1.0" encoding="utf-8"?>
-<w:ftr xmlns:wpc="http://schemas.microsoft.com/office/word/2010/wordprocessingCanvas" xmlns:cx="http://schemas.microsoft.com/office/drawing/2014/chartex" xmlns:cx1="http://schemas.microsoft.com/office/drawing/2015/9/8/chartex" xmlns:cx2="http://schemas.microsoft.com/office/drawing/2015/10/21/chartex" xmlns:cx3="http://schemas.microsoft.com/office/drawing/2016/5/9/chartex" xmlns:cx4="http://schemas.microsoft.com/office/drawing/2016/5/10/chartex" xmlns:cx5="http://schemas.microsoft.com/office/drawing/2016/5/11/chartex" xmlns:cx6="http://schemas.microsoft.com/office/drawing/2016/5/12/chartex" xmlns:cx7="http://schemas.microsoft.com/office/drawing/2016/5/13/chartex" xmlns:cx8="http://schemas.microsoft.com/office/drawing/2016/5/14/chartex" xmlns:mc="http://schemas.openxmlformats.org/markup-compatibility/2006" xmlns:aink="http://schemas.microsoft.com/office/drawing/2016/ink" xmlns:am3d="http://schemas.microsoft.com/office/drawing/2017/model3d" xmlns:o="urn:schemas-microsoft-com:office:office" xmlns:oel="http://schemas.microsoft.com/office/2019/extlst" xmlns:r="http://schemas.openxmlformats.org/officeDocument/2006/relationships" xmlns:m="http://schemas.openxmlformats.org/officeDocument/2006/math" xmlns:v="urn:schemas-microsoft-com:vml" xmlns:wp14="http://schemas.microsoft.com/office/word/2010/wordprocessingDrawing" xmlns:wp="http://schemas.openxmlformats.org/drawingml/2006/wordprocessingDrawing" xmlns:w10="urn:schemas-microsoft-com:office:word" xmlns:w="http://schemas.openxmlformats.org/wordprocessingml/2006/main" xmlns:w14="http://schemas.microsoft.com/office/word/2010/wordml" xmlns:w15="http://schemas.microsoft.com/office/word/2012/wordml" xmlns:w16cex="http://schemas.microsoft.com/office/word/2018/wordml/cex" xmlns:w16cid="http://schemas.microsoft.com/office/word/2016/wordml/cid" xmlns:w16="http://schemas.microsoft.com/office/word/2018/wordml" xmlns:w16du="http://schemas.microsoft.com/office/word/2023/wordml/word16du" xmlns:w16sdtdh="http://schemas.microsoft.com/office/word/2020/wordml/sdtdatahash" xmlns:w16sdtfl="http://schemas.microsoft.com/office/word/2024/wordml/sdtformatlock" xmlns:w16se="http://schemas.microsoft.com/office/word/2015/wordml/symex" xmlns:wpg="http://schemas.microsoft.com/office/word/2010/wordprocessingGroup" xmlns:wpi="http://schemas.microsoft.com/office/word/2010/wordprocessingInk" xmlns:wne="http://schemas.microsoft.com/office/word/2006/wordml" xmlns:wps="http://schemas.microsoft.com/office/word/2010/wordprocessingShape" mc:Ignorable="w14 w15 w16se w16cid w16 w16cex w16sdtdh w16sdtfl w16du wp14">
+<w:ftr xmlns:wpc="http://schemas.microsoft.com/office/word/2010/wordprocessingCanvas" xmlns:cx="http://schemas.microsoft.com/office/drawing/2014/chartex" xmlns:cx1="http://schemas.microsoft.com/office/drawing/2015/9/8/chartex" xmlns:cx2="http://schemas.microsoft.com/office/drawing/2015/10/21/chartex" xmlns:cx3="http://schemas.microsoft.com/office/drawing/2016/5/9/chartex" xmlns:cx4="http://schemas.microsoft.com/office/drawing/2016/5/10/chartex" xmlns:cx5="http://schemas.microsoft.com/office/drawing/2016/5/11/chartex" xmlns:cx6="http://schemas.microsoft.com/office/drawing/2016/5/12/chartex" xmlns:cx7="http://schemas.microsoft.com/office/drawing/2016/5/13/chartex" xmlns:cx8="http://schemas.microsoft.com/office/drawing/2016/5/14/chartex" xmlns:mc="http://schemas.openxmlformats.org/markup-compatibility/2006" xmlns:aink="http://schemas.microsoft.com/office/drawing/2016/ink" xmlns:am3d="http://schemas.microsoft.com/office/drawing/2017/model3d" xmlns:o="urn:schemas-microsoft-com:office:office" xmlns:r="http://schemas.openxmlformats.org/officeDocument/2006/relationships" xmlns:m="http://schemas.openxmlformats.org/officeDocument/2006/math" xmlns:v="urn:schemas-microsoft-com:vml" xmlns:wp14="http://schemas.microsoft.com/office/word/2010/wordprocessingDrawing" xmlns:wp="http://schemas.openxmlformats.org/drawingml/2006/wordprocessingDrawing" xmlns:w10="urn:schemas-microsoft-com:office:word" xmlns:w="http://schemas.openxmlformats.org/wordprocessingml/2006/main" xmlns:w14="http://schemas.microsoft.com/office/word/2010/wordml" xmlns:w15="http://schemas.microsoft.com/office/word/2012/wordml" xmlns:w16cid="http://schemas.microsoft.com/office/word/2016/wordml/cid" xmlns:w16se="http://schemas.microsoft.com/office/word/2015/wordml/symex" xmlns:wpg="http://schemas.microsoft.com/office/word/2010/wordprocessingGroup" xmlns:wpi="http://schemas.microsoft.com/office/word/2010/wordprocessingInk" xmlns:wne="http://schemas.microsoft.com/office/word/2006/wordml" xmlns:wps="http://schemas.microsoft.com/office/word/2010/wordprocessingShape" mc:Ignorable="w14 w15 w16se w16cid wp14">
   <w:p>
     <w:pPr>
       <w:pStyle w:val="Footer"/>
@@ -4855,7 +4849,7 @@
             </wp:anchor>
           </w:drawing>
         </mc:Choice>
-        <mc:Fallback>
+        <mc:Fallback xmlns:oel="http://schemas.microsoft.com/office/2019/extlst" xmlns:w16cex="http://schemas.microsoft.com/office/word/2018/wordml/cex" xmlns:w16="http://schemas.microsoft.com/office/word/2018/wordml" xmlns:w16du="http://schemas.microsoft.com/office/word/2023/wordml/word16du" xmlns:w16sdtdh="http://schemas.microsoft.com/office/word/2020/wordml/sdtdatahash" xmlns:w16sdtfl="http://schemas.microsoft.com/office/word/2024/wordml/sdtformatlock">
           <w:pict>
             <v:line w14:anchorId="3B85C156" id="Straight Connector 9" o:spid="_x0000_s1026" style="position:absolute;z-index:251658240;visibility:visible;mso-wrap-style:square;mso-width-percent:0;mso-height-percent:0;mso-wrap-distance-left:9pt;mso-wrap-distance-top:-3e-5mm;mso-wrap-distance-right:9pt;mso-wrap-distance-bottom:-3e-5mm;mso-position-horizontal:absolute;mso-position-horizontal-relative:margin;mso-position-vertical:absolute;mso-position-vertical-relative:text;mso-width-percent:0;mso-height-percent:0;mso-width-relative:margin;mso-height-relative:margin" from="373.65pt,.1pt" to="555.15pt,.1pt" o:gfxdata="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" strokecolor="black [3200]" strokeweight=".5pt">
               <v:stroke joinstyle="miter"/>
@@ -4930,7 +4924,7 @@
             </wp:anchor>
           </w:drawing>
         </mc:Choice>
-        <mc:Fallback>
+        <mc:Fallback xmlns:oel="http://schemas.microsoft.com/office/2019/extlst" xmlns:w16cex="http://schemas.microsoft.com/office/word/2018/wordml/cex" xmlns:w16="http://schemas.microsoft.com/office/word/2018/wordml" xmlns:w16du="http://schemas.microsoft.com/office/word/2023/wordml/word16du" xmlns:w16sdtdh="http://schemas.microsoft.com/office/word/2020/wordml/sdtdatahash" xmlns:w16sdtfl="http://schemas.microsoft.com/office/word/2024/wordml/sdtformatlock">
           <w:pict>
             <v:line w14:anchorId="7A0307E0" id="Straight Connector 7" o:spid="_x0000_s1026" style="position:absolute;z-index:251658240;visibility:visible;mso-wrap-style:square;mso-width-percent:0;mso-height-percent:0;mso-wrap-distance-left:3.17497mm;mso-wrap-distance-top:0;mso-wrap-distance-right:3.17497mm;mso-wrap-distance-bottom:0;mso-position-horizontal:absolute;mso-position-horizontal-relative:text;mso-position-vertical:absolute;mso-position-vertical-relative:text;mso-width-percent:0;mso-height-percent:0;mso-width-relative:page;mso-height-relative:page" from="373.95pt,.1pt" to="373.95pt,67.3pt" o:gfxdata="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" strokecolor="black [3200]" strokeweight=".5pt">
               <v:stroke joinstyle="miter"/>
@@ -5088,7 +5082,7 @@
 </file>
 
 <file path=word/footer3.xml><?xml version="1.0" encoding="utf-8"?>
-<w:ftr xmlns:wpc="http://schemas.microsoft.com/office/word/2010/wordprocessingCanvas" xmlns:cx="http://schemas.microsoft.com/office/drawing/2014/chartex" xmlns:cx1="http://schemas.microsoft.com/office/drawing/2015/9/8/chartex" xmlns:cx2="http://schemas.microsoft.com/office/drawing/2015/10/21/chartex" xmlns:cx3="http://schemas.microsoft.com/office/drawing/2016/5/9/chartex" xmlns:cx4="http://schemas.microsoft.com/office/drawing/2016/5/10/chartex" xmlns:cx5="http://schemas.microsoft.com/office/drawing/2016/5/11/chartex" xmlns:cx6="http://schemas.microsoft.com/office/drawing/2016/5/12/chartex" xmlns:cx7="http://schemas.microsoft.com/office/drawing/2016/5/13/chartex" xmlns:cx8="http://schemas.microsoft.com/office/drawing/2016/5/14/chartex" xmlns:mc="http://schemas.openxmlformats.org/markup-compatibility/2006" xmlns:aink="http://schemas.microsoft.com/office/drawing/2016/ink" xmlns:am3d="http://schemas.microsoft.com/office/drawing/2017/model3d" xmlns:o="urn:schemas-microsoft-com:office:office" xmlns:oel="http://schemas.microsoft.com/office/2019/extlst" xmlns:r="http://schemas.openxmlformats.org/officeDocument/2006/relationships" xmlns:m="http://schemas.openxmlformats.org/officeDocument/2006/math" xmlns:v="urn:schemas-microsoft-com:vml" xmlns:wp14="http://schemas.microsoft.com/office/word/2010/wordprocessingDrawing" xmlns:wp="http://schemas.openxmlformats.org/drawingml/2006/wordprocessingDrawing" xmlns:w10="urn:schemas-microsoft-com:office:word" xmlns:w="http://schemas.openxmlformats.org/wordprocessingml/2006/main" xmlns:w14="http://schemas.microsoft.com/office/word/2010/wordml" xmlns:w15="http://schemas.microsoft.com/office/word/2012/wordml" xmlns:w16cex="http://schemas.microsoft.com/office/word/2018/wordml/cex" xmlns:w16cid="http://schemas.microsoft.com/office/word/2016/wordml/cid" xmlns:w16="http://schemas.microsoft.com/office/word/2018/wordml" xmlns:w16du="http://schemas.microsoft.com/office/word/2023/wordml/word16du" xmlns:w16sdtdh="http://schemas.microsoft.com/office/word/2020/wordml/sdtdatahash" xmlns:w16sdtfl="http://schemas.microsoft.com/office/word/2024/wordml/sdtformatlock" xmlns:w16se="http://schemas.microsoft.com/office/word/2015/wordml/symex" xmlns:wpg="http://schemas.microsoft.com/office/word/2010/wordprocessingGroup" xmlns:wpi="http://schemas.microsoft.com/office/word/2010/wordprocessingInk" xmlns:wne="http://schemas.microsoft.com/office/word/2006/wordml" xmlns:wps="http://schemas.microsoft.com/office/word/2010/wordprocessingShape" mc:Ignorable="w14 w15 w16se w16cid w16 w16cex w16sdtdh w16sdtfl w16du wp14">
+<w:ftr xmlns:wpc="http://schemas.microsoft.com/office/word/2010/wordprocessingCanvas" xmlns:cx="http://schemas.microsoft.com/office/drawing/2014/chartex" xmlns:cx1="http://schemas.microsoft.com/office/drawing/2015/9/8/chartex" xmlns:cx2="http://schemas.microsoft.com/office/drawing/2015/10/21/chartex" xmlns:cx3="http://schemas.microsoft.com/office/drawing/2016/5/9/chartex" xmlns:cx4="http://schemas.microsoft.com/office/drawing/2016/5/10/chartex" xmlns:cx5="http://schemas.microsoft.com/office/drawing/2016/5/11/chartex" xmlns:cx6="http://schemas.microsoft.com/office/drawing/2016/5/12/chartex" xmlns:cx7="http://schemas.microsoft.com/office/drawing/2016/5/13/chartex" xmlns:cx8="http://schemas.microsoft.com/office/drawing/2016/5/14/chartex" xmlns:mc="http://schemas.openxmlformats.org/markup-compatibility/2006" xmlns:aink="http://schemas.microsoft.com/office/drawing/2016/ink" xmlns:am3d="http://schemas.microsoft.com/office/drawing/2017/model3d" xmlns:o="urn:schemas-microsoft-com:office:office" xmlns:r="http://schemas.openxmlformats.org/officeDocument/2006/relationships" xmlns:m="http://schemas.openxmlformats.org/officeDocument/2006/math" xmlns:v="urn:schemas-microsoft-com:vml" xmlns:wp14="http://schemas.microsoft.com/office/word/2010/wordprocessingDrawing" xmlns:wp="http://schemas.openxmlformats.org/drawingml/2006/wordprocessingDrawing" xmlns:w10="urn:schemas-microsoft-com:office:word" xmlns:w="http://schemas.openxmlformats.org/wordprocessingml/2006/main" xmlns:w14="http://schemas.microsoft.com/office/word/2010/wordml" xmlns:w15="http://schemas.microsoft.com/office/word/2012/wordml" xmlns:w16cid="http://schemas.microsoft.com/office/word/2016/wordml/cid" xmlns:w16se="http://schemas.microsoft.com/office/word/2015/wordml/symex" xmlns:wpg="http://schemas.microsoft.com/office/word/2010/wordprocessingGroup" xmlns:wpi="http://schemas.microsoft.com/office/word/2010/wordprocessingInk" xmlns:wne="http://schemas.microsoft.com/office/word/2006/wordml" xmlns:wps="http://schemas.microsoft.com/office/word/2010/wordprocessingShape" mc:Ignorable="w14 w15 w16se w16cid wp14">
   <w:p>
     <w:pPr>
       <w:pStyle w:val="Footer"/>
@@ -5098,7 +5092,7 @@
 </file>
 
 <file path=word/footnotes.xml><?xml version="1.0" encoding="utf-8"?>
-<w:footnotes xmlns:wpc="http://schemas.microsoft.com/office/word/2010/wordprocessingCanvas" xmlns:cx="http://schemas.microsoft.com/office/drawing/2014/chartex" xmlns:cx1="http://schemas.microsoft.com/office/drawing/2015/9/8/chartex" xmlns:cx2="http://schemas.microsoft.com/office/drawing/2015/10/21/chartex" xmlns:cx3="http://schemas.microsoft.com/office/drawing/2016/5/9/chartex" xmlns:cx4="http://schemas.microsoft.com/office/drawing/2016/5/10/chartex" xmlns:cx5="http://schemas.microsoft.com/office/drawing/2016/5/11/chartex" xmlns:cx6="http://schemas.microsoft.com/office/drawing/2016/5/12/chartex" xmlns:cx7="http://schemas.microsoft.com/office/drawing/2016/5/13/chartex" xmlns:cx8="http://schemas.microsoft.com/office/drawing/2016/5/14/chartex" xmlns:mc="http://schemas.openxmlformats.org/markup-compatibility/2006" xmlns:aink="http://schemas.microsoft.com/office/drawing/2016/ink" xmlns:am3d="http://schemas.microsoft.com/office/drawing/2017/model3d" xmlns:o="urn:schemas-microsoft-com:office:office" xmlns:oel="http://schemas.microsoft.com/office/2019/extlst" xmlns:r="http://schemas.openxmlformats.org/officeDocument/2006/relationships" xmlns:m="http://schemas.openxmlformats.org/officeDocument/2006/math" xmlns:v="urn:schemas-microsoft-com:vml" xmlns:wp14="http://schemas.microsoft.com/office/word/2010/wordprocessingDrawing" xmlns:wp="http://schemas.openxmlformats.org/drawingml/2006/wordprocessingDrawing" xmlns:w10="urn:schemas-microsoft-com:office:word" xmlns:w="http://schemas.openxmlformats.org/wordprocessingml/2006/main" xmlns:w14="http://schemas.microsoft.com/office/word/2010/wordml" xmlns:w15="http://schemas.microsoft.com/office/word/2012/wordml" xmlns:w16cex="http://schemas.microsoft.com/office/word/2018/wordml/cex" xmlns:w16cid="http://schemas.microsoft.com/office/word/2016/wordml/cid" xmlns:w16="http://schemas.microsoft.com/office/word/2018/wordml" xmlns:w16du="http://schemas.microsoft.com/office/word/2023/wordml/word16du" xmlns:w16sdtdh="http://schemas.microsoft.com/office/word/2020/wordml/sdtdatahash" xmlns:w16sdtfl="http://schemas.microsoft.com/office/word/2024/wordml/sdtformatlock" xmlns:w16se="http://schemas.microsoft.com/office/word/2015/wordml/symex" xmlns:wpg="http://schemas.microsoft.com/office/word/2010/wordprocessingGroup" xmlns:wpi="http://schemas.microsoft.com/office/word/2010/wordprocessingInk" xmlns:wne="http://schemas.microsoft.com/office/word/2006/wordml" xmlns:wps="http://schemas.microsoft.com/office/word/2010/wordprocessingShape" mc:Ignorable="w14 w15 w16se w16cid w16 w16cex w16sdtdh w16sdtfl w16du wp14">
+<w:footnotes xmlns:wpc="http://schemas.microsoft.com/office/word/2010/wordprocessingCanvas" xmlns:cx="http://schemas.microsoft.com/office/drawing/2014/chartex" xmlns:cx1="http://schemas.microsoft.com/office/drawing/2015/9/8/chartex" xmlns:cx2="http://schemas.microsoft.com/office/drawing/2015/10/21/chartex" xmlns:cx3="http://schemas.microsoft.com/office/drawing/2016/5/9/chartex" xmlns:cx4="http://schemas.microsoft.com/office/drawing/2016/5/10/chartex" xmlns:cx5="http://schemas.microsoft.com/office/drawing/2016/5/11/chartex" xmlns:cx6="http://schemas.microsoft.com/office/drawing/2016/5/12/chartex" xmlns:cx7="http://schemas.microsoft.com/office/drawing/2016/5/13/chartex" xmlns:cx8="http://schemas.microsoft.com/office/drawing/2016/5/14/chartex" xmlns:mc="http://schemas.openxmlformats.org/markup-compatibility/2006" xmlns:aink="http://schemas.microsoft.com/office/drawing/2016/ink" xmlns:am3d="http://schemas.microsoft.com/office/drawing/2017/model3d" xmlns:o="urn:schemas-microsoft-com:office:office" xmlns:r="http://schemas.openxmlformats.org/officeDocument/2006/relationships" xmlns:m="http://schemas.openxmlformats.org/officeDocument/2006/math" xmlns:v="urn:schemas-microsoft-com:vml" xmlns:wp14="http://schemas.microsoft.com/office/word/2010/wordprocessingDrawing" xmlns:wp="http://schemas.openxmlformats.org/drawingml/2006/wordprocessingDrawing" xmlns:w10="urn:schemas-microsoft-com:office:word" xmlns:w="http://schemas.openxmlformats.org/wordprocessingml/2006/main" xmlns:w14="http://schemas.microsoft.com/office/word/2010/wordml" xmlns:w15="http://schemas.microsoft.com/office/word/2012/wordml" xmlns:w16cid="http://schemas.microsoft.com/office/word/2016/wordml/cid" xmlns:w16se="http://schemas.microsoft.com/office/word/2015/wordml/symex" xmlns:wpg="http://schemas.microsoft.com/office/word/2010/wordprocessingGroup" xmlns:wpi="http://schemas.microsoft.com/office/word/2010/wordprocessingInk" xmlns:wne="http://schemas.microsoft.com/office/word/2006/wordml" xmlns:wps="http://schemas.microsoft.com/office/word/2010/wordprocessingShape" mc:Ignorable="w14 w15 w16se w16cid wp14">
   <w:footnote w:type="separator" w:id="-1">
     <w:p>
       <w:pPr>
@@ -5123,7 +5117,7 @@
 </file>
 
 <file path=word/header1.xml><?xml version="1.0" encoding="utf-8"?>
-<w:hdr xmlns:wpc="http://schemas.microsoft.com/office/word/2010/wordprocessingCanvas" xmlns:cx="http://schemas.microsoft.com/office/drawing/2014/chartex" xmlns:cx1="http://schemas.microsoft.com/office/drawing/2015/9/8/chartex" xmlns:cx2="http://schemas.microsoft.com/office/drawing/2015/10/21/chartex" xmlns:cx3="http://schemas.microsoft.com/office/drawing/2016/5/9/chartex" xmlns:cx4="http://schemas.microsoft.com/office/drawing/2016/5/10/chartex" xmlns:cx5="http://schemas.microsoft.com/office/drawing/2016/5/11/chartex" xmlns:cx6="http://schemas.microsoft.com/office/drawing/2016/5/12/chartex" xmlns:cx7="http://schemas.microsoft.com/office/drawing/2016/5/13/chartex" xmlns:cx8="http://schemas.microsoft.com/office/drawing/2016/5/14/chartex" xmlns:mc="http://schemas.openxmlformats.org/markup-compatibility/2006" xmlns:aink="http://schemas.microsoft.com/office/drawing/2016/ink" xmlns:am3d="http://schemas.microsoft.com/office/drawing/2017/model3d" xmlns:o="urn:schemas-microsoft-com:office:office" xmlns:oel="http://schemas.microsoft.com/office/2019/extlst" xmlns:r="http://schemas.openxmlformats.org/officeDocument/2006/relationships" xmlns:m="http://schemas.openxmlformats.org/officeDocument/2006/math" xmlns:v="urn:schemas-microsoft-com:vml" xmlns:wp14="http://schemas.microsoft.com/office/word/2010/wordprocessingDrawing" xmlns:wp="http://schemas.openxmlformats.org/drawingml/2006/wordprocessingDrawing" xmlns:w10="urn:schemas-microsoft-com:office:word" xmlns:w="http://schemas.openxmlformats.org/wordprocessingml/2006/main" xmlns:w14="http://schemas.microsoft.com/office/word/2010/wordml" xmlns:w15="http://schemas.microsoft.com/office/word/2012/wordml" xmlns:w16cex="http://schemas.microsoft.com/office/word/2018/wordml/cex" xmlns:w16cid="http://schemas.microsoft.com/office/word/2016/wordml/cid" xmlns:w16="http://schemas.microsoft.com/office/word/2018/wordml" xmlns:w16du="http://schemas.microsoft.com/office/word/2023/wordml/word16du" xmlns:w16sdtdh="http://schemas.microsoft.com/office/word/2020/wordml/sdtdatahash" xmlns:w16sdtfl="http://schemas.microsoft.com/office/word/2024/wordml/sdtformatlock" xmlns:w16se="http://schemas.microsoft.com/office/word/2015/wordml/symex" xmlns:wpg="http://schemas.microsoft.com/office/word/2010/wordprocessingGroup" xmlns:wpi="http://schemas.microsoft.com/office/word/2010/wordprocessingInk" xmlns:wne="http://schemas.microsoft.com/office/word/2006/wordml" xmlns:wps="http://schemas.microsoft.com/office/word/2010/wordprocessingShape" mc:Ignorable="w14 w15 w16se w16cid w16 w16cex w16sdtdh w16sdtfl w16du wp14">
+<w:hdr xmlns:wpc="http://schemas.microsoft.com/office/word/2010/wordprocessingCanvas" xmlns:cx="http://schemas.microsoft.com/office/drawing/2014/chartex" xmlns:cx1="http://schemas.microsoft.com/office/drawing/2015/9/8/chartex" xmlns:cx2="http://schemas.microsoft.com/office/drawing/2015/10/21/chartex" xmlns:cx3="http://schemas.microsoft.com/office/drawing/2016/5/9/chartex" xmlns:cx4="http://schemas.microsoft.com/office/drawing/2016/5/10/chartex" xmlns:cx5="http://schemas.microsoft.com/office/drawing/2016/5/11/chartex" xmlns:cx6="http://schemas.microsoft.com/office/drawing/2016/5/12/chartex" xmlns:cx7="http://schemas.microsoft.com/office/drawing/2016/5/13/chartex" xmlns:cx8="http://schemas.microsoft.com/office/drawing/2016/5/14/chartex" xmlns:mc="http://schemas.openxmlformats.org/markup-compatibility/2006" xmlns:aink="http://schemas.microsoft.com/office/drawing/2016/ink" xmlns:am3d="http://schemas.microsoft.com/office/drawing/2017/model3d" xmlns:o="urn:schemas-microsoft-com:office:office" xmlns:r="http://schemas.openxmlformats.org/officeDocument/2006/relationships" xmlns:m="http://schemas.openxmlformats.org/officeDocument/2006/math" xmlns:v="urn:schemas-microsoft-com:vml" xmlns:wp14="http://schemas.microsoft.com/office/word/2010/wordprocessingDrawing" xmlns:wp="http://schemas.openxmlformats.org/drawingml/2006/wordprocessingDrawing" xmlns:w10="urn:schemas-microsoft-com:office:word" xmlns:w="http://schemas.openxmlformats.org/wordprocessingml/2006/main" xmlns:w14="http://schemas.microsoft.com/office/word/2010/wordml" xmlns:w15="http://schemas.microsoft.com/office/word/2012/wordml" xmlns:w16cid="http://schemas.microsoft.com/office/word/2016/wordml/cid" xmlns:w16se="http://schemas.microsoft.com/office/word/2015/wordml/symex" xmlns:wpg="http://schemas.microsoft.com/office/word/2010/wordprocessingGroup" xmlns:wpi="http://schemas.microsoft.com/office/word/2010/wordprocessingInk" xmlns:wne="http://schemas.microsoft.com/office/word/2006/wordml" xmlns:wps="http://schemas.microsoft.com/office/word/2010/wordprocessingShape" mc:Ignorable="w14 w15 w16se w16cid wp14">
   <w:p>
     <w:pPr>
       <w:pStyle w:val="Header"/>
@@ -5133,7 +5127,7 @@
 </file>
 
 <file path=word/header2.xml><?xml version="1.0" encoding="utf-8"?>
-<w:hdr xmlns:wpc="http://schemas.microsoft.com/office/word/2010/wordprocessingCanvas" xmlns:cx="http://schemas.microsoft.com/office/drawing/2014/chartex" xmlns:cx1="http://schemas.microsoft.com/office/drawing/2015/9/8/chartex" xmlns:cx2="http://schemas.microsoft.com/office/drawing/2015/10/21/chartex" xmlns:cx3="http://schemas.microsoft.com/office/drawing/2016/5/9/chartex" xmlns:cx4="http://schemas.microsoft.com/office/drawing/2016/5/10/chartex" xmlns:cx5="http://schemas.microsoft.com/office/drawing/2016/5/11/chartex" xmlns:cx6="http://schemas.microsoft.com/office/drawing/2016/5/12/chartex" xmlns:cx7="http://schemas.microsoft.com/office/drawing/2016/5/13/chartex" xmlns:cx8="http://schemas.microsoft.com/office/drawing/2016/5/14/chartex" xmlns:mc="http://schemas.openxmlformats.org/markup-compatibility/2006" xmlns:aink="http://schemas.microsoft.com/office/drawing/2016/ink" xmlns:am3d="http://schemas.microsoft.com/office/drawing/2017/model3d" xmlns:o="urn:schemas-microsoft-com:office:office" xmlns:oel="http://schemas.microsoft.com/office/2019/extlst" xmlns:r="http://schemas.openxmlformats.org/officeDocument/2006/relationships" xmlns:m="http://schemas.openxmlformats.org/officeDocument/2006/math" xmlns:v="urn:schemas-microsoft-com:vml" xmlns:wp14="http://schemas.microsoft.com/office/word/2010/wordprocessingDrawing" xmlns:wp="http://schemas.openxmlformats.org/drawingml/2006/wordprocessingDrawing" xmlns:w10="urn:schemas-microsoft-com:office:word" xmlns:w="http://schemas.openxmlformats.org/wordprocessingml/2006/main" xmlns:w14="http://schemas.microsoft.com/office/word/2010/wordml" xmlns:w15="http://schemas.microsoft.com/office/word/2012/wordml" xmlns:w16cex="http://schemas.microsoft.com/office/word/2018/wordml/cex" xmlns:w16cid="http://schemas.microsoft.com/office/word/2016/wordml/cid" xmlns:w16="http://schemas.microsoft.com/office/word/2018/wordml" xmlns:w16du="http://schemas.microsoft.com/office/word/2023/wordml/word16du" xmlns:w16sdtdh="http://schemas.microsoft.com/office/word/2020/wordml/sdtdatahash" xmlns:w16sdtfl="http://schemas.microsoft.com/office/word/2024/wordml/sdtformatlock" xmlns:w16se="http://schemas.microsoft.com/office/word/2015/wordml/symex" xmlns:wpg="http://schemas.microsoft.com/office/word/2010/wordprocessingGroup" xmlns:wpi="http://schemas.microsoft.com/office/word/2010/wordprocessingInk" xmlns:wne="http://schemas.microsoft.com/office/word/2006/wordml" xmlns:wps="http://schemas.microsoft.com/office/word/2010/wordprocessingShape" mc:Ignorable="w14 w15 w16se w16cid w16 w16cex w16sdtdh w16sdtfl w16du wp14">
+<w:hdr xmlns:wpc="http://schemas.microsoft.com/office/word/2010/wordprocessingCanvas" xmlns:cx="http://schemas.microsoft.com/office/drawing/2014/chartex" xmlns:cx1="http://schemas.microsoft.com/office/drawing/2015/9/8/chartex" xmlns:cx2="http://schemas.microsoft.com/office/drawing/2015/10/21/chartex" xmlns:cx3="http://schemas.microsoft.com/office/drawing/2016/5/9/chartex" xmlns:cx4="http://schemas.microsoft.com/office/drawing/2016/5/10/chartex" xmlns:cx5="http://schemas.microsoft.com/office/drawing/2016/5/11/chartex" xmlns:cx6="http://schemas.microsoft.com/office/drawing/2016/5/12/chartex" xmlns:cx7="http://schemas.microsoft.com/office/drawing/2016/5/13/chartex" xmlns:cx8="http://schemas.microsoft.com/office/drawing/2016/5/14/chartex" xmlns:mc="http://schemas.openxmlformats.org/markup-compatibility/2006" xmlns:aink="http://schemas.microsoft.com/office/drawing/2016/ink" xmlns:am3d="http://schemas.microsoft.com/office/drawing/2017/model3d" xmlns:o="urn:schemas-microsoft-com:office:office" xmlns:r="http://schemas.openxmlformats.org/officeDocument/2006/relationships" xmlns:m="http://schemas.openxmlformats.org/officeDocument/2006/math" xmlns:v="urn:schemas-microsoft-com:vml" xmlns:wp14="http://schemas.microsoft.com/office/word/2010/wordprocessingDrawing" xmlns:wp="http://schemas.openxmlformats.org/drawingml/2006/wordprocessingDrawing" xmlns:w10="urn:schemas-microsoft-com:office:word" xmlns:w="http://schemas.openxmlformats.org/wordprocessingml/2006/main" xmlns:w14="http://schemas.microsoft.com/office/word/2010/wordml" xmlns:w15="http://schemas.microsoft.com/office/word/2012/wordml" xmlns:w16cid="http://schemas.microsoft.com/office/word/2016/wordml/cid" xmlns:w16se="http://schemas.microsoft.com/office/word/2015/wordml/symex" xmlns:wpg="http://schemas.microsoft.com/office/word/2010/wordprocessingGroup" xmlns:wpi="http://schemas.microsoft.com/office/word/2010/wordprocessingInk" xmlns:wne="http://schemas.microsoft.com/office/word/2006/wordml" xmlns:wps="http://schemas.microsoft.com/office/word/2010/wordprocessingShape" mc:Ignorable="w14 w15 w16se w16cid wp14">
   <w:p>
     <w:pPr>
       <w:pStyle w:val="Header"/>
@@ -5159,7 +5153,7 @@
 </file>
 
 <file path=word/header3.xml><?xml version="1.0" encoding="utf-8"?>
-<w:hdr xmlns:wpc="http://schemas.microsoft.com/office/word/2010/wordprocessingCanvas" xmlns:cx="http://schemas.microsoft.com/office/drawing/2014/chartex" xmlns:cx1="http://schemas.microsoft.com/office/drawing/2015/9/8/chartex" xmlns:cx2="http://schemas.microsoft.com/office/drawing/2015/10/21/chartex" xmlns:cx3="http://schemas.microsoft.com/office/drawing/2016/5/9/chartex" xmlns:cx4="http://schemas.microsoft.com/office/drawing/2016/5/10/chartex" xmlns:cx5="http://schemas.microsoft.com/office/drawing/2016/5/11/chartex" xmlns:cx6="http://schemas.microsoft.com/office/drawing/2016/5/12/chartex" xmlns:cx7="http://schemas.microsoft.com/office/drawing/2016/5/13/chartex" xmlns:cx8="http://schemas.microsoft.com/office/drawing/2016/5/14/chartex" xmlns:mc="http://schemas.openxmlformats.org/markup-compatibility/2006" xmlns:aink="http://schemas.microsoft.com/office/drawing/2016/ink" xmlns:am3d="http://schemas.microsoft.com/office/drawing/2017/model3d" xmlns:o="urn:schemas-microsoft-com:office:office" xmlns:oel="http://schemas.microsoft.com/office/2019/extlst" xmlns:r="http://schemas.openxmlformats.org/officeDocument/2006/relationships" xmlns:m="http://schemas.openxmlformats.org/officeDocument/2006/math" xmlns:v="urn:schemas-microsoft-com:vml" xmlns:wp14="http://schemas.microsoft.com/office/word/2010/wordprocessingDrawing" xmlns:wp="http://schemas.openxmlformats.org/drawingml/2006/wordprocessingDrawing" xmlns:w10="urn:schemas-microsoft-com:office:word" xmlns:w="http://schemas.openxmlformats.org/wordprocessingml/2006/main" xmlns:w14="http://schemas.microsoft.com/office/word/2010/wordml" xmlns:w15="http://schemas.microsoft.com/office/word/2012/wordml" xmlns:w16cex="http://schemas.microsoft.com/office/word/2018/wordml/cex" xmlns:w16cid="http://schemas.microsoft.com/office/word/2016/wordml/cid" xmlns:w16="http://schemas.microsoft.com/office/word/2018/wordml" xmlns:w16du="http://schemas.microsoft.com/office/word/2023/wordml/word16du" xmlns:w16sdtdh="http://schemas.microsoft.com/office/word/2020/wordml/sdtdatahash" xmlns:w16sdtfl="http://schemas.microsoft.com/office/word/2024/wordml/sdtformatlock" xmlns:w16se="http://schemas.microsoft.com/office/word/2015/wordml/symex" xmlns:wpg="http://schemas.microsoft.com/office/word/2010/wordprocessingGroup" xmlns:wpi="http://schemas.microsoft.com/office/word/2010/wordprocessingInk" xmlns:wne="http://schemas.microsoft.com/office/word/2006/wordml" xmlns:wps="http://schemas.microsoft.com/office/word/2010/wordprocessingShape" mc:Ignorable="w14 w15 w16se w16cid w16 w16cex w16sdtdh w16sdtfl w16du wp14">
+<w:hdr xmlns:wpc="http://schemas.microsoft.com/office/word/2010/wordprocessingCanvas" xmlns:cx="http://schemas.microsoft.com/office/drawing/2014/chartex" xmlns:cx1="http://schemas.microsoft.com/office/drawing/2015/9/8/chartex" xmlns:cx2="http://schemas.microsoft.com/office/drawing/2015/10/21/chartex" xmlns:cx3="http://schemas.microsoft.com/office/drawing/2016/5/9/chartex" xmlns:cx4="http://schemas.microsoft.com/office/drawing/2016/5/10/chartex" xmlns:cx5="http://schemas.microsoft.com/office/drawing/2016/5/11/chartex" xmlns:cx6="http://schemas.microsoft.com/office/drawing/2016/5/12/chartex" xmlns:cx7="http://schemas.microsoft.com/office/drawing/2016/5/13/chartex" xmlns:cx8="http://schemas.microsoft.com/office/drawing/2016/5/14/chartex" xmlns:mc="http://schemas.openxmlformats.org/markup-compatibility/2006" xmlns:aink="http://schemas.microsoft.com/office/drawing/2016/ink" xmlns:am3d="http://schemas.microsoft.com/office/drawing/2017/model3d" xmlns:o="urn:schemas-microsoft-com:office:office" xmlns:r="http://schemas.openxmlformats.org/officeDocument/2006/relationships" xmlns:m="http://schemas.openxmlformats.org/officeDocument/2006/math" xmlns:v="urn:schemas-microsoft-com:vml" xmlns:wp14="http://schemas.microsoft.com/office/word/2010/wordprocessingDrawing" xmlns:wp="http://schemas.openxmlformats.org/drawingml/2006/wordprocessingDrawing" xmlns:w10="urn:schemas-microsoft-com:office:word" xmlns:w="http://schemas.openxmlformats.org/wordprocessingml/2006/main" xmlns:w14="http://schemas.microsoft.com/office/word/2010/wordml" xmlns:w15="http://schemas.microsoft.com/office/word/2012/wordml" xmlns:w16cid="http://schemas.microsoft.com/office/word/2016/wordml/cid" xmlns:w16se="http://schemas.microsoft.com/office/word/2015/wordml/symex" xmlns:wpg="http://schemas.microsoft.com/office/word/2010/wordprocessingGroup" xmlns:wpi="http://schemas.microsoft.com/office/word/2010/wordprocessingInk" xmlns:wne="http://schemas.microsoft.com/office/word/2006/wordml" xmlns:wps="http://schemas.microsoft.com/office/word/2010/wordprocessingShape" mc:Ignorable="w14 w15 w16se w16cid wp14">
   <w:p>
     <w:pPr>
       <w:pStyle w:val="Header"/>
@@ -5169,7 +5163,7 @@
 </file>
 
 <file path=word/styles.xml><?xml version="1.0" encoding="utf-8"?>
-<w:styles xmlns:mc="http://schemas.openxmlformats.org/markup-compatibility/2006" xmlns:r="http://schemas.openxmlformats.org/officeDocument/2006/relationships" xmlns:w="http://schemas.openxmlformats.org/wordprocessingml/2006/main" xmlns:w14="http://schemas.microsoft.com/office/word/2010/wordml" xmlns:w15="http://schemas.microsoft.com/office/word/2012/wordml" xmlns:w16cex="http://schemas.microsoft.com/office/word/2018/wordml/cex" xmlns:w16cid="http://schemas.microsoft.com/office/word/2016/wordml/cid" xmlns:w16="http://schemas.microsoft.com/office/word/2018/wordml" xmlns:w16du="http://schemas.microsoft.com/office/word/2023/wordml/word16du" xmlns:w16sdtdh="http://schemas.microsoft.com/office/word/2020/wordml/sdtdatahash" xmlns:w16sdtfl="http://schemas.microsoft.com/office/word/2024/wordml/sdtformatlock" xmlns:w16se="http://schemas.microsoft.com/office/word/2015/wordml/symex" mc:Ignorable="w14 w15 w16se w16cid w16 w16cex w16sdtdh w16sdtfl w16du">
+<w:styles xmlns:mc="http://schemas.openxmlformats.org/markup-compatibility/2006" xmlns:r="http://schemas.openxmlformats.org/officeDocument/2006/relationships" xmlns:w="http://schemas.openxmlformats.org/wordprocessingml/2006/main" xmlns:w14="http://schemas.microsoft.com/office/word/2010/wordml" xmlns:w15="http://schemas.microsoft.com/office/word/2012/wordml" xmlns:w16cid="http://schemas.microsoft.com/office/word/2016/wordml/cid" xmlns:w16se="http://schemas.microsoft.com/office/word/2015/wordml/symex" mc:Ignorable="w14 w15 w16se w16cid">
   <w:docDefaults>
     <w:rPrDefault>
       <w:rPr>
@@ -5187,7 +5181,7 @@
       </w:pPr>
     </w:pPrDefault>
   </w:docDefaults>
-  <w:latentStyles w:defLockedState="0" w:defUIPriority="99" w:defSemiHidden="0" w:defUnhideWhenUsed="0" w:defQFormat="0" w:count="376">
+  <w:latentStyles w:defLockedState="0" w:defUIPriority="99" w:defSemiHidden="0" w:defUnhideWhenUsed="0" w:defQFormat="0" w:count="375">
     <w:lsdException w:name="Normal" w:uiPriority="0" w:qFormat="1"/>
     <w:lsdException w:name="heading 1" w:uiPriority="9" w:qFormat="1"/>
     <w:lsdException w:name="heading 2" w:semiHidden="1" w:uiPriority="9" w:unhideWhenUsed="1" w:qFormat="1"/>
@@ -5563,7 +5557,6 @@
     <w:lsdException w:name="Smart Hyperlink" w:semiHidden="1" w:unhideWhenUsed="1"/>
     <w:lsdException w:name="Hashtag" w:semiHidden="1" w:unhideWhenUsed="1"/>
     <w:lsdException w:name="Unresolved Mention" w:semiHidden="1" w:unhideWhenUsed="1"/>
-    <w:lsdException w:name="Smart Link" w:semiHidden="1" w:unhideWhenUsed="1"/>
   </w:latentStyles>
   <w:style w:type="paragraph" w:default="1" w:styleId="Normal">
     <w:name w:val="Normal"/>
@@ -5772,6 +5765,7 @@
   <w:style w:type="character" w:default="1" w:styleId="DefaultParagraphFont">
     <w:name w:val="Default Paragraph Font"/>
     <w:uiPriority w:val="1"/>
+    <w:semiHidden/>
     <w:unhideWhenUsed/>
   </w:style>
   <w:style w:type="table" w:default="1" w:styleId="TableNormal">
@@ -6460,7 +6454,7 @@
 </file>
 
 <file path=customXml/itemProps1.xml><?xml version="1.0" encoding="utf-8"?>
-<ds:datastoreItem xmlns:ds="http://schemas.openxmlformats.org/officeDocument/2006/customXml" ds:itemID="{FFAC696C-E34C-4C8A-83C8-974B9911AEE2}">
+<ds:datastoreItem xmlns:ds="http://schemas.openxmlformats.org/officeDocument/2006/customXml" ds:itemID="{B1E563B8-708E-4842-B687-AE8C328E488D}">
   <ds:schemaRefs>
     <ds:schemaRef ds:uri="http://schemas.openxmlformats.org/officeDocument/2006/bibliography"/>
   </ds:schemaRefs>

--- a/electron/database/generate-document/templates/custom-invoice.docx
+++ b/electron/database/generate-document/templates/custom-invoice.docx
@@ -104,7 +104,45 @@
                 <w:sz w:val="20"/>
                 <w:szCs w:val="20"/>
               </w:rPr>
-              <w:t>{#companyData}{companyName}</w:t>
+              <w:t>{#</w:t>
+            </w:r>
+            <w:proofErr w:type="spellStart"/>
+            <w:proofErr w:type="gramStart"/>
+            <w:r>
+              <w:rPr>
+                <w:rFonts w:cstheme="minorHAnsi"/>
+                <w:sz w:val="20"/>
+                <w:szCs w:val="20"/>
+              </w:rPr>
+              <w:t>companyData</w:t>
+            </w:r>
+            <w:proofErr w:type="spellEnd"/>
+            <w:r>
+              <w:rPr>
+                <w:rFonts w:cstheme="minorHAnsi"/>
+                <w:sz w:val="20"/>
+                <w:szCs w:val="20"/>
+              </w:rPr>
+              <w:t>}{</w:t>
+            </w:r>
+            <w:proofErr w:type="spellStart"/>
+            <w:proofErr w:type="gramEnd"/>
+            <w:r>
+              <w:rPr>
+                <w:rFonts w:cstheme="minorHAnsi"/>
+                <w:sz w:val="20"/>
+                <w:szCs w:val="20"/>
+              </w:rPr>
+              <w:t>companyName</w:t>
+            </w:r>
+            <w:proofErr w:type="spellEnd"/>
+            <w:r>
+              <w:rPr>
+                <w:rFonts w:cstheme="minorHAnsi"/>
+                <w:sz w:val="20"/>
+                <w:szCs w:val="20"/>
+              </w:rPr>
+              <w:t>}</w:t>
             </w:r>
           </w:p>
           <w:p>
@@ -122,7 +160,107 @@
                 <w:sz w:val="20"/>
                 <w:szCs w:val="20"/>
               </w:rPr>
-              <w:t>{companyAddressLine1}    {companyAddressLine2},      {companyCity}    {companyPostalCode}   {companyState}    {companyCountry}{/}</w:t>
+              <w:t xml:space="preserve">{companyAddressLine1} </w:t>
+            </w:r>
+            <w:proofErr w:type="gramStart"/>
+            <w:r>
+              <w:rPr>
+                <w:rFonts w:cstheme="minorHAnsi"/>
+                <w:bCs/>
+                <w:sz w:val="20"/>
+                <w:szCs w:val="20"/>
+              </w:rPr>
+              <w:t xml:space="preserve">   {</w:t>
+            </w:r>
+            <w:proofErr w:type="gramEnd"/>
+            <w:r>
+              <w:rPr>
+                <w:rFonts w:cstheme="minorHAnsi"/>
+                <w:bCs/>
+                <w:sz w:val="20"/>
+                <w:szCs w:val="20"/>
+              </w:rPr>
+              <w:t>companyAddressLine2},      {</w:t>
+            </w:r>
+            <w:proofErr w:type="spellStart"/>
+            <w:r>
+              <w:rPr>
+                <w:rFonts w:cstheme="minorHAnsi"/>
+                <w:bCs/>
+                <w:sz w:val="20"/>
+                <w:szCs w:val="20"/>
+              </w:rPr>
+              <w:t>companyCity</w:t>
+            </w:r>
+            <w:proofErr w:type="spellEnd"/>
+            <w:r>
+              <w:rPr>
+                <w:rFonts w:cstheme="minorHAnsi"/>
+                <w:bCs/>
+                <w:sz w:val="20"/>
+                <w:szCs w:val="20"/>
+              </w:rPr>
+              <w:t>}    {</w:t>
+            </w:r>
+            <w:proofErr w:type="spellStart"/>
+            <w:r>
+              <w:rPr>
+                <w:rFonts w:cstheme="minorHAnsi"/>
+                <w:bCs/>
+                <w:sz w:val="20"/>
+                <w:szCs w:val="20"/>
+              </w:rPr>
+              <w:t>companyPostalCode</w:t>
+            </w:r>
+            <w:proofErr w:type="spellEnd"/>
+            <w:r>
+              <w:rPr>
+                <w:rFonts w:cstheme="minorHAnsi"/>
+                <w:bCs/>
+                <w:sz w:val="20"/>
+                <w:szCs w:val="20"/>
+              </w:rPr>
+              <w:t>}   {</w:t>
+            </w:r>
+            <w:proofErr w:type="spellStart"/>
+            <w:r>
+              <w:rPr>
+                <w:rFonts w:cstheme="minorHAnsi"/>
+                <w:bCs/>
+                <w:sz w:val="20"/>
+                <w:szCs w:val="20"/>
+              </w:rPr>
+              <w:t>companyState</w:t>
+            </w:r>
+            <w:proofErr w:type="spellEnd"/>
+            <w:r>
+              <w:rPr>
+                <w:rFonts w:cstheme="minorHAnsi"/>
+                <w:bCs/>
+                <w:sz w:val="20"/>
+                <w:szCs w:val="20"/>
+              </w:rPr>
+              <w:t>}    {</w:t>
+            </w:r>
+            <w:proofErr w:type="spellStart"/>
+            <w:r>
+              <w:rPr>
+                <w:rFonts w:cstheme="minorHAnsi"/>
+                <w:bCs/>
+                <w:sz w:val="20"/>
+                <w:szCs w:val="20"/>
+              </w:rPr>
+              <w:t>companyCountry</w:t>
+            </w:r>
+            <w:proofErr w:type="spellEnd"/>
+            <w:r>
+              <w:rPr>
+                <w:rFonts w:cstheme="minorHAnsi"/>
+                <w:bCs/>
+                <w:sz w:val="20"/>
+                <w:szCs w:val="20"/>
+              </w:rPr>
+              <w:t>}{/}</w:t>
             </w:r>
           </w:p>
         </w:tc>
@@ -156,12 +294,14 @@
               </w:rPr>
               <w:t>{</w:t>
             </w:r>
+            <w:proofErr w:type="spellStart"/>
             <w:r>
               <w:rPr>
                 <w:rFonts w:cstheme="minorHAnsi"/>
               </w:rPr>
               <w:t>modifyInvNo</w:t>
             </w:r>
+            <w:proofErr w:type="spellEnd"/>
             <w:r>
               <w:rPr>
                 <w:rFonts w:cstheme="minorHAnsi"/>
@@ -203,12 +343,14 @@
               </w:rPr>
               <w:t>{</w:t>
             </w:r>
+            <w:proofErr w:type="spellStart"/>
             <w:r>
               <w:rPr>
                 <w:rFonts w:cstheme="minorHAnsi"/>
               </w:rPr>
               <w:t>invoiceDate</w:t>
             </w:r>
+            <w:proofErr w:type="spellEnd"/>
             <w:r>
               <w:rPr>
                 <w:rFonts w:cstheme="minorHAnsi"/>
@@ -289,12 +431,14 @@
               </w:rPr>
               <w:t>{</w:t>
             </w:r>
+            <w:proofErr w:type="spellStart"/>
             <w:r>
               <w:rPr>
                 <w:rFonts w:cstheme="minorHAnsi"/>
               </w:rPr>
               <w:t>invoicePiNo</w:t>
             </w:r>
+            <w:proofErr w:type="spellEnd"/>
             <w:r>
               <w:rPr>
                 <w:rFonts w:cstheme="minorHAnsi"/>
@@ -337,12 +481,14 @@
               </w:rPr>
               <w:t>{</w:t>
             </w:r>
+            <w:proofErr w:type="spellStart"/>
             <w:r>
               <w:rPr>
                 <w:rFonts w:cstheme="minorHAnsi"/>
               </w:rPr>
               <w:t>orderDate</w:t>
             </w:r>
+            <w:proofErr w:type="spellEnd"/>
             <w:r>
               <w:rPr>
                 <w:rFonts w:cstheme="minorHAnsi"/>
@@ -399,6 +545,7 @@
               </w:rPr>
               <w:t>{</w:t>
             </w:r>
+            <w:proofErr w:type="spellStart"/>
             <w:r>
               <w:rPr>
                 <w:rFonts w:cstheme="minorHAnsi"/>
@@ -407,6 +554,7 @@
               </w:rPr>
               <w:t>consigneeCountry</w:t>
             </w:r>
+            <w:proofErr w:type="spellEnd"/>
             <w:r>
               <w:rPr>
                 <w:rFonts w:cstheme="minorHAnsi"/>
@@ -458,6 +606,7 @@
               </w:rPr>
               <w:t>{</w:t>
             </w:r>
+            <w:proofErr w:type="spellStart"/>
             <w:r>
               <w:rPr>
                 <w:rFonts w:cstheme="minorHAnsi"/>
@@ -466,6 +615,7 @@
               </w:rPr>
               <w:t>consigneeName</w:t>
             </w:r>
+            <w:proofErr w:type="spellEnd"/>
             <w:r>
               <w:rPr>
                 <w:rFonts w:cstheme="minorHAnsi"/>
@@ -491,6 +641,7 @@
               </w:rPr>
               <w:t>{</w:t>
             </w:r>
+            <w:proofErr w:type="spellStart"/>
             <w:r>
               <w:rPr>
                 <w:rFonts w:cstheme="minorHAnsi"/>
@@ -499,6 +650,7 @@
               </w:rPr>
               <w:t>consigneeAddress</w:t>
             </w:r>
+            <w:proofErr w:type="spellEnd"/>
             <w:r>
               <w:rPr>
                 <w:rFonts w:cstheme="minorHAnsi"/>
@@ -507,6 +659,7 @@
               </w:rPr>
               <w:t>} {</w:t>
             </w:r>
+            <w:proofErr w:type="spellStart"/>
             <w:r>
               <w:rPr>
                 <w:rFonts w:cstheme="minorHAnsi"/>
@@ -515,6 +668,7 @@
               </w:rPr>
               <w:t>consigneeCity</w:t>
             </w:r>
+            <w:proofErr w:type="spellEnd"/>
             <w:r>
               <w:rPr>
                 <w:rFonts w:cstheme="minorHAnsi"/>
@@ -523,6 +677,7 @@
               </w:rPr>
               <w:t>} {</w:t>
             </w:r>
+            <w:proofErr w:type="spellStart"/>
             <w:r>
               <w:rPr>
                 <w:rFonts w:cstheme="minorHAnsi"/>
@@ -531,6 +686,7 @@
               </w:rPr>
               <w:t>consigneeState</w:t>
             </w:r>
+            <w:proofErr w:type="spellEnd"/>
             <w:r>
               <w:rPr>
                 <w:rFonts w:cstheme="minorHAnsi"/>
@@ -539,6 +695,7 @@
               </w:rPr>
               <w:t>}{</w:t>
             </w:r>
+            <w:proofErr w:type="spellStart"/>
             <w:r>
               <w:rPr>
                 <w:rFonts w:cstheme="minorHAnsi"/>
@@ -547,6 +704,7 @@
               </w:rPr>
               <w:t>consigneeCountry</w:t>
             </w:r>
+            <w:proofErr w:type="spellEnd"/>
             <w:r>
               <w:rPr>
                 <w:rFonts w:cstheme="minorHAnsi"/>
@@ -555,6 +713,7 @@
               </w:rPr>
               <w:t>} {</w:t>
             </w:r>
+            <w:proofErr w:type="spellStart"/>
             <w:r>
               <w:rPr>
                 <w:rFonts w:cstheme="minorHAnsi"/>
@@ -563,6 +722,7 @@
               </w:rPr>
               <w:t>consigneeZip</w:t>
             </w:r>
+            <w:proofErr w:type="spellEnd"/>
             <w:r>
               <w:rPr>
                 <w:rFonts w:cstheme="minorHAnsi"/>
@@ -585,16 +745,45 @@
                 <w:sz w:val="20"/>
                 <w:szCs w:val="20"/>
               </w:rPr>
-              <w:t>{#isUK}</w:t>
-            </w:r>
-            <w:r>
-              <w:rPr>
-                <w:rFonts w:cstheme="minorHAnsi"/>
-                <w:sz w:val="20"/>
-                <w:szCs w:val="20"/>
-              </w:rPr>
               <w:t>{#</w:t>
             </w:r>
+            <w:proofErr w:type="spellStart"/>
+            <w:proofErr w:type="gramStart"/>
+            <w:r>
+              <w:rPr>
+                <w:rFonts w:cstheme="minorHAnsi"/>
+                <w:sz w:val="20"/>
+                <w:szCs w:val="20"/>
+              </w:rPr>
+              <w:t>isUK</w:t>
+            </w:r>
+            <w:proofErr w:type="spellEnd"/>
+            <w:r>
+              <w:rPr>
+                <w:rFonts w:cstheme="minorHAnsi"/>
+                <w:sz w:val="20"/>
+                <w:szCs w:val="20"/>
+              </w:rPr>
+              <w:t>}</w:t>
+            </w:r>
+            <w:r>
+              <w:rPr>
+                <w:rFonts w:cstheme="minorHAnsi"/>
+                <w:sz w:val="20"/>
+                <w:szCs w:val="20"/>
+              </w:rPr>
+              <w:t>{</w:t>
+            </w:r>
+            <w:proofErr w:type="gramEnd"/>
+            <w:r>
+              <w:rPr>
+                <w:rFonts w:cstheme="minorHAnsi"/>
+                <w:sz w:val="20"/>
+                <w:szCs w:val="20"/>
+              </w:rPr>
+              <w:t>#</w:t>
+            </w:r>
+            <w:proofErr w:type="spellStart"/>
             <w:r>
               <w:rPr>
                 <w:rFonts w:cstheme="minorHAnsi"/>
@@ -603,6 +792,7 @@
               </w:rPr>
               <w:t>consigneePhone</w:t>
             </w:r>
+            <w:proofErr w:type="spellEnd"/>
             <w:r>
               <w:rPr>
                 <w:rFonts w:cstheme="minorHAnsi"/>
@@ -619,6 +809,7 @@
               </w:rPr>
               <w:t>TELE:{</w:t>
             </w:r>
+            <w:proofErr w:type="spellStart"/>
             <w:r>
               <w:rPr>
                 <w:rFonts w:cstheme="minorHAnsi"/>
@@ -627,6 +818,7 @@
               </w:rPr>
               <w:t>consigneePhone</w:t>
             </w:r>
+            <w:proofErr w:type="spellEnd"/>
             <w:r>
               <w:rPr>
                 <w:rFonts w:cstheme="minorHAnsi"/>
@@ -643,6 +835,7 @@
               </w:rPr>
               <w:t>{/</w:t>
             </w:r>
+            <w:proofErr w:type="spellStart"/>
             <w:r>
               <w:rPr>
                 <w:rFonts w:cstheme="minorHAnsi"/>
@@ -651,6 +844,7 @@
               </w:rPr>
               <w:t>consigneePhone</w:t>
             </w:r>
+            <w:proofErr w:type="spellEnd"/>
             <w:r>
               <w:rPr>
                 <w:rFonts w:cstheme="minorHAnsi"/>
@@ -684,6 +878,8 @@
               </w:rPr>
               <w:t>{#</w:t>
             </w:r>
+            <w:proofErr w:type="spellStart"/>
+            <w:proofErr w:type="gramStart"/>
             <w:r>
               <w:rPr>
                 <w:rFonts w:cstheme="minorHAnsi"/>
@@ -692,6 +888,7 @@
               </w:rPr>
               <w:t>consigneeEmail</w:t>
             </w:r>
+            <w:proofErr w:type="spellEnd"/>
             <w:r>
               <w:rPr>
                 <w:rFonts w:cstheme="minorHAnsi"/>
@@ -708,6 +905,7 @@
               </w:rPr>
               <w:t>EMAIL</w:t>
             </w:r>
+            <w:proofErr w:type="gramEnd"/>
             <w:r>
               <w:rPr>
                 <w:rFonts w:cstheme="minorHAnsi"/>
@@ -716,6 +914,7 @@
               </w:rPr>
               <w:t>:{</w:t>
             </w:r>
+            <w:proofErr w:type="spellStart"/>
             <w:r>
               <w:rPr>
                 <w:rFonts w:cstheme="minorHAnsi"/>
@@ -724,6 +923,7 @@
               </w:rPr>
               <w:t>consigneeEmail</w:t>
             </w:r>
+            <w:proofErr w:type="spellEnd"/>
             <w:r>
               <w:rPr>
                 <w:rFonts w:cstheme="minorHAnsi"/>
@@ -740,6 +940,7 @@
               </w:rPr>
               <w:t>{/</w:t>
             </w:r>
+            <w:proofErr w:type="spellStart"/>
             <w:r>
               <w:rPr>
                 <w:rFonts w:cstheme="minorHAnsi"/>
@@ -748,6 +949,7 @@
               </w:rPr>
               <w:t>consigneeEmail</w:t>
             </w:r>
+            <w:proofErr w:type="spellEnd"/>
             <w:r>
               <w:rPr>
                 <w:rFonts w:cstheme="minorHAnsi"/>
@@ -762,7 +964,25 @@
                 <w:sz w:val="20"/>
                 <w:szCs w:val="20"/>
               </w:rPr>
-              <w:t>{/isUK}</w:t>
+              <w:t>{/</w:t>
+            </w:r>
+            <w:proofErr w:type="spellStart"/>
+            <w:r>
+              <w:rPr>
+                <w:rFonts w:cstheme="minorHAnsi"/>
+                <w:sz w:val="20"/>
+                <w:szCs w:val="20"/>
+              </w:rPr>
+              <w:t>isUK</w:t>
+            </w:r>
+            <w:proofErr w:type="spellEnd"/>
+            <w:r>
+              <w:rPr>
+                <w:rFonts w:cstheme="minorHAnsi"/>
+                <w:sz w:val="20"/>
+                <w:szCs w:val="20"/>
+              </w:rPr>
+              <w:t>}</w:t>
             </w:r>
           </w:p>
           <w:p>
@@ -781,6 +1001,8 @@
               </w:rPr>
               <w:t>{#</w:t>
             </w:r>
+            <w:proofErr w:type="spellStart"/>
+            <w:proofErr w:type="gramStart"/>
             <w:r>
               <w:rPr>
                 <w:rFonts w:cstheme="minorHAnsi"/>
@@ -789,6 +1011,7 @@
               </w:rPr>
               <w:t>notifyName</w:t>
             </w:r>
+            <w:proofErr w:type="spellEnd"/>
             <w:r>
               <w:rPr>
                 <w:rFonts w:cstheme="minorHAnsi"/>
@@ -803,8 +1026,18 @@
                 <w:sz w:val="20"/>
                 <w:szCs w:val="20"/>
               </w:rPr>
-              <w:t>{#</w:t>
-            </w:r>
+              <w:t>{</w:t>
+            </w:r>
+            <w:proofErr w:type="gramEnd"/>
+            <w:r>
+              <w:rPr>
+                <w:rFonts w:cstheme="minorHAnsi"/>
+                <w:sz w:val="20"/>
+                <w:szCs w:val="20"/>
+              </w:rPr>
+              <w:t>#</w:t>
+            </w:r>
+            <w:proofErr w:type="spellStart"/>
             <w:r>
               <w:rPr>
                 <w:rFonts w:cstheme="minorHAnsi"/>
@@ -813,6 +1046,7 @@
               </w:rPr>
               <w:t>notifyAddress</w:t>
             </w:r>
+            <w:proofErr w:type="spellEnd"/>
             <w:r>
               <w:rPr>
                 <w:rFonts w:cstheme="minorHAnsi"/>
@@ -863,6 +1097,7 @@
               </w:rPr>
               <w:t>{</w:t>
             </w:r>
+            <w:proofErr w:type="spellStart"/>
             <w:r>
               <w:rPr>
                 <w:rFonts w:cstheme="minorHAnsi"/>
@@ -871,6 +1106,7 @@
               </w:rPr>
               <w:t>notifyName</w:t>
             </w:r>
+            <w:proofErr w:type="spellEnd"/>
             <w:r>
               <w:rPr>
                 <w:rFonts w:cstheme="minorHAnsi"/>
@@ -904,6 +1140,7 @@
               </w:rPr>
               <w:t>{</w:t>
             </w:r>
+            <w:proofErr w:type="spellStart"/>
             <w:r>
               <w:rPr>
                 <w:rFonts w:cstheme="minorHAnsi"/>
@@ -912,6 +1149,8 @@
               </w:rPr>
               <w:t>notifyAddress</w:t>
             </w:r>
+            <w:proofErr w:type="spellEnd"/>
+            <w:proofErr w:type="gramStart"/>
             <w:r>
               <w:rPr>
                 <w:rFonts w:cstheme="minorHAnsi"/>
@@ -926,7 +1165,16 @@
                 <w:sz w:val="20"/>
                 <w:szCs w:val="20"/>
               </w:rPr>
-              <w:t>{/}</w:t>
+              <w:t>{</w:t>
+            </w:r>
+            <w:proofErr w:type="gramEnd"/>
+            <w:r>
+              <w:rPr>
+                <w:rFonts w:cstheme="minorHAnsi"/>
+                <w:sz w:val="20"/>
+                <w:szCs w:val="20"/>
+              </w:rPr>
+              <w:t>/}</w:t>
             </w:r>
             <w:r>
               <w:rPr>
@@ -955,6 +1203,8 @@
                 <w:szCs w:val="20"/>
               </w:rPr>
             </w:pPr>
+            <w:bookmarkStart w:id="0" w:name="_GoBack"/>
+            <w:bookmarkEnd w:id="0"/>
             <w:r>
               <w:rPr>
                 <w:rFonts w:cstheme="minorHAnsi"/>
@@ -963,61 +1213,23 @@
               </w:rPr>
               <w:t>{</w:t>
             </w:r>
-            <w:r>
-              <w:rPr>
-                <w:rFonts w:cstheme="minorHAnsi"/>
-                <w:sz w:val="20"/>
-                <w:szCs w:val="20"/>
-              </w:rPr>
-              <w:t>^</w:t>
-            </w:r>
-            <w:r>
-              <w:rPr>
-                <w:rFonts w:cstheme="minorHAnsi"/>
-                <w:sz w:val="20"/>
-                <w:szCs w:val="20"/>
-              </w:rPr>
-              <w:t>isAus</w:t>
-            </w:r>
-            <w:r>
-              <w:rPr>
-                <w:rFonts w:cstheme="minorHAnsi"/>
-                <w:sz w:val="20"/>
-                <w:szCs w:val="20"/>
-              </w:rPr>
-              <w:t>}</w:t>
-            </w:r>
-            <w:r>
-              <w:rPr>
-                <w:rFonts w:cstheme="minorHAnsi"/>
-                <w:sz w:val="20"/>
-                <w:szCs w:val="20"/>
-              </w:rPr>
-              <w:t>Buyer</w:t>
-            </w:r>
-            <w:r>
-              <w:rPr>
-                <w:rFonts w:cstheme="minorHAnsi"/>
-                <w:sz w:val="20"/>
-                <w:szCs w:val="20"/>
-              </w:rPr>
-              <w:t>{/</w:t>
-            </w:r>
-            <w:r>
-              <w:rPr>
-                <w:rFonts w:cstheme="minorHAnsi"/>
-                <w:sz w:val="20"/>
-                <w:szCs w:val="20"/>
-              </w:rPr>
-              <w:t>isAus</w:t>
-            </w:r>
-            <w:r>
-              <w:rPr>
-                <w:rFonts w:cstheme="minorHAnsi"/>
-                <w:sz w:val="20"/>
-                <w:szCs w:val="20"/>
-              </w:rPr>
-              <w:t>}</w:t>
+            <w:proofErr w:type="spellStart"/>
+            <w:r>
+              <w:rPr>
+                <w:rFonts w:cstheme="minorHAnsi"/>
+                <w:sz w:val="20"/>
+                <w:szCs w:val="20"/>
+              </w:rPr>
+              <w:t>buyerName</w:t>
+            </w:r>
+            <w:proofErr w:type="spellEnd"/>
+            <w:r>
+              <w:rPr>
+                <w:rFonts w:cstheme="minorHAnsi"/>
+                <w:sz w:val="20"/>
+                <w:szCs w:val="20"/>
+              </w:rPr>
+              <w:t xml:space="preserve">} </w:t>
             </w:r>
           </w:p>
           <w:p>
@@ -1036,21 +1248,59 @@
               </w:rPr>
               <w:t>{</w:t>
             </w:r>
-            <w:r>
-              <w:rPr>
-                <w:rFonts w:cstheme="minorHAnsi"/>
-                <w:sz w:val="20"/>
-                <w:szCs w:val="20"/>
-              </w:rPr>
-              <w:t>buyerName</w:t>
-            </w:r>
-            <w:r>
-              <w:rPr>
-                <w:rFonts w:cstheme="minorHAnsi"/>
-                <w:sz w:val="20"/>
-                <w:szCs w:val="20"/>
-              </w:rPr>
-              <w:t xml:space="preserve">} </w:t>
+            <w:proofErr w:type="spellStart"/>
+            <w:r>
+              <w:rPr>
+                <w:rFonts w:cstheme="minorHAnsi"/>
+                <w:sz w:val="20"/>
+                <w:szCs w:val="20"/>
+              </w:rPr>
+              <w:t>buyerAddress</w:t>
+            </w:r>
+            <w:proofErr w:type="spellEnd"/>
+            <w:r>
+              <w:rPr>
+                <w:rFonts w:cstheme="minorHAnsi"/>
+                <w:sz w:val="20"/>
+                <w:szCs w:val="20"/>
+              </w:rPr>
+              <w:t>} {</w:t>
+            </w:r>
+            <w:proofErr w:type="spellStart"/>
+            <w:r>
+              <w:rPr>
+                <w:rFonts w:cstheme="minorHAnsi"/>
+                <w:sz w:val="20"/>
+                <w:szCs w:val="20"/>
+              </w:rPr>
+              <w:t>buyerCity</w:t>
+            </w:r>
+            <w:proofErr w:type="spellEnd"/>
+            <w:r>
+              <w:rPr>
+                <w:rFonts w:cstheme="minorHAnsi"/>
+                <w:sz w:val="20"/>
+                <w:szCs w:val="20"/>
+              </w:rPr>
+              <w:t>} {</w:t>
+            </w:r>
+            <w:proofErr w:type="spellStart"/>
+            <w:r>
+              <w:rPr>
+                <w:rFonts w:cstheme="minorHAnsi"/>
+                <w:sz w:val="20"/>
+                <w:szCs w:val="20"/>
+              </w:rPr>
+              <w:t>buyerState</w:t>
+            </w:r>
+            <w:proofErr w:type="spellEnd"/>
+            <w:r>
+              <w:rPr>
+                <w:rFonts w:cstheme="minorHAnsi"/>
+                <w:sz w:val="20"/>
+                <w:szCs w:val="20"/>
+              </w:rPr>
+              <w:t>}</w:t>
             </w:r>
           </w:p>
           <w:p>
@@ -1069,14 +1319,16 @@
               </w:rPr>
               <w:t>{</w:t>
             </w:r>
-            <w:r>
-              <w:rPr>
-                <w:rFonts w:cstheme="minorHAnsi"/>
-                <w:sz w:val="20"/>
-                <w:szCs w:val="20"/>
-              </w:rPr>
-              <w:t>buyerAddress</w:t>
-            </w:r>
+            <w:proofErr w:type="spellStart"/>
+            <w:r>
+              <w:rPr>
+                <w:rFonts w:cstheme="minorHAnsi"/>
+                <w:sz w:val="20"/>
+                <w:szCs w:val="20"/>
+              </w:rPr>
+              <w:t>buyerCountry</w:t>
+            </w:r>
+            <w:proofErr w:type="spellEnd"/>
             <w:r>
               <w:rPr>
                 <w:rFonts w:cstheme="minorHAnsi"/>
@@ -1085,71 +1337,7 @@
               </w:rPr>
               <w:t>} {</w:t>
             </w:r>
-            <w:r>
-              <w:rPr>
-                <w:rFonts w:cstheme="minorHAnsi"/>
-                <w:sz w:val="20"/>
-                <w:szCs w:val="20"/>
-              </w:rPr>
-              <w:t>buyerCity</w:t>
-            </w:r>
-            <w:r>
-              <w:rPr>
-                <w:rFonts w:cstheme="minorHAnsi"/>
-                <w:sz w:val="20"/>
-                <w:szCs w:val="20"/>
-              </w:rPr>
-              <w:t>} {</w:t>
-            </w:r>
-            <w:r>
-              <w:rPr>
-                <w:rFonts w:cstheme="minorHAnsi"/>
-                <w:sz w:val="20"/>
-                <w:szCs w:val="20"/>
-              </w:rPr>
-              <w:t>buyerState</w:t>
-            </w:r>
-            <w:r>
-              <w:rPr>
-                <w:rFonts w:cstheme="minorHAnsi"/>
-                <w:sz w:val="20"/>
-                <w:szCs w:val="20"/>
-              </w:rPr>
-              <w:t>}</w:t>
-            </w:r>
-          </w:p>
-          <w:p>
-            <w:pPr>
-              <w:rPr>
-                <w:rFonts w:cstheme="minorHAnsi"/>
-                <w:sz w:val="20"/>
-                <w:szCs w:val="20"/>
-              </w:rPr>
-            </w:pPr>
-            <w:r>
-              <w:rPr>
-                <w:rFonts w:cstheme="minorHAnsi"/>
-                <w:sz w:val="20"/>
-                <w:szCs w:val="20"/>
-              </w:rPr>
-              <w:t>{</w:t>
-            </w:r>
-            <w:r>
-              <w:rPr>
-                <w:rFonts w:cstheme="minorHAnsi"/>
-                <w:sz w:val="20"/>
-                <w:szCs w:val="20"/>
-              </w:rPr>
-              <w:t>buyerCountry</w:t>
-            </w:r>
-            <w:r>
-              <w:rPr>
-                <w:rFonts w:cstheme="minorHAnsi"/>
-                <w:sz w:val="20"/>
-                <w:szCs w:val="20"/>
-              </w:rPr>
-              <w:t>} {</w:t>
-            </w:r>
+            <w:proofErr w:type="spellStart"/>
             <w:r>
               <w:rPr>
                 <w:rFonts w:cstheme="minorHAnsi"/>
@@ -1158,6 +1346,7 @@
               </w:rPr>
               <w:t>buyerZip</w:t>
             </w:r>
+            <w:proofErr w:type="spellEnd"/>
             <w:r>
               <w:rPr>
                 <w:rFonts w:cstheme="minorHAnsi"/>
@@ -1230,6 +1419,7 @@
               </w:rPr>
               <w:t>{</w:t>
             </w:r>
+            <w:proofErr w:type="spellStart"/>
             <w:r>
               <w:rPr>
                 <w:rFonts w:cstheme="minorHAnsi"/>
@@ -1238,6 +1428,7 @@
               </w:rPr>
               <w:t>originOfGoods</w:t>
             </w:r>
+            <w:proofErr w:type="spellEnd"/>
             <w:r>
               <w:rPr>
                 <w:rFonts w:cstheme="minorHAnsi"/>
@@ -1297,6 +1488,7 @@
               </w:rPr>
               <w:t>{</w:t>
             </w:r>
+            <w:proofErr w:type="spellStart"/>
             <w:r>
               <w:rPr>
                 <w:rFonts w:cstheme="minorHAnsi"/>
@@ -1305,6 +1497,7 @@
               </w:rPr>
               <w:t>hsCode</w:t>
             </w:r>
+            <w:proofErr w:type="spellEnd"/>
             <w:r>
               <w:rPr>
                 <w:rFonts w:cstheme="minorHAnsi"/>
@@ -1364,8 +1557,6 @@
               </w:rPr>
               <w:t xml:space="preserve">Payment Terms – </w:t>
             </w:r>
-            <w:bookmarkStart w:id="0" w:name="_GoBack"/>
-            <w:bookmarkEnd w:id="0"/>
             <w:r>
               <w:rPr>
                 <w:rFonts w:cstheme="minorHAnsi"/>
@@ -1374,6 +1565,7 @@
               </w:rPr>
               <w:t>{</w:t>
             </w:r>
+            <w:proofErr w:type="spellStart"/>
             <w:r>
               <w:rPr>
                 <w:rFonts w:cstheme="minorHAnsi"/>
@@ -1382,6 +1574,7 @@
               </w:rPr>
               <w:t>termOfDeliveryAndPayment</w:t>
             </w:r>
+            <w:proofErr w:type="spellEnd"/>
             <w:r>
               <w:rPr>
                 <w:rFonts w:cstheme="minorHAnsi"/>
@@ -1418,6 +1611,7 @@
                 <w:szCs w:val="20"/>
               </w:rPr>
             </w:pPr>
+            <w:proofErr w:type="spellStart"/>
             <w:r>
               <w:rPr>
                 <w:rFonts w:ascii="SansSerif" w:hAnsi="SansSerif" w:cs="SansSerif"/>
@@ -1425,7 +1619,17 @@
                 <w:sz w:val="20"/>
                 <w:szCs w:val="20"/>
               </w:rPr>
-              <w:t>Precarriage by:</w:t>
+              <w:t>Precarriage</w:t>
+            </w:r>
+            <w:proofErr w:type="spellEnd"/>
+            <w:r>
+              <w:rPr>
+                <w:rFonts w:ascii="SansSerif" w:hAnsi="SansSerif" w:cs="SansSerif"/>
+                <w:color w:val="000000"/>
+                <w:sz w:val="20"/>
+                <w:szCs w:val="20"/>
+              </w:rPr>
+              <w:t xml:space="preserve"> by:</w:t>
             </w:r>
           </w:p>
         </w:tc>
@@ -1480,6 +1684,7 @@
               </w:rPr>
               <w:t>{</w:t>
             </w:r>
+            <w:proofErr w:type="spellStart"/>
             <w:r>
               <w:rPr>
                 <w:rFonts w:ascii="SansSerif" w:hAnsi="SansSerif" w:cs="SansSerif"/>
@@ -1489,6 +1694,7 @@
               </w:rPr>
               <w:t>placeOfReceipt</w:t>
             </w:r>
+            <w:proofErr w:type="spellEnd"/>
             <w:r>
               <w:rPr>
                 <w:rFonts w:ascii="SansSerif" w:hAnsi="SansSerif" w:cs="SansSerif"/>
@@ -1623,6 +1829,7 @@
               </w:rPr>
               <w:t>{</w:t>
             </w:r>
+            <w:proofErr w:type="spellStart"/>
             <w:r>
               <w:rPr>
                 <w:rFonts w:ascii="SansSerif" w:hAnsi="SansSerif" w:cs="SansSerif"/>
@@ -1632,6 +1839,7 @@
               </w:rPr>
               <w:t>portOfLoading</w:t>
             </w:r>
+            <w:proofErr w:type="spellEnd"/>
             <w:r>
               <w:rPr>
                 <w:rFonts w:ascii="SansSerif" w:hAnsi="SansSerif" w:cs="SansSerif"/>
@@ -1717,6 +1925,7 @@
               </w:rPr>
               <w:t>{</w:t>
             </w:r>
+            <w:proofErr w:type="spellStart"/>
             <w:r>
               <w:rPr>
                 <w:rFonts w:ascii="SansSerif" w:hAnsi="SansSerif" w:cs="SansSerif"/>
@@ -1726,6 +1935,7 @@
               </w:rPr>
               <w:t>portOfDischarge</w:t>
             </w:r>
+            <w:proofErr w:type="spellEnd"/>
             <w:r>
               <w:rPr>
                 <w:rFonts w:ascii="SansSerif" w:hAnsi="SansSerif" w:cs="SansSerif"/>
@@ -1784,6 +1994,7 @@
               </w:rPr>
               <w:t>{</w:t>
             </w:r>
+            <w:proofErr w:type="spellStart"/>
             <w:r>
               <w:rPr>
                 <w:rFonts w:ascii="SansSerif" w:hAnsi="SansSerif" w:cs="SansSerif"/>
@@ -1793,6 +2004,7 @@
               </w:rPr>
               <w:t>finalDestination</w:t>
             </w:r>
+            <w:proofErr w:type="spellEnd"/>
             <w:r>
               <w:rPr>
                 <w:rFonts w:ascii="SansSerif" w:hAnsi="SansSerif" w:cs="SansSerif"/>
@@ -1862,6 +2074,7 @@
               </w:rPr>
               <w:t>{</w:t>
             </w:r>
+            <w:proofErr w:type="spellStart"/>
             <w:r>
               <w:rPr>
                 <w:rFonts w:cstheme="minorHAnsi"/>
@@ -1870,6 +2083,7 @@
               </w:rPr>
               <w:t>privateRemark</w:t>
             </w:r>
+            <w:proofErr w:type="spellEnd"/>
             <w:r>
               <w:rPr>
                 <w:rFonts w:cstheme="minorHAnsi"/>
@@ -2056,8 +2270,22 @@
                       <w:sz w:val="20"/>
                       <w:szCs w:val="20"/>
                     </w:rPr>
-                    <w:t>Total Sq.Mt</w:t>
-                  </w:r>
+                    <w:t xml:space="preserve">Total </w:t>
+                  </w:r>
+                  <w:proofErr w:type="spellStart"/>
+                  <w:proofErr w:type="gramStart"/>
+                  <w:r>
+                    <w:rPr>
+                      <w:rFonts w:cstheme="minorHAnsi"/>
+                      <w:b/>
+                      <w:bCs/>
+                      <w:sz w:val="20"/>
+                      <w:szCs w:val="20"/>
+                    </w:rPr>
+                    <w:t>Sq.Mt</w:t>
+                  </w:r>
+                  <w:proofErr w:type="spellEnd"/>
+                  <w:proofErr w:type="gramEnd"/>
                 </w:p>
               </w:tc>
               <w:tc>
@@ -2117,7 +2345,29 @@
                       <w:sz w:val="20"/>
                       <w:szCs w:val="20"/>
                     </w:rPr>
-                    <w:t>{currencyChar}</w:t>
+                    <w:t>{</w:t>
+                  </w:r>
+                  <w:proofErr w:type="spellStart"/>
+                  <w:r>
+                    <w:rPr>
+                      <w:rFonts w:cstheme="minorHAnsi"/>
+                      <w:b/>
+                      <w:bCs/>
+                      <w:sz w:val="20"/>
+                      <w:szCs w:val="20"/>
+                    </w:rPr>
+                    <w:t>currencyChar</w:t>
+                  </w:r>
+                  <w:proofErr w:type="spellEnd"/>
+                  <w:r>
+                    <w:rPr>
+                      <w:rFonts w:cstheme="minorHAnsi"/>
+                      <w:b/>
+                      <w:bCs/>
+                      <w:sz w:val="20"/>
+                      <w:szCs w:val="20"/>
+                    </w:rPr>
+                    <w:t>}</w:t>
                   </w:r>
                 </w:p>
               </w:tc>
@@ -2172,7 +2422,29 @@
                       <w:sz w:val="20"/>
                       <w:szCs w:val="20"/>
                     </w:rPr>
-                    <w:t>{currencyChar}</w:t>
+                    <w:t>{</w:t>
+                  </w:r>
+                  <w:proofErr w:type="spellStart"/>
+                  <w:r>
+                    <w:rPr>
+                      <w:rFonts w:cstheme="minorHAnsi"/>
+                      <w:b/>
+                      <w:bCs/>
+                      <w:sz w:val="20"/>
+                      <w:szCs w:val="20"/>
+                    </w:rPr>
+                    <w:t>currencyChar</w:t>
+                  </w:r>
+                  <w:proofErr w:type="spellEnd"/>
+                  <w:r>
+                    <w:rPr>
+                      <w:rFonts w:cstheme="minorHAnsi"/>
+                      <w:b/>
+                      <w:bCs/>
+                      <w:sz w:val="20"/>
+                      <w:szCs w:val="20"/>
+                    </w:rPr>
+                    <w:t>}</w:t>
                   </w:r>
                 </w:p>
               </w:tc>
@@ -2343,7 +2615,53 @@
                       <w:sz w:val="18"/>
                       <w:szCs w:val="18"/>
                     </w:rPr>
-                    <w:t>{#CIItems}{#showThickness}</w:t>
+                    <w:t>{#</w:t>
+                  </w:r>
+                  <w:proofErr w:type="spellStart"/>
+                  <w:proofErr w:type="gramStart"/>
+                  <w:r>
+                    <w:rPr>
+                      <w:rFonts w:ascii="Arial" w:hAnsi="Arial" w:cs="Arial"/>
+                      <w:sz w:val="18"/>
+                      <w:szCs w:val="18"/>
+                    </w:rPr>
+                    <w:t>CIItems</w:t>
+                  </w:r>
+                  <w:proofErr w:type="spellEnd"/>
+                  <w:r>
+                    <w:rPr>
+                      <w:rFonts w:ascii="Arial" w:hAnsi="Arial" w:cs="Arial"/>
+                      <w:sz w:val="18"/>
+                      <w:szCs w:val="18"/>
+                    </w:rPr>
+                    <w:t>}{</w:t>
+                  </w:r>
+                  <w:proofErr w:type="gramEnd"/>
+                  <w:r>
+                    <w:rPr>
+                      <w:rFonts w:ascii="Arial" w:hAnsi="Arial" w:cs="Arial"/>
+                      <w:sz w:val="18"/>
+                      <w:szCs w:val="18"/>
+                    </w:rPr>
+                    <w:t>#</w:t>
+                  </w:r>
+                  <w:proofErr w:type="spellStart"/>
+                  <w:r>
+                    <w:rPr>
+                      <w:rFonts w:ascii="Arial" w:hAnsi="Arial" w:cs="Arial"/>
+                      <w:sz w:val="18"/>
+                      <w:szCs w:val="18"/>
+                    </w:rPr>
+                    <w:t>showThickness</w:t>
+                  </w:r>
+                  <w:proofErr w:type="spellEnd"/>
+                  <w:r>
+                    <w:rPr>
+                      <w:rFonts w:ascii="Arial" w:hAnsi="Arial" w:cs="Arial"/>
+                      <w:sz w:val="18"/>
+                      <w:szCs w:val="18"/>
+                    </w:rPr>
+                    <w:t>}</w:t>
                   </w:r>
                   <w:r>
                     <w:rPr>
@@ -2353,15 +2671,45 @@
                       <w:sz w:val="18"/>
                       <w:szCs w:val="18"/>
                     </w:rPr>
-                    <w:t>{thicknessDetail</w:t>
-                  </w:r>
-                  <w:r>
-                    <w:rPr>
-                      <w:rFonts w:ascii="Arial" w:hAnsi="Arial" w:cs="Arial"/>
-                      <w:sz w:val="18"/>
-                      <w:szCs w:val="18"/>
-                    </w:rPr>
-                    <w:t>}{/showThickness}</w:t>
+                    <w:t>{</w:t>
+                  </w:r>
+                  <w:proofErr w:type="spellStart"/>
+                  <w:r>
+                    <w:rPr>
+                      <w:rFonts w:ascii="Arial" w:hAnsi="Arial" w:cs="Arial"/>
+                      <w:b/>
+                      <w:bCs/>
+                      <w:sz w:val="18"/>
+                      <w:szCs w:val="18"/>
+                    </w:rPr>
+                    <w:t>thicknessDetail</w:t>
+                  </w:r>
+                  <w:proofErr w:type="spellEnd"/>
+                  <w:r>
+                    <w:rPr>
+                      <w:rFonts w:ascii="Arial" w:hAnsi="Arial" w:cs="Arial"/>
+                      <w:sz w:val="18"/>
+                      <w:szCs w:val="18"/>
+                    </w:rPr>
+                    <w:t>}{/</w:t>
+                  </w:r>
+                  <w:proofErr w:type="spellStart"/>
+                  <w:r>
+                    <w:rPr>
+                      <w:rFonts w:ascii="Arial" w:hAnsi="Arial" w:cs="Arial"/>
+                      <w:sz w:val="18"/>
+                      <w:szCs w:val="18"/>
+                    </w:rPr>
+                    <w:t>showThickness</w:t>
+                  </w:r>
+                  <w:proofErr w:type="spellEnd"/>
+                  <w:r>
+                    <w:rPr>
+                      <w:rFonts w:ascii="Arial" w:hAnsi="Arial" w:cs="Arial"/>
+                      <w:sz w:val="18"/>
+                      <w:szCs w:val="18"/>
+                    </w:rPr>
+                    <w:t>}</w:t>
                   </w:r>
                 </w:p>
               </w:tc>
@@ -2523,6 +2871,7 @@
                     </w:rPr>
                     <w:t>{#</w:t>
                   </w:r>
+                  <w:proofErr w:type="spellStart"/>
                   <w:r>
                     <w:rPr>
                       <w:rFonts w:ascii="Arial" w:hAnsi="Arial" w:cs="Arial"/>
@@ -2531,6 +2880,7 @@
                     </w:rPr>
                     <w:t>commision</w:t>
                   </w:r>
+                  <w:proofErr w:type="spellEnd"/>
                   <w:r>
                     <w:rPr>
                       <w:rFonts w:ascii="Arial" w:hAnsi="Arial" w:cs="Arial"/>
@@ -2557,8 +2907,19 @@
                       <w:sz w:val="18"/>
                       <w:szCs w:val="18"/>
                     </w:rPr>
-                    <w:t>COMMISION-USD.{commision}{/</w:t>
-                  </w:r>
+                    <w:t>COMMISION-</w:t>
+                  </w:r>
+                  <w:proofErr w:type="gramStart"/>
+                  <w:r>
+                    <w:rPr>
+                      <w:rFonts w:ascii="Arial" w:hAnsi="Arial" w:cs="Arial"/>
+                      <w:sz w:val="18"/>
+                      <w:szCs w:val="18"/>
+                    </w:rPr>
+                    <w:t>USD.{</w:t>
+                  </w:r>
+                  <w:proofErr w:type="spellStart"/>
+                  <w:proofErr w:type="gramEnd"/>
                   <w:r>
                     <w:rPr>
                       <w:rFonts w:ascii="Arial" w:hAnsi="Arial" w:cs="Arial"/>
@@ -2567,6 +2928,25 @@
                     </w:rPr>
                     <w:t>commision</w:t>
                   </w:r>
+                  <w:proofErr w:type="spellEnd"/>
+                  <w:r>
+                    <w:rPr>
+                      <w:rFonts w:ascii="Arial" w:hAnsi="Arial" w:cs="Arial"/>
+                      <w:sz w:val="18"/>
+                      <w:szCs w:val="18"/>
+                    </w:rPr>
+                    <w:t>}{/</w:t>
+                  </w:r>
+                  <w:proofErr w:type="spellStart"/>
+                  <w:r>
+                    <w:rPr>
+                      <w:rFonts w:ascii="Arial" w:hAnsi="Arial" w:cs="Arial"/>
+                      <w:sz w:val="18"/>
+                      <w:szCs w:val="18"/>
+                    </w:rPr>
+                    <w:t>commision</w:t>
+                  </w:r>
+                  <w:proofErr w:type="spellEnd"/>
                   <w:r>
                     <w:rPr>
                       <w:rFonts w:ascii="Arial" w:hAnsi="Arial" w:cs="Arial"/>
@@ -2676,7 +3056,63 @@
                       <w:sz w:val="18"/>
                       <w:szCs w:val="18"/>
                     </w:rPr>
-                    <w:t>{#invoices} {#isFirst}{fsc}{/isFirst}</w:t>
+                    <w:t>{#invoices} {#</w:t>
+                  </w:r>
+                  <w:proofErr w:type="spellStart"/>
+                  <w:proofErr w:type="gramStart"/>
+                  <w:r>
+                    <w:rPr>
+                      <w:rFonts w:ascii="Arial" w:hAnsi="Arial" w:cs="Arial"/>
+                      <w:sz w:val="18"/>
+                      <w:szCs w:val="18"/>
+                    </w:rPr>
+                    <w:t>isFirst</w:t>
+                  </w:r>
+                  <w:proofErr w:type="spellEnd"/>
+                  <w:r>
+                    <w:rPr>
+                      <w:rFonts w:ascii="Arial" w:hAnsi="Arial" w:cs="Arial"/>
+                      <w:sz w:val="18"/>
+                      <w:szCs w:val="18"/>
+                    </w:rPr>
+                    <w:t>}{</w:t>
+                  </w:r>
+                  <w:proofErr w:type="spellStart"/>
+                  <w:proofErr w:type="gramEnd"/>
+                  <w:r>
+                    <w:rPr>
+                      <w:rFonts w:ascii="Arial" w:hAnsi="Arial" w:cs="Arial"/>
+                      <w:sz w:val="18"/>
+                      <w:szCs w:val="18"/>
+                    </w:rPr>
+                    <w:t>fsc</w:t>
+                  </w:r>
+                  <w:proofErr w:type="spellEnd"/>
+                  <w:r>
+                    <w:rPr>
+                      <w:rFonts w:ascii="Arial" w:hAnsi="Arial" w:cs="Arial"/>
+                      <w:sz w:val="18"/>
+                      <w:szCs w:val="18"/>
+                    </w:rPr>
+                    <w:t>}{/</w:t>
+                  </w:r>
+                  <w:proofErr w:type="spellStart"/>
+                  <w:r>
+                    <w:rPr>
+                      <w:rFonts w:ascii="Arial" w:hAnsi="Arial" w:cs="Arial"/>
+                      <w:sz w:val="18"/>
+                      <w:szCs w:val="18"/>
+                    </w:rPr>
+                    <w:t>isFirst</w:t>
+                  </w:r>
+                  <w:proofErr w:type="spellEnd"/>
+                  <w:r>
+                    <w:rPr>
+                      <w:rFonts w:ascii="Arial" w:hAnsi="Arial" w:cs="Arial"/>
+                      <w:sz w:val="18"/>
+                      <w:szCs w:val="18"/>
+                    </w:rPr>
+                    <w:t>}</w:t>
                   </w:r>
                 </w:p>
               </w:tc>
@@ -2728,7 +3164,25 @@
                       <w:sz w:val="18"/>
                       <w:szCs w:val="18"/>
                     </w:rPr>
-                    <w:t>{totalSq}</w:t>
+                    <w:t>{</w:t>
+                  </w:r>
+                  <w:proofErr w:type="spellStart"/>
+                  <w:r>
+                    <w:rPr>
+                      <w:rFonts w:ascii="Arial" w:hAnsi="Arial" w:cs="Arial"/>
+                      <w:sz w:val="18"/>
+                      <w:szCs w:val="18"/>
+                    </w:rPr>
+                    <w:t>totalSq</w:t>
+                  </w:r>
+                  <w:proofErr w:type="spellEnd"/>
+                  <w:r>
+                    <w:rPr>
+                      <w:rFonts w:ascii="Arial" w:hAnsi="Arial" w:cs="Arial"/>
+                      <w:sz w:val="18"/>
+                      <w:szCs w:val="18"/>
+                    </w:rPr>
+                    <w:t>}</w:t>
                   </w:r>
                 </w:p>
               </w:tc>
@@ -2780,7 +3234,25 @@
                       <w:sz w:val="18"/>
                       <w:szCs w:val="18"/>
                     </w:rPr>
-                    <w:t>{value} {/invoices} {/CIItems}</w:t>
+                    <w:t>{value} {/invoices} {/</w:t>
+                  </w:r>
+                  <w:proofErr w:type="spellStart"/>
+                  <w:r>
+                    <w:rPr>
+                      <w:rFonts w:ascii="Arial" w:hAnsi="Arial" w:cs="Arial"/>
+                      <w:sz w:val="18"/>
+                      <w:szCs w:val="18"/>
+                    </w:rPr>
+                    <w:t>CIItems</w:t>
+                  </w:r>
+                  <w:proofErr w:type="spellEnd"/>
+                  <w:r>
+                    <w:rPr>
+                      <w:rFonts w:ascii="Arial" w:hAnsi="Arial" w:cs="Arial"/>
+                      <w:sz w:val="18"/>
+                      <w:szCs w:val="18"/>
+                    </w:rPr>
+                    <w:t>}</w:t>
                   </w:r>
                 </w:p>
               </w:tc>
@@ -2813,7 +3285,25 @@
                       <w:sz w:val="18"/>
                       <w:szCs w:val="18"/>
                     </w:rPr>
-                    <w:t>{#isSampleBox}</w:t>
+                    <w:t>{#</w:t>
+                  </w:r>
+                  <w:proofErr w:type="spellStart"/>
+                  <w:r>
+                    <w:rPr>
+                      <w:rFonts w:ascii="Arial" w:hAnsi="Arial" w:cs="Arial"/>
+                      <w:sz w:val="18"/>
+                      <w:szCs w:val="18"/>
+                    </w:rPr>
+                    <w:t>isSampleBox</w:t>
+                  </w:r>
+                  <w:proofErr w:type="spellEnd"/>
+                  <w:r>
+                    <w:rPr>
+                      <w:rFonts w:ascii="Arial" w:hAnsi="Arial" w:cs="Arial"/>
+                      <w:sz w:val="18"/>
+                      <w:szCs w:val="18"/>
+                    </w:rPr>
+                    <w:t>}</w:t>
                   </w:r>
                   <w:r>
                     <w:rPr>
@@ -2852,7 +3342,25 @@
                       <w:sz w:val="18"/>
                       <w:szCs w:val="18"/>
                     </w:rPr>
-                    <w:t>As Per P/List {/isSampleBox}</w:t>
+                    <w:t>As Per P/List {/</w:t>
+                  </w:r>
+                  <w:proofErr w:type="spellStart"/>
+                  <w:r>
+                    <w:rPr>
+                      <w:rFonts w:ascii="Arial" w:hAnsi="Arial" w:cs="Arial"/>
+                      <w:sz w:val="18"/>
+                      <w:szCs w:val="18"/>
+                    </w:rPr>
+                    <w:t>isSampleBox</w:t>
+                  </w:r>
+                  <w:proofErr w:type="spellEnd"/>
+                  <w:r>
+                    <w:rPr>
+                      <w:rFonts w:ascii="Arial" w:hAnsi="Arial" w:cs="Arial"/>
+                      <w:sz w:val="18"/>
+                      <w:szCs w:val="18"/>
+                    </w:rPr>
+                    <w:t>}</w:t>
                   </w:r>
                 </w:p>
               </w:tc>
@@ -2961,7 +3469,25 @@
                       <w:sz w:val="18"/>
                       <w:szCs w:val="18"/>
                     </w:rPr>
-                    <w:t>{#sampleBox}</w:t>
+                    <w:t>{#</w:t>
+                  </w:r>
+                  <w:proofErr w:type="spellStart"/>
+                  <w:r>
+                    <w:rPr>
+                      <w:rFonts w:ascii="Arial" w:hAnsi="Arial" w:cs="Arial"/>
+                      <w:sz w:val="18"/>
+                      <w:szCs w:val="18"/>
+                    </w:rPr>
+                    <w:t>sampleBox</w:t>
+                  </w:r>
+                  <w:proofErr w:type="spellEnd"/>
+                  <w:r>
+                    <w:rPr>
+                      <w:rFonts w:ascii="Arial" w:hAnsi="Arial" w:cs="Arial"/>
+                      <w:sz w:val="18"/>
+                      <w:szCs w:val="18"/>
+                    </w:rPr>
+                    <w:t>}</w:t>
                   </w:r>
                 </w:p>
               </w:tc>
@@ -2993,6 +3519,7 @@
                     </w:rPr>
                     <w:t>{</w:t>
                   </w:r>
+                  <w:proofErr w:type="spellStart"/>
                   <w:r>
                     <w:rPr>
                       <w:rFonts w:ascii="Arial" w:hAnsi="Arial" w:cs="Arial"/>
@@ -3001,6 +3528,7 @@
                     </w:rPr>
                     <w:t>sampleDetails</w:t>
                   </w:r>
+                  <w:proofErr w:type="spellEnd"/>
                   <w:r>
                     <w:rPr>
                       <w:rFonts w:ascii="Arial" w:hAnsi="Arial" w:cs="Arial"/>
@@ -3059,7 +3587,25 @@
                       <w:sz w:val="18"/>
                       <w:szCs w:val="18"/>
                     </w:rPr>
-                    <w:t>{totalSq}</w:t>
+                    <w:t>{</w:t>
+                  </w:r>
+                  <w:proofErr w:type="spellStart"/>
+                  <w:r>
+                    <w:rPr>
+                      <w:rFonts w:ascii="Arial" w:hAnsi="Arial" w:cs="Arial"/>
+                      <w:sz w:val="18"/>
+                      <w:szCs w:val="18"/>
+                    </w:rPr>
+                    <w:t>totalSq</w:t>
+                  </w:r>
+                  <w:proofErr w:type="spellEnd"/>
+                  <w:r>
+                    <w:rPr>
+                      <w:rFonts w:ascii="Arial" w:hAnsi="Arial" w:cs="Arial"/>
+                      <w:sz w:val="18"/>
+                      <w:szCs w:val="18"/>
+                    </w:rPr>
+                    <w:t>}</w:t>
                   </w:r>
                 </w:p>
               </w:tc>
@@ -3119,7 +3665,25 @@
                       <w:sz w:val="16"/>
                       <w:szCs w:val="16"/>
                     </w:rPr>
-                    <w:t>{/sampleBox}</w:t>
+                    <w:t>{/</w:t>
+                  </w:r>
+                  <w:proofErr w:type="spellStart"/>
+                  <w:r>
+                    <w:rPr>
+                      <w:rFonts w:ascii="Arial" w:hAnsi="Arial" w:cs="Arial"/>
+                      <w:sz w:val="16"/>
+                      <w:szCs w:val="16"/>
+                    </w:rPr>
+                    <w:t>sampleBox</w:t>
+                  </w:r>
+                  <w:proofErr w:type="spellEnd"/>
+                  <w:r>
+                    <w:rPr>
+                      <w:rFonts w:ascii="Arial" w:hAnsi="Arial" w:cs="Arial"/>
+                      <w:sz w:val="16"/>
+                      <w:szCs w:val="16"/>
+                    </w:rPr>
+                    <w:t>}</w:t>
                   </w:r>
                 </w:p>
               </w:tc>
@@ -3169,6 +3733,7 @@
               </w:rPr>
               <w:t>{</w:t>
             </w:r>
+            <w:proofErr w:type="spellStart"/>
             <w:r>
               <w:rPr>
                 <w:rFonts w:cstheme="minorHAnsi"/>
@@ -3177,6 +3742,7 @@
               </w:rPr>
               <w:t>additionSumAmount</w:t>
             </w:r>
+            <w:proofErr w:type="spellEnd"/>
             <w:r>
               <w:rPr>
                 <w:rFonts w:cstheme="minorHAnsi"/>
@@ -3453,7 +4019,25 @@
                 <w:sz w:val="20"/>
                 <w:szCs w:val="20"/>
               </w:rPr>
-              <w:t>{deliveryTerms}</w:t>
+              <w:t>{</w:t>
+            </w:r>
+            <w:proofErr w:type="spellStart"/>
+            <w:r>
+              <w:rPr>
+                <w:rFonts w:cstheme="minorHAnsi"/>
+                <w:sz w:val="20"/>
+                <w:szCs w:val="20"/>
+              </w:rPr>
+              <w:t>deliveryTerms</w:t>
+            </w:r>
+            <w:proofErr w:type="spellEnd"/>
+            <w:r>
+              <w:rPr>
+                <w:rFonts w:cstheme="minorHAnsi"/>
+                <w:sz w:val="20"/>
+                <w:szCs w:val="20"/>
+              </w:rPr>
+              <w:t>}</w:t>
             </w:r>
             <w:r>
               <w:rPr>
@@ -3469,7 +4053,26 @@
                 <w:sz w:val="20"/>
                 <w:szCs w:val="20"/>
               </w:rPr>
-              <w:t>{dischargeTerms}</w:t>
+              <w:t>{</w:t>
+            </w:r>
+            <w:proofErr w:type="spellStart"/>
+            <w:proofErr w:type="gramStart"/>
+            <w:r>
+              <w:rPr>
+                <w:rFonts w:cstheme="minorHAnsi"/>
+                <w:sz w:val="20"/>
+                <w:szCs w:val="20"/>
+              </w:rPr>
+              <w:t>dischargeTerms</w:t>
+            </w:r>
+            <w:proofErr w:type="spellEnd"/>
+            <w:r>
+              <w:rPr>
+                <w:rFonts w:cstheme="minorHAnsi"/>
+                <w:sz w:val="20"/>
+                <w:szCs w:val="20"/>
+              </w:rPr>
+              <w:t>}</w:t>
             </w:r>
             <w:r>
               <w:rPr>
@@ -3487,6 +4090,7 @@
               </w:rPr>
               <w:t xml:space="preserve">  </w:t>
             </w:r>
+            <w:proofErr w:type="gramEnd"/>
             <w:r>
               <w:rPr>
                 <w:rFonts w:cstheme="minorHAnsi"/>
@@ -3495,6 +4099,7 @@
               </w:rPr>
               <w:t>{</w:t>
             </w:r>
+            <w:proofErr w:type="spellStart"/>
             <w:r>
               <w:rPr>
                 <w:rFonts w:cstheme="minorHAnsi"/>
@@ -3503,6 +4108,7 @@
               </w:rPr>
               <w:t>currencyChar</w:t>
             </w:r>
+            <w:proofErr w:type="spellEnd"/>
             <w:r>
               <w:rPr>
                 <w:rFonts w:cstheme="minorHAnsi"/>
@@ -3533,7 +4139,25 @@
                 <w:sz w:val="20"/>
                 <w:szCs w:val="20"/>
               </w:rPr>
-              <w:t>{netAmountWords}</w:t>
+              <w:t>{</w:t>
+            </w:r>
+            <w:proofErr w:type="spellStart"/>
+            <w:r>
+              <w:rPr>
+                <w:rFonts w:cstheme="minorHAnsi"/>
+                <w:sz w:val="20"/>
+                <w:szCs w:val="20"/>
+              </w:rPr>
+              <w:t>netAmountWords</w:t>
+            </w:r>
+            <w:proofErr w:type="spellEnd"/>
+            <w:r>
+              <w:rPr>
+                <w:rFonts w:cstheme="minorHAnsi"/>
+                <w:sz w:val="20"/>
+                <w:szCs w:val="20"/>
+              </w:rPr>
+              <w:t>}</w:t>
             </w:r>
             <w:r>
               <w:rPr>
@@ -3588,7 +4212,25 @@
                 <w:sz w:val="20"/>
                 <w:szCs w:val="20"/>
               </w:rPr>
-              <w:t>{netAmount}</w:t>
+              <w:t>{</w:t>
+            </w:r>
+            <w:proofErr w:type="spellStart"/>
+            <w:r>
+              <w:rPr>
+                <w:rFonts w:cstheme="minorHAnsi"/>
+                <w:sz w:val="20"/>
+                <w:szCs w:val="20"/>
+              </w:rPr>
+              <w:t>netAmount</w:t>
+            </w:r>
+            <w:proofErr w:type="spellEnd"/>
+            <w:r>
+              <w:rPr>
+                <w:rFonts w:cstheme="minorHAnsi"/>
+                <w:sz w:val="20"/>
+                <w:szCs w:val="20"/>
+              </w:rPr>
+              <w:t>}</w:t>
             </w:r>
           </w:p>
         </w:tc>
@@ -3624,6 +4266,8 @@
               </w:rPr>
               <w:t>{#</w:t>
             </w:r>
+            <w:proofErr w:type="spellStart"/>
+            <w:proofErr w:type="gramStart"/>
             <w:r>
               <w:rPr>
                 <w:rFonts w:cstheme="minorHAnsi"/>
@@ -3632,14 +4276,17 @@
               </w:rPr>
               <w:t>specialInstruction</w:t>
             </w:r>
+            <w:proofErr w:type="spellEnd"/>
             <w:r>
               <w:rPr>
                 <w:rFonts w:cstheme="minorHAnsi"/>
                 <w:sz w:val="18"/>
                 <w:szCs w:val="18"/>
               </w:rPr>
-              <w:t>}{specialInstruction}{/</w:t>
-            </w:r>
+              <w:t>}{</w:t>
+            </w:r>
+            <w:proofErr w:type="spellStart"/>
+            <w:proofErr w:type="gramEnd"/>
             <w:r>
               <w:rPr>
                 <w:rFonts w:cstheme="minorHAnsi"/>
@@ -3648,6 +4295,25 @@
               </w:rPr>
               <w:t>specialInstruction</w:t>
             </w:r>
+            <w:proofErr w:type="spellEnd"/>
+            <w:r>
+              <w:rPr>
+                <w:rFonts w:cstheme="minorHAnsi"/>
+                <w:sz w:val="18"/>
+                <w:szCs w:val="18"/>
+              </w:rPr>
+              <w:t>}{/</w:t>
+            </w:r>
+            <w:proofErr w:type="spellStart"/>
+            <w:r>
+              <w:rPr>
+                <w:rFonts w:cstheme="minorHAnsi"/>
+                <w:sz w:val="18"/>
+                <w:szCs w:val="18"/>
+              </w:rPr>
+              <w:t>specialInstruction</w:t>
+            </w:r>
+            <w:proofErr w:type="spellEnd"/>
             <w:r>
               <w:rPr>
                 <w:rFonts w:cstheme="minorHAnsi"/>
@@ -3674,6 +4340,8 @@
               </w:rPr>
               <w:t>{#</w:t>
             </w:r>
+            <w:proofErr w:type="spellStart"/>
+            <w:proofErr w:type="gramStart"/>
             <w:r>
               <w:rPr>
                 <w:rFonts w:cstheme="minorHAnsi"/>
@@ -3682,6 +4350,7 @@
               </w:rPr>
               <w:t>bottomNotes</w:t>
             </w:r>
+            <w:proofErr w:type="spellEnd"/>
             <w:r>
               <w:rPr>
                 <w:rFonts w:cstheme="minorHAnsi"/>
@@ -3690,6 +4359,8 @@
               </w:rPr>
               <w:t>}{</w:t>
             </w:r>
+            <w:proofErr w:type="spellStart"/>
+            <w:proofErr w:type="gramEnd"/>
             <w:r>
               <w:rPr>
                 <w:rFonts w:cstheme="minorHAnsi"/>
@@ -3698,6 +4369,7 @@
               </w:rPr>
               <w:t>bottomNote</w:t>
             </w:r>
+            <w:proofErr w:type="spellEnd"/>
             <w:r>
               <w:rPr>
                 <w:rFonts w:cstheme="minorHAnsi"/>
@@ -3724,6 +4396,7 @@
               </w:rPr>
               <w:t>{/</w:t>
             </w:r>
+            <w:proofErr w:type="spellStart"/>
             <w:r>
               <w:rPr>
                 <w:rFonts w:cstheme="minorHAnsi"/>
@@ -3732,6 +4405,7 @@
               </w:rPr>
               <w:t>bottomNotes</w:t>
             </w:r>
+            <w:proofErr w:type="spellEnd"/>
             <w:r>
               <w:rPr>
                 <w:rFonts w:cstheme="minorHAnsi"/>
@@ -3835,6 +4509,7 @@
                     </w:rPr>
                     <w:t>{</w:t>
                   </w:r>
+                  <w:proofErr w:type="spellStart"/>
                   <w:r>
                     <w:rPr>
                       <w:rFonts w:cstheme="minorHAnsi"/>
@@ -3843,6 +4518,7 @@
                     </w:rPr>
                     <w:t>totalQuantity</w:t>
                   </w:r>
+                  <w:proofErr w:type="spellEnd"/>
                   <w:r>
                     <w:rPr>
                       <w:rFonts w:cstheme="minorHAnsi"/>
@@ -3907,6 +4583,7 @@
                     </w:rPr>
                     <w:t>{</w:t>
                   </w:r>
+                  <w:proofErr w:type="spellStart"/>
                   <w:r>
                     <w:rPr>
                       <w:rFonts w:cstheme="minorHAnsi"/>
@@ -3915,6 +4592,7 @@
                     </w:rPr>
                     <w:t>totalBox</w:t>
                   </w:r>
+                  <w:proofErr w:type="spellEnd"/>
                   <w:r>
                     <w:rPr>
                       <w:rFonts w:cstheme="minorHAnsi"/>
@@ -3952,7 +4630,27 @@
                       <w:sz w:val="20"/>
                       <w:szCs w:val="20"/>
                     </w:rPr>
-                    <w:t>Total Sq.Meter:</w:t>
+                    <w:t xml:space="preserve">Total </w:t>
+                  </w:r>
+                  <w:proofErr w:type="spellStart"/>
+                  <w:proofErr w:type="gramStart"/>
+                  <w:r>
+                    <w:rPr>
+                      <w:rFonts w:cstheme="minorHAnsi"/>
+                      <w:sz w:val="20"/>
+                      <w:szCs w:val="20"/>
+                    </w:rPr>
+                    <w:t>Sq.Meter</w:t>
+                  </w:r>
+                  <w:proofErr w:type="spellEnd"/>
+                  <w:proofErr w:type="gramEnd"/>
+                  <w:r>
+                    <w:rPr>
+                      <w:rFonts w:cstheme="minorHAnsi"/>
+                      <w:sz w:val="20"/>
+                      <w:szCs w:val="20"/>
+                    </w:rPr>
+                    <w:t>:</w:t>
                   </w:r>
                 </w:p>
               </w:tc>
@@ -3979,6 +4677,7 @@
                     </w:rPr>
                     <w:t>{</w:t>
                   </w:r>
+                  <w:proofErr w:type="spellStart"/>
                   <w:r>
                     <w:rPr>
                       <w:rFonts w:cstheme="minorHAnsi"/>
@@ -3987,6 +4686,7 @@
                     </w:rPr>
                     <w:t>totalSqMt</w:t>
                   </w:r>
+                  <w:proofErr w:type="spellEnd"/>
                   <w:r>
                     <w:rPr>
                       <w:rFonts w:cstheme="minorHAnsi"/>
@@ -4097,7 +4797,25 @@
                       <w:sz w:val="20"/>
                       <w:szCs w:val="20"/>
                     </w:rPr>
-                    <w:t>Avg./Wt.(Kg)</w:t>
+                    <w:t>Avg./</w:t>
+                  </w:r>
+                  <w:proofErr w:type="gramStart"/>
+                  <w:r>
+                    <w:rPr>
+                      <w:rFonts w:cstheme="minorHAnsi"/>
+                      <w:sz w:val="20"/>
+                      <w:szCs w:val="20"/>
+                    </w:rPr>
+                    <w:t>Wt.(</w:t>
+                  </w:r>
+                  <w:proofErr w:type="gramEnd"/>
+                  <w:r>
+                    <w:rPr>
+                      <w:rFonts w:cstheme="minorHAnsi"/>
+                      <w:sz w:val="20"/>
+                      <w:szCs w:val="20"/>
+                    </w:rPr>
+                    <w:t>Kg)</w:t>
                   </w:r>
                 </w:p>
               </w:tc>
@@ -4180,6 +4898,8 @@
                     </w:rPr>
                     <w:t>{#</w:t>
                   </w:r>
+                  <w:proofErr w:type="spellStart"/>
+                  <w:proofErr w:type="gramStart"/>
                   <w:r>
                     <w:rPr>
                       <w:rFonts w:cstheme="minorHAnsi"/>
@@ -4188,6 +4908,7 @@
                     </w:rPr>
                     <w:t>containerSummary</w:t>
                   </w:r>
+                  <w:proofErr w:type="spellEnd"/>
                   <w:r>
                     <w:rPr>
                       <w:rFonts w:cstheme="minorHAnsi"/>
@@ -4196,6 +4917,8 @@
                     </w:rPr>
                     <w:t>}{</w:t>
                   </w:r>
+                  <w:proofErr w:type="spellStart"/>
+                  <w:proofErr w:type="gramEnd"/>
                   <w:r>
                     <w:rPr>
                       <w:rFonts w:cstheme="minorHAnsi"/>
@@ -4204,6 +4927,7 @@
                     </w:rPr>
                     <w:t>avgWeight</w:t>
                   </w:r>
+                  <w:proofErr w:type="spellEnd"/>
                   <w:r>
                     <w:rPr>
                       <w:rFonts w:cstheme="minorHAnsi"/>
@@ -4237,6 +4961,7 @@
                     </w:rPr>
                     <w:t>{</w:t>
                   </w:r>
+                  <w:proofErr w:type="spellStart"/>
                   <w:r>
                     <w:rPr>
                       <w:rFonts w:cstheme="minorHAnsi"/>
@@ -4245,6 +4970,7 @@
                     </w:rPr>
                     <w:t>totalSqMtPerType</w:t>
                   </w:r>
+                  <w:proofErr w:type="spellEnd"/>
                   <w:r>
                     <w:rPr>
                       <w:rFonts w:cstheme="minorHAnsi"/>
@@ -4334,6 +5060,7 @@
                     </w:rPr>
                     <w:t>} MM{/</w:t>
                   </w:r>
+                  <w:proofErr w:type="spellStart"/>
                   <w:r>
                     <w:rPr>
                       <w:rFonts w:cstheme="minorHAnsi"/>
@@ -4342,6 +5069,7 @@
                     </w:rPr>
                     <w:t>containerSummary</w:t>
                   </w:r>
+                  <w:proofErr w:type="spellEnd"/>
                   <w:r>
                     <w:rPr>
                       <w:rFonts w:cstheme="minorHAnsi"/>
@@ -4468,7 +5196,25 @@
                       <w:sz w:val="20"/>
                       <w:szCs w:val="20"/>
                     </w:rPr>
-                    <w:t>{panNo}</w:t>
+                    <w:t>{</w:t>
+                  </w:r>
+                  <w:proofErr w:type="spellStart"/>
+                  <w:r>
+                    <w:rPr>
+                      <w:rFonts w:cstheme="minorHAnsi"/>
+                      <w:sz w:val="20"/>
+                      <w:szCs w:val="20"/>
+                    </w:rPr>
+                    <w:t>panNo</w:t>
+                  </w:r>
+                  <w:proofErr w:type="spellEnd"/>
+                  <w:r>
+                    <w:rPr>
+                      <w:rFonts w:cstheme="minorHAnsi"/>
+                      <w:sz w:val="20"/>
+                      <w:szCs w:val="20"/>
+                    </w:rPr>
+                    <w:t>}</w:t>
                   </w:r>
                 </w:p>
               </w:tc>
@@ -4524,7 +5270,43 @@
                       <w:sz w:val="20"/>
                       <w:szCs w:val="20"/>
                     </w:rPr>
-                    <w:t>{bankName} {bankBranch}</w:t>
+                    <w:t>{</w:t>
+                  </w:r>
+                  <w:proofErr w:type="spellStart"/>
+                  <w:r>
+                    <w:rPr>
+                      <w:rFonts w:cstheme="minorHAnsi"/>
+                      <w:sz w:val="20"/>
+                      <w:szCs w:val="20"/>
+                    </w:rPr>
+                    <w:t>bankName</w:t>
+                  </w:r>
+                  <w:proofErr w:type="spellEnd"/>
+                  <w:r>
+                    <w:rPr>
+                      <w:rFonts w:cstheme="minorHAnsi"/>
+                      <w:sz w:val="20"/>
+                      <w:szCs w:val="20"/>
+                    </w:rPr>
+                    <w:t>} {</w:t>
+                  </w:r>
+                  <w:proofErr w:type="spellStart"/>
+                  <w:r>
+                    <w:rPr>
+                      <w:rFonts w:cstheme="minorHAnsi"/>
+                      <w:sz w:val="20"/>
+                      <w:szCs w:val="20"/>
+                    </w:rPr>
+                    <w:t>bankBranch</w:t>
+                  </w:r>
+                  <w:proofErr w:type="spellEnd"/>
+                  <w:r>
+                    <w:rPr>
+                      <w:rFonts w:cstheme="minorHAnsi"/>
+                      <w:sz w:val="20"/>
+                      <w:szCs w:val="20"/>
+                    </w:rPr>
+                    <w:t>}</w:t>
                   </w:r>
                 </w:p>
               </w:tc>
@@ -4580,7 +5362,25 @@
                       <w:sz w:val="20"/>
                       <w:szCs w:val="20"/>
                     </w:rPr>
-                    <w:t>{adCode}</w:t>
+                    <w:t>{</w:t>
+                  </w:r>
+                  <w:proofErr w:type="spellStart"/>
+                  <w:r>
+                    <w:rPr>
+                      <w:rFonts w:cstheme="minorHAnsi"/>
+                      <w:sz w:val="20"/>
+                      <w:szCs w:val="20"/>
+                    </w:rPr>
+                    <w:t>adCode</w:t>
+                  </w:r>
+                  <w:proofErr w:type="spellEnd"/>
+                  <w:r>
+                    <w:rPr>
+                      <w:rFonts w:cstheme="minorHAnsi"/>
+                      <w:sz w:val="20"/>
+                      <w:szCs w:val="20"/>
+                    </w:rPr>
+                    <w:t>}</w:t>
                   </w:r>
                 </w:p>
               </w:tc>
@@ -4636,7 +5436,25 @@
                       <w:sz w:val="20"/>
                       <w:szCs w:val="20"/>
                     </w:rPr>
-                    <w:t>{acCode}</w:t>
+                    <w:t>{</w:t>
+                  </w:r>
+                  <w:proofErr w:type="spellStart"/>
+                  <w:r>
+                    <w:rPr>
+                      <w:rFonts w:cstheme="minorHAnsi"/>
+                      <w:sz w:val="20"/>
+                      <w:szCs w:val="20"/>
+                    </w:rPr>
+                    <w:t>acCode</w:t>
+                  </w:r>
+                  <w:proofErr w:type="spellEnd"/>
+                  <w:r>
+                    <w:rPr>
+                      <w:rFonts w:cstheme="minorHAnsi"/>
+                      <w:sz w:val="20"/>
+                      <w:szCs w:val="20"/>
+                    </w:rPr>
+                    <w:t>}</w:t>
                   </w:r>
                 </w:p>
               </w:tc>
@@ -4692,7 +5510,25 @@
                       <w:sz w:val="20"/>
                       <w:szCs w:val="20"/>
                     </w:rPr>
-                    <w:t>{iec}</w:t>
+                    <w:t>{</w:t>
+                  </w:r>
+                  <w:proofErr w:type="spellStart"/>
+                  <w:r>
+                    <w:rPr>
+                      <w:rFonts w:cstheme="minorHAnsi"/>
+                      <w:sz w:val="20"/>
+                      <w:szCs w:val="20"/>
+                    </w:rPr>
+                    <w:t>iec</w:t>
+                  </w:r>
+                  <w:proofErr w:type="spellEnd"/>
+                  <w:r>
+                    <w:rPr>
+                      <w:rFonts w:cstheme="minorHAnsi"/>
+                      <w:sz w:val="20"/>
+                      <w:szCs w:val="20"/>
+                    </w:rPr>
+                    <w:t>}</w:t>
                   </w:r>
                 </w:p>
               </w:tc>
@@ -4849,7 +5685,7 @@
             </wp:anchor>
           </w:drawing>
         </mc:Choice>
-        <mc:Fallback xmlns:oel="http://schemas.microsoft.com/office/2019/extlst" xmlns:w16cex="http://schemas.microsoft.com/office/word/2018/wordml/cex" xmlns:w16="http://schemas.microsoft.com/office/word/2018/wordml" xmlns:w16du="http://schemas.microsoft.com/office/word/2023/wordml/word16du" xmlns:w16sdtdh="http://schemas.microsoft.com/office/word/2020/wordml/sdtdatahash" xmlns:w16sdtfl="http://schemas.microsoft.com/office/word/2024/wordml/sdtformatlock">
+        <mc:Fallback xmlns:w16sdtfl="http://schemas.microsoft.com/office/word/2024/wordml/sdtformatlock" xmlns:w16sdtdh="http://schemas.microsoft.com/office/word/2020/wordml/sdtdatahash" xmlns:w16du="http://schemas.microsoft.com/office/word/2023/wordml/word16du" xmlns:w16="http://schemas.microsoft.com/office/word/2018/wordml" xmlns:w16cex="http://schemas.microsoft.com/office/word/2018/wordml/cex" xmlns:oel="http://schemas.microsoft.com/office/2019/extlst">
           <w:pict>
             <v:line w14:anchorId="3B85C156" id="Straight Connector 9" o:spid="_x0000_s1026" style="position:absolute;z-index:251658240;visibility:visible;mso-wrap-style:square;mso-width-percent:0;mso-height-percent:0;mso-wrap-distance-left:9pt;mso-wrap-distance-top:-3e-5mm;mso-wrap-distance-right:9pt;mso-wrap-distance-bottom:-3e-5mm;mso-position-horizontal:absolute;mso-position-horizontal-relative:margin;mso-position-vertical:absolute;mso-position-vertical-relative:text;mso-width-percent:0;mso-height-percent:0;mso-width-relative:margin;mso-height-relative:margin" from="373.65pt,.1pt" to="555.15pt,.1pt" o:gfxdata="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" strokecolor="black [3200]" strokeweight=".5pt">
               <v:stroke joinstyle="miter"/>
@@ -4924,7 +5760,7 @@
             </wp:anchor>
           </w:drawing>
         </mc:Choice>
-        <mc:Fallback xmlns:oel="http://schemas.microsoft.com/office/2019/extlst" xmlns:w16cex="http://schemas.microsoft.com/office/word/2018/wordml/cex" xmlns:w16="http://schemas.microsoft.com/office/word/2018/wordml" xmlns:w16du="http://schemas.microsoft.com/office/word/2023/wordml/word16du" xmlns:w16sdtdh="http://schemas.microsoft.com/office/word/2020/wordml/sdtdatahash" xmlns:w16sdtfl="http://schemas.microsoft.com/office/word/2024/wordml/sdtformatlock">
+        <mc:Fallback xmlns:w16sdtfl="http://schemas.microsoft.com/office/word/2024/wordml/sdtformatlock" xmlns:w16sdtdh="http://schemas.microsoft.com/office/word/2020/wordml/sdtdatahash" xmlns:w16du="http://schemas.microsoft.com/office/word/2023/wordml/word16du" xmlns:w16="http://schemas.microsoft.com/office/word/2018/wordml" xmlns:w16cex="http://schemas.microsoft.com/office/word/2018/wordml/cex" xmlns:oel="http://schemas.microsoft.com/office/2019/extlst">
           <w:pict>
             <v:line w14:anchorId="7A0307E0" id="Straight Connector 7" o:spid="_x0000_s1026" style="position:absolute;z-index:251658240;visibility:visible;mso-wrap-style:square;mso-width-percent:0;mso-height-percent:0;mso-wrap-distance-left:3.17497mm;mso-wrap-distance-top:0;mso-wrap-distance-right:3.17497mm;mso-wrap-distance-bottom:0;mso-position-horizontal:absolute;mso-position-horizontal-relative:text;mso-position-vertical:absolute;mso-position-vertical-relative:text;mso-width-percent:0;mso-height-percent:0;mso-width-relative:page;mso-height-relative:page" from="373.95pt,.1pt" to="373.95pt,67.3pt" o:gfxdata="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" strokecolor="black [3200]" strokeweight=".5pt">
               <v:stroke joinstyle="miter"/>
@@ -4967,6 +5803,8 @@
       </w:rPr>
       <w:t>{#</w:t>
     </w:r>
+    <w:proofErr w:type="spellStart"/>
+    <w:proofErr w:type="gramStart"/>
     <w:r>
       <w:rPr>
         <w:rFonts w:cstheme="minorHAnsi"/>
@@ -4975,6 +5813,7 @@
       </w:rPr>
       <w:t>companyData</w:t>
     </w:r>
+    <w:proofErr w:type="spellEnd"/>
     <w:r>
       <w:rPr>
         <w:b/>
@@ -4992,8 +5831,21 @@
         <w:sz w:val="20"/>
         <w:szCs w:val="20"/>
       </w:rPr>
-      <w:t>{companyName</w:t>
+      <w:t>{</w:t>
     </w:r>
+    <w:proofErr w:type="spellStart"/>
+    <w:proofErr w:type="gramEnd"/>
+    <w:r>
+      <w:rPr>
+        <w:b/>
+        <w:bCs/>
+        <w:spacing w:val="60"/>
+        <w:sz w:val="20"/>
+        <w:szCs w:val="20"/>
+      </w:rPr>
+      <w:t>companyName</w:t>
+    </w:r>
+    <w:proofErr w:type="spellEnd"/>
     <w:r>
       <w:rPr>
         <w:b/>
@@ -6454,7 +7306,7 @@
 </file>
 
 <file path=customXml/itemProps1.xml><?xml version="1.0" encoding="utf-8"?>
-<ds:datastoreItem xmlns:ds="http://schemas.openxmlformats.org/officeDocument/2006/customXml" ds:itemID="{B1E563B8-708E-4842-B687-AE8C328E488D}">
+<ds:datastoreItem xmlns:ds="http://schemas.openxmlformats.org/officeDocument/2006/customXml" ds:itemID="{A64CBC8B-02E4-4978-8A67-2ECEC17AA4B5}">
   <ds:schemaRefs>
     <ds:schemaRef ds:uri="http://schemas.openxmlformats.org/officeDocument/2006/bibliography"/>
   </ds:schemaRefs>
